--- a/06-学生侧材料/讲义/有机化学/自由基反应.docx
+++ b/06-学生侧材料/讲义/有机化学/自由基反应.docx
@@ -3,6 +3,101 @@
 <w:document xmlns:w="http://schemas.openxmlformats.org/wordprocessingml/2006/main" xmlns:m="http://schemas.openxmlformats.org/officeDocument/2006/math" xmlns:r="http://schemas.openxmlformats.org/officeDocument/2006/relationships" xmlns:o="urn:schemas-microsoft-com:office:office" xmlns:v="urn:schemas-microsoft-com:vml" xmlns:w10="urn:schemas-microsoft-com:office:word" xmlns:a="http://schemas.openxmlformats.org/drawingml/2006/main" xmlns:pic="http://schemas.openxmlformats.org/drawingml/2006/picture" xmlns:wp="http://schemas.openxmlformats.org/drawingml/2006/wordprocessingDrawing">
   <w:body>
     <w:bookmarkStart w:id="62" w:name="自由基反应"/>
+    <w:p>
+      <w:pPr>
+        <w:spacing w:after="1800" w:before="1200" w:line="276" w:lineRule="auto"/>
+        <w:jc w:val="center"/>
+      </w:pPr>
+    </w:p>
+    <w:p>
+      <w:pPr>
+        <w:spacing w:after="320" w:before="0" w:line="276" w:lineRule="auto"/>
+        <w:jc w:val="center"/>
+      </w:pPr>
+      <w:r>
+        <w:rPr>
+          <w:rFonts w:ascii="Times New Roman" w:hAnsi="Times New Roman" w:eastAsia="SimHei" w:cs="Times New Roman"/>
+          <w:b/>
+          <w:color w:val="17324D"/>
+          <w:sz w:val="64"/>
+        </w:rPr>
+        <w:t>化学竞赛习题册</w:t>
+      </w:r>
+    </w:p>
+    <w:p>
+      <w:pPr>
+        <w:spacing w:after="120" w:before="0" w:line="276" w:lineRule="auto"/>
+        <w:jc w:val="center"/>
+      </w:pPr>
+      <w:r>
+        <w:rPr>
+          <w:rFonts w:ascii="Times New Roman" w:hAnsi="Times New Roman" w:eastAsia="SimHei" w:cs="Times New Roman"/>
+          <w:b w:val="0"/>
+          <w:color w:val="5B6975"/>
+          <w:sz w:val="32"/>
+        </w:rPr>
+        <w:t>有机化学</w:t>
+      </w:r>
+    </w:p>
+    <w:p>
+      <w:pPr>
+        <w:spacing w:after="600" w:before="0" w:line="276" w:lineRule="auto"/>
+        <w:jc w:val="center"/>
+      </w:pPr>
+      <w:r>
+        <w:rPr>
+          <w:rFonts w:ascii="Times New Roman" w:hAnsi="Times New Roman" w:eastAsia="SimHei" w:cs="Times New Roman"/>
+          <w:b/>
+          <w:color w:val="17324D"/>
+          <w:sz w:val="44"/>
+        </w:rPr>
+        <w:t>自由基反应</w:t>
+      </w:r>
+    </w:p>
+    <w:p>
+      <w:pPr>
+        <w:spacing w:after="600" w:before="120" w:line="276" w:lineRule="auto"/>
+        <w:jc w:val="center"/>
+        <w:pBdr>
+          <w:bottom w:val="single" w:sz="8" w:space="4" w:color="4A6577"/>
+        </w:pBdr>
+      </w:pPr>
+    </w:p>
+    <w:p>
+      <w:pPr>
+        <w:spacing w:after="160" w:before="0" w:line="276" w:lineRule="auto"/>
+        <w:jc w:val="center"/>
+      </w:pPr>
+      <w:r>
+        <w:rPr>
+          <w:rFonts w:ascii="Times New Roman" w:hAnsi="Times New Roman" w:eastAsia="FangSong" w:cs="Times New Roman"/>
+          <w:b w:val="0"/>
+          <w:color w:val="5B6975"/>
+          <w:sz w:val="24"/>
+        </w:rPr>
+        <w:t>日期</w:t>
+      </w:r>
+      <w:r>
+        <w:rPr>
+          <w:rFonts w:ascii="Times New Roman" w:hAnsi="Times New Roman" w:eastAsia="Times New Roman" w:cs="Times New Roman"/>
+          <w:b w:val="0"/>
+          <w:color w:val="5B6975"/>
+          <w:sz w:val="24"/>
+        </w:rPr>
+        <w:t>：2026-09-10</w:t>
+      </w:r>
+    </w:p>
+    <w:p>
+      <w:pPr>
+        <w:jc w:val="center"/>
+      </w:pPr>
+      <w:r>
+        <w:rPr>
+          <w:rFonts w:ascii="Times New Roman" w:hAnsi="Times New Roman" w:eastAsia="Times New Roman" w:cs="Times New Roman"/>
+        </w:rPr>
+        <w:br w:type="page"/>
+      </w:r>
+    </w:p>
     <w:p>
       <w:pPr>
         <w:pStyle w:val="Heading1"/>

--- a/06-学生侧材料/讲义/有机化学/自由基反应.docx
+++ b/06-学生侧材料/讲义/有机化学/自由基反应.docx
@@ -3,101 +3,6 @@
 <w:document xmlns:w="http://schemas.openxmlformats.org/wordprocessingml/2006/main" xmlns:m="http://schemas.openxmlformats.org/officeDocument/2006/math" xmlns:r="http://schemas.openxmlformats.org/officeDocument/2006/relationships" xmlns:o="urn:schemas-microsoft-com:office:office" xmlns:v="urn:schemas-microsoft-com:vml" xmlns:w10="urn:schemas-microsoft-com:office:word" xmlns:a="http://schemas.openxmlformats.org/drawingml/2006/main" xmlns:pic="http://schemas.openxmlformats.org/drawingml/2006/picture" xmlns:wp="http://schemas.openxmlformats.org/drawingml/2006/wordprocessingDrawing">
   <w:body>
     <w:bookmarkStart w:id="62" w:name="自由基反应"/>
-    <w:p>
-      <w:pPr>
-        <w:spacing w:after="1800" w:before="1200" w:line="276" w:lineRule="auto"/>
-        <w:jc w:val="center"/>
-      </w:pPr>
-    </w:p>
-    <w:p>
-      <w:pPr>
-        <w:spacing w:after="320" w:before="0" w:line="276" w:lineRule="auto"/>
-        <w:jc w:val="center"/>
-      </w:pPr>
-      <w:r>
-        <w:rPr>
-          <w:rFonts w:ascii="Times New Roman" w:hAnsi="Times New Roman" w:eastAsia="SimHei" w:cs="Times New Roman"/>
-          <w:b/>
-          <w:color w:val="17324D"/>
-          <w:sz w:val="64"/>
-        </w:rPr>
-        <w:t>化学竞赛习题册</w:t>
-      </w:r>
-    </w:p>
-    <w:p>
-      <w:pPr>
-        <w:spacing w:after="120" w:before="0" w:line="276" w:lineRule="auto"/>
-        <w:jc w:val="center"/>
-      </w:pPr>
-      <w:r>
-        <w:rPr>
-          <w:rFonts w:ascii="Times New Roman" w:hAnsi="Times New Roman" w:eastAsia="SimHei" w:cs="Times New Roman"/>
-          <w:b w:val="0"/>
-          <w:color w:val="5B6975"/>
-          <w:sz w:val="32"/>
-        </w:rPr>
-        <w:t>有机化学</w:t>
-      </w:r>
-    </w:p>
-    <w:p>
-      <w:pPr>
-        <w:spacing w:after="600" w:before="0" w:line="276" w:lineRule="auto"/>
-        <w:jc w:val="center"/>
-      </w:pPr>
-      <w:r>
-        <w:rPr>
-          <w:rFonts w:ascii="Times New Roman" w:hAnsi="Times New Roman" w:eastAsia="SimHei" w:cs="Times New Roman"/>
-          <w:b/>
-          <w:color w:val="17324D"/>
-          <w:sz w:val="44"/>
-        </w:rPr>
-        <w:t>自由基反应</w:t>
-      </w:r>
-    </w:p>
-    <w:p>
-      <w:pPr>
-        <w:spacing w:after="600" w:before="120" w:line="276" w:lineRule="auto"/>
-        <w:jc w:val="center"/>
-        <w:pBdr>
-          <w:bottom w:val="single" w:sz="8" w:space="4" w:color="4A6577"/>
-        </w:pBdr>
-      </w:pPr>
-    </w:p>
-    <w:p>
-      <w:pPr>
-        <w:spacing w:after="160" w:before="0" w:line="276" w:lineRule="auto"/>
-        <w:jc w:val="center"/>
-      </w:pPr>
-      <w:r>
-        <w:rPr>
-          <w:rFonts w:ascii="Times New Roman" w:hAnsi="Times New Roman" w:eastAsia="FangSong" w:cs="Times New Roman"/>
-          <w:b w:val="0"/>
-          <w:color w:val="5B6975"/>
-          <w:sz w:val="24"/>
-        </w:rPr>
-        <w:t>日期</w:t>
-      </w:r>
-      <w:r>
-        <w:rPr>
-          <w:rFonts w:ascii="Times New Roman" w:hAnsi="Times New Roman" w:eastAsia="Times New Roman" w:cs="Times New Roman"/>
-          <w:b w:val="0"/>
-          <w:color w:val="5B6975"/>
-          <w:sz w:val="24"/>
-        </w:rPr>
-        <w:t>：2026-09-10</w:t>
-      </w:r>
-    </w:p>
-    <w:p>
-      <w:pPr>
-        <w:jc w:val="center"/>
-      </w:pPr>
-      <w:r>
-        <w:rPr>
-          <w:rFonts w:ascii="Times New Roman" w:hAnsi="Times New Roman" w:eastAsia="Times New Roman" w:cs="Times New Roman"/>
-        </w:rPr>
-        <w:br w:type="page"/>
-      </w:r>
-    </w:p>
     <w:p>
       <w:pPr>
         <w:pStyle w:val="Heading1"/>

--- a/06-学生侧材料/讲义/有机化学/自由基反应.docx
+++ b/06-学生侧材料/讲义/有机化学/自由基反应.docx
@@ -26824,278 +26824,248 @@
     </w:p>
     <w:p>
       <w:pPr>
-        <w:pStyle w:val="SourceCode"/>
+        <w:pStyle w:val="Compact"/>
+        <w:numPr>
+          <w:ilvl w:val="0"/>
+          <w:numId w:val="1006"/>
+        </w:numPr>
       </w:pPr>
       <w:r>
         <w:rPr>
-          <w:rStyle w:val="VerbatimChar"/>
           <w:rFonts w:hint="eastAsia" w:ascii="Times New Roman" w:hAnsi="Times New Roman" w:eastAsia="FangSong" w:cs="Times New Roman"/>
         </w:rPr>
         <w:t>判断卤代产物时</w:t>
       </w:r>
       <w:r>
         <w:rPr>
-          <w:rStyle w:val="VerbatimChar"/>
           <w:rFonts w:hint="eastAsia" w:ascii="Times New Roman" w:hAnsi="Times New Roman" w:eastAsia="Times New Roman" w:cs="Times New Roman"/>
         </w:rPr>
         <w:t>，</w:t>
       </w:r>
       <w:r>
         <w:rPr>
-          <w:rStyle w:val="VerbatimChar"/>
           <w:rFonts w:hint="eastAsia" w:ascii="Times New Roman" w:hAnsi="Times New Roman" w:eastAsia="FangSong" w:cs="Times New Roman"/>
         </w:rPr>
         <w:t>按以下顺序</w:t>
       </w:r>
       <w:r>
         <w:rPr>
-          <w:rStyle w:val="VerbatimChar"/>
           <w:rFonts w:hint="eastAsia" w:ascii="Times New Roman" w:hAnsi="Times New Roman" w:eastAsia="Times New Roman" w:cs="Times New Roman"/>
         </w:rPr>
         <w:t>：</w:t>
       </w:r>
-      <w:r>
-        <w:rPr>
-          <w:rFonts w:ascii="Times New Roman" w:hAnsi="Times New Roman" w:eastAsia="Times New Roman" w:cs="Times New Roman"/>
-        </w:rPr>
-        <w:br/>
-      </w:r>
-      <w:r>
-        <w:rPr>
-          <w:rStyle w:val="VerbatimChar"/>
+    </w:p>
+    <w:p>
+      <w:pPr>
+        <w:pStyle w:val="Compact"/>
+        <w:numPr>
+          <w:ilvl w:val="0"/>
+          <w:numId w:val="1006"/>
+        </w:numPr>
+      </w:pPr>
+      <w:r>
+        <w:rPr>
           <w:rFonts w:ascii="Times New Roman" w:hAnsi="Times New Roman" w:eastAsia="Times New Roman" w:cs="Times New Roman"/>
         </w:rPr>
         <w:t xml:space="preserve">① </w:t>
       </w:r>
       <w:r>
         <w:rPr>
-          <w:rStyle w:val="VerbatimChar"/>
           <w:rFonts w:hint="eastAsia" w:ascii="Times New Roman" w:hAnsi="Times New Roman" w:eastAsia="FangSong" w:cs="Times New Roman"/>
         </w:rPr>
         <w:t>底物中是否有烯丙位</w:t>
       </w:r>
       <w:r>
         <w:rPr>
-          <w:rStyle w:val="VerbatimChar"/>
           <w:rFonts w:hint="eastAsia" w:ascii="Times New Roman" w:hAnsi="Times New Roman" w:eastAsia="Times New Roman" w:cs="Times New Roman"/>
         </w:rPr>
         <w:t>/</w:t>
       </w:r>
       <w:r>
         <w:rPr>
-          <w:rStyle w:val="VerbatimChar"/>
           <w:rFonts w:hint="eastAsia" w:ascii="Times New Roman" w:hAnsi="Times New Roman" w:eastAsia="FangSong" w:cs="Times New Roman"/>
         </w:rPr>
         <w:t>苄位</w:t>
       </w:r>
       <w:r>
         <w:rPr>
-          <w:rStyle w:val="VerbatimChar"/>
           <w:rFonts w:ascii="Times New Roman" w:hAnsi="Times New Roman" w:eastAsia="Times New Roman" w:cs="Times New Roman"/>
         </w:rPr>
         <w:t xml:space="preserve"> </w:t>
       </w:r>
       <w:r>
         <w:rPr>
-          <w:rStyle w:val="VerbatimChar"/>
           <w:rFonts w:hint="eastAsia" w:ascii="Times New Roman" w:hAnsi="Times New Roman" w:eastAsia="Times New Roman" w:cs="Times New Roman"/>
         </w:rPr>
         <w:t xml:space="preserve">H？</w:t>
       </w:r>
-      <w:r>
-        <w:rPr>
-          <w:rFonts w:ascii="Times New Roman" w:hAnsi="Times New Roman" w:eastAsia="Times New Roman" w:cs="Times New Roman"/>
-        </w:rPr>
-        <w:br/>
-      </w:r>
-      <w:r>
-        <w:rPr>
-          <w:rStyle w:val="VerbatimChar"/>
-          <w:rFonts w:ascii="Times New Roman" w:hAnsi="Times New Roman" w:eastAsia="Times New Roman" w:cs="Times New Roman"/>
-        </w:rPr>
-        <w:t xml:space="preserve">   ├── </w:t>
-      </w:r>
-      <w:r>
-        <w:rPr>
-          <w:rStyle w:val="VerbatimChar"/>
+    </w:p>
+    <w:p>
+      <w:pPr>
+        <w:pStyle w:val="Compact"/>
+        <w:numPr>
+          <w:ilvl w:val="1"/>
+          <w:numId w:val="1007"/>
+        </w:numPr>
+      </w:pPr>
+      <w:r>
+        <w:rPr>
           <w:rFonts w:hint="eastAsia" w:ascii="Times New Roman" w:hAnsi="Times New Roman" w:eastAsia="FangSong" w:cs="Times New Roman"/>
         </w:rPr>
         <w:t xml:space="preserve">有</w:t>
       </w:r>
       <w:r>
         <w:rPr>
-          <w:rStyle w:val="VerbatimChar"/>
           <w:rFonts w:ascii="Times New Roman" w:hAnsi="Times New Roman" w:eastAsia="Times New Roman" w:cs="Times New Roman"/>
         </w:rPr>
         <w:t xml:space="preserve"> → </w:t>
       </w:r>
       <w:r>
         <w:rPr>
-          <w:rStyle w:val="VerbatimChar"/>
           <w:rFonts w:hint="eastAsia" w:ascii="Times New Roman" w:hAnsi="Times New Roman" w:eastAsia="FangSong" w:cs="Times New Roman"/>
         </w:rPr>
         <w:t>优先考虑烯丙位</w:t>
       </w:r>
       <w:r>
         <w:rPr>
-          <w:rStyle w:val="VerbatimChar"/>
           <w:rFonts w:hint="eastAsia" w:ascii="Times New Roman" w:hAnsi="Times New Roman" w:eastAsia="Times New Roman" w:cs="Times New Roman"/>
         </w:rPr>
         <w:t>/</w:t>
       </w:r>
       <w:r>
         <w:rPr>
-          <w:rStyle w:val="VerbatimChar"/>
           <w:rFonts w:hint="eastAsia" w:ascii="Times New Roman" w:hAnsi="Times New Roman" w:eastAsia="FangSong" w:cs="Times New Roman"/>
         </w:rPr>
         <w:t>苄位取代</w:t>
       </w:r>
       <w:r>
         <w:rPr>
-          <w:rStyle w:val="VerbatimChar"/>
           <w:rFonts w:hint="eastAsia" w:ascii="Times New Roman" w:hAnsi="Times New Roman" w:eastAsia="Times New Roman" w:cs="Times New Roman"/>
         </w:rPr>
         <w:t>（BDE</w:t>
       </w:r>
       <w:r>
         <w:rPr>
-          <w:rStyle w:val="VerbatimChar"/>
           <w:rFonts w:ascii="Times New Roman" w:hAnsi="Times New Roman" w:eastAsia="Times New Roman" w:cs="Times New Roman"/>
         </w:rPr>
         <w:t xml:space="preserve"> </w:t>
       </w:r>
       <w:r>
         <w:rPr>
-          <w:rStyle w:val="VerbatimChar"/>
           <w:rFonts w:hint="eastAsia" w:ascii="Times New Roman" w:hAnsi="Times New Roman" w:eastAsia="FangSong" w:cs="Times New Roman"/>
         </w:rPr>
         <w:t>最低</w:t>
       </w:r>
       <w:r>
         <w:rPr>
-          <w:rStyle w:val="VerbatimChar"/>
           <w:rFonts w:hint="eastAsia" w:ascii="Times New Roman" w:hAnsi="Times New Roman" w:eastAsia="Times New Roman" w:cs="Times New Roman"/>
         </w:rPr>
         <w:t>）</w:t>
       </w:r>
-      <w:r>
-        <w:rPr>
-          <w:rFonts w:ascii="Times New Roman" w:hAnsi="Times New Roman" w:eastAsia="Times New Roman" w:cs="Times New Roman"/>
-        </w:rPr>
-        <w:br/>
-      </w:r>
-      <w:r>
-        <w:rPr>
-          <w:rStyle w:val="VerbatimChar"/>
-          <w:rFonts w:ascii="Times New Roman" w:hAnsi="Times New Roman" w:eastAsia="Times New Roman" w:cs="Times New Roman"/>
-        </w:rPr>
-        <w:t xml:space="preserve">   └── </w:t>
-      </w:r>
-      <w:r>
-        <w:rPr>
-          <w:rStyle w:val="VerbatimChar"/>
+    </w:p>
+    <w:p>
+      <w:pPr>
+        <w:pStyle w:val="Compact"/>
+        <w:numPr>
+          <w:ilvl w:val="1"/>
+          <w:numId w:val="1007"/>
+        </w:numPr>
+      </w:pPr>
+      <w:r>
+        <w:rPr>
           <w:rFonts w:hint="eastAsia" w:ascii="Times New Roman" w:hAnsi="Times New Roman" w:eastAsia="FangSong" w:cs="Times New Roman"/>
         </w:rPr>
         <w:t xml:space="preserve">无</w:t>
       </w:r>
       <w:r>
         <w:rPr>
-          <w:rStyle w:val="VerbatimChar"/>
           <w:rFonts w:ascii="Times New Roman" w:hAnsi="Times New Roman" w:eastAsia="Times New Roman" w:cs="Times New Roman"/>
         </w:rPr>
         <w:t xml:space="preserve"> → </w:t>
       </w:r>
       <w:r>
         <w:rPr>
-          <w:rStyle w:val="VerbatimChar"/>
           <w:rFonts w:hint="eastAsia" w:ascii="Times New Roman" w:hAnsi="Times New Roman" w:eastAsia="FangSong" w:cs="Times New Roman"/>
         </w:rPr>
         <w:t xml:space="preserve">进入下一步</w:t>
       </w:r>
-      <w:r>
-        <w:rPr>
-          <w:rFonts w:ascii="Times New Roman" w:hAnsi="Times New Roman" w:eastAsia="Times New Roman" w:cs="Times New Roman"/>
-        </w:rPr>
-        <w:br/>
-      </w:r>
-      <w:r>
-        <w:rPr>
-          <w:rStyle w:val="VerbatimChar"/>
+    </w:p>
+    <w:p>
+      <w:pPr>
+        <w:pStyle w:val="Compact"/>
+        <w:numPr>
+          <w:ilvl w:val="0"/>
+          <w:numId w:val="1006"/>
+        </w:numPr>
+      </w:pPr>
+      <w:r>
+        <w:rPr>
           <w:rFonts w:ascii="Times New Roman" w:hAnsi="Times New Roman" w:eastAsia="Times New Roman" w:cs="Times New Roman"/>
         </w:rPr>
         <w:t xml:space="preserve">② </w:t>
       </w:r>
       <w:r>
         <w:rPr>
-          <w:rStyle w:val="VerbatimChar"/>
           <w:rFonts w:hint="eastAsia" w:ascii="Times New Roman" w:hAnsi="Times New Roman" w:eastAsia="FangSong" w:cs="Times New Roman"/>
         </w:rPr>
         <w:t xml:space="preserve">是否存在三级</w:t>
       </w:r>
       <w:r>
         <w:rPr>
-          <w:rStyle w:val="VerbatimChar"/>
           <w:rFonts w:ascii="Times New Roman" w:hAnsi="Times New Roman" w:eastAsia="Times New Roman" w:cs="Times New Roman"/>
         </w:rPr>
         <w:t xml:space="preserve"> </w:t>
       </w:r>
       <w:r>
         <w:rPr>
-          <w:rStyle w:val="VerbatimChar"/>
           <w:rFonts w:hint="eastAsia" w:ascii="Times New Roman" w:hAnsi="Times New Roman" w:eastAsia="Times New Roman" w:cs="Times New Roman"/>
         </w:rPr>
         <w:t xml:space="preserve">H？</w:t>
       </w:r>
-      <w:r>
-        <w:rPr>
-          <w:rFonts w:ascii="Times New Roman" w:hAnsi="Times New Roman" w:eastAsia="Times New Roman" w:cs="Times New Roman"/>
-        </w:rPr>
-        <w:br/>
-      </w:r>
-      <w:r>
-        <w:rPr>
-          <w:rStyle w:val="VerbatimChar"/>
-          <w:rFonts w:ascii="Times New Roman" w:hAnsi="Times New Roman" w:eastAsia="Times New Roman" w:cs="Times New Roman"/>
-        </w:rPr>
-        <w:t xml:space="preserve">   ├── </w:t>
-      </w:r>
-      <w:r>
-        <w:rPr>
-          <w:rStyle w:val="VerbatimChar"/>
+    </w:p>
+    <w:p>
+      <w:pPr>
+        <w:pStyle w:val="Compact"/>
+        <w:numPr>
+          <w:ilvl w:val="1"/>
+          <w:numId w:val="1008"/>
+        </w:numPr>
+      </w:pPr>
+      <w:r>
+        <w:rPr>
           <w:rFonts w:hint="eastAsia" w:ascii="Times New Roman" w:hAnsi="Times New Roman" w:eastAsia="FangSong" w:cs="Times New Roman"/>
         </w:rPr>
         <w:t xml:space="preserve">是</w:t>
       </w:r>
       <w:r>
         <w:rPr>
-          <w:rStyle w:val="VerbatimChar"/>
           <w:rFonts w:ascii="Times New Roman" w:hAnsi="Times New Roman" w:eastAsia="Times New Roman" w:cs="Times New Roman"/>
         </w:rPr>
         <w:t xml:space="preserve"> → </w:t>
       </w:r>
       <w:r>
         <w:rPr>
-          <w:rStyle w:val="VerbatimChar"/>
           <w:rFonts w:hint="eastAsia" w:ascii="Times New Roman" w:hAnsi="Times New Roman" w:eastAsia="FangSong" w:cs="Times New Roman"/>
         </w:rPr>
         <w:t xml:space="preserve">判断卤素种类</w:t>
       </w:r>
-      <w:r>
-        <w:rPr>
-          <w:rFonts w:ascii="Times New Roman" w:hAnsi="Times New Roman" w:eastAsia="Times New Roman" w:cs="Times New Roman"/>
-        </w:rPr>
-        <w:br/>
-      </w:r>
-      <w:r>
-        <w:rPr>
-          <w:rStyle w:val="VerbatimChar"/>
-          <w:rFonts w:ascii="Times New Roman" w:hAnsi="Times New Roman" w:eastAsia="Times New Roman" w:cs="Times New Roman"/>
-        </w:rPr>
-        <w:t xml:space="preserve">   │   ├── Br</w:t>
-      </w:r>
-      <w:r>
-        <w:rPr>
-          <w:rStyle w:val="VerbatimChar"/>
+    </w:p>
+    <w:p>
+      <w:pPr>
+        <w:pStyle w:val="Compact"/>
+        <w:numPr>
+          <w:ilvl w:val="2"/>
+          <w:numId w:val="1009"/>
+        </w:numPr>
+      </w:pPr>
+      <w:r>
+        <w:rPr>
+          <w:rFonts w:ascii="Times New Roman" w:hAnsi="Times New Roman" w:eastAsia="Times New Roman" w:cs="Times New Roman"/>
+        </w:rPr>
+        <w:t>Br</w:t>
+      </w:r>
+      <w:r>
+        <w:rPr>
           <w:rFonts w:ascii="Times New Roman" w:hAnsi="Times New Roman" w:eastAsia="Times New Roman" w:cs="Times New Roman"/>
           <w:vertAlign w:val="subscript"/>
         </w:rPr>
@@ -27103,62 +27073,57 @@
       </w:r>
       <w:r>
         <w:rPr>
-          <w:rStyle w:val="VerbatimChar"/>
           <w:rFonts w:ascii="Times New Roman" w:hAnsi="Times New Roman" w:eastAsia="Times New Roman" w:cs="Times New Roman"/>
         </w:rPr>
         <w:t xml:space="preserve"> → </w:t>
       </w:r>
       <w:r>
         <w:rPr>
-          <w:rStyle w:val="VerbatimChar"/>
           <w:rFonts w:hint="eastAsia" w:ascii="Times New Roman" w:hAnsi="Times New Roman" w:eastAsia="FangSong" w:cs="Times New Roman"/>
         </w:rPr>
         <w:t>几乎专一在三级位</w:t>
       </w:r>
       <w:r>
         <w:rPr>
-          <w:rStyle w:val="VerbatimChar"/>
           <w:rFonts w:hint="eastAsia" w:ascii="Times New Roman" w:hAnsi="Times New Roman" w:eastAsia="Times New Roman" w:cs="Times New Roman"/>
         </w:rPr>
         <w:t>（</w:t>
       </w:r>
       <w:r>
         <w:rPr>
-          <w:rStyle w:val="VerbatimChar"/>
           <w:rFonts w:hint="eastAsia" w:ascii="Times New Roman" w:hAnsi="Times New Roman" w:eastAsia="FangSong" w:cs="Times New Roman"/>
         </w:rPr>
         <w:t>选择性</w:t>
       </w:r>
       <w:r>
         <w:rPr>
-          <w:rStyle w:val="VerbatimChar"/>
           <w:rFonts w:ascii="Times New Roman" w:hAnsi="Times New Roman" w:eastAsia="Times New Roman" w:cs="Times New Roman"/>
         </w:rPr>
         <w:t xml:space="preserve"> &gt; </w:t>
       </w:r>
       <w:r>
         <w:rPr>
-          <w:rStyle w:val="VerbatimChar"/>
           <w:rFonts w:hint="eastAsia" w:ascii="Times New Roman" w:hAnsi="Times New Roman" w:eastAsia="Times New Roman" w:cs="Times New Roman"/>
         </w:rPr>
         <w:t xml:space="preserve">1600:1）</w:t>
       </w:r>
-      <w:r>
-        <w:rPr>
-          <w:rFonts w:ascii="Times New Roman" w:hAnsi="Times New Roman" w:eastAsia="Times New Roman" w:cs="Times New Roman"/>
-        </w:rPr>
-        <w:br/>
-      </w:r>
-      <w:r>
-        <w:rPr>
-          <w:rStyle w:val="VerbatimChar"/>
-          <w:rFonts w:ascii="Times New Roman" w:hAnsi="Times New Roman" w:eastAsia="Times New Roman" w:cs="Times New Roman"/>
-        </w:rPr>
-        <w:t xml:space="preserve">   │   └── Cl</w:t>
-      </w:r>
-      <w:r>
-        <w:rPr>
-          <w:rStyle w:val="VerbatimChar"/>
+    </w:p>
+    <w:p>
+      <w:pPr>
+        <w:pStyle w:val="Compact"/>
+        <w:numPr>
+          <w:ilvl w:val="2"/>
+          <w:numId w:val="1009"/>
+        </w:numPr>
+      </w:pPr>
+      <w:r>
+        <w:rPr>
+          <w:rFonts w:ascii="Times New Roman" w:hAnsi="Times New Roman" w:eastAsia="Times New Roman" w:cs="Times New Roman"/>
+        </w:rPr>
+        <w:t>Cl</w:t>
+      </w:r>
+      <w:r>
+        <w:rPr>
           <w:rFonts w:ascii="Times New Roman" w:hAnsi="Times New Roman" w:eastAsia="Times New Roman" w:cs="Times New Roman"/>
           <w:vertAlign w:val="subscript"/>
         </w:rPr>
@@ -27166,83 +27131,69 @@
       </w:r>
       <w:r>
         <w:rPr>
-          <w:rStyle w:val="VerbatimChar"/>
           <w:rFonts w:ascii="Times New Roman" w:hAnsi="Times New Roman" w:eastAsia="Times New Roman" w:cs="Times New Roman"/>
         </w:rPr>
         <w:t xml:space="preserve"> → </w:t>
       </w:r>
       <w:r>
         <w:rPr>
-          <w:rStyle w:val="VerbatimChar"/>
           <w:rFonts w:hint="eastAsia" w:ascii="Times New Roman" w:hAnsi="Times New Roman" w:eastAsia="FangSong" w:cs="Times New Roman"/>
         </w:rPr>
         <w:t>按比例计算</w:t>
       </w:r>
       <w:r>
         <w:rPr>
-          <w:rStyle w:val="VerbatimChar"/>
           <w:rFonts w:hint="eastAsia" w:ascii="Times New Roman" w:hAnsi="Times New Roman" w:eastAsia="Times New Roman" w:cs="Times New Roman"/>
         </w:rPr>
         <w:t>（3°:2°:1°</w:t>
       </w:r>
       <w:r>
         <w:rPr>
-          <w:rStyle w:val="VerbatimChar"/>
           <w:rFonts w:ascii="Times New Roman" w:hAnsi="Times New Roman" w:eastAsia="Times New Roman" w:cs="Times New Roman"/>
         </w:rPr>
         <w:t xml:space="preserve"> ≈ </w:t>
       </w:r>
       <w:r>
         <w:rPr>
-          <w:rStyle w:val="VerbatimChar"/>
           <w:rFonts w:hint="eastAsia" w:ascii="Times New Roman" w:hAnsi="Times New Roman" w:eastAsia="Times New Roman" w:cs="Times New Roman"/>
         </w:rPr>
         <w:t xml:space="preserve">5:4:1）</w:t>
       </w:r>
-      <w:r>
-        <w:rPr>
-          <w:rFonts w:ascii="Times New Roman" w:hAnsi="Times New Roman" w:eastAsia="Times New Roman" w:cs="Times New Roman"/>
-        </w:rPr>
-        <w:br/>
-      </w:r>
-      <w:r>
-        <w:rPr>
-          <w:rStyle w:val="VerbatimChar"/>
-          <w:rFonts w:ascii="Times New Roman" w:hAnsi="Times New Roman" w:eastAsia="Times New Roman" w:cs="Times New Roman"/>
-        </w:rPr>
-        <w:t xml:space="preserve">   └── </w:t>
-      </w:r>
-      <w:r>
-        <w:rPr>
-          <w:rStyle w:val="VerbatimChar"/>
+    </w:p>
+    <w:p>
+      <w:pPr>
+        <w:pStyle w:val="Compact"/>
+        <w:numPr>
+          <w:ilvl w:val="1"/>
+          <w:numId w:val="1008"/>
+        </w:numPr>
+      </w:pPr>
+      <w:r>
+        <w:rPr>
           <w:rFonts w:hint="eastAsia" w:ascii="Times New Roman" w:hAnsi="Times New Roman" w:eastAsia="FangSong" w:cs="Times New Roman"/>
         </w:rPr>
         <w:t xml:space="preserve">否</w:t>
       </w:r>
       <w:r>
         <w:rPr>
-          <w:rStyle w:val="VerbatimChar"/>
           <w:rFonts w:ascii="Times New Roman" w:hAnsi="Times New Roman" w:eastAsia="Times New Roman" w:cs="Times New Roman"/>
         </w:rPr>
         <w:t xml:space="preserve"> → </w:t>
       </w:r>
       <w:r>
         <w:rPr>
-          <w:rStyle w:val="VerbatimChar"/>
           <w:rFonts w:hint="eastAsia" w:ascii="Times New Roman" w:hAnsi="Times New Roman" w:eastAsia="FangSong" w:cs="Times New Roman"/>
         </w:rPr>
         <w:t>按仲</w:t>
       </w:r>
       <w:r>
         <w:rPr>
-          <w:rStyle w:val="VerbatimChar"/>
           <w:rFonts w:hint="eastAsia" w:ascii="Times New Roman" w:hAnsi="Times New Roman" w:eastAsia="Times New Roman" w:cs="Times New Roman"/>
         </w:rPr>
         <w:t>/</w:t>
       </w:r>
       <w:r>
         <w:rPr>
-          <w:rStyle w:val="VerbatimChar"/>
           <w:rFonts w:hint="eastAsia" w:ascii="Times New Roman" w:hAnsi="Times New Roman" w:eastAsia="FangSong" w:cs="Times New Roman"/>
         </w:rPr>
         <w:t>伯比例计算</w:t>
@@ -29286,7 +29237,7 @@
       <w:pPr>
         <w:numPr>
           <w:ilvl w:val="0"/>
-          <w:numId w:val="1006"/>
+          <w:numId w:val="1010"/>
         </w:numPr>
       </w:pPr>
       <w:r>
@@ -29412,7 +29363,7 @@
       <w:pPr>
         <w:numPr>
           <w:ilvl w:val="0"/>
-          <w:numId w:val="1006"/>
+          <w:numId w:val="1010"/>
         </w:numPr>
       </w:pPr>
       <w:r>
@@ -29469,7 +29420,7 @@
       <w:pPr>
         <w:numPr>
           <w:ilvl w:val="0"/>
-          <w:numId w:val="1006"/>
+          <w:numId w:val="1010"/>
         </w:numPr>
       </w:pPr>
       <w:r>
@@ -29537,7 +29488,7 @@
       <w:pPr>
         <w:numPr>
           <w:ilvl w:val="0"/>
-          <w:numId w:val="1006"/>
+          <w:numId w:val="1010"/>
         </w:numPr>
       </w:pPr>
       <w:r>
@@ -29613,7 +29564,7 @@
       <w:pPr>
         <w:numPr>
           <w:ilvl w:val="0"/>
-          <w:numId w:val="1007"/>
+          <w:numId w:val="1011"/>
         </w:numPr>
       </w:pPr>
       <w:r>
@@ -29735,7 +29686,7 @@
       <w:pPr>
         <w:numPr>
           <w:ilvl w:val="0"/>
-          <w:numId w:val="1007"/>
+          <w:numId w:val="1011"/>
         </w:numPr>
       </w:pPr>
       <w:r>
@@ -29877,7 +29828,7 @@
       <w:pPr>
         <w:numPr>
           <w:ilvl w:val="0"/>
-          <w:numId w:val="1007"/>
+          <w:numId w:val="1011"/>
         </w:numPr>
       </w:pPr>
       <w:r>
@@ -30045,7 +29996,7 @@
       <w:pPr>
         <w:numPr>
           <w:ilvl w:val="0"/>
-          <w:numId w:val="1007"/>
+          <w:numId w:val="1011"/>
         </w:numPr>
       </w:pPr>
       <w:r>
@@ -30188,7 +30139,7 @@
       <w:pPr>
         <w:numPr>
           <w:ilvl w:val="0"/>
-          <w:numId w:val="1008"/>
+          <w:numId w:val="1012"/>
         </w:numPr>
       </w:pPr>
       <w:r>
@@ -30346,7 +30297,7 @@
       <w:pPr>
         <w:numPr>
           <w:ilvl w:val="0"/>
-          <w:numId w:val="1008"/>
+          <w:numId w:val="1012"/>
         </w:numPr>
       </w:pPr>
       <w:r>
@@ -30396,7 +30347,7 @@
       <w:pPr>
         <w:numPr>
           <w:ilvl w:val="0"/>
-          <w:numId w:val="1008"/>
+          <w:numId w:val="1012"/>
         </w:numPr>
       </w:pPr>
       <w:r>
@@ -30512,7 +30463,7 @@
       <w:pPr>
         <w:numPr>
           <w:ilvl w:val="0"/>
-          <w:numId w:val="1008"/>
+          <w:numId w:val="1012"/>
         </w:numPr>
       </w:pPr>
       <w:r>
@@ -30562,7 +30513,7 @@
       <w:pPr>
         <w:numPr>
           <w:ilvl w:val="0"/>
-          <w:numId w:val="1008"/>
+          <w:numId w:val="1012"/>
         </w:numPr>
       </w:pPr>
       <w:r>
@@ -30890,7 +30841,7 @@
       <w:pPr>
         <w:numPr>
           <w:ilvl w:val="0"/>
-          <w:numId w:val="1008"/>
+          <w:numId w:val="1012"/>
         </w:numPr>
       </w:pPr>
       <w:r>
@@ -31248,7 +31199,7 @@
       <w:pPr>
         <w:numPr>
           <w:ilvl w:val="0"/>
-          <w:numId w:val="1008"/>
+          <w:numId w:val="1012"/>
         </w:numPr>
       </w:pPr>
       <w:r>
@@ -31400,7 +31351,7 @@
       <w:pPr>
         <w:numPr>
           <w:ilvl w:val="0"/>
-          <w:numId w:val="1008"/>
+          <w:numId w:val="1012"/>
         </w:numPr>
       </w:pPr>
       <w:r>
@@ -32283,6 +32234,18 @@
     <w:abstractNumId w:val="991"/>
   </w:num>
   <w:num w:numId="1006">
+    <w:abstractNumId w:val="991"/>
+  </w:num>
+  <w:num w:numId="1007">
+    <w:abstractNumId w:val="991"/>
+  </w:num>
+  <w:num w:numId="1008">
+    <w:abstractNumId w:val="991"/>
+  </w:num>
+  <w:num w:numId="1009">
+    <w:abstractNumId w:val="991"/>
+  </w:num>
+  <w:num w:numId="1010">
     <w:abstractNumId w:val="99411"/>
     <w:lvlOverride w:ilvl="0">
       <w:startOverride w:val="1"/>
@@ -32312,7 +32275,7 @@
       <w:startOverride w:val="1"/>
     </w:lvlOverride>
   </w:num>
-  <w:num w:numId="1007">
+  <w:num w:numId="1011">
     <w:abstractNumId w:val="99415"/>
     <w:lvlOverride w:ilvl="0">
       <w:startOverride w:val="5"/>
@@ -32342,7 +32305,7 @@
       <w:startOverride w:val="5"/>
     </w:lvlOverride>
   </w:num>
-  <w:num w:numId="1008">
+  <w:num w:numId="1012">
     <w:abstractNumId w:val="99411"/>
     <w:lvlOverride w:ilvl="0">
       <w:startOverride w:val="1"/>

--- a/06-学生侧材料/讲义/有机化学/自由基反应.docx
+++ b/06-学生侧材料/讲义/有机化学/自由基反应.docx
@@ -1891,223 +1891,223 @@
       <w:r>
         <w:rPr>
           <w:rStyle w:val="VerbatimChar"/>
-          <w:rFonts w:hint="eastAsia" w:ascii="Times New Roman" w:hAnsi="Times New Roman" w:eastAsia="FangSong" w:cs="Times New Roman"/>
+          <w:rFonts w:hint="eastAsia" w:ascii="SimSun" w:hAnsi="SimSun" w:eastAsia="SimSun" w:cs="SimSun"/>
         </w:rPr>
         <w:t>苄基</w:t>
       </w:r>
       <w:r>
         <w:rPr>
           <w:rStyle w:val="VerbatimChar"/>
-          <w:rFonts w:hint="eastAsia" w:ascii="Times New Roman" w:hAnsi="Times New Roman" w:eastAsia="Times New Roman" w:cs="Times New Roman"/>
+          <w:rFonts w:hint="eastAsia" w:ascii="SimSun" w:hAnsi="SimSun" w:eastAsia="SimSun" w:cs="SimSun"/>
         </w:rPr>
         <w:t>/</w:t>
       </w:r>
       <w:r>
         <w:rPr>
           <w:rStyle w:val="VerbatimChar"/>
-          <w:rFonts w:hint="eastAsia" w:ascii="Times New Roman" w:hAnsi="Times New Roman" w:eastAsia="FangSong" w:cs="Times New Roman"/>
+          <w:rFonts w:hint="eastAsia" w:ascii="SimSun" w:hAnsi="SimSun" w:eastAsia="SimSun" w:cs="SimSun"/>
         </w:rPr>
         <w:t>烯丙基</w:t>
       </w:r>
       <w:r>
         <w:rPr>
           <w:rStyle w:val="VerbatimChar"/>
-          <w:rFonts w:ascii="Times New Roman" w:hAnsi="Times New Roman" w:eastAsia="Times New Roman" w:cs="Times New Roman"/>
+          <w:rFonts w:ascii="SimSun" w:hAnsi="SimSun" w:eastAsia="SimSun" w:cs="SimSun"/>
         </w:rPr>
         <w:t xml:space="preserve"> &gt; </w:t>
       </w:r>
       <w:r>
         <w:rPr>
           <w:rStyle w:val="VerbatimChar"/>
-          <w:rFonts w:hint="eastAsia" w:ascii="Times New Roman" w:hAnsi="Times New Roman" w:eastAsia="FangSong" w:cs="Times New Roman"/>
+          <w:rFonts w:hint="eastAsia" w:ascii="SimSun" w:hAnsi="SimSun" w:eastAsia="SimSun" w:cs="SimSun"/>
         </w:rPr>
         <w:t>叔</w:t>
       </w:r>
       <w:r>
         <w:rPr>
           <w:rStyle w:val="VerbatimChar"/>
-          <w:rFonts w:hint="eastAsia" w:ascii="Times New Roman" w:hAnsi="Times New Roman" w:eastAsia="Times New Roman" w:cs="Times New Roman"/>
+          <w:rFonts w:hint="eastAsia" w:ascii="SimSun" w:hAnsi="SimSun" w:eastAsia="SimSun" w:cs="SimSun"/>
         </w:rPr>
         <w:t>(3°)</w:t>
       </w:r>
       <w:r>
         <w:rPr>
           <w:rStyle w:val="VerbatimChar"/>
-          <w:rFonts w:ascii="Times New Roman" w:hAnsi="Times New Roman" w:eastAsia="Times New Roman" w:cs="Times New Roman"/>
+          <w:rFonts w:ascii="SimSun" w:hAnsi="SimSun" w:eastAsia="SimSun" w:cs="SimSun"/>
         </w:rPr>
         <w:t xml:space="preserve"> &gt; </w:t>
       </w:r>
       <w:r>
         <w:rPr>
           <w:rStyle w:val="VerbatimChar"/>
-          <w:rFonts w:hint="eastAsia" w:ascii="Times New Roman" w:hAnsi="Times New Roman" w:eastAsia="FangSong" w:cs="Times New Roman"/>
+          <w:rFonts w:hint="eastAsia" w:ascii="SimSun" w:hAnsi="SimSun" w:eastAsia="SimSun" w:cs="SimSun"/>
         </w:rPr>
         <w:t>仲</w:t>
       </w:r>
       <w:r>
         <w:rPr>
           <w:rStyle w:val="VerbatimChar"/>
-          <w:rFonts w:hint="eastAsia" w:ascii="Times New Roman" w:hAnsi="Times New Roman" w:eastAsia="Times New Roman" w:cs="Times New Roman"/>
+          <w:rFonts w:hint="eastAsia" w:ascii="SimSun" w:hAnsi="SimSun" w:eastAsia="SimSun" w:cs="SimSun"/>
         </w:rPr>
         <w:t>(2°)</w:t>
       </w:r>
       <w:r>
         <w:rPr>
           <w:rStyle w:val="VerbatimChar"/>
-          <w:rFonts w:ascii="Times New Roman" w:hAnsi="Times New Roman" w:eastAsia="Times New Roman" w:cs="Times New Roman"/>
+          <w:rFonts w:ascii="SimSun" w:hAnsi="SimSun" w:eastAsia="SimSun" w:cs="SimSun"/>
         </w:rPr>
         <w:t xml:space="preserve"> &gt; </w:t>
       </w:r>
       <w:r>
         <w:rPr>
           <w:rStyle w:val="VerbatimChar"/>
-          <w:rFonts w:hint="eastAsia" w:ascii="Times New Roman" w:hAnsi="Times New Roman" w:eastAsia="FangSong" w:cs="Times New Roman"/>
+          <w:rFonts w:hint="eastAsia" w:ascii="SimSun" w:hAnsi="SimSun" w:eastAsia="SimSun" w:cs="SimSun"/>
         </w:rPr>
         <w:t>伯</w:t>
       </w:r>
       <w:r>
         <w:rPr>
           <w:rStyle w:val="VerbatimChar"/>
-          <w:rFonts w:hint="eastAsia" w:ascii="Times New Roman" w:hAnsi="Times New Roman" w:eastAsia="Times New Roman" w:cs="Times New Roman"/>
+          <w:rFonts w:hint="eastAsia" w:ascii="SimSun" w:hAnsi="SimSun" w:eastAsia="SimSun" w:cs="SimSun"/>
         </w:rPr>
         <w:t>(1°)</w:t>
       </w:r>
       <w:r>
         <w:rPr>
           <w:rStyle w:val="VerbatimChar"/>
-          <w:rFonts w:ascii="Times New Roman" w:hAnsi="Times New Roman" w:eastAsia="Times New Roman" w:cs="Times New Roman"/>
+          <w:rFonts w:ascii="SimSun" w:hAnsi="SimSun" w:eastAsia="SimSun" w:cs="SimSun"/>
         </w:rPr>
         <w:t xml:space="preserve"> &gt; </w:t>
       </w:r>
       <w:r>
         <w:rPr>
           <w:rStyle w:val="VerbatimChar"/>
-          <w:rFonts w:hint="eastAsia" w:ascii="Times New Roman" w:hAnsi="Times New Roman" w:eastAsia="FangSong" w:cs="Times New Roman"/>
+          <w:rFonts w:hint="eastAsia" w:ascii="SimSun" w:hAnsi="SimSun" w:eastAsia="SimSun" w:cs="SimSun"/>
         </w:rPr>
         <w:t xml:space="preserve">甲基</w:t>
       </w:r>
       <w:r>
         <w:rPr>
           <w:rStyle w:val="VerbatimChar"/>
-          <w:rFonts w:ascii="Times New Roman" w:hAnsi="Times New Roman" w:eastAsia="Times New Roman" w:cs="Times New Roman"/>
+          <w:rFonts w:ascii="SimSun" w:hAnsi="SimSun" w:eastAsia="SimSun" w:cs="SimSun"/>
         </w:rPr>
         <w:t xml:space="preserve"> &gt; </w:t>
       </w:r>
       <w:r>
         <w:rPr>
           <w:rStyle w:val="VerbatimChar"/>
-          <w:rFonts w:hint="eastAsia" w:ascii="Times New Roman" w:hAnsi="Times New Roman" w:eastAsia="FangSong" w:cs="Times New Roman"/>
+          <w:rFonts w:hint="eastAsia" w:ascii="SimSun" w:hAnsi="SimSun" w:eastAsia="SimSun" w:cs="SimSun"/>
         </w:rPr>
         <w:t>乙烯基</w:t>
       </w:r>
       <w:r>
         <w:rPr>
           <w:rStyle w:val="VerbatimChar"/>
-          <w:rFonts w:hint="eastAsia" w:ascii="Times New Roman" w:hAnsi="Times New Roman" w:eastAsia="Times New Roman" w:cs="Times New Roman"/>
+          <w:rFonts w:hint="eastAsia" w:ascii="SimSun" w:hAnsi="SimSun" w:eastAsia="SimSun" w:cs="SimSun"/>
         </w:rPr>
         <w:t>/</w:t>
       </w:r>
       <w:r>
         <w:rPr>
           <w:rStyle w:val="VerbatimChar"/>
-          <w:rFonts w:hint="eastAsia" w:ascii="Times New Roman" w:hAnsi="Times New Roman" w:eastAsia="FangSong" w:cs="Times New Roman"/>
+          <w:rFonts w:hint="eastAsia" w:ascii="SimSun" w:hAnsi="SimSun" w:eastAsia="SimSun" w:cs="SimSun"/>
         </w:rPr>
         <w:t>苯基</w:t>
       </w:r>
       <w:r>
         <w:rPr>
-          <w:rFonts w:ascii="Times New Roman" w:hAnsi="Times New Roman" w:eastAsia="Times New Roman" w:cs="Times New Roman"/>
+          <w:rFonts w:ascii="SimSun" w:hAnsi="SimSun" w:eastAsia="SimSun" w:cs="SimSun"/>
         </w:rPr>
         <w:br/>
       </w:r>
       <w:r>
         <w:rPr>
           <w:rStyle w:val="VerbatimChar"/>
-          <w:rFonts w:ascii="Times New Roman" w:hAnsi="Times New Roman" w:eastAsia="Times New Roman" w:cs="Times New Roman"/>
+          <w:rFonts w:ascii="SimSun" w:hAnsi="SimSun" w:eastAsia="SimSun" w:cs="SimSun"/>
         </w:rPr>
         <w:t xml:space="preserve">    </w:t>
       </w:r>
       <w:r>
         <w:rPr>
           <w:rStyle w:val="VerbatimChar"/>
-          <w:rFonts w:hint="eastAsia" w:ascii="Times New Roman" w:hAnsi="Times New Roman" w:eastAsia="FangSong" w:cs="Times New Roman"/>
+          <w:rFonts w:hint="eastAsia" w:ascii="SimSun" w:hAnsi="SimSun" w:eastAsia="SimSun" w:cs="SimSun"/>
         </w:rPr>
         <w:t xml:space="preserve">离域</w:t>
       </w:r>
       <w:r>
         <w:rPr>
           <w:rStyle w:val="VerbatimChar"/>
-          <w:rFonts w:ascii="Times New Roman" w:hAnsi="Times New Roman" w:eastAsia="Times New Roman" w:cs="Times New Roman"/>
+          <w:rFonts w:ascii="SimSun" w:hAnsi="SimSun" w:eastAsia="SimSun" w:cs="SimSun"/>
         </w:rPr>
         <w:t xml:space="preserve">        </w:t>
       </w:r>
       <w:r>
         <w:rPr>
           <w:rStyle w:val="VerbatimChar"/>
-          <w:rFonts w:hint="eastAsia" w:ascii="Times New Roman" w:hAnsi="Times New Roman" w:eastAsia="FangSong" w:cs="Times New Roman"/>
+          <w:rFonts w:hint="eastAsia" w:ascii="SimSun" w:hAnsi="SimSun" w:eastAsia="SimSun" w:cs="SimSun"/>
         </w:rPr>
         <w:t xml:space="preserve">超共轭</w:t>
       </w:r>
       <w:r>
         <w:rPr>
           <w:rStyle w:val="VerbatimChar"/>
-          <w:rFonts w:ascii="Times New Roman" w:hAnsi="Times New Roman" w:eastAsia="Times New Roman" w:cs="Times New Roman"/>
+          <w:rFonts w:ascii="SimSun" w:hAnsi="SimSun" w:eastAsia="SimSun" w:cs="SimSun"/>
         </w:rPr>
         <w:t xml:space="preserve">     </w:t>
       </w:r>
       <w:r>
         <w:rPr>
           <w:rStyle w:val="VerbatimChar"/>
-          <w:rFonts w:hint="eastAsia" w:ascii="Times New Roman" w:hAnsi="Times New Roman" w:eastAsia="FangSong" w:cs="Times New Roman"/>
+          <w:rFonts w:hint="eastAsia" w:ascii="SimSun" w:hAnsi="SimSun" w:eastAsia="SimSun" w:cs="SimSun"/>
         </w:rPr>
         <w:t xml:space="preserve">超共轭</w:t>
       </w:r>
       <w:r>
         <w:rPr>
           <w:rStyle w:val="VerbatimChar"/>
-          <w:rFonts w:ascii="Times New Roman" w:hAnsi="Times New Roman" w:eastAsia="Times New Roman" w:cs="Times New Roman"/>
+          <w:rFonts w:ascii="SimSun" w:hAnsi="SimSun" w:eastAsia="SimSun" w:cs="SimSun"/>
         </w:rPr>
         <w:t xml:space="preserve">     </w:t>
       </w:r>
       <w:r>
         <w:rPr>
           <w:rStyle w:val="VerbatimChar"/>
-          <w:rFonts w:hint="eastAsia" w:ascii="Times New Roman" w:hAnsi="Times New Roman" w:eastAsia="FangSong" w:cs="Times New Roman"/>
+          <w:rFonts w:hint="eastAsia" w:ascii="SimSun" w:hAnsi="SimSun" w:eastAsia="SimSun" w:cs="SimSun"/>
         </w:rPr>
         <w:t xml:space="preserve">超共轭</w:t>
       </w:r>
       <w:r>
         <w:rPr>
           <w:rStyle w:val="VerbatimChar"/>
-          <w:rFonts w:ascii="Times New Roman" w:hAnsi="Times New Roman" w:eastAsia="Times New Roman" w:cs="Times New Roman"/>
+          <w:rFonts w:ascii="SimSun" w:hAnsi="SimSun" w:eastAsia="SimSun" w:cs="SimSun"/>
         </w:rPr>
         <w:t xml:space="preserve">       </w:t>
       </w:r>
       <w:r>
         <w:rPr>
           <w:rStyle w:val="VerbatimChar"/>
-          <w:rFonts w:hint="eastAsia" w:ascii="Times New Roman" w:hAnsi="Times New Roman" w:eastAsia="FangSong" w:cs="Times New Roman"/>
+          <w:rFonts w:hint="eastAsia" w:ascii="SimSun" w:hAnsi="SimSun" w:eastAsia="SimSun" w:cs="SimSun"/>
         </w:rPr>
         <w:t xml:space="preserve">无</w:t>
       </w:r>
       <w:r>
         <w:rPr>
           <w:rStyle w:val="VerbatimChar"/>
-          <w:rFonts w:ascii="Times New Roman" w:hAnsi="Times New Roman" w:eastAsia="Times New Roman" w:cs="Times New Roman"/>
+          <w:rFonts w:ascii="SimSun" w:hAnsi="SimSun" w:eastAsia="SimSun" w:cs="SimSun"/>
         </w:rPr>
         <w:t xml:space="preserve">       </w:t>
       </w:r>
       <w:r>
         <w:rPr>
           <w:rStyle w:val="VerbatimChar"/>
-          <w:rFonts w:hint="eastAsia" w:ascii="Times New Roman" w:hAnsi="Times New Roman" w:eastAsia="Times New Roman" w:cs="Times New Roman"/>
+          <w:rFonts w:hint="eastAsia" w:ascii="SimSun" w:hAnsi="SimSun" w:eastAsia="SimSun" w:cs="SimSun"/>
         </w:rPr>
         <w:t>SOMO</w:t>
       </w:r>
       <w:r>
         <w:rPr>
           <w:rStyle w:val="VerbatimChar"/>
-          <w:rFonts w:hint="eastAsia" w:ascii="Times New Roman" w:hAnsi="Times New Roman" w:eastAsia="FangSong" w:cs="Times New Roman"/>
+          <w:rFonts w:hint="eastAsia" w:ascii="SimSun" w:hAnsi="SimSun" w:eastAsia="SimSun" w:cs="SimSun"/>
         </w:rPr>
         <w:t>能量高</w:t>
       </w:r>
@@ -7410,6 +7410,62 @@
         </w:rPr>
         <w:t xml:space="preserve">：</w:t>
       </w:r>
+      <w:r>
+        <w:rPr>
+          <w:rFonts w:ascii="Times New Roman" w:hAnsi="Times New Roman" w:eastAsia="Times New Roman" w:cs="Times New Roman"/>
+        </w:rPr>
+        <w:t xml:space="preserve"> </w:t>
+      </w:r>
+      <w:r>
+        <w:rPr>
+          <w:rFonts w:ascii="Times New Roman" w:hAnsi="Times New Roman" w:eastAsia="Times New Roman" w:cs="Times New Roman"/>
+        </w:rPr>
+        <w:t>Cl</w:t>
+      </w:r>
+      <w:r>
+        <w:rPr>
+          <w:rFonts w:ascii="Times New Roman" w:hAnsi="Times New Roman" w:eastAsia="Times New Roman" w:cs="Times New Roman"/>
+          <w:vertAlign w:val="subscript"/>
+        </w:rPr>
+        <w:t>2</w:t>
+      </w:r>
+      <w:r>
+        <w:rPr>
+          <w:rFonts w:ascii="Times New Roman" w:hAnsi="Times New Roman" w:eastAsia="Times New Roman" w:cs="Times New Roman"/>
+        </w:rPr>
+        <w:t xml:space="preserve"> —hv/Δ→ 2 Cl· (Cl-Cl </w:t>
+      </w:r>
+      <w:r>
+        <w:rPr>
+          <w:rFonts w:hint="eastAsia" w:ascii="Times New Roman" w:hAnsi="Times New Roman" w:eastAsia="FangSong" w:cs="Times New Roman"/>
+        </w:rPr>
+        <w:t>键均裂</w:t>
+      </w:r>
+      <w:r>
+        <w:rPr>
+          <w:rFonts w:hint="eastAsia" w:ascii="Times New Roman" w:hAnsi="Times New Roman" w:eastAsia="Times New Roman" w:cs="Times New Roman"/>
+        </w:rPr>
+        <w:t>)</w:t>
+      </w:r>
+    </w:p>
+    <w:p>
+      <w:pPr>
+        <w:pStyle w:val="BodyText"/>
+      </w:pPr>
+      <w:r>
+        <w:rPr>
+          <w:rFonts w:hint="eastAsia" w:ascii="Times New Roman" w:hAnsi="Times New Roman" w:eastAsia="FangSong" w:cs="Times New Roman"/>
+          <w:b/>
+          <w:bCs/>
+        </w:rPr>
+        <w:t xml:space="preserve">链增长</w:t>
+      </w:r>
+      <w:r>
+        <w:rPr>
+          <w:rFonts w:hint="eastAsia" w:ascii="Times New Roman" w:hAnsi="Times New Roman" w:eastAsia="Times New Roman" w:cs="Times New Roman"/>
+        </w:rPr>
+        <w:t xml:space="preserve">：</w:t>
+      </w:r>
     </w:p>
     <w:p>
       <w:pPr>
@@ -7418,38 +7474,196 @@
       <w:r>
         <w:rPr>
           <w:rStyle w:val="VerbatimChar"/>
-          <w:rFonts w:ascii="Times New Roman" w:hAnsi="Times New Roman" w:eastAsia="Times New Roman" w:cs="Times New Roman"/>
-        </w:rPr>
-        <w:t>Cl</w:t>
-      </w:r>
-      <w:r>
-        <w:rPr>
-          <w:rStyle w:val="VerbatimChar"/>
-          <w:rFonts w:ascii="Times New Roman" w:hAnsi="Times New Roman" w:eastAsia="Times New Roman" w:cs="Times New Roman"/>
+          <w:rFonts w:ascii="SimSun" w:hAnsi="SimSun" w:eastAsia="SimSun" w:cs="SimSun"/>
+        </w:rPr>
+        <w:t>Cl· + CH</w:t>
+      </w:r>
+      <w:r>
+        <w:rPr>
+          <w:rStyle w:val="VerbatimChar"/>
+          <w:rFonts w:ascii="SimSun" w:hAnsi="SimSun" w:eastAsia="SimSun" w:cs="SimSun"/>
           <w:vertAlign w:val="subscript"/>
         </w:rPr>
+        <w:t>4</w:t>
+      </w:r>
+      <w:r>
+        <w:rPr>
+          <w:rStyle w:val="VerbatimChar"/>
+          <w:rFonts w:ascii="SimSun" w:hAnsi="SimSun" w:eastAsia="SimSun" w:cs="SimSun"/>
+        </w:rPr>
+        <w:t xml:space="preserve"> → CH</w:t>
+      </w:r>
+      <w:r>
+        <w:rPr>
+          <w:rStyle w:val="VerbatimChar"/>
+          <w:rFonts w:ascii="SimSun" w:hAnsi="SimSun" w:eastAsia="SimSun" w:cs="SimSun"/>
+          <w:vertAlign w:val="subscript"/>
+        </w:rPr>
+        <w:t>3</w:t>
+      </w:r>
+      <w:r>
+        <w:rPr>
+          <w:rStyle w:val="VerbatimChar"/>
+          <w:rFonts w:ascii="SimSun" w:hAnsi="SimSun" w:eastAsia="SimSun" w:cs="SimSun"/>
+        </w:rPr>
+        <w:t xml:space="preserve">· + HCl   (Cl· </w:t>
+      </w:r>
+      <w:r>
+        <w:rPr>
+          <w:rStyle w:val="VerbatimChar"/>
+          <w:rFonts w:hint="eastAsia" w:ascii="SimSun" w:hAnsi="SimSun" w:eastAsia="SimSun" w:cs="SimSun"/>
+        </w:rPr>
+        <w:t>抽氢</w:t>
+      </w:r>
+      <w:r>
+        <w:rPr>
+          <w:rStyle w:val="VerbatimChar"/>
+          <w:rFonts w:hint="eastAsia" w:ascii="SimSun" w:hAnsi="SimSun" w:eastAsia="SimSun" w:cs="SimSun"/>
+        </w:rPr>
+        <w:t>，</w:t>
+      </w:r>
+      <w:r>
+        <w:rPr>
+          <w:rStyle w:val="VerbatimChar"/>
+          <w:rFonts w:hint="eastAsia" w:ascii="SimSun" w:hAnsi="SimSun" w:eastAsia="SimSun" w:cs="SimSun"/>
+        </w:rPr>
+        <w:t>生成甲基自由基</w:t>
+      </w:r>
+      <w:r>
+        <w:rPr>
+          <w:rStyle w:val="VerbatimChar"/>
+          <w:rFonts w:hint="eastAsia" w:ascii="SimSun" w:hAnsi="SimSun" w:eastAsia="SimSun" w:cs="SimSun"/>
+        </w:rPr>
+        <w:t>)</w:t>
+      </w:r>
+      <w:r>
+        <w:rPr>
+          <w:rFonts w:ascii="SimSun" w:hAnsi="SimSun" w:eastAsia="SimSun" w:cs="SimSun"/>
+        </w:rPr>
+        <w:br/>
+      </w:r>
+      <w:r>
+        <w:rPr>
+          <w:rStyle w:val="VerbatimChar"/>
+          <w:rFonts w:ascii="SimSun" w:hAnsi="SimSun" w:eastAsia="SimSun" w:cs="SimSun"/>
+        </w:rPr>
+        <w:t>CH</w:t>
+      </w:r>
+      <w:r>
+        <w:rPr>
+          <w:rStyle w:val="VerbatimChar"/>
+          <w:rFonts w:ascii="SimSun" w:hAnsi="SimSun" w:eastAsia="SimSun" w:cs="SimSun"/>
+          <w:vertAlign w:val="subscript"/>
+        </w:rPr>
+        <w:t>3</w:t>
+      </w:r>
+      <w:r>
+        <w:rPr>
+          <w:rStyle w:val="VerbatimChar"/>
+          <w:rFonts w:ascii="SimSun" w:hAnsi="SimSun" w:eastAsia="SimSun" w:cs="SimSun"/>
+        </w:rPr>
+        <w:t>· + Cl</w:t>
+      </w:r>
+      <w:r>
+        <w:rPr>
+          <w:rStyle w:val="VerbatimChar"/>
+          <w:rFonts w:ascii="SimSun" w:hAnsi="SimSun" w:eastAsia="SimSun" w:cs="SimSun"/>
+          <w:vertAlign w:val="subscript"/>
+        </w:rPr>
         <w:t>2</w:t>
       </w:r>
       <w:r>
         <w:rPr>
           <w:rStyle w:val="VerbatimChar"/>
-          <w:rFonts w:ascii="Times New Roman" w:hAnsi="Times New Roman" w:eastAsia="Times New Roman" w:cs="Times New Roman"/>
-        </w:rPr>
-        <w:t xml:space="preserve"> —hv/Δ→ 2 Cl·         (Cl-Cl </w:t>
-      </w:r>
-      <w:r>
-        <w:rPr>
-          <w:rStyle w:val="VerbatimChar"/>
-          <w:rFonts w:hint="eastAsia" w:ascii="Times New Roman" w:hAnsi="Times New Roman" w:eastAsia="FangSong" w:cs="Times New Roman"/>
-        </w:rPr>
-        <w:t>键均裂</w:t>
-      </w:r>
-      <w:r>
-        <w:rPr>
-          <w:rStyle w:val="VerbatimChar"/>
-          <w:rFonts w:hint="eastAsia" w:ascii="Times New Roman" w:hAnsi="Times New Roman" w:eastAsia="Times New Roman" w:cs="Times New Roman"/>
-        </w:rPr>
-        <w:t>)</w:t>
+          <w:rFonts w:ascii="SimSun" w:hAnsi="SimSun" w:eastAsia="SimSun" w:cs="SimSun"/>
+        </w:rPr>
+        <w:t xml:space="preserve"> → CH</w:t>
+      </w:r>
+      <w:r>
+        <w:rPr>
+          <w:rStyle w:val="VerbatimChar"/>
+          <w:rFonts w:ascii="SimSun" w:hAnsi="SimSun" w:eastAsia="SimSun" w:cs="SimSun"/>
+          <w:vertAlign w:val="subscript"/>
+        </w:rPr>
+        <w:t>3</w:t>
+      </w:r>
+      <w:r>
+        <w:rPr>
+          <w:rStyle w:val="VerbatimChar"/>
+          <w:rFonts w:ascii="SimSun" w:hAnsi="SimSun" w:eastAsia="SimSun" w:cs="SimSun"/>
+        </w:rPr>
+        <w:t xml:space="preserve">Cl + Cl· </w:t>
+      </w:r>
+      <w:r>
+        <w:rPr>
+          <w:rStyle w:val="VerbatimChar"/>
+          <w:rFonts w:hint="eastAsia" w:ascii="SimSun" w:hAnsi="SimSun" w:eastAsia="SimSun" w:cs="SimSun"/>
+        </w:rPr>
+        <w:t>(</w:t>
+      </w:r>
+      <w:r>
+        <w:rPr>
+          <w:rStyle w:val="VerbatimChar"/>
+          <w:rFonts w:hint="eastAsia" w:ascii="SimSun" w:hAnsi="SimSun" w:eastAsia="SimSun" w:cs="SimSun"/>
+        </w:rPr>
+        <w:t>甲基自由基夺取</w:t>
+      </w:r>
+      <w:r>
+        <w:rPr>
+          <w:rStyle w:val="VerbatimChar"/>
+          <w:rFonts w:ascii="SimSun" w:hAnsi="SimSun" w:eastAsia="SimSun" w:cs="SimSun"/>
+        </w:rPr>
+        <w:t xml:space="preserve"> Cl</w:t>
+      </w:r>
+      <w:r>
+        <w:rPr>
+          <w:rStyle w:val="VerbatimChar"/>
+          <w:rFonts w:ascii="SimSun" w:hAnsi="SimSun" w:eastAsia="SimSun" w:cs="SimSun"/>
+          <w:vertAlign w:val="subscript"/>
+        </w:rPr>
+        <w:t>2</w:t>
+      </w:r>
+      <w:r>
+        <w:rPr>
+          <w:rStyle w:val="VerbatimChar"/>
+          <w:rFonts w:ascii="SimSun" w:hAnsi="SimSun" w:eastAsia="SimSun" w:cs="SimSun"/>
+        </w:rPr>
+        <w:t xml:space="preserve"> </w:t>
+      </w:r>
+      <w:r>
+        <w:rPr>
+          <w:rStyle w:val="VerbatimChar"/>
+          <w:rFonts w:hint="eastAsia" w:ascii="SimSun" w:hAnsi="SimSun" w:eastAsia="SimSun" w:cs="SimSun"/>
+        </w:rPr>
+        <w:t xml:space="preserve">中的</w:t>
+      </w:r>
+      <w:r>
+        <w:rPr>
+          <w:rStyle w:val="VerbatimChar"/>
+          <w:rFonts w:ascii="SimSun" w:hAnsi="SimSun" w:eastAsia="SimSun" w:cs="SimSun"/>
+        </w:rPr>
+        <w:t xml:space="preserve"> </w:t>
+      </w:r>
+      <w:r>
+        <w:rPr>
+          <w:rStyle w:val="VerbatimChar"/>
+          <w:rFonts w:hint="eastAsia" w:ascii="SimSun" w:hAnsi="SimSun" w:eastAsia="SimSun" w:cs="SimSun"/>
+        </w:rPr>
+        <w:t>Cl，</w:t>
+      </w:r>
+      <w:r>
+        <w:rPr>
+          <w:rStyle w:val="VerbatimChar"/>
+          <w:rFonts w:hint="eastAsia" w:ascii="SimSun" w:hAnsi="SimSun" w:eastAsia="SimSun" w:cs="SimSun"/>
+        </w:rPr>
+        <w:t>再生</w:t>
+      </w:r>
+      <w:r>
+        <w:rPr>
+          <w:rStyle w:val="VerbatimChar"/>
+          <w:rFonts w:ascii="SimSun" w:hAnsi="SimSun" w:eastAsia="SimSun" w:cs="SimSun"/>
+        </w:rPr>
+        <w:t xml:space="preserve"> Cl·)</w:t>
       </w:r>
     </w:p>
     <w:p>
@@ -7458,11 +7672,77 @@
       </w:pPr>
       <w:r>
         <w:rPr>
+          <w:rFonts w:hint="eastAsia" w:ascii="Times New Roman" w:hAnsi="Times New Roman" w:eastAsia="Times New Roman" w:cs="Times New Roman"/>
+        </w:rPr>
+        <w:t>（</w:t>
+      </w:r>
+      <w:r>
+        <w:rPr>
+          <w:rFonts w:hint="eastAsia" w:ascii="Times New Roman" w:hAnsi="Times New Roman" w:eastAsia="FangSong" w:cs="Times New Roman"/>
+        </w:rPr>
+        <w:t>循环往复</w:t>
+      </w:r>
+      <w:r>
+        <w:rPr>
+          <w:rFonts w:hint="eastAsia" w:ascii="Times New Roman" w:hAnsi="Times New Roman" w:eastAsia="Times New Roman" w:cs="Times New Roman"/>
+        </w:rPr>
+        <w:t>，</w:t>
+      </w:r>
+      <w:r>
+        <w:rPr>
+          <w:rFonts w:hint="eastAsia" w:ascii="Times New Roman" w:hAnsi="Times New Roman" w:eastAsia="FangSong" w:cs="Times New Roman"/>
+        </w:rPr>
+        <w:t>一个</w:t>
+      </w:r>
+      <w:r>
+        <w:rPr>
+          <w:rFonts w:ascii="Times New Roman" w:hAnsi="Times New Roman" w:eastAsia="Times New Roman" w:cs="Times New Roman"/>
+        </w:rPr>
+        <w:t xml:space="preserve"> Cl· </w:t>
+      </w:r>
+      <w:r>
+        <w:rPr>
+          <w:rFonts w:hint="eastAsia" w:ascii="Times New Roman" w:hAnsi="Times New Roman" w:eastAsia="FangSong" w:cs="Times New Roman"/>
+        </w:rPr>
+        <w:t xml:space="preserve">可产生大量</w:t>
+      </w:r>
+      <w:r>
+        <w:rPr>
+          <w:rFonts w:ascii="Times New Roman" w:hAnsi="Times New Roman" w:eastAsia="Times New Roman" w:cs="Times New Roman"/>
+        </w:rPr>
+        <w:t xml:space="preserve"> </w:t>
+      </w:r>
+      <w:r>
+        <w:rPr>
+          <w:rFonts w:hint="eastAsia" w:ascii="Times New Roman" w:hAnsi="Times New Roman" w:eastAsia="Times New Roman" w:cs="Times New Roman"/>
+        </w:rPr>
+        <w:t>CH</w:t>
+      </w:r>
+      <w:r>
+        <w:rPr>
+          <w:rFonts w:hint="eastAsia" w:ascii="Times New Roman" w:hAnsi="Times New Roman" w:eastAsia="Times New Roman" w:cs="Times New Roman"/>
+          <w:vertAlign w:val="subscript"/>
+        </w:rPr>
+        <w:t>3</w:t>
+      </w:r>
+      <w:r>
+        <w:rPr>
+          <w:rFonts w:hint="eastAsia" w:ascii="Times New Roman" w:hAnsi="Times New Roman" w:eastAsia="Times New Roman" w:cs="Times New Roman"/>
+        </w:rPr>
+        <w:t>Cl）</w:t>
+      </w:r>
+    </w:p>
+    <w:p>
+      <w:pPr>
+        <w:pStyle w:val="BodyText"/>
+      </w:pPr>
+      <w:r>
+        <w:rPr>
           <w:rFonts w:hint="eastAsia" w:ascii="Times New Roman" w:hAnsi="Times New Roman" w:eastAsia="FangSong" w:cs="Times New Roman"/>
           <w:b/>
           <w:bCs/>
         </w:rPr>
-        <w:t xml:space="preserve">链增长</w:t>
+        <w:t xml:space="preserve">链终止</w:t>
       </w:r>
       <w:r>
         <w:rPr>
@@ -7478,29 +7758,35 @@
       <w:r>
         <w:rPr>
           <w:rStyle w:val="VerbatimChar"/>
-          <w:rFonts w:ascii="Times New Roman" w:hAnsi="Times New Roman" w:eastAsia="Times New Roman" w:cs="Times New Roman"/>
-        </w:rPr>
-        <w:t>Cl· + CH</w:t>
-      </w:r>
-      <w:r>
-        <w:rPr>
-          <w:rStyle w:val="VerbatimChar"/>
-          <w:rFonts w:ascii="Times New Roman" w:hAnsi="Times New Roman" w:eastAsia="Times New Roman" w:cs="Times New Roman"/>
+          <w:rFonts w:ascii="SimSun" w:hAnsi="SimSun" w:eastAsia="SimSun" w:cs="SimSun"/>
+        </w:rPr>
+        <w:t>Cl· + Cl·   → Cl</w:t>
+      </w:r>
+      <w:r>
+        <w:rPr>
+          <w:rStyle w:val="VerbatimChar"/>
+          <w:rFonts w:ascii="SimSun" w:hAnsi="SimSun" w:eastAsia="SimSun" w:cs="SimSun"/>
           <w:vertAlign w:val="subscript"/>
         </w:rPr>
-        <w:t>4</w:t>
-      </w:r>
-      <w:r>
-        <w:rPr>
-          <w:rStyle w:val="VerbatimChar"/>
-          <w:rFonts w:ascii="Times New Roman" w:hAnsi="Times New Roman" w:eastAsia="Times New Roman" w:cs="Times New Roman"/>
-        </w:rPr>
-        <w:t xml:space="preserve"> → CH</w:t>
-      </w:r>
-      <w:r>
-        <w:rPr>
-          <w:rStyle w:val="VerbatimChar"/>
-          <w:rFonts w:ascii="Times New Roman" w:hAnsi="Times New Roman" w:eastAsia="Times New Roman" w:cs="Times New Roman"/>
+        <w:t>2</w:t>
+      </w:r>
+      <w:r>
+        <w:rPr>
+          <w:rFonts w:ascii="SimSun" w:hAnsi="SimSun" w:eastAsia="SimSun" w:cs="SimSun"/>
+        </w:rPr>
+        <w:br/>
+      </w:r>
+      <w:r>
+        <w:rPr>
+          <w:rStyle w:val="VerbatimChar"/>
+          <w:rFonts w:ascii="SimSun" w:hAnsi="SimSun" w:eastAsia="SimSun" w:cs="SimSun"/>
+        </w:rPr>
+        <w:t>CH</w:t>
+      </w:r>
+      <w:r>
+        <w:rPr>
+          <w:rStyle w:val="VerbatimChar"/>
+          <w:rFonts w:ascii="SimSun" w:hAnsi="SimSun" w:eastAsia="SimSun" w:cs="SimSun"/>
           <w:vertAlign w:val="subscript"/>
         </w:rPr>
         <w:t>3</w:t>
@@ -7508,55 +7794,42 @@
       <w:r>
         <w:rPr>
           <w:rStyle w:val="VerbatimChar"/>
-          <w:rFonts w:ascii="Times New Roman" w:hAnsi="Times New Roman" w:eastAsia="Times New Roman" w:cs="Times New Roman"/>
-        </w:rPr>
-        <w:t xml:space="preserve">· + HCl   (Cl· </w:t>
-      </w:r>
-      <w:r>
-        <w:rPr>
-          <w:rStyle w:val="VerbatimChar"/>
-          <w:rFonts w:hint="eastAsia" w:ascii="Times New Roman" w:hAnsi="Times New Roman" w:eastAsia="FangSong" w:cs="Times New Roman"/>
-        </w:rPr>
-        <w:t>抽氢</w:t>
-      </w:r>
-      <w:r>
-        <w:rPr>
-          <w:rStyle w:val="VerbatimChar"/>
-          <w:rFonts w:hint="eastAsia" w:ascii="Times New Roman" w:hAnsi="Times New Roman" w:eastAsia="Times New Roman" w:cs="Times New Roman"/>
-        </w:rPr>
-        <w:t>，</w:t>
-      </w:r>
-      <w:r>
-        <w:rPr>
-          <w:rStyle w:val="VerbatimChar"/>
-          <w:rFonts w:hint="eastAsia" w:ascii="Times New Roman" w:hAnsi="Times New Roman" w:eastAsia="FangSong" w:cs="Times New Roman"/>
-        </w:rPr>
-        <w:t>生成甲基自由基</w:t>
-      </w:r>
-      <w:r>
-        <w:rPr>
-          <w:rStyle w:val="VerbatimChar"/>
-          <w:rFonts w:hint="eastAsia" w:ascii="Times New Roman" w:hAnsi="Times New Roman" w:eastAsia="Times New Roman" w:cs="Times New Roman"/>
-        </w:rPr>
-        <w:t>)</w:t>
-      </w:r>
-      <w:r>
-        <w:rPr>
-          <w:rFonts w:ascii="Times New Roman" w:hAnsi="Times New Roman" w:eastAsia="Times New Roman" w:cs="Times New Roman"/>
+          <w:rFonts w:ascii="SimSun" w:hAnsi="SimSun" w:eastAsia="SimSun" w:cs="SimSun"/>
+        </w:rPr>
+        <w:t>· + Cl· → CH</w:t>
+      </w:r>
+      <w:r>
+        <w:rPr>
+          <w:rStyle w:val="VerbatimChar"/>
+          <w:rFonts w:ascii="SimSun" w:hAnsi="SimSun" w:eastAsia="SimSun" w:cs="SimSun"/>
+          <w:vertAlign w:val="subscript"/>
+        </w:rPr>
+        <w:t>3</w:t>
+      </w:r>
+      <w:r>
+        <w:rPr>
+          <w:rStyle w:val="VerbatimChar"/>
+          <w:rFonts w:ascii="SimSun" w:hAnsi="SimSun" w:eastAsia="SimSun" w:cs="SimSun"/>
+        </w:rPr>
+        <w:t>Cl</w:t>
+      </w:r>
+      <w:r>
+        <w:rPr>
+          <w:rFonts w:ascii="SimSun" w:hAnsi="SimSun" w:eastAsia="SimSun" w:cs="SimSun"/>
         </w:rPr>
         <w:br/>
       </w:r>
       <w:r>
         <w:rPr>
           <w:rStyle w:val="VerbatimChar"/>
-          <w:rFonts w:ascii="Times New Roman" w:hAnsi="Times New Roman" w:eastAsia="Times New Roman" w:cs="Times New Roman"/>
+          <w:rFonts w:ascii="SimSun" w:hAnsi="SimSun" w:eastAsia="SimSun" w:cs="SimSun"/>
         </w:rPr>
         <w:t>CH</w:t>
       </w:r>
       <w:r>
         <w:rPr>
           <w:rStyle w:val="VerbatimChar"/>
-          <w:rFonts w:ascii="Times New Roman" w:hAnsi="Times New Roman" w:eastAsia="Times New Roman" w:cs="Times New Roman"/>
+          <w:rFonts w:ascii="SimSun" w:hAnsi="SimSun" w:eastAsia="SimSun" w:cs="SimSun"/>
           <w:vertAlign w:val="subscript"/>
         </w:rPr>
         <w:t>3</w:t>
@@ -7564,29 +7837,29 @@
       <w:r>
         <w:rPr>
           <w:rStyle w:val="VerbatimChar"/>
-          <w:rFonts w:ascii="Times New Roman" w:hAnsi="Times New Roman" w:eastAsia="Times New Roman" w:cs="Times New Roman"/>
-        </w:rPr>
-        <w:t>· + Cl</w:t>
-      </w:r>
-      <w:r>
-        <w:rPr>
-          <w:rStyle w:val="VerbatimChar"/>
-          <w:rFonts w:ascii="Times New Roman" w:hAnsi="Times New Roman" w:eastAsia="Times New Roman" w:cs="Times New Roman"/>
+          <w:rFonts w:ascii="SimSun" w:hAnsi="SimSun" w:eastAsia="SimSun" w:cs="SimSun"/>
+        </w:rPr>
+        <w:t>· + CH</w:t>
+      </w:r>
+      <w:r>
+        <w:rPr>
+          <w:rStyle w:val="VerbatimChar"/>
+          <w:rFonts w:ascii="SimSun" w:hAnsi="SimSun" w:eastAsia="SimSun" w:cs="SimSun"/>
           <w:vertAlign w:val="subscript"/>
         </w:rPr>
-        <w:t>2</w:t>
-      </w:r>
-      <w:r>
-        <w:rPr>
-          <w:rStyle w:val="VerbatimChar"/>
-          <w:rFonts w:ascii="Times New Roman" w:hAnsi="Times New Roman" w:eastAsia="Times New Roman" w:cs="Times New Roman"/>
-        </w:rPr>
-        <w:t xml:space="preserve"> → CH</w:t>
-      </w:r>
-      <w:r>
-        <w:rPr>
-          <w:rStyle w:val="VerbatimChar"/>
-          <w:rFonts w:ascii="Times New Roman" w:hAnsi="Times New Roman" w:eastAsia="Times New Roman" w:cs="Times New Roman"/>
+        <w:t>3</w:t>
+      </w:r>
+      <w:r>
+        <w:rPr>
+          <w:rStyle w:val="VerbatimChar"/>
+          <w:rFonts w:ascii="SimSun" w:hAnsi="SimSun" w:eastAsia="SimSun" w:cs="SimSun"/>
+        </w:rPr>
+        <w:t>· → CH</w:t>
+      </w:r>
+      <w:r>
+        <w:rPr>
+          <w:rStyle w:val="VerbatimChar"/>
+          <w:rFonts w:ascii="SimSun" w:hAnsi="SimSun" w:eastAsia="SimSun" w:cs="SimSun"/>
           <w:vertAlign w:val="subscript"/>
         </w:rPr>
         <w:t>3</w:t>
@@ -7594,320 +7867,43 @@
       <w:r>
         <w:rPr>
           <w:rStyle w:val="VerbatimChar"/>
-          <w:rFonts w:ascii="Times New Roman" w:hAnsi="Times New Roman" w:eastAsia="Times New Roman" w:cs="Times New Roman"/>
-        </w:rPr>
-        <w:t xml:space="preserve">Cl + Cl· </w:t>
-      </w:r>
-      <w:r>
-        <w:rPr>
-          <w:rStyle w:val="VerbatimChar"/>
-          <w:rFonts w:hint="eastAsia" w:ascii="Times New Roman" w:hAnsi="Times New Roman" w:eastAsia="Times New Roman" w:cs="Times New Roman"/>
+          <w:rFonts w:ascii="SimSun" w:hAnsi="SimSun" w:eastAsia="SimSun" w:cs="SimSun"/>
+        </w:rPr>
+        <w:t>CH</w:t>
+      </w:r>
+      <w:r>
+        <w:rPr>
+          <w:rStyle w:val="VerbatimChar"/>
+          <w:rFonts w:ascii="SimSun" w:hAnsi="SimSun" w:eastAsia="SimSun" w:cs="SimSun"/>
+          <w:vertAlign w:val="subscript"/>
+        </w:rPr>
+        <w:t>3</w:t>
+      </w:r>
+      <w:r>
+        <w:rPr>
+          <w:rStyle w:val="VerbatimChar"/>
+          <w:rFonts w:ascii="SimSun" w:hAnsi="SimSun" w:eastAsia="SimSun" w:cs="SimSun"/>
+        </w:rPr>
+        <w:t xml:space="preserve">  </w:t>
+      </w:r>
+      <w:r>
+        <w:rPr>
+          <w:rStyle w:val="VerbatimChar"/>
+          <w:rFonts w:hint="eastAsia" w:ascii="SimSun" w:hAnsi="SimSun" w:eastAsia="SimSun" w:cs="SimSun"/>
         </w:rPr>
         <w:t>(</w:t>
       </w:r>
       <w:r>
         <w:rPr>
           <w:rStyle w:val="VerbatimChar"/>
-          <w:rFonts w:hint="eastAsia" w:ascii="Times New Roman" w:hAnsi="Times New Roman" w:eastAsia="FangSong" w:cs="Times New Roman"/>
-        </w:rPr>
-        <w:t>甲基自由基夺取</w:t>
-      </w:r>
-      <w:r>
-        <w:rPr>
-          <w:rStyle w:val="VerbatimChar"/>
-          <w:rFonts w:ascii="Times New Roman" w:hAnsi="Times New Roman" w:eastAsia="Times New Roman" w:cs="Times New Roman"/>
-        </w:rPr>
-        <w:t xml:space="preserve"> Cl</w:t>
-      </w:r>
-      <w:r>
-        <w:rPr>
-          <w:rStyle w:val="VerbatimChar"/>
-          <w:rFonts w:ascii="Times New Roman" w:hAnsi="Times New Roman" w:eastAsia="Times New Roman" w:cs="Times New Roman"/>
-          <w:vertAlign w:val="subscript"/>
-        </w:rPr>
-        <w:t>2</w:t>
-      </w:r>
-      <w:r>
-        <w:rPr>
-          <w:rStyle w:val="VerbatimChar"/>
-          <w:rFonts w:ascii="Times New Roman" w:hAnsi="Times New Roman" w:eastAsia="Times New Roman" w:cs="Times New Roman"/>
-        </w:rPr>
-        <w:t xml:space="preserve"> </w:t>
-      </w:r>
-      <w:r>
-        <w:rPr>
-          <w:rStyle w:val="VerbatimChar"/>
-          <w:rFonts w:hint="eastAsia" w:ascii="Times New Roman" w:hAnsi="Times New Roman" w:eastAsia="FangSong" w:cs="Times New Roman"/>
-        </w:rPr>
-        <w:t xml:space="preserve">中的</w:t>
-      </w:r>
-      <w:r>
-        <w:rPr>
-          <w:rStyle w:val="VerbatimChar"/>
-          <w:rFonts w:ascii="Times New Roman" w:hAnsi="Times New Roman" w:eastAsia="Times New Roman" w:cs="Times New Roman"/>
-        </w:rPr>
-        <w:t xml:space="preserve"> </w:t>
-      </w:r>
-      <w:r>
-        <w:rPr>
-          <w:rStyle w:val="VerbatimChar"/>
-          <w:rFonts w:hint="eastAsia" w:ascii="Times New Roman" w:hAnsi="Times New Roman" w:eastAsia="Times New Roman" w:cs="Times New Roman"/>
-        </w:rPr>
-        <w:t>Cl，</w:t>
-      </w:r>
-      <w:r>
-        <w:rPr>
-          <w:rStyle w:val="VerbatimChar"/>
-          <w:rFonts w:hint="eastAsia" w:ascii="Times New Roman" w:hAnsi="Times New Roman" w:eastAsia="FangSong" w:cs="Times New Roman"/>
-        </w:rPr>
-        <w:t>再生</w:t>
-      </w:r>
-      <w:r>
-        <w:rPr>
-          <w:rStyle w:val="VerbatimChar"/>
-          <w:rFonts w:ascii="Times New Roman" w:hAnsi="Times New Roman" w:eastAsia="Times New Roman" w:cs="Times New Roman"/>
-        </w:rPr>
-        <w:t xml:space="preserve"> Cl·)</w:t>
-      </w:r>
-    </w:p>
-    <w:p>
-      <w:pPr>
-        <w:pStyle w:val="FirstParagraph"/>
-      </w:pPr>
-      <w:r>
-        <w:rPr>
-          <w:rFonts w:hint="eastAsia" w:ascii="Times New Roman" w:hAnsi="Times New Roman" w:eastAsia="Times New Roman" w:cs="Times New Roman"/>
-        </w:rPr>
-        <w:t>（</w:t>
-      </w:r>
-      <w:r>
-        <w:rPr>
-          <w:rFonts w:hint="eastAsia" w:ascii="Times New Roman" w:hAnsi="Times New Roman" w:eastAsia="FangSong" w:cs="Times New Roman"/>
-        </w:rPr>
-        <w:t>循环往复</w:t>
-      </w:r>
-      <w:r>
-        <w:rPr>
-          <w:rFonts w:hint="eastAsia" w:ascii="Times New Roman" w:hAnsi="Times New Roman" w:eastAsia="Times New Roman" w:cs="Times New Roman"/>
-        </w:rPr>
-        <w:t>，</w:t>
-      </w:r>
-      <w:r>
-        <w:rPr>
-          <w:rFonts w:hint="eastAsia" w:ascii="Times New Roman" w:hAnsi="Times New Roman" w:eastAsia="FangSong" w:cs="Times New Roman"/>
-        </w:rPr>
-        <w:t>一个</w:t>
-      </w:r>
-      <w:r>
-        <w:rPr>
-          <w:rFonts w:ascii="Times New Roman" w:hAnsi="Times New Roman" w:eastAsia="Times New Roman" w:cs="Times New Roman"/>
-        </w:rPr>
-        <w:t xml:space="preserve"> Cl· </w:t>
-      </w:r>
-      <w:r>
-        <w:rPr>
-          <w:rFonts w:hint="eastAsia" w:ascii="Times New Roman" w:hAnsi="Times New Roman" w:eastAsia="FangSong" w:cs="Times New Roman"/>
-        </w:rPr>
-        <w:t xml:space="preserve">可产生大量</w:t>
-      </w:r>
-      <w:r>
-        <w:rPr>
-          <w:rFonts w:ascii="Times New Roman" w:hAnsi="Times New Roman" w:eastAsia="Times New Roman" w:cs="Times New Roman"/>
-        </w:rPr>
-        <w:t xml:space="preserve"> </w:t>
-      </w:r>
-      <w:r>
-        <w:rPr>
-          <w:rFonts w:hint="eastAsia" w:ascii="Times New Roman" w:hAnsi="Times New Roman" w:eastAsia="Times New Roman" w:cs="Times New Roman"/>
-        </w:rPr>
-        <w:t>CH</w:t>
-      </w:r>
-      <w:r>
-        <w:rPr>
-          <w:rFonts w:hint="eastAsia" w:ascii="Times New Roman" w:hAnsi="Times New Roman" w:eastAsia="Times New Roman" w:cs="Times New Roman"/>
-          <w:vertAlign w:val="subscript"/>
-        </w:rPr>
-        <w:t>3</w:t>
-      </w:r>
-      <w:r>
-        <w:rPr>
-          <w:rFonts w:hint="eastAsia" w:ascii="Times New Roman" w:hAnsi="Times New Roman" w:eastAsia="Times New Roman" w:cs="Times New Roman"/>
-        </w:rPr>
-        <w:t>Cl）</w:t>
-      </w:r>
-    </w:p>
-    <w:p>
-      <w:pPr>
-        <w:pStyle w:val="BodyText"/>
-      </w:pPr>
-      <w:r>
-        <w:rPr>
-          <w:rFonts w:hint="eastAsia" w:ascii="Times New Roman" w:hAnsi="Times New Roman" w:eastAsia="FangSong" w:cs="Times New Roman"/>
-          <w:b/>
-          <w:bCs/>
-        </w:rPr>
-        <w:t xml:space="preserve">链终止</w:t>
-      </w:r>
-      <w:r>
-        <w:rPr>
-          <w:rFonts w:hint="eastAsia" w:ascii="Times New Roman" w:hAnsi="Times New Roman" w:eastAsia="Times New Roman" w:cs="Times New Roman"/>
-        </w:rPr>
-        <w:t xml:space="preserve">：</w:t>
-      </w:r>
-    </w:p>
-    <w:p>
-      <w:pPr>
-        <w:pStyle w:val="SourceCode"/>
-      </w:pPr>
-      <w:r>
-        <w:rPr>
-          <w:rStyle w:val="VerbatimChar"/>
-          <w:rFonts w:ascii="Times New Roman" w:hAnsi="Times New Roman" w:eastAsia="Times New Roman" w:cs="Times New Roman"/>
-        </w:rPr>
-        <w:t>Cl· + Cl·   → Cl</w:t>
-      </w:r>
-      <w:r>
-        <w:rPr>
-          <w:rStyle w:val="VerbatimChar"/>
-          <w:rFonts w:ascii="Times New Roman" w:hAnsi="Times New Roman" w:eastAsia="Times New Roman" w:cs="Times New Roman"/>
-          <w:vertAlign w:val="subscript"/>
-        </w:rPr>
-        <w:t>2</w:t>
-      </w:r>
-      <w:r>
-        <w:rPr>
-          <w:rFonts w:ascii="Times New Roman" w:hAnsi="Times New Roman" w:eastAsia="Times New Roman" w:cs="Times New Roman"/>
-        </w:rPr>
-        <w:br/>
-      </w:r>
-      <w:r>
-        <w:rPr>
-          <w:rStyle w:val="VerbatimChar"/>
-          <w:rFonts w:ascii="Times New Roman" w:hAnsi="Times New Roman" w:eastAsia="Times New Roman" w:cs="Times New Roman"/>
-        </w:rPr>
-        <w:t>CH</w:t>
-      </w:r>
-      <w:r>
-        <w:rPr>
-          <w:rStyle w:val="VerbatimChar"/>
-          <w:rFonts w:ascii="Times New Roman" w:hAnsi="Times New Roman" w:eastAsia="Times New Roman" w:cs="Times New Roman"/>
-          <w:vertAlign w:val="subscript"/>
-        </w:rPr>
-        <w:t>3</w:t>
-      </w:r>
-      <w:r>
-        <w:rPr>
-          <w:rStyle w:val="VerbatimChar"/>
-          <w:rFonts w:ascii="Times New Roman" w:hAnsi="Times New Roman" w:eastAsia="Times New Roman" w:cs="Times New Roman"/>
-        </w:rPr>
-        <w:t>· + Cl· → CH</w:t>
-      </w:r>
-      <w:r>
-        <w:rPr>
-          <w:rStyle w:val="VerbatimChar"/>
-          <w:rFonts w:ascii="Times New Roman" w:hAnsi="Times New Roman" w:eastAsia="Times New Roman" w:cs="Times New Roman"/>
-          <w:vertAlign w:val="subscript"/>
-        </w:rPr>
-        <w:t>3</w:t>
-      </w:r>
-      <w:r>
-        <w:rPr>
-          <w:rStyle w:val="VerbatimChar"/>
-          <w:rFonts w:ascii="Times New Roman" w:hAnsi="Times New Roman" w:eastAsia="Times New Roman" w:cs="Times New Roman"/>
-        </w:rPr>
-        <w:t>Cl</w:t>
-      </w:r>
-      <w:r>
-        <w:rPr>
-          <w:rFonts w:ascii="Times New Roman" w:hAnsi="Times New Roman" w:eastAsia="Times New Roman" w:cs="Times New Roman"/>
-        </w:rPr>
-        <w:br/>
-      </w:r>
-      <w:r>
-        <w:rPr>
-          <w:rStyle w:val="VerbatimChar"/>
-          <w:rFonts w:ascii="Times New Roman" w:hAnsi="Times New Roman" w:eastAsia="Times New Roman" w:cs="Times New Roman"/>
-        </w:rPr>
-        <w:t>CH</w:t>
-      </w:r>
-      <w:r>
-        <w:rPr>
-          <w:rStyle w:val="VerbatimChar"/>
-          <w:rFonts w:ascii="Times New Roman" w:hAnsi="Times New Roman" w:eastAsia="Times New Roman" w:cs="Times New Roman"/>
-          <w:vertAlign w:val="subscript"/>
-        </w:rPr>
-        <w:t>3</w:t>
-      </w:r>
-      <w:r>
-        <w:rPr>
-          <w:rStyle w:val="VerbatimChar"/>
-          <w:rFonts w:ascii="Times New Roman" w:hAnsi="Times New Roman" w:eastAsia="Times New Roman" w:cs="Times New Roman"/>
-        </w:rPr>
-        <w:t>· + CH</w:t>
-      </w:r>
-      <w:r>
-        <w:rPr>
-          <w:rStyle w:val="VerbatimChar"/>
-          <w:rFonts w:ascii="Times New Roman" w:hAnsi="Times New Roman" w:eastAsia="Times New Roman" w:cs="Times New Roman"/>
-          <w:vertAlign w:val="subscript"/>
-        </w:rPr>
-        <w:t>3</w:t>
-      </w:r>
-      <w:r>
-        <w:rPr>
-          <w:rStyle w:val="VerbatimChar"/>
-          <w:rFonts w:ascii="Times New Roman" w:hAnsi="Times New Roman" w:eastAsia="Times New Roman" w:cs="Times New Roman"/>
-        </w:rPr>
-        <w:t>· → CH</w:t>
-      </w:r>
-      <w:r>
-        <w:rPr>
-          <w:rStyle w:val="VerbatimChar"/>
-          <w:rFonts w:ascii="Times New Roman" w:hAnsi="Times New Roman" w:eastAsia="Times New Roman" w:cs="Times New Roman"/>
-          <w:vertAlign w:val="subscript"/>
-        </w:rPr>
-        <w:t>3</w:t>
-      </w:r>
-      <w:r>
-        <w:rPr>
-          <w:rStyle w:val="VerbatimChar"/>
-          <w:rFonts w:ascii="Times New Roman" w:hAnsi="Times New Roman" w:eastAsia="Times New Roman" w:cs="Times New Roman"/>
-        </w:rPr>
-        <w:t>CH</w:t>
-      </w:r>
-      <w:r>
-        <w:rPr>
-          <w:rStyle w:val="VerbatimChar"/>
-          <w:rFonts w:ascii="Times New Roman" w:hAnsi="Times New Roman" w:eastAsia="Times New Roman" w:cs="Times New Roman"/>
-          <w:vertAlign w:val="subscript"/>
-        </w:rPr>
-        <w:t>3</w:t>
-      </w:r>
-      <w:r>
-        <w:rPr>
-          <w:rStyle w:val="VerbatimChar"/>
-          <w:rFonts w:ascii="Times New Roman" w:hAnsi="Times New Roman" w:eastAsia="Times New Roman" w:cs="Times New Roman"/>
-        </w:rPr>
-        <w:t xml:space="preserve">  </w:t>
-      </w:r>
-      <w:r>
-        <w:rPr>
-          <w:rStyle w:val="VerbatimChar"/>
-          <w:rFonts w:hint="eastAsia" w:ascii="Times New Roman" w:hAnsi="Times New Roman" w:eastAsia="Times New Roman" w:cs="Times New Roman"/>
-        </w:rPr>
-        <w:t>(</w:t>
-      </w:r>
-      <w:r>
-        <w:rPr>
-          <w:rStyle w:val="VerbatimChar"/>
-          <w:rFonts w:hint="eastAsia" w:ascii="Times New Roman" w:hAnsi="Times New Roman" w:eastAsia="FangSong" w:cs="Times New Roman"/>
+          <w:rFonts w:hint="eastAsia" w:ascii="SimSun" w:hAnsi="SimSun" w:eastAsia="SimSun" w:cs="SimSun"/>
         </w:rPr>
         <w:t>副产物乙烷</w:t>
       </w:r>
       <w:r>
         <w:rPr>
           <w:rStyle w:val="VerbatimChar"/>
-          <w:rFonts w:hint="eastAsia" w:ascii="Times New Roman" w:hAnsi="Times New Roman" w:eastAsia="Times New Roman" w:cs="Times New Roman"/>
+          <w:rFonts w:hint="eastAsia" w:ascii="SimSun" w:hAnsi="SimSun" w:eastAsia="SimSun" w:cs="SimSun"/>
         </w:rPr>
         <w:t>)</w:t>
       </w:r>
@@ -9473,148 +9469,130 @@
         </w:rPr>
         <w:t xml:space="preserve">：</w:t>
       </w:r>
+      <w:r>
+        <w:rPr>
+          <w:rFonts w:ascii="Times New Roman" w:hAnsi="Times New Roman" w:eastAsia="Times New Roman" w:cs="Times New Roman"/>
+        </w:rPr>
+        <w:t xml:space="preserve"> </w:t>
+      </w:r>
+      <w:r>
+        <w:rPr>
+          <w:rFonts w:hint="eastAsia" w:ascii="Times New Roman" w:hAnsi="Times New Roman" w:eastAsia="FangSong" w:cs="Times New Roman"/>
+        </w:rPr>
+        <w:t>某产物</w:t>
+      </w:r>
+      <w:r>
+        <w:rPr>
+          <w:rFonts w:hint="eastAsia" w:ascii="Times New Roman" w:hAnsi="Times New Roman" w:eastAsia="Times New Roman" w:cs="Times New Roman"/>
+        </w:rPr>
+        <w:t>%</w:t>
+      </w:r>
+      <w:r>
+        <w:rPr>
+          <w:rFonts w:ascii="Times New Roman" w:hAnsi="Times New Roman" w:eastAsia="Times New Roman" w:cs="Times New Roman"/>
+        </w:rPr>
+        <w:t xml:space="preserve"> = </w:t>
+      </w:r>
+      <w:r>
+        <w:rPr>
+          <w:rFonts w:hint="eastAsia" w:ascii="Times New Roman" w:hAnsi="Times New Roman" w:eastAsia="Times New Roman" w:cs="Times New Roman"/>
+        </w:rPr>
+        <w:t>(</w:t>
+      </w:r>
+      <w:r>
+        <w:rPr>
+          <w:rFonts w:hint="eastAsia" w:ascii="Times New Roman" w:hAnsi="Times New Roman" w:eastAsia="FangSong" w:cs="Times New Roman"/>
+        </w:rPr>
+        <w:t>该位点</w:t>
+      </w:r>
+      <w:r>
+        <w:rPr>
+          <w:rFonts w:ascii="Times New Roman" w:hAnsi="Times New Roman" w:eastAsia="Times New Roman" w:cs="Times New Roman"/>
+        </w:rPr>
+        <w:t xml:space="preserve"> H </w:t>
+      </w:r>
+      <w:r>
+        <w:rPr>
+          <w:rFonts w:hint="eastAsia" w:ascii="Times New Roman" w:hAnsi="Times New Roman" w:eastAsia="FangSong" w:cs="Times New Roman"/>
+        </w:rPr>
+        <w:t xml:space="preserve">数</w:t>
+      </w:r>
+      <w:r>
+        <w:rPr>
+          <w:rFonts w:ascii="Times New Roman" w:hAnsi="Times New Roman" w:eastAsia="Times New Roman" w:cs="Times New Roman"/>
+        </w:rPr>
+        <w:t xml:space="preserve"> × </w:t>
+      </w:r>
+      <w:r>
+        <w:rPr>
+          <w:rFonts w:hint="eastAsia" w:ascii="Times New Roman" w:hAnsi="Times New Roman" w:eastAsia="FangSong" w:cs="Times New Roman"/>
+        </w:rPr>
+        <w:t>相对活性</w:t>
+      </w:r>
+      <w:r>
+        <w:rPr>
+          <w:rFonts w:hint="eastAsia" w:ascii="Times New Roman" w:hAnsi="Times New Roman" w:eastAsia="Times New Roman" w:cs="Times New Roman"/>
+        </w:rPr>
+        <w:t>)</w:t>
+      </w:r>
+      <w:r>
+        <w:rPr>
+          <w:rFonts w:ascii="Times New Roman" w:hAnsi="Times New Roman" w:eastAsia="Times New Roman" w:cs="Times New Roman"/>
+        </w:rPr>
+        <w:t xml:space="preserve"> ÷ </w:t>
+      </w:r>
+      <w:r>
+        <w:rPr>
+          <w:rFonts w:hint="eastAsia" w:ascii="Times New Roman" w:hAnsi="Times New Roman" w:eastAsia="Times New Roman" w:cs="Times New Roman"/>
+        </w:rPr>
+        <w:t>Σ(</w:t>
+      </w:r>
+      <w:r>
+        <w:rPr>
+          <w:rFonts w:hint="eastAsia" w:ascii="Times New Roman" w:hAnsi="Times New Roman" w:eastAsia="FangSong" w:cs="Times New Roman"/>
+        </w:rPr>
+        <w:t>所有位点</w:t>
+      </w:r>
+      <w:r>
+        <w:rPr>
+          <w:rFonts w:ascii="Times New Roman" w:hAnsi="Times New Roman" w:eastAsia="Times New Roman" w:cs="Times New Roman"/>
+        </w:rPr>
+        <w:t xml:space="preserve"> H </w:t>
+      </w:r>
+      <w:r>
+        <w:rPr>
+          <w:rFonts w:hint="eastAsia" w:ascii="Times New Roman" w:hAnsi="Times New Roman" w:eastAsia="FangSong" w:cs="Times New Roman"/>
+        </w:rPr>
+        <w:t xml:space="preserve">数</w:t>
+      </w:r>
+      <w:r>
+        <w:rPr>
+          <w:rFonts w:ascii="Times New Roman" w:hAnsi="Times New Roman" w:eastAsia="Times New Roman" w:cs="Times New Roman"/>
+        </w:rPr>
+        <w:t xml:space="preserve"> × </w:t>
+      </w:r>
+      <w:r>
+        <w:rPr>
+          <w:rFonts w:hint="eastAsia" w:ascii="Times New Roman" w:hAnsi="Times New Roman" w:eastAsia="FangSong" w:cs="Times New Roman"/>
+        </w:rPr>
+        <w:t>相对活性</w:t>
+      </w:r>
+      <w:r>
+        <w:rPr>
+          <w:rFonts w:hint="eastAsia" w:ascii="Times New Roman" w:hAnsi="Times New Roman" w:eastAsia="Times New Roman" w:cs="Times New Roman"/>
+        </w:rPr>
+        <w:t>)</w:t>
+      </w:r>
+      <w:r>
+        <w:rPr>
+          <w:rFonts w:ascii="Times New Roman" w:hAnsi="Times New Roman" w:eastAsia="Times New Roman" w:cs="Times New Roman"/>
+        </w:rPr>
+        <w:t xml:space="preserve"> × 100%</w:t>
+      </w:r>
     </w:p>
     <w:p>
       <w:pPr>
-        <w:pStyle w:val="SourceCode"/>
-      </w:pPr>
-      <w:r>
-        <w:rPr>
-          <w:rStyle w:val="VerbatimChar"/>
-          <w:rFonts w:hint="eastAsia" w:ascii="Times New Roman" w:hAnsi="Times New Roman" w:eastAsia="FangSong" w:cs="Times New Roman"/>
-        </w:rPr>
-        <w:t>某产物</w:t>
-      </w:r>
-      <w:r>
-        <w:rPr>
-          <w:rStyle w:val="VerbatimChar"/>
-          <w:rFonts w:hint="eastAsia" w:ascii="Times New Roman" w:hAnsi="Times New Roman" w:eastAsia="Times New Roman" w:cs="Times New Roman"/>
-        </w:rPr>
-        <w:t>%</w:t>
-      </w:r>
-      <w:r>
-        <w:rPr>
-          <w:rStyle w:val="VerbatimChar"/>
-          <w:rFonts w:ascii="Times New Roman" w:hAnsi="Times New Roman" w:eastAsia="Times New Roman" w:cs="Times New Roman"/>
-        </w:rPr>
-        <w:t xml:space="preserve"> = </w:t>
-      </w:r>
-      <w:r>
-        <w:rPr>
-          <w:rStyle w:val="VerbatimChar"/>
-          <w:rFonts w:hint="eastAsia" w:ascii="Times New Roman" w:hAnsi="Times New Roman" w:eastAsia="Times New Roman" w:cs="Times New Roman"/>
-        </w:rPr>
-        <w:t>(</w:t>
-      </w:r>
-      <w:r>
-        <w:rPr>
-          <w:rStyle w:val="VerbatimChar"/>
-          <w:rFonts w:hint="eastAsia" w:ascii="Times New Roman" w:hAnsi="Times New Roman" w:eastAsia="FangSong" w:cs="Times New Roman"/>
-        </w:rPr>
-        <w:t>该位点</w:t>
-      </w:r>
-      <w:r>
-        <w:rPr>
-          <w:rStyle w:val="VerbatimChar"/>
-          <w:rFonts w:ascii="Times New Roman" w:hAnsi="Times New Roman" w:eastAsia="Times New Roman" w:cs="Times New Roman"/>
-        </w:rPr>
-        <w:t xml:space="preserve"> H </w:t>
-      </w:r>
-      <w:r>
-        <w:rPr>
-          <w:rStyle w:val="VerbatimChar"/>
-          <w:rFonts w:hint="eastAsia" w:ascii="Times New Roman" w:hAnsi="Times New Roman" w:eastAsia="FangSong" w:cs="Times New Roman"/>
-        </w:rPr>
-        <w:t xml:space="preserve">数</w:t>
-      </w:r>
-      <w:r>
-        <w:rPr>
-          <w:rStyle w:val="VerbatimChar"/>
-          <w:rFonts w:ascii="Times New Roman" w:hAnsi="Times New Roman" w:eastAsia="Times New Roman" w:cs="Times New Roman"/>
-        </w:rPr>
-        <w:t xml:space="preserve"> × </w:t>
-      </w:r>
-      <w:r>
-        <w:rPr>
-          <w:rStyle w:val="VerbatimChar"/>
-          <w:rFonts w:hint="eastAsia" w:ascii="Times New Roman" w:hAnsi="Times New Roman" w:eastAsia="FangSong" w:cs="Times New Roman"/>
-        </w:rPr>
-        <w:t>相对活性</w:t>
-      </w:r>
-      <w:r>
-        <w:rPr>
-          <w:rStyle w:val="VerbatimChar"/>
-          <w:rFonts w:hint="eastAsia" w:ascii="Times New Roman" w:hAnsi="Times New Roman" w:eastAsia="Times New Roman" w:cs="Times New Roman"/>
-        </w:rPr>
-        <w:t>)</w:t>
-      </w:r>
-      <w:r>
-        <w:rPr>
-          <w:rStyle w:val="VerbatimChar"/>
-          <w:rFonts w:ascii="Times New Roman" w:hAnsi="Times New Roman" w:eastAsia="Times New Roman" w:cs="Times New Roman"/>
-        </w:rPr>
-        <w:t xml:space="preserve"> ÷ </w:t>
-      </w:r>
-      <w:r>
-        <w:rPr>
-          <w:rStyle w:val="VerbatimChar"/>
-          <w:rFonts w:hint="eastAsia" w:ascii="Times New Roman" w:hAnsi="Times New Roman" w:eastAsia="Times New Roman" w:cs="Times New Roman"/>
-        </w:rPr>
-        <w:t>Σ(</w:t>
-      </w:r>
-      <w:r>
-        <w:rPr>
-          <w:rStyle w:val="VerbatimChar"/>
-          <w:rFonts w:hint="eastAsia" w:ascii="Times New Roman" w:hAnsi="Times New Roman" w:eastAsia="FangSong" w:cs="Times New Roman"/>
-        </w:rPr>
-        <w:t>所有位点</w:t>
-      </w:r>
-      <w:r>
-        <w:rPr>
-          <w:rStyle w:val="VerbatimChar"/>
-          <w:rFonts w:ascii="Times New Roman" w:hAnsi="Times New Roman" w:eastAsia="Times New Roman" w:cs="Times New Roman"/>
-        </w:rPr>
-        <w:t xml:space="preserve"> H </w:t>
-      </w:r>
-      <w:r>
-        <w:rPr>
-          <w:rStyle w:val="VerbatimChar"/>
-          <w:rFonts w:hint="eastAsia" w:ascii="Times New Roman" w:hAnsi="Times New Roman" w:eastAsia="FangSong" w:cs="Times New Roman"/>
-        </w:rPr>
-        <w:t xml:space="preserve">数</w:t>
-      </w:r>
-      <w:r>
-        <w:rPr>
-          <w:rStyle w:val="VerbatimChar"/>
-          <w:rFonts w:ascii="Times New Roman" w:hAnsi="Times New Roman" w:eastAsia="Times New Roman" w:cs="Times New Roman"/>
-        </w:rPr>
-        <w:t xml:space="preserve"> × </w:t>
-      </w:r>
-      <w:r>
-        <w:rPr>
-          <w:rStyle w:val="VerbatimChar"/>
-          <w:rFonts w:hint="eastAsia" w:ascii="Times New Roman" w:hAnsi="Times New Roman" w:eastAsia="FangSong" w:cs="Times New Roman"/>
-        </w:rPr>
-        <w:t>相对活性</w:t>
-      </w:r>
-      <w:r>
-        <w:rPr>
-          <w:rStyle w:val="VerbatimChar"/>
-          <w:rFonts w:hint="eastAsia" w:ascii="Times New Roman" w:hAnsi="Times New Roman" w:eastAsia="Times New Roman" w:cs="Times New Roman"/>
-        </w:rPr>
-        <w:t>)</w:t>
-      </w:r>
-      <w:r>
-        <w:rPr>
-          <w:rStyle w:val="VerbatimChar"/>
-          <w:rFonts w:ascii="Times New Roman" w:hAnsi="Times New Roman" w:eastAsia="Times New Roman" w:cs="Times New Roman"/>
-        </w:rPr>
-        <w:t xml:space="preserve"> × 100%</w:t>
-      </w:r>
-    </w:p>
-    <w:p>
-      <w:pPr>
-        <w:pStyle w:val="FirstParagraph"/>
+        <w:pStyle w:val="BodyText"/>
       </w:pPr>
       <w:r>
         <w:rPr>
@@ -10616,62 +10594,62 @@
       <w:r>
         <w:rPr>
           <w:rStyle w:val="VerbatimChar"/>
-          <w:rFonts w:ascii="Times New Roman" w:hAnsi="Times New Roman" w:eastAsia="Times New Roman" w:cs="Times New Roman"/>
+          <w:rFonts w:ascii="SimSun" w:hAnsi="SimSun" w:eastAsia="SimSun" w:cs="SimSun"/>
         </w:rPr>
         <w:t xml:space="preserve">RO-OR →Δ 2 RO·              </w:t>
       </w:r>
       <w:r>
         <w:rPr>
           <w:rStyle w:val="VerbatimChar"/>
-          <w:rFonts w:hint="eastAsia" w:ascii="Times New Roman" w:hAnsi="Times New Roman" w:eastAsia="Times New Roman" w:cs="Times New Roman"/>
+          <w:rFonts w:hint="eastAsia" w:ascii="SimSun" w:hAnsi="SimSun" w:eastAsia="SimSun" w:cs="SimSun"/>
         </w:rPr>
         <w:t>(</w:t>
       </w:r>
       <w:r>
         <w:rPr>
           <w:rStyle w:val="VerbatimChar"/>
-          <w:rFonts w:hint="eastAsia" w:ascii="Times New Roman" w:hAnsi="Times New Roman" w:eastAsia="FangSong" w:cs="Times New Roman"/>
+          <w:rFonts w:hint="eastAsia" w:ascii="SimSun" w:hAnsi="SimSun" w:eastAsia="SimSun" w:cs="SimSun"/>
         </w:rPr>
         <w:t>过氧化物均裂</w:t>
       </w:r>
       <w:r>
         <w:rPr>
           <w:rStyle w:val="VerbatimChar"/>
-          <w:rFonts w:hint="eastAsia" w:ascii="Times New Roman" w:hAnsi="Times New Roman" w:eastAsia="Times New Roman" w:cs="Times New Roman"/>
+          <w:rFonts w:hint="eastAsia" w:ascii="SimSun" w:hAnsi="SimSun" w:eastAsia="SimSun" w:cs="SimSun"/>
         </w:rPr>
         <w:t>)</w:t>
       </w:r>
       <w:r>
         <w:rPr>
-          <w:rFonts w:ascii="Times New Roman" w:hAnsi="Times New Roman" w:eastAsia="Times New Roman" w:cs="Times New Roman"/>
+          <w:rFonts w:ascii="SimSun" w:hAnsi="SimSun" w:eastAsia="SimSun" w:cs="SimSun"/>
         </w:rPr>
         <w:br/>
       </w:r>
       <w:r>
         <w:rPr>
           <w:rStyle w:val="VerbatimChar"/>
-          <w:rFonts w:ascii="Times New Roman" w:hAnsi="Times New Roman" w:eastAsia="Times New Roman" w:cs="Times New Roman"/>
+          <w:rFonts w:ascii="SimSun" w:hAnsi="SimSun" w:eastAsia="SimSun" w:cs="SimSun"/>
         </w:rPr>
         <w:t xml:space="preserve">RO· + HBr → ROH + Br·       </w:t>
       </w:r>
       <w:r>
         <w:rPr>
           <w:rStyle w:val="VerbatimChar"/>
-          <w:rFonts w:hint="eastAsia" w:ascii="Times New Roman" w:hAnsi="Times New Roman" w:eastAsia="Times New Roman" w:cs="Times New Roman"/>
+          <w:rFonts w:hint="eastAsia" w:ascii="SimSun" w:hAnsi="SimSun" w:eastAsia="SimSun" w:cs="SimSun"/>
         </w:rPr>
         <w:t>(</w:t>
       </w:r>
       <w:r>
         <w:rPr>
           <w:rStyle w:val="VerbatimChar"/>
-          <w:rFonts w:hint="eastAsia" w:ascii="Times New Roman" w:hAnsi="Times New Roman" w:eastAsia="FangSong" w:cs="Times New Roman"/>
+          <w:rFonts w:hint="eastAsia" w:ascii="SimSun" w:hAnsi="SimSun" w:eastAsia="SimSun" w:cs="SimSun"/>
         </w:rPr>
         <w:t>产生</w:t>
       </w:r>
       <w:r>
         <w:rPr>
           <w:rStyle w:val="VerbatimChar"/>
-          <w:rFonts w:ascii="Times New Roman" w:hAnsi="Times New Roman" w:eastAsia="Times New Roman" w:cs="Times New Roman"/>
+          <w:rFonts w:ascii="SimSun" w:hAnsi="SimSun" w:eastAsia="SimSun" w:cs="SimSun"/>
         </w:rPr>
         <w:t xml:space="preserve"> Br·)</w:t>
       </w:r>
@@ -10702,14 +10680,14 @@
       <w:r>
         <w:rPr>
           <w:rStyle w:val="VerbatimChar"/>
-          <w:rFonts w:ascii="Times New Roman" w:hAnsi="Times New Roman" w:eastAsia="Times New Roman" w:cs="Times New Roman"/>
+          <w:rFonts w:ascii="SimSun" w:hAnsi="SimSun" w:eastAsia="SimSun" w:cs="SimSun"/>
         </w:rPr>
         <w:t>Br· + CH</w:t>
       </w:r>
       <w:r>
         <w:rPr>
           <w:rStyle w:val="VerbatimChar"/>
-          <w:rFonts w:ascii="Times New Roman" w:hAnsi="Times New Roman" w:eastAsia="Times New Roman" w:cs="Times New Roman"/>
+          <w:rFonts w:ascii="SimSun" w:hAnsi="SimSun" w:eastAsia="SimSun" w:cs="SimSun"/>
           <w:vertAlign w:val="subscript"/>
         </w:rPr>
         <w:t>3</w:t>
@@ -10717,14 +10695,14 @@
       <w:r>
         <w:rPr>
           <w:rStyle w:val="VerbatimChar"/>
-          <w:rFonts w:ascii="Times New Roman" w:hAnsi="Times New Roman" w:eastAsia="Times New Roman" w:cs="Times New Roman"/>
+          <w:rFonts w:ascii="SimSun" w:hAnsi="SimSun" w:eastAsia="SimSun" w:cs="SimSun"/>
         </w:rPr>
         <w:t>-CH=CH</w:t>
       </w:r>
       <w:r>
         <w:rPr>
           <w:rStyle w:val="VerbatimChar"/>
-          <w:rFonts w:ascii="Times New Roman" w:hAnsi="Times New Roman" w:eastAsia="Times New Roman" w:cs="Times New Roman"/>
+          <w:rFonts w:ascii="SimSun" w:hAnsi="SimSun" w:eastAsia="SimSun" w:cs="SimSun"/>
           <w:vertAlign w:val="subscript"/>
         </w:rPr>
         <w:t>2</w:t>
@@ -10732,14 +10710,14 @@
       <w:r>
         <w:rPr>
           <w:rStyle w:val="VerbatimChar"/>
-          <w:rFonts w:ascii="Times New Roman" w:hAnsi="Times New Roman" w:eastAsia="Times New Roman" w:cs="Times New Roman"/>
+          <w:rFonts w:ascii="SimSun" w:hAnsi="SimSun" w:eastAsia="SimSun" w:cs="SimSun"/>
         </w:rPr>
         <w:t xml:space="preserve"> → CH</w:t>
       </w:r>
       <w:r>
         <w:rPr>
           <w:rStyle w:val="VerbatimChar"/>
-          <w:rFonts w:ascii="Times New Roman" w:hAnsi="Times New Roman" w:eastAsia="Times New Roman" w:cs="Times New Roman"/>
+          <w:rFonts w:ascii="SimSun" w:hAnsi="SimSun" w:eastAsia="SimSun" w:cs="SimSun"/>
           <w:vertAlign w:val="subscript"/>
         </w:rPr>
         <w:t>3</w:t>
@@ -10747,14 +10725,14 @@
       <w:r>
         <w:rPr>
           <w:rStyle w:val="VerbatimChar"/>
-          <w:rFonts w:ascii="Times New Roman" w:hAnsi="Times New Roman" w:eastAsia="Times New Roman" w:cs="Times New Roman"/>
+          <w:rFonts w:ascii="SimSun" w:hAnsi="SimSun" w:eastAsia="SimSun" w:cs="SimSun"/>
         </w:rPr>
         <w:t>-ĊH-CH</w:t>
       </w:r>
       <w:r>
         <w:rPr>
           <w:rStyle w:val="VerbatimChar"/>
-          <w:rFonts w:ascii="Times New Roman" w:hAnsi="Times New Roman" w:eastAsia="Times New Roman" w:cs="Times New Roman"/>
+          <w:rFonts w:ascii="SimSun" w:hAnsi="SimSun" w:eastAsia="SimSun" w:cs="SimSun"/>
           <w:vertAlign w:val="subscript"/>
         </w:rPr>
         <w:t>2</w:t>
@@ -10762,35 +10740,35 @@
       <w:r>
         <w:rPr>
           <w:rStyle w:val="VerbatimChar"/>
-          <w:rFonts w:ascii="Times New Roman" w:hAnsi="Times New Roman" w:eastAsia="Times New Roman" w:cs="Times New Roman"/>
+          <w:rFonts w:ascii="SimSun" w:hAnsi="SimSun" w:eastAsia="SimSun" w:cs="SimSun"/>
         </w:rPr>
         <w:t xml:space="preserve">Br    (Br· </w:t>
       </w:r>
       <w:r>
         <w:rPr>
           <w:rStyle w:val="VerbatimChar"/>
-          <w:rFonts w:hint="eastAsia" w:ascii="Times New Roman" w:hAnsi="Times New Roman" w:eastAsia="FangSong" w:cs="Times New Roman"/>
+          <w:rFonts w:hint="eastAsia" w:ascii="SimSun" w:hAnsi="SimSun" w:eastAsia="SimSun" w:cs="SimSun"/>
         </w:rPr>
         <w:t xml:space="preserve">优先进攻末端</w:t>
       </w:r>
       <w:r>
         <w:rPr>
           <w:rStyle w:val="VerbatimChar"/>
-          <w:rFonts w:ascii="Times New Roman" w:hAnsi="Times New Roman" w:eastAsia="Times New Roman" w:cs="Times New Roman"/>
+          <w:rFonts w:ascii="SimSun" w:hAnsi="SimSun" w:eastAsia="SimSun" w:cs="SimSun"/>
         </w:rPr>
         <w:t xml:space="preserve"> </w:t>
       </w:r>
       <w:r>
         <w:rPr>
           <w:rStyle w:val="VerbatimChar"/>
-          <w:rFonts w:hint="eastAsia" w:ascii="Times New Roman" w:hAnsi="Times New Roman" w:eastAsia="Times New Roman" w:cs="Times New Roman"/>
+          <w:rFonts w:hint="eastAsia" w:ascii="SimSun" w:hAnsi="SimSun" w:eastAsia="SimSun" w:cs="SimSun"/>
         </w:rPr>
         <w:t>CH</w:t>
       </w:r>
       <w:r>
         <w:rPr>
           <w:rStyle w:val="VerbatimChar"/>
-          <w:rFonts w:hint="eastAsia" w:ascii="Times New Roman" w:hAnsi="Times New Roman" w:eastAsia="Times New Roman" w:cs="Times New Roman"/>
+          <w:rFonts w:hint="eastAsia" w:ascii="SimSun" w:hAnsi="SimSun" w:eastAsia="SimSun" w:cs="SimSun"/>
           <w:vertAlign w:val="subscript"/>
         </w:rPr>
         <w:t>2</w:t>
@@ -10798,55 +10776,55 @@
       <w:r>
         <w:rPr>
           <w:rStyle w:val="VerbatimChar"/>
-          <w:rFonts w:hint="eastAsia" w:ascii="Times New Roman" w:hAnsi="Times New Roman" w:eastAsia="Times New Roman" w:cs="Times New Roman"/>
+          <w:rFonts w:hint="eastAsia" w:ascii="SimSun" w:hAnsi="SimSun" w:eastAsia="SimSun" w:cs="SimSun"/>
         </w:rPr>
         <w:t>，</w:t>
       </w:r>
       <w:r>
         <w:rPr>
           <w:rStyle w:val="VerbatimChar"/>
-          <w:rFonts w:hint="eastAsia" w:ascii="Times New Roman" w:hAnsi="Times New Roman" w:eastAsia="FangSong" w:cs="Times New Roman"/>
+          <w:rFonts w:hint="eastAsia" w:ascii="SimSun" w:hAnsi="SimSun" w:eastAsia="SimSun" w:cs="SimSun"/>
         </w:rPr>
         <w:t>生成</w:t>
       </w:r>
       <w:r>
         <w:rPr>
           <w:rStyle w:val="VerbatimChar"/>
-          <w:rFonts w:ascii="Times New Roman" w:hAnsi="Times New Roman" w:eastAsia="Times New Roman" w:cs="Times New Roman"/>
+          <w:rFonts w:ascii="SimSun" w:hAnsi="SimSun" w:eastAsia="SimSun" w:cs="SimSun"/>
         </w:rPr>
         <w:t xml:space="preserve"> 2° </w:t>
       </w:r>
       <w:r>
         <w:rPr>
           <w:rStyle w:val="VerbatimChar"/>
-          <w:rFonts w:hint="eastAsia" w:ascii="Times New Roman" w:hAnsi="Times New Roman" w:eastAsia="FangSong" w:cs="Times New Roman"/>
+          <w:rFonts w:hint="eastAsia" w:ascii="SimSun" w:hAnsi="SimSun" w:eastAsia="SimSun" w:cs="SimSun"/>
         </w:rPr>
         <w:t>自由基</w:t>
       </w:r>
       <w:r>
         <w:rPr>
           <w:rStyle w:val="VerbatimChar"/>
-          <w:rFonts w:hint="eastAsia" w:ascii="Times New Roman" w:hAnsi="Times New Roman" w:eastAsia="Times New Roman" w:cs="Times New Roman"/>
+          <w:rFonts w:hint="eastAsia" w:ascii="SimSun" w:hAnsi="SimSun" w:eastAsia="SimSun" w:cs="SimSun"/>
         </w:rPr>
         <w:t>)</w:t>
       </w:r>
       <w:r>
         <w:rPr>
-          <w:rFonts w:ascii="Times New Roman" w:hAnsi="Times New Roman" w:eastAsia="Times New Roman" w:cs="Times New Roman"/>
+          <w:rFonts w:ascii="SimSun" w:hAnsi="SimSun" w:eastAsia="SimSun" w:cs="SimSun"/>
         </w:rPr>
         <w:br/>
       </w:r>
       <w:r>
         <w:rPr>
           <w:rStyle w:val="VerbatimChar"/>
-          <w:rFonts w:ascii="Times New Roman" w:hAnsi="Times New Roman" w:eastAsia="Times New Roman" w:cs="Times New Roman"/>
+          <w:rFonts w:ascii="SimSun" w:hAnsi="SimSun" w:eastAsia="SimSun" w:cs="SimSun"/>
         </w:rPr>
         <w:t>CH</w:t>
       </w:r>
       <w:r>
         <w:rPr>
           <w:rStyle w:val="VerbatimChar"/>
-          <w:rFonts w:ascii="Times New Roman" w:hAnsi="Times New Roman" w:eastAsia="Times New Roman" w:cs="Times New Roman"/>
+          <w:rFonts w:ascii="SimSun" w:hAnsi="SimSun" w:eastAsia="SimSun" w:cs="SimSun"/>
           <w:vertAlign w:val="subscript"/>
         </w:rPr>
         <w:t>3</w:t>
@@ -10854,14 +10832,14 @@
       <w:r>
         <w:rPr>
           <w:rStyle w:val="VerbatimChar"/>
-          <w:rFonts w:ascii="Times New Roman" w:hAnsi="Times New Roman" w:eastAsia="Times New Roman" w:cs="Times New Roman"/>
+          <w:rFonts w:ascii="SimSun" w:hAnsi="SimSun" w:eastAsia="SimSun" w:cs="SimSun"/>
         </w:rPr>
         <w:t>-ĊH-CH</w:t>
       </w:r>
       <w:r>
         <w:rPr>
           <w:rStyle w:val="VerbatimChar"/>
-          <w:rFonts w:ascii="Times New Roman" w:hAnsi="Times New Roman" w:eastAsia="Times New Roman" w:cs="Times New Roman"/>
+          <w:rFonts w:ascii="SimSun" w:hAnsi="SimSun" w:eastAsia="SimSun" w:cs="SimSun"/>
           <w:vertAlign w:val="subscript"/>
         </w:rPr>
         <w:t>2</w:t>
@@ -10869,14 +10847,14 @@
       <w:r>
         <w:rPr>
           <w:rStyle w:val="VerbatimChar"/>
-          <w:rFonts w:ascii="Times New Roman" w:hAnsi="Times New Roman" w:eastAsia="Times New Roman" w:cs="Times New Roman"/>
+          <w:rFonts w:ascii="SimSun" w:hAnsi="SimSun" w:eastAsia="SimSun" w:cs="SimSun"/>
         </w:rPr>
         <w:t>Br + HBr → CH</w:t>
       </w:r>
       <w:r>
         <w:rPr>
           <w:rStyle w:val="VerbatimChar"/>
-          <w:rFonts w:ascii="Times New Roman" w:hAnsi="Times New Roman" w:eastAsia="Times New Roman" w:cs="Times New Roman"/>
+          <w:rFonts w:ascii="SimSun" w:hAnsi="SimSun" w:eastAsia="SimSun" w:cs="SimSun"/>
           <w:vertAlign w:val="subscript"/>
         </w:rPr>
         <w:t>3</w:t>
@@ -10884,14 +10862,14 @@
       <w:r>
         <w:rPr>
           <w:rStyle w:val="VerbatimChar"/>
-          <w:rFonts w:ascii="Times New Roman" w:hAnsi="Times New Roman" w:eastAsia="Times New Roman" w:cs="Times New Roman"/>
+          <w:rFonts w:ascii="SimSun" w:hAnsi="SimSun" w:eastAsia="SimSun" w:cs="SimSun"/>
         </w:rPr>
         <w:t>CH</w:t>
       </w:r>
       <w:r>
         <w:rPr>
           <w:rStyle w:val="VerbatimChar"/>
-          <w:rFonts w:ascii="Times New Roman" w:hAnsi="Times New Roman" w:eastAsia="Times New Roman" w:cs="Times New Roman"/>
+          <w:rFonts w:ascii="SimSun" w:hAnsi="SimSun" w:eastAsia="SimSun" w:cs="SimSun"/>
           <w:vertAlign w:val="subscript"/>
         </w:rPr>
         <w:t>2</w:t>
@@ -10899,14 +10877,14 @@
       <w:r>
         <w:rPr>
           <w:rStyle w:val="VerbatimChar"/>
-          <w:rFonts w:ascii="Times New Roman" w:hAnsi="Times New Roman" w:eastAsia="Times New Roman" w:cs="Times New Roman"/>
+          <w:rFonts w:ascii="SimSun" w:hAnsi="SimSun" w:eastAsia="SimSun" w:cs="SimSun"/>
         </w:rPr>
         <w:t>CH</w:t>
       </w:r>
       <w:r>
         <w:rPr>
           <w:rStyle w:val="VerbatimChar"/>
-          <w:rFonts w:ascii="Times New Roman" w:hAnsi="Times New Roman" w:eastAsia="Times New Roman" w:cs="Times New Roman"/>
+          <w:rFonts w:ascii="SimSun" w:hAnsi="SimSun" w:eastAsia="SimSun" w:cs="SimSun"/>
           <w:vertAlign w:val="subscript"/>
         </w:rPr>
         <w:t>2</w:t>
@@ -10914,63 +10892,63 @@
       <w:r>
         <w:rPr>
           <w:rStyle w:val="VerbatimChar"/>
-          <w:rFonts w:ascii="Times New Roman" w:hAnsi="Times New Roman" w:eastAsia="Times New Roman" w:cs="Times New Roman"/>
+          <w:rFonts w:ascii="SimSun" w:hAnsi="SimSun" w:eastAsia="SimSun" w:cs="SimSun"/>
         </w:rPr>
         <w:t xml:space="preserve">Br + Br·  </w:t>
       </w:r>
       <w:r>
         <w:rPr>
           <w:rStyle w:val="VerbatimChar"/>
-          <w:rFonts w:hint="eastAsia" w:ascii="Times New Roman" w:hAnsi="Times New Roman" w:eastAsia="Times New Roman" w:cs="Times New Roman"/>
+          <w:rFonts w:hint="eastAsia" w:ascii="SimSun" w:hAnsi="SimSun" w:eastAsia="SimSun" w:cs="SimSun"/>
         </w:rPr>
         <w:t>(</w:t>
       </w:r>
       <w:r>
         <w:rPr>
           <w:rStyle w:val="VerbatimChar"/>
-          <w:rFonts w:hint="eastAsia" w:ascii="Times New Roman" w:hAnsi="Times New Roman" w:eastAsia="FangSong" w:cs="Times New Roman"/>
+          <w:rFonts w:hint="eastAsia" w:ascii="SimSun" w:hAnsi="SimSun" w:eastAsia="SimSun" w:cs="SimSun"/>
         </w:rPr>
         <w:t>产物</w:t>
       </w:r>
       <w:r>
         <w:rPr>
           <w:rStyle w:val="VerbatimChar"/>
-          <w:rFonts w:ascii="Times New Roman" w:hAnsi="Times New Roman" w:eastAsia="Times New Roman" w:cs="Times New Roman"/>
+          <w:rFonts w:ascii="SimSun" w:hAnsi="SimSun" w:eastAsia="SimSun" w:cs="SimSun"/>
         </w:rPr>
         <w:t xml:space="preserve"> </w:t>
       </w:r>
       <w:r>
         <w:rPr>
           <w:rStyle w:val="VerbatimChar"/>
-          <w:rFonts w:hint="eastAsia" w:ascii="Times New Roman" w:hAnsi="Times New Roman" w:eastAsia="Times New Roman" w:cs="Times New Roman"/>
+          <w:rFonts w:hint="eastAsia" w:ascii="SimSun" w:hAnsi="SimSun" w:eastAsia="SimSun" w:cs="SimSun"/>
         </w:rPr>
         <w:t>1-</w:t>
       </w:r>
       <w:r>
         <w:rPr>
           <w:rStyle w:val="VerbatimChar"/>
-          <w:rFonts w:hint="eastAsia" w:ascii="Times New Roman" w:hAnsi="Times New Roman" w:eastAsia="FangSong" w:cs="Times New Roman"/>
+          <w:rFonts w:hint="eastAsia" w:ascii="SimSun" w:hAnsi="SimSun" w:eastAsia="SimSun" w:cs="SimSun"/>
         </w:rPr>
         <w:t>溴丙烷</w:t>
       </w:r>
       <w:r>
         <w:rPr>
           <w:rStyle w:val="VerbatimChar"/>
-          <w:rFonts w:ascii="Times New Roman" w:hAnsi="Times New Roman" w:eastAsia="Times New Roman" w:cs="Times New Roman"/>
+          <w:rFonts w:ascii="SimSun" w:hAnsi="SimSun" w:eastAsia="SimSun" w:cs="SimSun"/>
         </w:rPr>
         <w:t xml:space="preserve"> + </w:t>
       </w:r>
       <w:r>
         <w:rPr>
           <w:rStyle w:val="VerbatimChar"/>
-          <w:rFonts w:hint="eastAsia" w:ascii="Times New Roman" w:hAnsi="Times New Roman" w:eastAsia="FangSong" w:cs="Times New Roman"/>
+          <w:rFonts w:hint="eastAsia" w:ascii="SimSun" w:hAnsi="SimSun" w:eastAsia="SimSun" w:cs="SimSun"/>
         </w:rPr>
         <w:t xml:space="preserve">再生</w:t>
       </w:r>
       <w:r>
         <w:rPr>
           <w:rStyle w:val="VerbatimChar"/>
-          <w:rFonts w:ascii="Times New Roman" w:hAnsi="Times New Roman" w:eastAsia="Times New Roman" w:cs="Times New Roman"/>
+          <w:rFonts w:ascii="SimSun" w:hAnsi="SimSun" w:eastAsia="SimSun" w:cs="SimSun"/>
         </w:rPr>
         <w:t xml:space="preserve"> Br·)</w:t>
       </w:r>
@@ -10993,48 +10971,43 @@
         </w:rPr>
         <w:t xml:space="preserve">：</w:t>
       </w:r>
+      <w:r>
+        <w:rPr>
+          <w:rFonts w:ascii="Times New Roman" w:hAnsi="Times New Roman" w:eastAsia="Times New Roman" w:cs="Times New Roman"/>
+        </w:rPr>
+        <w:t xml:space="preserve"> </w:t>
+      </w:r>
+      <w:r>
+        <w:rPr>
+          <w:rFonts w:ascii="Times New Roman" w:hAnsi="Times New Roman" w:eastAsia="Times New Roman" w:cs="Times New Roman"/>
+        </w:rPr>
+        <w:t>2 Br· → Br</w:t>
+      </w:r>
+      <w:r>
+        <w:rPr>
+          <w:rFonts w:ascii="Times New Roman" w:hAnsi="Times New Roman" w:eastAsia="Times New Roman" w:cs="Times New Roman"/>
+          <w:vertAlign w:val="subscript"/>
+        </w:rPr>
+        <w:t>2</w:t>
+      </w:r>
     </w:p>
     <w:p>
       <w:pPr>
-        <w:pStyle w:val="SourceCode"/>
+        <w:pStyle w:val="BodyText"/>
       </w:pPr>
       <w:r>
         <w:rPr>
-          <w:rStyle w:val="VerbatimChar"/>
-          <w:rFonts w:ascii="Times New Roman" w:hAnsi="Times New Roman" w:eastAsia="Times New Roman" w:cs="Times New Roman"/>
-        </w:rPr>
-        <w:t>2 Br· → Br</w:t>
-      </w:r>
-      <w:r>
-        <w:rPr>
-          <w:rStyle w:val="VerbatimChar"/>
-          <w:rFonts w:ascii="Times New Roman" w:hAnsi="Times New Roman" w:eastAsia="Times New Roman" w:cs="Times New Roman"/>
-          <w:vertAlign w:val="subscript"/>
-        </w:rPr>
-        <w:t>2</w:t>
-      </w:r>
-      <w:r>
-        <w:rPr>
-          <w:rFonts w:ascii="Times New Roman" w:hAnsi="Times New Roman" w:eastAsia="Times New Roman" w:cs="Times New Roman"/>
-        </w:rPr>
-        <w:br/>
-      </w:r>
-      <w:r>
-        <w:rPr>
-          <w:rStyle w:val="VerbatimChar"/>
           <w:rFonts w:ascii="Times New Roman" w:hAnsi="Times New Roman" w:eastAsia="Times New Roman" w:cs="Times New Roman"/>
         </w:rPr>
         <w:t xml:space="preserve">2 R· → R-R</w:t>
       </w:r>
-      <w:r>
-        <w:rPr>
-          <w:rFonts w:ascii="Times New Roman" w:hAnsi="Times New Roman" w:eastAsia="Times New Roman" w:cs="Times New Roman"/>
-        </w:rPr>
-        <w:br/>
-      </w:r>
-      <w:r>
-        <w:rPr>
-          <w:rStyle w:val="VerbatimChar"/>
+    </w:p>
+    <w:p>
+      <w:pPr>
+        <w:pStyle w:val="BodyText"/>
+      </w:pPr>
+      <w:r>
+        <w:rPr>
           <w:rFonts w:ascii="Times New Roman" w:hAnsi="Times New Roman" w:eastAsia="Times New Roman" w:cs="Times New Roman"/>
         </w:rPr>
         <w:t xml:space="preserve">R· + Br· → R-Br</w:t>
@@ -12877,59 +12850,59 @@
       <w:r>
         <w:rPr>
           <w:rStyle w:val="VerbatimChar"/>
-          <w:rFonts w:ascii="Times New Roman" w:hAnsi="Times New Roman" w:eastAsia="Times New Roman" w:cs="Times New Roman"/>
+          <w:rFonts w:ascii="SimSun" w:hAnsi="SimSun" w:eastAsia="SimSun" w:cs="SimSun"/>
         </w:rPr>
         <w:t xml:space="preserve">       O</w:t>
       </w:r>
       <w:r>
         <w:rPr>
-          <w:rFonts w:ascii="Times New Roman" w:hAnsi="Times New Roman" w:eastAsia="Times New Roman" w:cs="Times New Roman"/>
+          <w:rFonts w:ascii="SimSun" w:hAnsi="SimSun" w:eastAsia="SimSun" w:cs="SimSun"/>
         </w:rPr>
         <w:br/>
       </w:r>
       <w:r>
         <w:rPr>
           <w:rStyle w:val="VerbatimChar"/>
-          <w:rFonts w:ascii="Times New Roman" w:hAnsi="Times New Roman" w:eastAsia="Times New Roman" w:cs="Times New Roman"/>
+          <w:rFonts w:ascii="SimSun" w:hAnsi="SimSun" w:eastAsia="SimSun" w:cs="SimSun"/>
         </w:rPr>
         <w:t xml:space="preserve">       ||</w:t>
       </w:r>
       <w:r>
         <w:rPr>
-          <w:rFonts w:ascii="Times New Roman" w:hAnsi="Times New Roman" w:eastAsia="Times New Roman" w:cs="Times New Roman"/>
+          <w:rFonts w:ascii="SimSun" w:hAnsi="SimSun" w:eastAsia="SimSun" w:cs="SimSun"/>
         </w:rPr>
         <w:br/>
       </w:r>
       <w:r>
         <w:rPr>
           <w:rStyle w:val="VerbatimChar"/>
-          <w:rFonts w:ascii="Times New Roman" w:hAnsi="Times New Roman" w:eastAsia="Times New Roman" w:cs="Times New Roman"/>
+          <w:rFonts w:ascii="SimSun" w:hAnsi="SimSun" w:eastAsia="SimSun" w:cs="SimSun"/>
         </w:rPr>
         <w:t xml:space="preserve">    N—Br</w:t>
       </w:r>
       <w:r>
         <w:rPr>
-          <w:rFonts w:ascii="Times New Roman" w:hAnsi="Times New Roman" w:eastAsia="Times New Roman" w:cs="Times New Roman"/>
+          <w:rFonts w:ascii="SimSun" w:hAnsi="SimSun" w:eastAsia="SimSun" w:cs="SimSun"/>
         </w:rPr>
         <w:br/>
       </w:r>
       <w:r>
         <w:rPr>
           <w:rStyle w:val="VerbatimChar"/>
-          <w:rFonts w:ascii="Times New Roman" w:hAnsi="Times New Roman" w:eastAsia="Times New Roman" w:cs="Times New Roman"/>
+          <w:rFonts w:ascii="SimSun" w:hAnsi="SimSun" w:eastAsia="SimSun" w:cs="SimSun"/>
         </w:rPr>
         <w:t xml:space="preserve">       ||</w:t>
       </w:r>
       <w:r>
         <w:rPr>
-          <w:rFonts w:ascii="Times New Roman" w:hAnsi="Times New Roman" w:eastAsia="Times New Roman" w:cs="Times New Roman"/>
+          <w:rFonts w:ascii="SimSun" w:hAnsi="SimSun" w:eastAsia="SimSun" w:cs="SimSun"/>
         </w:rPr>
         <w:br/>
       </w:r>
       <w:r>
         <w:rPr>
           <w:rStyle w:val="VerbatimChar"/>
-          <w:rFonts w:ascii="Times New Roman" w:hAnsi="Times New Roman" w:eastAsia="Times New Roman" w:cs="Times New Roman"/>
+          <w:rFonts w:ascii="SimSun" w:hAnsi="SimSun" w:eastAsia="SimSun" w:cs="SimSun"/>
         </w:rPr>
         <w:t xml:space="preserve">       O</w:t>
       </w:r>
@@ -13183,32 +13156,28 @@
     </w:p>
     <w:p>
       <w:pPr>
-        <w:pStyle w:val="SourceCode"/>
+        <w:pStyle w:val="BodyText"/>
       </w:pPr>
       <w:r>
         <w:rPr>
-          <w:rStyle w:val="VerbatimChar"/>
           <w:rFonts w:ascii="Times New Roman" w:hAnsi="Times New Roman" w:eastAsia="Times New Roman" w:cs="Times New Roman"/>
         </w:rPr>
         <w:t xml:space="preserve">NBS + HBr → </w:t>
       </w:r>
       <w:r>
         <w:rPr>
-          <w:rStyle w:val="VerbatimChar"/>
           <w:rFonts w:hint="eastAsia" w:ascii="Times New Roman" w:hAnsi="Times New Roman" w:eastAsia="FangSong" w:cs="Times New Roman"/>
         </w:rPr>
         <w:t xml:space="preserve">琥珀酰亚胺</w:t>
       </w:r>
       <w:r>
         <w:rPr>
-          <w:rStyle w:val="VerbatimChar"/>
           <w:rFonts w:ascii="Times New Roman" w:hAnsi="Times New Roman" w:eastAsia="Times New Roman" w:cs="Times New Roman"/>
         </w:rPr>
         <w:t xml:space="preserve"> + Br</w:t>
       </w:r>
       <w:r>
         <w:rPr>
-          <w:rStyle w:val="VerbatimChar"/>
           <w:rFonts w:ascii="Times New Roman" w:hAnsi="Times New Roman" w:eastAsia="Times New Roman" w:cs="Times New Roman"/>
           <w:vertAlign w:val="subscript"/>
         </w:rPr>
@@ -13217,7 +13186,7 @@
     </w:p>
     <w:p>
       <w:pPr>
-        <w:pStyle w:val="FirstParagraph"/>
+        <w:pStyle w:val="BodyText"/>
         <w:spacing w:after="80"/>
       </w:pPr>
       <w:r>
@@ -13789,6 +13758,264 @@
         </w:rPr>
         <w:t xml:space="preserve">：</w:t>
       </w:r>
+      <w:r>
+        <w:rPr>
+          <w:rFonts w:ascii="Times New Roman" w:hAnsi="Times New Roman" w:eastAsia="Times New Roman" w:cs="Times New Roman"/>
+        </w:rPr>
+        <w:t xml:space="preserve"> </w:t>
+      </w:r>
+      <w:r>
+        <w:rPr>
+          <w:rFonts w:ascii="Times New Roman" w:hAnsi="Times New Roman" w:eastAsia="Times New Roman" w:cs="Times New Roman"/>
+        </w:rPr>
+        <w:t>AIBN →Δ 2 (CH</w:t>
+      </w:r>
+      <w:r>
+        <w:rPr>
+          <w:rFonts w:ascii="Times New Roman" w:hAnsi="Times New Roman" w:eastAsia="Times New Roman" w:cs="Times New Roman"/>
+          <w:vertAlign w:val="subscript"/>
+        </w:rPr>
+        <w:t>3</w:t>
+      </w:r>
+      <w:r>
+        <w:rPr>
+          <w:rFonts w:ascii="Times New Roman" w:hAnsi="Times New Roman" w:eastAsia="Times New Roman" w:cs="Times New Roman"/>
+        </w:rPr>
+        <w:t>)</w:t>
+      </w:r>
+      <w:r>
+        <w:rPr>
+          <w:rFonts w:ascii="Times New Roman" w:hAnsi="Times New Roman" w:eastAsia="Times New Roman" w:cs="Times New Roman"/>
+          <w:vertAlign w:val="subscript"/>
+        </w:rPr>
+        <w:t>2</w:t>
+      </w:r>
+      <w:r>
+        <w:rPr>
+          <w:rFonts w:ascii="Times New Roman" w:hAnsi="Times New Roman" w:eastAsia="Times New Roman" w:cs="Times New Roman"/>
+        </w:rPr>
+        <w:t>C·CN + N</w:t>
+      </w:r>
+      <w:r>
+        <w:rPr>
+          <w:rFonts w:ascii="Times New Roman" w:hAnsi="Times New Roman" w:eastAsia="Times New Roman" w:cs="Times New Roman"/>
+          <w:vertAlign w:val="subscript"/>
+        </w:rPr>
+        <w:t>2</w:t>
+      </w:r>
+    </w:p>
+    <w:p>
+      <w:pPr>
+        <w:pStyle w:val="BodyText"/>
+      </w:pPr>
+      <w:r>
+        <w:rPr>
+          <w:rFonts w:ascii="Times New Roman" w:hAnsi="Times New Roman" w:eastAsia="Times New Roman" w:cs="Times New Roman"/>
+        </w:rPr>
+        <w:t>(CH</w:t>
+      </w:r>
+      <w:r>
+        <w:rPr>
+          <w:rFonts w:ascii="Times New Roman" w:hAnsi="Times New Roman" w:eastAsia="Times New Roman" w:cs="Times New Roman"/>
+          <w:vertAlign w:val="subscript"/>
+        </w:rPr>
+        <w:t>3</w:t>
+      </w:r>
+      <w:r>
+        <w:rPr>
+          <w:rFonts w:ascii="Times New Roman" w:hAnsi="Times New Roman" w:eastAsia="Times New Roman" w:cs="Times New Roman"/>
+        </w:rPr>
+        <w:t>)</w:t>
+      </w:r>
+      <w:r>
+        <w:rPr>
+          <w:rFonts w:ascii="Times New Roman" w:hAnsi="Times New Roman" w:eastAsia="Times New Roman" w:cs="Times New Roman"/>
+          <w:vertAlign w:val="subscript"/>
+        </w:rPr>
+        <w:t>2</w:t>
+      </w:r>
+      <w:r>
+        <w:rPr>
+          <w:rFonts w:ascii="Times New Roman" w:hAnsi="Times New Roman" w:eastAsia="Times New Roman" w:cs="Times New Roman"/>
+        </w:rPr>
+        <w:t>C·CN + NBS → (CH</w:t>
+      </w:r>
+      <w:r>
+        <w:rPr>
+          <w:rFonts w:ascii="Times New Roman" w:hAnsi="Times New Roman" w:eastAsia="Times New Roman" w:cs="Times New Roman"/>
+          <w:vertAlign w:val="subscript"/>
+        </w:rPr>
+        <w:t>3</w:t>
+      </w:r>
+      <w:r>
+        <w:rPr>
+          <w:rFonts w:ascii="Times New Roman" w:hAnsi="Times New Roman" w:eastAsia="Times New Roman" w:cs="Times New Roman"/>
+        </w:rPr>
+        <w:t>)</w:t>
+      </w:r>
+      <w:r>
+        <w:rPr>
+          <w:rFonts w:ascii="Times New Roman" w:hAnsi="Times New Roman" w:eastAsia="Times New Roman" w:cs="Times New Roman"/>
+          <w:vertAlign w:val="subscript"/>
+        </w:rPr>
+        <w:t>2</w:t>
+      </w:r>
+      <w:r>
+        <w:rPr>
+          <w:rFonts w:ascii="Times New Roman" w:hAnsi="Times New Roman" w:eastAsia="Times New Roman" w:cs="Times New Roman"/>
+        </w:rPr>
+        <w:t xml:space="preserve">C(CN)Br + </w:t>
+      </w:r>
+      <w:r>
+        <w:rPr>
+          <w:rFonts w:hint="eastAsia" w:ascii="Times New Roman" w:hAnsi="Times New Roman" w:eastAsia="FangSong" w:cs="Times New Roman"/>
+        </w:rPr>
+        <w:t xml:space="preserve">琥珀酰亚胺自由基</w:t>
+      </w:r>
+    </w:p>
+    <w:p>
+      <w:pPr>
+        <w:pStyle w:val="BodyText"/>
+      </w:pPr>
+      <w:r>
+        <w:rPr>
+          <w:rFonts w:hint="eastAsia" w:ascii="Times New Roman" w:hAnsi="Times New Roman" w:eastAsia="FangSong" w:cs="Times New Roman"/>
+        </w:rPr>
+        <w:t xml:space="preserve">琥珀酰亚胺自由基</w:t>
+      </w:r>
+      <w:r>
+        <w:rPr>
+          <w:rFonts w:ascii="Times New Roman" w:hAnsi="Times New Roman" w:eastAsia="Times New Roman" w:cs="Times New Roman"/>
+        </w:rPr>
+        <w:t xml:space="preserve"> → </w:t>
+      </w:r>
+      <w:r>
+        <w:rPr>
+          <w:rFonts w:hint="eastAsia" w:ascii="Times New Roman" w:hAnsi="Times New Roman" w:eastAsia="FangSong" w:cs="Times New Roman"/>
+        </w:rPr>
+        <w:t xml:space="preserve">分解</w:t>
+      </w:r>
+      <w:r>
+        <w:rPr>
+          <w:rFonts w:ascii="Times New Roman" w:hAnsi="Times New Roman" w:eastAsia="Times New Roman" w:cs="Times New Roman"/>
+        </w:rPr>
+        <w:t xml:space="preserve"> → Br· </w:t>
+      </w:r>
+      <w:r>
+        <w:rPr>
+          <w:rFonts w:hint="eastAsia" w:ascii="Times New Roman" w:hAnsi="Times New Roman" w:eastAsia="Times New Roman" w:cs="Times New Roman"/>
+        </w:rPr>
+        <w:t>（</w:t>
+      </w:r>
+      <w:r>
+        <w:rPr>
+          <w:rFonts w:hint="eastAsia" w:ascii="Times New Roman" w:hAnsi="Times New Roman" w:eastAsia="FangSong" w:cs="Times New Roman"/>
+        </w:rPr>
+        <w:t>实际通过多步</w:t>
+      </w:r>
+      <w:r>
+        <w:rPr>
+          <w:rFonts w:hint="eastAsia" w:ascii="Times New Roman" w:hAnsi="Times New Roman" w:eastAsia="Times New Roman" w:cs="Times New Roman"/>
+        </w:rPr>
+        <w:t>）</w:t>
+      </w:r>
+    </w:p>
+    <w:p>
+      <w:pPr>
+        <w:pStyle w:val="BodyText"/>
+      </w:pPr>
+      <w:r>
+        <w:rPr>
+          <w:rFonts w:hint="eastAsia" w:ascii="Times New Roman" w:hAnsi="Times New Roman" w:eastAsia="FangSong" w:cs="Times New Roman"/>
+        </w:rPr>
+        <w:t>简化的引发路径</w:t>
+      </w:r>
+      <w:r>
+        <w:rPr>
+          <w:rFonts w:hint="eastAsia" w:ascii="Times New Roman" w:hAnsi="Times New Roman" w:eastAsia="Times New Roman" w:cs="Times New Roman"/>
+        </w:rPr>
+        <w:t>：</w:t>
+      </w:r>
+      <w:r>
+        <w:rPr>
+          <w:rFonts w:hint="eastAsia" w:ascii="Times New Roman" w:hAnsi="Times New Roman" w:eastAsia="FangSong" w:cs="Times New Roman"/>
+        </w:rPr>
+        <w:t>自由基夺取</w:t>
+      </w:r>
+      <w:r>
+        <w:rPr>
+          <w:rFonts w:ascii="Times New Roman" w:hAnsi="Times New Roman" w:eastAsia="Times New Roman" w:cs="Times New Roman"/>
+        </w:rPr>
+        <w:t xml:space="preserve"> NBS </w:t>
+      </w:r>
+      <w:r>
+        <w:rPr>
+          <w:rFonts w:hint="eastAsia" w:ascii="Times New Roman" w:hAnsi="Times New Roman" w:eastAsia="FangSong" w:cs="Times New Roman"/>
+        </w:rPr>
+        <w:t xml:space="preserve">中的</w:t>
+      </w:r>
+      <w:r>
+        <w:rPr>
+          <w:rFonts w:ascii="Times New Roman" w:hAnsi="Times New Roman" w:eastAsia="Times New Roman" w:cs="Times New Roman"/>
+        </w:rPr>
+        <w:t xml:space="preserve"> Br </w:t>
+      </w:r>
+      <w:r>
+        <w:rPr>
+          <w:rFonts w:hint="eastAsia" w:ascii="Times New Roman" w:hAnsi="Times New Roman" w:eastAsia="FangSong" w:cs="Times New Roman"/>
+        </w:rPr>
+        <w:t xml:space="preserve">或引发</w:t>
+      </w:r>
+      <w:r>
+        <w:rPr>
+          <w:rFonts w:ascii="Times New Roman" w:hAnsi="Times New Roman" w:eastAsia="Times New Roman" w:cs="Times New Roman"/>
+        </w:rPr>
+        <w:t xml:space="preserve"> Br</w:t>
+      </w:r>
+      <w:r>
+        <w:rPr>
+          <w:rFonts w:ascii="Times New Roman" w:hAnsi="Times New Roman" w:eastAsia="Times New Roman" w:cs="Times New Roman"/>
+          <w:vertAlign w:val="subscript"/>
+        </w:rPr>
+        <w:t>2</w:t>
+      </w:r>
+      <w:r>
+        <w:rPr>
+          <w:rFonts w:ascii="Times New Roman" w:hAnsi="Times New Roman" w:eastAsia="Times New Roman" w:cs="Times New Roman"/>
+        </w:rPr>
+        <w:t xml:space="preserve"> </w:t>
+      </w:r>
+      <w:r>
+        <w:rPr>
+          <w:rFonts w:hint="eastAsia" w:ascii="Times New Roman" w:hAnsi="Times New Roman" w:eastAsia="FangSong" w:cs="Times New Roman"/>
+        </w:rPr>
+        <w:t>均裂</w:t>
+      </w:r>
+      <w:r>
+        <w:rPr>
+          <w:rFonts w:hint="eastAsia" w:ascii="Times New Roman" w:hAnsi="Times New Roman" w:eastAsia="Times New Roman" w:cs="Times New Roman"/>
+        </w:rPr>
+        <w:t>。</w:t>
+      </w:r>
+    </w:p>
+    <w:p>
+      <w:pPr>
+        <w:pStyle w:val="BodyText"/>
+      </w:pPr>
+      <w:r>
+        <w:rPr>
+          <w:rFonts w:hint="eastAsia" w:ascii="Times New Roman" w:hAnsi="Times New Roman" w:eastAsia="FangSong" w:cs="Times New Roman"/>
+          <w:b/>
+          <w:bCs/>
+        </w:rPr>
+        <w:t xml:space="preserve">链增长</w:t>
+      </w:r>
+      <w:r>
+        <w:rPr>
+          <w:rFonts w:hint="eastAsia" w:ascii="Times New Roman" w:hAnsi="Times New Roman" w:eastAsia="Times New Roman" w:cs="Times New Roman"/>
+        </w:rPr>
+        <w:t xml:space="preserve">：</w:t>
+      </w:r>
     </w:p>
     <w:p>
       <w:pPr>
@@ -13797,616 +14024,334 @@
       <w:r>
         <w:rPr>
           <w:rStyle w:val="VerbatimChar"/>
-          <w:rFonts w:ascii="Times New Roman" w:hAnsi="Times New Roman" w:eastAsia="Times New Roman" w:cs="Times New Roman"/>
-        </w:rPr>
-        <w:t>AIBN →Δ 2 (CH</w:t>
-      </w:r>
-      <w:r>
-        <w:rPr>
-          <w:rStyle w:val="VerbatimChar"/>
-          <w:rFonts w:ascii="Times New Roman" w:hAnsi="Times New Roman" w:eastAsia="Times New Roman" w:cs="Times New Roman"/>
+          <w:rFonts w:ascii="SimSun" w:hAnsi="SimSun" w:eastAsia="SimSun" w:cs="SimSun"/>
+        </w:rPr>
+        <w:t xml:space="preserve">Br· +   </w:t>
+      </w:r>
+      <w:r>
+        <w:rPr>
+          <w:rStyle w:val="VerbatimChar"/>
+          <w:rFonts w:hint="eastAsia" w:ascii="SimSun" w:hAnsi="SimSun" w:eastAsia="SimSun" w:cs="SimSun"/>
+        </w:rPr>
+        <w:t xml:space="preserve">环己烯</w:t>
+      </w:r>
+      <w:r>
+        <w:rPr>
+          <w:rStyle w:val="VerbatimChar"/>
+          <w:rFonts w:ascii="SimSun" w:hAnsi="SimSun" w:eastAsia="SimSun" w:cs="SimSun"/>
+        </w:rPr>
+        <w:t xml:space="preserve">    → HBr + </w:t>
+      </w:r>
+      <w:r>
+        <w:rPr>
+          <w:rStyle w:val="VerbatimChar"/>
+          <w:rFonts w:hint="eastAsia" w:ascii="SimSun" w:hAnsi="SimSun" w:eastAsia="SimSun" w:cs="SimSun"/>
+        </w:rPr>
+        <w:t>烯丙基自由基</w:t>
+      </w:r>
+      <w:r>
+        <w:rPr>
+          <w:rStyle w:val="VerbatimChar"/>
+          <w:rFonts w:hint="eastAsia" w:ascii="SimSun" w:hAnsi="SimSun" w:eastAsia="SimSun" w:cs="SimSun"/>
+        </w:rPr>
+        <w:t>（</w:t>
+      </w:r>
+      <w:r>
+        <w:rPr>
+          <w:rStyle w:val="VerbatimChar"/>
+          <w:rFonts w:hint="eastAsia" w:ascii="SimSun" w:hAnsi="SimSun" w:eastAsia="SimSun" w:cs="SimSun"/>
+        </w:rPr>
+        <w:t>共振稳定</w:t>
+      </w:r>
+      <w:r>
+        <w:rPr>
+          <w:rStyle w:val="VerbatimChar"/>
+          <w:rFonts w:hint="eastAsia" w:ascii="SimSun" w:hAnsi="SimSun" w:eastAsia="SimSun" w:cs="SimSun"/>
+        </w:rPr>
+        <w:t>，3</w:t>
+      </w:r>
+      <w:r>
+        <w:rPr>
+          <w:rStyle w:val="VerbatimChar"/>
+          <w:rFonts w:ascii="SimSun" w:hAnsi="SimSun" w:eastAsia="SimSun" w:cs="SimSun"/>
+        </w:rPr>
+        <w:t xml:space="preserve"> </w:t>
+      </w:r>
+      <w:r>
+        <w:rPr>
+          <w:rStyle w:val="VerbatimChar"/>
+          <w:rFonts w:hint="eastAsia" w:ascii="SimSun" w:hAnsi="SimSun" w:eastAsia="SimSun" w:cs="SimSun"/>
+        </w:rPr>
+        <w:t>个等价共振式</w:t>
+      </w:r>
+      <w:r>
+        <w:rPr>
+          <w:rStyle w:val="VerbatimChar"/>
+          <w:rFonts w:hint="eastAsia" w:ascii="SimSun" w:hAnsi="SimSun" w:eastAsia="SimSun" w:cs="SimSun"/>
+        </w:rPr>
+        <w:t>）</w:t>
+      </w:r>
+      <w:r>
+        <w:rPr>
+          <w:rFonts w:ascii="SimSun" w:hAnsi="SimSun" w:eastAsia="SimSun" w:cs="SimSun"/>
+        </w:rPr>
+        <w:br/>
+      </w:r>
+      <w:r>
+        <w:rPr>
+          <w:rStyle w:val="VerbatimChar"/>
+          <w:rFonts w:ascii="SimSun" w:hAnsi="SimSun" w:eastAsia="SimSun" w:cs="SimSun"/>
+        </w:rPr>
+        <w:t xml:space="preserve">                                   ↓</w:t>
+      </w:r>
+      <w:r>
+        <w:rPr>
+          <w:rFonts w:ascii="SimSun" w:hAnsi="SimSun" w:eastAsia="SimSun" w:cs="SimSun"/>
+        </w:rPr>
+        <w:br/>
+      </w:r>
+      <w:r>
+        <w:rPr>
+          <w:rStyle w:val="VerbatimChar"/>
+          <w:rFonts w:ascii="SimSun" w:hAnsi="SimSun" w:eastAsia="SimSun" w:cs="SimSun"/>
+        </w:rPr>
+        <w:t xml:space="preserve">                              Br</w:t>
+      </w:r>
+      <w:r>
+        <w:rPr>
+          <w:rFonts w:ascii="SimSun" w:hAnsi="SimSun" w:eastAsia="SimSun" w:cs="SimSun"/>
+        </w:rPr>
+        <w:br/>
+      </w:r>
+      <w:r>
+        <w:rPr>
+          <w:rStyle w:val="VerbatimChar"/>
+          <w:rFonts w:ascii="SimSun" w:hAnsi="SimSun" w:eastAsia="SimSun" w:cs="SimSun"/>
+        </w:rPr>
+        <w:t xml:space="preserve">                              |</w:t>
+      </w:r>
+      <w:r>
+        <w:rPr>
+          <w:rFonts w:ascii="SimSun" w:hAnsi="SimSun" w:eastAsia="SimSun" w:cs="SimSun"/>
+        </w:rPr>
+        <w:br/>
+      </w:r>
+      <w:r>
+        <w:rPr>
+          <w:rStyle w:val="VerbatimChar"/>
+          <w:rFonts w:ascii="SimSun" w:hAnsi="SimSun" w:eastAsia="SimSun" w:cs="SimSun"/>
+        </w:rPr>
+        <w:t xml:space="preserve">                              ║</w:t>
+      </w:r>
+      <w:r>
+        <w:rPr>
+          <w:rFonts w:ascii="SimSun" w:hAnsi="SimSun" w:eastAsia="SimSun" w:cs="SimSun"/>
+        </w:rPr>
+        <w:br/>
+      </w:r>
+      <w:r>
+        <w:rPr>
+          <w:rStyle w:val="VerbatimChar"/>
+          <w:rFonts w:ascii="SimSun" w:hAnsi="SimSun" w:eastAsia="SimSun" w:cs="SimSun"/>
+        </w:rPr>
+        <w:t xml:space="preserve">                             ║</w:t>
+      </w:r>
+      <w:r>
+        <w:rPr>
+          <w:rFonts w:ascii="SimSun" w:hAnsi="SimSun" w:eastAsia="SimSun" w:cs="SimSun"/>
+        </w:rPr>
+        <w:br/>
+      </w:r>
+      <w:r>
+        <w:rPr>
+          <w:rStyle w:val="VerbatimChar"/>
+          <w:rFonts w:ascii="SimSun" w:hAnsi="SimSun" w:eastAsia="SimSun" w:cs="SimSun"/>
+        </w:rPr>
+        <w:t xml:space="preserve">                              |</w:t>
+      </w:r>
+      <w:r>
+        <w:rPr>
+          <w:rFonts w:ascii="SimSun" w:hAnsi="SimSun" w:eastAsia="SimSun" w:cs="SimSun"/>
+        </w:rPr>
+        <w:br/>
+      </w:r>
+      <w:r>
+        <w:rPr>
+          <w:rStyle w:val="VerbatimChar"/>
+          <w:rFonts w:ascii="SimSun" w:hAnsi="SimSun" w:eastAsia="SimSun" w:cs="SimSun"/>
+        </w:rPr>
+        <w:t xml:space="preserve">                             </w:t>
+      </w:r>
+      <w:r>
+        <w:rPr>
+          <w:rStyle w:val="VerbatimChar"/>
+          <w:rFonts w:hint="eastAsia" w:ascii="SimSun" w:hAnsi="SimSun" w:eastAsia="SimSun" w:cs="SimSun"/>
+        </w:rPr>
+        <w:t>(</w:t>
+      </w:r>
+      <w:r>
+        <w:rPr>
+          <w:rStyle w:val="VerbatimChar"/>
+          <w:rFonts w:hint="eastAsia" w:ascii="SimSun" w:hAnsi="SimSun" w:eastAsia="SimSun" w:cs="SimSun"/>
+        </w:rPr>
+        <w:t>三个共振式</w:t>
+      </w:r>
+      <w:r>
+        <w:rPr>
+          <w:rStyle w:val="VerbatimChar"/>
+          <w:rFonts w:hint="eastAsia" w:ascii="SimSun" w:hAnsi="SimSun" w:eastAsia="SimSun" w:cs="SimSun"/>
+        </w:rPr>
+        <w:t>，</w:t>
+      </w:r>
+      <w:r>
+        <w:rPr>
+          <w:rStyle w:val="VerbatimChar"/>
+          <w:rFonts w:hint="eastAsia" w:ascii="SimSun" w:hAnsi="SimSun" w:eastAsia="SimSun" w:cs="SimSun"/>
+        </w:rPr>
+        <w:t>单电子分布在</w:t>
+      </w:r>
+      <w:r>
+        <w:rPr>
+          <w:rStyle w:val="VerbatimChar"/>
+          <w:rFonts w:ascii="SimSun" w:hAnsi="SimSun" w:eastAsia="SimSun" w:cs="SimSun"/>
+        </w:rPr>
+        <w:t xml:space="preserve"> C1/C3/C5)</w:t>
+      </w:r>
+      <w:r>
+        <w:rPr>
+          <w:rFonts w:ascii="SimSun" w:hAnsi="SimSun" w:eastAsia="SimSun" w:cs="SimSun"/>
+        </w:rPr>
+        <w:br/>
+      </w:r>
+      <w:r>
+        <w:rPr>
+          <w:rStyle w:val="VerbatimChar"/>
+          <w:rFonts w:ascii="SimSun" w:hAnsi="SimSun" w:eastAsia="SimSun" w:cs="SimSun"/>
+        </w:rPr>
+        <w:t xml:space="preserve">                              </w:t>
+      </w:r>
+      <w:r>
+        <w:rPr>
+          <w:rFonts w:ascii="SimSun" w:hAnsi="SimSun" w:eastAsia="SimSun" w:cs="SimSun"/>
+        </w:rPr>
+        <w:br/>
+      </w:r>
+      <w:r>
+        <w:rPr>
+          <w:rStyle w:val="VerbatimChar"/>
+          <w:rFonts w:hint="eastAsia" w:ascii="SimSun" w:hAnsi="SimSun" w:eastAsia="SimSun" w:cs="SimSun"/>
+        </w:rPr>
+        <w:t xml:space="preserve">烯丙基自由基</w:t>
+      </w:r>
+      <w:r>
+        <w:rPr>
+          <w:rStyle w:val="VerbatimChar"/>
+          <w:rFonts w:ascii="SimSun" w:hAnsi="SimSun" w:eastAsia="SimSun" w:cs="SimSun"/>
+        </w:rPr>
+        <w:t xml:space="preserve"> + NBS → </w:t>
+      </w:r>
+      <w:r>
+        <w:rPr>
+          <w:rStyle w:val="VerbatimChar"/>
+          <w:rFonts w:hint="eastAsia" w:ascii="SimSun" w:hAnsi="SimSun" w:eastAsia="SimSun" w:cs="SimSun"/>
+        </w:rPr>
+        <w:t>3-</w:t>
+      </w:r>
+      <w:r>
+        <w:rPr>
+          <w:rStyle w:val="VerbatimChar"/>
+          <w:rFonts w:hint="eastAsia" w:ascii="SimSun" w:hAnsi="SimSun" w:eastAsia="SimSun" w:cs="SimSun"/>
+        </w:rPr>
+        <w:t>溴环己烯</w:t>
+      </w:r>
+      <w:r>
+        <w:rPr>
+          <w:rStyle w:val="VerbatimChar"/>
+          <w:rFonts w:ascii="SimSun" w:hAnsi="SimSun" w:eastAsia="SimSun" w:cs="SimSun"/>
+        </w:rPr>
+        <w:t xml:space="preserve"> + </w:t>
+      </w:r>
+      <w:r>
+        <w:rPr>
+          <w:rStyle w:val="VerbatimChar"/>
+          <w:rFonts w:hint="eastAsia" w:ascii="SimSun" w:hAnsi="SimSun" w:eastAsia="SimSun" w:cs="SimSun"/>
+        </w:rPr>
+        <w:t xml:space="preserve">琥珀酰亚胺自由基</w:t>
+      </w:r>
+      <w:r>
+        <w:rPr>
+          <w:rFonts w:ascii="SimSun" w:hAnsi="SimSun" w:eastAsia="SimSun" w:cs="SimSun"/>
+        </w:rPr>
+        <w:br/>
+      </w:r>
+      <w:r>
+        <w:rPr>
+          <w:rStyle w:val="VerbatimChar"/>
+          <w:rFonts w:hint="eastAsia" w:ascii="SimSun" w:hAnsi="SimSun" w:eastAsia="SimSun" w:cs="SimSun"/>
+        </w:rPr>
+        <w:t>（</w:t>
+      </w:r>
+      <w:r>
+        <w:rPr>
+          <w:rStyle w:val="VerbatimChar"/>
+          <w:rFonts w:hint="eastAsia" w:ascii="SimSun" w:hAnsi="SimSun" w:eastAsia="SimSun" w:cs="SimSun"/>
+        </w:rPr>
+        <w:t>琥珀酰亚胺自由基与</w:t>
+      </w:r>
+      <w:r>
+        <w:rPr>
+          <w:rStyle w:val="VerbatimChar"/>
+          <w:rFonts w:ascii="SimSun" w:hAnsi="SimSun" w:eastAsia="SimSun" w:cs="SimSun"/>
+        </w:rPr>
+        <w:t xml:space="preserve"> HBr </w:t>
+      </w:r>
+      <w:r>
+        <w:rPr>
+          <w:rStyle w:val="VerbatimChar"/>
+          <w:rFonts w:hint="eastAsia" w:ascii="SimSun" w:hAnsi="SimSun" w:eastAsia="SimSun" w:cs="SimSun"/>
+        </w:rPr>
+        <w:t xml:space="preserve">反应再生</w:t>
+      </w:r>
+      <w:r>
+        <w:rPr>
+          <w:rStyle w:val="VerbatimChar"/>
+          <w:rFonts w:ascii="SimSun" w:hAnsi="SimSun" w:eastAsia="SimSun" w:cs="SimSun"/>
+        </w:rPr>
+        <w:t xml:space="preserve"> </w:t>
+      </w:r>
+      <w:r>
+        <w:rPr>
+          <w:rStyle w:val="VerbatimChar"/>
+          <w:rFonts w:hint="eastAsia" w:ascii="SimSun" w:hAnsi="SimSun" w:eastAsia="SimSun" w:cs="SimSun"/>
+        </w:rPr>
+        <w:t>Br</w:t>
+      </w:r>
+      <w:r>
+        <w:rPr>
+          <w:rStyle w:val="VerbatimChar"/>
+          <w:rFonts w:hint="eastAsia" w:ascii="SimSun" w:hAnsi="SimSun" w:eastAsia="SimSun" w:cs="SimSun"/>
           <w:vertAlign w:val="subscript"/>
         </w:rPr>
-        <w:t>3</w:t>
-      </w:r>
-      <w:r>
-        <w:rPr>
-          <w:rStyle w:val="VerbatimChar"/>
-          <w:rFonts w:ascii="Times New Roman" w:hAnsi="Times New Roman" w:eastAsia="Times New Roman" w:cs="Times New Roman"/>
-        </w:rPr>
-        <w:t>)</w:t>
-      </w:r>
-      <w:r>
-        <w:rPr>
-          <w:rStyle w:val="VerbatimChar"/>
-          <w:rFonts w:ascii="Times New Roman" w:hAnsi="Times New Roman" w:eastAsia="Times New Roman" w:cs="Times New Roman"/>
-          <w:vertAlign w:val="subscript"/>
-        </w:rPr>
         <w:t>2</w:t>
       </w:r>
       <w:r>
         <w:rPr>
           <w:rStyle w:val="VerbatimChar"/>
-          <w:rFonts w:ascii="Times New Roman" w:hAnsi="Times New Roman" w:eastAsia="Times New Roman" w:cs="Times New Roman"/>
-        </w:rPr>
-        <w:t>C·CN + N</w:t>
-      </w:r>
-      <w:r>
-        <w:rPr>
-          <w:rStyle w:val="VerbatimChar"/>
-          <w:rFonts w:ascii="Times New Roman" w:hAnsi="Times New Roman" w:eastAsia="Times New Roman" w:cs="Times New Roman"/>
-          <w:vertAlign w:val="subscript"/>
-        </w:rPr>
-        <w:t>2</w:t>
-      </w:r>
-      <w:r>
-        <w:rPr>
-          <w:rFonts w:ascii="Times New Roman" w:hAnsi="Times New Roman" w:eastAsia="Times New Roman" w:cs="Times New Roman"/>
-        </w:rPr>
-        <w:br/>
-      </w:r>
-      <w:r>
-        <w:rPr>
-          <w:rStyle w:val="VerbatimChar"/>
-          <w:rFonts w:ascii="Times New Roman" w:hAnsi="Times New Roman" w:eastAsia="Times New Roman" w:cs="Times New Roman"/>
-        </w:rPr>
-        <w:t>(CH</w:t>
-      </w:r>
-      <w:r>
-        <w:rPr>
-          <w:rStyle w:val="VerbatimChar"/>
-          <w:rFonts w:ascii="Times New Roman" w:hAnsi="Times New Roman" w:eastAsia="Times New Roman" w:cs="Times New Roman"/>
-          <w:vertAlign w:val="subscript"/>
-        </w:rPr>
-        <w:t>3</w:t>
-      </w:r>
-      <w:r>
-        <w:rPr>
-          <w:rStyle w:val="VerbatimChar"/>
-          <w:rFonts w:ascii="Times New Roman" w:hAnsi="Times New Roman" w:eastAsia="Times New Roman" w:cs="Times New Roman"/>
-        </w:rPr>
-        <w:t>)</w:t>
-      </w:r>
-      <w:r>
-        <w:rPr>
-          <w:rStyle w:val="VerbatimChar"/>
-          <w:rFonts w:ascii="Times New Roman" w:hAnsi="Times New Roman" w:eastAsia="Times New Roman" w:cs="Times New Roman"/>
-          <w:vertAlign w:val="subscript"/>
-        </w:rPr>
-        <w:t>2</w:t>
-      </w:r>
-      <w:r>
-        <w:rPr>
-          <w:rStyle w:val="VerbatimChar"/>
-          <w:rFonts w:ascii="Times New Roman" w:hAnsi="Times New Roman" w:eastAsia="Times New Roman" w:cs="Times New Roman"/>
-        </w:rPr>
-        <w:t>C·CN + NBS → (CH</w:t>
-      </w:r>
-      <w:r>
-        <w:rPr>
-          <w:rStyle w:val="VerbatimChar"/>
-          <w:rFonts w:ascii="Times New Roman" w:hAnsi="Times New Roman" w:eastAsia="Times New Roman" w:cs="Times New Roman"/>
-          <w:vertAlign w:val="subscript"/>
-        </w:rPr>
-        <w:t>3</w:t>
-      </w:r>
-      <w:r>
-        <w:rPr>
-          <w:rStyle w:val="VerbatimChar"/>
-          <w:rFonts w:ascii="Times New Roman" w:hAnsi="Times New Roman" w:eastAsia="Times New Roman" w:cs="Times New Roman"/>
-        </w:rPr>
-        <w:t>)</w:t>
-      </w:r>
-      <w:r>
-        <w:rPr>
-          <w:rStyle w:val="VerbatimChar"/>
-          <w:rFonts w:ascii="Times New Roman" w:hAnsi="Times New Roman" w:eastAsia="Times New Roman" w:cs="Times New Roman"/>
-          <w:vertAlign w:val="subscript"/>
-        </w:rPr>
-        <w:t>2</w:t>
-      </w:r>
-      <w:r>
-        <w:rPr>
-          <w:rStyle w:val="VerbatimChar"/>
-          <w:rFonts w:ascii="Times New Roman" w:hAnsi="Times New Roman" w:eastAsia="Times New Roman" w:cs="Times New Roman"/>
-        </w:rPr>
-        <w:t xml:space="preserve">C(CN)Br + </w:t>
-      </w:r>
-      <w:r>
-        <w:rPr>
-          <w:rStyle w:val="VerbatimChar"/>
-          <w:rFonts w:hint="eastAsia" w:ascii="Times New Roman" w:hAnsi="Times New Roman" w:eastAsia="FangSong" w:cs="Times New Roman"/>
-        </w:rPr>
-        <w:t xml:space="preserve">琥珀酰亚胺自由基</w:t>
-      </w:r>
-      <w:r>
-        <w:rPr>
-          <w:rFonts w:ascii="Times New Roman" w:hAnsi="Times New Roman" w:eastAsia="Times New Roman" w:cs="Times New Roman"/>
-        </w:rPr>
-        <w:br/>
-      </w:r>
-      <w:r>
-        <w:rPr>
-          <w:rStyle w:val="VerbatimChar"/>
-          <w:rFonts w:hint="eastAsia" w:ascii="Times New Roman" w:hAnsi="Times New Roman" w:eastAsia="FangSong" w:cs="Times New Roman"/>
-        </w:rPr>
-        <w:t xml:space="preserve">琥珀酰亚胺自由基</w:t>
-      </w:r>
-      <w:r>
-        <w:rPr>
-          <w:rStyle w:val="VerbatimChar"/>
-          <w:rFonts w:ascii="Times New Roman" w:hAnsi="Times New Roman" w:eastAsia="Times New Roman" w:cs="Times New Roman"/>
-        </w:rPr>
-        <w:t xml:space="preserve"> → </w:t>
-      </w:r>
-      <w:r>
-        <w:rPr>
-          <w:rStyle w:val="VerbatimChar"/>
-          <w:rFonts w:hint="eastAsia" w:ascii="Times New Roman" w:hAnsi="Times New Roman" w:eastAsia="FangSong" w:cs="Times New Roman"/>
-        </w:rPr>
-        <w:t xml:space="preserve">分解</w:t>
-      </w:r>
-      <w:r>
-        <w:rPr>
-          <w:rStyle w:val="VerbatimChar"/>
-          <w:rFonts w:ascii="Times New Roman" w:hAnsi="Times New Roman" w:eastAsia="Times New Roman" w:cs="Times New Roman"/>
-        </w:rPr>
-        <w:t xml:space="preserve"> → Br· </w:t>
-      </w:r>
-      <w:r>
-        <w:rPr>
-          <w:rStyle w:val="VerbatimChar"/>
-          <w:rFonts w:hint="eastAsia" w:ascii="Times New Roman" w:hAnsi="Times New Roman" w:eastAsia="Times New Roman" w:cs="Times New Roman"/>
-        </w:rPr>
-        <w:t>（</w:t>
-      </w:r>
-      <w:r>
-        <w:rPr>
-          <w:rStyle w:val="VerbatimChar"/>
-          <w:rFonts w:hint="eastAsia" w:ascii="Times New Roman" w:hAnsi="Times New Roman" w:eastAsia="FangSong" w:cs="Times New Roman"/>
-        </w:rPr>
-        <w:t>实际通过多步</w:t>
-      </w:r>
-      <w:r>
-        <w:rPr>
-          <w:rStyle w:val="VerbatimChar"/>
-          <w:rFonts w:hint="eastAsia" w:ascii="Times New Roman" w:hAnsi="Times New Roman" w:eastAsia="Times New Roman" w:cs="Times New Roman"/>
-        </w:rPr>
-        <w:t>）</w:t>
-      </w:r>
-    </w:p>
-    <w:p>
-      <w:pPr>
-        <w:pStyle w:val="FirstParagraph"/>
-      </w:pPr>
-      <w:r>
-        <w:rPr>
-          <w:rFonts w:hint="eastAsia" w:ascii="Times New Roman" w:hAnsi="Times New Roman" w:eastAsia="FangSong" w:cs="Times New Roman"/>
-        </w:rPr>
-        <w:t>简化的引发路径</w:t>
-      </w:r>
-      <w:r>
-        <w:rPr>
-          <w:rFonts w:hint="eastAsia" w:ascii="Times New Roman" w:hAnsi="Times New Roman" w:eastAsia="Times New Roman" w:cs="Times New Roman"/>
-        </w:rPr>
-        <w:t>：</w:t>
-      </w:r>
-      <w:r>
-        <w:rPr>
-          <w:rFonts w:hint="eastAsia" w:ascii="Times New Roman" w:hAnsi="Times New Roman" w:eastAsia="FangSong" w:cs="Times New Roman"/>
-        </w:rPr>
-        <w:t>自由基夺取</w:t>
-      </w:r>
-      <w:r>
-        <w:rPr>
-          <w:rFonts w:ascii="Times New Roman" w:hAnsi="Times New Roman" w:eastAsia="Times New Roman" w:cs="Times New Roman"/>
-        </w:rPr>
-        <w:t xml:space="preserve"> NBS </w:t>
-      </w:r>
-      <w:r>
-        <w:rPr>
-          <w:rFonts w:hint="eastAsia" w:ascii="Times New Roman" w:hAnsi="Times New Roman" w:eastAsia="FangSong" w:cs="Times New Roman"/>
-        </w:rPr>
-        <w:t xml:space="preserve">中的</w:t>
-      </w:r>
-      <w:r>
-        <w:rPr>
-          <w:rFonts w:ascii="Times New Roman" w:hAnsi="Times New Roman" w:eastAsia="Times New Roman" w:cs="Times New Roman"/>
-        </w:rPr>
-        <w:t xml:space="preserve"> Br </w:t>
-      </w:r>
-      <w:r>
-        <w:rPr>
-          <w:rFonts w:hint="eastAsia" w:ascii="Times New Roman" w:hAnsi="Times New Roman" w:eastAsia="FangSong" w:cs="Times New Roman"/>
-        </w:rPr>
-        <w:t xml:space="preserve">或引发</w:t>
-      </w:r>
-      <w:r>
-        <w:rPr>
-          <w:rFonts w:ascii="Times New Roman" w:hAnsi="Times New Roman" w:eastAsia="Times New Roman" w:cs="Times New Roman"/>
-        </w:rPr>
-        <w:t xml:space="preserve"> Br</w:t>
-      </w:r>
-      <w:r>
-        <w:rPr>
-          <w:rFonts w:ascii="Times New Roman" w:hAnsi="Times New Roman" w:eastAsia="Times New Roman" w:cs="Times New Roman"/>
-          <w:vertAlign w:val="subscript"/>
-        </w:rPr>
-        <w:t>2</w:t>
-      </w:r>
-      <w:r>
-        <w:rPr>
-          <w:rFonts w:ascii="Times New Roman" w:hAnsi="Times New Roman" w:eastAsia="Times New Roman" w:cs="Times New Roman"/>
-        </w:rPr>
-        <w:t xml:space="preserve"> </w:t>
-      </w:r>
-      <w:r>
-        <w:rPr>
-          <w:rFonts w:hint="eastAsia" w:ascii="Times New Roman" w:hAnsi="Times New Roman" w:eastAsia="FangSong" w:cs="Times New Roman"/>
-        </w:rPr>
-        <w:t>均裂</w:t>
-      </w:r>
-      <w:r>
-        <w:rPr>
-          <w:rFonts w:hint="eastAsia" w:ascii="Times New Roman" w:hAnsi="Times New Roman" w:eastAsia="Times New Roman" w:cs="Times New Roman"/>
-        </w:rPr>
-        <w:t>。</w:t>
-      </w:r>
-    </w:p>
-    <w:p>
-      <w:pPr>
-        <w:pStyle w:val="BodyText"/>
-      </w:pPr>
-      <w:r>
-        <w:rPr>
-          <w:rFonts w:hint="eastAsia" w:ascii="Times New Roman" w:hAnsi="Times New Roman" w:eastAsia="FangSong" w:cs="Times New Roman"/>
-          <w:b/>
-          <w:bCs/>
-        </w:rPr>
-        <w:t xml:space="preserve">链增长</w:t>
-      </w:r>
-      <w:r>
-        <w:rPr>
-          <w:rFonts w:hint="eastAsia" w:ascii="Times New Roman" w:hAnsi="Times New Roman" w:eastAsia="Times New Roman" w:cs="Times New Roman"/>
-        </w:rPr>
-        <w:t xml:space="preserve">：</w:t>
-      </w:r>
-    </w:p>
-    <w:p>
-      <w:pPr>
-        <w:pStyle w:val="SourceCode"/>
-      </w:pPr>
-      <w:r>
-        <w:rPr>
-          <w:rStyle w:val="VerbatimChar"/>
-          <w:rFonts w:ascii="Times New Roman" w:hAnsi="Times New Roman" w:eastAsia="Times New Roman" w:cs="Times New Roman"/>
-        </w:rPr>
-        <w:t xml:space="preserve">Br· +   </w:t>
-      </w:r>
-      <w:r>
-        <w:rPr>
-          <w:rStyle w:val="VerbatimChar"/>
-          <w:rFonts w:hint="eastAsia" w:ascii="Times New Roman" w:hAnsi="Times New Roman" w:eastAsia="FangSong" w:cs="Times New Roman"/>
-        </w:rPr>
-        <w:t xml:space="preserve">环己烯</w:t>
-      </w:r>
-      <w:r>
-        <w:rPr>
-          <w:rStyle w:val="VerbatimChar"/>
-          <w:rFonts w:ascii="Times New Roman" w:hAnsi="Times New Roman" w:eastAsia="Times New Roman" w:cs="Times New Roman"/>
-        </w:rPr>
-        <w:t xml:space="preserve">    → HBr + </w:t>
-      </w:r>
-      <w:r>
-        <w:rPr>
-          <w:rStyle w:val="VerbatimChar"/>
-          <w:rFonts w:hint="eastAsia" w:ascii="Times New Roman" w:hAnsi="Times New Roman" w:eastAsia="FangSong" w:cs="Times New Roman"/>
-        </w:rPr>
-        <w:t>烯丙基自由基</w:t>
-      </w:r>
-      <w:r>
-        <w:rPr>
-          <w:rStyle w:val="VerbatimChar"/>
-          <w:rFonts w:hint="eastAsia" w:ascii="Times New Roman" w:hAnsi="Times New Roman" w:eastAsia="Times New Roman" w:cs="Times New Roman"/>
-        </w:rPr>
-        <w:t>（</w:t>
-      </w:r>
-      <w:r>
-        <w:rPr>
-          <w:rStyle w:val="VerbatimChar"/>
-          <w:rFonts w:hint="eastAsia" w:ascii="Times New Roman" w:hAnsi="Times New Roman" w:eastAsia="FangSong" w:cs="Times New Roman"/>
-        </w:rPr>
-        <w:t>共振稳定</w:t>
-      </w:r>
-      <w:r>
-        <w:rPr>
-          <w:rStyle w:val="VerbatimChar"/>
-          <w:rFonts w:hint="eastAsia" w:ascii="Times New Roman" w:hAnsi="Times New Roman" w:eastAsia="Times New Roman" w:cs="Times New Roman"/>
-        </w:rPr>
-        <w:t>，3</w:t>
-      </w:r>
-      <w:r>
-        <w:rPr>
-          <w:rStyle w:val="VerbatimChar"/>
-          <w:rFonts w:ascii="Times New Roman" w:hAnsi="Times New Roman" w:eastAsia="Times New Roman" w:cs="Times New Roman"/>
-        </w:rPr>
-        <w:t xml:space="preserve"> </w:t>
-      </w:r>
-      <w:r>
-        <w:rPr>
-          <w:rStyle w:val="VerbatimChar"/>
-          <w:rFonts w:hint="eastAsia" w:ascii="Times New Roman" w:hAnsi="Times New Roman" w:eastAsia="FangSong" w:cs="Times New Roman"/>
-        </w:rPr>
-        <w:t>个等价共振式</w:t>
-      </w:r>
-      <w:r>
-        <w:rPr>
-          <w:rStyle w:val="VerbatimChar"/>
-          <w:rFonts w:hint="eastAsia" w:ascii="Times New Roman" w:hAnsi="Times New Roman" w:eastAsia="Times New Roman" w:cs="Times New Roman"/>
-        </w:rPr>
-        <w:t>）</w:t>
-      </w:r>
-      <w:r>
-        <w:rPr>
-          <w:rFonts w:ascii="Times New Roman" w:hAnsi="Times New Roman" w:eastAsia="Times New Roman" w:cs="Times New Roman"/>
-        </w:rPr>
-        <w:br/>
-      </w:r>
-      <w:r>
-        <w:rPr>
-          <w:rStyle w:val="VerbatimChar"/>
-          <w:rFonts w:ascii="Times New Roman" w:hAnsi="Times New Roman" w:eastAsia="Times New Roman" w:cs="Times New Roman"/>
-        </w:rPr>
-        <w:t xml:space="preserve">                                   ↓</w:t>
-      </w:r>
-      <w:r>
-        <w:rPr>
-          <w:rFonts w:ascii="Times New Roman" w:hAnsi="Times New Roman" w:eastAsia="Times New Roman" w:cs="Times New Roman"/>
-        </w:rPr>
-        <w:br/>
-      </w:r>
-      <w:r>
-        <w:rPr>
-          <w:rStyle w:val="VerbatimChar"/>
-          <w:rFonts w:ascii="Times New Roman" w:hAnsi="Times New Roman" w:eastAsia="Times New Roman" w:cs="Times New Roman"/>
-        </w:rPr>
-        <w:t xml:space="preserve">                              Br</w:t>
-      </w:r>
-      <w:r>
-        <w:rPr>
-          <w:rFonts w:ascii="Times New Roman" w:hAnsi="Times New Roman" w:eastAsia="Times New Roman" w:cs="Times New Roman"/>
-        </w:rPr>
-        <w:br/>
-      </w:r>
-      <w:r>
-        <w:rPr>
-          <w:rStyle w:val="VerbatimChar"/>
-          <w:rFonts w:ascii="Times New Roman" w:hAnsi="Times New Roman" w:eastAsia="Times New Roman" w:cs="Times New Roman"/>
-        </w:rPr>
-        <w:t xml:space="preserve">                              |</w:t>
-      </w:r>
-      <w:r>
-        <w:rPr>
-          <w:rFonts w:ascii="Times New Roman" w:hAnsi="Times New Roman" w:eastAsia="Times New Roman" w:cs="Times New Roman"/>
-        </w:rPr>
-        <w:br/>
-      </w:r>
-      <w:r>
-        <w:rPr>
-          <w:rStyle w:val="VerbatimChar"/>
-          <w:rFonts w:ascii="Times New Roman" w:hAnsi="Times New Roman" w:eastAsia="Times New Roman" w:cs="Times New Roman"/>
-        </w:rPr>
-        <w:t xml:space="preserve">                              ║</w:t>
-      </w:r>
-      <w:r>
-        <w:rPr>
-          <w:rFonts w:ascii="Times New Roman" w:hAnsi="Times New Roman" w:eastAsia="Times New Roman" w:cs="Times New Roman"/>
-        </w:rPr>
-        <w:br/>
-      </w:r>
-      <w:r>
-        <w:rPr>
-          <w:rStyle w:val="VerbatimChar"/>
-          <w:rFonts w:ascii="Times New Roman" w:hAnsi="Times New Roman" w:eastAsia="Times New Roman" w:cs="Times New Roman"/>
-        </w:rPr>
-        <w:t xml:space="preserve">                             ║</w:t>
-      </w:r>
-      <w:r>
-        <w:rPr>
-          <w:rFonts w:ascii="Times New Roman" w:hAnsi="Times New Roman" w:eastAsia="Times New Roman" w:cs="Times New Roman"/>
-        </w:rPr>
-        <w:br/>
-      </w:r>
-      <w:r>
-        <w:rPr>
-          <w:rStyle w:val="VerbatimChar"/>
-          <w:rFonts w:ascii="Times New Roman" w:hAnsi="Times New Roman" w:eastAsia="Times New Roman" w:cs="Times New Roman"/>
-        </w:rPr>
-        <w:t xml:space="preserve">                              |</w:t>
-      </w:r>
-      <w:r>
-        <w:rPr>
-          <w:rFonts w:ascii="Times New Roman" w:hAnsi="Times New Roman" w:eastAsia="Times New Roman" w:cs="Times New Roman"/>
-        </w:rPr>
-        <w:br/>
-      </w:r>
-      <w:r>
-        <w:rPr>
-          <w:rStyle w:val="VerbatimChar"/>
-          <w:rFonts w:ascii="Times New Roman" w:hAnsi="Times New Roman" w:eastAsia="Times New Roman" w:cs="Times New Roman"/>
-        </w:rPr>
-        <w:t xml:space="preserve">                             </w:t>
-      </w:r>
-      <w:r>
-        <w:rPr>
-          <w:rStyle w:val="VerbatimChar"/>
-          <w:rFonts w:hint="eastAsia" w:ascii="Times New Roman" w:hAnsi="Times New Roman" w:eastAsia="Times New Roman" w:cs="Times New Roman"/>
-        </w:rPr>
-        <w:t>(</w:t>
-      </w:r>
-      <w:r>
-        <w:rPr>
-          <w:rStyle w:val="VerbatimChar"/>
-          <w:rFonts w:hint="eastAsia" w:ascii="Times New Roman" w:hAnsi="Times New Roman" w:eastAsia="FangSong" w:cs="Times New Roman"/>
-        </w:rPr>
-        <w:t>三个共振式</w:t>
-      </w:r>
-      <w:r>
-        <w:rPr>
-          <w:rStyle w:val="VerbatimChar"/>
-          <w:rFonts w:hint="eastAsia" w:ascii="Times New Roman" w:hAnsi="Times New Roman" w:eastAsia="Times New Roman" w:cs="Times New Roman"/>
+          <w:rFonts w:hint="eastAsia" w:ascii="SimSun" w:hAnsi="SimSun" w:eastAsia="SimSun" w:cs="SimSun"/>
         </w:rPr>
         <w:t>，</w:t>
       </w:r>
       <w:r>
         <w:rPr>
           <w:rStyle w:val="VerbatimChar"/>
-          <w:rFonts w:hint="eastAsia" w:ascii="Times New Roman" w:hAnsi="Times New Roman" w:eastAsia="FangSong" w:cs="Times New Roman"/>
-        </w:rPr>
-        <w:t>单电子分布在</w:t>
-      </w:r>
-      <w:r>
-        <w:rPr>
-          <w:rStyle w:val="VerbatimChar"/>
-          <w:rFonts w:ascii="Times New Roman" w:hAnsi="Times New Roman" w:eastAsia="Times New Roman" w:cs="Times New Roman"/>
-        </w:rPr>
-        <w:t xml:space="preserve"> C1/C3/C5)</w:t>
-      </w:r>
-      <w:r>
-        <w:rPr>
-          <w:rFonts w:ascii="Times New Roman" w:hAnsi="Times New Roman" w:eastAsia="Times New Roman" w:cs="Times New Roman"/>
-        </w:rPr>
-        <w:br/>
-      </w:r>
-      <w:r>
-        <w:rPr>
-          <w:rStyle w:val="VerbatimChar"/>
-          <w:rFonts w:ascii="Times New Roman" w:hAnsi="Times New Roman" w:eastAsia="Times New Roman" w:cs="Times New Roman"/>
-        </w:rPr>
-        <w:t xml:space="preserve">                              </w:t>
-      </w:r>
-      <w:r>
-        <w:rPr>
-          <w:rFonts w:ascii="Times New Roman" w:hAnsi="Times New Roman" w:eastAsia="Times New Roman" w:cs="Times New Roman"/>
-        </w:rPr>
-        <w:br/>
-      </w:r>
-      <w:r>
-        <w:rPr>
-          <w:rStyle w:val="VerbatimChar"/>
-          <w:rFonts w:hint="eastAsia" w:ascii="Times New Roman" w:hAnsi="Times New Roman" w:eastAsia="FangSong" w:cs="Times New Roman"/>
-        </w:rPr>
-        <w:t xml:space="preserve">烯丙基自由基</w:t>
-      </w:r>
-      <w:r>
-        <w:rPr>
-          <w:rStyle w:val="VerbatimChar"/>
-          <w:rFonts w:ascii="Times New Roman" w:hAnsi="Times New Roman" w:eastAsia="Times New Roman" w:cs="Times New Roman"/>
-        </w:rPr>
-        <w:t xml:space="preserve"> + NBS → </w:t>
-      </w:r>
-      <w:r>
-        <w:rPr>
-          <w:rStyle w:val="VerbatimChar"/>
-          <w:rFonts w:hint="eastAsia" w:ascii="Times New Roman" w:hAnsi="Times New Roman" w:eastAsia="Times New Roman" w:cs="Times New Roman"/>
-        </w:rPr>
-        <w:t>3-</w:t>
-      </w:r>
-      <w:r>
-        <w:rPr>
-          <w:rStyle w:val="VerbatimChar"/>
-          <w:rFonts w:hint="eastAsia" w:ascii="Times New Roman" w:hAnsi="Times New Roman" w:eastAsia="FangSong" w:cs="Times New Roman"/>
-        </w:rPr>
-        <w:t>溴环己烯</w:t>
-      </w:r>
-      <w:r>
-        <w:rPr>
-          <w:rStyle w:val="VerbatimChar"/>
-          <w:rFonts w:ascii="Times New Roman" w:hAnsi="Times New Roman" w:eastAsia="Times New Roman" w:cs="Times New Roman"/>
-        </w:rPr>
-        <w:t xml:space="preserve"> + </w:t>
-      </w:r>
-      <w:r>
-        <w:rPr>
-          <w:rStyle w:val="VerbatimChar"/>
-          <w:rFonts w:hint="eastAsia" w:ascii="Times New Roman" w:hAnsi="Times New Roman" w:eastAsia="FangSong" w:cs="Times New Roman"/>
-        </w:rPr>
-        <w:t xml:space="preserve">琥珀酰亚胺自由基</w:t>
-      </w:r>
-      <w:r>
-        <w:rPr>
-          <w:rFonts w:ascii="Times New Roman" w:hAnsi="Times New Roman" w:eastAsia="Times New Roman" w:cs="Times New Roman"/>
-        </w:rPr>
-        <w:br/>
-      </w:r>
-      <w:r>
-        <w:rPr>
-          <w:rStyle w:val="VerbatimChar"/>
-          <w:rFonts w:hint="eastAsia" w:ascii="Times New Roman" w:hAnsi="Times New Roman" w:eastAsia="Times New Roman" w:cs="Times New Roman"/>
-        </w:rPr>
-        <w:t>（</w:t>
-      </w:r>
-      <w:r>
-        <w:rPr>
-          <w:rStyle w:val="VerbatimChar"/>
-          <w:rFonts w:hint="eastAsia" w:ascii="Times New Roman" w:hAnsi="Times New Roman" w:eastAsia="FangSong" w:cs="Times New Roman"/>
-        </w:rPr>
-        <w:t>琥珀酰亚胺自由基与</w:t>
-      </w:r>
-      <w:r>
-        <w:rPr>
-          <w:rStyle w:val="VerbatimChar"/>
-          <w:rFonts w:ascii="Times New Roman" w:hAnsi="Times New Roman" w:eastAsia="Times New Roman" w:cs="Times New Roman"/>
-        </w:rPr>
-        <w:t xml:space="preserve"> HBr </w:t>
-      </w:r>
-      <w:r>
-        <w:rPr>
-          <w:rStyle w:val="VerbatimChar"/>
-          <w:rFonts w:hint="eastAsia" w:ascii="Times New Roman" w:hAnsi="Times New Roman" w:eastAsia="FangSong" w:cs="Times New Roman"/>
-        </w:rPr>
-        <w:t xml:space="preserve">反应再生</w:t>
-      </w:r>
-      <w:r>
-        <w:rPr>
-          <w:rStyle w:val="VerbatimChar"/>
-          <w:rFonts w:ascii="Times New Roman" w:hAnsi="Times New Roman" w:eastAsia="Times New Roman" w:cs="Times New Roman"/>
-        </w:rPr>
-        <w:t xml:space="preserve"> </w:t>
-      </w:r>
-      <w:r>
-        <w:rPr>
-          <w:rStyle w:val="VerbatimChar"/>
-          <w:rFonts w:hint="eastAsia" w:ascii="Times New Roman" w:hAnsi="Times New Roman" w:eastAsia="Times New Roman" w:cs="Times New Roman"/>
-        </w:rPr>
-        <w:t>Br</w:t>
-      </w:r>
-      <w:r>
-        <w:rPr>
-          <w:rStyle w:val="VerbatimChar"/>
-          <w:rFonts w:hint="eastAsia" w:ascii="Times New Roman" w:hAnsi="Times New Roman" w:eastAsia="Times New Roman" w:cs="Times New Roman"/>
-          <w:vertAlign w:val="subscript"/>
-        </w:rPr>
-        <w:t>2</w:t>
-      </w:r>
-      <w:r>
-        <w:rPr>
-          <w:rStyle w:val="VerbatimChar"/>
-          <w:rFonts w:hint="eastAsia" w:ascii="Times New Roman" w:hAnsi="Times New Roman" w:eastAsia="Times New Roman" w:cs="Times New Roman"/>
-        </w:rPr>
-        <w:t>，</w:t>
-      </w:r>
-      <w:r>
-        <w:rPr>
-          <w:rStyle w:val="VerbatimChar"/>
-          <w:rFonts w:hint="eastAsia" w:ascii="Times New Roman" w:hAnsi="Times New Roman" w:eastAsia="FangSong" w:cs="Times New Roman"/>
+          <w:rFonts w:hint="eastAsia" w:ascii="SimSun" w:hAnsi="SimSun" w:eastAsia="SimSun" w:cs="SimSun"/>
         </w:rPr>
         <w:t>循环</w:t>
       </w:r>
       <w:r>
         <w:rPr>
           <w:rStyle w:val="VerbatimChar"/>
-          <w:rFonts w:hint="eastAsia" w:ascii="Times New Roman" w:hAnsi="Times New Roman" w:eastAsia="Times New Roman" w:cs="Times New Roman"/>
+          <w:rFonts w:hint="eastAsia" w:ascii="SimSun" w:hAnsi="SimSun" w:eastAsia="SimSun" w:cs="SimSun"/>
         </w:rPr>
         <w:t>）</w:t>
       </w:r>
@@ -17762,41 +17707,41 @@
       <w:r>
         <w:rPr>
           <w:rStyle w:val="VerbatimChar"/>
-          <w:rFonts w:ascii="Times New Roman" w:hAnsi="Times New Roman" w:eastAsia="Times New Roman" w:cs="Times New Roman"/>
+          <w:rFonts w:ascii="SimSun" w:hAnsi="SimSun" w:eastAsia="SimSun" w:cs="SimSun"/>
         </w:rPr>
         <w:t xml:space="preserve">(Br· </w:t>
       </w:r>
       <w:r>
         <w:rPr>
           <w:rStyle w:val="VerbatimChar"/>
-          <w:rFonts w:hint="eastAsia" w:ascii="Times New Roman" w:hAnsi="Times New Roman" w:eastAsia="FangSong" w:cs="Times New Roman"/>
+          <w:rFonts w:hint="eastAsia" w:ascii="SimSun" w:hAnsi="SimSun" w:eastAsia="SimSun" w:cs="SimSun"/>
         </w:rPr>
         <w:t>选择性主导</w:t>
       </w:r>
       <w:r>
         <w:rPr>
           <w:rStyle w:val="VerbatimChar"/>
-          <w:rFonts w:hint="eastAsia" w:ascii="Times New Roman" w:hAnsi="Times New Roman" w:eastAsia="Times New Roman" w:cs="Times New Roman"/>
+          <w:rFonts w:hint="eastAsia" w:ascii="SimSun" w:hAnsi="SimSun" w:eastAsia="SimSun" w:cs="SimSun"/>
         </w:rPr>
         <w:t>)</w:t>
       </w:r>
       <w:r>
         <w:rPr>
-          <w:rFonts w:ascii="Times New Roman" w:hAnsi="Times New Roman" w:eastAsia="Times New Roman" w:cs="Times New Roman"/>
+          <w:rFonts w:ascii="SimSun" w:hAnsi="SimSun" w:eastAsia="SimSun" w:cs="SimSun"/>
         </w:rPr>
         <w:br/>
       </w:r>
       <w:r>
         <w:rPr>
           <w:rStyle w:val="VerbatimChar"/>
-          <w:rFonts w:ascii="Times New Roman" w:hAnsi="Times New Roman" w:eastAsia="Times New Roman" w:cs="Times New Roman"/>
+          <w:rFonts w:ascii="SimSun" w:hAnsi="SimSun" w:eastAsia="SimSun" w:cs="SimSun"/>
         </w:rPr>
         <w:t>Br· + (CH</w:t>
       </w:r>
       <w:r>
         <w:rPr>
           <w:rStyle w:val="VerbatimChar"/>
-          <w:rFonts w:ascii="Times New Roman" w:hAnsi="Times New Roman" w:eastAsia="Times New Roman" w:cs="Times New Roman"/>
+          <w:rFonts w:ascii="SimSun" w:hAnsi="SimSun" w:eastAsia="SimSun" w:cs="SimSun"/>
           <w:vertAlign w:val="subscript"/>
         </w:rPr>
         <w:t>3</w:t>
@@ -17804,14 +17749,14 @@
       <w:r>
         <w:rPr>
           <w:rStyle w:val="VerbatimChar"/>
-          <w:rFonts w:ascii="Times New Roman" w:hAnsi="Times New Roman" w:eastAsia="Times New Roman" w:cs="Times New Roman"/>
+          <w:rFonts w:ascii="SimSun" w:hAnsi="SimSun" w:eastAsia="SimSun" w:cs="SimSun"/>
         </w:rPr>
         <w:t>)</w:t>
       </w:r>
       <w:r>
         <w:rPr>
           <w:rStyle w:val="VerbatimChar"/>
-          <w:rFonts w:ascii="Times New Roman" w:hAnsi="Times New Roman" w:eastAsia="Times New Roman" w:cs="Times New Roman"/>
+          <w:rFonts w:ascii="SimSun" w:hAnsi="SimSun" w:eastAsia="SimSun" w:cs="SimSun"/>
           <w:vertAlign w:val="subscript"/>
         </w:rPr>
         <w:t>3</w:t>
@@ -17819,14 +17764,14 @@
       <w:r>
         <w:rPr>
           <w:rStyle w:val="VerbatimChar"/>
-          <w:rFonts w:ascii="Times New Roman" w:hAnsi="Times New Roman" w:eastAsia="Times New Roman" w:cs="Times New Roman"/>
+          <w:rFonts w:ascii="SimSun" w:hAnsi="SimSun" w:eastAsia="SimSun" w:cs="SimSun"/>
         </w:rPr>
         <w:t>CH → HBr + (CH</w:t>
       </w:r>
       <w:r>
         <w:rPr>
           <w:rStyle w:val="VerbatimChar"/>
-          <w:rFonts w:ascii="Times New Roman" w:hAnsi="Times New Roman" w:eastAsia="Times New Roman" w:cs="Times New Roman"/>
+          <w:rFonts w:ascii="SimSun" w:hAnsi="SimSun" w:eastAsia="SimSun" w:cs="SimSun"/>
           <w:vertAlign w:val="subscript"/>
         </w:rPr>
         <w:t>3</w:t>
@@ -17834,14 +17779,14 @@
       <w:r>
         <w:rPr>
           <w:rStyle w:val="VerbatimChar"/>
-          <w:rFonts w:ascii="Times New Roman" w:hAnsi="Times New Roman" w:eastAsia="Times New Roman" w:cs="Times New Roman"/>
+          <w:rFonts w:ascii="SimSun" w:hAnsi="SimSun" w:eastAsia="SimSun" w:cs="SimSun"/>
         </w:rPr>
         <w:t>)</w:t>
       </w:r>
       <w:r>
         <w:rPr>
           <w:rStyle w:val="VerbatimChar"/>
-          <w:rFonts w:ascii="Times New Roman" w:hAnsi="Times New Roman" w:eastAsia="Times New Roman" w:cs="Times New Roman"/>
+          <w:rFonts w:ascii="SimSun" w:hAnsi="SimSun" w:eastAsia="SimSun" w:cs="SimSun"/>
           <w:vertAlign w:val="subscript"/>
         </w:rPr>
         <w:t>3</w:t>
@@ -17849,62 +17794,62 @@
       <w:r>
         <w:rPr>
           <w:rStyle w:val="VerbatimChar"/>
-          <w:rFonts w:ascii="Times New Roman" w:hAnsi="Times New Roman" w:eastAsia="Times New Roman" w:cs="Times New Roman"/>
+          <w:rFonts w:ascii="SimSun" w:hAnsi="SimSun" w:eastAsia="SimSun" w:cs="SimSun"/>
         </w:rPr>
         <w:t xml:space="preserve">C·   </w:t>
       </w:r>
       <w:r>
         <w:rPr>
           <w:rStyle w:val="VerbatimChar"/>
-          <w:rFonts w:hint="eastAsia" w:ascii="Times New Roman" w:hAnsi="Times New Roman" w:eastAsia="Times New Roman" w:cs="Times New Roman"/>
+          <w:rFonts w:hint="eastAsia" w:ascii="SimSun" w:hAnsi="SimSun" w:eastAsia="SimSun" w:cs="SimSun"/>
         </w:rPr>
         <w:t>(</w:t>
       </w:r>
       <w:r>
         <w:rPr>
           <w:rStyle w:val="VerbatimChar"/>
-          <w:rFonts w:hint="eastAsia" w:ascii="Times New Roman" w:hAnsi="Times New Roman" w:eastAsia="FangSong" w:cs="Times New Roman"/>
+          <w:rFonts w:hint="eastAsia" w:ascii="SimSun" w:hAnsi="SimSun" w:eastAsia="SimSun" w:cs="SimSun"/>
         </w:rPr>
         <w:t>叔自由基</w:t>
       </w:r>
       <w:r>
         <w:rPr>
           <w:rStyle w:val="VerbatimChar"/>
-          <w:rFonts w:hint="eastAsia" w:ascii="Times New Roman" w:hAnsi="Times New Roman" w:eastAsia="Times New Roman" w:cs="Times New Roman"/>
+          <w:rFonts w:hint="eastAsia" w:ascii="SimSun" w:hAnsi="SimSun" w:eastAsia="SimSun" w:cs="SimSun"/>
         </w:rPr>
         <w:t>，</w:t>
       </w:r>
       <w:r>
         <w:rPr>
           <w:rStyle w:val="VerbatimChar"/>
-          <w:rFonts w:hint="eastAsia" w:ascii="Times New Roman" w:hAnsi="Times New Roman" w:eastAsia="FangSong" w:cs="Times New Roman"/>
+          <w:rFonts w:hint="eastAsia" w:ascii="SimSun" w:hAnsi="SimSun" w:eastAsia="SimSun" w:cs="SimSun"/>
         </w:rPr>
         <w:t>最稳定</w:t>
       </w:r>
       <w:r>
         <w:rPr>
           <w:rStyle w:val="VerbatimChar"/>
-          <w:rFonts w:hint="eastAsia" w:ascii="Times New Roman" w:hAnsi="Times New Roman" w:eastAsia="Times New Roman" w:cs="Times New Roman"/>
+          <w:rFonts w:hint="eastAsia" w:ascii="SimSun" w:hAnsi="SimSun" w:eastAsia="SimSun" w:cs="SimSun"/>
         </w:rPr>
         <w:t>)</w:t>
       </w:r>
       <w:r>
         <w:rPr>
-          <w:rFonts w:ascii="Times New Roman" w:hAnsi="Times New Roman" w:eastAsia="Times New Roman" w:cs="Times New Roman"/>
+          <w:rFonts w:ascii="SimSun" w:hAnsi="SimSun" w:eastAsia="SimSun" w:cs="SimSun"/>
         </w:rPr>
         <w:br/>
       </w:r>
       <w:r>
         <w:rPr>
           <w:rStyle w:val="VerbatimChar"/>
-          <w:rFonts w:ascii="Times New Roman" w:hAnsi="Times New Roman" w:eastAsia="Times New Roman" w:cs="Times New Roman"/>
+          <w:rFonts w:ascii="SimSun" w:hAnsi="SimSun" w:eastAsia="SimSun" w:cs="SimSun"/>
         </w:rPr>
         <w:t>(CH</w:t>
       </w:r>
       <w:r>
         <w:rPr>
           <w:rStyle w:val="VerbatimChar"/>
-          <w:rFonts w:ascii="Times New Roman" w:hAnsi="Times New Roman" w:eastAsia="Times New Roman" w:cs="Times New Roman"/>
+          <w:rFonts w:ascii="SimSun" w:hAnsi="SimSun" w:eastAsia="SimSun" w:cs="SimSun"/>
           <w:vertAlign w:val="subscript"/>
         </w:rPr>
         <w:t>3</w:t>
@@ -17912,14 +17857,14 @@
       <w:r>
         <w:rPr>
           <w:rStyle w:val="VerbatimChar"/>
-          <w:rFonts w:ascii="Times New Roman" w:hAnsi="Times New Roman" w:eastAsia="Times New Roman" w:cs="Times New Roman"/>
+          <w:rFonts w:ascii="SimSun" w:hAnsi="SimSun" w:eastAsia="SimSun" w:cs="SimSun"/>
         </w:rPr>
         <w:t>)</w:t>
       </w:r>
       <w:r>
         <w:rPr>
           <w:rStyle w:val="VerbatimChar"/>
-          <w:rFonts w:ascii="Times New Roman" w:hAnsi="Times New Roman" w:eastAsia="Times New Roman" w:cs="Times New Roman"/>
+          <w:rFonts w:ascii="SimSun" w:hAnsi="SimSun" w:eastAsia="SimSun" w:cs="SimSun"/>
           <w:vertAlign w:val="subscript"/>
         </w:rPr>
         <w:t>3</w:t>
@@ -17927,14 +17872,14 @@
       <w:r>
         <w:rPr>
           <w:rStyle w:val="VerbatimChar"/>
-          <w:rFonts w:ascii="Times New Roman" w:hAnsi="Times New Roman" w:eastAsia="Times New Roman" w:cs="Times New Roman"/>
+          <w:rFonts w:ascii="SimSun" w:hAnsi="SimSun" w:eastAsia="SimSun" w:cs="SimSun"/>
         </w:rPr>
         <w:t>C· + Br</w:t>
       </w:r>
       <w:r>
         <w:rPr>
           <w:rStyle w:val="VerbatimChar"/>
-          <w:rFonts w:ascii="Times New Roman" w:hAnsi="Times New Roman" w:eastAsia="Times New Roman" w:cs="Times New Roman"/>
+          <w:rFonts w:ascii="SimSun" w:hAnsi="SimSun" w:eastAsia="SimSun" w:cs="SimSun"/>
           <w:vertAlign w:val="subscript"/>
         </w:rPr>
         <w:t>2</w:t>
@@ -17942,14 +17887,14 @@
       <w:r>
         <w:rPr>
           <w:rStyle w:val="VerbatimChar"/>
-          <w:rFonts w:ascii="Times New Roman" w:hAnsi="Times New Roman" w:eastAsia="Times New Roman" w:cs="Times New Roman"/>
+          <w:rFonts w:ascii="SimSun" w:hAnsi="SimSun" w:eastAsia="SimSun" w:cs="SimSun"/>
         </w:rPr>
         <w:t xml:space="preserve"> → (CH</w:t>
       </w:r>
       <w:r>
         <w:rPr>
           <w:rStyle w:val="VerbatimChar"/>
-          <w:rFonts w:ascii="Times New Roman" w:hAnsi="Times New Roman" w:eastAsia="Times New Roman" w:cs="Times New Roman"/>
+          <w:rFonts w:ascii="SimSun" w:hAnsi="SimSun" w:eastAsia="SimSun" w:cs="SimSun"/>
           <w:vertAlign w:val="subscript"/>
         </w:rPr>
         <w:t>3</w:t>
@@ -17957,14 +17902,14 @@
       <w:r>
         <w:rPr>
           <w:rStyle w:val="VerbatimChar"/>
-          <w:rFonts w:ascii="Times New Roman" w:hAnsi="Times New Roman" w:eastAsia="Times New Roman" w:cs="Times New Roman"/>
+          <w:rFonts w:ascii="SimSun" w:hAnsi="SimSun" w:eastAsia="SimSun" w:cs="SimSun"/>
         </w:rPr>
         <w:t>)</w:t>
       </w:r>
       <w:r>
         <w:rPr>
           <w:rStyle w:val="VerbatimChar"/>
-          <w:rFonts w:ascii="Times New Roman" w:hAnsi="Times New Roman" w:eastAsia="Times New Roman" w:cs="Times New Roman"/>
+          <w:rFonts w:ascii="SimSun" w:hAnsi="SimSun" w:eastAsia="SimSun" w:cs="SimSun"/>
           <w:vertAlign w:val="subscript"/>
         </w:rPr>
         <w:t>3</w:t>
@@ -17972,42 +17917,42 @@
       <w:r>
         <w:rPr>
           <w:rStyle w:val="VerbatimChar"/>
-          <w:rFonts w:ascii="Times New Roman" w:hAnsi="Times New Roman" w:eastAsia="Times New Roman" w:cs="Times New Roman"/>
+          <w:rFonts w:ascii="SimSun" w:hAnsi="SimSun" w:eastAsia="SimSun" w:cs="SimSun"/>
         </w:rPr>
         <w:t xml:space="preserve">CBr + Br·  </w:t>
       </w:r>
       <w:r>
         <w:rPr>
           <w:rStyle w:val="VerbatimChar"/>
-          <w:rFonts w:hint="eastAsia" w:ascii="Times New Roman" w:hAnsi="Times New Roman" w:eastAsia="Times New Roman" w:cs="Times New Roman"/>
+          <w:rFonts w:hint="eastAsia" w:ascii="SimSun" w:hAnsi="SimSun" w:eastAsia="SimSun" w:cs="SimSun"/>
         </w:rPr>
         <w:t>(</w:t>
       </w:r>
       <w:r>
         <w:rPr>
           <w:rStyle w:val="VerbatimChar"/>
-          <w:rFonts w:hint="eastAsia" w:ascii="Times New Roman" w:hAnsi="Times New Roman" w:eastAsia="FangSong" w:cs="Times New Roman"/>
+          <w:rFonts w:hint="eastAsia" w:ascii="SimSun" w:hAnsi="SimSun" w:eastAsia="SimSun" w:cs="SimSun"/>
         </w:rPr>
         <w:t>叔丁基溴</w:t>
       </w:r>
       <w:r>
         <w:rPr>
           <w:rStyle w:val="VerbatimChar"/>
-          <w:rFonts w:ascii="Times New Roman" w:hAnsi="Times New Roman" w:eastAsia="Times New Roman" w:cs="Times New Roman"/>
+          <w:rFonts w:ascii="SimSun" w:hAnsi="SimSun" w:eastAsia="SimSun" w:cs="SimSun"/>
         </w:rPr>
         <w:t xml:space="preserve"> + </w:t>
       </w:r>
       <w:r>
         <w:rPr>
           <w:rStyle w:val="VerbatimChar"/>
-          <w:rFonts w:hint="eastAsia" w:ascii="Times New Roman" w:hAnsi="Times New Roman" w:eastAsia="FangSong" w:cs="Times New Roman"/>
+          <w:rFonts w:hint="eastAsia" w:ascii="SimSun" w:hAnsi="SimSun" w:eastAsia="SimSun" w:cs="SimSun"/>
         </w:rPr>
         <w:t xml:space="preserve">再生</w:t>
       </w:r>
       <w:r>
         <w:rPr>
           <w:rStyle w:val="VerbatimChar"/>
-          <w:rFonts w:ascii="Times New Roman" w:hAnsi="Times New Roman" w:eastAsia="Times New Roman" w:cs="Times New Roman"/>
+          <w:rFonts w:ascii="SimSun" w:hAnsi="SimSun" w:eastAsia="SimSun" w:cs="SimSun"/>
         </w:rPr>
         <w:t xml:space="preserve"> Br·)</w:t>
       </w:r>
@@ -18831,14 +18776,14 @@
       <w:r>
         <w:rPr>
           <w:rStyle w:val="VerbatimChar"/>
-          <w:rFonts w:ascii="Times New Roman" w:hAnsi="Times New Roman" w:eastAsia="Times New Roman" w:cs="Times New Roman"/>
+          <w:rFonts w:ascii="SimSun" w:hAnsi="SimSun" w:eastAsia="SimSun" w:cs="SimSun"/>
         </w:rPr>
         <w:t>CH</w:t>
       </w:r>
       <w:r>
         <w:rPr>
           <w:rStyle w:val="VerbatimChar"/>
-          <w:rFonts w:ascii="Times New Roman" w:hAnsi="Times New Roman" w:eastAsia="Times New Roman" w:cs="Times New Roman"/>
+          <w:rFonts w:ascii="SimSun" w:hAnsi="SimSun" w:eastAsia="SimSun" w:cs="SimSun"/>
           <w:vertAlign w:val="subscript"/>
         </w:rPr>
         <w:t>3</w:t>
@@ -18846,14 +18791,14 @@
       <w:r>
         <w:rPr>
           <w:rStyle w:val="VerbatimChar"/>
-          <w:rFonts w:ascii="Times New Roman" w:hAnsi="Times New Roman" w:eastAsia="Times New Roman" w:cs="Times New Roman"/>
+          <w:rFonts w:ascii="SimSun" w:hAnsi="SimSun" w:eastAsia="SimSun" w:cs="SimSun"/>
         </w:rPr>
         <w:t>CH=CH</w:t>
       </w:r>
       <w:r>
         <w:rPr>
           <w:rStyle w:val="VerbatimChar"/>
-          <w:rFonts w:ascii="Times New Roman" w:hAnsi="Times New Roman" w:eastAsia="Times New Roman" w:cs="Times New Roman"/>
+          <w:rFonts w:ascii="SimSun" w:hAnsi="SimSun" w:eastAsia="SimSun" w:cs="SimSun"/>
           <w:vertAlign w:val="subscript"/>
         </w:rPr>
         <w:t>2</w:t>
@@ -18861,14 +18806,14 @@
       <w:r>
         <w:rPr>
           <w:rStyle w:val="VerbatimChar"/>
-          <w:rFonts w:ascii="Times New Roman" w:hAnsi="Times New Roman" w:eastAsia="Times New Roman" w:cs="Times New Roman"/>
+          <w:rFonts w:ascii="SimSun" w:hAnsi="SimSun" w:eastAsia="SimSun" w:cs="SimSun"/>
         </w:rPr>
         <w:t xml:space="preserve"> + H</w:t>
       </w:r>
       <w:r>
         <w:rPr>
           <w:rStyle w:val="VerbatimChar"/>
-          <w:rFonts w:ascii="Times New Roman" w:hAnsi="Times New Roman" w:eastAsia="Times New Roman" w:cs="Times New Roman"/>
+          <w:rFonts w:ascii="SimSun" w:hAnsi="SimSun" w:eastAsia="SimSun" w:cs="SimSun"/>
           <w:vertAlign w:val="superscript"/>
         </w:rPr>
         <w:t>+</w:t>
@@ -18876,14 +18821,14 @@
       <w:r>
         <w:rPr>
           <w:rStyle w:val="VerbatimChar"/>
-          <w:rFonts w:ascii="Times New Roman" w:hAnsi="Times New Roman" w:eastAsia="Times New Roman" w:cs="Times New Roman"/>
+          <w:rFonts w:ascii="SimSun" w:hAnsi="SimSun" w:eastAsia="SimSun" w:cs="SimSun"/>
         </w:rPr>
         <w:t xml:space="preserve"> → CH</w:t>
       </w:r>
       <w:r>
         <w:rPr>
           <w:rStyle w:val="VerbatimChar"/>
-          <w:rFonts w:ascii="Times New Roman" w:hAnsi="Times New Roman" w:eastAsia="Times New Roman" w:cs="Times New Roman"/>
+          <w:rFonts w:ascii="SimSun" w:hAnsi="SimSun" w:eastAsia="SimSun" w:cs="SimSun"/>
           <w:vertAlign w:val="subscript"/>
         </w:rPr>
         <w:t>3</w:t>
@@ -18891,14 +18836,14 @@
       <w:r>
         <w:rPr>
           <w:rStyle w:val="VerbatimChar"/>
-          <w:rFonts w:ascii="Times New Roman" w:hAnsi="Times New Roman" w:eastAsia="Times New Roman" w:cs="Times New Roman"/>
+          <w:rFonts w:ascii="SimSun" w:hAnsi="SimSun" w:eastAsia="SimSun" w:cs="SimSun"/>
         </w:rPr>
         <w:t>-ĊH-CH</w:t>
       </w:r>
       <w:r>
         <w:rPr>
           <w:rStyle w:val="VerbatimChar"/>
-          <w:rFonts w:ascii="Times New Roman" w:hAnsi="Times New Roman" w:eastAsia="Times New Roman" w:cs="Times New Roman"/>
+          <w:rFonts w:ascii="SimSun" w:hAnsi="SimSun" w:eastAsia="SimSun" w:cs="SimSun"/>
           <w:vertAlign w:val="subscript"/>
         </w:rPr>
         <w:t>3</w:t>
@@ -18906,41 +18851,41 @@
       <w:r>
         <w:rPr>
           <w:rStyle w:val="VerbatimChar"/>
-          <w:rFonts w:ascii="Times New Roman" w:hAnsi="Times New Roman" w:eastAsia="Times New Roman" w:cs="Times New Roman"/>
+          <w:rFonts w:ascii="SimSun" w:hAnsi="SimSun" w:eastAsia="SimSun" w:cs="SimSun"/>
         </w:rPr>
         <w:t xml:space="preserve">  (2° </w:t>
       </w:r>
       <w:r>
         <w:rPr>
           <w:rStyle w:val="VerbatimChar"/>
-          <w:rFonts w:hint="eastAsia" w:ascii="Times New Roman" w:hAnsi="Times New Roman" w:eastAsia="FangSong" w:cs="Times New Roman"/>
+          <w:rFonts w:hint="eastAsia" w:ascii="SimSun" w:hAnsi="SimSun" w:eastAsia="SimSun" w:cs="SimSun"/>
         </w:rPr>
         <w:t>碳正离子</w:t>
       </w:r>
       <w:r>
         <w:rPr>
           <w:rStyle w:val="VerbatimChar"/>
-          <w:rFonts w:hint="eastAsia" w:ascii="Times New Roman" w:hAnsi="Times New Roman" w:eastAsia="Times New Roman" w:cs="Times New Roman"/>
+          <w:rFonts w:hint="eastAsia" w:ascii="SimSun" w:hAnsi="SimSun" w:eastAsia="SimSun" w:cs="SimSun"/>
         </w:rPr>
         <w:t>)</w:t>
       </w:r>
       <w:r>
         <w:rPr>
-          <w:rFonts w:ascii="Times New Roman" w:hAnsi="Times New Roman" w:eastAsia="Times New Roman" w:cs="Times New Roman"/>
+          <w:rFonts w:ascii="SimSun" w:hAnsi="SimSun" w:eastAsia="SimSun" w:cs="SimSun"/>
         </w:rPr>
         <w:br/>
       </w:r>
       <w:r>
         <w:rPr>
           <w:rStyle w:val="VerbatimChar"/>
-          <w:rFonts w:ascii="Times New Roman" w:hAnsi="Times New Roman" w:eastAsia="Times New Roman" w:cs="Times New Roman"/>
+          <w:rFonts w:ascii="SimSun" w:hAnsi="SimSun" w:eastAsia="SimSun" w:cs="SimSun"/>
         </w:rPr>
         <w:t>CH</w:t>
       </w:r>
       <w:r>
         <w:rPr>
           <w:rStyle w:val="VerbatimChar"/>
-          <w:rFonts w:ascii="Times New Roman" w:hAnsi="Times New Roman" w:eastAsia="Times New Roman" w:cs="Times New Roman"/>
+          <w:rFonts w:ascii="SimSun" w:hAnsi="SimSun" w:eastAsia="SimSun" w:cs="SimSun"/>
           <w:vertAlign w:val="subscript"/>
         </w:rPr>
         <w:t>3</w:t>
@@ -18948,14 +18893,14 @@
       <w:r>
         <w:rPr>
           <w:rStyle w:val="VerbatimChar"/>
-          <w:rFonts w:ascii="Times New Roman" w:hAnsi="Times New Roman" w:eastAsia="Times New Roman" w:cs="Times New Roman"/>
+          <w:rFonts w:ascii="SimSun" w:hAnsi="SimSun" w:eastAsia="SimSun" w:cs="SimSun"/>
         </w:rPr>
         <w:t>-ĊH-CH</w:t>
       </w:r>
       <w:r>
         <w:rPr>
           <w:rStyle w:val="VerbatimChar"/>
-          <w:rFonts w:ascii="Times New Roman" w:hAnsi="Times New Roman" w:eastAsia="Times New Roman" w:cs="Times New Roman"/>
+          <w:rFonts w:ascii="SimSun" w:hAnsi="SimSun" w:eastAsia="SimSun" w:cs="SimSun"/>
           <w:vertAlign w:val="subscript"/>
         </w:rPr>
         <w:t>3</w:t>
@@ -18963,14 +18908,14 @@
       <w:r>
         <w:rPr>
           <w:rStyle w:val="VerbatimChar"/>
-          <w:rFonts w:ascii="Times New Roman" w:hAnsi="Times New Roman" w:eastAsia="Times New Roman" w:cs="Times New Roman"/>
+          <w:rFonts w:ascii="SimSun" w:hAnsi="SimSun" w:eastAsia="SimSun" w:cs="SimSun"/>
         </w:rPr>
         <w:t xml:space="preserve"> + Br</w:t>
       </w:r>
       <w:r>
         <w:rPr>
           <w:rStyle w:val="VerbatimChar"/>
-          <w:rFonts w:ascii="Times New Roman" w:hAnsi="Times New Roman" w:eastAsia="Times New Roman" w:cs="Times New Roman"/>
+          <w:rFonts w:ascii="SimSun" w:hAnsi="SimSun" w:eastAsia="SimSun" w:cs="SimSun"/>
           <w:vertAlign w:val="superscript"/>
         </w:rPr>
         <w:t>-</w:t>
@@ -18978,14 +18923,14 @@
       <w:r>
         <w:rPr>
           <w:rStyle w:val="VerbatimChar"/>
-          <w:rFonts w:ascii="Times New Roman" w:hAnsi="Times New Roman" w:eastAsia="Times New Roman" w:cs="Times New Roman"/>
+          <w:rFonts w:ascii="SimSun" w:hAnsi="SimSun" w:eastAsia="SimSun" w:cs="SimSun"/>
         </w:rPr>
         <w:t xml:space="preserve"> → CH</w:t>
       </w:r>
       <w:r>
         <w:rPr>
           <w:rStyle w:val="VerbatimChar"/>
-          <w:rFonts w:ascii="Times New Roman" w:hAnsi="Times New Roman" w:eastAsia="Times New Roman" w:cs="Times New Roman"/>
+          <w:rFonts w:ascii="SimSun" w:hAnsi="SimSun" w:eastAsia="SimSun" w:cs="SimSun"/>
           <w:vertAlign w:val="subscript"/>
         </w:rPr>
         <w:t>3</w:t>
@@ -18993,14 +18938,14 @@
       <w:r>
         <w:rPr>
           <w:rStyle w:val="VerbatimChar"/>
-          <w:rFonts w:ascii="Times New Roman" w:hAnsi="Times New Roman" w:eastAsia="Times New Roman" w:cs="Times New Roman"/>
+          <w:rFonts w:ascii="SimSun" w:hAnsi="SimSun" w:eastAsia="SimSun" w:cs="SimSun"/>
         </w:rPr>
         <w:t>CHBrCH</w:t>
       </w:r>
       <w:r>
         <w:rPr>
           <w:rStyle w:val="VerbatimChar"/>
-          <w:rFonts w:ascii="Times New Roman" w:hAnsi="Times New Roman" w:eastAsia="Times New Roman" w:cs="Times New Roman"/>
+          <w:rFonts w:ascii="SimSun" w:hAnsi="SimSun" w:eastAsia="SimSun" w:cs="SimSun"/>
           <w:vertAlign w:val="subscript"/>
         </w:rPr>
         <w:t>3</w:t>
@@ -19270,14 +19215,14 @@
       <w:r>
         <w:rPr>
           <w:rStyle w:val="VerbatimChar"/>
-          <w:rFonts w:ascii="Times New Roman" w:hAnsi="Times New Roman" w:eastAsia="Times New Roman" w:cs="Times New Roman"/>
+          <w:rFonts w:ascii="SimSun" w:hAnsi="SimSun" w:eastAsia="SimSun" w:cs="SimSun"/>
         </w:rPr>
         <w:t>Br· + CH</w:t>
       </w:r>
       <w:r>
         <w:rPr>
           <w:rStyle w:val="VerbatimChar"/>
-          <w:rFonts w:ascii="Times New Roman" w:hAnsi="Times New Roman" w:eastAsia="Times New Roman" w:cs="Times New Roman"/>
+          <w:rFonts w:ascii="SimSun" w:hAnsi="SimSun" w:eastAsia="SimSun" w:cs="SimSun"/>
           <w:vertAlign w:val="subscript"/>
         </w:rPr>
         <w:t>3</w:t>
@@ -19285,14 +19230,14 @@
       <w:r>
         <w:rPr>
           <w:rStyle w:val="VerbatimChar"/>
-          <w:rFonts w:ascii="Times New Roman" w:hAnsi="Times New Roman" w:eastAsia="Times New Roman" w:cs="Times New Roman"/>
+          <w:rFonts w:ascii="SimSun" w:hAnsi="SimSun" w:eastAsia="SimSun" w:cs="SimSun"/>
         </w:rPr>
         <w:t>CH=CH</w:t>
       </w:r>
       <w:r>
         <w:rPr>
           <w:rStyle w:val="VerbatimChar"/>
-          <w:rFonts w:ascii="Times New Roman" w:hAnsi="Times New Roman" w:eastAsia="Times New Roman" w:cs="Times New Roman"/>
+          <w:rFonts w:ascii="SimSun" w:hAnsi="SimSun" w:eastAsia="SimSun" w:cs="SimSun"/>
           <w:vertAlign w:val="subscript"/>
         </w:rPr>
         <w:t>2</w:t>
@@ -19300,14 +19245,14 @@
       <w:r>
         <w:rPr>
           <w:rStyle w:val="VerbatimChar"/>
-          <w:rFonts w:ascii="Times New Roman" w:hAnsi="Times New Roman" w:eastAsia="Times New Roman" w:cs="Times New Roman"/>
+          <w:rFonts w:ascii="SimSun" w:hAnsi="SimSun" w:eastAsia="SimSun" w:cs="SimSun"/>
         </w:rPr>
         <w:t xml:space="preserve"> → CH</w:t>
       </w:r>
       <w:r>
         <w:rPr>
           <w:rStyle w:val="VerbatimChar"/>
-          <w:rFonts w:ascii="Times New Roman" w:hAnsi="Times New Roman" w:eastAsia="Times New Roman" w:cs="Times New Roman"/>
+          <w:rFonts w:ascii="SimSun" w:hAnsi="SimSun" w:eastAsia="SimSun" w:cs="SimSun"/>
           <w:vertAlign w:val="subscript"/>
         </w:rPr>
         <w:t>3</w:t>
@@ -19315,14 +19260,14 @@
       <w:r>
         <w:rPr>
           <w:rStyle w:val="VerbatimChar"/>
-          <w:rFonts w:ascii="Times New Roman" w:hAnsi="Times New Roman" w:eastAsia="Times New Roman" w:cs="Times New Roman"/>
+          <w:rFonts w:ascii="SimSun" w:hAnsi="SimSun" w:eastAsia="SimSun" w:cs="SimSun"/>
         </w:rPr>
         <w:t>-ĊH-CH</w:t>
       </w:r>
       <w:r>
         <w:rPr>
           <w:rStyle w:val="VerbatimChar"/>
-          <w:rFonts w:ascii="Times New Roman" w:hAnsi="Times New Roman" w:eastAsia="Times New Roman" w:cs="Times New Roman"/>
+          <w:rFonts w:ascii="SimSun" w:hAnsi="SimSun" w:eastAsia="SimSun" w:cs="SimSun"/>
           <w:vertAlign w:val="subscript"/>
         </w:rPr>
         <w:t>2</w:t>
@@ -19330,41 +19275,41 @@
       <w:r>
         <w:rPr>
           <w:rStyle w:val="VerbatimChar"/>
-          <w:rFonts w:ascii="Times New Roman" w:hAnsi="Times New Roman" w:eastAsia="Times New Roman" w:cs="Times New Roman"/>
+          <w:rFonts w:ascii="SimSun" w:hAnsi="SimSun" w:eastAsia="SimSun" w:cs="SimSun"/>
         </w:rPr>
         <w:t xml:space="preserve">Br  (2° </w:t>
       </w:r>
       <w:r>
         <w:rPr>
           <w:rStyle w:val="VerbatimChar"/>
-          <w:rFonts w:hint="eastAsia" w:ascii="Times New Roman" w:hAnsi="Times New Roman" w:eastAsia="FangSong" w:cs="Times New Roman"/>
+          <w:rFonts w:hint="eastAsia" w:ascii="SimSun" w:hAnsi="SimSun" w:eastAsia="SimSun" w:cs="SimSun"/>
         </w:rPr>
         <w:t>自由基</w:t>
       </w:r>
       <w:r>
         <w:rPr>
           <w:rStyle w:val="VerbatimChar"/>
-          <w:rFonts w:hint="eastAsia" w:ascii="Times New Roman" w:hAnsi="Times New Roman" w:eastAsia="Times New Roman" w:cs="Times New Roman"/>
+          <w:rFonts w:hint="eastAsia" w:ascii="SimSun" w:hAnsi="SimSun" w:eastAsia="SimSun" w:cs="SimSun"/>
         </w:rPr>
         <w:t>)</w:t>
       </w:r>
       <w:r>
         <w:rPr>
-          <w:rFonts w:ascii="Times New Roman" w:hAnsi="Times New Roman" w:eastAsia="Times New Roman" w:cs="Times New Roman"/>
+          <w:rFonts w:ascii="SimSun" w:hAnsi="SimSun" w:eastAsia="SimSun" w:cs="SimSun"/>
         </w:rPr>
         <w:br/>
       </w:r>
       <w:r>
         <w:rPr>
           <w:rStyle w:val="VerbatimChar"/>
-          <w:rFonts w:ascii="Times New Roman" w:hAnsi="Times New Roman" w:eastAsia="Times New Roman" w:cs="Times New Roman"/>
+          <w:rFonts w:ascii="SimSun" w:hAnsi="SimSun" w:eastAsia="SimSun" w:cs="SimSun"/>
         </w:rPr>
         <w:t>CH</w:t>
       </w:r>
       <w:r>
         <w:rPr>
           <w:rStyle w:val="VerbatimChar"/>
-          <w:rFonts w:ascii="Times New Roman" w:hAnsi="Times New Roman" w:eastAsia="Times New Roman" w:cs="Times New Roman"/>
+          <w:rFonts w:ascii="SimSun" w:hAnsi="SimSun" w:eastAsia="SimSun" w:cs="SimSun"/>
           <w:vertAlign w:val="subscript"/>
         </w:rPr>
         <w:t>3</w:t>
@@ -19372,14 +19317,14 @@
       <w:r>
         <w:rPr>
           <w:rStyle w:val="VerbatimChar"/>
-          <w:rFonts w:ascii="Times New Roman" w:hAnsi="Times New Roman" w:eastAsia="Times New Roman" w:cs="Times New Roman"/>
+          <w:rFonts w:ascii="SimSun" w:hAnsi="SimSun" w:eastAsia="SimSun" w:cs="SimSun"/>
         </w:rPr>
         <w:t>-ĊH-CH</w:t>
       </w:r>
       <w:r>
         <w:rPr>
           <w:rStyle w:val="VerbatimChar"/>
-          <w:rFonts w:ascii="Times New Roman" w:hAnsi="Times New Roman" w:eastAsia="Times New Roman" w:cs="Times New Roman"/>
+          <w:rFonts w:ascii="SimSun" w:hAnsi="SimSun" w:eastAsia="SimSun" w:cs="SimSun"/>
           <w:vertAlign w:val="subscript"/>
         </w:rPr>
         <w:t>2</w:t>
@@ -19387,14 +19332,14 @@
       <w:r>
         <w:rPr>
           <w:rStyle w:val="VerbatimChar"/>
-          <w:rFonts w:ascii="Times New Roman" w:hAnsi="Times New Roman" w:eastAsia="Times New Roman" w:cs="Times New Roman"/>
+          <w:rFonts w:ascii="SimSun" w:hAnsi="SimSun" w:eastAsia="SimSun" w:cs="SimSun"/>
         </w:rPr>
         <w:t>Br + HBr → CH</w:t>
       </w:r>
       <w:r>
         <w:rPr>
           <w:rStyle w:val="VerbatimChar"/>
-          <w:rFonts w:ascii="Times New Roman" w:hAnsi="Times New Roman" w:eastAsia="Times New Roman" w:cs="Times New Roman"/>
+          <w:rFonts w:ascii="SimSun" w:hAnsi="SimSun" w:eastAsia="SimSun" w:cs="SimSun"/>
           <w:vertAlign w:val="subscript"/>
         </w:rPr>
         <w:t>3</w:t>
@@ -19402,14 +19347,14 @@
       <w:r>
         <w:rPr>
           <w:rStyle w:val="VerbatimChar"/>
-          <w:rFonts w:ascii="Times New Roman" w:hAnsi="Times New Roman" w:eastAsia="Times New Roman" w:cs="Times New Roman"/>
+          <w:rFonts w:ascii="SimSun" w:hAnsi="SimSun" w:eastAsia="SimSun" w:cs="SimSun"/>
         </w:rPr>
         <w:t>CH</w:t>
       </w:r>
       <w:r>
         <w:rPr>
           <w:rStyle w:val="VerbatimChar"/>
-          <w:rFonts w:ascii="Times New Roman" w:hAnsi="Times New Roman" w:eastAsia="Times New Roman" w:cs="Times New Roman"/>
+          <w:rFonts w:ascii="SimSun" w:hAnsi="SimSun" w:eastAsia="SimSun" w:cs="SimSun"/>
           <w:vertAlign w:val="subscript"/>
         </w:rPr>
         <w:t>2</w:t>
@@ -19417,14 +19362,14 @@
       <w:r>
         <w:rPr>
           <w:rStyle w:val="VerbatimChar"/>
-          <w:rFonts w:ascii="Times New Roman" w:hAnsi="Times New Roman" w:eastAsia="Times New Roman" w:cs="Times New Roman"/>
+          <w:rFonts w:ascii="SimSun" w:hAnsi="SimSun" w:eastAsia="SimSun" w:cs="SimSun"/>
         </w:rPr>
         <w:t>CH</w:t>
       </w:r>
       <w:r>
         <w:rPr>
           <w:rStyle w:val="VerbatimChar"/>
-          <w:rFonts w:ascii="Times New Roman" w:hAnsi="Times New Roman" w:eastAsia="Times New Roman" w:cs="Times New Roman"/>
+          <w:rFonts w:ascii="SimSun" w:hAnsi="SimSun" w:eastAsia="SimSun" w:cs="SimSun"/>
           <w:vertAlign w:val="subscript"/>
         </w:rPr>
         <w:t>2</w:t>
@@ -19432,7 +19377,7 @@
       <w:r>
         <w:rPr>
           <w:rStyle w:val="VerbatimChar"/>
-          <w:rFonts w:ascii="Times New Roman" w:hAnsi="Times New Roman" w:eastAsia="Times New Roman" w:cs="Times New Roman"/>
+          <w:rFonts w:ascii="SimSun" w:hAnsi="SimSun" w:eastAsia="SimSun" w:cs="SimSun"/>
         </w:rPr>
         <w:t>Br + Br·</w:t>
       </w:r>
@@ -20026,62 +19971,62 @@
       <w:r>
         <w:rPr>
           <w:rStyle w:val="VerbatimChar"/>
-          <w:rFonts w:ascii="Times New Roman" w:hAnsi="Times New Roman" w:eastAsia="Times New Roman" w:cs="Times New Roman"/>
+          <w:rFonts w:ascii="SimSun" w:hAnsi="SimSun" w:eastAsia="SimSun" w:cs="SimSun"/>
         </w:rPr>
         <w:t xml:space="preserve">RO-OR →Δ 2 RO·              </w:t>
       </w:r>
       <w:r>
         <w:rPr>
           <w:rStyle w:val="VerbatimChar"/>
-          <w:rFonts w:hint="eastAsia" w:ascii="Times New Roman" w:hAnsi="Times New Roman" w:eastAsia="Times New Roman" w:cs="Times New Roman"/>
+          <w:rFonts w:hint="eastAsia" w:ascii="SimSun" w:hAnsi="SimSun" w:eastAsia="SimSun" w:cs="SimSun"/>
         </w:rPr>
         <w:t>(</w:t>
       </w:r>
       <w:r>
         <w:rPr>
           <w:rStyle w:val="VerbatimChar"/>
-          <w:rFonts w:hint="eastAsia" w:ascii="Times New Roman" w:hAnsi="Times New Roman" w:eastAsia="FangSong" w:cs="Times New Roman"/>
+          <w:rFonts w:hint="eastAsia" w:ascii="SimSun" w:hAnsi="SimSun" w:eastAsia="SimSun" w:cs="SimSun"/>
         </w:rPr>
         <w:t>过氧化物均裂</w:t>
       </w:r>
       <w:r>
         <w:rPr>
           <w:rStyle w:val="VerbatimChar"/>
-          <w:rFonts w:hint="eastAsia" w:ascii="Times New Roman" w:hAnsi="Times New Roman" w:eastAsia="Times New Roman" w:cs="Times New Roman"/>
+          <w:rFonts w:hint="eastAsia" w:ascii="SimSun" w:hAnsi="SimSun" w:eastAsia="SimSun" w:cs="SimSun"/>
         </w:rPr>
         <w:t>)</w:t>
       </w:r>
       <w:r>
         <w:rPr>
-          <w:rFonts w:ascii="Times New Roman" w:hAnsi="Times New Roman" w:eastAsia="Times New Roman" w:cs="Times New Roman"/>
+          <w:rFonts w:ascii="SimSun" w:hAnsi="SimSun" w:eastAsia="SimSun" w:cs="SimSun"/>
         </w:rPr>
         <w:br/>
       </w:r>
       <w:r>
         <w:rPr>
           <w:rStyle w:val="VerbatimChar"/>
-          <w:rFonts w:ascii="Times New Roman" w:hAnsi="Times New Roman" w:eastAsia="Times New Roman" w:cs="Times New Roman"/>
+          <w:rFonts w:ascii="SimSun" w:hAnsi="SimSun" w:eastAsia="SimSun" w:cs="SimSun"/>
         </w:rPr>
         <w:t xml:space="preserve">RO· + HBr → ROH + Br·       </w:t>
       </w:r>
       <w:r>
         <w:rPr>
           <w:rStyle w:val="VerbatimChar"/>
-          <w:rFonts w:hint="eastAsia" w:ascii="Times New Roman" w:hAnsi="Times New Roman" w:eastAsia="Times New Roman" w:cs="Times New Roman"/>
+          <w:rFonts w:hint="eastAsia" w:ascii="SimSun" w:hAnsi="SimSun" w:eastAsia="SimSun" w:cs="SimSun"/>
         </w:rPr>
         <w:t>(</w:t>
       </w:r>
       <w:r>
         <w:rPr>
           <w:rStyle w:val="VerbatimChar"/>
-          <w:rFonts w:hint="eastAsia" w:ascii="Times New Roman" w:hAnsi="Times New Roman" w:eastAsia="FangSong" w:cs="Times New Roman"/>
+          <w:rFonts w:hint="eastAsia" w:ascii="SimSun" w:hAnsi="SimSun" w:eastAsia="SimSun" w:cs="SimSun"/>
         </w:rPr>
         <w:t>产生</w:t>
       </w:r>
       <w:r>
         <w:rPr>
           <w:rStyle w:val="VerbatimChar"/>
-          <w:rFonts w:ascii="Times New Roman" w:hAnsi="Times New Roman" w:eastAsia="Times New Roman" w:cs="Times New Roman"/>
+          <w:rFonts w:ascii="SimSun" w:hAnsi="SimSun" w:eastAsia="SimSun" w:cs="SimSun"/>
         </w:rPr>
         <w:t xml:space="preserve"> Br·)</w:t>
       </w:r>
@@ -20112,48 +20057,48 @@
       <w:r>
         <w:rPr>
           <w:rStyle w:val="VerbatimChar"/>
-          <w:rFonts w:ascii="Times New Roman" w:hAnsi="Times New Roman" w:eastAsia="Times New Roman" w:cs="Times New Roman"/>
+          <w:rFonts w:ascii="SimSun" w:hAnsi="SimSun" w:eastAsia="SimSun" w:cs="SimSun"/>
         </w:rPr>
         <w:t xml:space="preserve">                                CH</w:t>
       </w:r>
       <w:r>
         <w:rPr>
           <w:rStyle w:val="VerbatimChar"/>
-          <w:rFonts w:ascii="Times New Roman" w:hAnsi="Times New Roman" w:eastAsia="Times New Roman" w:cs="Times New Roman"/>
+          <w:rFonts w:ascii="SimSun" w:hAnsi="SimSun" w:eastAsia="SimSun" w:cs="SimSun"/>
           <w:vertAlign w:val="subscript"/>
         </w:rPr>
         <w:t>3</w:t>
       </w:r>
       <w:r>
         <w:rPr>
-          <w:rFonts w:ascii="Times New Roman" w:hAnsi="Times New Roman" w:eastAsia="Times New Roman" w:cs="Times New Roman"/>
+          <w:rFonts w:ascii="SimSun" w:hAnsi="SimSun" w:eastAsia="SimSun" w:cs="SimSun"/>
         </w:rPr>
         <w:br/>
       </w:r>
       <w:r>
         <w:rPr>
           <w:rStyle w:val="VerbatimChar"/>
-          <w:rFonts w:ascii="Times New Roman" w:hAnsi="Times New Roman" w:eastAsia="Times New Roman" w:cs="Times New Roman"/>
+          <w:rFonts w:ascii="SimSun" w:hAnsi="SimSun" w:eastAsia="SimSun" w:cs="SimSun"/>
         </w:rPr>
         <w:t xml:space="preserve">                                |</w:t>
       </w:r>
       <w:r>
         <w:rPr>
-          <w:rFonts w:ascii="Times New Roman" w:hAnsi="Times New Roman" w:eastAsia="Times New Roman" w:cs="Times New Roman"/>
+          <w:rFonts w:ascii="SimSun" w:hAnsi="SimSun" w:eastAsia="SimSun" w:cs="SimSun"/>
         </w:rPr>
         <w:br/>
       </w:r>
       <w:r>
         <w:rPr>
           <w:rStyle w:val="VerbatimChar"/>
-          <w:rFonts w:ascii="Times New Roman" w:hAnsi="Times New Roman" w:eastAsia="Times New Roman" w:cs="Times New Roman"/>
+          <w:rFonts w:ascii="SimSun" w:hAnsi="SimSun" w:eastAsia="SimSun" w:cs="SimSun"/>
         </w:rPr>
         <w:t>Br· + (CH</w:t>
       </w:r>
       <w:r>
         <w:rPr>
           <w:rStyle w:val="VerbatimChar"/>
-          <w:rFonts w:ascii="Times New Roman" w:hAnsi="Times New Roman" w:eastAsia="Times New Roman" w:cs="Times New Roman"/>
+          <w:rFonts w:ascii="SimSun" w:hAnsi="SimSun" w:eastAsia="SimSun" w:cs="SimSun"/>
           <w:vertAlign w:val="subscript"/>
         </w:rPr>
         <w:t>3</w:t>
@@ -20161,14 +20106,14 @@
       <w:r>
         <w:rPr>
           <w:rStyle w:val="VerbatimChar"/>
-          <w:rFonts w:ascii="Times New Roman" w:hAnsi="Times New Roman" w:eastAsia="Times New Roman" w:cs="Times New Roman"/>
+          <w:rFonts w:ascii="SimSun" w:hAnsi="SimSun" w:eastAsia="SimSun" w:cs="SimSun"/>
         </w:rPr>
         <w:t>)</w:t>
       </w:r>
       <w:r>
         <w:rPr>
           <w:rStyle w:val="VerbatimChar"/>
-          <w:rFonts w:ascii="Times New Roman" w:hAnsi="Times New Roman" w:eastAsia="Times New Roman" w:cs="Times New Roman"/>
+          <w:rFonts w:ascii="SimSun" w:hAnsi="SimSun" w:eastAsia="SimSun" w:cs="SimSun"/>
           <w:vertAlign w:val="subscript"/>
         </w:rPr>
         <w:t>2</w:t>
@@ -20176,14 +20121,14 @@
       <w:r>
         <w:rPr>
           <w:rStyle w:val="VerbatimChar"/>
-          <w:rFonts w:ascii="Times New Roman" w:hAnsi="Times New Roman" w:eastAsia="Times New Roman" w:cs="Times New Roman"/>
+          <w:rFonts w:ascii="SimSun" w:hAnsi="SimSun" w:eastAsia="SimSun" w:cs="SimSun"/>
         </w:rPr>
         <w:t>C=CH</w:t>
       </w:r>
       <w:r>
         <w:rPr>
           <w:rStyle w:val="VerbatimChar"/>
-          <w:rFonts w:ascii="Times New Roman" w:hAnsi="Times New Roman" w:eastAsia="Times New Roman" w:cs="Times New Roman"/>
+          <w:rFonts w:ascii="SimSun" w:hAnsi="SimSun" w:eastAsia="SimSun" w:cs="SimSun"/>
           <w:vertAlign w:val="subscript"/>
         </w:rPr>
         <w:t>2</w:t>
@@ -20191,14 +20136,14 @@
       <w:r>
         <w:rPr>
           <w:rStyle w:val="VerbatimChar"/>
-          <w:rFonts w:ascii="Times New Roman" w:hAnsi="Times New Roman" w:eastAsia="Times New Roman" w:cs="Times New Roman"/>
+          <w:rFonts w:ascii="SimSun" w:hAnsi="SimSun" w:eastAsia="SimSun" w:cs="SimSun"/>
         </w:rPr>
         <w:t xml:space="preserve"> → (CH</w:t>
       </w:r>
       <w:r>
         <w:rPr>
           <w:rStyle w:val="VerbatimChar"/>
-          <w:rFonts w:ascii="Times New Roman" w:hAnsi="Times New Roman" w:eastAsia="Times New Roman" w:cs="Times New Roman"/>
+          <w:rFonts w:ascii="SimSun" w:hAnsi="SimSun" w:eastAsia="SimSun" w:cs="SimSun"/>
           <w:vertAlign w:val="subscript"/>
         </w:rPr>
         <w:t>3</w:t>
@@ -20206,14 +20151,14 @@
       <w:r>
         <w:rPr>
           <w:rStyle w:val="VerbatimChar"/>
-          <w:rFonts w:ascii="Times New Roman" w:hAnsi="Times New Roman" w:eastAsia="Times New Roman" w:cs="Times New Roman"/>
+          <w:rFonts w:ascii="SimSun" w:hAnsi="SimSun" w:eastAsia="SimSun" w:cs="SimSun"/>
         </w:rPr>
         <w:t>)</w:t>
       </w:r>
       <w:r>
         <w:rPr>
           <w:rStyle w:val="VerbatimChar"/>
-          <w:rFonts w:ascii="Times New Roman" w:hAnsi="Times New Roman" w:eastAsia="Times New Roman" w:cs="Times New Roman"/>
+          <w:rFonts w:ascii="SimSun" w:hAnsi="SimSun" w:eastAsia="SimSun" w:cs="SimSun"/>
           <w:vertAlign w:val="subscript"/>
         </w:rPr>
         <w:t>2</w:t>
@@ -20221,14 +20166,14 @@
       <w:r>
         <w:rPr>
           <w:rStyle w:val="VerbatimChar"/>
-          <w:rFonts w:ascii="Times New Roman" w:hAnsi="Times New Roman" w:eastAsia="Times New Roman" w:cs="Times New Roman"/>
+          <w:rFonts w:ascii="SimSun" w:hAnsi="SimSun" w:eastAsia="SimSun" w:cs="SimSun"/>
         </w:rPr>
         <w:t>C-ĊH</w:t>
       </w:r>
       <w:r>
         <w:rPr>
           <w:rStyle w:val="VerbatimChar"/>
-          <w:rFonts w:ascii="Times New Roman" w:hAnsi="Times New Roman" w:eastAsia="Times New Roman" w:cs="Times New Roman"/>
+          <w:rFonts w:ascii="SimSun" w:hAnsi="SimSun" w:eastAsia="SimSun" w:cs="SimSun"/>
           <w:vertAlign w:val="subscript"/>
         </w:rPr>
         <w:t>2</w:t>
@@ -20236,14 +20181,14 @@
       <w:r>
         <w:rPr>
           <w:rStyle w:val="VerbatimChar"/>
-          <w:rFonts w:ascii="Times New Roman" w:hAnsi="Times New Roman" w:eastAsia="Times New Roman" w:cs="Times New Roman"/>
+          <w:rFonts w:ascii="SimSun" w:hAnsi="SimSun" w:eastAsia="SimSun" w:cs="SimSun"/>
         </w:rPr>
         <w:t>Br → (CH</w:t>
       </w:r>
       <w:r>
         <w:rPr>
           <w:rStyle w:val="VerbatimChar"/>
-          <w:rFonts w:ascii="Times New Roman" w:hAnsi="Times New Roman" w:eastAsia="Times New Roman" w:cs="Times New Roman"/>
+          <w:rFonts w:ascii="SimSun" w:hAnsi="SimSun" w:eastAsia="SimSun" w:cs="SimSun"/>
           <w:vertAlign w:val="subscript"/>
         </w:rPr>
         <w:t>3</w:t>
@@ -20251,14 +20196,14 @@
       <w:r>
         <w:rPr>
           <w:rStyle w:val="VerbatimChar"/>
-          <w:rFonts w:ascii="Times New Roman" w:hAnsi="Times New Roman" w:eastAsia="Times New Roman" w:cs="Times New Roman"/>
+          <w:rFonts w:ascii="SimSun" w:hAnsi="SimSun" w:eastAsia="SimSun" w:cs="SimSun"/>
         </w:rPr>
         <w:t>)</w:t>
       </w:r>
       <w:r>
         <w:rPr>
           <w:rStyle w:val="VerbatimChar"/>
-          <w:rFonts w:ascii="Times New Roman" w:hAnsi="Times New Roman" w:eastAsia="Times New Roman" w:cs="Times New Roman"/>
+          <w:rFonts w:ascii="SimSun" w:hAnsi="SimSun" w:eastAsia="SimSun" w:cs="SimSun"/>
           <w:vertAlign w:val="subscript"/>
         </w:rPr>
         <w:t>2</w:t>
@@ -20266,14 +20211,14 @@
       <w:r>
         <w:rPr>
           <w:rStyle w:val="VerbatimChar"/>
-          <w:rFonts w:ascii="Times New Roman" w:hAnsi="Times New Roman" w:eastAsia="Times New Roman" w:cs="Times New Roman"/>
+          <w:rFonts w:ascii="SimSun" w:hAnsi="SimSun" w:eastAsia="SimSun" w:cs="SimSun"/>
         </w:rPr>
         <w:t>Ċ-CH</w:t>
       </w:r>
       <w:r>
         <w:rPr>
           <w:rStyle w:val="VerbatimChar"/>
-          <w:rFonts w:ascii="Times New Roman" w:hAnsi="Times New Roman" w:eastAsia="Times New Roman" w:cs="Times New Roman"/>
+          <w:rFonts w:ascii="SimSun" w:hAnsi="SimSun" w:eastAsia="SimSun" w:cs="SimSun"/>
           <w:vertAlign w:val="subscript"/>
         </w:rPr>
         <w:t>2</w:t>
@@ -20281,41 +20226,41 @@
       <w:r>
         <w:rPr>
           <w:rStyle w:val="VerbatimChar"/>
-          <w:rFonts w:ascii="Times New Roman" w:hAnsi="Times New Roman" w:eastAsia="Times New Roman" w:cs="Times New Roman"/>
+          <w:rFonts w:ascii="SimSun" w:hAnsi="SimSun" w:eastAsia="SimSun" w:cs="SimSun"/>
         </w:rPr>
         <w:t>Br</w:t>
       </w:r>
       <w:r>
         <w:rPr>
-          <w:rFonts w:ascii="Times New Roman" w:hAnsi="Times New Roman" w:eastAsia="Times New Roman" w:cs="Times New Roman"/>
+          <w:rFonts w:ascii="SimSun" w:hAnsi="SimSun" w:eastAsia="SimSun" w:cs="SimSun"/>
         </w:rPr>
         <w:br/>
       </w:r>
       <w:r>
         <w:rPr>
           <w:rStyle w:val="VerbatimChar"/>
-          <w:rFonts w:ascii="Times New Roman" w:hAnsi="Times New Roman" w:eastAsia="Times New Roman" w:cs="Times New Roman"/>
+          <w:rFonts w:ascii="SimSun" w:hAnsi="SimSun" w:eastAsia="SimSun" w:cs="SimSun"/>
         </w:rPr>
         <w:t xml:space="preserve">                   (Br· </w:t>
       </w:r>
       <w:r>
         <w:rPr>
           <w:rStyle w:val="VerbatimChar"/>
-          <w:rFonts w:hint="eastAsia" w:ascii="Times New Roman" w:hAnsi="Times New Roman" w:eastAsia="FangSong" w:cs="Times New Roman"/>
+          <w:rFonts w:hint="eastAsia" w:ascii="SimSun" w:hAnsi="SimSun" w:eastAsia="SimSun" w:cs="SimSun"/>
         </w:rPr>
         <w:t xml:space="preserve">加到</w:t>
       </w:r>
       <w:r>
         <w:rPr>
           <w:rStyle w:val="VerbatimChar"/>
-          <w:rFonts w:ascii="Times New Roman" w:hAnsi="Times New Roman" w:eastAsia="Times New Roman" w:cs="Times New Roman"/>
+          <w:rFonts w:ascii="SimSun" w:hAnsi="SimSun" w:eastAsia="SimSun" w:cs="SimSun"/>
         </w:rPr>
         <w:t xml:space="preserve"> CH</w:t>
       </w:r>
       <w:r>
         <w:rPr>
           <w:rStyle w:val="VerbatimChar"/>
-          <w:rFonts w:ascii="Times New Roman" w:hAnsi="Times New Roman" w:eastAsia="Times New Roman" w:cs="Times New Roman"/>
+          <w:rFonts w:ascii="SimSun" w:hAnsi="SimSun" w:eastAsia="SimSun" w:cs="SimSun"/>
           <w:vertAlign w:val="subscript"/>
         </w:rPr>
         <w:t>2</w:t>
@@ -20323,122 +20268,122 @@
       <w:r>
         <w:rPr>
           <w:rStyle w:val="VerbatimChar"/>
-          <w:rFonts w:ascii="Times New Roman" w:hAnsi="Times New Roman" w:eastAsia="Times New Roman" w:cs="Times New Roman"/>
+          <w:rFonts w:ascii="SimSun" w:hAnsi="SimSun" w:eastAsia="SimSun" w:cs="SimSun"/>
         </w:rPr>
         <w:t xml:space="preserve"> </w:t>
       </w:r>
       <w:r>
         <w:rPr>
           <w:rStyle w:val="VerbatimChar"/>
-          <w:rFonts w:hint="eastAsia" w:ascii="Times New Roman" w:hAnsi="Times New Roman" w:eastAsia="FangSong" w:cs="Times New Roman"/>
+          <w:rFonts w:hint="eastAsia" w:ascii="SimSun" w:hAnsi="SimSun" w:eastAsia="SimSun" w:cs="SimSun"/>
         </w:rPr>
         <w:t>上</w:t>
       </w:r>
       <w:r>
         <w:rPr>
           <w:rStyle w:val="VerbatimChar"/>
-          <w:rFonts w:hint="eastAsia" w:ascii="Times New Roman" w:hAnsi="Times New Roman" w:eastAsia="Times New Roman" w:cs="Times New Roman"/>
+          <w:rFonts w:hint="eastAsia" w:ascii="SimSun" w:hAnsi="SimSun" w:eastAsia="SimSun" w:cs="SimSun"/>
         </w:rPr>
         <w:t>，</w:t>
       </w:r>
       <w:r>
         <w:rPr>
           <w:rStyle w:val="VerbatimChar"/>
-          <w:rFonts w:hint="eastAsia" w:ascii="Times New Roman" w:hAnsi="Times New Roman" w:eastAsia="FangSong" w:cs="Times New Roman"/>
+          <w:rFonts w:hint="eastAsia" w:ascii="SimSun" w:hAnsi="SimSun" w:eastAsia="SimSun" w:cs="SimSun"/>
         </w:rPr>
         <w:t>生成</w:t>
       </w:r>
       <w:r>
         <w:rPr>
           <w:rStyle w:val="VerbatimChar"/>
-          <w:rFonts w:ascii="Times New Roman" w:hAnsi="Times New Roman" w:eastAsia="Times New Roman" w:cs="Times New Roman"/>
+          <w:rFonts w:ascii="SimSun" w:hAnsi="SimSun" w:eastAsia="SimSun" w:cs="SimSun"/>
         </w:rPr>
         <w:t xml:space="preserve"> 3° </w:t>
       </w:r>
       <w:r>
         <w:rPr>
           <w:rStyle w:val="VerbatimChar"/>
-          <w:rFonts w:hint="eastAsia" w:ascii="Times New Roman" w:hAnsi="Times New Roman" w:eastAsia="FangSong" w:cs="Times New Roman"/>
+          <w:rFonts w:hint="eastAsia" w:ascii="SimSun" w:hAnsi="SimSun" w:eastAsia="SimSun" w:cs="SimSun"/>
         </w:rPr>
         <w:t>自由基</w:t>
       </w:r>
       <w:r>
         <w:rPr>
           <w:rStyle w:val="VerbatimChar"/>
-          <w:rFonts w:hint="eastAsia" w:ascii="Times New Roman" w:hAnsi="Times New Roman" w:eastAsia="Times New Roman" w:cs="Times New Roman"/>
+          <w:rFonts w:hint="eastAsia" w:ascii="SimSun" w:hAnsi="SimSun" w:eastAsia="SimSun" w:cs="SimSun"/>
         </w:rPr>
         <w:t>——</w:t>
       </w:r>
       <w:r>
         <w:rPr>
           <w:rStyle w:val="VerbatimChar"/>
-          <w:rFonts w:hint="eastAsia" w:ascii="Times New Roman" w:hAnsi="Times New Roman" w:eastAsia="FangSong" w:cs="Times New Roman"/>
+          <w:rFonts w:hint="eastAsia" w:ascii="SimSun" w:hAnsi="SimSun" w:eastAsia="SimSun" w:cs="SimSun"/>
         </w:rPr>
         <w:t>更稳定</w:t>
       </w:r>
       <w:r>
         <w:rPr>
           <w:rStyle w:val="VerbatimChar"/>
-          <w:rFonts w:hint="eastAsia" w:ascii="Times New Roman" w:hAnsi="Times New Roman" w:eastAsia="Times New Roman" w:cs="Times New Roman"/>
+          <w:rFonts w:hint="eastAsia" w:ascii="SimSun" w:hAnsi="SimSun" w:eastAsia="SimSun" w:cs="SimSun"/>
         </w:rPr>
         <w:t>！)</w:t>
       </w:r>
       <w:r>
         <w:rPr>
-          <w:rFonts w:ascii="Times New Roman" w:hAnsi="Times New Roman" w:eastAsia="Times New Roman" w:cs="Times New Roman"/>
+          <w:rFonts w:ascii="SimSun" w:hAnsi="SimSun" w:eastAsia="SimSun" w:cs="SimSun"/>
         </w:rPr>
         <w:br/>
       </w:r>
       <w:r>
         <w:rPr>
           <w:rStyle w:val="VerbatimChar"/>
-          <w:rFonts w:ascii="Times New Roman" w:hAnsi="Times New Roman" w:eastAsia="Times New Roman" w:cs="Times New Roman"/>
+          <w:rFonts w:ascii="SimSun" w:hAnsi="SimSun" w:eastAsia="SimSun" w:cs="SimSun"/>
         </w:rPr>
         <w:t xml:space="preserve">                                ↓</w:t>
       </w:r>
       <w:r>
         <w:rPr>
-          <w:rFonts w:ascii="Times New Roman" w:hAnsi="Times New Roman" w:eastAsia="Times New Roman" w:cs="Times New Roman"/>
+          <w:rFonts w:ascii="SimSun" w:hAnsi="SimSun" w:eastAsia="SimSun" w:cs="SimSun"/>
         </w:rPr>
         <w:br/>
       </w:r>
       <w:r>
         <w:rPr>
           <w:rStyle w:val="VerbatimChar"/>
-          <w:rFonts w:ascii="Times New Roman" w:hAnsi="Times New Roman" w:eastAsia="Times New Roman" w:cs="Times New Roman"/>
+          <w:rFonts w:ascii="SimSun" w:hAnsi="SimSun" w:eastAsia="SimSun" w:cs="SimSun"/>
         </w:rPr>
         <w:t xml:space="preserve">                                HBr</w:t>
       </w:r>
       <w:r>
         <w:rPr>
-          <w:rFonts w:ascii="Times New Roman" w:hAnsi="Times New Roman" w:eastAsia="Times New Roman" w:cs="Times New Roman"/>
+          <w:rFonts w:ascii="SimSun" w:hAnsi="SimSun" w:eastAsia="SimSun" w:cs="SimSun"/>
         </w:rPr>
         <w:br/>
       </w:r>
       <w:r>
         <w:rPr>
           <w:rStyle w:val="VerbatimChar"/>
-          <w:rFonts w:ascii="Times New Roman" w:hAnsi="Times New Roman" w:eastAsia="Times New Roman" w:cs="Times New Roman"/>
+          <w:rFonts w:ascii="SimSun" w:hAnsi="SimSun" w:eastAsia="SimSun" w:cs="SimSun"/>
         </w:rPr>
         <w:t xml:space="preserve">                                ↓</w:t>
       </w:r>
       <w:r>
         <w:rPr>
-          <w:rFonts w:ascii="Times New Roman" w:hAnsi="Times New Roman" w:eastAsia="Times New Roman" w:cs="Times New Roman"/>
+          <w:rFonts w:ascii="SimSun" w:hAnsi="SimSun" w:eastAsia="SimSun" w:cs="SimSun"/>
         </w:rPr>
         <w:br/>
       </w:r>
       <w:r>
         <w:rPr>
           <w:rStyle w:val="VerbatimChar"/>
-          <w:rFonts w:ascii="Times New Roman" w:hAnsi="Times New Roman" w:eastAsia="Times New Roman" w:cs="Times New Roman"/>
+          <w:rFonts w:ascii="SimSun" w:hAnsi="SimSun" w:eastAsia="SimSun" w:cs="SimSun"/>
         </w:rPr>
         <w:t xml:space="preserve">                     (CH</w:t>
       </w:r>
       <w:r>
         <w:rPr>
           <w:rStyle w:val="VerbatimChar"/>
-          <w:rFonts w:ascii="Times New Roman" w:hAnsi="Times New Roman" w:eastAsia="Times New Roman" w:cs="Times New Roman"/>
+          <w:rFonts w:ascii="SimSun" w:hAnsi="SimSun" w:eastAsia="SimSun" w:cs="SimSun"/>
           <w:vertAlign w:val="subscript"/>
         </w:rPr>
         <w:t>3</w:t>
@@ -20446,14 +20391,14 @@
       <w:r>
         <w:rPr>
           <w:rStyle w:val="VerbatimChar"/>
-          <w:rFonts w:ascii="Times New Roman" w:hAnsi="Times New Roman" w:eastAsia="Times New Roman" w:cs="Times New Roman"/>
+          <w:rFonts w:ascii="SimSun" w:hAnsi="SimSun" w:eastAsia="SimSun" w:cs="SimSun"/>
         </w:rPr>
         <w:t>)</w:t>
       </w:r>
       <w:r>
         <w:rPr>
           <w:rStyle w:val="VerbatimChar"/>
-          <w:rFonts w:ascii="Times New Roman" w:hAnsi="Times New Roman" w:eastAsia="Times New Roman" w:cs="Times New Roman"/>
+          <w:rFonts w:ascii="SimSun" w:hAnsi="SimSun" w:eastAsia="SimSun" w:cs="SimSun"/>
           <w:vertAlign w:val="subscript"/>
         </w:rPr>
         <w:t>2</w:t>
@@ -20461,14 +20406,14 @@
       <w:r>
         <w:rPr>
           <w:rStyle w:val="VerbatimChar"/>
-          <w:rFonts w:ascii="Times New Roman" w:hAnsi="Times New Roman" w:eastAsia="Times New Roman" w:cs="Times New Roman"/>
+          <w:rFonts w:ascii="SimSun" w:hAnsi="SimSun" w:eastAsia="SimSun" w:cs="SimSun"/>
         </w:rPr>
         <w:t>CH-CH</w:t>
       </w:r>
       <w:r>
         <w:rPr>
           <w:rStyle w:val="VerbatimChar"/>
-          <w:rFonts w:ascii="Times New Roman" w:hAnsi="Times New Roman" w:eastAsia="Times New Roman" w:cs="Times New Roman"/>
+          <w:rFonts w:ascii="SimSun" w:hAnsi="SimSun" w:eastAsia="SimSun" w:cs="SimSun"/>
           <w:vertAlign w:val="subscript"/>
         </w:rPr>
         <w:t>2</w:t>
@@ -20476,42 +20421,42 @@
       <w:r>
         <w:rPr>
           <w:rStyle w:val="VerbatimChar"/>
-          <w:rFonts w:ascii="Times New Roman" w:hAnsi="Times New Roman" w:eastAsia="Times New Roman" w:cs="Times New Roman"/>
+          <w:rFonts w:ascii="SimSun" w:hAnsi="SimSun" w:eastAsia="SimSun" w:cs="SimSun"/>
         </w:rPr>
         <w:t xml:space="preserve">Br + Br·   </w:t>
       </w:r>
       <w:r>
         <w:rPr>
           <w:rStyle w:val="VerbatimChar"/>
-          <w:rFonts w:hint="eastAsia" w:ascii="Times New Roman" w:hAnsi="Times New Roman" w:eastAsia="Times New Roman" w:cs="Times New Roman"/>
+          <w:rFonts w:hint="eastAsia" w:ascii="SimSun" w:hAnsi="SimSun" w:eastAsia="SimSun" w:cs="SimSun"/>
         </w:rPr>
         <w:t>(</w:t>
       </w:r>
       <w:r>
         <w:rPr>
           <w:rStyle w:val="VerbatimChar"/>
-          <w:rFonts w:hint="eastAsia" w:ascii="Times New Roman" w:hAnsi="Times New Roman" w:eastAsia="FangSong" w:cs="Times New Roman"/>
+          <w:rFonts w:hint="eastAsia" w:ascii="SimSun" w:hAnsi="SimSun" w:eastAsia="SimSun" w:cs="SimSun"/>
         </w:rPr>
         <w:t>产物</w:t>
       </w:r>
       <w:r>
         <w:rPr>
           <w:rStyle w:val="VerbatimChar"/>
-          <w:rFonts w:ascii="Times New Roman" w:hAnsi="Times New Roman" w:eastAsia="Times New Roman" w:cs="Times New Roman"/>
+          <w:rFonts w:ascii="SimSun" w:hAnsi="SimSun" w:eastAsia="SimSun" w:cs="SimSun"/>
         </w:rPr>
         <w:t xml:space="preserve"> + </w:t>
       </w:r>
       <w:r>
         <w:rPr>
           <w:rStyle w:val="VerbatimChar"/>
-          <w:rFonts w:hint="eastAsia" w:ascii="Times New Roman" w:hAnsi="Times New Roman" w:eastAsia="FangSong" w:cs="Times New Roman"/>
+          <w:rFonts w:hint="eastAsia" w:ascii="SimSun" w:hAnsi="SimSun" w:eastAsia="SimSun" w:cs="SimSun"/>
         </w:rPr>
         <w:t xml:space="preserve">再生</w:t>
       </w:r>
       <w:r>
         <w:rPr>
           <w:rStyle w:val="VerbatimChar"/>
-          <w:rFonts w:ascii="Times New Roman" w:hAnsi="Times New Roman" w:eastAsia="Times New Roman" w:cs="Times New Roman"/>
+          <w:rFonts w:ascii="SimSun" w:hAnsi="SimSun" w:eastAsia="SimSun" w:cs="SimSun"/>
         </w:rPr>
         <w:t xml:space="preserve"> Br·)</w:t>
       </w:r>
@@ -20566,62 +20511,62 @@
       <w:r>
         <w:rPr>
           <w:rStyle w:val="VerbatimChar"/>
-          <w:rFonts w:ascii="Times New Roman" w:hAnsi="Times New Roman" w:eastAsia="Times New Roman" w:cs="Times New Roman"/>
+          <w:rFonts w:ascii="SimSun" w:hAnsi="SimSun" w:eastAsia="SimSun" w:cs="SimSun"/>
         </w:rPr>
         <w:t>Br· + Br·   → Br</w:t>
       </w:r>
       <w:r>
         <w:rPr>
           <w:rStyle w:val="VerbatimChar"/>
-          <w:rFonts w:ascii="Times New Roman" w:hAnsi="Times New Roman" w:eastAsia="Times New Roman" w:cs="Times New Roman"/>
+          <w:rFonts w:ascii="SimSun" w:hAnsi="SimSun" w:eastAsia="SimSun" w:cs="SimSun"/>
           <w:vertAlign w:val="subscript"/>
         </w:rPr>
         <w:t>2</w:t>
       </w:r>
       <w:r>
         <w:rPr>
-          <w:rFonts w:ascii="Times New Roman" w:hAnsi="Times New Roman" w:eastAsia="Times New Roman" w:cs="Times New Roman"/>
+          <w:rFonts w:ascii="SimSun" w:hAnsi="SimSun" w:eastAsia="SimSun" w:cs="SimSun"/>
         </w:rPr>
         <w:br/>
       </w:r>
       <w:r>
         <w:rPr>
           <w:rStyle w:val="VerbatimChar"/>
-          <w:rFonts w:ascii="Times New Roman" w:hAnsi="Times New Roman" w:eastAsia="Times New Roman" w:cs="Times New Roman"/>
+          <w:rFonts w:ascii="SimSun" w:hAnsi="SimSun" w:eastAsia="SimSun" w:cs="SimSun"/>
         </w:rPr>
         <w:t xml:space="preserve">R· + Br·    → R-Br</w:t>
       </w:r>
       <w:r>
         <w:rPr>
-          <w:rFonts w:ascii="Times New Roman" w:hAnsi="Times New Roman" w:eastAsia="Times New Roman" w:cs="Times New Roman"/>
+          <w:rFonts w:ascii="SimSun" w:hAnsi="SimSun" w:eastAsia="SimSun" w:cs="SimSun"/>
         </w:rPr>
         <w:br/>
       </w:r>
       <w:r>
         <w:rPr>
           <w:rStyle w:val="VerbatimChar"/>
-          <w:rFonts w:ascii="Times New Roman" w:hAnsi="Times New Roman" w:eastAsia="Times New Roman" w:cs="Times New Roman"/>
+          <w:rFonts w:ascii="SimSun" w:hAnsi="SimSun" w:eastAsia="SimSun" w:cs="SimSun"/>
         </w:rPr>
         <w:t xml:space="preserve">R· + R·     → R-R  </w:t>
       </w:r>
       <w:r>
         <w:rPr>
           <w:rStyle w:val="VerbatimChar"/>
-          <w:rFonts w:hint="eastAsia" w:ascii="Times New Roman" w:hAnsi="Times New Roman" w:eastAsia="Times New Roman" w:cs="Times New Roman"/>
+          <w:rFonts w:hint="eastAsia" w:ascii="SimSun" w:hAnsi="SimSun" w:eastAsia="SimSun" w:cs="SimSun"/>
         </w:rPr>
         <w:t>(</w:t>
       </w:r>
       <w:r>
         <w:rPr>
           <w:rStyle w:val="VerbatimChar"/>
-          <w:rFonts w:hint="eastAsia" w:ascii="Times New Roman" w:hAnsi="Times New Roman" w:eastAsia="FangSong" w:cs="Times New Roman"/>
+          <w:rFonts w:hint="eastAsia" w:ascii="SimSun" w:hAnsi="SimSun" w:eastAsia="SimSun" w:cs="SimSun"/>
         </w:rPr>
         <w:t>偶联副产物</w:t>
       </w:r>
       <w:r>
         <w:rPr>
           <w:rStyle w:val="VerbatimChar"/>
-          <w:rFonts w:hint="eastAsia" w:ascii="Times New Roman" w:hAnsi="Times New Roman" w:eastAsia="Times New Roman" w:cs="Times New Roman"/>
+          <w:rFonts w:hint="eastAsia" w:ascii="SimSun" w:hAnsi="SimSun" w:eastAsia="SimSun" w:cs="SimSun"/>
         </w:rPr>
         <w:t>)</w:t>
       </w:r>
@@ -21059,27 +21004,27 @@
       <w:r>
         <w:rPr>
           <w:rStyle w:val="VerbatimChar"/>
-          <w:rFonts w:ascii="Times New Roman" w:hAnsi="Times New Roman" w:eastAsia="Times New Roman" w:cs="Times New Roman"/>
+          <w:rFonts w:ascii="SimSun" w:hAnsi="SimSun" w:eastAsia="SimSun" w:cs="SimSun"/>
         </w:rPr>
         <w:t xml:space="preserve">    ╕          ╕</w:t>
       </w:r>
       <w:r>
         <w:rPr>
-          <w:rFonts w:ascii="Times New Roman" w:hAnsi="Times New Roman" w:eastAsia="Times New Roman" w:cs="Times New Roman"/>
+          <w:rFonts w:ascii="SimSun" w:hAnsi="SimSun" w:eastAsia="SimSun" w:cs="SimSun"/>
         </w:rPr>
         <w:br/>
       </w:r>
       <w:r>
         <w:rPr>
           <w:rStyle w:val="VerbatimChar"/>
-          <w:rFonts w:ascii="Times New Roman" w:hAnsi="Times New Roman" w:eastAsia="Times New Roman" w:cs="Times New Roman"/>
+          <w:rFonts w:ascii="SimSun" w:hAnsi="SimSun" w:eastAsia="SimSun" w:cs="SimSun"/>
         </w:rPr>
         <w:t xml:space="preserve">   ║   + NBS/AIBN/CCl</w:t>
       </w:r>
       <w:r>
         <w:rPr>
           <w:rStyle w:val="VerbatimChar"/>
-          <w:rFonts w:ascii="Times New Roman" w:hAnsi="Times New Roman" w:eastAsia="Times New Roman" w:cs="Times New Roman"/>
+          <w:rFonts w:ascii="SimSun" w:hAnsi="SimSun" w:eastAsia="SimSun" w:cs="SimSun"/>
           <w:vertAlign w:val="subscript"/>
         </w:rPr>
         <w:t>4</w:t>
@@ -21087,102 +21032,102 @@
       <w:r>
         <w:rPr>
           <w:rStyle w:val="VerbatimChar"/>
-          <w:rFonts w:ascii="Times New Roman" w:hAnsi="Times New Roman" w:eastAsia="Times New Roman" w:cs="Times New Roman"/>
+          <w:rFonts w:ascii="SimSun" w:hAnsi="SimSun" w:eastAsia="SimSun" w:cs="SimSun"/>
         </w:rPr>
         <w:t xml:space="preserve"> →Δ   ║    + </w:t>
       </w:r>
       <w:r>
         <w:rPr>
           <w:rStyle w:val="VerbatimChar"/>
-          <w:rFonts w:hint="eastAsia" w:ascii="Times New Roman" w:hAnsi="Times New Roman" w:eastAsia="FangSong" w:cs="Times New Roman"/>
+          <w:rFonts w:hint="eastAsia" w:ascii="SimSun" w:hAnsi="SimSun" w:eastAsia="SimSun" w:cs="SimSun"/>
         </w:rPr>
         <w:t xml:space="preserve">琥珀酰亚胺</w:t>
       </w:r>
       <w:r>
         <w:rPr>
-          <w:rFonts w:ascii="Times New Roman" w:hAnsi="Times New Roman" w:eastAsia="Times New Roman" w:cs="Times New Roman"/>
+          <w:rFonts w:ascii="SimSun" w:hAnsi="SimSun" w:eastAsia="SimSun" w:cs="SimSun"/>
         </w:rPr>
         <w:br/>
       </w:r>
       <w:r>
         <w:rPr>
           <w:rStyle w:val="VerbatimChar"/>
-          <w:rFonts w:ascii="Times New Roman" w:hAnsi="Times New Roman" w:eastAsia="Times New Roman" w:cs="Times New Roman"/>
+          <w:rFonts w:ascii="SimSun" w:hAnsi="SimSun" w:eastAsia="SimSun" w:cs="SimSun"/>
         </w:rPr>
         <w:t xml:space="preserve">    ║                       ║</w:t>
       </w:r>
       <w:r>
         <w:rPr>
-          <w:rFonts w:ascii="Times New Roman" w:hAnsi="Times New Roman" w:eastAsia="Times New Roman" w:cs="Times New Roman"/>
+          <w:rFonts w:ascii="SimSun" w:hAnsi="SimSun" w:eastAsia="SimSun" w:cs="SimSun"/>
         </w:rPr>
         <w:br/>
       </w:r>
       <w:r>
         <w:rPr>
           <w:rStyle w:val="VerbatimChar"/>
-          <w:rFonts w:ascii="Times New Roman" w:hAnsi="Times New Roman" w:eastAsia="Times New Roman" w:cs="Times New Roman"/>
+          <w:rFonts w:ascii="SimSun" w:hAnsi="SimSun" w:eastAsia="SimSun" w:cs="SimSun"/>
         </w:rPr>
         <w:t xml:space="preserve">    ╙                       Br ╙</w:t>
       </w:r>
       <w:r>
         <w:rPr>
-          <w:rFonts w:ascii="Times New Roman" w:hAnsi="Times New Roman" w:eastAsia="Times New Roman" w:cs="Times New Roman"/>
+          <w:rFonts w:ascii="SimSun" w:hAnsi="SimSun" w:eastAsia="SimSun" w:cs="SimSun"/>
         </w:rPr>
         <w:br/>
       </w:r>
       <w:r>
         <w:rPr>
           <w:rStyle w:val="VerbatimChar"/>
-          <w:rFonts w:ascii="Times New Roman" w:hAnsi="Times New Roman" w:eastAsia="Times New Roman" w:cs="Times New Roman"/>
+          <w:rFonts w:ascii="SimSun" w:hAnsi="SimSun" w:eastAsia="SimSun" w:cs="SimSun"/>
         </w:rPr>
         <w:t xml:space="preserve">  </w:t>
       </w:r>
       <w:r>
         <w:rPr>
           <w:rStyle w:val="VerbatimChar"/>
-          <w:rFonts w:hint="eastAsia" w:ascii="Times New Roman" w:hAnsi="Times New Roman" w:eastAsia="Times New Roman" w:cs="Times New Roman"/>
+          <w:rFonts w:hint="eastAsia" w:ascii="SimSun" w:hAnsi="SimSun" w:eastAsia="SimSun" w:cs="SimSun"/>
         </w:rPr>
         <w:t>(</w:t>
       </w:r>
       <w:r>
         <w:rPr>
           <w:rStyle w:val="VerbatimChar"/>
-          <w:rFonts w:hint="eastAsia" w:ascii="Times New Roman" w:hAnsi="Times New Roman" w:eastAsia="FangSong" w:cs="Times New Roman"/>
+          <w:rFonts w:hint="eastAsia" w:ascii="SimSun" w:hAnsi="SimSun" w:eastAsia="SimSun" w:cs="SimSun"/>
         </w:rPr>
         <w:t>环己烯</w:t>
       </w:r>
       <w:r>
         <w:rPr>
           <w:rStyle w:val="VerbatimChar"/>
-          <w:rFonts w:hint="eastAsia" w:ascii="Times New Roman" w:hAnsi="Times New Roman" w:eastAsia="Times New Roman" w:cs="Times New Roman"/>
+          <w:rFonts w:hint="eastAsia" w:ascii="SimSun" w:hAnsi="SimSun" w:eastAsia="SimSun" w:cs="SimSun"/>
         </w:rPr>
         <w:t>)</w:t>
       </w:r>
       <w:r>
         <w:rPr>
           <w:rStyle w:val="VerbatimChar"/>
-          <w:rFonts w:ascii="Times New Roman" w:hAnsi="Times New Roman" w:eastAsia="Times New Roman" w:cs="Times New Roman"/>
+          <w:rFonts w:ascii="SimSun" w:hAnsi="SimSun" w:eastAsia="SimSun" w:cs="SimSun"/>
         </w:rPr>
         <w:t xml:space="preserve">               </w:t>
       </w:r>
       <w:r>
         <w:rPr>
           <w:rStyle w:val="VerbatimChar"/>
-          <w:rFonts w:hint="eastAsia" w:ascii="Times New Roman" w:hAnsi="Times New Roman" w:eastAsia="Times New Roman" w:cs="Times New Roman"/>
+          <w:rFonts w:hint="eastAsia" w:ascii="SimSun" w:hAnsi="SimSun" w:eastAsia="SimSun" w:cs="SimSun"/>
         </w:rPr>
         <w:t>(3-</w:t>
       </w:r>
       <w:r>
         <w:rPr>
           <w:rStyle w:val="VerbatimChar"/>
-          <w:rFonts w:hint="eastAsia" w:ascii="Times New Roman" w:hAnsi="Times New Roman" w:eastAsia="FangSong" w:cs="Times New Roman"/>
+          <w:rFonts w:hint="eastAsia" w:ascii="SimSun" w:hAnsi="SimSun" w:eastAsia="SimSun" w:cs="SimSun"/>
         </w:rPr>
         <w:t>溴环己烯</w:t>
       </w:r>
       <w:r>
         <w:rPr>
           <w:rStyle w:val="VerbatimChar"/>
-          <w:rFonts w:hint="eastAsia" w:ascii="Times New Roman" w:hAnsi="Times New Roman" w:eastAsia="Times New Roman" w:cs="Times New Roman"/>
+          <w:rFonts w:hint="eastAsia" w:ascii="SimSun" w:hAnsi="SimSun" w:eastAsia="SimSun" w:cs="SimSun"/>
         </w:rPr>
         <w:t>)</w:t>
       </w:r>
@@ -21259,32 +21204,28 @@
     </w:p>
     <w:p>
       <w:pPr>
-        <w:pStyle w:val="SourceCode"/>
+        <w:pStyle w:val="BodyText"/>
       </w:pPr>
       <w:r>
         <w:rPr>
-          <w:rStyle w:val="VerbatimChar"/>
           <w:rFonts w:ascii="Times New Roman" w:hAnsi="Times New Roman" w:eastAsia="Times New Roman" w:cs="Times New Roman"/>
         </w:rPr>
         <w:t xml:space="preserve">NBS + HBr → </w:t>
       </w:r>
       <w:r>
         <w:rPr>
-          <w:rStyle w:val="VerbatimChar"/>
           <w:rFonts w:hint="eastAsia" w:ascii="Times New Roman" w:hAnsi="Times New Roman" w:eastAsia="FangSong" w:cs="Times New Roman"/>
         </w:rPr>
         <w:t xml:space="preserve">琥珀酰亚胺</w:t>
       </w:r>
       <w:r>
         <w:rPr>
-          <w:rStyle w:val="VerbatimChar"/>
           <w:rFonts w:ascii="Times New Roman" w:hAnsi="Times New Roman" w:eastAsia="Times New Roman" w:cs="Times New Roman"/>
         </w:rPr>
         <w:t xml:space="preserve"> + Br</w:t>
       </w:r>
       <w:r>
         <w:rPr>
-          <w:rStyle w:val="VerbatimChar"/>
           <w:rFonts w:ascii="Times New Roman" w:hAnsi="Times New Roman" w:eastAsia="Times New Roman" w:cs="Times New Roman"/>
           <w:vertAlign w:val="subscript"/>
         </w:rPr>
@@ -21292,251 +21233,27 @@
       </w:r>
       <w:r>
         <w:rPr>
-          <w:rStyle w:val="VerbatimChar"/>
-          <w:rFonts w:ascii="Times New Roman" w:hAnsi="Times New Roman" w:eastAsia="Times New Roman" w:cs="Times New Roman"/>
-        </w:rPr>
-        <w:t xml:space="preserve">    </w:t>
-      </w:r>
-      <w:r>
-        <w:rPr>
-          <w:rStyle w:val="VerbatimChar"/>
+          <w:rFonts w:ascii="Times New Roman" w:hAnsi="Times New Roman" w:eastAsia="Times New Roman" w:cs="Times New Roman"/>
+        </w:rPr>
+        <w:t xml:space="preserve"> </w:t>
+      </w:r>
+      <w:r>
+        <w:rPr>
           <w:rFonts w:hint="eastAsia" w:ascii="Times New Roman" w:hAnsi="Times New Roman" w:eastAsia="Times New Roman" w:cs="Times New Roman"/>
         </w:rPr>
         <w:t>(</w:t>
       </w:r>
       <w:r>
         <w:rPr>
-          <w:rStyle w:val="VerbatimChar"/>
           <w:rFonts w:hint="eastAsia" w:ascii="Times New Roman" w:hAnsi="Times New Roman" w:eastAsia="FangSong" w:cs="Times New Roman"/>
         </w:rPr>
         <w:t>该反应不断消耗</w:t>
       </w:r>
       <w:r>
         <w:rPr>
-          <w:rStyle w:val="VerbatimChar"/>
           <w:rFonts w:ascii="Times New Roman" w:hAnsi="Times New Roman" w:eastAsia="Times New Roman" w:cs="Times New Roman"/>
         </w:rPr>
         <w:t xml:space="preserve"> HBr)</w:t>
-      </w:r>
-    </w:p>
-    <w:p>
-      <w:pPr>
-        <w:pStyle w:val="FirstParagraph"/>
-      </w:pPr>
-      <w:r>
-        <w:rPr>
-          <w:rFonts w:ascii="Times New Roman" w:hAnsi="Times New Roman" w:eastAsia="Times New Roman" w:cs="Times New Roman"/>
-        </w:rPr>
-        <w:t xml:space="preserve">NBS </w:t>
-      </w:r>
-      <w:r>
-        <w:rPr>
-          <w:rFonts w:hint="eastAsia" w:ascii="Times New Roman" w:hAnsi="Times New Roman" w:eastAsia="FangSong" w:cs="Times New Roman"/>
-        </w:rPr>
-        <w:t xml:space="preserve">与链增长中产生的</w:t>
-      </w:r>
-      <w:r>
-        <w:rPr>
-          <w:rFonts w:ascii="Times New Roman" w:hAnsi="Times New Roman" w:eastAsia="Times New Roman" w:cs="Times New Roman"/>
-        </w:rPr>
-        <w:t xml:space="preserve"> HBr </w:t>
-      </w:r>
-      <w:r>
-        <w:rPr>
-          <w:rFonts w:hint="eastAsia" w:ascii="Times New Roman" w:hAnsi="Times New Roman" w:eastAsia="FangSong" w:cs="Times New Roman"/>
-        </w:rPr>
-        <w:t>反应</w:t>
-      </w:r>
-      <w:r>
-        <w:rPr>
-          <w:rFonts w:hint="eastAsia" w:ascii="Times New Roman" w:hAnsi="Times New Roman" w:eastAsia="Times New Roman" w:cs="Times New Roman"/>
-        </w:rPr>
-        <w:t>，</w:t>
-      </w:r>
-      <w:r>
-        <w:rPr>
-          <w:rFonts w:hint="eastAsia" w:ascii="Times New Roman" w:hAnsi="Times New Roman" w:eastAsia="FangSong" w:cs="Times New Roman"/>
-        </w:rPr>
-        <w:t>使体系中的</w:t>
-      </w:r>
-      <w:r>
-        <w:rPr>
-          <w:rFonts w:ascii="Times New Roman" w:hAnsi="Times New Roman" w:eastAsia="Times New Roman" w:cs="Times New Roman"/>
-        </w:rPr>
-        <w:t xml:space="preserve"> Br</w:t>
-      </w:r>
-      <w:r>
-        <w:rPr>
-          <w:rFonts w:ascii="Times New Roman" w:hAnsi="Times New Roman" w:eastAsia="Times New Roman" w:cs="Times New Roman"/>
-          <w:vertAlign w:val="subscript"/>
-        </w:rPr>
-        <w:t>2</w:t>
-      </w:r>
-      <w:r>
-        <w:rPr>
-          <w:rFonts w:ascii="Times New Roman" w:hAnsi="Times New Roman" w:eastAsia="Times New Roman" w:cs="Times New Roman"/>
-        </w:rPr>
-        <w:t xml:space="preserve"> </w:t>
-      </w:r>
-      <w:r>
-        <w:rPr>
-          <w:rFonts w:hint="eastAsia" w:ascii="Times New Roman" w:hAnsi="Times New Roman" w:eastAsia="FangSong" w:cs="Times New Roman"/>
-        </w:rPr>
-        <w:t xml:space="preserve">始终处于</w:t>
-      </w:r>
-      <w:r>
-        <w:rPr>
-          <w:rFonts w:hint="eastAsia" w:ascii="Times New Roman" w:hAnsi="Times New Roman" w:eastAsia="FangSong" w:cs="Times New Roman"/>
-          <w:b/>
-          <w:bCs/>
-        </w:rPr>
-        <w:t xml:space="preserve">极低浓度</w:t>
-      </w:r>
-      <w:r>
-        <w:rPr>
-          <w:rFonts w:hint="eastAsia" w:ascii="Times New Roman" w:hAnsi="Times New Roman" w:eastAsia="Times New Roman" w:cs="Times New Roman"/>
-        </w:rPr>
-        <w:t>。</w:t>
-      </w:r>
-      <w:r>
-        <w:rPr>
-          <w:rFonts w:hint="eastAsia" w:ascii="Times New Roman" w:hAnsi="Times New Roman" w:eastAsia="FangSong" w:cs="Times New Roman"/>
-        </w:rPr>
-        <w:t>高浓度</w:t>
-      </w:r>
-      <w:r>
-        <w:rPr>
-          <w:rFonts w:ascii="Times New Roman" w:hAnsi="Times New Roman" w:eastAsia="Times New Roman" w:cs="Times New Roman"/>
-        </w:rPr>
-        <w:t xml:space="preserve"> Br</w:t>
-      </w:r>
-      <w:r>
-        <w:rPr>
-          <w:rFonts w:ascii="Times New Roman" w:hAnsi="Times New Roman" w:eastAsia="Times New Roman" w:cs="Times New Roman"/>
-          <w:vertAlign w:val="subscript"/>
-        </w:rPr>
-        <w:t>2</w:t>
-      </w:r>
-      <w:r>
-        <w:rPr>
-          <w:rFonts w:ascii="Times New Roman" w:hAnsi="Times New Roman" w:eastAsia="Times New Roman" w:cs="Times New Roman"/>
-        </w:rPr>
-        <w:t xml:space="preserve"> </w:t>
-      </w:r>
-      <w:r>
-        <w:rPr>
-          <w:rFonts w:hint="eastAsia" w:ascii="Times New Roman" w:hAnsi="Times New Roman" w:eastAsia="FangSong" w:cs="Times New Roman"/>
-        </w:rPr>
-        <w:t>才会发生对双键的亲电加成</w:t>
-      </w:r>
-      <w:r>
-        <w:rPr>
-          <w:rFonts w:hint="eastAsia" w:ascii="Times New Roman" w:hAnsi="Times New Roman" w:eastAsia="Times New Roman" w:cs="Times New Roman"/>
-        </w:rPr>
-        <w:t>（</w:t>
-      </w:r>
-      <w:r>
-        <w:rPr>
-          <w:rFonts w:hint="eastAsia" w:ascii="Times New Roman" w:hAnsi="Times New Roman" w:eastAsia="FangSong" w:cs="Times New Roman"/>
-        </w:rPr>
-        <w:t>需要</w:t>
-      </w:r>
-      <w:r>
-        <w:rPr>
-          <w:rFonts w:ascii="Times New Roman" w:hAnsi="Times New Roman" w:eastAsia="Times New Roman" w:cs="Times New Roman"/>
-        </w:rPr>
-        <w:t xml:space="preserve"> Br</w:t>
-      </w:r>
-      <w:r>
-        <w:rPr>
-          <w:rFonts w:ascii="Times New Roman" w:hAnsi="Times New Roman" w:eastAsia="Times New Roman" w:cs="Times New Roman"/>
-          <w:vertAlign w:val="subscript"/>
-        </w:rPr>
-        <w:t>2</w:t>
-      </w:r>
-      <w:r>
-        <w:rPr>
-          <w:rFonts w:ascii="Times New Roman" w:hAnsi="Times New Roman" w:eastAsia="Times New Roman" w:cs="Times New Roman"/>
-        </w:rPr>
-        <w:t xml:space="preserve"> </w:t>
-      </w:r>
-      <w:r>
-        <w:rPr>
-          <w:rFonts w:hint="eastAsia" w:ascii="Times New Roman" w:hAnsi="Times New Roman" w:eastAsia="FangSong" w:cs="Times New Roman"/>
-        </w:rPr>
-        <w:t>直接进攻</w:t>
-      </w:r>
-      <w:r>
-        <w:rPr>
-          <w:rFonts w:hint="eastAsia" w:ascii="Times New Roman" w:hAnsi="Times New Roman" w:eastAsia="Times New Roman" w:cs="Times New Roman"/>
-        </w:rPr>
-        <w:t>π</w:t>
-      </w:r>
-      <w:r>
-        <w:rPr>
-          <w:rFonts w:hint="eastAsia" w:ascii="Times New Roman" w:hAnsi="Times New Roman" w:eastAsia="FangSong" w:cs="Times New Roman"/>
-        </w:rPr>
-        <w:t>键</w:t>
-      </w:r>
-      <w:r>
-        <w:rPr>
-          <w:rFonts w:hint="eastAsia" w:ascii="Times New Roman" w:hAnsi="Times New Roman" w:eastAsia="Times New Roman" w:cs="Times New Roman"/>
-        </w:rPr>
-        <w:t>）；</w:t>
-      </w:r>
-      <w:r>
-        <w:rPr>
-          <w:rFonts w:hint="eastAsia" w:ascii="Times New Roman" w:hAnsi="Times New Roman" w:eastAsia="FangSong" w:cs="Times New Roman"/>
-        </w:rPr>
-        <w:t>低浓度下</w:t>
-      </w:r>
-      <w:r>
-        <w:rPr>
-          <w:rFonts w:ascii="Times New Roman" w:hAnsi="Times New Roman" w:eastAsia="Times New Roman" w:cs="Times New Roman"/>
-        </w:rPr>
-        <w:t xml:space="preserve"> Br· </w:t>
-      </w:r>
-      <w:r>
-        <w:rPr>
-          <w:rFonts w:hint="eastAsia" w:ascii="Times New Roman" w:hAnsi="Times New Roman" w:eastAsia="FangSong" w:cs="Times New Roman"/>
-        </w:rPr>
-        <w:t>的抽氢路径</w:t>
-      </w:r>
-      <w:r>
-        <w:rPr>
-          <w:rFonts w:hint="eastAsia" w:ascii="Times New Roman" w:hAnsi="Times New Roman" w:eastAsia="Times New Roman" w:cs="Times New Roman"/>
-        </w:rPr>
-        <w:t>（</w:t>
-      </w:r>
-      <w:r>
-        <w:rPr>
-          <w:rFonts w:hint="eastAsia" w:ascii="Times New Roman" w:hAnsi="Times New Roman" w:eastAsia="FangSong" w:cs="Times New Roman"/>
-        </w:rPr>
-        <w:t>夺取烯丙位</w:t>
-      </w:r>
-      <w:r>
-        <w:rPr>
-          <w:rFonts w:ascii="Times New Roman" w:hAnsi="Times New Roman" w:eastAsia="Times New Roman" w:cs="Times New Roman"/>
-        </w:rPr>
-        <w:t xml:space="preserve"> </w:t>
-      </w:r>
-      <w:r>
-        <w:rPr>
-          <w:rFonts w:hint="eastAsia" w:ascii="Times New Roman" w:hAnsi="Times New Roman" w:eastAsia="Times New Roman" w:cs="Times New Roman"/>
-        </w:rPr>
-        <w:t>H）</w:t>
-      </w:r>
-      <w:r>
-        <w:rPr>
-          <w:rFonts w:hint="eastAsia" w:ascii="Times New Roman" w:hAnsi="Times New Roman" w:eastAsia="FangSong" w:cs="Times New Roman"/>
-        </w:rPr>
-        <w:t>才是主反应</w:t>
-      </w:r>
-      <w:r>
-        <w:rPr>
-          <w:rFonts w:hint="eastAsia" w:ascii="Times New Roman" w:hAnsi="Times New Roman" w:eastAsia="Times New Roman" w:cs="Times New Roman"/>
-        </w:rPr>
-        <w:t>。</w:t>
       </w:r>
     </w:p>
     <w:p>
@@ -21545,6 +21262,226 @@
       </w:pPr>
       <w:r>
         <w:rPr>
+          <w:rFonts w:ascii="Times New Roman" w:hAnsi="Times New Roman" w:eastAsia="Times New Roman" w:cs="Times New Roman"/>
+        </w:rPr>
+        <w:t xml:space="preserve">NBS </w:t>
+      </w:r>
+      <w:r>
+        <w:rPr>
+          <w:rFonts w:hint="eastAsia" w:ascii="Times New Roman" w:hAnsi="Times New Roman" w:eastAsia="FangSong" w:cs="Times New Roman"/>
+        </w:rPr>
+        <w:t xml:space="preserve">与链增长中产生的</w:t>
+      </w:r>
+      <w:r>
+        <w:rPr>
+          <w:rFonts w:ascii="Times New Roman" w:hAnsi="Times New Roman" w:eastAsia="Times New Roman" w:cs="Times New Roman"/>
+        </w:rPr>
+        <w:t xml:space="preserve"> HBr </w:t>
+      </w:r>
+      <w:r>
+        <w:rPr>
+          <w:rFonts w:hint="eastAsia" w:ascii="Times New Roman" w:hAnsi="Times New Roman" w:eastAsia="FangSong" w:cs="Times New Roman"/>
+        </w:rPr>
+        <w:t>反应</w:t>
+      </w:r>
+      <w:r>
+        <w:rPr>
+          <w:rFonts w:hint="eastAsia" w:ascii="Times New Roman" w:hAnsi="Times New Roman" w:eastAsia="Times New Roman" w:cs="Times New Roman"/>
+        </w:rPr>
+        <w:t>，</w:t>
+      </w:r>
+      <w:r>
+        <w:rPr>
+          <w:rFonts w:hint="eastAsia" w:ascii="Times New Roman" w:hAnsi="Times New Roman" w:eastAsia="FangSong" w:cs="Times New Roman"/>
+        </w:rPr>
+        <w:t>使体系中的</w:t>
+      </w:r>
+      <w:r>
+        <w:rPr>
+          <w:rFonts w:ascii="Times New Roman" w:hAnsi="Times New Roman" w:eastAsia="Times New Roman" w:cs="Times New Roman"/>
+        </w:rPr>
+        <w:t xml:space="preserve"> Br</w:t>
+      </w:r>
+      <w:r>
+        <w:rPr>
+          <w:rFonts w:ascii="Times New Roman" w:hAnsi="Times New Roman" w:eastAsia="Times New Roman" w:cs="Times New Roman"/>
+          <w:vertAlign w:val="subscript"/>
+        </w:rPr>
+        <w:t>2</w:t>
+      </w:r>
+      <w:r>
+        <w:rPr>
+          <w:rFonts w:ascii="Times New Roman" w:hAnsi="Times New Roman" w:eastAsia="Times New Roman" w:cs="Times New Roman"/>
+        </w:rPr>
+        <w:t xml:space="preserve"> </w:t>
+      </w:r>
+      <w:r>
+        <w:rPr>
+          <w:rFonts w:hint="eastAsia" w:ascii="Times New Roman" w:hAnsi="Times New Roman" w:eastAsia="FangSong" w:cs="Times New Roman"/>
+        </w:rPr>
+        <w:t xml:space="preserve">始终处于</w:t>
+      </w:r>
+      <w:r>
+        <w:rPr>
+          <w:rFonts w:hint="eastAsia" w:ascii="Times New Roman" w:hAnsi="Times New Roman" w:eastAsia="FangSong" w:cs="Times New Roman"/>
+          <w:b/>
+          <w:bCs/>
+        </w:rPr>
+        <w:t xml:space="preserve">极低浓度</w:t>
+      </w:r>
+      <w:r>
+        <w:rPr>
+          <w:rFonts w:hint="eastAsia" w:ascii="Times New Roman" w:hAnsi="Times New Roman" w:eastAsia="Times New Roman" w:cs="Times New Roman"/>
+        </w:rPr>
+        <w:t>。</w:t>
+      </w:r>
+      <w:r>
+        <w:rPr>
+          <w:rFonts w:hint="eastAsia" w:ascii="Times New Roman" w:hAnsi="Times New Roman" w:eastAsia="FangSong" w:cs="Times New Roman"/>
+        </w:rPr>
+        <w:t>高浓度</w:t>
+      </w:r>
+      <w:r>
+        <w:rPr>
+          <w:rFonts w:ascii="Times New Roman" w:hAnsi="Times New Roman" w:eastAsia="Times New Roman" w:cs="Times New Roman"/>
+        </w:rPr>
+        <w:t xml:space="preserve"> Br</w:t>
+      </w:r>
+      <w:r>
+        <w:rPr>
+          <w:rFonts w:ascii="Times New Roman" w:hAnsi="Times New Roman" w:eastAsia="Times New Roman" w:cs="Times New Roman"/>
+          <w:vertAlign w:val="subscript"/>
+        </w:rPr>
+        <w:t>2</w:t>
+      </w:r>
+      <w:r>
+        <w:rPr>
+          <w:rFonts w:ascii="Times New Roman" w:hAnsi="Times New Roman" w:eastAsia="Times New Roman" w:cs="Times New Roman"/>
+        </w:rPr>
+        <w:t xml:space="preserve"> </w:t>
+      </w:r>
+      <w:r>
+        <w:rPr>
+          <w:rFonts w:hint="eastAsia" w:ascii="Times New Roman" w:hAnsi="Times New Roman" w:eastAsia="FangSong" w:cs="Times New Roman"/>
+        </w:rPr>
+        <w:t>才会发生对双键的亲电加成</w:t>
+      </w:r>
+      <w:r>
+        <w:rPr>
+          <w:rFonts w:hint="eastAsia" w:ascii="Times New Roman" w:hAnsi="Times New Roman" w:eastAsia="Times New Roman" w:cs="Times New Roman"/>
+        </w:rPr>
+        <w:t>（</w:t>
+      </w:r>
+      <w:r>
+        <w:rPr>
+          <w:rFonts w:hint="eastAsia" w:ascii="Times New Roman" w:hAnsi="Times New Roman" w:eastAsia="FangSong" w:cs="Times New Roman"/>
+        </w:rPr>
+        <w:t>需要</w:t>
+      </w:r>
+      <w:r>
+        <w:rPr>
+          <w:rFonts w:ascii="Times New Roman" w:hAnsi="Times New Roman" w:eastAsia="Times New Roman" w:cs="Times New Roman"/>
+        </w:rPr>
+        <w:t xml:space="preserve"> Br</w:t>
+      </w:r>
+      <w:r>
+        <w:rPr>
+          <w:rFonts w:ascii="Times New Roman" w:hAnsi="Times New Roman" w:eastAsia="Times New Roman" w:cs="Times New Roman"/>
+          <w:vertAlign w:val="subscript"/>
+        </w:rPr>
+        <w:t>2</w:t>
+      </w:r>
+      <w:r>
+        <w:rPr>
+          <w:rFonts w:ascii="Times New Roman" w:hAnsi="Times New Roman" w:eastAsia="Times New Roman" w:cs="Times New Roman"/>
+        </w:rPr>
+        <w:t xml:space="preserve"> </w:t>
+      </w:r>
+      <w:r>
+        <w:rPr>
+          <w:rFonts w:hint="eastAsia" w:ascii="Times New Roman" w:hAnsi="Times New Roman" w:eastAsia="FangSong" w:cs="Times New Roman"/>
+        </w:rPr>
+        <w:t>直接进攻</w:t>
+      </w:r>
+      <w:r>
+        <w:rPr>
+          <w:rFonts w:hint="eastAsia" w:ascii="Times New Roman" w:hAnsi="Times New Roman" w:eastAsia="Times New Roman" w:cs="Times New Roman"/>
+        </w:rPr>
+        <w:t>π</w:t>
+      </w:r>
+      <w:r>
+        <w:rPr>
+          <w:rFonts w:hint="eastAsia" w:ascii="Times New Roman" w:hAnsi="Times New Roman" w:eastAsia="FangSong" w:cs="Times New Roman"/>
+        </w:rPr>
+        <w:t>键</w:t>
+      </w:r>
+      <w:r>
+        <w:rPr>
+          <w:rFonts w:hint="eastAsia" w:ascii="Times New Roman" w:hAnsi="Times New Roman" w:eastAsia="Times New Roman" w:cs="Times New Roman"/>
+        </w:rPr>
+        <w:t>）；</w:t>
+      </w:r>
+      <w:r>
+        <w:rPr>
+          <w:rFonts w:hint="eastAsia" w:ascii="Times New Roman" w:hAnsi="Times New Roman" w:eastAsia="FangSong" w:cs="Times New Roman"/>
+        </w:rPr>
+        <w:t>低浓度下</w:t>
+      </w:r>
+      <w:r>
+        <w:rPr>
+          <w:rFonts w:ascii="Times New Roman" w:hAnsi="Times New Roman" w:eastAsia="Times New Roman" w:cs="Times New Roman"/>
+        </w:rPr>
+        <w:t xml:space="preserve"> Br· </w:t>
+      </w:r>
+      <w:r>
+        <w:rPr>
+          <w:rFonts w:hint="eastAsia" w:ascii="Times New Roman" w:hAnsi="Times New Roman" w:eastAsia="FangSong" w:cs="Times New Roman"/>
+        </w:rPr>
+        <w:t>的抽氢路径</w:t>
+      </w:r>
+      <w:r>
+        <w:rPr>
+          <w:rFonts w:hint="eastAsia" w:ascii="Times New Roman" w:hAnsi="Times New Roman" w:eastAsia="Times New Roman" w:cs="Times New Roman"/>
+        </w:rPr>
+        <w:t>（</w:t>
+      </w:r>
+      <w:r>
+        <w:rPr>
+          <w:rFonts w:hint="eastAsia" w:ascii="Times New Roman" w:hAnsi="Times New Roman" w:eastAsia="FangSong" w:cs="Times New Roman"/>
+        </w:rPr>
+        <w:t>夺取烯丙位</w:t>
+      </w:r>
+      <w:r>
+        <w:rPr>
+          <w:rFonts w:ascii="Times New Roman" w:hAnsi="Times New Roman" w:eastAsia="Times New Roman" w:cs="Times New Roman"/>
+        </w:rPr>
+        <w:t xml:space="preserve"> </w:t>
+      </w:r>
+      <w:r>
+        <w:rPr>
+          <w:rFonts w:hint="eastAsia" w:ascii="Times New Roman" w:hAnsi="Times New Roman" w:eastAsia="Times New Roman" w:cs="Times New Roman"/>
+        </w:rPr>
+        <w:t>H）</w:t>
+      </w:r>
+      <w:r>
+        <w:rPr>
+          <w:rFonts w:hint="eastAsia" w:ascii="Times New Roman" w:hAnsi="Times New Roman" w:eastAsia="FangSong" w:cs="Times New Roman"/>
+        </w:rPr>
+        <w:t>才是主反应</w:t>
+      </w:r>
+      <w:r>
+        <w:rPr>
+          <w:rFonts w:hint="eastAsia" w:ascii="Times New Roman" w:hAnsi="Times New Roman" w:eastAsia="Times New Roman" w:cs="Times New Roman"/>
+        </w:rPr>
+        <w:t>。</w:t>
+      </w:r>
+    </w:p>
+    <w:p>
+      <w:pPr>
+        <w:pStyle w:val="BodyText"/>
+      </w:pPr>
+      <w:r>
+        <w:rPr>
           <w:rFonts w:hint="eastAsia" w:ascii="Times New Roman" w:hAnsi="Times New Roman" w:eastAsia="FangSong" w:cs="Times New Roman"/>
           <w:b/>
           <w:bCs/>
@@ -21565,138 +21502,138 @@
       <w:r>
         <w:rPr>
           <w:rStyle w:val="VerbatimChar"/>
-          <w:rFonts w:ascii="Times New Roman" w:hAnsi="Times New Roman" w:eastAsia="Times New Roman" w:cs="Times New Roman"/>
+          <w:rFonts w:ascii="SimSun" w:hAnsi="SimSun" w:eastAsia="SimSun" w:cs="SimSun"/>
         </w:rPr>
         <w:t xml:space="preserve">Br· + </w:t>
       </w:r>
       <w:r>
         <w:rPr>
           <w:rStyle w:val="VerbatimChar"/>
-          <w:rFonts w:hint="eastAsia" w:ascii="Times New Roman" w:hAnsi="Times New Roman" w:eastAsia="FangSong" w:cs="Times New Roman"/>
+          <w:rFonts w:hint="eastAsia" w:ascii="SimSun" w:hAnsi="SimSun" w:eastAsia="SimSun" w:cs="SimSun"/>
         </w:rPr>
         <w:t xml:space="preserve">环己烯</w:t>
       </w:r>
       <w:r>
         <w:rPr>
           <w:rStyle w:val="VerbatimChar"/>
-          <w:rFonts w:ascii="Times New Roman" w:hAnsi="Times New Roman" w:eastAsia="Times New Roman" w:cs="Times New Roman"/>
+          <w:rFonts w:ascii="SimSun" w:hAnsi="SimSun" w:eastAsia="SimSun" w:cs="SimSun"/>
         </w:rPr>
         <w:t xml:space="preserve"> → HBr + </w:t>
       </w:r>
       <w:r>
         <w:rPr>
           <w:rStyle w:val="VerbatimChar"/>
-          <w:rFonts w:hint="eastAsia" w:ascii="Times New Roman" w:hAnsi="Times New Roman" w:eastAsia="FangSong" w:cs="Times New Roman"/>
+          <w:rFonts w:hint="eastAsia" w:ascii="SimSun" w:hAnsi="SimSun" w:eastAsia="SimSun" w:cs="SimSun"/>
         </w:rPr>
         <w:t xml:space="preserve">烯丙基自由基</w:t>
       </w:r>
       <w:r>
         <w:rPr>
-          <w:rFonts w:ascii="Times New Roman" w:hAnsi="Times New Roman" w:eastAsia="Times New Roman" w:cs="Times New Roman"/>
+          <w:rFonts w:ascii="SimSun" w:hAnsi="SimSun" w:eastAsia="SimSun" w:cs="SimSun"/>
         </w:rPr>
         <w:br/>
       </w:r>
       <w:r>
         <w:rPr>
           <w:rStyle w:val="VerbatimChar"/>
-          <w:rFonts w:ascii="Times New Roman" w:hAnsi="Times New Roman" w:eastAsia="Times New Roman" w:cs="Times New Roman"/>
+          <w:rFonts w:ascii="SimSun" w:hAnsi="SimSun" w:eastAsia="SimSun" w:cs="SimSun"/>
         </w:rPr>
         <w:t xml:space="preserve">   (Br· </w:t>
       </w:r>
       <w:r>
         <w:rPr>
           <w:rStyle w:val="VerbatimChar"/>
-          <w:rFonts w:hint="eastAsia" w:ascii="Times New Roman" w:hAnsi="Times New Roman" w:eastAsia="FangSong" w:cs="Times New Roman"/>
+          <w:rFonts w:hint="eastAsia" w:ascii="SimSun" w:hAnsi="SimSun" w:eastAsia="SimSun" w:cs="SimSun"/>
         </w:rPr>
         <w:t xml:space="preserve">夺取烯丙位</w:t>
       </w:r>
       <w:r>
         <w:rPr>
           <w:rStyle w:val="VerbatimChar"/>
-          <w:rFonts w:ascii="Times New Roman" w:hAnsi="Times New Roman" w:eastAsia="Times New Roman" w:cs="Times New Roman"/>
+          <w:rFonts w:ascii="SimSun" w:hAnsi="SimSun" w:eastAsia="SimSun" w:cs="SimSun"/>
         </w:rPr>
         <w:t xml:space="preserve"> H </w:t>
       </w:r>
       <w:r>
         <w:rPr>
           <w:rStyle w:val="VerbatimChar"/>
-          <w:rFonts w:hint="eastAsia" w:ascii="Times New Roman" w:hAnsi="Times New Roman" w:eastAsia="FangSong" w:cs="Times New Roman"/>
+          <w:rFonts w:hint="eastAsia" w:ascii="SimSun" w:hAnsi="SimSun" w:eastAsia="SimSun" w:cs="SimSun"/>
         </w:rPr>
         <w:t xml:space="preserve">后产生的自由基有</w:t>
       </w:r>
       <w:r>
         <w:rPr>
           <w:rStyle w:val="VerbatimChar"/>
-          <w:rFonts w:ascii="Times New Roman" w:hAnsi="Times New Roman" w:eastAsia="Times New Roman" w:cs="Times New Roman"/>
+          <w:rFonts w:ascii="SimSun" w:hAnsi="SimSun" w:eastAsia="SimSun" w:cs="SimSun"/>
         </w:rPr>
         <w:t xml:space="preserve"> 3 </w:t>
       </w:r>
       <w:r>
         <w:rPr>
           <w:rStyle w:val="VerbatimChar"/>
-          <w:rFonts w:hint="eastAsia" w:ascii="Times New Roman" w:hAnsi="Times New Roman" w:eastAsia="FangSong" w:cs="Times New Roman"/>
+          <w:rFonts w:hint="eastAsia" w:ascii="SimSun" w:hAnsi="SimSun" w:eastAsia="SimSun" w:cs="SimSun"/>
         </w:rPr>
         <w:t>个等价共振式</w:t>
       </w:r>
       <w:r>
         <w:rPr>
           <w:rStyle w:val="VerbatimChar"/>
-          <w:rFonts w:hint="eastAsia" w:ascii="Times New Roman" w:hAnsi="Times New Roman" w:eastAsia="Times New Roman" w:cs="Times New Roman"/>
+          <w:rFonts w:hint="eastAsia" w:ascii="SimSun" w:hAnsi="SimSun" w:eastAsia="SimSun" w:cs="SimSun"/>
         </w:rPr>
         <w:t>，</w:t>
       </w:r>
       <w:r>
         <w:rPr>
-          <w:rFonts w:ascii="Times New Roman" w:hAnsi="Times New Roman" w:eastAsia="Times New Roman" w:cs="Times New Roman"/>
+          <w:rFonts w:ascii="SimSun" w:hAnsi="SimSun" w:eastAsia="SimSun" w:cs="SimSun"/>
         </w:rPr>
         <w:br/>
       </w:r>
       <w:r>
         <w:rPr>
           <w:rStyle w:val="VerbatimChar"/>
-          <w:rFonts w:ascii="Times New Roman" w:hAnsi="Times New Roman" w:eastAsia="Times New Roman" w:cs="Times New Roman"/>
+          <w:rFonts w:ascii="SimSun" w:hAnsi="SimSun" w:eastAsia="SimSun" w:cs="SimSun"/>
         </w:rPr>
         <w:t xml:space="preserve">    </w:t>
       </w:r>
       <w:r>
         <w:rPr>
           <w:rStyle w:val="VerbatimChar"/>
-          <w:rFonts w:hint="eastAsia" w:ascii="Times New Roman" w:hAnsi="Times New Roman" w:eastAsia="FangSong" w:cs="Times New Roman"/>
+          <w:rFonts w:hint="eastAsia" w:ascii="SimSun" w:hAnsi="SimSun" w:eastAsia="SimSun" w:cs="SimSun"/>
         </w:rPr>
         <w:t xml:space="preserve">单电子分布在</w:t>
       </w:r>
       <w:r>
         <w:rPr>
           <w:rStyle w:val="VerbatimChar"/>
-          <w:rFonts w:ascii="Times New Roman" w:hAnsi="Times New Roman" w:eastAsia="Times New Roman" w:cs="Times New Roman"/>
+          <w:rFonts w:ascii="SimSun" w:hAnsi="SimSun" w:eastAsia="SimSun" w:cs="SimSun"/>
         </w:rPr>
         <w:t xml:space="preserve"> 3 </w:t>
       </w:r>
       <w:r>
         <w:rPr>
           <w:rStyle w:val="VerbatimChar"/>
-          <w:rFonts w:hint="eastAsia" w:ascii="Times New Roman" w:hAnsi="Times New Roman" w:eastAsia="FangSong" w:cs="Times New Roman"/>
+          <w:rFonts w:hint="eastAsia" w:ascii="SimSun" w:hAnsi="SimSun" w:eastAsia="SimSun" w:cs="SimSun"/>
         </w:rPr>
         <w:t>个碳上</w:t>
       </w:r>
       <w:r>
         <w:rPr>
           <w:rStyle w:val="VerbatimChar"/>
-          <w:rFonts w:hint="eastAsia" w:ascii="Times New Roman" w:hAnsi="Times New Roman" w:eastAsia="Times New Roman" w:cs="Times New Roman"/>
+          <w:rFonts w:hint="eastAsia" w:ascii="SimSun" w:hAnsi="SimSun" w:eastAsia="SimSun" w:cs="SimSun"/>
         </w:rPr>
         <w:t>，</w:t>
       </w:r>
       <w:r>
         <w:rPr>
           <w:rStyle w:val="VerbatimChar"/>
-          <w:rFonts w:hint="eastAsia" w:ascii="Times New Roman" w:hAnsi="Times New Roman" w:eastAsia="FangSong" w:cs="Times New Roman"/>
+          <w:rFonts w:hint="eastAsia" w:ascii="SimSun" w:hAnsi="SimSun" w:eastAsia="SimSun" w:cs="SimSun"/>
         </w:rPr>
         <w:t>极稳定</w:t>
       </w:r>
       <w:r>
         <w:rPr>
           <w:rStyle w:val="VerbatimChar"/>
-          <w:rFonts w:hint="eastAsia" w:ascii="Times New Roman" w:hAnsi="Times New Roman" w:eastAsia="Times New Roman" w:cs="Times New Roman"/>
+          <w:rFonts w:hint="eastAsia" w:ascii="SimSun" w:hAnsi="SimSun" w:eastAsia="SimSun" w:cs="SimSun"/>
         </w:rPr>
         <w:t>)</w:t>
       </w:r>
@@ -22428,14 +22365,14 @@
       <w:r>
         <w:rPr>
           <w:rStyle w:val="VerbatimChar"/>
-          <w:rFonts w:ascii="Times New Roman" w:hAnsi="Times New Roman" w:eastAsia="Times New Roman" w:cs="Times New Roman"/>
+          <w:rFonts w:ascii="SimSun" w:hAnsi="SimSun" w:eastAsia="SimSun" w:cs="SimSun"/>
         </w:rPr>
         <w:t xml:space="preserve">     ·CH</w:t>
       </w:r>
       <w:r>
         <w:rPr>
           <w:rStyle w:val="VerbatimChar"/>
-          <w:rFonts w:ascii="Times New Roman" w:hAnsi="Times New Roman" w:eastAsia="Times New Roman" w:cs="Times New Roman"/>
+          <w:rFonts w:ascii="SimSun" w:hAnsi="SimSun" w:eastAsia="SimSun" w:cs="SimSun"/>
           <w:vertAlign w:val="subscript"/>
         </w:rPr>
         <w:t>2</w:t>
@@ -22443,14 +22380,14 @@
       <w:r>
         <w:rPr>
           <w:rStyle w:val="VerbatimChar"/>
-          <w:rFonts w:ascii="Times New Roman" w:hAnsi="Times New Roman" w:eastAsia="Times New Roman" w:cs="Times New Roman"/>
+          <w:rFonts w:ascii="SimSun" w:hAnsi="SimSun" w:eastAsia="SimSun" w:cs="SimSun"/>
         </w:rPr>
         <w:t xml:space="preserve">    H</w:t>
       </w:r>
       <w:r>
         <w:rPr>
           <w:rStyle w:val="VerbatimChar"/>
-          <w:rFonts w:ascii="Times New Roman" w:hAnsi="Times New Roman" w:eastAsia="Times New Roman" w:cs="Times New Roman"/>
+          <w:rFonts w:ascii="SimSun" w:hAnsi="SimSun" w:eastAsia="SimSun" w:cs="SimSun"/>
           <w:vertAlign w:val="subscript"/>
         </w:rPr>
         <w:t>2</w:t>
@@ -22458,14 +22395,14 @@
       <w:r>
         <w:rPr>
           <w:rStyle w:val="VerbatimChar"/>
-          <w:rFonts w:ascii="Times New Roman" w:hAnsi="Times New Roman" w:eastAsia="Times New Roman" w:cs="Times New Roman"/>
+          <w:rFonts w:ascii="SimSun" w:hAnsi="SimSun" w:eastAsia="SimSun" w:cs="SimSun"/>
         </w:rPr>
         <w:t>C=CH</w:t>
       </w:r>
       <w:r>
         <w:rPr>
           <w:rStyle w:val="VerbatimChar"/>
-          <w:rFonts w:ascii="Times New Roman" w:hAnsi="Times New Roman" w:eastAsia="Times New Roman" w:cs="Times New Roman"/>
+          <w:rFonts w:ascii="SimSun" w:hAnsi="SimSun" w:eastAsia="SimSun" w:cs="SimSun"/>
           <w:vertAlign w:val="subscript"/>
         </w:rPr>
         <w:t>2</w:t>
@@ -22473,14 +22410,14 @@
       <w:r>
         <w:rPr>
           <w:rStyle w:val="VerbatimChar"/>
-          <w:rFonts w:ascii="Times New Roman" w:hAnsi="Times New Roman" w:eastAsia="Times New Roman" w:cs="Times New Roman"/>
+          <w:rFonts w:ascii="SimSun" w:hAnsi="SimSun" w:eastAsia="SimSun" w:cs="SimSun"/>
         </w:rPr>
         <w:t xml:space="preserve">           H</w:t>
       </w:r>
       <w:r>
         <w:rPr>
           <w:rStyle w:val="VerbatimChar"/>
-          <w:rFonts w:ascii="Times New Roman" w:hAnsi="Times New Roman" w:eastAsia="Times New Roman" w:cs="Times New Roman"/>
+          <w:rFonts w:ascii="SimSun" w:hAnsi="SimSun" w:eastAsia="SimSun" w:cs="SimSun"/>
           <w:vertAlign w:val="subscript"/>
         </w:rPr>
         <w:t>2</w:t>
@@ -22488,48 +22425,48 @@
       <w:r>
         <w:rPr>
           <w:rStyle w:val="VerbatimChar"/>
-          <w:rFonts w:ascii="Times New Roman" w:hAnsi="Times New Roman" w:eastAsia="Times New Roman" w:cs="Times New Roman"/>
+          <w:rFonts w:ascii="SimSun" w:hAnsi="SimSun" w:eastAsia="SimSun" w:cs="SimSun"/>
         </w:rPr>
         <w:t>C——CH</w:t>
       </w:r>
       <w:r>
         <w:rPr>
           <w:rStyle w:val="VerbatimChar"/>
-          <w:rFonts w:ascii="Times New Roman" w:hAnsi="Times New Roman" w:eastAsia="Times New Roman" w:cs="Times New Roman"/>
+          <w:rFonts w:ascii="SimSun" w:hAnsi="SimSun" w:eastAsia="SimSun" w:cs="SimSun"/>
           <w:vertAlign w:val="subscript"/>
         </w:rPr>
         <w:t>2</w:t>
       </w:r>
       <w:r>
         <w:rPr>
-          <w:rFonts w:ascii="Times New Roman" w:hAnsi="Times New Roman" w:eastAsia="Times New Roman" w:cs="Times New Roman"/>
+          <w:rFonts w:ascii="SimSun" w:hAnsi="SimSun" w:eastAsia="SimSun" w:cs="SimSun"/>
         </w:rPr>
         <w:br/>
       </w:r>
       <w:r>
         <w:rPr>
           <w:rStyle w:val="VerbatimChar"/>
-          <w:rFonts w:ascii="Times New Roman" w:hAnsi="Times New Roman" w:eastAsia="Times New Roman" w:cs="Times New Roman"/>
+          <w:rFonts w:ascii="SimSun" w:hAnsi="SimSun" w:eastAsia="SimSun" w:cs="SimSun"/>
         </w:rPr>
         <w:t xml:space="preserve">      |       |       →         |     |</w:t>
       </w:r>
       <w:r>
         <w:rPr>
-          <w:rFonts w:ascii="Times New Roman" w:hAnsi="Times New Roman" w:eastAsia="Times New Roman" w:cs="Times New Roman"/>
+          <w:rFonts w:ascii="SimSun" w:hAnsi="SimSun" w:eastAsia="SimSun" w:cs="SimSun"/>
         </w:rPr>
         <w:br/>
       </w:r>
       <w:r>
         <w:rPr>
           <w:rStyle w:val="VerbatimChar"/>
-          <w:rFonts w:ascii="Times New Roman" w:hAnsi="Times New Roman" w:eastAsia="Times New Roman" w:cs="Times New Roman"/>
+          <w:rFonts w:ascii="SimSun" w:hAnsi="SimSun" w:eastAsia="SimSun" w:cs="SimSun"/>
         </w:rPr>
         <w:t xml:space="preserve">    H</w:t>
       </w:r>
       <w:r>
         <w:rPr>
           <w:rStyle w:val="VerbatimChar"/>
-          <w:rFonts w:ascii="Times New Roman" w:hAnsi="Times New Roman" w:eastAsia="Times New Roman" w:cs="Times New Roman"/>
+          <w:rFonts w:ascii="SimSun" w:hAnsi="SimSun" w:eastAsia="SimSun" w:cs="SimSun"/>
           <w:vertAlign w:val="subscript"/>
         </w:rPr>
         <w:t>2</w:t>
@@ -22537,14 +22474,14 @@
       <w:r>
         <w:rPr>
           <w:rStyle w:val="VerbatimChar"/>
-          <w:rFonts w:ascii="Times New Roman" w:hAnsi="Times New Roman" w:eastAsia="Times New Roman" w:cs="Times New Roman"/>
+          <w:rFonts w:ascii="SimSun" w:hAnsi="SimSun" w:eastAsia="SimSun" w:cs="SimSun"/>
         </w:rPr>
         <w:t>C——CH</w:t>
       </w:r>
       <w:r>
         <w:rPr>
           <w:rStyle w:val="VerbatimChar"/>
-          <w:rFonts w:ascii="Times New Roman" w:hAnsi="Times New Roman" w:eastAsia="Times New Roman" w:cs="Times New Roman"/>
+          <w:rFonts w:ascii="SimSun" w:hAnsi="SimSun" w:eastAsia="SimSun" w:cs="SimSun"/>
           <w:vertAlign w:val="subscript"/>
         </w:rPr>
         <w:t>2</w:t>
@@ -22552,14 +22489,14 @@
       <w:r>
         <w:rPr>
           <w:rStyle w:val="VerbatimChar"/>
-          <w:rFonts w:ascii="Times New Roman" w:hAnsi="Times New Roman" w:eastAsia="Times New Roman" w:cs="Times New Roman"/>
+          <w:rFonts w:ascii="SimSun" w:hAnsi="SimSun" w:eastAsia="SimSun" w:cs="SimSun"/>
         </w:rPr>
         <w:t xml:space="preserve">  CH</w:t>
       </w:r>
       <w:r>
         <w:rPr>
           <w:rStyle w:val="VerbatimChar"/>
-          <w:rFonts w:ascii="Times New Roman" w:hAnsi="Times New Roman" w:eastAsia="Times New Roman" w:cs="Times New Roman"/>
+          <w:rFonts w:ascii="SimSun" w:hAnsi="SimSun" w:eastAsia="SimSun" w:cs="SimSun"/>
           <w:vertAlign w:val="subscript"/>
         </w:rPr>
         <w:t>2</w:t>
@@ -22567,14 +22504,14 @@
       <w:r>
         <w:rPr>
           <w:rStyle w:val="VerbatimChar"/>
-          <w:rFonts w:ascii="Times New Roman" w:hAnsi="Times New Roman" w:eastAsia="Times New Roman" w:cs="Times New Roman"/>
+          <w:rFonts w:ascii="SimSun" w:hAnsi="SimSun" w:eastAsia="SimSun" w:cs="SimSun"/>
         </w:rPr>
         <w:t xml:space="preserve">             H</w:t>
       </w:r>
       <w:r>
         <w:rPr>
           <w:rStyle w:val="VerbatimChar"/>
-          <w:rFonts w:ascii="Times New Roman" w:hAnsi="Times New Roman" w:eastAsia="Times New Roman" w:cs="Times New Roman"/>
+          <w:rFonts w:ascii="SimSun" w:hAnsi="SimSun" w:eastAsia="SimSun" w:cs="SimSun"/>
           <w:vertAlign w:val="subscript"/>
         </w:rPr>
         <w:t>2</w:t>
@@ -22582,48 +22519,48 @@
       <w:r>
         <w:rPr>
           <w:rStyle w:val="VerbatimChar"/>
-          <w:rFonts w:ascii="Times New Roman" w:hAnsi="Times New Roman" w:eastAsia="Times New Roman" w:cs="Times New Roman"/>
+          <w:rFonts w:ascii="SimSun" w:hAnsi="SimSun" w:eastAsia="SimSun" w:cs="SimSun"/>
         </w:rPr>
         <w:t>C——CH</w:t>
       </w:r>
       <w:r>
         <w:rPr>
           <w:rStyle w:val="VerbatimChar"/>
-          <w:rFonts w:ascii="Times New Roman" w:hAnsi="Times New Roman" w:eastAsia="Times New Roman" w:cs="Times New Roman"/>
+          <w:rFonts w:ascii="SimSun" w:hAnsi="SimSun" w:eastAsia="SimSun" w:cs="SimSun"/>
           <w:vertAlign w:val="subscript"/>
         </w:rPr>
         <w:t>2</w:t>
       </w:r>
       <w:r>
         <w:rPr>
-          <w:rFonts w:ascii="Times New Roman" w:hAnsi="Times New Roman" w:eastAsia="Times New Roman" w:cs="Times New Roman"/>
+          <w:rFonts w:ascii="SimSun" w:hAnsi="SimSun" w:eastAsia="SimSun" w:cs="SimSun"/>
         </w:rPr>
         <w:br/>
       </w:r>
       <w:r>
         <w:rPr>
           <w:rStyle w:val="VerbatimChar"/>
-          <w:rFonts w:ascii="Times New Roman" w:hAnsi="Times New Roman" w:eastAsia="Times New Roman" w:cs="Times New Roman"/>
+          <w:rFonts w:ascii="SimSun" w:hAnsi="SimSun" w:eastAsia="SimSun" w:cs="SimSun"/>
         </w:rPr>
         <w:t xml:space="preserve">          \  /                   \   /  \</w:t>
       </w:r>
       <w:r>
         <w:rPr>
-          <w:rFonts w:ascii="Times New Roman" w:hAnsi="Times New Roman" w:eastAsia="Times New Roman" w:cs="Times New Roman"/>
+          <w:rFonts w:ascii="SimSun" w:hAnsi="SimSun" w:eastAsia="SimSun" w:cs="SimSun"/>
         </w:rPr>
         <w:br/>
       </w:r>
       <w:r>
         <w:rPr>
           <w:rStyle w:val="VerbatimChar"/>
-          <w:rFonts w:ascii="Times New Roman" w:hAnsi="Times New Roman" w:eastAsia="Times New Roman" w:cs="Times New Roman"/>
+          <w:rFonts w:ascii="SimSun" w:hAnsi="SimSun" w:eastAsia="SimSun" w:cs="SimSun"/>
         </w:rPr>
         <w:t xml:space="preserve">           CH</w:t>
       </w:r>
       <w:r>
         <w:rPr>
           <w:rStyle w:val="VerbatimChar"/>
-          <w:rFonts w:ascii="Times New Roman" w:hAnsi="Times New Roman" w:eastAsia="Times New Roman" w:cs="Times New Roman"/>
+          <w:rFonts w:ascii="SimSun" w:hAnsi="SimSun" w:eastAsia="SimSun" w:cs="SimSun"/>
           <w:vertAlign w:val="subscript"/>
         </w:rPr>
         <w:t>2</w:t>
@@ -22631,14 +22568,14 @@
       <w:r>
         <w:rPr>
           <w:rStyle w:val="VerbatimChar"/>
-          <w:rFonts w:ascii="Times New Roman" w:hAnsi="Times New Roman" w:eastAsia="Times New Roman" w:cs="Times New Roman"/>
+          <w:rFonts w:ascii="SimSun" w:hAnsi="SimSun" w:eastAsia="SimSun" w:cs="SimSun"/>
         </w:rPr>
         <w:t xml:space="preserve">                   CH</w:t>
       </w:r>
       <w:r>
         <w:rPr>
           <w:rStyle w:val="VerbatimChar"/>
-          <w:rFonts w:ascii="Times New Roman" w:hAnsi="Times New Roman" w:eastAsia="Times New Roman" w:cs="Times New Roman"/>
+          <w:rFonts w:ascii="SimSun" w:hAnsi="SimSun" w:eastAsia="SimSun" w:cs="SimSun"/>
           <w:vertAlign w:val="subscript"/>
         </w:rPr>
         <w:t>2</w:t>
@@ -22646,14 +22583,14 @@
       <w:r>
         <w:rPr>
           <w:rStyle w:val="VerbatimChar"/>
-          <w:rFonts w:ascii="Times New Roman" w:hAnsi="Times New Roman" w:eastAsia="Times New Roman" w:cs="Times New Roman"/>
+          <w:rFonts w:ascii="SimSun" w:hAnsi="SimSun" w:eastAsia="SimSun" w:cs="SimSun"/>
         </w:rPr>
         <w:t xml:space="preserve">  CH</w:t>
       </w:r>
       <w:r>
         <w:rPr>
           <w:rStyle w:val="VerbatimChar"/>
-          <w:rFonts w:ascii="Times New Roman" w:hAnsi="Times New Roman" w:eastAsia="Times New Roman" w:cs="Times New Roman"/>
+          <w:rFonts w:ascii="SimSun" w:hAnsi="SimSun" w:eastAsia="SimSun" w:cs="SimSun"/>
           <w:vertAlign w:val="subscript"/>
         </w:rPr>
         <w:t>2</w:t>
@@ -26405,399 +26342,399 @@
       <w:r>
         <w:rPr>
           <w:rStyle w:val="VerbatimChar"/>
-          <w:rFonts w:ascii="Times New Roman" w:hAnsi="Times New Roman" w:eastAsia="Times New Roman" w:cs="Times New Roman"/>
+          <w:rFonts w:ascii="SimSun" w:hAnsi="SimSun" w:eastAsia="SimSun" w:cs="SimSun"/>
         </w:rPr>
         <w:t xml:space="preserve">① </w:t>
       </w:r>
       <w:r>
         <w:rPr>
           <w:rStyle w:val="VerbatimChar"/>
-          <w:rFonts w:hint="eastAsia" w:ascii="Times New Roman" w:hAnsi="Times New Roman" w:eastAsia="FangSong" w:cs="Times New Roman"/>
+          <w:rFonts w:hint="eastAsia" w:ascii="SimSun" w:hAnsi="SimSun" w:eastAsia="SimSun" w:cs="SimSun"/>
         </w:rPr>
         <w:t>有没有自由基触发信号</w:t>
       </w:r>
       <w:r>
         <w:rPr>
           <w:rStyle w:val="VerbatimChar"/>
-          <w:rFonts w:hint="eastAsia" w:ascii="Times New Roman" w:hAnsi="Times New Roman" w:eastAsia="Times New Roman" w:cs="Times New Roman"/>
+          <w:rFonts w:hint="eastAsia" w:ascii="SimSun" w:hAnsi="SimSun" w:eastAsia="SimSun" w:cs="SimSun"/>
         </w:rPr>
         <w:t>？(hv/ROOR/AIBN/NBS/SET)</w:t>
       </w:r>
       <w:r>
         <w:rPr>
-          <w:rFonts w:ascii="Times New Roman" w:hAnsi="Times New Roman" w:eastAsia="Times New Roman" w:cs="Times New Roman"/>
+          <w:rFonts w:ascii="SimSun" w:hAnsi="SimSun" w:eastAsia="SimSun" w:cs="SimSun"/>
         </w:rPr>
         <w:br/>
       </w:r>
       <w:r>
         <w:rPr>
           <w:rStyle w:val="VerbatimChar"/>
-          <w:rFonts w:ascii="Times New Roman" w:hAnsi="Times New Roman" w:eastAsia="Times New Roman" w:cs="Times New Roman"/>
+          <w:rFonts w:ascii="SimSun" w:hAnsi="SimSun" w:eastAsia="SimSun" w:cs="SimSun"/>
         </w:rPr>
         <w:t xml:space="preserve">    ↓ </w:t>
       </w:r>
       <w:r>
         <w:rPr>
           <w:rStyle w:val="VerbatimChar"/>
-          <w:rFonts w:hint="eastAsia" w:ascii="Times New Roman" w:hAnsi="Times New Roman" w:eastAsia="FangSong" w:cs="Times New Roman"/>
+          <w:rFonts w:hint="eastAsia" w:ascii="SimSun" w:hAnsi="SimSun" w:eastAsia="SimSun" w:cs="SimSun"/>
         </w:rPr>
         <w:t xml:space="preserve">有</w:t>
       </w:r>
       <w:r>
         <w:rPr>
           <w:rStyle w:val="VerbatimChar"/>
-          <w:rFonts w:ascii="Times New Roman" w:hAnsi="Times New Roman" w:eastAsia="Times New Roman" w:cs="Times New Roman"/>
+          <w:rFonts w:ascii="SimSun" w:hAnsi="SimSun" w:eastAsia="SimSun" w:cs="SimSun"/>
         </w:rPr>
         <w:t xml:space="preserve"> → </w:t>
       </w:r>
       <w:r>
         <w:rPr>
           <w:rStyle w:val="VerbatimChar"/>
-          <w:rFonts w:hint="eastAsia" w:ascii="Times New Roman" w:hAnsi="Times New Roman" w:eastAsia="FangSong" w:cs="Times New Roman"/>
+          <w:rFonts w:hint="eastAsia" w:ascii="SimSun" w:hAnsi="SimSun" w:eastAsia="SimSun" w:cs="SimSun"/>
         </w:rPr>
         <w:t xml:space="preserve">进入自由基赛道</w:t>
       </w:r>
       <w:r>
         <w:rPr>
-          <w:rFonts w:ascii="Times New Roman" w:hAnsi="Times New Roman" w:eastAsia="Times New Roman" w:cs="Times New Roman"/>
+          <w:rFonts w:ascii="SimSun" w:hAnsi="SimSun" w:eastAsia="SimSun" w:cs="SimSun"/>
         </w:rPr>
         <w:br/>
       </w:r>
       <w:r>
         <w:rPr>
           <w:rStyle w:val="VerbatimChar"/>
-          <w:rFonts w:ascii="Times New Roman" w:hAnsi="Times New Roman" w:eastAsia="Times New Roman" w:cs="Times New Roman"/>
+          <w:rFonts w:ascii="SimSun" w:hAnsi="SimSun" w:eastAsia="SimSun" w:cs="SimSun"/>
         </w:rPr>
         <w:t xml:space="preserve">    ↓ </w:t>
       </w:r>
       <w:r>
         <w:rPr>
           <w:rStyle w:val="VerbatimChar"/>
-          <w:rFonts w:hint="eastAsia" w:ascii="Times New Roman" w:hAnsi="Times New Roman" w:eastAsia="FangSong" w:cs="Times New Roman"/>
+          <w:rFonts w:hint="eastAsia" w:ascii="SimSun" w:hAnsi="SimSun" w:eastAsia="SimSun" w:cs="SimSun"/>
         </w:rPr>
         <w:t xml:space="preserve">没有</w:t>
       </w:r>
       <w:r>
         <w:rPr>
           <w:rStyle w:val="VerbatimChar"/>
-          <w:rFonts w:ascii="Times New Roman" w:hAnsi="Times New Roman" w:eastAsia="Times New Roman" w:cs="Times New Roman"/>
+          <w:rFonts w:ascii="SimSun" w:hAnsi="SimSun" w:eastAsia="SimSun" w:cs="SimSun"/>
         </w:rPr>
         <w:t xml:space="preserve"> → </w:t>
       </w:r>
       <w:r>
         <w:rPr>
           <w:rStyle w:val="VerbatimChar"/>
-          <w:rFonts w:hint="eastAsia" w:ascii="Times New Roman" w:hAnsi="Times New Roman" w:eastAsia="FangSong" w:cs="Times New Roman"/>
+          <w:rFonts w:hint="eastAsia" w:ascii="SimSun" w:hAnsi="SimSun" w:eastAsia="SimSun" w:cs="SimSun"/>
         </w:rPr>
         <w:t xml:space="preserve">先别急着判自由基</w:t>
       </w:r>
       <w:r>
         <w:rPr>
-          <w:rFonts w:ascii="Times New Roman" w:hAnsi="Times New Roman" w:eastAsia="Times New Roman" w:cs="Times New Roman"/>
+          <w:rFonts w:ascii="SimSun" w:hAnsi="SimSun" w:eastAsia="SimSun" w:cs="SimSun"/>
         </w:rPr>
         <w:br/>
       </w:r>
       <w:r>
         <w:rPr>
           <w:rStyle w:val="VerbatimChar"/>
-          <w:rFonts w:ascii="Times New Roman" w:hAnsi="Times New Roman" w:eastAsia="Times New Roman" w:cs="Times New Roman"/>
+          <w:rFonts w:ascii="SimSun" w:hAnsi="SimSun" w:eastAsia="SimSun" w:cs="SimSun"/>
         </w:rPr>
         <w:t xml:space="preserve">② </w:t>
       </w:r>
       <w:r>
         <w:rPr>
           <w:rStyle w:val="VerbatimChar"/>
-          <w:rFonts w:hint="eastAsia" w:ascii="Times New Roman" w:hAnsi="Times New Roman" w:eastAsia="FangSong" w:cs="Times New Roman"/>
+          <w:rFonts w:hint="eastAsia" w:ascii="SimSun" w:hAnsi="SimSun" w:eastAsia="SimSun" w:cs="SimSun"/>
         </w:rPr>
         <w:t>链增长的关键步骤是什么</w:t>
       </w:r>
       <w:r>
         <w:rPr>
           <w:rStyle w:val="VerbatimChar"/>
-          <w:rFonts w:hint="eastAsia" w:ascii="Times New Roman" w:hAnsi="Times New Roman" w:eastAsia="Times New Roman" w:cs="Times New Roman"/>
+          <w:rFonts w:hint="eastAsia" w:ascii="SimSun" w:hAnsi="SimSun" w:eastAsia="SimSun" w:cs="SimSun"/>
         </w:rPr>
         <w:t>？（</w:t>
       </w:r>
       <w:r>
         <w:rPr>
           <w:rStyle w:val="VerbatimChar"/>
-          <w:rFonts w:hint="eastAsia" w:ascii="Times New Roman" w:hAnsi="Times New Roman" w:eastAsia="FangSong" w:cs="Times New Roman"/>
+          <w:rFonts w:hint="eastAsia" w:ascii="SimSun" w:hAnsi="SimSun" w:eastAsia="SimSun" w:cs="SimSun"/>
         </w:rPr>
         <w:t>抽氢</w:t>
       </w:r>
       <w:r>
         <w:rPr>
           <w:rStyle w:val="VerbatimChar"/>
-          <w:rFonts w:hint="eastAsia" w:ascii="Times New Roman" w:hAnsi="Times New Roman" w:eastAsia="Times New Roman" w:cs="Times New Roman"/>
+          <w:rFonts w:hint="eastAsia" w:ascii="SimSun" w:hAnsi="SimSun" w:eastAsia="SimSun" w:cs="SimSun"/>
         </w:rPr>
         <w:t>?</w:t>
       </w:r>
       <w:r>
         <w:rPr>
           <w:rStyle w:val="VerbatimChar"/>
-          <w:rFonts w:ascii="Times New Roman" w:hAnsi="Times New Roman" w:eastAsia="Times New Roman" w:cs="Times New Roman"/>
+          <w:rFonts w:ascii="SimSun" w:hAnsi="SimSun" w:eastAsia="SimSun" w:cs="SimSun"/>
         </w:rPr>
         <w:t xml:space="preserve"> </w:t>
       </w:r>
       <w:r>
         <w:rPr>
           <w:rStyle w:val="VerbatimChar"/>
-          <w:rFonts w:hint="eastAsia" w:ascii="Times New Roman" w:hAnsi="Times New Roman" w:eastAsia="FangSong" w:cs="Times New Roman"/>
+          <w:rFonts w:hint="eastAsia" w:ascii="SimSun" w:hAnsi="SimSun" w:eastAsia="SimSun" w:cs="SimSun"/>
         </w:rPr>
         <w:t>加成</w:t>
       </w:r>
       <w:r>
         <w:rPr>
           <w:rStyle w:val="VerbatimChar"/>
-          <w:rFonts w:hint="eastAsia" w:ascii="Times New Roman" w:hAnsi="Times New Roman" w:eastAsia="Times New Roman" w:cs="Times New Roman"/>
+          <w:rFonts w:hint="eastAsia" w:ascii="SimSun" w:hAnsi="SimSun" w:eastAsia="SimSun" w:cs="SimSun"/>
         </w:rPr>
         <w:t>?</w:t>
       </w:r>
       <w:r>
         <w:rPr>
           <w:rStyle w:val="VerbatimChar"/>
-          <w:rFonts w:ascii="Times New Roman" w:hAnsi="Times New Roman" w:eastAsia="Times New Roman" w:cs="Times New Roman"/>
+          <w:rFonts w:ascii="SimSun" w:hAnsi="SimSun" w:eastAsia="SimSun" w:cs="SimSun"/>
         </w:rPr>
         <w:t xml:space="preserve"> </w:t>
       </w:r>
       <w:r>
         <w:rPr>
           <w:rStyle w:val="VerbatimChar"/>
-          <w:rFonts w:hint="eastAsia" w:ascii="Times New Roman" w:hAnsi="Times New Roman" w:eastAsia="FangSong" w:cs="Times New Roman"/>
+          <w:rFonts w:hint="eastAsia" w:ascii="SimSun" w:hAnsi="SimSun" w:eastAsia="SimSun" w:cs="SimSun"/>
         </w:rPr>
         <w:t>环化</w:t>
       </w:r>
       <w:r>
         <w:rPr>
           <w:rStyle w:val="VerbatimChar"/>
-          <w:rFonts w:hint="eastAsia" w:ascii="Times New Roman" w:hAnsi="Times New Roman" w:eastAsia="Times New Roman" w:cs="Times New Roman"/>
+          <w:rFonts w:hint="eastAsia" w:ascii="SimSun" w:hAnsi="SimSun" w:eastAsia="SimSun" w:cs="SimSun"/>
         </w:rPr>
         <w:t>?）</w:t>
       </w:r>
       <w:r>
         <w:rPr>
-          <w:rFonts w:ascii="Times New Roman" w:hAnsi="Times New Roman" w:eastAsia="Times New Roman" w:cs="Times New Roman"/>
+          <w:rFonts w:ascii="SimSun" w:hAnsi="SimSun" w:eastAsia="SimSun" w:cs="SimSun"/>
         </w:rPr>
         <w:br/>
       </w:r>
       <w:r>
         <w:rPr>
           <w:rStyle w:val="VerbatimChar"/>
-          <w:rFonts w:ascii="Times New Roman" w:hAnsi="Times New Roman" w:eastAsia="Times New Roman" w:cs="Times New Roman"/>
+          <w:rFonts w:ascii="SimSun" w:hAnsi="SimSun" w:eastAsia="SimSun" w:cs="SimSun"/>
         </w:rPr>
         <w:t xml:space="preserve">    ↓</w:t>
       </w:r>
       <w:r>
         <w:rPr>
-          <w:rFonts w:ascii="Times New Roman" w:hAnsi="Times New Roman" w:eastAsia="Times New Roman" w:cs="Times New Roman"/>
+          <w:rFonts w:ascii="SimSun" w:hAnsi="SimSun" w:eastAsia="SimSun" w:cs="SimSun"/>
         </w:rPr>
         <w:br/>
       </w:r>
       <w:r>
         <w:rPr>
           <w:rStyle w:val="VerbatimChar"/>
-          <w:rFonts w:ascii="Times New Roman" w:hAnsi="Times New Roman" w:eastAsia="Times New Roman" w:cs="Times New Roman"/>
+          <w:rFonts w:ascii="SimSun" w:hAnsi="SimSun" w:eastAsia="SimSun" w:cs="SimSun"/>
         </w:rPr>
         <w:t xml:space="preserve">③ </w:t>
       </w:r>
       <w:r>
         <w:rPr>
           <w:rStyle w:val="VerbatimChar"/>
-          <w:rFonts w:hint="eastAsia" w:ascii="Times New Roman" w:hAnsi="Times New Roman" w:eastAsia="FangSong" w:cs="Times New Roman"/>
+          <w:rFonts w:hint="eastAsia" w:ascii="SimSun" w:hAnsi="SimSun" w:eastAsia="SimSun" w:cs="SimSun"/>
         </w:rPr>
         <w:t>哪个自由基</w:t>
       </w:r>
       <w:r>
         <w:rPr>
           <w:rStyle w:val="VerbatimChar"/>
-          <w:rFonts w:hint="eastAsia" w:ascii="Times New Roman" w:hAnsi="Times New Roman" w:eastAsia="Times New Roman" w:cs="Times New Roman"/>
+          <w:rFonts w:hint="eastAsia" w:ascii="SimSun" w:hAnsi="SimSun" w:eastAsia="SimSun" w:cs="SimSun"/>
         </w:rPr>
         <w:t>/</w:t>
       </w:r>
       <w:r>
         <w:rPr>
           <w:rStyle w:val="VerbatimChar"/>
-          <w:rFonts w:hint="eastAsia" w:ascii="Times New Roman" w:hAnsi="Times New Roman" w:eastAsia="FangSong" w:cs="Times New Roman"/>
+          <w:rFonts w:hint="eastAsia" w:ascii="SimSun" w:hAnsi="SimSun" w:eastAsia="SimSun" w:cs="SimSun"/>
         </w:rPr>
         <w:t>过渡态更稳定</w:t>
       </w:r>
       <w:r>
         <w:rPr>
           <w:rStyle w:val="VerbatimChar"/>
-          <w:rFonts w:hint="eastAsia" w:ascii="Times New Roman" w:hAnsi="Times New Roman" w:eastAsia="Times New Roman" w:cs="Times New Roman"/>
+          <w:rFonts w:hint="eastAsia" w:ascii="SimSun" w:hAnsi="SimSun" w:eastAsia="SimSun" w:cs="SimSun"/>
         </w:rPr>
         <w:t>？（</w:t>
       </w:r>
       <w:r>
         <w:rPr>
           <w:rStyle w:val="VerbatimChar"/>
-          <w:rFonts w:hint="eastAsia" w:ascii="Times New Roman" w:hAnsi="Times New Roman" w:eastAsia="FangSong" w:cs="Times New Roman"/>
+          <w:rFonts w:hint="eastAsia" w:ascii="SimSun" w:hAnsi="SimSun" w:eastAsia="SimSun" w:cs="SimSun"/>
         </w:rPr>
         <w:t>离域</w:t>
       </w:r>
       <w:r>
         <w:rPr>
           <w:rStyle w:val="VerbatimChar"/>
-          <w:rFonts w:hint="eastAsia" w:ascii="Times New Roman" w:hAnsi="Times New Roman" w:eastAsia="Times New Roman" w:cs="Times New Roman"/>
+          <w:rFonts w:hint="eastAsia" w:ascii="SimSun" w:hAnsi="SimSun" w:eastAsia="SimSun" w:cs="SimSun"/>
         </w:rPr>
         <w:t>?</w:t>
       </w:r>
       <w:r>
         <w:rPr>
           <w:rStyle w:val="VerbatimChar"/>
-          <w:rFonts w:ascii="Times New Roman" w:hAnsi="Times New Roman" w:eastAsia="Times New Roman" w:cs="Times New Roman"/>
+          <w:rFonts w:ascii="SimSun" w:hAnsi="SimSun" w:eastAsia="SimSun" w:cs="SimSun"/>
         </w:rPr>
         <w:t xml:space="preserve"> </w:t>
       </w:r>
       <w:r>
         <w:rPr>
           <w:rStyle w:val="VerbatimChar"/>
-          <w:rFonts w:hint="eastAsia" w:ascii="Times New Roman" w:hAnsi="Times New Roman" w:eastAsia="FangSong" w:cs="Times New Roman"/>
+          <w:rFonts w:hint="eastAsia" w:ascii="SimSun" w:hAnsi="SimSun" w:eastAsia="SimSun" w:cs="SimSun"/>
         </w:rPr>
         <w:t>超共轭</w:t>
       </w:r>
       <w:r>
         <w:rPr>
           <w:rStyle w:val="VerbatimChar"/>
-          <w:rFonts w:hint="eastAsia" w:ascii="Times New Roman" w:hAnsi="Times New Roman" w:eastAsia="Times New Roman" w:cs="Times New Roman"/>
+          <w:rFonts w:hint="eastAsia" w:ascii="SimSun" w:hAnsi="SimSun" w:eastAsia="SimSun" w:cs="SimSun"/>
         </w:rPr>
         <w:t>?</w:t>
       </w:r>
       <w:r>
         <w:rPr>
           <w:rStyle w:val="VerbatimChar"/>
-          <w:rFonts w:ascii="Times New Roman" w:hAnsi="Times New Roman" w:eastAsia="Times New Roman" w:cs="Times New Roman"/>
+          <w:rFonts w:ascii="SimSun" w:hAnsi="SimSun" w:eastAsia="SimSun" w:cs="SimSun"/>
         </w:rPr>
         <w:t xml:space="preserve"> </w:t>
       </w:r>
       <w:r>
         <w:rPr>
           <w:rStyle w:val="VerbatimChar"/>
-          <w:rFonts w:hint="eastAsia" w:ascii="Times New Roman" w:hAnsi="Times New Roman" w:eastAsia="FangSong" w:cs="Times New Roman"/>
+          <w:rFonts w:hint="eastAsia" w:ascii="SimSun" w:hAnsi="SimSun" w:eastAsia="SimSun" w:cs="SimSun"/>
         </w:rPr>
         <w:t>几何优势</w:t>
       </w:r>
       <w:r>
         <w:rPr>
           <w:rStyle w:val="VerbatimChar"/>
-          <w:rFonts w:hint="eastAsia" w:ascii="Times New Roman" w:hAnsi="Times New Roman" w:eastAsia="Times New Roman" w:cs="Times New Roman"/>
+          <w:rFonts w:hint="eastAsia" w:ascii="SimSun" w:hAnsi="SimSun" w:eastAsia="SimSun" w:cs="SimSun"/>
         </w:rPr>
         <w:t>?）</w:t>
       </w:r>
       <w:r>
         <w:rPr>
-          <w:rFonts w:ascii="Times New Roman" w:hAnsi="Times New Roman" w:eastAsia="Times New Roman" w:cs="Times New Roman"/>
+          <w:rFonts w:ascii="SimSun" w:hAnsi="SimSun" w:eastAsia="SimSun" w:cs="SimSun"/>
         </w:rPr>
         <w:br/>
       </w:r>
       <w:r>
         <w:rPr>
           <w:rStyle w:val="VerbatimChar"/>
-          <w:rFonts w:ascii="Times New Roman" w:hAnsi="Times New Roman" w:eastAsia="Times New Roman" w:cs="Times New Roman"/>
+          <w:rFonts w:ascii="SimSun" w:hAnsi="SimSun" w:eastAsia="SimSun" w:cs="SimSun"/>
         </w:rPr>
         <w:t xml:space="preserve">    ↓</w:t>
       </w:r>
       <w:r>
         <w:rPr>
-          <w:rFonts w:ascii="Times New Roman" w:hAnsi="Times New Roman" w:eastAsia="Times New Roman" w:cs="Times New Roman"/>
+          <w:rFonts w:ascii="SimSun" w:hAnsi="SimSun" w:eastAsia="SimSun" w:cs="SimSun"/>
         </w:rPr>
         <w:br/>
       </w:r>
       <w:r>
         <w:rPr>
           <w:rStyle w:val="VerbatimChar"/>
-          <w:rFonts w:ascii="Times New Roman" w:hAnsi="Times New Roman" w:eastAsia="Times New Roman" w:cs="Times New Roman"/>
+          <w:rFonts w:ascii="SimSun" w:hAnsi="SimSun" w:eastAsia="SimSun" w:cs="SimSun"/>
         </w:rPr>
         <w:t xml:space="preserve">④ </w:t>
       </w:r>
       <w:r>
         <w:rPr>
           <w:rStyle w:val="VerbatimChar"/>
-          <w:rFonts w:hint="eastAsia" w:ascii="Times New Roman" w:hAnsi="Times New Roman" w:eastAsia="FangSong" w:cs="Times New Roman"/>
+          <w:rFonts w:hint="eastAsia" w:ascii="SimSun" w:hAnsi="SimSun" w:eastAsia="SimSun" w:cs="SimSun"/>
         </w:rPr>
         <w:t>题目要你回答什么</w:t>
       </w:r>
       <w:r>
         <w:rPr>
           <w:rStyle w:val="VerbatimChar"/>
-          <w:rFonts w:hint="eastAsia" w:ascii="Times New Roman" w:hAnsi="Times New Roman" w:eastAsia="Times New Roman" w:cs="Times New Roman"/>
+          <w:rFonts w:hint="eastAsia" w:ascii="SimSun" w:hAnsi="SimSun" w:eastAsia="SimSun" w:cs="SimSun"/>
         </w:rPr>
         <w:t>？（</w:t>
       </w:r>
       <w:r>
         <w:rPr>
           <w:rStyle w:val="VerbatimChar"/>
-          <w:rFonts w:hint="eastAsia" w:ascii="Times New Roman" w:hAnsi="Times New Roman" w:eastAsia="FangSong" w:cs="Times New Roman"/>
+          <w:rFonts w:hint="eastAsia" w:ascii="SimSun" w:hAnsi="SimSun" w:eastAsia="SimSun" w:cs="SimSun"/>
         </w:rPr>
         <w:t>主产物</w:t>
       </w:r>
       <w:r>
         <w:rPr>
           <w:rStyle w:val="VerbatimChar"/>
-          <w:rFonts w:hint="eastAsia" w:ascii="Times New Roman" w:hAnsi="Times New Roman" w:eastAsia="Times New Roman" w:cs="Times New Roman"/>
+          <w:rFonts w:hint="eastAsia" w:ascii="SimSun" w:hAnsi="SimSun" w:eastAsia="SimSun" w:cs="SimSun"/>
         </w:rPr>
         <w:t>?</w:t>
       </w:r>
       <w:r>
         <w:rPr>
           <w:rStyle w:val="VerbatimChar"/>
-          <w:rFonts w:ascii="Times New Roman" w:hAnsi="Times New Roman" w:eastAsia="Times New Roman" w:cs="Times New Roman"/>
+          <w:rFonts w:ascii="SimSun" w:hAnsi="SimSun" w:eastAsia="SimSun" w:cs="SimSun"/>
         </w:rPr>
         <w:t xml:space="preserve"> </w:t>
       </w:r>
       <w:r>
         <w:rPr>
           <w:rStyle w:val="VerbatimChar"/>
-          <w:rFonts w:hint="eastAsia" w:ascii="Times New Roman" w:hAnsi="Times New Roman" w:eastAsia="FangSong" w:cs="Times New Roman"/>
+          <w:rFonts w:hint="eastAsia" w:ascii="SimSun" w:hAnsi="SimSun" w:eastAsia="SimSun" w:cs="SimSun"/>
         </w:rPr>
         <w:t>位点</w:t>
       </w:r>
       <w:r>
         <w:rPr>
           <w:rStyle w:val="VerbatimChar"/>
-          <w:rFonts w:hint="eastAsia" w:ascii="Times New Roman" w:hAnsi="Times New Roman" w:eastAsia="Times New Roman" w:cs="Times New Roman"/>
+          <w:rFonts w:hint="eastAsia" w:ascii="SimSun" w:hAnsi="SimSun" w:eastAsia="SimSun" w:cs="SimSun"/>
         </w:rPr>
         <w:t>?</w:t>
       </w:r>
       <w:r>
         <w:rPr>
           <w:rStyle w:val="VerbatimChar"/>
-          <w:rFonts w:ascii="Times New Roman" w:hAnsi="Times New Roman" w:eastAsia="Times New Roman" w:cs="Times New Roman"/>
+          <w:rFonts w:ascii="SimSun" w:hAnsi="SimSun" w:eastAsia="SimSun" w:cs="SimSun"/>
         </w:rPr>
         <w:t xml:space="preserve"> </w:t>
       </w:r>
       <w:r>
         <w:rPr>
           <w:rStyle w:val="VerbatimChar"/>
-          <w:rFonts w:hint="eastAsia" w:ascii="Times New Roman" w:hAnsi="Times New Roman" w:eastAsia="FangSong" w:cs="Times New Roman"/>
+          <w:rFonts w:hint="eastAsia" w:ascii="SimSun" w:hAnsi="SimSun" w:eastAsia="SimSun" w:cs="SimSun"/>
         </w:rPr>
         <w:t>区域</w:t>
       </w:r>
       <w:r>
         <w:rPr>
           <w:rStyle w:val="VerbatimChar"/>
-          <w:rFonts w:hint="eastAsia" w:ascii="Times New Roman" w:hAnsi="Times New Roman" w:eastAsia="Times New Roman" w:cs="Times New Roman"/>
+          <w:rFonts w:hint="eastAsia" w:ascii="SimSun" w:hAnsi="SimSun" w:eastAsia="SimSun" w:cs="SimSun"/>
         </w:rPr>
         <w:t>?</w:t>
       </w:r>
       <w:r>
         <w:rPr>
           <w:rStyle w:val="VerbatimChar"/>
-          <w:rFonts w:ascii="Times New Roman" w:hAnsi="Times New Roman" w:eastAsia="Times New Roman" w:cs="Times New Roman"/>
+          <w:rFonts w:ascii="SimSun" w:hAnsi="SimSun" w:eastAsia="SimSun" w:cs="SimSun"/>
         </w:rPr>
         <w:t xml:space="preserve"> </w:t>
       </w:r>
       <w:r>
         <w:rPr>
           <w:rStyle w:val="VerbatimChar"/>
-          <w:rFonts w:hint="eastAsia" w:ascii="Times New Roman" w:hAnsi="Times New Roman" w:eastAsia="FangSong" w:cs="Times New Roman"/>
+          <w:rFonts w:hint="eastAsia" w:ascii="SimSun" w:hAnsi="SimSun" w:eastAsia="SimSun" w:cs="SimSun"/>
         </w:rPr>
         <w:t>还是完整机理</w:t>
       </w:r>
       <w:r>
         <w:rPr>
           <w:rStyle w:val="VerbatimChar"/>
-          <w:rFonts w:hint="eastAsia" w:ascii="Times New Roman" w:hAnsi="Times New Roman" w:eastAsia="Times New Roman" w:cs="Times New Roman"/>
+          <w:rFonts w:hint="eastAsia" w:ascii="SimSun" w:hAnsi="SimSun" w:eastAsia="SimSun" w:cs="SimSun"/>
         </w:rPr>
         <w:t>?）</w:t>
       </w:r>
@@ -27221,320 +27158,274 @@
     </w:p>
     <w:p>
       <w:pPr>
-        <w:pStyle w:val="SourceCode"/>
+        <w:pStyle w:val="FirstParagraph"/>
       </w:pPr>
       <w:r>
         <w:rPr>
-          <w:rStyle w:val="VerbatimChar"/>
           <w:rFonts w:hint="eastAsia" w:ascii="Times New Roman" w:hAnsi="Times New Roman" w:eastAsia="FangSong" w:cs="Times New Roman"/>
         </w:rPr>
         <w:t>自由基</w:t>
       </w:r>
       <w:r>
         <w:rPr>
-          <w:rStyle w:val="VerbatimChar"/>
           <w:rFonts w:hint="eastAsia" w:ascii="Times New Roman" w:hAnsi="Times New Roman" w:eastAsia="Times New Roman" w:cs="Times New Roman"/>
         </w:rPr>
         <w:t>，</w:t>
       </w:r>
       <w:r>
         <w:rPr>
-          <w:rStyle w:val="VerbatimChar"/>
           <w:rFonts w:hint="eastAsia" w:ascii="Times New Roman" w:hAnsi="Times New Roman" w:eastAsia="FangSong" w:cs="Times New Roman"/>
         </w:rPr>
         <w:t>一条链</w:t>
       </w:r>
       <w:r>
         <w:rPr>
-          <w:rStyle w:val="VerbatimChar"/>
           <w:rFonts w:hint="eastAsia" w:ascii="Times New Roman" w:hAnsi="Times New Roman" w:eastAsia="Times New Roman" w:cs="Times New Roman"/>
         </w:rPr>
         <w:t>，</w:t>
       </w:r>
       <w:r>
         <w:rPr>
-          <w:rStyle w:val="VerbatimChar"/>
           <w:rFonts w:hint="eastAsia" w:ascii="Times New Roman" w:hAnsi="Times New Roman" w:eastAsia="FangSong" w:cs="Times New Roman"/>
         </w:rPr>
         <w:t>引发增长和终断</w:t>
       </w:r>
       <w:r>
         <w:rPr>
-          <w:rStyle w:val="VerbatimChar"/>
           <w:rFonts w:hint="eastAsia" w:ascii="Times New Roman" w:hAnsi="Times New Roman" w:eastAsia="Times New Roman" w:cs="Times New Roman"/>
         </w:rPr>
         <w:t>；</w:t>
       </w:r>
-      <w:r>
-        <w:rPr>
-          <w:rFonts w:ascii="Times New Roman" w:hAnsi="Times New Roman" w:eastAsia="Times New Roman" w:cs="Times New Roman"/>
-        </w:rPr>
-        <w:br/>
-      </w:r>
-      <w:r>
-        <w:rPr>
-          <w:rStyle w:val="VerbatimChar"/>
+    </w:p>
+    <w:p>
+      <w:pPr>
+        <w:pStyle w:val="BodyText"/>
+      </w:pPr>
+      <w:r>
+        <w:rPr>
           <w:rFonts w:hint="eastAsia" w:ascii="Times New Roman" w:hAnsi="Times New Roman" w:eastAsia="FangSong" w:cs="Times New Roman"/>
         </w:rPr>
         <w:t>稳定性</w:t>
       </w:r>
       <w:r>
         <w:rPr>
-          <w:rStyle w:val="VerbatimChar"/>
           <w:rFonts w:hint="eastAsia" w:ascii="Times New Roman" w:hAnsi="Times New Roman" w:eastAsia="Times New Roman" w:cs="Times New Roman"/>
         </w:rPr>
         <w:t>，</w:t>
       </w:r>
       <w:r>
         <w:rPr>
-          <w:rStyle w:val="VerbatimChar"/>
           <w:rFonts w:hint="eastAsia" w:ascii="Times New Roman" w:hAnsi="Times New Roman" w:eastAsia="FangSong" w:cs="Times New Roman"/>
         </w:rPr>
         <w:t>分三档</w:t>
       </w:r>
       <w:r>
         <w:rPr>
-          <w:rStyle w:val="VerbatimChar"/>
           <w:rFonts w:hint="eastAsia" w:ascii="Times New Roman" w:hAnsi="Times New Roman" w:eastAsia="Times New Roman" w:cs="Times New Roman"/>
         </w:rPr>
         <w:t>，</w:t>
       </w:r>
       <w:r>
         <w:rPr>
-          <w:rStyle w:val="VerbatimChar"/>
           <w:rFonts w:hint="eastAsia" w:ascii="Times New Roman" w:hAnsi="Times New Roman" w:eastAsia="FangSong" w:cs="Times New Roman"/>
         </w:rPr>
         <w:t>烯丙苄基王中王</w:t>
       </w:r>
       <w:r>
         <w:rPr>
-          <w:rStyle w:val="VerbatimChar"/>
           <w:rFonts w:hint="eastAsia" w:ascii="Times New Roman" w:hAnsi="Times New Roman" w:eastAsia="Times New Roman" w:cs="Times New Roman"/>
         </w:rPr>
         <w:t>；</w:t>
       </w:r>
-      <w:r>
-        <w:rPr>
-          <w:rFonts w:ascii="Times New Roman" w:hAnsi="Times New Roman" w:eastAsia="Times New Roman" w:cs="Times New Roman"/>
-        </w:rPr>
-        <w:br/>
-      </w:r>
-      <w:r>
-        <w:rPr>
-          <w:rStyle w:val="VerbatimChar"/>
+    </w:p>
+    <w:p>
+      <w:pPr>
+        <w:pStyle w:val="BodyText"/>
+      </w:pPr>
+      <w:r>
+        <w:rPr>
           <w:rFonts w:hint="eastAsia" w:ascii="Times New Roman" w:hAnsi="Times New Roman" w:eastAsia="FangSong" w:cs="Times New Roman"/>
         </w:rPr>
         <w:t>超共轭</w:t>
       </w:r>
       <w:r>
         <w:rPr>
-          <w:rStyle w:val="VerbatimChar"/>
           <w:rFonts w:hint="eastAsia" w:ascii="Times New Roman" w:hAnsi="Times New Roman" w:eastAsia="Times New Roman" w:cs="Times New Roman"/>
         </w:rPr>
         <w:t>，</w:t>
       </w:r>
       <w:r>
         <w:rPr>
-          <w:rStyle w:val="VerbatimChar"/>
           <w:rFonts w:hint="eastAsia" w:ascii="Times New Roman" w:hAnsi="Times New Roman" w:eastAsia="FangSong" w:cs="Times New Roman"/>
         </w:rPr>
         <w:t>按碳算</w:t>
       </w:r>
       <w:r>
         <w:rPr>
-          <w:rStyle w:val="VerbatimChar"/>
           <w:rFonts w:hint="eastAsia" w:ascii="Times New Roman" w:hAnsi="Times New Roman" w:eastAsia="Times New Roman" w:cs="Times New Roman"/>
         </w:rPr>
         <w:t>，</w:t>
       </w:r>
       <w:r>
         <w:rPr>
-          <w:rStyle w:val="VerbatimChar"/>
           <w:rFonts w:hint="eastAsia" w:ascii="Times New Roman" w:hAnsi="Times New Roman" w:eastAsia="FangSong" w:cs="Times New Roman"/>
         </w:rPr>
         <w:t>三级二级强于莽</w:t>
       </w:r>
       <w:r>
         <w:rPr>
-          <w:rStyle w:val="VerbatimChar"/>
           <w:rFonts w:hint="eastAsia" w:ascii="Times New Roman" w:hAnsi="Times New Roman" w:eastAsia="Times New Roman" w:cs="Times New Roman"/>
         </w:rPr>
         <w:t>；</w:t>
       </w:r>
-      <w:r>
-        <w:rPr>
-          <w:rFonts w:ascii="Times New Roman" w:hAnsi="Times New Roman" w:eastAsia="Times New Roman" w:cs="Times New Roman"/>
-        </w:rPr>
-        <w:br/>
-      </w:r>
-      <w:r>
-        <w:rPr>
-          <w:rStyle w:val="VerbatimChar"/>
+    </w:p>
+    <w:p>
+      <w:pPr>
+        <w:pStyle w:val="BodyText"/>
+      </w:pPr>
+      <w:r>
+        <w:rPr>
           <w:rFonts w:hint="eastAsia" w:ascii="Times New Roman" w:hAnsi="Times New Roman" w:eastAsia="FangSong" w:cs="Times New Roman"/>
         </w:rPr>
         <w:t>卤代中</w:t>
       </w:r>
       <w:r>
         <w:rPr>
-          <w:rStyle w:val="VerbatimChar"/>
           <w:rFonts w:hint="eastAsia" w:ascii="Times New Roman" w:hAnsi="Times New Roman" w:eastAsia="Times New Roman" w:cs="Times New Roman"/>
         </w:rPr>
         <w:t>，</w:t>
       </w:r>
       <w:r>
         <w:rPr>
-          <w:rStyle w:val="VerbatimChar"/>
           <w:rFonts w:hint="eastAsia" w:ascii="Times New Roman" w:hAnsi="Times New Roman" w:eastAsia="FangSong" w:cs="Times New Roman"/>
         </w:rPr>
         <w:t>要分辨</w:t>
       </w:r>
       <w:r>
         <w:rPr>
-          <w:rStyle w:val="VerbatimChar"/>
           <w:rFonts w:hint="eastAsia" w:ascii="Times New Roman" w:hAnsi="Times New Roman" w:eastAsia="Times New Roman" w:cs="Times New Roman"/>
         </w:rPr>
         <w:t>，</w:t>
       </w:r>
       <w:r>
         <w:rPr>
-          <w:rStyle w:val="VerbatimChar"/>
           <w:rFonts w:hint="eastAsia" w:ascii="Times New Roman" w:hAnsi="Times New Roman" w:eastAsia="FangSong" w:cs="Times New Roman"/>
         </w:rPr>
         <w:t>溴挑氢氯随便抢</w:t>
       </w:r>
       <w:r>
         <w:rPr>
-          <w:rStyle w:val="VerbatimChar"/>
           <w:rFonts w:hint="eastAsia" w:ascii="Times New Roman" w:hAnsi="Times New Roman" w:eastAsia="Times New Roman" w:cs="Times New Roman"/>
         </w:rPr>
         <w:t>；</w:t>
       </w:r>
-      <w:r>
-        <w:rPr>
-          <w:rFonts w:ascii="Times New Roman" w:hAnsi="Times New Roman" w:eastAsia="Times New Roman" w:cs="Times New Roman"/>
-        </w:rPr>
-        <w:br/>
-      </w:r>
-      <w:r>
-        <w:rPr>
-          <w:rStyle w:val="VerbatimChar"/>
+    </w:p>
+    <w:p>
+      <w:pPr>
+        <w:pStyle w:val="BodyText"/>
+      </w:pPr>
+      <w:r>
+        <w:rPr>
           <w:rFonts w:hint="eastAsia" w:ascii="Times New Roman" w:hAnsi="Times New Roman" w:eastAsia="FangSong" w:cs="Times New Roman"/>
         </w:rPr>
         <w:t xml:space="preserve">过氧化物</w:t>
       </w:r>
       <w:r>
         <w:rPr>
-          <w:rStyle w:val="VerbatimChar"/>
           <w:rFonts w:ascii="Times New Roman" w:hAnsi="Times New Roman" w:eastAsia="Times New Roman" w:cs="Times New Roman"/>
         </w:rPr>
         <w:t xml:space="preserve"> HBr </w:t>
       </w:r>
       <w:r>
         <w:rPr>
-          <w:rStyle w:val="VerbatimChar"/>
           <w:rFonts w:hint="eastAsia" w:ascii="Times New Roman" w:hAnsi="Times New Roman" w:eastAsia="FangSong" w:cs="Times New Roman"/>
         </w:rPr>
         <w:t>独</w:t>
       </w:r>
       <w:r>
         <w:rPr>
-          <w:rStyle w:val="VerbatimChar"/>
           <w:rFonts w:hint="eastAsia" w:ascii="Times New Roman" w:hAnsi="Times New Roman" w:eastAsia="Times New Roman" w:cs="Times New Roman"/>
         </w:rPr>
         <w:t>，</w:t>
       </w:r>
       <w:r>
         <w:rPr>
-          <w:rStyle w:val="VerbatimChar"/>
           <w:rFonts w:hint="eastAsia" w:ascii="Times New Roman" w:hAnsi="Times New Roman" w:eastAsia="FangSong" w:cs="Times New Roman"/>
         </w:rPr>
         <w:t>反马加成看自由基</w:t>
       </w:r>
       <w:r>
         <w:rPr>
-          <w:rStyle w:val="VerbatimChar"/>
           <w:rFonts w:hint="eastAsia" w:ascii="Times New Roman" w:hAnsi="Times New Roman" w:eastAsia="Times New Roman" w:cs="Times New Roman"/>
         </w:rPr>
         <w:t>；</w:t>
       </w:r>
-      <w:r>
-        <w:rPr>
-          <w:rFonts w:ascii="Times New Roman" w:hAnsi="Times New Roman" w:eastAsia="Times New Roman" w:cs="Times New Roman"/>
-        </w:rPr>
-        <w:br/>
-      </w:r>
-      <w:r>
-        <w:rPr>
-          <w:rStyle w:val="VerbatimChar"/>
+    </w:p>
+    <w:p>
+      <w:pPr>
+        <w:pStyle w:val="BodyText"/>
+      </w:pPr>
+      <w:r>
+        <w:rPr>
           <w:rFonts w:ascii="Times New Roman" w:hAnsi="Times New Roman" w:eastAsia="Times New Roman" w:cs="Times New Roman"/>
         </w:rPr>
         <w:t xml:space="preserve">NBS </w:t>
       </w:r>
       <w:r>
         <w:rPr>
-          <w:rStyle w:val="VerbatimChar"/>
           <w:rFonts w:hint="eastAsia" w:ascii="Times New Roman" w:hAnsi="Times New Roman" w:eastAsia="FangSong" w:cs="Times New Roman"/>
         </w:rPr>
         <w:t>是取代将</w:t>
       </w:r>
       <w:r>
         <w:rPr>
-          <w:rStyle w:val="VerbatimChar"/>
           <w:rFonts w:hint="eastAsia" w:ascii="Times New Roman" w:hAnsi="Times New Roman" w:eastAsia="Times New Roman" w:cs="Times New Roman"/>
         </w:rPr>
         <w:t>，</w:t>
       </w:r>
       <w:r>
         <w:rPr>
-          <w:rStyle w:val="VerbatimChar"/>
           <w:rFonts w:hint="eastAsia" w:ascii="Times New Roman" w:hAnsi="Times New Roman" w:eastAsia="FangSong" w:cs="Times New Roman"/>
         </w:rPr>
         <w:t>低浓溴来调控场</w:t>
       </w:r>
       <w:r>
         <w:rPr>
-          <w:rStyle w:val="VerbatimChar"/>
           <w:rFonts w:hint="eastAsia" w:ascii="Times New Roman" w:hAnsi="Times New Roman" w:eastAsia="Times New Roman" w:cs="Times New Roman"/>
         </w:rPr>
         <w:t>；</w:t>
       </w:r>
-      <w:r>
-        <w:rPr>
-          <w:rFonts w:ascii="Times New Roman" w:hAnsi="Times New Roman" w:eastAsia="Times New Roman" w:cs="Times New Roman"/>
-        </w:rPr>
-        <w:br/>
-      </w:r>
-      <w:r>
-        <w:rPr>
-          <w:rStyle w:val="VerbatimChar"/>
+    </w:p>
+    <w:p>
+      <w:pPr>
+        <w:pStyle w:val="BodyText"/>
+      </w:pPr>
+      <w:r>
+        <w:rPr>
           <w:rFonts w:hint="eastAsia" w:ascii="Times New Roman" w:hAnsi="Times New Roman" w:eastAsia="FangSong" w:cs="Times New Roman"/>
         </w:rPr>
         <w:t>环化记牢五元环</w:t>
       </w:r>
       <w:r>
         <w:rPr>
-          <w:rStyle w:val="VerbatimChar"/>
           <w:rFonts w:hint="eastAsia" w:ascii="Times New Roman" w:hAnsi="Times New Roman" w:eastAsia="Times New Roman" w:cs="Times New Roman"/>
         </w:rPr>
         <w:t>，Baldwin</w:t>
       </w:r>
       <w:r>
         <w:rPr>
-          <w:rStyle w:val="VerbatimChar"/>
           <w:rFonts w:ascii="Times New Roman" w:hAnsi="Times New Roman" w:eastAsia="Times New Roman" w:cs="Times New Roman"/>
         </w:rPr>
         <w:t xml:space="preserve"> </w:t>
       </w:r>
       <w:r>
         <w:rPr>
-          <w:rStyle w:val="VerbatimChar"/>
           <w:rFonts w:hint="eastAsia" w:ascii="Times New Roman" w:hAnsi="Times New Roman" w:eastAsia="FangSong" w:cs="Times New Roman"/>
         </w:rPr>
         <w:t>规则握手掌</w:t>
       </w:r>
       <w:r>
         <w:rPr>
-          <w:rStyle w:val="VerbatimChar"/>
           <w:rFonts w:hint="eastAsia" w:ascii="Times New Roman" w:hAnsi="Times New Roman" w:eastAsia="Times New Roman" w:cs="Times New Roman"/>
         </w:rPr>
         <w:t>。</w:t>
@@ -28359,181 +28250,181 @@
       <w:r>
         <w:rPr>
           <w:rStyle w:val="VerbatimChar"/>
-          <w:rFonts w:hint="eastAsia" w:ascii="Times New Roman" w:hAnsi="Times New Roman" w:eastAsia="FangSong" w:cs="Times New Roman"/>
+          <w:rFonts w:hint="eastAsia" w:ascii="SimSun" w:hAnsi="SimSun" w:eastAsia="SimSun" w:cs="SimSun"/>
         </w:rPr>
         <w:t>苄基</w:t>
       </w:r>
       <w:r>
         <w:rPr>
           <w:rStyle w:val="VerbatimChar"/>
-          <w:rFonts w:hint="eastAsia" w:ascii="Times New Roman" w:hAnsi="Times New Roman" w:eastAsia="Times New Roman" w:cs="Times New Roman"/>
+          <w:rFonts w:hint="eastAsia" w:ascii="SimSun" w:hAnsi="SimSun" w:eastAsia="SimSun" w:cs="SimSun"/>
         </w:rPr>
         <w:t>/</w:t>
       </w:r>
       <w:r>
         <w:rPr>
           <w:rStyle w:val="VerbatimChar"/>
-          <w:rFonts w:hint="eastAsia" w:ascii="Times New Roman" w:hAnsi="Times New Roman" w:eastAsia="FangSong" w:cs="Times New Roman"/>
+          <w:rFonts w:hint="eastAsia" w:ascii="SimSun" w:hAnsi="SimSun" w:eastAsia="SimSun" w:cs="SimSun"/>
         </w:rPr>
         <w:t>烯丙基</w:t>
       </w:r>
       <w:r>
         <w:rPr>
           <w:rStyle w:val="VerbatimChar"/>
-          <w:rFonts w:hint="eastAsia" w:ascii="Times New Roman" w:hAnsi="Times New Roman" w:eastAsia="Times New Roman" w:cs="Times New Roman"/>
+          <w:rFonts w:hint="eastAsia" w:ascii="SimSun" w:hAnsi="SimSun" w:eastAsia="SimSun" w:cs="SimSun"/>
         </w:rPr>
         <w:t>（</w:t>
       </w:r>
       <w:r>
         <w:rPr>
           <w:rStyle w:val="VerbatimChar"/>
-          <w:rFonts w:hint="eastAsia" w:ascii="Times New Roman" w:hAnsi="Times New Roman" w:eastAsia="FangSong" w:cs="Times New Roman"/>
+          <w:rFonts w:hint="eastAsia" w:ascii="SimSun" w:hAnsi="SimSun" w:eastAsia="SimSun" w:cs="SimSun"/>
         </w:rPr>
         <w:t>离域</w:t>
       </w:r>
       <w:r>
         <w:rPr>
           <w:rStyle w:val="VerbatimChar"/>
-          <w:rFonts w:hint="eastAsia" w:ascii="Times New Roman" w:hAnsi="Times New Roman" w:eastAsia="Times New Roman" w:cs="Times New Roman"/>
+          <w:rFonts w:hint="eastAsia" w:ascii="SimSun" w:hAnsi="SimSun" w:eastAsia="SimSun" w:cs="SimSun"/>
         </w:rPr>
         <w:t>）</w:t>
       </w:r>
       <w:r>
         <w:rPr>
           <w:rStyle w:val="VerbatimChar"/>
-          <w:rFonts w:ascii="Times New Roman" w:hAnsi="Times New Roman" w:eastAsia="Times New Roman" w:cs="Times New Roman"/>
+          <w:rFonts w:ascii="SimSun" w:hAnsi="SimSun" w:eastAsia="SimSun" w:cs="SimSun"/>
         </w:rPr>
         <w:t xml:space="preserve"> &gt; </w:t>
       </w:r>
       <w:r>
         <w:rPr>
           <w:rStyle w:val="VerbatimChar"/>
-          <w:rFonts w:hint="eastAsia" w:ascii="Times New Roman" w:hAnsi="Times New Roman" w:eastAsia="FangSong" w:cs="Times New Roman"/>
+          <w:rFonts w:hint="eastAsia" w:ascii="SimSun" w:hAnsi="SimSun" w:eastAsia="SimSun" w:cs="SimSun"/>
         </w:rPr>
         <w:t>叔</w:t>
       </w:r>
       <w:r>
         <w:rPr>
           <w:rStyle w:val="VerbatimChar"/>
-          <w:rFonts w:hint="eastAsia" w:ascii="Times New Roman" w:hAnsi="Times New Roman" w:eastAsia="Times New Roman" w:cs="Times New Roman"/>
+          <w:rFonts w:hint="eastAsia" w:ascii="SimSun" w:hAnsi="SimSun" w:eastAsia="SimSun" w:cs="SimSun"/>
         </w:rPr>
         <w:t>（</w:t>
       </w:r>
       <w:r>
         <w:rPr>
           <w:rStyle w:val="VerbatimChar"/>
-          <w:rFonts w:hint="eastAsia" w:ascii="Times New Roman" w:hAnsi="Times New Roman" w:eastAsia="FangSong" w:cs="Times New Roman"/>
+          <w:rFonts w:hint="eastAsia" w:ascii="SimSun" w:hAnsi="SimSun" w:eastAsia="SimSun" w:cs="SimSun"/>
         </w:rPr>
         <w:t>超共轭</w:t>
       </w:r>
       <w:r>
         <w:rPr>
           <w:rStyle w:val="VerbatimChar"/>
-          <w:rFonts w:hint="eastAsia" w:ascii="Times New Roman" w:hAnsi="Times New Roman" w:eastAsia="Times New Roman" w:cs="Times New Roman"/>
+          <w:rFonts w:hint="eastAsia" w:ascii="SimSun" w:hAnsi="SimSun" w:eastAsia="SimSun" w:cs="SimSun"/>
         </w:rPr>
         <w:t>）</w:t>
       </w:r>
       <w:r>
         <w:rPr>
           <w:rStyle w:val="VerbatimChar"/>
-          <w:rFonts w:ascii="Times New Roman" w:hAnsi="Times New Roman" w:eastAsia="Times New Roman" w:cs="Times New Roman"/>
+          <w:rFonts w:ascii="SimSun" w:hAnsi="SimSun" w:eastAsia="SimSun" w:cs="SimSun"/>
         </w:rPr>
         <w:t xml:space="preserve"> &gt; </w:t>
       </w:r>
       <w:r>
         <w:rPr>
           <w:rStyle w:val="VerbatimChar"/>
-          <w:rFonts w:hint="eastAsia" w:ascii="Times New Roman" w:hAnsi="Times New Roman" w:eastAsia="FangSong" w:cs="Times New Roman"/>
+          <w:rFonts w:hint="eastAsia" w:ascii="SimSun" w:hAnsi="SimSun" w:eastAsia="SimSun" w:cs="SimSun"/>
         </w:rPr>
         <w:t xml:space="preserve">仲</w:t>
       </w:r>
       <w:r>
         <w:rPr>
           <w:rStyle w:val="VerbatimChar"/>
-          <w:rFonts w:ascii="Times New Roman" w:hAnsi="Times New Roman" w:eastAsia="Times New Roman" w:cs="Times New Roman"/>
+          <w:rFonts w:ascii="SimSun" w:hAnsi="SimSun" w:eastAsia="SimSun" w:cs="SimSun"/>
         </w:rPr>
         <w:t xml:space="preserve"> &gt; </w:t>
       </w:r>
       <w:r>
         <w:rPr>
           <w:rStyle w:val="VerbatimChar"/>
-          <w:rFonts w:hint="eastAsia" w:ascii="Times New Roman" w:hAnsi="Times New Roman" w:eastAsia="FangSong" w:cs="Times New Roman"/>
+          <w:rFonts w:hint="eastAsia" w:ascii="SimSun" w:hAnsi="SimSun" w:eastAsia="SimSun" w:cs="SimSun"/>
         </w:rPr>
         <w:t xml:space="preserve">伯</w:t>
       </w:r>
       <w:r>
         <w:rPr>
           <w:rStyle w:val="VerbatimChar"/>
-          <w:rFonts w:ascii="Times New Roman" w:hAnsi="Times New Roman" w:eastAsia="Times New Roman" w:cs="Times New Roman"/>
+          <w:rFonts w:ascii="SimSun" w:hAnsi="SimSun" w:eastAsia="SimSun" w:cs="SimSun"/>
         </w:rPr>
         <w:t xml:space="preserve"> &gt; </w:t>
       </w:r>
       <w:r>
         <w:rPr>
           <w:rStyle w:val="VerbatimChar"/>
-          <w:rFonts w:hint="eastAsia" w:ascii="Times New Roman" w:hAnsi="Times New Roman" w:eastAsia="FangSong" w:cs="Times New Roman"/>
+          <w:rFonts w:hint="eastAsia" w:ascii="SimSun" w:hAnsi="SimSun" w:eastAsia="SimSun" w:cs="SimSun"/>
         </w:rPr>
         <w:t xml:space="preserve">甲基</w:t>
       </w:r>
       <w:r>
         <w:rPr>
           <w:rStyle w:val="VerbatimChar"/>
-          <w:rFonts w:ascii="Times New Roman" w:hAnsi="Times New Roman" w:eastAsia="Times New Roman" w:cs="Times New Roman"/>
+          <w:rFonts w:ascii="SimSun" w:hAnsi="SimSun" w:eastAsia="SimSun" w:cs="SimSun"/>
         </w:rPr>
         <w:t xml:space="preserve"> &gt; </w:t>
       </w:r>
       <w:r>
         <w:rPr>
           <w:rStyle w:val="VerbatimChar"/>
-          <w:rFonts w:hint="eastAsia" w:ascii="Times New Roman" w:hAnsi="Times New Roman" w:eastAsia="FangSong" w:cs="Times New Roman"/>
+          <w:rFonts w:hint="eastAsia" w:ascii="SimSun" w:hAnsi="SimSun" w:eastAsia="SimSun" w:cs="SimSun"/>
         </w:rPr>
         <w:t>乙烯基</w:t>
       </w:r>
       <w:r>
         <w:rPr>
           <w:rStyle w:val="VerbatimChar"/>
-          <w:rFonts w:hint="eastAsia" w:ascii="Times New Roman" w:hAnsi="Times New Roman" w:eastAsia="Times New Roman" w:cs="Times New Roman"/>
+          <w:rFonts w:hint="eastAsia" w:ascii="SimSun" w:hAnsi="SimSun" w:eastAsia="SimSun" w:cs="SimSun"/>
         </w:rPr>
         <w:t>/</w:t>
       </w:r>
       <w:r>
         <w:rPr>
           <w:rStyle w:val="VerbatimChar"/>
-          <w:rFonts w:hint="eastAsia" w:ascii="Times New Roman" w:hAnsi="Times New Roman" w:eastAsia="FangSong" w:cs="Times New Roman"/>
+          <w:rFonts w:hint="eastAsia" w:ascii="SimSun" w:hAnsi="SimSun" w:eastAsia="SimSun" w:cs="SimSun"/>
         </w:rPr>
         <w:t>苯基</w:t>
       </w:r>
       <w:r>
         <w:rPr>
-          <w:rFonts w:ascii="Times New Roman" w:hAnsi="Times New Roman" w:eastAsia="Times New Roman" w:cs="Times New Roman"/>
+          <w:rFonts w:ascii="SimSun" w:hAnsi="SimSun" w:eastAsia="SimSun" w:cs="SimSun"/>
         </w:rPr>
         <w:br/>
       </w:r>
       <w:r>
         <w:rPr>
           <w:rStyle w:val="VerbatimChar"/>
-          <w:rFonts w:ascii="Times New Roman" w:hAnsi="Times New Roman" w:eastAsia="Times New Roman" w:cs="Times New Roman"/>
+          <w:rFonts w:ascii="SimSun" w:hAnsi="SimSun" w:eastAsia="SimSun" w:cs="SimSun"/>
         </w:rPr>
         <w:t xml:space="preserve">                              </w:t>
       </w:r>
       <w:r>
         <w:rPr>
           <w:rStyle w:val="VerbatimChar"/>
-          <w:rFonts w:hint="eastAsia" w:ascii="Times New Roman" w:hAnsi="Times New Roman" w:eastAsia="Times New Roman" w:cs="Times New Roman"/>
+          <w:rFonts w:hint="eastAsia" w:ascii="SimSun" w:hAnsi="SimSun" w:eastAsia="SimSun" w:cs="SimSun"/>
         </w:rPr>
         <w:t>(</w:t>
       </w:r>
       <w:r>
         <w:rPr>
           <w:rStyle w:val="VerbatimChar"/>
-          <w:rFonts w:hint="eastAsia" w:ascii="Times New Roman" w:hAnsi="Times New Roman" w:eastAsia="FangSong" w:cs="Times New Roman"/>
+          <w:rFonts w:hint="eastAsia" w:ascii="SimSun" w:hAnsi="SimSun" w:eastAsia="SimSun" w:cs="SimSun"/>
         </w:rPr>
         <w:t>与碳正离子最大区别</w:t>
       </w:r>
       <w:r>
         <w:rPr>
           <w:rStyle w:val="VerbatimChar"/>
-          <w:rFonts w:hint="eastAsia" w:ascii="Times New Roman" w:hAnsi="Times New Roman" w:eastAsia="Times New Roman" w:cs="Times New Roman"/>
+          <w:rFonts w:hint="eastAsia" w:ascii="SimSun" w:hAnsi="SimSun" w:eastAsia="SimSun" w:cs="SimSun"/>
         </w:rPr>
         <w:t>)</w:t>
       </w:r>
@@ -33016,7 +32907,7 @@
     <ns0:name ns0:val="Verbatim Char"/>
     <ns0:basedOn ns0:val="BodyTextChar"/>
     <ns0:rPr>
-      <ns0:rFonts ns0:ascii="Times New Roman" ns0:cs="Times New Roman" ns0:eastAsia="FangSong" ns0:hAnsi="Times New Roman"/>
+      <ns0:rFonts ns0:ascii="SimSun" ns0:cs="SimSun" ns0:eastAsia="SimSun" ns0:hAnsi="SimSun"/>
       <ns0:b ns0:val="0"/>
       <ns0:sz ns0:val="20"/>
     </ns0:rPr>
@@ -33086,7 +32977,7 @@
       <w:wordWrap w:val="off"/>
     </w:pPr>
     <ns0:rPr>
-      <w:rFonts ns0:ascii="Times New Roman" ns0:hAnsi="Times New Roman" ns0:eastAsia="FangSong" ns0:cs="Times New Roman"/>
+      <w:rFonts ns0:ascii="SimSun" ns0:hAnsi="SimSun" ns0:eastAsia="SimSun" ns0:cs="SimSun"/>
     </ns0:rPr>
   </w:style>
   <w:style w:type="character" w:customStyle="1" w:styleId="KeywordTok">

--- a/06-学生侧材料/讲义/有机化学/自由基反应.docx
+++ b/06-学生侧材料/讲义/有机化学/自由基反应.docx
@@ -7466,270 +7466,67 @@
         </w:rPr>
         <w:t xml:space="preserve">：</w:t>
       </w:r>
-    </w:p>
-    <w:p>
-      <w:pPr>
-        <w:pStyle w:val="SourceCode"/>
-      </w:pPr>
-      <w:r>
-        <w:rPr>
-          <w:rStyle w:val="VerbatimChar"/>
-          <w:rFonts w:ascii="SimSun" w:hAnsi="SimSun" w:eastAsia="SimSun" w:cs="SimSun"/>
+      <w:r>
+        <w:rPr>
+          <w:rFonts w:ascii="Times New Roman" w:hAnsi="Times New Roman" w:eastAsia="Times New Roman" w:cs="Times New Roman"/>
+        </w:rPr>
+        <w:t xml:space="preserve"> </w:t>
+      </w:r>
+      <w:r>
+        <w:rPr>
+          <w:rFonts w:ascii="Times New Roman" w:hAnsi="Times New Roman" w:eastAsia="Times New Roman" w:cs="Times New Roman"/>
         </w:rPr>
         <w:t>Cl· + CH</w:t>
       </w:r>
       <w:r>
         <w:rPr>
-          <w:rStyle w:val="VerbatimChar"/>
-          <w:rFonts w:ascii="SimSun" w:hAnsi="SimSun" w:eastAsia="SimSun" w:cs="SimSun"/>
+          <w:rFonts w:ascii="Times New Roman" w:hAnsi="Times New Roman" w:eastAsia="Times New Roman" w:cs="Times New Roman"/>
           <w:vertAlign w:val="subscript"/>
         </w:rPr>
         <w:t>4</w:t>
       </w:r>
       <w:r>
         <w:rPr>
-          <w:rStyle w:val="VerbatimChar"/>
-          <w:rFonts w:ascii="SimSun" w:hAnsi="SimSun" w:eastAsia="SimSun" w:cs="SimSun"/>
+          <w:rFonts w:ascii="Times New Roman" w:hAnsi="Times New Roman" w:eastAsia="Times New Roman" w:cs="Times New Roman"/>
         </w:rPr>
         <w:t xml:space="preserve"> → CH</w:t>
       </w:r>
       <w:r>
         <w:rPr>
-          <w:rStyle w:val="VerbatimChar"/>
-          <w:rFonts w:ascii="SimSun" w:hAnsi="SimSun" w:eastAsia="SimSun" w:cs="SimSun"/>
+          <w:rFonts w:ascii="Times New Roman" w:hAnsi="Times New Roman" w:eastAsia="Times New Roman" w:cs="Times New Roman"/>
           <w:vertAlign w:val="subscript"/>
         </w:rPr>
         <w:t>3</w:t>
       </w:r>
       <w:r>
         <w:rPr>
-          <w:rStyle w:val="VerbatimChar"/>
-          <w:rFonts w:ascii="SimSun" w:hAnsi="SimSun" w:eastAsia="SimSun" w:cs="SimSun"/>
-        </w:rPr>
-        <w:t xml:space="preserve">· + HCl   (Cl· </w:t>
-      </w:r>
-      <w:r>
-        <w:rPr>
-          <w:rStyle w:val="VerbatimChar"/>
-          <w:rFonts w:hint="eastAsia" w:ascii="SimSun" w:hAnsi="SimSun" w:eastAsia="SimSun" w:cs="SimSun"/>
+          <w:rFonts w:ascii="Times New Roman" w:hAnsi="Times New Roman" w:eastAsia="Times New Roman" w:cs="Times New Roman"/>
+        </w:rPr>
+        <w:t xml:space="preserve">· + HCl (Cl· </w:t>
+      </w:r>
+      <w:r>
+        <w:rPr>
+          <w:rFonts w:hint="eastAsia" w:ascii="Times New Roman" w:hAnsi="Times New Roman" w:eastAsia="FangSong" w:cs="Times New Roman"/>
         </w:rPr>
         <w:t>抽氢</w:t>
       </w:r>
       <w:r>
         <w:rPr>
-          <w:rStyle w:val="VerbatimChar"/>
-          <w:rFonts w:hint="eastAsia" w:ascii="SimSun" w:hAnsi="SimSun" w:eastAsia="SimSun" w:cs="SimSun"/>
+          <w:rFonts w:hint="eastAsia" w:ascii="Times New Roman" w:hAnsi="Times New Roman" w:eastAsia="Times New Roman" w:cs="Times New Roman"/>
         </w:rPr>
         <w:t>，</w:t>
       </w:r>
       <w:r>
         <w:rPr>
-          <w:rStyle w:val="VerbatimChar"/>
-          <w:rFonts w:hint="eastAsia" w:ascii="SimSun" w:hAnsi="SimSun" w:eastAsia="SimSun" w:cs="SimSun"/>
+          <w:rFonts w:hint="eastAsia" w:ascii="Times New Roman" w:hAnsi="Times New Roman" w:eastAsia="FangSong" w:cs="Times New Roman"/>
         </w:rPr>
         <w:t>生成甲基自由基</w:t>
       </w:r>
       <w:r>
         <w:rPr>
-          <w:rStyle w:val="VerbatimChar"/>
-          <w:rFonts w:hint="eastAsia" w:ascii="SimSun" w:hAnsi="SimSun" w:eastAsia="SimSun" w:cs="SimSun"/>
+          <w:rFonts w:hint="eastAsia" w:ascii="Times New Roman" w:hAnsi="Times New Roman" w:eastAsia="Times New Roman" w:cs="Times New Roman"/>
         </w:rPr>
         <w:t>)</w:t>
-      </w:r>
-      <w:r>
-        <w:rPr>
-          <w:rFonts w:ascii="SimSun" w:hAnsi="SimSun" w:eastAsia="SimSun" w:cs="SimSun"/>
-        </w:rPr>
-        <w:br/>
-      </w:r>
-      <w:r>
-        <w:rPr>
-          <w:rStyle w:val="VerbatimChar"/>
-          <w:rFonts w:ascii="SimSun" w:hAnsi="SimSun" w:eastAsia="SimSun" w:cs="SimSun"/>
-        </w:rPr>
-        <w:t>CH</w:t>
-      </w:r>
-      <w:r>
-        <w:rPr>
-          <w:rStyle w:val="VerbatimChar"/>
-          <w:rFonts w:ascii="SimSun" w:hAnsi="SimSun" w:eastAsia="SimSun" w:cs="SimSun"/>
-          <w:vertAlign w:val="subscript"/>
-        </w:rPr>
-        <w:t>3</w:t>
-      </w:r>
-      <w:r>
-        <w:rPr>
-          <w:rStyle w:val="VerbatimChar"/>
-          <w:rFonts w:ascii="SimSun" w:hAnsi="SimSun" w:eastAsia="SimSun" w:cs="SimSun"/>
-        </w:rPr>
-        <w:t>· + Cl</w:t>
-      </w:r>
-      <w:r>
-        <w:rPr>
-          <w:rStyle w:val="VerbatimChar"/>
-          <w:rFonts w:ascii="SimSun" w:hAnsi="SimSun" w:eastAsia="SimSun" w:cs="SimSun"/>
-          <w:vertAlign w:val="subscript"/>
-        </w:rPr>
-        <w:t>2</w:t>
-      </w:r>
-      <w:r>
-        <w:rPr>
-          <w:rStyle w:val="VerbatimChar"/>
-          <w:rFonts w:ascii="SimSun" w:hAnsi="SimSun" w:eastAsia="SimSun" w:cs="SimSun"/>
-        </w:rPr>
-        <w:t xml:space="preserve"> → CH</w:t>
-      </w:r>
-      <w:r>
-        <w:rPr>
-          <w:rStyle w:val="VerbatimChar"/>
-          <w:rFonts w:ascii="SimSun" w:hAnsi="SimSun" w:eastAsia="SimSun" w:cs="SimSun"/>
-          <w:vertAlign w:val="subscript"/>
-        </w:rPr>
-        <w:t>3</w:t>
-      </w:r>
-      <w:r>
-        <w:rPr>
-          <w:rStyle w:val="VerbatimChar"/>
-          <w:rFonts w:ascii="SimSun" w:hAnsi="SimSun" w:eastAsia="SimSun" w:cs="SimSun"/>
-        </w:rPr>
-        <w:t xml:space="preserve">Cl + Cl· </w:t>
-      </w:r>
-      <w:r>
-        <w:rPr>
-          <w:rStyle w:val="VerbatimChar"/>
-          <w:rFonts w:hint="eastAsia" w:ascii="SimSun" w:hAnsi="SimSun" w:eastAsia="SimSun" w:cs="SimSun"/>
-        </w:rPr>
-        <w:t>(</w:t>
-      </w:r>
-      <w:r>
-        <w:rPr>
-          <w:rStyle w:val="VerbatimChar"/>
-          <w:rFonts w:hint="eastAsia" w:ascii="SimSun" w:hAnsi="SimSun" w:eastAsia="SimSun" w:cs="SimSun"/>
-        </w:rPr>
-        <w:t>甲基自由基夺取</w:t>
-      </w:r>
-      <w:r>
-        <w:rPr>
-          <w:rStyle w:val="VerbatimChar"/>
-          <w:rFonts w:ascii="SimSun" w:hAnsi="SimSun" w:eastAsia="SimSun" w:cs="SimSun"/>
-        </w:rPr>
-        <w:t xml:space="preserve"> Cl</w:t>
-      </w:r>
-      <w:r>
-        <w:rPr>
-          <w:rStyle w:val="VerbatimChar"/>
-          <w:rFonts w:ascii="SimSun" w:hAnsi="SimSun" w:eastAsia="SimSun" w:cs="SimSun"/>
-          <w:vertAlign w:val="subscript"/>
-        </w:rPr>
-        <w:t>2</w:t>
-      </w:r>
-      <w:r>
-        <w:rPr>
-          <w:rStyle w:val="VerbatimChar"/>
-          <w:rFonts w:ascii="SimSun" w:hAnsi="SimSun" w:eastAsia="SimSun" w:cs="SimSun"/>
-        </w:rPr>
-        <w:t xml:space="preserve"> </w:t>
-      </w:r>
-      <w:r>
-        <w:rPr>
-          <w:rStyle w:val="VerbatimChar"/>
-          <w:rFonts w:hint="eastAsia" w:ascii="SimSun" w:hAnsi="SimSun" w:eastAsia="SimSun" w:cs="SimSun"/>
-        </w:rPr>
-        <w:t xml:space="preserve">中的</w:t>
-      </w:r>
-      <w:r>
-        <w:rPr>
-          <w:rStyle w:val="VerbatimChar"/>
-          <w:rFonts w:ascii="SimSun" w:hAnsi="SimSun" w:eastAsia="SimSun" w:cs="SimSun"/>
-        </w:rPr>
-        <w:t xml:space="preserve"> </w:t>
-      </w:r>
-      <w:r>
-        <w:rPr>
-          <w:rStyle w:val="VerbatimChar"/>
-          <w:rFonts w:hint="eastAsia" w:ascii="SimSun" w:hAnsi="SimSun" w:eastAsia="SimSun" w:cs="SimSun"/>
-        </w:rPr>
-        <w:t>Cl，</w:t>
-      </w:r>
-      <w:r>
-        <w:rPr>
-          <w:rStyle w:val="VerbatimChar"/>
-          <w:rFonts w:hint="eastAsia" w:ascii="SimSun" w:hAnsi="SimSun" w:eastAsia="SimSun" w:cs="SimSun"/>
-        </w:rPr>
-        <w:t>再生</w:t>
-      </w:r>
-      <w:r>
-        <w:rPr>
-          <w:rStyle w:val="VerbatimChar"/>
-          <w:rFonts w:ascii="SimSun" w:hAnsi="SimSun" w:eastAsia="SimSun" w:cs="SimSun"/>
-        </w:rPr>
-        <w:t xml:space="preserve"> Cl·)</w:t>
-      </w:r>
-    </w:p>
-    <w:p>
-      <w:pPr>
-        <w:pStyle w:val="FirstParagraph"/>
-      </w:pPr>
-      <w:r>
-        <w:rPr>
-          <w:rFonts w:hint="eastAsia" w:ascii="Times New Roman" w:hAnsi="Times New Roman" w:eastAsia="Times New Roman" w:cs="Times New Roman"/>
-        </w:rPr>
-        <w:t>（</w:t>
-      </w:r>
-      <w:r>
-        <w:rPr>
-          <w:rFonts w:hint="eastAsia" w:ascii="Times New Roman" w:hAnsi="Times New Roman" w:eastAsia="FangSong" w:cs="Times New Roman"/>
-        </w:rPr>
-        <w:t>循环往复</w:t>
-      </w:r>
-      <w:r>
-        <w:rPr>
-          <w:rFonts w:hint="eastAsia" w:ascii="Times New Roman" w:hAnsi="Times New Roman" w:eastAsia="Times New Roman" w:cs="Times New Roman"/>
-        </w:rPr>
-        <w:t>，</w:t>
-      </w:r>
-      <w:r>
-        <w:rPr>
-          <w:rFonts w:hint="eastAsia" w:ascii="Times New Roman" w:hAnsi="Times New Roman" w:eastAsia="FangSong" w:cs="Times New Roman"/>
-        </w:rPr>
-        <w:t>一个</w:t>
-      </w:r>
-      <w:r>
-        <w:rPr>
-          <w:rFonts w:ascii="Times New Roman" w:hAnsi="Times New Roman" w:eastAsia="Times New Roman" w:cs="Times New Roman"/>
-        </w:rPr>
-        <w:t xml:space="preserve"> Cl· </w:t>
-      </w:r>
-      <w:r>
-        <w:rPr>
-          <w:rFonts w:hint="eastAsia" w:ascii="Times New Roman" w:hAnsi="Times New Roman" w:eastAsia="FangSong" w:cs="Times New Roman"/>
-        </w:rPr>
-        <w:t xml:space="preserve">可产生大量</w:t>
-      </w:r>
-      <w:r>
-        <w:rPr>
-          <w:rFonts w:ascii="Times New Roman" w:hAnsi="Times New Roman" w:eastAsia="Times New Roman" w:cs="Times New Roman"/>
-        </w:rPr>
-        <w:t xml:space="preserve"> </w:t>
-      </w:r>
-      <w:r>
-        <w:rPr>
-          <w:rFonts w:hint="eastAsia" w:ascii="Times New Roman" w:hAnsi="Times New Roman" w:eastAsia="Times New Roman" w:cs="Times New Roman"/>
-        </w:rPr>
-        <w:t>CH</w:t>
-      </w:r>
-      <w:r>
-        <w:rPr>
-          <w:rFonts w:hint="eastAsia" w:ascii="Times New Roman" w:hAnsi="Times New Roman" w:eastAsia="Times New Roman" w:cs="Times New Roman"/>
-          <w:vertAlign w:val="subscript"/>
-        </w:rPr>
-        <w:t>3</w:t>
-      </w:r>
-      <w:r>
-        <w:rPr>
-          <w:rFonts w:hint="eastAsia" w:ascii="Times New Roman" w:hAnsi="Times New Roman" w:eastAsia="Times New Roman" w:cs="Times New Roman"/>
-        </w:rPr>
-        <w:t>Cl）</w:t>
       </w:r>
     </w:p>
     <w:p>
@@ -7738,172 +7535,330 @@
       </w:pPr>
       <w:r>
         <w:rPr>
-          <w:rFonts w:hint="eastAsia" w:ascii="Times New Roman" w:hAnsi="Times New Roman" w:eastAsia="FangSong" w:cs="Times New Roman"/>
-          <w:b/>
-          <w:bCs/>
-        </w:rPr>
-        <w:t xml:space="preserve">链终止</w:t>
-      </w:r>
-      <w:r>
-        <w:rPr>
-          <w:rFonts w:hint="eastAsia" w:ascii="Times New Roman" w:hAnsi="Times New Roman" w:eastAsia="Times New Roman" w:cs="Times New Roman"/>
-        </w:rPr>
-        <w:t xml:space="preserve">：</w:t>
+          <w:rFonts w:ascii="Times New Roman" w:hAnsi="Times New Roman" w:eastAsia="Times New Roman" w:cs="Times New Roman"/>
+        </w:rPr>
+        <w:t>CH</w:t>
+      </w:r>
+      <w:r>
+        <w:rPr>
+          <w:rFonts w:ascii="Times New Roman" w:hAnsi="Times New Roman" w:eastAsia="Times New Roman" w:cs="Times New Roman"/>
+          <w:vertAlign w:val="subscript"/>
+        </w:rPr>
+        <w:t>3</w:t>
+      </w:r>
+      <w:r>
+        <w:rPr>
+          <w:rFonts w:ascii="Times New Roman" w:hAnsi="Times New Roman" w:eastAsia="Times New Roman" w:cs="Times New Roman"/>
+        </w:rPr>
+        <w:t>· + Cl</w:t>
+      </w:r>
+      <w:r>
+        <w:rPr>
+          <w:rFonts w:ascii="Times New Roman" w:hAnsi="Times New Roman" w:eastAsia="Times New Roman" w:cs="Times New Roman"/>
+          <w:vertAlign w:val="subscript"/>
+        </w:rPr>
+        <w:t>2</w:t>
+      </w:r>
+      <w:r>
+        <w:rPr>
+          <w:rFonts w:ascii="Times New Roman" w:hAnsi="Times New Roman" w:eastAsia="Times New Roman" w:cs="Times New Roman"/>
+        </w:rPr>
+        <w:t xml:space="preserve"> → CH</w:t>
+      </w:r>
+      <w:r>
+        <w:rPr>
+          <w:rFonts w:ascii="Times New Roman" w:hAnsi="Times New Roman" w:eastAsia="Times New Roman" w:cs="Times New Roman"/>
+          <w:vertAlign w:val="subscript"/>
+        </w:rPr>
+        <w:t>3</w:t>
+      </w:r>
+      <w:r>
+        <w:rPr>
+          <w:rFonts w:ascii="Times New Roman" w:hAnsi="Times New Roman" w:eastAsia="Times New Roman" w:cs="Times New Roman"/>
+        </w:rPr>
+        <w:t xml:space="preserve">Cl + Cl· </w:t>
+      </w:r>
+      <w:r>
+        <w:rPr>
+          <w:rFonts w:hint="eastAsia" w:ascii="Times New Roman" w:hAnsi="Times New Roman" w:eastAsia="Times New Roman" w:cs="Times New Roman"/>
+        </w:rPr>
+        <w:t>(</w:t>
+      </w:r>
+      <w:r>
+        <w:rPr>
+          <w:rFonts w:hint="eastAsia" w:ascii="Times New Roman" w:hAnsi="Times New Roman" w:eastAsia="FangSong" w:cs="Times New Roman"/>
+        </w:rPr>
+        <w:t>甲基自由基夺取</w:t>
+      </w:r>
+      <w:r>
+        <w:rPr>
+          <w:rFonts w:ascii="Times New Roman" w:hAnsi="Times New Roman" w:eastAsia="Times New Roman" w:cs="Times New Roman"/>
+        </w:rPr>
+        <w:t xml:space="preserve"> Cl</w:t>
+      </w:r>
+      <w:r>
+        <w:rPr>
+          <w:rFonts w:ascii="Times New Roman" w:hAnsi="Times New Roman" w:eastAsia="Times New Roman" w:cs="Times New Roman"/>
+          <w:vertAlign w:val="subscript"/>
+        </w:rPr>
+        <w:t>2</w:t>
+      </w:r>
+      <w:r>
+        <w:rPr>
+          <w:rFonts w:ascii="Times New Roman" w:hAnsi="Times New Roman" w:eastAsia="Times New Roman" w:cs="Times New Roman"/>
+        </w:rPr>
+        <w:t xml:space="preserve"> </w:t>
+      </w:r>
+      <w:r>
+        <w:rPr>
+          <w:rFonts w:hint="eastAsia" w:ascii="Times New Roman" w:hAnsi="Times New Roman" w:eastAsia="FangSong" w:cs="Times New Roman"/>
+        </w:rPr>
+        <w:t xml:space="preserve">中的</w:t>
+      </w:r>
+      <w:r>
+        <w:rPr>
+          <w:rFonts w:ascii="Times New Roman" w:hAnsi="Times New Roman" w:eastAsia="Times New Roman" w:cs="Times New Roman"/>
+        </w:rPr>
+        <w:t xml:space="preserve"> </w:t>
+      </w:r>
+      <w:r>
+        <w:rPr>
+          <w:rFonts w:hint="eastAsia" w:ascii="Times New Roman" w:hAnsi="Times New Roman" w:eastAsia="Times New Roman" w:cs="Times New Roman"/>
+        </w:rPr>
+        <w:t>Cl，</w:t>
+      </w:r>
+      <w:r>
+        <w:rPr>
+          <w:rFonts w:hint="eastAsia" w:ascii="Times New Roman" w:hAnsi="Times New Roman" w:eastAsia="FangSong" w:cs="Times New Roman"/>
+        </w:rPr>
+        <w:t>再生</w:t>
+      </w:r>
+      <w:r>
+        <w:rPr>
+          <w:rFonts w:ascii="Times New Roman" w:hAnsi="Times New Roman" w:eastAsia="Times New Roman" w:cs="Times New Roman"/>
+        </w:rPr>
+        <w:t xml:space="preserve"> Cl·)</w:t>
+      </w:r>
+      <w:r>
+        <w:rPr>
+          <w:rFonts w:ascii="Times New Roman" w:hAnsi="Times New Roman" w:eastAsia="Times New Roman" w:cs="Times New Roman"/>
+        </w:rPr>
+        <w:t xml:space="preserve"> </w:t>
+      </w:r>
+      <w:r>
+        <w:rPr>
+          <w:rFonts w:hint="eastAsia" w:ascii="Times New Roman" w:hAnsi="Times New Roman" w:eastAsia="Times New Roman" w:cs="Times New Roman"/>
+        </w:rPr>
+        <w:t>（</w:t>
+      </w:r>
+      <w:r>
+        <w:rPr>
+          <w:rFonts w:hint="eastAsia" w:ascii="Times New Roman" w:hAnsi="Times New Roman" w:eastAsia="FangSong" w:cs="Times New Roman"/>
+        </w:rPr>
+        <w:t>循环往复</w:t>
+      </w:r>
+      <w:r>
+        <w:rPr>
+          <w:rFonts w:hint="eastAsia" w:ascii="Times New Roman" w:hAnsi="Times New Roman" w:eastAsia="Times New Roman" w:cs="Times New Roman"/>
+        </w:rPr>
+        <w:t>，</w:t>
+      </w:r>
+      <w:r>
+        <w:rPr>
+          <w:rFonts w:hint="eastAsia" w:ascii="Times New Roman" w:hAnsi="Times New Roman" w:eastAsia="FangSong" w:cs="Times New Roman"/>
+        </w:rPr>
+        <w:t>一个</w:t>
+      </w:r>
+      <w:r>
+        <w:rPr>
+          <w:rFonts w:ascii="Times New Roman" w:hAnsi="Times New Roman" w:eastAsia="Times New Roman" w:cs="Times New Roman"/>
+        </w:rPr>
+        <w:t xml:space="preserve"> Cl· </w:t>
+      </w:r>
+      <w:r>
+        <w:rPr>
+          <w:rFonts w:hint="eastAsia" w:ascii="Times New Roman" w:hAnsi="Times New Roman" w:eastAsia="FangSong" w:cs="Times New Roman"/>
+        </w:rPr>
+        <w:t xml:space="preserve">可产生大量</w:t>
+      </w:r>
+      <w:r>
+        <w:rPr>
+          <w:rFonts w:ascii="Times New Roman" w:hAnsi="Times New Roman" w:eastAsia="Times New Roman" w:cs="Times New Roman"/>
+        </w:rPr>
+        <w:t xml:space="preserve"> </w:t>
+      </w:r>
+      <w:r>
+        <w:rPr>
+          <w:rFonts w:hint="eastAsia" w:ascii="Times New Roman" w:hAnsi="Times New Roman" w:eastAsia="Times New Roman" w:cs="Times New Roman"/>
+        </w:rPr>
+        <w:t>CH</w:t>
+      </w:r>
+      <w:r>
+        <w:rPr>
+          <w:rFonts w:hint="eastAsia" w:ascii="Times New Roman" w:hAnsi="Times New Roman" w:eastAsia="Times New Roman" w:cs="Times New Roman"/>
+          <w:vertAlign w:val="subscript"/>
+        </w:rPr>
+        <w:t>3</w:t>
+      </w:r>
+      <w:r>
+        <w:rPr>
+          <w:rFonts w:hint="eastAsia" w:ascii="Times New Roman" w:hAnsi="Times New Roman" w:eastAsia="Times New Roman" w:cs="Times New Roman"/>
+        </w:rPr>
+        <w:t>Cl）</w:t>
       </w:r>
     </w:p>
     <w:p>
       <w:pPr>
-        <w:pStyle w:val="SourceCode"/>
+        <w:pStyle w:val="BodyText"/>
       </w:pPr>
       <w:r>
         <w:rPr>
-          <w:rStyle w:val="VerbatimChar"/>
-          <w:rFonts w:ascii="SimSun" w:hAnsi="SimSun" w:eastAsia="SimSun" w:cs="SimSun"/>
-        </w:rPr>
-        <w:t>Cl· + Cl·   → Cl</w:t>
-      </w:r>
-      <w:r>
-        <w:rPr>
-          <w:rStyle w:val="VerbatimChar"/>
-          <w:rFonts w:ascii="SimSun" w:hAnsi="SimSun" w:eastAsia="SimSun" w:cs="SimSun"/>
+          <w:rFonts w:hint="eastAsia" w:ascii="Times New Roman" w:hAnsi="Times New Roman" w:eastAsia="FangSong" w:cs="Times New Roman"/>
+          <w:b/>
+          <w:bCs/>
+        </w:rPr>
+        <w:t xml:space="preserve">链终止</w:t>
+      </w:r>
+      <w:r>
+        <w:rPr>
+          <w:rFonts w:hint="eastAsia" w:ascii="Times New Roman" w:hAnsi="Times New Roman" w:eastAsia="Times New Roman" w:cs="Times New Roman"/>
+        </w:rPr>
+        <w:t xml:space="preserve">：</w:t>
+      </w:r>
+      <w:r>
+        <w:rPr>
+          <w:rFonts w:ascii="Times New Roman" w:hAnsi="Times New Roman" w:eastAsia="Times New Roman" w:cs="Times New Roman"/>
+        </w:rPr>
+        <w:t xml:space="preserve"> </w:t>
+      </w:r>
+      <w:r>
+        <w:rPr>
+          <w:rFonts w:ascii="Times New Roman" w:hAnsi="Times New Roman" w:eastAsia="Times New Roman" w:cs="Times New Roman"/>
+        </w:rPr>
+        <w:t>Cl· + Cl· → Cl</w:t>
+      </w:r>
+      <w:r>
+        <w:rPr>
+          <w:rFonts w:ascii="Times New Roman" w:hAnsi="Times New Roman" w:eastAsia="Times New Roman" w:cs="Times New Roman"/>
           <w:vertAlign w:val="subscript"/>
         </w:rPr>
         <w:t>2</w:t>
       </w:r>
-      <w:r>
-        <w:rPr>
-          <w:rFonts w:ascii="SimSun" w:hAnsi="SimSun" w:eastAsia="SimSun" w:cs="SimSun"/>
-        </w:rPr>
-        <w:br/>
-      </w:r>
-      <w:r>
-        <w:rPr>
-          <w:rStyle w:val="VerbatimChar"/>
-          <w:rFonts w:ascii="SimSun" w:hAnsi="SimSun" w:eastAsia="SimSun" w:cs="SimSun"/>
+    </w:p>
+    <w:p>
+      <w:pPr>
+        <w:pStyle w:val="BodyText"/>
+      </w:pPr>
+      <w:r>
+        <w:rPr>
+          <w:rFonts w:ascii="Times New Roman" w:hAnsi="Times New Roman" w:eastAsia="Times New Roman" w:cs="Times New Roman"/>
         </w:rPr>
         <w:t>CH</w:t>
       </w:r>
       <w:r>
         <w:rPr>
-          <w:rStyle w:val="VerbatimChar"/>
-          <w:rFonts w:ascii="SimSun" w:hAnsi="SimSun" w:eastAsia="SimSun" w:cs="SimSun"/>
+          <w:rFonts w:ascii="Times New Roman" w:hAnsi="Times New Roman" w:eastAsia="Times New Roman" w:cs="Times New Roman"/>
           <w:vertAlign w:val="subscript"/>
         </w:rPr>
         <w:t>3</w:t>
       </w:r>
       <w:r>
         <w:rPr>
-          <w:rStyle w:val="VerbatimChar"/>
-          <w:rFonts w:ascii="SimSun" w:hAnsi="SimSun" w:eastAsia="SimSun" w:cs="SimSun"/>
+          <w:rFonts w:ascii="Times New Roman" w:hAnsi="Times New Roman" w:eastAsia="Times New Roman" w:cs="Times New Roman"/>
         </w:rPr>
         <w:t>· + Cl· → CH</w:t>
       </w:r>
       <w:r>
         <w:rPr>
-          <w:rStyle w:val="VerbatimChar"/>
-          <w:rFonts w:ascii="SimSun" w:hAnsi="SimSun" w:eastAsia="SimSun" w:cs="SimSun"/>
+          <w:rFonts w:ascii="Times New Roman" w:hAnsi="Times New Roman" w:eastAsia="Times New Roman" w:cs="Times New Roman"/>
           <w:vertAlign w:val="subscript"/>
         </w:rPr>
         <w:t>3</w:t>
       </w:r>
       <w:r>
         <w:rPr>
-          <w:rStyle w:val="VerbatimChar"/>
-          <w:rFonts w:ascii="SimSun" w:hAnsi="SimSun" w:eastAsia="SimSun" w:cs="SimSun"/>
+          <w:rFonts w:ascii="Times New Roman" w:hAnsi="Times New Roman" w:eastAsia="Times New Roman" w:cs="Times New Roman"/>
         </w:rPr>
         <w:t>Cl</w:t>
       </w:r>
-      <w:r>
-        <w:rPr>
-          <w:rFonts w:ascii="SimSun" w:hAnsi="SimSun" w:eastAsia="SimSun" w:cs="SimSun"/>
-        </w:rPr>
-        <w:br/>
-      </w:r>
-      <w:r>
-        <w:rPr>
-          <w:rStyle w:val="VerbatimChar"/>
-          <w:rFonts w:ascii="SimSun" w:hAnsi="SimSun" w:eastAsia="SimSun" w:cs="SimSun"/>
+    </w:p>
+    <w:p>
+      <w:pPr>
+        <w:pStyle w:val="BodyText"/>
+      </w:pPr>
+      <w:r>
+        <w:rPr>
+          <w:rFonts w:ascii="Times New Roman" w:hAnsi="Times New Roman" w:eastAsia="Times New Roman" w:cs="Times New Roman"/>
         </w:rPr>
         <w:t>CH</w:t>
       </w:r>
       <w:r>
         <w:rPr>
-          <w:rStyle w:val="VerbatimChar"/>
-          <w:rFonts w:ascii="SimSun" w:hAnsi="SimSun" w:eastAsia="SimSun" w:cs="SimSun"/>
+          <w:rFonts w:ascii="Times New Roman" w:hAnsi="Times New Roman" w:eastAsia="Times New Roman" w:cs="Times New Roman"/>
           <w:vertAlign w:val="subscript"/>
         </w:rPr>
         <w:t>3</w:t>
       </w:r>
       <w:r>
         <w:rPr>
-          <w:rStyle w:val="VerbatimChar"/>
-          <w:rFonts w:ascii="SimSun" w:hAnsi="SimSun" w:eastAsia="SimSun" w:cs="SimSun"/>
+          <w:rFonts w:ascii="Times New Roman" w:hAnsi="Times New Roman" w:eastAsia="Times New Roman" w:cs="Times New Roman"/>
         </w:rPr>
         <w:t>· + CH</w:t>
       </w:r>
       <w:r>
         <w:rPr>
-          <w:rStyle w:val="VerbatimChar"/>
-          <w:rFonts w:ascii="SimSun" w:hAnsi="SimSun" w:eastAsia="SimSun" w:cs="SimSun"/>
+          <w:rFonts w:ascii="Times New Roman" w:hAnsi="Times New Roman" w:eastAsia="Times New Roman" w:cs="Times New Roman"/>
           <w:vertAlign w:val="subscript"/>
         </w:rPr>
         <w:t>3</w:t>
       </w:r>
       <w:r>
         <w:rPr>
-          <w:rStyle w:val="VerbatimChar"/>
-          <w:rFonts w:ascii="SimSun" w:hAnsi="SimSun" w:eastAsia="SimSun" w:cs="SimSun"/>
+          <w:rFonts w:ascii="Times New Roman" w:hAnsi="Times New Roman" w:eastAsia="Times New Roman" w:cs="Times New Roman"/>
         </w:rPr>
         <w:t>· → CH</w:t>
       </w:r>
       <w:r>
         <w:rPr>
-          <w:rStyle w:val="VerbatimChar"/>
-          <w:rFonts w:ascii="SimSun" w:hAnsi="SimSun" w:eastAsia="SimSun" w:cs="SimSun"/>
+          <w:rFonts w:ascii="Times New Roman" w:hAnsi="Times New Roman" w:eastAsia="Times New Roman" w:cs="Times New Roman"/>
           <w:vertAlign w:val="subscript"/>
         </w:rPr>
         <w:t>3</w:t>
       </w:r>
       <w:r>
         <w:rPr>
-          <w:rStyle w:val="VerbatimChar"/>
-          <w:rFonts w:ascii="SimSun" w:hAnsi="SimSun" w:eastAsia="SimSun" w:cs="SimSun"/>
+          <w:rFonts w:ascii="Times New Roman" w:hAnsi="Times New Roman" w:eastAsia="Times New Roman" w:cs="Times New Roman"/>
         </w:rPr>
         <w:t>CH</w:t>
       </w:r>
       <w:r>
         <w:rPr>
-          <w:rStyle w:val="VerbatimChar"/>
-          <w:rFonts w:ascii="SimSun" w:hAnsi="SimSun" w:eastAsia="SimSun" w:cs="SimSun"/>
+          <w:rFonts w:ascii="Times New Roman" w:hAnsi="Times New Roman" w:eastAsia="Times New Roman" w:cs="Times New Roman"/>
           <w:vertAlign w:val="subscript"/>
         </w:rPr>
         <w:t>3</w:t>
       </w:r>
       <w:r>
         <w:rPr>
-          <w:rStyle w:val="VerbatimChar"/>
-          <w:rFonts w:ascii="SimSun" w:hAnsi="SimSun" w:eastAsia="SimSun" w:cs="SimSun"/>
-        </w:rPr>
-        <w:t xml:space="preserve">  </w:t>
-      </w:r>
-      <w:r>
-        <w:rPr>
-          <w:rStyle w:val="VerbatimChar"/>
-          <w:rFonts w:hint="eastAsia" w:ascii="SimSun" w:hAnsi="SimSun" w:eastAsia="SimSun" w:cs="SimSun"/>
+          <w:rFonts w:ascii="Times New Roman" w:hAnsi="Times New Roman" w:eastAsia="Times New Roman" w:cs="Times New Roman"/>
+        </w:rPr>
+        <w:t xml:space="preserve"> </w:t>
+      </w:r>
+      <w:r>
+        <w:rPr>
+          <w:rFonts w:hint="eastAsia" w:ascii="Times New Roman" w:hAnsi="Times New Roman" w:eastAsia="Times New Roman" w:cs="Times New Roman"/>
         </w:rPr>
         <w:t>(</w:t>
       </w:r>
       <w:r>
         <w:rPr>
-          <w:rStyle w:val="VerbatimChar"/>
-          <w:rFonts w:hint="eastAsia" w:ascii="SimSun" w:hAnsi="SimSun" w:eastAsia="SimSun" w:cs="SimSun"/>
+          <w:rFonts w:hint="eastAsia" w:ascii="Times New Roman" w:hAnsi="Times New Roman" w:eastAsia="FangSong" w:cs="Times New Roman"/>
         </w:rPr>
         <w:t>副产物乙烷</w:t>
       </w:r>
       <w:r>
         <w:rPr>
-          <w:rStyle w:val="VerbatimChar"/>
-          <w:rFonts w:hint="eastAsia" w:ascii="SimSun" w:hAnsi="SimSun" w:eastAsia="SimSun" w:cs="SimSun"/>
+          <w:rFonts w:hint="eastAsia" w:ascii="Times New Roman" w:hAnsi="Times New Roman" w:eastAsia="Times New Roman" w:cs="Times New Roman"/>
         </w:rPr>
         <w:t>)</w:t>
       </w:r>
@@ -10586,77 +10541,69 @@
         </w:rPr>
         <w:t xml:space="preserve">：</w:t>
       </w:r>
+      <w:r>
+        <w:rPr>
+          <w:rFonts w:ascii="Times New Roman" w:hAnsi="Times New Roman" w:eastAsia="Times New Roman" w:cs="Times New Roman"/>
+        </w:rPr>
+        <w:t xml:space="preserve"> </w:t>
+      </w:r>
+      <w:r>
+        <w:rPr>
+          <w:rFonts w:ascii="Times New Roman" w:hAnsi="Times New Roman" w:eastAsia="Times New Roman" w:cs="Times New Roman"/>
+        </w:rPr>
+        <w:t xml:space="preserve">RO-OR →Δ 2 RO· </w:t>
+      </w:r>
+      <w:r>
+        <w:rPr>
+          <w:rFonts w:hint="eastAsia" w:ascii="Times New Roman" w:hAnsi="Times New Roman" w:eastAsia="Times New Roman" w:cs="Times New Roman"/>
+        </w:rPr>
+        <w:t>(</w:t>
+      </w:r>
+      <w:r>
+        <w:rPr>
+          <w:rFonts w:hint="eastAsia" w:ascii="Times New Roman" w:hAnsi="Times New Roman" w:eastAsia="FangSong" w:cs="Times New Roman"/>
+        </w:rPr>
+        <w:t>过氧化物均裂</w:t>
+      </w:r>
+      <w:r>
+        <w:rPr>
+          <w:rFonts w:hint="eastAsia" w:ascii="Times New Roman" w:hAnsi="Times New Roman" w:eastAsia="Times New Roman" w:cs="Times New Roman"/>
+        </w:rPr>
+        <w:t>)</w:t>
+      </w:r>
     </w:p>
     <w:p>
       <w:pPr>
-        <w:pStyle w:val="SourceCode"/>
+        <w:pStyle w:val="BodyText"/>
       </w:pPr>
       <w:r>
         <w:rPr>
-          <w:rStyle w:val="VerbatimChar"/>
-          <w:rFonts w:ascii="SimSun" w:hAnsi="SimSun" w:eastAsia="SimSun" w:cs="SimSun"/>
-        </w:rPr>
-        <w:t xml:space="preserve">RO-OR →Δ 2 RO·              </w:t>
-      </w:r>
-      <w:r>
-        <w:rPr>
-          <w:rStyle w:val="VerbatimChar"/>
-          <w:rFonts w:hint="eastAsia" w:ascii="SimSun" w:hAnsi="SimSun" w:eastAsia="SimSun" w:cs="SimSun"/>
+          <w:rFonts w:ascii="Times New Roman" w:hAnsi="Times New Roman" w:eastAsia="Times New Roman" w:cs="Times New Roman"/>
+        </w:rPr>
+        <w:t xml:space="preserve">RO· + HBr → ROH + Br· </w:t>
+      </w:r>
+      <w:r>
+        <w:rPr>
+          <w:rFonts w:hint="eastAsia" w:ascii="Times New Roman" w:hAnsi="Times New Roman" w:eastAsia="Times New Roman" w:cs="Times New Roman"/>
         </w:rPr>
         <w:t>(</w:t>
       </w:r>
       <w:r>
         <w:rPr>
-          <w:rStyle w:val="VerbatimChar"/>
-          <w:rFonts w:hint="eastAsia" w:ascii="SimSun" w:hAnsi="SimSun" w:eastAsia="SimSun" w:cs="SimSun"/>
-        </w:rPr>
-        <w:t>过氧化物均裂</w:t>
-      </w:r>
-      <w:r>
-        <w:rPr>
-          <w:rStyle w:val="VerbatimChar"/>
-          <w:rFonts w:hint="eastAsia" w:ascii="SimSun" w:hAnsi="SimSun" w:eastAsia="SimSun" w:cs="SimSun"/>
-        </w:rPr>
-        <w:t>)</w:t>
-      </w:r>
-      <w:r>
-        <w:rPr>
-          <w:rFonts w:ascii="SimSun" w:hAnsi="SimSun" w:eastAsia="SimSun" w:cs="SimSun"/>
-        </w:rPr>
-        <w:br/>
-      </w:r>
-      <w:r>
-        <w:rPr>
-          <w:rStyle w:val="VerbatimChar"/>
-          <w:rFonts w:ascii="SimSun" w:hAnsi="SimSun" w:eastAsia="SimSun" w:cs="SimSun"/>
-        </w:rPr>
-        <w:t xml:space="preserve">RO· + HBr → ROH + Br·       </w:t>
-      </w:r>
-      <w:r>
-        <w:rPr>
-          <w:rStyle w:val="VerbatimChar"/>
-          <w:rFonts w:hint="eastAsia" w:ascii="SimSun" w:hAnsi="SimSun" w:eastAsia="SimSun" w:cs="SimSun"/>
-        </w:rPr>
-        <w:t>(</w:t>
-      </w:r>
-      <w:r>
-        <w:rPr>
-          <w:rStyle w:val="VerbatimChar"/>
-          <w:rFonts w:hint="eastAsia" w:ascii="SimSun" w:hAnsi="SimSun" w:eastAsia="SimSun" w:cs="SimSun"/>
+          <w:rFonts w:hint="eastAsia" w:ascii="Times New Roman" w:hAnsi="Times New Roman" w:eastAsia="FangSong" w:cs="Times New Roman"/>
         </w:rPr>
         <w:t>产生</w:t>
       </w:r>
       <w:r>
         <w:rPr>
-          <w:rStyle w:val="VerbatimChar"/>
-          <w:rFonts w:ascii="SimSun" w:hAnsi="SimSun" w:eastAsia="SimSun" w:cs="SimSun"/>
+          <w:rFonts w:ascii="Times New Roman" w:hAnsi="Times New Roman" w:eastAsia="Times New Roman" w:cs="Times New Roman"/>
         </w:rPr>
         <w:t xml:space="preserve"> Br·)</w:t>
       </w:r>
     </w:p>
     <w:p>
       <w:pPr>
-        <w:pStyle w:val="FirstParagraph"/>
+        <w:pStyle w:val="BodyText"/>
       </w:pPr>
       <w:r>
         <w:rPr>
@@ -10671,291 +10618,254 @@
           <w:rFonts w:hint="eastAsia" w:ascii="Times New Roman" w:hAnsi="Times New Roman" w:eastAsia="Times New Roman" w:cs="Times New Roman"/>
         </w:rPr>
         <w:t xml:space="preserve">：</w:t>
+      </w:r>
+      <w:r>
+        <w:rPr>
+          <w:rFonts w:ascii="Times New Roman" w:hAnsi="Times New Roman" w:eastAsia="Times New Roman" w:cs="Times New Roman"/>
+        </w:rPr>
+        <w:t xml:space="preserve"> </w:t>
+      </w:r>
+      <w:r>
+        <w:rPr>
+          <w:rFonts w:ascii="Times New Roman" w:hAnsi="Times New Roman" w:eastAsia="Times New Roman" w:cs="Times New Roman"/>
+        </w:rPr>
+        <w:t>Br· + CH</w:t>
+      </w:r>
+      <w:r>
+        <w:rPr>
+          <w:rFonts w:ascii="Times New Roman" w:hAnsi="Times New Roman" w:eastAsia="Times New Roman" w:cs="Times New Roman"/>
+          <w:vertAlign w:val="subscript"/>
+        </w:rPr>
+        <w:t>3</w:t>
+      </w:r>
+      <w:r>
+        <w:rPr>
+          <w:rFonts w:ascii="Times New Roman" w:hAnsi="Times New Roman" w:eastAsia="Times New Roman" w:cs="Times New Roman"/>
+        </w:rPr>
+        <w:t>-CH=CH</w:t>
+      </w:r>
+      <w:r>
+        <w:rPr>
+          <w:rFonts w:ascii="Times New Roman" w:hAnsi="Times New Roman" w:eastAsia="Times New Roman" w:cs="Times New Roman"/>
+          <w:vertAlign w:val="subscript"/>
+        </w:rPr>
+        <w:t>2</w:t>
+      </w:r>
+      <w:r>
+        <w:rPr>
+          <w:rFonts w:ascii="Times New Roman" w:hAnsi="Times New Roman" w:eastAsia="Times New Roman" w:cs="Times New Roman"/>
+        </w:rPr>
+        <w:t xml:space="preserve"> → CH</w:t>
+      </w:r>
+      <w:r>
+        <w:rPr>
+          <w:rFonts w:ascii="Times New Roman" w:hAnsi="Times New Roman" w:eastAsia="Times New Roman" w:cs="Times New Roman"/>
+          <w:vertAlign w:val="subscript"/>
+        </w:rPr>
+        <w:t>3</w:t>
+      </w:r>
+      <w:r>
+        <w:rPr>
+          <w:rFonts w:ascii="Times New Roman" w:hAnsi="Times New Roman" w:eastAsia="Times New Roman" w:cs="Times New Roman"/>
+        </w:rPr>
+        <w:t>-ĊH-CH</w:t>
+      </w:r>
+      <w:r>
+        <w:rPr>
+          <w:rFonts w:ascii="Times New Roman" w:hAnsi="Times New Roman" w:eastAsia="Times New Roman" w:cs="Times New Roman"/>
+          <w:vertAlign w:val="subscript"/>
+        </w:rPr>
+        <w:t>2</w:t>
+      </w:r>
+      <w:r>
+        <w:rPr>
+          <w:rFonts w:ascii="Times New Roman" w:hAnsi="Times New Roman" w:eastAsia="Times New Roman" w:cs="Times New Roman"/>
+        </w:rPr>
+        <w:t xml:space="preserve">Br (Br· </w:t>
+      </w:r>
+      <w:r>
+        <w:rPr>
+          <w:rFonts w:hint="eastAsia" w:ascii="Times New Roman" w:hAnsi="Times New Roman" w:eastAsia="FangSong" w:cs="Times New Roman"/>
+        </w:rPr>
+        <w:t xml:space="preserve">优先进攻末端</w:t>
+      </w:r>
+      <w:r>
+        <w:rPr>
+          <w:rFonts w:ascii="Times New Roman" w:hAnsi="Times New Roman" w:eastAsia="Times New Roman" w:cs="Times New Roman"/>
+        </w:rPr>
+        <w:t xml:space="preserve"> </w:t>
+      </w:r>
+      <w:r>
+        <w:rPr>
+          <w:rFonts w:hint="eastAsia" w:ascii="Times New Roman" w:hAnsi="Times New Roman" w:eastAsia="Times New Roman" w:cs="Times New Roman"/>
+        </w:rPr>
+        <w:t>CH</w:t>
+      </w:r>
+      <w:r>
+        <w:rPr>
+          <w:rFonts w:hint="eastAsia" w:ascii="Times New Roman" w:hAnsi="Times New Roman" w:eastAsia="Times New Roman" w:cs="Times New Roman"/>
+          <w:vertAlign w:val="subscript"/>
+        </w:rPr>
+        <w:t>2</w:t>
+      </w:r>
+      <w:r>
+        <w:rPr>
+          <w:rFonts w:hint="eastAsia" w:ascii="Times New Roman" w:hAnsi="Times New Roman" w:eastAsia="Times New Roman" w:cs="Times New Roman"/>
+        </w:rPr>
+        <w:t>，</w:t>
+      </w:r>
+      <w:r>
+        <w:rPr>
+          <w:rFonts w:hint="eastAsia" w:ascii="Times New Roman" w:hAnsi="Times New Roman" w:eastAsia="FangSong" w:cs="Times New Roman"/>
+        </w:rPr>
+        <w:t>生成</w:t>
+      </w:r>
+      <w:r>
+        <w:rPr>
+          <w:rFonts w:ascii="Times New Roman" w:hAnsi="Times New Roman" w:eastAsia="Times New Roman" w:cs="Times New Roman"/>
+        </w:rPr>
+        <w:t xml:space="preserve"> 2° </w:t>
+      </w:r>
+      <w:r>
+        <w:rPr>
+          <w:rFonts w:hint="eastAsia" w:ascii="Times New Roman" w:hAnsi="Times New Roman" w:eastAsia="FangSong" w:cs="Times New Roman"/>
+        </w:rPr>
+        <w:t>自由基</w:t>
+      </w:r>
+      <w:r>
+        <w:rPr>
+          <w:rFonts w:hint="eastAsia" w:ascii="Times New Roman" w:hAnsi="Times New Roman" w:eastAsia="Times New Roman" w:cs="Times New Roman"/>
+        </w:rPr>
+        <w:t>)</w:t>
       </w:r>
     </w:p>
     <w:p>
       <w:pPr>
-        <w:pStyle w:val="SourceCode"/>
+        <w:pStyle w:val="BodyText"/>
       </w:pPr>
       <w:r>
         <w:rPr>
-          <w:rStyle w:val="VerbatimChar"/>
-          <w:rFonts w:ascii="SimSun" w:hAnsi="SimSun" w:eastAsia="SimSun" w:cs="SimSun"/>
-        </w:rPr>
-        <w:t>Br· + CH</w:t>
-      </w:r>
-      <w:r>
-        <w:rPr>
-          <w:rStyle w:val="VerbatimChar"/>
-          <w:rFonts w:ascii="SimSun" w:hAnsi="SimSun" w:eastAsia="SimSun" w:cs="SimSun"/>
+          <w:rFonts w:ascii="Times New Roman" w:hAnsi="Times New Roman" w:eastAsia="Times New Roman" w:cs="Times New Roman"/>
+        </w:rPr>
+        <w:t>CH</w:t>
+      </w:r>
+      <w:r>
+        <w:rPr>
+          <w:rFonts w:ascii="Times New Roman" w:hAnsi="Times New Roman" w:eastAsia="Times New Roman" w:cs="Times New Roman"/>
           <w:vertAlign w:val="subscript"/>
         </w:rPr>
         <w:t>3</w:t>
       </w:r>
       <w:r>
         <w:rPr>
-          <w:rStyle w:val="VerbatimChar"/>
-          <w:rFonts w:ascii="SimSun" w:hAnsi="SimSun" w:eastAsia="SimSun" w:cs="SimSun"/>
-        </w:rPr>
-        <w:t>-CH=CH</w:t>
-      </w:r>
-      <w:r>
-        <w:rPr>
-          <w:rStyle w:val="VerbatimChar"/>
-          <w:rFonts w:ascii="SimSun" w:hAnsi="SimSun" w:eastAsia="SimSun" w:cs="SimSun"/>
+          <w:rFonts w:ascii="Times New Roman" w:hAnsi="Times New Roman" w:eastAsia="Times New Roman" w:cs="Times New Roman"/>
+        </w:rPr>
+        <w:t>-ĊH-CH</w:t>
+      </w:r>
+      <w:r>
+        <w:rPr>
+          <w:rFonts w:ascii="Times New Roman" w:hAnsi="Times New Roman" w:eastAsia="Times New Roman" w:cs="Times New Roman"/>
           <w:vertAlign w:val="subscript"/>
         </w:rPr>
         <w:t>2</w:t>
       </w:r>
       <w:r>
         <w:rPr>
-          <w:rStyle w:val="VerbatimChar"/>
-          <w:rFonts w:ascii="SimSun" w:hAnsi="SimSun" w:eastAsia="SimSun" w:cs="SimSun"/>
-        </w:rPr>
-        <w:t xml:space="preserve"> → CH</w:t>
-      </w:r>
-      <w:r>
-        <w:rPr>
-          <w:rStyle w:val="VerbatimChar"/>
-          <w:rFonts w:ascii="SimSun" w:hAnsi="SimSun" w:eastAsia="SimSun" w:cs="SimSun"/>
+          <w:rFonts w:ascii="Times New Roman" w:hAnsi="Times New Roman" w:eastAsia="Times New Roman" w:cs="Times New Roman"/>
+        </w:rPr>
+        <w:t>Br + HBr → CH</w:t>
+      </w:r>
+      <w:r>
+        <w:rPr>
+          <w:rFonts w:ascii="Times New Roman" w:hAnsi="Times New Roman" w:eastAsia="Times New Roman" w:cs="Times New Roman"/>
           <w:vertAlign w:val="subscript"/>
         </w:rPr>
         <w:t>3</w:t>
       </w:r>
       <w:r>
         <w:rPr>
-          <w:rStyle w:val="VerbatimChar"/>
-          <w:rFonts w:ascii="SimSun" w:hAnsi="SimSun" w:eastAsia="SimSun" w:cs="SimSun"/>
-        </w:rPr>
-        <w:t>-ĊH-CH</w:t>
-      </w:r>
-      <w:r>
-        <w:rPr>
-          <w:rStyle w:val="VerbatimChar"/>
-          <w:rFonts w:ascii="SimSun" w:hAnsi="SimSun" w:eastAsia="SimSun" w:cs="SimSun"/>
+          <w:rFonts w:ascii="Times New Roman" w:hAnsi="Times New Roman" w:eastAsia="Times New Roman" w:cs="Times New Roman"/>
+        </w:rPr>
+        <w:t>CH</w:t>
+      </w:r>
+      <w:r>
+        <w:rPr>
+          <w:rFonts w:ascii="Times New Roman" w:hAnsi="Times New Roman" w:eastAsia="Times New Roman" w:cs="Times New Roman"/>
           <w:vertAlign w:val="subscript"/>
         </w:rPr>
         <w:t>2</w:t>
       </w:r>
       <w:r>
         <w:rPr>
-          <w:rStyle w:val="VerbatimChar"/>
-          <w:rFonts w:ascii="SimSun" w:hAnsi="SimSun" w:eastAsia="SimSun" w:cs="SimSun"/>
-        </w:rPr>
-        <w:t xml:space="preserve">Br    (Br· </w:t>
-      </w:r>
-      <w:r>
-        <w:rPr>
-          <w:rStyle w:val="VerbatimChar"/>
-          <w:rFonts w:hint="eastAsia" w:ascii="SimSun" w:hAnsi="SimSun" w:eastAsia="SimSun" w:cs="SimSun"/>
-        </w:rPr>
-        <w:t xml:space="preserve">优先进攻末端</w:t>
-      </w:r>
-      <w:r>
-        <w:rPr>
-          <w:rStyle w:val="VerbatimChar"/>
-          <w:rFonts w:ascii="SimSun" w:hAnsi="SimSun" w:eastAsia="SimSun" w:cs="SimSun"/>
+          <w:rFonts w:ascii="Times New Roman" w:hAnsi="Times New Roman" w:eastAsia="Times New Roman" w:cs="Times New Roman"/>
+        </w:rPr>
+        <w:t>CH</w:t>
+      </w:r>
+      <w:r>
+        <w:rPr>
+          <w:rFonts w:ascii="Times New Roman" w:hAnsi="Times New Roman" w:eastAsia="Times New Roman" w:cs="Times New Roman"/>
+          <w:vertAlign w:val="subscript"/>
+        </w:rPr>
+        <w:t>2</w:t>
+      </w:r>
+      <w:r>
+        <w:rPr>
+          <w:rFonts w:ascii="Times New Roman" w:hAnsi="Times New Roman" w:eastAsia="Times New Roman" w:cs="Times New Roman"/>
+        </w:rPr>
+        <w:t xml:space="preserve">Br + Br· </w:t>
+      </w:r>
+      <w:r>
+        <w:rPr>
+          <w:rFonts w:hint="eastAsia" w:ascii="Times New Roman" w:hAnsi="Times New Roman" w:eastAsia="Times New Roman" w:cs="Times New Roman"/>
+        </w:rPr>
+        <w:t>(</w:t>
+      </w:r>
+      <w:r>
+        <w:rPr>
+          <w:rFonts w:hint="eastAsia" w:ascii="Times New Roman" w:hAnsi="Times New Roman" w:eastAsia="FangSong" w:cs="Times New Roman"/>
+        </w:rPr>
+        <w:t>产物</w:t>
+      </w:r>
+      <w:r>
+        <w:rPr>
+          <w:rFonts w:ascii="Times New Roman" w:hAnsi="Times New Roman" w:eastAsia="Times New Roman" w:cs="Times New Roman"/>
         </w:rPr>
         <w:t xml:space="preserve"> </w:t>
       </w:r>
       <w:r>
         <w:rPr>
-          <w:rStyle w:val="VerbatimChar"/>
-          <w:rFonts w:hint="eastAsia" w:ascii="SimSun" w:hAnsi="SimSun" w:eastAsia="SimSun" w:cs="SimSun"/>
-        </w:rPr>
-        <w:t>CH</w:t>
-      </w:r>
-      <w:r>
-        <w:rPr>
-          <w:rStyle w:val="VerbatimChar"/>
-          <w:rFonts w:hint="eastAsia" w:ascii="SimSun" w:hAnsi="SimSun" w:eastAsia="SimSun" w:cs="SimSun"/>
-          <w:vertAlign w:val="subscript"/>
-        </w:rPr>
-        <w:t>2</w:t>
-      </w:r>
-      <w:r>
-        <w:rPr>
-          <w:rStyle w:val="VerbatimChar"/>
-          <w:rFonts w:hint="eastAsia" w:ascii="SimSun" w:hAnsi="SimSun" w:eastAsia="SimSun" w:cs="SimSun"/>
-        </w:rPr>
-        <w:t>，</w:t>
-      </w:r>
-      <w:r>
-        <w:rPr>
-          <w:rStyle w:val="VerbatimChar"/>
-          <w:rFonts w:hint="eastAsia" w:ascii="SimSun" w:hAnsi="SimSun" w:eastAsia="SimSun" w:cs="SimSun"/>
-        </w:rPr>
-        <w:t>生成</w:t>
-      </w:r>
-      <w:r>
-        <w:rPr>
-          <w:rStyle w:val="VerbatimChar"/>
-          <w:rFonts w:ascii="SimSun" w:hAnsi="SimSun" w:eastAsia="SimSun" w:cs="SimSun"/>
-        </w:rPr>
-        <w:t xml:space="preserve"> 2° </w:t>
-      </w:r>
-      <w:r>
-        <w:rPr>
-          <w:rStyle w:val="VerbatimChar"/>
-          <w:rFonts w:hint="eastAsia" w:ascii="SimSun" w:hAnsi="SimSun" w:eastAsia="SimSun" w:cs="SimSun"/>
-        </w:rPr>
-        <w:t>自由基</w:t>
-      </w:r>
-      <w:r>
-        <w:rPr>
-          <w:rStyle w:val="VerbatimChar"/>
-          <w:rFonts w:hint="eastAsia" w:ascii="SimSun" w:hAnsi="SimSun" w:eastAsia="SimSun" w:cs="SimSun"/>
-        </w:rPr>
-        <w:t>)</w:t>
-      </w:r>
-      <w:r>
-        <w:rPr>
-          <w:rFonts w:ascii="SimSun" w:hAnsi="SimSun" w:eastAsia="SimSun" w:cs="SimSun"/>
-        </w:rPr>
-        <w:br/>
-      </w:r>
-      <w:r>
-        <w:rPr>
-          <w:rStyle w:val="VerbatimChar"/>
-          <w:rFonts w:ascii="SimSun" w:hAnsi="SimSun" w:eastAsia="SimSun" w:cs="SimSun"/>
-        </w:rPr>
-        <w:t>CH</w:t>
-      </w:r>
-      <w:r>
-        <w:rPr>
-          <w:rStyle w:val="VerbatimChar"/>
-          <w:rFonts w:ascii="SimSun" w:hAnsi="SimSun" w:eastAsia="SimSun" w:cs="SimSun"/>
-          <w:vertAlign w:val="subscript"/>
-        </w:rPr>
-        <w:t>3</w:t>
-      </w:r>
-      <w:r>
-        <w:rPr>
-          <w:rStyle w:val="VerbatimChar"/>
-          <w:rFonts w:ascii="SimSun" w:hAnsi="SimSun" w:eastAsia="SimSun" w:cs="SimSun"/>
-        </w:rPr>
-        <w:t>-ĊH-CH</w:t>
-      </w:r>
-      <w:r>
-        <w:rPr>
-          <w:rStyle w:val="VerbatimChar"/>
-          <w:rFonts w:ascii="SimSun" w:hAnsi="SimSun" w:eastAsia="SimSun" w:cs="SimSun"/>
-          <w:vertAlign w:val="subscript"/>
-        </w:rPr>
-        <w:t>2</w:t>
-      </w:r>
-      <w:r>
-        <w:rPr>
-          <w:rStyle w:val="VerbatimChar"/>
-          <w:rFonts w:ascii="SimSun" w:hAnsi="SimSun" w:eastAsia="SimSun" w:cs="SimSun"/>
-        </w:rPr>
-        <w:t>Br + HBr → CH</w:t>
-      </w:r>
-      <w:r>
-        <w:rPr>
-          <w:rStyle w:val="VerbatimChar"/>
-          <w:rFonts w:ascii="SimSun" w:hAnsi="SimSun" w:eastAsia="SimSun" w:cs="SimSun"/>
-          <w:vertAlign w:val="subscript"/>
-        </w:rPr>
-        <w:t>3</w:t>
-      </w:r>
-      <w:r>
-        <w:rPr>
-          <w:rStyle w:val="VerbatimChar"/>
-          <w:rFonts w:ascii="SimSun" w:hAnsi="SimSun" w:eastAsia="SimSun" w:cs="SimSun"/>
-        </w:rPr>
-        <w:t>CH</w:t>
-      </w:r>
-      <w:r>
-        <w:rPr>
-          <w:rStyle w:val="VerbatimChar"/>
-          <w:rFonts w:ascii="SimSun" w:hAnsi="SimSun" w:eastAsia="SimSun" w:cs="SimSun"/>
-          <w:vertAlign w:val="subscript"/>
-        </w:rPr>
-        <w:t>2</w:t>
-      </w:r>
-      <w:r>
-        <w:rPr>
-          <w:rStyle w:val="VerbatimChar"/>
-          <w:rFonts w:ascii="SimSun" w:hAnsi="SimSun" w:eastAsia="SimSun" w:cs="SimSun"/>
-        </w:rPr>
-        <w:t>CH</w:t>
-      </w:r>
-      <w:r>
-        <w:rPr>
-          <w:rStyle w:val="VerbatimChar"/>
-          <w:rFonts w:ascii="SimSun" w:hAnsi="SimSun" w:eastAsia="SimSun" w:cs="SimSun"/>
-          <w:vertAlign w:val="subscript"/>
-        </w:rPr>
-        <w:t>2</w:t>
-      </w:r>
-      <w:r>
-        <w:rPr>
-          <w:rStyle w:val="VerbatimChar"/>
-          <w:rFonts w:ascii="SimSun" w:hAnsi="SimSun" w:eastAsia="SimSun" w:cs="SimSun"/>
-        </w:rPr>
-        <w:t xml:space="preserve">Br + Br·  </w:t>
-      </w:r>
-      <w:r>
-        <w:rPr>
-          <w:rStyle w:val="VerbatimChar"/>
-          <w:rFonts w:hint="eastAsia" w:ascii="SimSun" w:hAnsi="SimSun" w:eastAsia="SimSun" w:cs="SimSun"/>
-        </w:rPr>
-        <w:t>(</w:t>
-      </w:r>
-      <w:r>
-        <w:rPr>
-          <w:rStyle w:val="VerbatimChar"/>
-          <w:rFonts w:hint="eastAsia" w:ascii="SimSun" w:hAnsi="SimSun" w:eastAsia="SimSun" w:cs="SimSun"/>
-        </w:rPr>
-        <w:t>产物</w:t>
-      </w:r>
-      <w:r>
-        <w:rPr>
-          <w:rStyle w:val="VerbatimChar"/>
-          <w:rFonts w:ascii="SimSun" w:hAnsi="SimSun" w:eastAsia="SimSun" w:cs="SimSun"/>
-        </w:rPr>
-        <w:t xml:space="preserve"> </w:t>
-      </w:r>
-      <w:r>
-        <w:rPr>
-          <w:rStyle w:val="VerbatimChar"/>
-          <w:rFonts w:hint="eastAsia" w:ascii="SimSun" w:hAnsi="SimSun" w:eastAsia="SimSun" w:cs="SimSun"/>
+          <w:rFonts w:hint="eastAsia" w:ascii="Times New Roman" w:hAnsi="Times New Roman" w:eastAsia="Times New Roman" w:cs="Times New Roman"/>
         </w:rPr>
         <w:t>1-</w:t>
       </w:r>
       <w:r>
         <w:rPr>
-          <w:rStyle w:val="VerbatimChar"/>
-          <w:rFonts w:hint="eastAsia" w:ascii="SimSun" w:hAnsi="SimSun" w:eastAsia="SimSun" w:cs="SimSun"/>
+          <w:rFonts w:hint="eastAsia" w:ascii="Times New Roman" w:hAnsi="Times New Roman" w:eastAsia="FangSong" w:cs="Times New Roman"/>
         </w:rPr>
         <w:t>溴丙烷</w:t>
       </w:r>
       <w:r>
         <w:rPr>
-          <w:rStyle w:val="VerbatimChar"/>
-          <w:rFonts w:ascii="SimSun" w:hAnsi="SimSun" w:eastAsia="SimSun" w:cs="SimSun"/>
+          <w:rFonts w:ascii="Times New Roman" w:hAnsi="Times New Roman" w:eastAsia="Times New Roman" w:cs="Times New Roman"/>
         </w:rPr>
         <w:t xml:space="preserve"> + </w:t>
       </w:r>
       <w:r>
         <w:rPr>
-          <w:rStyle w:val="VerbatimChar"/>
-          <w:rFonts w:hint="eastAsia" w:ascii="SimSun" w:hAnsi="SimSun" w:eastAsia="SimSun" w:cs="SimSun"/>
+          <w:rFonts w:hint="eastAsia" w:ascii="Times New Roman" w:hAnsi="Times New Roman" w:eastAsia="FangSong" w:cs="Times New Roman"/>
         </w:rPr>
         <w:t xml:space="preserve">再生</w:t>
       </w:r>
       <w:r>
         <w:rPr>
-          <w:rStyle w:val="VerbatimChar"/>
-          <w:rFonts w:ascii="SimSun" w:hAnsi="SimSun" w:eastAsia="SimSun" w:cs="SimSun"/>
+          <w:rFonts w:ascii="Times New Roman" w:hAnsi="Times New Roman" w:eastAsia="Times New Roman" w:cs="Times New Roman"/>
         </w:rPr>
         <w:t xml:space="preserve"> Br·)</w:t>
       </w:r>
     </w:p>
     <w:p>
       <w:pPr>
-        <w:pStyle w:val="FirstParagraph"/>
+        <w:pStyle w:val="BodyText"/>
       </w:pPr>
       <w:r>
         <w:rPr>
@@ -17702,264 +17612,229 @@
     </w:p>
     <w:p>
       <w:pPr>
-        <w:pStyle w:val="SourceCode"/>
+        <w:pStyle w:val="BodyText"/>
       </w:pPr>
       <w:r>
         <w:rPr>
-          <w:rStyle w:val="VerbatimChar"/>
-          <w:rFonts w:ascii="SimSun" w:hAnsi="SimSun" w:eastAsia="SimSun" w:cs="SimSun"/>
+          <w:rFonts w:ascii="Times New Roman" w:hAnsi="Times New Roman" w:eastAsia="Times New Roman" w:cs="Times New Roman"/>
         </w:rPr>
         <w:t xml:space="preserve">(Br· </w:t>
       </w:r>
       <w:r>
         <w:rPr>
-          <w:rStyle w:val="VerbatimChar"/>
-          <w:rFonts w:hint="eastAsia" w:ascii="SimSun" w:hAnsi="SimSun" w:eastAsia="SimSun" w:cs="SimSun"/>
+          <w:rFonts w:hint="eastAsia" w:ascii="Times New Roman" w:hAnsi="Times New Roman" w:eastAsia="FangSong" w:cs="Times New Roman"/>
         </w:rPr>
         <w:t>选择性主导</w:t>
       </w:r>
       <w:r>
         <w:rPr>
-          <w:rStyle w:val="VerbatimChar"/>
-          <w:rFonts w:hint="eastAsia" w:ascii="SimSun" w:hAnsi="SimSun" w:eastAsia="SimSun" w:cs="SimSun"/>
+          <w:rFonts w:hint="eastAsia" w:ascii="Times New Roman" w:hAnsi="Times New Roman" w:eastAsia="Times New Roman" w:cs="Times New Roman"/>
         </w:rPr>
         <w:t>)</w:t>
-      </w:r>
-      <w:r>
-        <w:rPr>
-          <w:rFonts w:ascii="SimSun" w:hAnsi="SimSun" w:eastAsia="SimSun" w:cs="SimSun"/>
-        </w:rPr>
-        <w:br/>
-      </w:r>
-      <w:r>
-        <w:rPr>
-          <w:rStyle w:val="VerbatimChar"/>
-          <w:rFonts w:ascii="SimSun" w:hAnsi="SimSun" w:eastAsia="SimSun" w:cs="SimSun"/>
-        </w:rPr>
-        <w:t>Br· + (CH</w:t>
-      </w:r>
-      <w:r>
-        <w:rPr>
-          <w:rStyle w:val="VerbatimChar"/>
-          <w:rFonts w:ascii="SimSun" w:hAnsi="SimSun" w:eastAsia="SimSun" w:cs="SimSun"/>
-          <w:vertAlign w:val="subscript"/>
-        </w:rPr>
-        <w:t>3</w:t>
-      </w:r>
-      <w:r>
-        <w:rPr>
-          <w:rStyle w:val="VerbatimChar"/>
-          <w:rFonts w:ascii="SimSun" w:hAnsi="SimSun" w:eastAsia="SimSun" w:cs="SimSun"/>
-        </w:rPr>
-        <w:t>)</w:t>
-      </w:r>
-      <w:r>
-        <w:rPr>
-          <w:rStyle w:val="VerbatimChar"/>
-          <w:rFonts w:ascii="SimSun" w:hAnsi="SimSun" w:eastAsia="SimSun" w:cs="SimSun"/>
-          <w:vertAlign w:val="subscript"/>
-        </w:rPr>
-        <w:t>3</w:t>
-      </w:r>
-      <w:r>
-        <w:rPr>
-          <w:rStyle w:val="VerbatimChar"/>
-          <w:rFonts w:ascii="SimSun" w:hAnsi="SimSun" w:eastAsia="SimSun" w:cs="SimSun"/>
-        </w:rPr>
-        <w:t>CH → HBr + (CH</w:t>
-      </w:r>
-      <w:r>
-        <w:rPr>
-          <w:rStyle w:val="VerbatimChar"/>
-          <w:rFonts w:ascii="SimSun" w:hAnsi="SimSun" w:eastAsia="SimSun" w:cs="SimSun"/>
-          <w:vertAlign w:val="subscript"/>
-        </w:rPr>
-        <w:t>3</w:t>
-      </w:r>
-      <w:r>
-        <w:rPr>
-          <w:rStyle w:val="VerbatimChar"/>
-          <w:rFonts w:ascii="SimSun" w:hAnsi="SimSun" w:eastAsia="SimSun" w:cs="SimSun"/>
-        </w:rPr>
-        <w:t>)</w:t>
-      </w:r>
-      <w:r>
-        <w:rPr>
-          <w:rStyle w:val="VerbatimChar"/>
-          <w:rFonts w:ascii="SimSun" w:hAnsi="SimSun" w:eastAsia="SimSun" w:cs="SimSun"/>
-          <w:vertAlign w:val="subscript"/>
-        </w:rPr>
-        <w:t>3</w:t>
-      </w:r>
-      <w:r>
-        <w:rPr>
-          <w:rStyle w:val="VerbatimChar"/>
-          <w:rFonts w:ascii="SimSun" w:hAnsi="SimSun" w:eastAsia="SimSun" w:cs="SimSun"/>
-        </w:rPr>
-        <w:t xml:space="preserve">C·   </w:t>
-      </w:r>
-      <w:r>
-        <w:rPr>
-          <w:rStyle w:val="VerbatimChar"/>
-          <w:rFonts w:hint="eastAsia" w:ascii="SimSun" w:hAnsi="SimSun" w:eastAsia="SimSun" w:cs="SimSun"/>
-        </w:rPr>
-        <w:t>(</w:t>
-      </w:r>
-      <w:r>
-        <w:rPr>
-          <w:rStyle w:val="VerbatimChar"/>
-          <w:rFonts w:hint="eastAsia" w:ascii="SimSun" w:hAnsi="SimSun" w:eastAsia="SimSun" w:cs="SimSun"/>
-        </w:rPr>
-        <w:t>叔自由基</w:t>
-      </w:r>
-      <w:r>
-        <w:rPr>
-          <w:rStyle w:val="VerbatimChar"/>
-          <w:rFonts w:hint="eastAsia" w:ascii="SimSun" w:hAnsi="SimSun" w:eastAsia="SimSun" w:cs="SimSun"/>
-        </w:rPr>
-        <w:t>，</w:t>
-      </w:r>
-      <w:r>
-        <w:rPr>
-          <w:rStyle w:val="VerbatimChar"/>
-          <w:rFonts w:hint="eastAsia" w:ascii="SimSun" w:hAnsi="SimSun" w:eastAsia="SimSun" w:cs="SimSun"/>
-        </w:rPr>
-        <w:t>最稳定</w:t>
-      </w:r>
-      <w:r>
-        <w:rPr>
-          <w:rStyle w:val="VerbatimChar"/>
-          <w:rFonts w:hint="eastAsia" w:ascii="SimSun" w:hAnsi="SimSun" w:eastAsia="SimSun" w:cs="SimSun"/>
-        </w:rPr>
-        <w:t>)</w:t>
-      </w:r>
-      <w:r>
-        <w:rPr>
-          <w:rFonts w:ascii="SimSun" w:hAnsi="SimSun" w:eastAsia="SimSun" w:cs="SimSun"/>
-        </w:rPr>
-        <w:br/>
-      </w:r>
-      <w:r>
-        <w:rPr>
-          <w:rStyle w:val="VerbatimChar"/>
-          <w:rFonts w:ascii="SimSun" w:hAnsi="SimSun" w:eastAsia="SimSun" w:cs="SimSun"/>
-        </w:rPr>
-        <w:t>(CH</w:t>
-      </w:r>
-      <w:r>
-        <w:rPr>
-          <w:rStyle w:val="VerbatimChar"/>
-          <w:rFonts w:ascii="SimSun" w:hAnsi="SimSun" w:eastAsia="SimSun" w:cs="SimSun"/>
-          <w:vertAlign w:val="subscript"/>
-        </w:rPr>
-        <w:t>3</w:t>
-      </w:r>
-      <w:r>
-        <w:rPr>
-          <w:rStyle w:val="VerbatimChar"/>
-          <w:rFonts w:ascii="SimSun" w:hAnsi="SimSun" w:eastAsia="SimSun" w:cs="SimSun"/>
-        </w:rPr>
-        <w:t>)</w:t>
-      </w:r>
-      <w:r>
-        <w:rPr>
-          <w:rStyle w:val="VerbatimChar"/>
-          <w:rFonts w:ascii="SimSun" w:hAnsi="SimSun" w:eastAsia="SimSun" w:cs="SimSun"/>
-          <w:vertAlign w:val="subscript"/>
-        </w:rPr>
-        <w:t>3</w:t>
-      </w:r>
-      <w:r>
-        <w:rPr>
-          <w:rStyle w:val="VerbatimChar"/>
-          <w:rFonts w:ascii="SimSun" w:hAnsi="SimSun" w:eastAsia="SimSun" w:cs="SimSun"/>
-        </w:rPr>
-        <w:t>C· + Br</w:t>
-      </w:r>
-      <w:r>
-        <w:rPr>
-          <w:rStyle w:val="VerbatimChar"/>
-          <w:rFonts w:ascii="SimSun" w:hAnsi="SimSun" w:eastAsia="SimSun" w:cs="SimSun"/>
-          <w:vertAlign w:val="subscript"/>
-        </w:rPr>
-        <w:t>2</w:t>
-      </w:r>
-      <w:r>
-        <w:rPr>
-          <w:rStyle w:val="VerbatimChar"/>
-          <w:rFonts w:ascii="SimSun" w:hAnsi="SimSun" w:eastAsia="SimSun" w:cs="SimSun"/>
-        </w:rPr>
-        <w:t xml:space="preserve"> → (CH</w:t>
-      </w:r>
-      <w:r>
-        <w:rPr>
-          <w:rStyle w:val="VerbatimChar"/>
-          <w:rFonts w:ascii="SimSun" w:hAnsi="SimSun" w:eastAsia="SimSun" w:cs="SimSun"/>
-          <w:vertAlign w:val="subscript"/>
-        </w:rPr>
-        <w:t>3</w:t>
-      </w:r>
-      <w:r>
-        <w:rPr>
-          <w:rStyle w:val="VerbatimChar"/>
-          <w:rFonts w:ascii="SimSun" w:hAnsi="SimSun" w:eastAsia="SimSun" w:cs="SimSun"/>
-        </w:rPr>
-        <w:t>)</w:t>
-      </w:r>
-      <w:r>
-        <w:rPr>
-          <w:rStyle w:val="VerbatimChar"/>
-          <w:rFonts w:ascii="SimSun" w:hAnsi="SimSun" w:eastAsia="SimSun" w:cs="SimSun"/>
-          <w:vertAlign w:val="subscript"/>
-        </w:rPr>
-        <w:t>3</w:t>
-      </w:r>
-      <w:r>
-        <w:rPr>
-          <w:rStyle w:val="VerbatimChar"/>
-          <w:rFonts w:ascii="SimSun" w:hAnsi="SimSun" w:eastAsia="SimSun" w:cs="SimSun"/>
-        </w:rPr>
-        <w:t xml:space="preserve">CBr + Br·  </w:t>
-      </w:r>
-      <w:r>
-        <w:rPr>
-          <w:rStyle w:val="VerbatimChar"/>
-          <w:rFonts w:hint="eastAsia" w:ascii="SimSun" w:hAnsi="SimSun" w:eastAsia="SimSun" w:cs="SimSun"/>
-        </w:rPr>
-        <w:t>(</w:t>
-      </w:r>
-      <w:r>
-        <w:rPr>
-          <w:rStyle w:val="VerbatimChar"/>
-          <w:rFonts w:hint="eastAsia" w:ascii="SimSun" w:hAnsi="SimSun" w:eastAsia="SimSun" w:cs="SimSun"/>
-        </w:rPr>
-        <w:t>叔丁基溴</w:t>
-      </w:r>
-      <w:r>
-        <w:rPr>
-          <w:rStyle w:val="VerbatimChar"/>
-          <w:rFonts w:ascii="SimSun" w:hAnsi="SimSun" w:eastAsia="SimSun" w:cs="SimSun"/>
-        </w:rPr>
-        <w:t xml:space="preserve"> + </w:t>
-      </w:r>
-      <w:r>
-        <w:rPr>
-          <w:rStyle w:val="VerbatimChar"/>
-          <w:rFonts w:hint="eastAsia" w:ascii="SimSun" w:hAnsi="SimSun" w:eastAsia="SimSun" w:cs="SimSun"/>
-        </w:rPr>
-        <w:t xml:space="preserve">再生</w:t>
-      </w:r>
-      <w:r>
-        <w:rPr>
-          <w:rStyle w:val="VerbatimChar"/>
-          <w:rFonts w:ascii="SimSun" w:hAnsi="SimSun" w:eastAsia="SimSun" w:cs="SimSun"/>
-        </w:rPr>
-        <w:t xml:space="preserve"> Br·)</w:t>
       </w:r>
     </w:p>
     <w:p>
       <w:pPr>
-        <w:pStyle w:val="FirstParagraph"/>
+        <w:pStyle w:val="BodyText"/>
+      </w:pPr>
+      <w:r>
+        <w:rPr>
+          <w:rFonts w:ascii="Times New Roman" w:hAnsi="Times New Roman" w:eastAsia="Times New Roman" w:cs="Times New Roman"/>
+        </w:rPr>
+        <w:t>Br· + (CH</w:t>
+      </w:r>
+      <w:r>
+        <w:rPr>
+          <w:rFonts w:ascii="Times New Roman" w:hAnsi="Times New Roman" w:eastAsia="Times New Roman" w:cs="Times New Roman"/>
+          <w:vertAlign w:val="subscript"/>
+        </w:rPr>
+        <w:t>3</w:t>
+      </w:r>
+      <w:r>
+        <w:rPr>
+          <w:rFonts w:ascii="Times New Roman" w:hAnsi="Times New Roman" w:eastAsia="Times New Roman" w:cs="Times New Roman"/>
+        </w:rPr>
+        <w:t>)</w:t>
+      </w:r>
+      <w:r>
+        <w:rPr>
+          <w:rFonts w:ascii="Times New Roman" w:hAnsi="Times New Roman" w:eastAsia="Times New Roman" w:cs="Times New Roman"/>
+          <w:vertAlign w:val="subscript"/>
+        </w:rPr>
+        <w:t>3</w:t>
+      </w:r>
+      <w:r>
+        <w:rPr>
+          <w:rFonts w:ascii="Times New Roman" w:hAnsi="Times New Roman" w:eastAsia="Times New Roman" w:cs="Times New Roman"/>
+        </w:rPr>
+        <w:t>CH → HBr + (CH</w:t>
+      </w:r>
+      <w:r>
+        <w:rPr>
+          <w:rFonts w:ascii="Times New Roman" w:hAnsi="Times New Roman" w:eastAsia="Times New Roman" w:cs="Times New Roman"/>
+          <w:vertAlign w:val="subscript"/>
+        </w:rPr>
+        <w:t>3</w:t>
+      </w:r>
+      <w:r>
+        <w:rPr>
+          <w:rFonts w:ascii="Times New Roman" w:hAnsi="Times New Roman" w:eastAsia="Times New Roman" w:cs="Times New Roman"/>
+        </w:rPr>
+        <w:t>)</w:t>
+      </w:r>
+      <w:r>
+        <w:rPr>
+          <w:rFonts w:ascii="Times New Roman" w:hAnsi="Times New Roman" w:eastAsia="Times New Roman" w:cs="Times New Roman"/>
+          <w:vertAlign w:val="subscript"/>
+        </w:rPr>
+        <w:t>3</w:t>
+      </w:r>
+      <w:r>
+        <w:rPr>
+          <w:rFonts w:ascii="Times New Roman" w:hAnsi="Times New Roman" w:eastAsia="Times New Roman" w:cs="Times New Roman"/>
+        </w:rPr>
+        <w:t xml:space="preserve">C· </w:t>
+      </w:r>
+      <w:r>
+        <w:rPr>
+          <w:rFonts w:hint="eastAsia" w:ascii="Times New Roman" w:hAnsi="Times New Roman" w:eastAsia="Times New Roman" w:cs="Times New Roman"/>
+        </w:rPr>
+        <w:t>(</w:t>
+      </w:r>
+      <w:r>
+        <w:rPr>
+          <w:rFonts w:hint="eastAsia" w:ascii="Times New Roman" w:hAnsi="Times New Roman" w:eastAsia="FangSong" w:cs="Times New Roman"/>
+        </w:rPr>
+        <w:t>叔自由基</w:t>
+      </w:r>
+      <w:r>
+        <w:rPr>
+          <w:rFonts w:hint="eastAsia" w:ascii="Times New Roman" w:hAnsi="Times New Roman" w:eastAsia="Times New Roman" w:cs="Times New Roman"/>
+        </w:rPr>
+        <w:t>，</w:t>
+      </w:r>
+      <w:r>
+        <w:rPr>
+          <w:rFonts w:hint="eastAsia" w:ascii="Times New Roman" w:hAnsi="Times New Roman" w:eastAsia="FangSong" w:cs="Times New Roman"/>
+        </w:rPr>
+        <w:t>最稳定</w:t>
+      </w:r>
+      <w:r>
+        <w:rPr>
+          <w:rFonts w:hint="eastAsia" w:ascii="Times New Roman" w:hAnsi="Times New Roman" w:eastAsia="Times New Roman" w:cs="Times New Roman"/>
+        </w:rPr>
+        <w:t>)</w:t>
+      </w:r>
+    </w:p>
+    <w:p>
+      <w:pPr>
+        <w:pStyle w:val="BodyText"/>
+      </w:pPr>
+      <w:r>
+        <w:rPr>
+          <w:rFonts w:ascii="Times New Roman" w:hAnsi="Times New Roman" w:eastAsia="Times New Roman" w:cs="Times New Roman"/>
+        </w:rPr>
+        <w:t>(CH</w:t>
+      </w:r>
+      <w:r>
+        <w:rPr>
+          <w:rFonts w:ascii="Times New Roman" w:hAnsi="Times New Roman" w:eastAsia="Times New Roman" w:cs="Times New Roman"/>
+          <w:vertAlign w:val="subscript"/>
+        </w:rPr>
+        <w:t>3</w:t>
+      </w:r>
+      <w:r>
+        <w:rPr>
+          <w:rFonts w:ascii="Times New Roman" w:hAnsi="Times New Roman" w:eastAsia="Times New Roman" w:cs="Times New Roman"/>
+        </w:rPr>
+        <w:t>)</w:t>
+      </w:r>
+      <w:r>
+        <w:rPr>
+          <w:rFonts w:ascii="Times New Roman" w:hAnsi="Times New Roman" w:eastAsia="Times New Roman" w:cs="Times New Roman"/>
+          <w:vertAlign w:val="subscript"/>
+        </w:rPr>
+        <w:t>3</w:t>
+      </w:r>
+      <w:r>
+        <w:rPr>
+          <w:rFonts w:ascii="Times New Roman" w:hAnsi="Times New Roman" w:eastAsia="Times New Roman" w:cs="Times New Roman"/>
+        </w:rPr>
+        <w:t>C· + Br</w:t>
+      </w:r>
+      <w:r>
+        <w:rPr>
+          <w:rFonts w:ascii="Times New Roman" w:hAnsi="Times New Roman" w:eastAsia="Times New Roman" w:cs="Times New Roman"/>
+          <w:vertAlign w:val="subscript"/>
+        </w:rPr>
+        <w:t>2</w:t>
+      </w:r>
+      <w:r>
+        <w:rPr>
+          <w:rFonts w:ascii="Times New Roman" w:hAnsi="Times New Roman" w:eastAsia="Times New Roman" w:cs="Times New Roman"/>
+        </w:rPr>
+        <w:t xml:space="preserve"> → (CH</w:t>
+      </w:r>
+      <w:r>
+        <w:rPr>
+          <w:rFonts w:ascii="Times New Roman" w:hAnsi="Times New Roman" w:eastAsia="Times New Roman" w:cs="Times New Roman"/>
+          <w:vertAlign w:val="subscript"/>
+        </w:rPr>
+        <w:t>3</w:t>
+      </w:r>
+      <w:r>
+        <w:rPr>
+          <w:rFonts w:ascii="Times New Roman" w:hAnsi="Times New Roman" w:eastAsia="Times New Roman" w:cs="Times New Roman"/>
+        </w:rPr>
+        <w:t>)</w:t>
+      </w:r>
+      <w:r>
+        <w:rPr>
+          <w:rFonts w:ascii="Times New Roman" w:hAnsi="Times New Roman" w:eastAsia="Times New Roman" w:cs="Times New Roman"/>
+          <w:vertAlign w:val="subscript"/>
+        </w:rPr>
+        <w:t>3</w:t>
+      </w:r>
+      <w:r>
+        <w:rPr>
+          <w:rFonts w:ascii="Times New Roman" w:hAnsi="Times New Roman" w:eastAsia="Times New Roman" w:cs="Times New Roman"/>
+        </w:rPr>
+        <w:t xml:space="preserve">CBr + Br· </w:t>
+      </w:r>
+      <w:r>
+        <w:rPr>
+          <w:rFonts w:hint="eastAsia" w:ascii="Times New Roman" w:hAnsi="Times New Roman" w:eastAsia="Times New Roman" w:cs="Times New Roman"/>
+        </w:rPr>
+        <w:t>(</w:t>
+      </w:r>
+      <w:r>
+        <w:rPr>
+          <w:rFonts w:hint="eastAsia" w:ascii="Times New Roman" w:hAnsi="Times New Roman" w:eastAsia="FangSong" w:cs="Times New Roman"/>
+        </w:rPr>
+        <w:t>叔丁基溴</w:t>
+      </w:r>
+      <w:r>
+        <w:rPr>
+          <w:rFonts w:ascii="Times New Roman" w:hAnsi="Times New Roman" w:eastAsia="Times New Roman" w:cs="Times New Roman"/>
+        </w:rPr>
+        <w:t xml:space="preserve"> + </w:t>
+      </w:r>
+      <w:r>
+        <w:rPr>
+          <w:rFonts w:hint="eastAsia" w:ascii="Times New Roman" w:hAnsi="Times New Roman" w:eastAsia="FangSong" w:cs="Times New Roman"/>
+        </w:rPr>
+        <w:t xml:space="preserve">再生</w:t>
+      </w:r>
+      <w:r>
+        <w:rPr>
+          <w:rFonts w:ascii="Times New Roman" w:hAnsi="Times New Roman" w:eastAsia="Times New Roman" w:cs="Times New Roman"/>
+        </w:rPr>
+        <w:t xml:space="preserve"> Br·)</w:t>
+      </w:r>
+    </w:p>
+    <w:p>
+      <w:pPr>
+        <w:pStyle w:val="BodyText"/>
       </w:pPr>
       <w:r>
         <w:rPr>
@@ -18768,184 +18643,161 @@
         </w:rPr>
         <w:t xml:space="preserve">C2）</w:t>
       </w:r>
+      <w:r>
+        <w:rPr>
+          <w:rFonts w:ascii="Times New Roman" w:hAnsi="Times New Roman" w:eastAsia="Times New Roman" w:cs="Times New Roman"/>
+        </w:rPr>
+        <w:t xml:space="preserve"> </w:t>
+      </w:r>
+      <w:r>
+        <w:rPr>
+          <w:rFonts w:ascii="Times New Roman" w:hAnsi="Times New Roman" w:eastAsia="Times New Roman" w:cs="Times New Roman"/>
+        </w:rPr>
+        <w:t>CH</w:t>
+      </w:r>
+      <w:r>
+        <w:rPr>
+          <w:rFonts w:ascii="Times New Roman" w:hAnsi="Times New Roman" w:eastAsia="Times New Roman" w:cs="Times New Roman"/>
+          <w:vertAlign w:val="subscript"/>
+        </w:rPr>
+        <w:t>3</w:t>
+      </w:r>
+      <w:r>
+        <w:rPr>
+          <w:rFonts w:ascii="Times New Roman" w:hAnsi="Times New Roman" w:eastAsia="Times New Roman" w:cs="Times New Roman"/>
+        </w:rPr>
+        <w:t>CH=CH</w:t>
+      </w:r>
+      <w:r>
+        <w:rPr>
+          <w:rFonts w:ascii="Times New Roman" w:hAnsi="Times New Roman" w:eastAsia="Times New Roman" w:cs="Times New Roman"/>
+          <w:vertAlign w:val="subscript"/>
+        </w:rPr>
+        <w:t>2</w:t>
+      </w:r>
+      <w:r>
+        <w:rPr>
+          <w:rFonts w:ascii="Times New Roman" w:hAnsi="Times New Roman" w:eastAsia="Times New Roman" w:cs="Times New Roman"/>
+        </w:rPr>
+        <w:t xml:space="preserve"> + H</w:t>
+      </w:r>
+      <w:r>
+        <w:rPr>
+          <w:rFonts w:ascii="Times New Roman" w:hAnsi="Times New Roman" w:eastAsia="Times New Roman" w:cs="Times New Roman"/>
+          <w:vertAlign w:val="superscript"/>
+        </w:rPr>
+        <w:t>+</w:t>
+      </w:r>
+      <w:r>
+        <w:rPr>
+          <w:rFonts w:ascii="Times New Roman" w:hAnsi="Times New Roman" w:eastAsia="Times New Roman" w:cs="Times New Roman"/>
+        </w:rPr>
+        <w:t xml:space="preserve"> → CH</w:t>
+      </w:r>
+      <w:r>
+        <w:rPr>
+          <w:rFonts w:ascii="Times New Roman" w:hAnsi="Times New Roman" w:eastAsia="Times New Roman" w:cs="Times New Roman"/>
+          <w:vertAlign w:val="subscript"/>
+        </w:rPr>
+        <w:t>3</w:t>
+      </w:r>
+      <w:r>
+        <w:rPr>
+          <w:rFonts w:ascii="Times New Roman" w:hAnsi="Times New Roman" w:eastAsia="Times New Roman" w:cs="Times New Roman"/>
+        </w:rPr>
+        <w:t>-ĊH-CH</w:t>
+      </w:r>
+      <w:r>
+        <w:rPr>
+          <w:rFonts w:ascii="Times New Roman" w:hAnsi="Times New Roman" w:eastAsia="Times New Roman" w:cs="Times New Roman"/>
+          <w:vertAlign w:val="subscript"/>
+        </w:rPr>
+        <w:t>3</w:t>
+      </w:r>
+      <w:r>
+        <w:rPr>
+          <w:rFonts w:ascii="Times New Roman" w:hAnsi="Times New Roman" w:eastAsia="Times New Roman" w:cs="Times New Roman"/>
+        </w:rPr>
+        <w:t xml:space="preserve"> (2° </w:t>
+      </w:r>
+      <w:r>
+        <w:rPr>
+          <w:rFonts w:hint="eastAsia" w:ascii="Times New Roman" w:hAnsi="Times New Roman" w:eastAsia="FangSong" w:cs="Times New Roman"/>
+        </w:rPr>
+        <w:t>碳正离子</w:t>
+      </w:r>
+      <w:r>
+        <w:rPr>
+          <w:rFonts w:hint="eastAsia" w:ascii="Times New Roman" w:hAnsi="Times New Roman" w:eastAsia="Times New Roman" w:cs="Times New Roman"/>
+        </w:rPr>
+        <w:t>)</w:t>
+      </w:r>
     </w:p>
     <w:p>
       <w:pPr>
-        <w:pStyle w:val="SourceCode"/>
+        <w:pStyle w:val="FirstParagraph"/>
       </w:pPr>
       <w:r>
         <w:rPr>
-          <w:rStyle w:val="VerbatimChar"/>
-          <w:rFonts w:ascii="SimSun" w:hAnsi="SimSun" w:eastAsia="SimSun" w:cs="SimSun"/>
+          <w:rFonts w:ascii="Times New Roman" w:hAnsi="Times New Roman" w:eastAsia="Times New Roman" w:cs="Times New Roman"/>
         </w:rPr>
         <w:t>CH</w:t>
       </w:r>
       <w:r>
         <w:rPr>
-          <w:rStyle w:val="VerbatimChar"/>
-          <w:rFonts w:ascii="SimSun" w:hAnsi="SimSun" w:eastAsia="SimSun" w:cs="SimSun"/>
+          <w:rFonts w:ascii="Times New Roman" w:hAnsi="Times New Roman" w:eastAsia="Times New Roman" w:cs="Times New Roman"/>
           <w:vertAlign w:val="subscript"/>
         </w:rPr>
         <w:t>3</w:t>
       </w:r>
       <w:r>
         <w:rPr>
-          <w:rStyle w:val="VerbatimChar"/>
-          <w:rFonts w:ascii="SimSun" w:hAnsi="SimSun" w:eastAsia="SimSun" w:cs="SimSun"/>
-        </w:rPr>
-        <w:t>CH=CH</w:t>
-      </w:r>
-      <w:r>
-        <w:rPr>
-          <w:rStyle w:val="VerbatimChar"/>
-          <w:rFonts w:ascii="SimSun" w:hAnsi="SimSun" w:eastAsia="SimSun" w:cs="SimSun"/>
+          <w:rFonts w:ascii="Times New Roman" w:hAnsi="Times New Roman" w:eastAsia="Times New Roman" w:cs="Times New Roman"/>
+        </w:rPr>
+        <w:t>-ĊH-CH</w:t>
+      </w:r>
+      <w:r>
+        <w:rPr>
+          <w:rFonts w:ascii="Times New Roman" w:hAnsi="Times New Roman" w:eastAsia="Times New Roman" w:cs="Times New Roman"/>
           <w:vertAlign w:val="subscript"/>
         </w:rPr>
-        <w:t>2</w:t>
-      </w:r>
-      <w:r>
-        <w:rPr>
-          <w:rStyle w:val="VerbatimChar"/>
-          <w:rFonts w:ascii="SimSun" w:hAnsi="SimSun" w:eastAsia="SimSun" w:cs="SimSun"/>
-        </w:rPr>
-        <w:t xml:space="preserve"> + H</w:t>
-      </w:r>
-      <w:r>
-        <w:rPr>
-          <w:rStyle w:val="VerbatimChar"/>
-          <w:rFonts w:ascii="SimSun" w:hAnsi="SimSun" w:eastAsia="SimSun" w:cs="SimSun"/>
+        <w:t>3</w:t>
+      </w:r>
+      <w:r>
+        <w:rPr>
+          <w:rFonts w:ascii="Times New Roman" w:hAnsi="Times New Roman" w:eastAsia="Times New Roman" w:cs="Times New Roman"/>
+        </w:rPr>
+        <w:t xml:space="preserve"> + Br</w:t>
+      </w:r>
+      <w:r>
+        <w:rPr>
+          <w:rFonts w:ascii="Times New Roman" w:hAnsi="Times New Roman" w:eastAsia="Times New Roman" w:cs="Times New Roman"/>
           <w:vertAlign w:val="superscript"/>
         </w:rPr>
-        <w:t>+</w:t>
-      </w:r>
-      <w:r>
-        <w:rPr>
-          <w:rStyle w:val="VerbatimChar"/>
-          <w:rFonts w:ascii="SimSun" w:hAnsi="SimSun" w:eastAsia="SimSun" w:cs="SimSun"/>
+        <w:t>-</w:t>
+      </w:r>
+      <w:r>
+        <w:rPr>
+          <w:rFonts w:ascii="Times New Roman" w:hAnsi="Times New Roman" w:eastAsia="Times New Roman" w:cs="Times New Roman"/>
         </w:rPr>
         <w:t xml:space="preserve"> → CH</w:t>
       </w:r>
       <w:r>
         <w:rPr>
-          <w:rStyle w:val="VerbatimChar"/>
-          <w:rFonts w:ascii="SimSun" w:hAnsi="SimSun" w:eastAsia="SimSun" w:cs="SimSun"/>
+          <w:rFonts w:ascii="Times New Roman" w:hAnsi="Times New Roman" w:eastAsia="Times New Roman" w:cs="Times New Roman"/>
           <w:vertAlign w:val="subscript"/>
         </w:rPr>
         <w:t>3</w:t>
       </w:r>
       <w:r>
         <w:rPr>
-          <w:rStyle w:val="VerbatimChar"/>
-          <w:rFonts w:ascii="SimSun" w:hAnsi="SimSun" w:eastAsia="SimSun" w:cs="SimSun"/>
-        </w:rPr>
-        <w:t>-ĊH-CH</w:t>
-      </w:r>
-      <w:r>
-        <w:rPr>
-          <w:rStyle w:val="VerbatimChar"/>
-          <w:rFonts w:ascii="SimSun" w:hAnsi="SimSun" w:eastAsia="SimSun" w:cs="SimSun"/>
-          <w:vertAlign w:val="subscript"/>
-        </w:rPr>
-        <w:t>3</w:t>
-      </w:r>
-      <w:r>
-        <w:rPr>
-          <w:rStyle w:val="VerbatimChar"/>
-          <w:rFonts w:ascii="SimSun" w:hAnsi="SimSun" w:eastAsia="SimSun" w:cs="SimSun"/>
-        </w:rPr>
-        <w:t xml:space="preserve">  (2° </w:t>
-      </w:r>
-      <w:r>
-        <w:rPr>
-          <w:rStyle w:val="VerbatimChar"/>
-          <w:rFonts w:hint="eastAsia" w:ascii="SimSun" w:hAnsi="SimSun" w:eastAsia="SimSun" w:cs="SimSun"/>
-        </w:rPr>
-        <w:t>碳正离子</w:t>
-      </w:r>
-      <w:r>
-        <w:rPr>
-          <w:rStyle w:val="VerbatimChar"/>
-          <w:rFonts w:hint="eastAsia" w:ascii="SimSun" w:hAnsi="SimSun" w:eastAsia="SimSun" w:cs="SimSun"/>
-        </w:rPr>
-        <w:t>)</w:t>
-      </w:r>
-      <w:r>
-        <w:rPr>
-          <w:rFonts w:ascii="SimSun" w:hAnsi="SimSun" w:eastAsia="SimSun" w:cs="SimSun"/>
-        </w:rPr>
-        <w:br/>
-      </w:r>
-      <w:r>
-        <w:rPr>
-          <w:rStyle w:val="VerbatimChar"/>
-          <w:rFonts w:ascii="SimSun" w:hAnsi="SimSun" w:eastAsia="SimSun" w:cs="SimSun"/>
-        </w:rPr>
-        <w:t>CH</w:t>
-      </w:r>
-      <w:r>
-        <w:rPr>
-          <w:rStyle w:val="VerbatimChar"/>
-          <w:rFonts w:ascii="SimSun" w:hAnsi="SimSun" w:eastAsia="SimSun" w:cs="SimSun"/>
-          <w:vertAlign w:val="subscript"/>
-        </w:rPr>
-        <w:t>3</w:t>
-      </w:r>
-      <w:r>
-        <w:rPr>
-          <w:rStyle w:val="VerbatimChar"/>
-          <w:rFonts w:ascii="SimSun" w:hAnsi="SimSun" w:eastAsia="SimSun" w:cs="SimSun"/>
-        </w:rPr>
-        <w:t>-ĊH-CH</w:t>
-      </w:r>
-      <w:r>
-        <w:rPr>
-          <w:rStyle w:val="VerbatimChar"/>
-          <w:rFonts w:ascii="SimSun" w:hAnsi="SimSun" w:eastAsia="SimSun" w:cs="SimSun"/>
-          <w:vertAlign w:val="subscript"/>
-        </w:rPr>
-        <w:t>3</w:t>
-      </w:r>
-      <w:r>
-        <w:rPr>
-          <w:rStyle w:val="VerbatimChar"/>
-          <w:rFonts w:ascii="SimSun" w:hAnsi="SimSun" w:eastAsia="SimSun" w:cs="SimSun"/>
-        </w:rPr>
-        <w:t xml:space="preserve"> + Br</w:t>
-      </w:r>
-      <w:r>
-        <w:rPr>
-          <w:rStyle w:val="VerbatimChar"/>
-          <w:rFonts w:ascii="SimSun" w:hAnsi="SimSun" w:eastAsia="SimSun" w:cs="SimSun"/>
-          <w:vertAlign w:val="superscript"/>
-        </w:rPr>
-        <w:t>-</w:t>
-      </w:r>
-      <w:r>
-        <w:rPr>
-          <w:rStyle w:val="VerbatimChar"/>
-          <w:rFonts w:ascii="SimSun" w:hAnsi="SimSun" w:eastAsia="SimSun" w:cs="SimSun"/>
-        </w:rPr>
-        <w:t xml:space="preserve"> → CH</w:t>
-      </w:r>
-      <w:r>
-        <w:rPr>
-          <w:rStyle w:val="VerbatimChar"/>
-          <w:rFonts w:ascii="SimSun" w:hAnsi="SimSun" w:eastAsia="SimSun" w:cs="SimSun"/>
-          <w:vertAlign w:val="subscript"/>
-        </w:rPr>
-        <w:t>3</w:t>
-      </w:r>
-      <w:r>
-        <w:rPr>
-          <w:rStyle w:val="VerbatimChar"/>
-          <w:rFonts w:ascii="SimSun" w:hAnsi="SimSun" w:eastAsia="SimSun" w:cs="SimSun"/>
+          <w:rFonts w:ascii="Times New Roman" w:hAnsi="Times New Roman" w:eastAsia="Times New Roman" w:cs="Times New Roman"/>
         </w:rPr>
         <w:t>CHBrCH</w:t>
       </w:r>
       <w:r>
         <w:rPr>
-          <w:rStyle w:val="VerbatimChar"/>
-          <w:rFonts w:ascii="SimSun" w:hAnsi="SimSun" w:eastAsia="SimSun" w:cs="SimSun"/>
+          <w:rFonts w:ascii="Times New Roman" w:hAnsi="Times New Roman" w:eastAsia="Times New Roman" w:cs="Times New Roman"/>
           <w:vertAlign w:val="subscript"/>
         </w:rPr>
         <w:t>3</w:t>
@@ -19207,184 +19059,162 @@
         </w:rPr>
         <w:t xml:space="preserve">C1）</w:t>
       </w:r>
-    </w:p>
-    <w:p>
-      <w:pPr>
-        <w:pStyle w:val="SourceCode"/>
-      </w:pPr>
-      <w:r>
-        <w:rPr>
-          <w:rStyle w:val="VerbatimChar"/>
-          <w:rFonts w:ascii="SimSun" w:hAnsi="SimSun" w:eastAsia="SimSun" w:cs="SimSun"/>
+      <w:r>
+        <w:rPr>
+          <w:rFonts w:ascii="Times New Roman" w:hAnsi="Times New Roman" w:eastAsia="Times New Roman" w:cs="Times New Roman"/>
+        </w:rPr>
+        <w:t xml:space="preserve"> </w:t>
+      </w:r>
+      <w:r>
+        <w:rPr>
+          <w:rFonts w:ascii="Times New Roman" w:hAnsi="Times New Roman" w:eastAsia="Times New Roman" w:cs="Times New Roman"/>
         </w:rPr>
         <w:t>Br· + CH</w:t>
       </w:r>
       <w:r>
         <w:rPr>
-          <w:rStyle w:val="VerbatimChar"/>
-          <w:rFonts w:ascii="SimSun" w:hAnsi="SimSun" w:eastAsia="SimSun" w:cs="SimSun"/>
+          <w:rFonts w:ascii="Times New Roman" w:hAnsi="Times New Roman" w:eastAsia="Times New Roman" w:cs="Times New Roman"/>
           <w:vertAlign w:val="subscript"/>
         </w:rPr>
         <w:t>3</w:t>
       </w:r>
       <w:r>
         <w:rPr>
-          <w:rStyle w:val="VerbatimChar"/>
-          <w:rFonts w:ascii="SimSun" w:hAnsi="SimSun" w:eastAsia="SimSun" w:cs="SimSun"/>
+          <w:rFonts w:ascii="Times New Roman" w:hAnsi="Times New Roman" w:eastAsia="Times New Roman" w:cs="Times New Roman"/>
         </w:rPr>
         <w:t>CH=CH</w:t>
       </w:r>
       <w:r>
         <w:rPr>
-          <w:rStyle w:val="VerbatimChar"/>
-          <w:rFonts w:ascii="SimSun" w:hAnsi="SimSun" w:eastAsia="SimSun" w:cs="SimSun"/>
+          <w:rFonts w:ascii="Times New Roman" w:hAnsi="Times New Roman" w:eastAsia="Times New Roman" w:cs="Times New Roman"/>
           <w:vertAlign w:val="subscript"/>
         </w:rPr>
         <w:t>2</w:t>
       </w:r>
       <w:r>
         <w:rPr>
-          <w:rStyle w:val="VerbatimChar"/>
-          <w:rFonts w:ascii="SimSun" w:hAnsi="SimSun" w:eastAsia="SimSun" w:cs="SimSun"/>
+          <w:rFonts w:ascii="Times New Roman" w:hAnsi="Times New Roman" w:eastAsia="Times New Roman" w:cs="Times New Roman"/>
         </w:rPr>
         <w:t xml:space="preserve"> → CH</w:t>
       </w:r>
       <w:r>
         <w:rPr>
-          <w:rStyle w:val="VerbatimChar"/>
-          <w:rFonts w:ascii="SimSun" w:hAnsi="SimSun" w:eastAsia="SimSun" w:cs="SimSun"/>
+          <w:rFonts w:ascii="Times New Roman" w:hAnsi="Times New Roman" w:eastAsia="Times New Roman" w:cs="Times New Roman"/>
           <w:vertAlign w:val="subscript"/>
         </w:rPr>
         <w:t>3</w:t>
       </w:r>
       <w:r>
         <w:rPr>
-          <w:rStyle w:val="VerbatimChar"/>
-          <w:rFonts w:ascii="SimSun" w:hAnsi="SimSun" w:eastAsia="SimSun" w:cs="SimSun"/>
+          <w:rFonts w:ascii="Times New Roman" w:hAnsi="Times New Roman" w:eastAsia="Times New Roman" w:cs="Times New Roman"/>
         </w:rPr>
         <w:t>-ĊH-CH</w:t>
       </w:r>
       <w:r>
         <w:rPr>
-          <w:rStyle w:val="VerbatimChar"/>
-          <w:rFonts w:ascii="SimSun" w:hAnsi="SimSun" w:eastAsia="SimSun" w:cs="SimSun"/>
+          <w:rFonts w:ascii="Times New Roman" w:hAnsi="Times New Roman" w:eastAsia="Times New Roman" w:cs="Times New Roman"/>
           <w:vertAlign w:val="subscript"/>
         </w:rPr>
         <w:t>2</w:t>
       </w:r>
       <w:r>
         <w:rPr>
-          <w:rStyle w:val="VerbatimChar"/>
-          <w:rFonts w:ascii="SimSun" w:hAnsi="SimSun" w:eastAsia="SimSun" w:cs="SimSun"/>
-        </w:rPr>
-        <w:t xml:space="preserve">Br  (2° </w:t>
-      </w:r>
-      <w:r>
-        <w:rPr>
-          <w:rStyle w:val="VerbatimChar"/>
-          <w:rFonts w:hint="eastAsia" w:ascii="SimSun" w:hAnsi="SimSun" w:eastAsia="SimSun" w:cs="SimSun"/>
+          <w:rFonts w:ascii="Times New Roman" w:hAnsi="Times New Roman" w:eastAsia="Times New Roman" w:cs="Times New Roman"/>
+        </w:rPr>
+        <w:t xml:space="preserve">Br (2° </w:t>
+      </w:r>
+      <w:r>
+        <w:rPr>
+          <w:rFonts w:hint="eastAsia" w:ascii="Times New Roman" w:hAnsi="Times New Roman" w:eastAsia="FangSong" w:cs="Times New Roman"/>
         </w:rPr>
         <w:t>自由基</w:t>
       </w:r>
       <w:r>
         <w:rPr>
-          <w:rStyle w:val="VerbatimChar"/>
-          <w:rFonts w:hint="eastAsia" w:ascii="SimSun" w:hAnsi="SimSun" w:eastAsia="SimSun" w:cs="SimSun"/>
+          <w:rFonts w:hint="eastAsia" w:ascii="Times New Roman" w:hAnsi="Times New Roman" w:eastAsia="Times New Roman" w:cs="Times New Roman"/>
         </w:rPr>
         <w:t>)</w:t>
-      </w:r>
-      <w:r>
-        <w:rPr>
-          <w:rFonts w:ascii="SimSun" w:hAnsi="SimSun" w:eastAsia="SimSun" w:cs="SimSun"/>
-        </w:rPr>
-        <w:br/>
-      </w:r>
-      <w:r>
-        <w:rPr>
-          <w:rStyle w:val="VerbatimChar"/>
-          <w:rFonts w:ascii="SimSun" w:hAnsi="SimSun" w:eastAsia="SimSun" w:cs="SimSun"/>
-        </w:rPr>
-        <w:t>CH</w:t>
-      </w:r>
-      <w:r>
-        <w:rPr>
-          <w:rStyle w:val="VerbatimChar"/>
-          <w:rFonts w:ascii="SimSun" w:hAnsi="SimSun" w:eastAsia="SimSun" w:cs="SimSun"/>
-          <w:vertAlign w:val="subscript"/>
-        </w:rPr>
-        <w:t>3</w:t>
-      </w:r>
-      <w:r>
-        <w:rPr>
-          <w:rStyle w:val="VerbatimChar"/>
-          <w:rFonts w:ascii="SimSun" w:hAnsi="SimSun" w:eastAsia="SimSun" w:cs="SimSun"/>
-        </w:rPr>
-        <w:t>-ĊH-CH</w:t>
-      </w:r>
-      <w:r>
-        <w:rPr>
-          <w:rStyle w:val="VerbatimChar"/>
-          <w:rFonts w:ascii="SimSun" w:hAnsi="SimSun" w:eastAsia="SimSun" w:cs="SimSun"/>
-          <w:vertAlign w:val="subscript"/>
-        </w:rPr>
-        <w:t>2</w:t>
-      </w:r>
-      <w:r>
-        <w:rPr>
-          <w:rStyle w:val="VerbatimChar"/>
-          <w:rFonts w:ascii="SimSun" w:hAnsi="SimSun" w:eastAsia="SimSun" w:cs="SimSun"/>
-        </w:rPr>
-        <w:t>Br + HBr → CH</w:t>
-      </w:r>
-      <w:r>
-        <w:rPr>
-          <w:rStyle w:val="VerbatimChar"/>
-          <w:rFonts w:ascii="SimSun" w:hAnsi="SimSun" w:eastAsia="SimSun" w:cs="SimSun"/>
-          <w:vertAlign w:val="subscript"/>
-        </w:rPr>
-        <w:t>3</w:t>
-      </w:r>
-      <w:r>
-        <w:rPr>
-          <w:rStyle w:val="VerbatimChar"/>
-          <w:rFonts w:ascii="SimSun" w:hAnsi="SimSun" w:eastAsia="SimSun" w:cs="SimSun"/>
-        </w:rPr>
-        <w:t>CH</w:t>
-      </w:r>
-      <w:r>
-        <w:rPr>
-          <w:rStyle w:val="VerbatimChar"/>
-          <w:rFonts w:ascii="SimSun" w:hAnsi="SimSun" w:eastAsia="SimSun" w:cs="SimSun"/>
-          <w:vertAlign w:val="subscript"/>
-        </w:rPr>
-        <w:t>2</w:t>
-      </w:r>
-      <w:r>
-        <w:rPr>
-          <w:rStyle w:val="VerbatimChar"/>
-          <w:rFonts w:ascii="SimSun" w:hAnsi="SimSun" w:eastAsia="SimSun" w:cs="SimSun"/>
-        </w:rPr>
-        <w:t>CH</w:t>
-      </w:r>
-      <w:r>
-        <w:rPr>
-          <w:rStyle w:val="VerbatimChar"/>
-          <w:rFonts w:ascii="SimSun" w:hAnsi="SimSun" w:eastAsia="SimSun" w:cs="SimSun"/>
-          <w:vertAlign w:val="subscript"/>
-        </w:rPr>
-        <w:t>2</w:t>
-      </w:r>
-      <w:r>
-        <w:rPr>
-          <w:rStyle w:val="VerbatimChar"/>
-          <w:rFonts w:ascii="SimSun" w:hAnsi="SimSun" w:eastAsia="SimSun" w:cs="SimSun"/>
-        </w:rPr>
-        <w:t>Br + Br·</w:t>
       </w:r>
     </w:p>
     <w:p>
       <w:pPr>
         <w:pStyle w:val="FirstParagraph"/>
+      </w:pPr>
+      <w:r>
+        <w:rPr>
+          <w:rFonts w:ascii="Times New Roman" w:hAnsi="Times New Roman" w:eastAsia="Times New Roman" w:cs="Times New Roman"/>
+        </w:rPr>
+        <w:t>CH</w:t>
+      </w:r>
+      <w:r>
+        <w:rPr>
+          <w:rFonts w:ascii="Times New Roman" w:hAnsi="Times New Roman" w:eastAsia="Times New Roman" w:cs="Times New Roman"/>
+          <w:vertAlign w:val="subscript"/>
+        </w:rPr>
+        <w:t>3</w:t>
+      </w:r>
+      <w:r>
+        <w:rPr>
+          <w:rFonts w:ascii="Times New Roman" w:hAnsi="Times New Roman" w:eastAsia="Times New Roman" w:cs="Times New Roman"/>
+        </w:rPr>
+        <w:t>-ĊH-CH</w:t>
+      </w:r>
+      <w:r>
+        <w:rPr>
+          <w:rFonts w:ascii="Times New Roman" w:hAnsi="Times New Roman" w:eastAsia="Times New Roman" w:cs="Times New Roman"/>
+          <w:vertAlign w:val="subscript"/>
+        </w:rPr>
+        <w:t>2</w:t>
+      </w:r>
+      <w:r>
+        <w:rPr>
+          <w:rFonts w:ascii="Times New Roman" w:hAnsi="Times New Roman" w:eastAsia="Times New Roman" w:cs="Times New Roman"/>
+        </w:rPr>
+        <w:t>Br + HBr → CH</w:t>
+      </w:r>
+      <w:r>
+        <w:rPr>
+          <w:rFonts w:ascii="Times New Roman" w:hAnsi="Times New Roman" w:eastAsia="Times New Roman" w:cs="Times New Roman"/>
+          <w:vertAlign w:val="subscript"/>
+        </w:rPr>
+        <w:t>3</w:t>
+      </w:r>
+      <w:r>
+        <w:rPr>
+          <w:rFonts w:ascii="Times New Roman" w:hAnsi="Times New Roman" w:eastAsia="Times New Roman" w:cs="Times New Roman"/>
+        </w:rPr>
+        <w:t>CH</w:t>
+      </w:r>
+      <w:r>
+        <w:rPr>
+          <w:rFonts w:ascii="Times New Roman" w:hAnsi="Times New Roman" w:eastAsia="Times New Roman" w:cs="Times New Roman"/>
+          <w:vertAlign w:val="subscript"/>
+        </w:rPr>
+        <w:t>2</w:t>
+      </w:r>
+      <w:r>
+        <w:rPr>
+          <w:rFonts w:ascii="Times New Roman" w:hAnsi="Times New Roman" w:eastAsia="Times New Roman" w:cs="Times New Roman"/>
+        </w:rPr>
+        <w:t>CH</w:t>
+      </w:r>
+      <w:r>
+        <w:rPr>
+          <w:rFonts w:ascii="Times New Roman" w:hAnsi="Times New Roman" w:eastAsia="Times New Roman" w:cs="Times New Roman"/>
+          <w:vertAlign w:val="subscript"/>
+        </w:rPr>
+        <w:t>2</w:t>
+      </w:r>
+      <w:r>
+        <w:rPr>
+          <w:rFonts w:ascii="Times New Roman" w:hAnsi="Times New Roman" w:eastAsia="Times New Roman" w:cs="Times New Roman"/>
+        </w:rPr>
+        <w:t>Br + Br·</w:t>
+      </w:r>
+    </w:p>
+    <w:p>
+      <w:pPr>
+        <w:pStyle w:val="BodyText"/>
       </w:pPr>
       <w:r>
         <w:rPr>
@@ -19963,77 +19793,69 @@
         </w:rPr>
         <w:t xml:space="preserve">：</w:t>
       </w:r>
+      <w:r>
+        <w:rPr>
+          <w:rFonts w:ascii="Times New Roman" w:hAnsi="Times New Roman" w:eastAsia="Times New Roman" w:cs="Times New Roman"/>
+        </w:rPr>
+        <w:t xml:space="preserve"> </w:t>
+      </w:r>
+      <w:r>
+        <w:rPr>
+          <w:rFonts w:ascii="Times New Roman" w:hAnsi="Times New Roman" w:eastAsia="Times New Roman" w:cs="Times New Roman"/>
+        </w:rPr>
+        <w:t xml:space="preserve">RO-OR →Δ 2 RO· </w:t>
+      </w:r>
+      <w:r>
+        <w:rPr>
+          <w:rFonts w:hint="eastAsia" w:ascii="Times New Roman" w:hAnsi="Times New Roman" w:eastAsia="Times New Roman" w:cs="Times New Roman"/>
+        </w:rPr>
+        <w:t>(</w:t>
+      </w:r>
+      <w:r>
+        <w:rPr>
+          <w:rFonts w:hint="eastAsia" w:ascii="Times New Roman" w:hAnsi="Times New Roman" w:eastAsia="FangSong" w:cs="Times New Roman"/>
+        </w:rPr>
+        <w:t>过氧化物均裂</w:t>
+      </w:r>
+      <w:r>
+        <w:rPr>
+          <w:rFonts w:hint="eastAsia" w:ascii="Times New Roman" w:hAnsi="Times New Roman" w:eastAsia="Times New Roman" w:cs="Times New Roman"/>
+        </w:rPr>
+        <w:t>)</w:t>
+      </w:r>
     </w:p>
     <w:p>
       <w:pPr>
-        <w:pStyle w:val="SourceCode"/>
+        <w:pStyle w:val="BodyText"/>
       </w:pPr>
       <w:r>
         <w:rPr>
-          <w:rStyle w:val="VerbatimChar"/>
-          <w:rFonts w:ascii="SimSun" w:hAnsi="SimSun" w:eastAsia="SimSun" w:cs="SimSun"/>
-        </w:rPr>
-        <w:t xml:space="preserve">RO-OR →Δ 2 RO·              </w:t>
-      </w:r>
-      <w:r>
-        <w:rPr>
-          <w:rStyle w:val="VerbatimChar"/>
-          <w:rFonts w:hint="eastAsia" w:ascii="SimSun" w:hAnsi="SimSun" w:eastAsia="SimSun" w:cs="SimSun"/>
+          <w:rFonts w:ascii="Times New Roman" w:hAnsi="Times New Roman" w:eastAsia="Times New Roman" w:cs="Times New Roman"/>
+        </w:rPr>
+        <w:t xml:space="preserve">RO· + HBr → ROH + Br· </w:t>
+      </w:r>
+      <w:r>
+        <w:rPr>
+          <w:rFonts w:hint="eastAsia" w:ascii="Times New Roman" w:hAnsi="Times New Roman" w:eastAsia="Times New Roman" w:cs="Times New Roman"/>
         </w:rPr>
         <w:t>(</w:t>
       </w:r>
       <w:r>
         <w:rPr>
-          <w:rStyle w:val="VerbatimChar"/>
-          <w:rFonts w:hint="eastAsia" w:ascii="SimSun" w:hAnsi="SimSun" w:eastAsia="SimSun" w:cs="SimSun"/>
-        </w:rPr>
-        <w:t>过氧化物均裂</w:t>
-      </w:r>
-      <w:r>
-        <w:rPr>
-          <w:rStyle w:val="VerbatimChar"/>
-          <w:rFonts w:hint="eastAsia" w:ascii="SimSun" w:hAnsi="SimSun" w:eastAsia="SimSun" w:cs="SimSun"/>
-        </w:rPr>
-        <w:t>)</w:t>
-      </w:r>
-      <w:r>
-        <w:rPr>
-          <w:rFonts w:ascii="SimSun" w:hAnsi="SimSun" w:eastAsia="SimSun" w:cs="SimSun"/>
-        </w:rPr>
-        <w:br/>
-      </w:r>
-      <w:r>
-        <w:rPr>
-          <w:rStyle w:val="VerbatimChar"/>
-          <w:rFonts w:ascii="SimSun" w:hAnsi="SimSun" w:eastAsia="SimSun" w:cs="SimSun"/>
-        </w:rPr>
-        <w:t xml:space="preserve">RO· + HBr → ROH + Br·       </w:t>
-      </w:r>
-      <w:r>
-        <w:rPr>
-          <w:rStyle w:val="VerbatimChar"/>
-          <w:rFonts w:hint="eastAsia" w:ascii="SimSun" w:hAnsi="SimSun" w:eastAsia="SimSun" w:cs="SimSun"/>
-        </w:rPr>
-        <w:t>(</w:t>
-      </w:r>
-      <w:r>
-        <w:rPr>
-          <w:rStyle w:val="VerbatimChar"/>
-          <w:rFonts w:hint="eastAsia" w:ascii="SimSun" w:hAnsi="SimSun" w:eastAsia="SimSun" w:cs="SimSun"/>
+          <w:rFonts w:hint="eastAsia" w:ascii="Times New Roman" w:hAnsi="Times New Roman" w:eastAsia="FangSong" w:cs="Times New Roman"/>
         </w:rPr>
         <w:t>产生</w:t>
       </w:r>
       <w:r>
         <w:rPr>
-          <w:rStyle w:val="VerbatimChar"/>
-          <w:rFonts w:ascii="SimSun" w:hAnsi="SimSun" w:eastAsia="SimSun" w:cs="SimSun"/>
+          <w:rFonts w:ascii="Times New Roman" w:hAnsi="Times New Roman" w:eastAsia="Times New Roman" w:cs="Times New Roman"/>
         </w:rPr>
         <w:t xml:space="preserve"> Br·)</w:t>
       </w:r>
     </w:p>
     <w:p>
       <w:pPr>
-        <w:pStyle w:val="FirstParagraph"/>
+        <w:pStyle w:val="BodyText"/>
       </w:pPr>
       <w:r>
         <w:rPr>

--- a/06-学生侧材料/讲义/有机化学/自由基反应.docx
+++ b/06-学生侧材料/讲义/有机化学/自由基反应.docx
@@ -26159,404 +26159,354 @@
     </w:p>
     <w:p>
       <w:pPr>
-        <w:pStyle w:val="SourceCode"/>
+        <w:pStyle w:val="Compact"/>
+        <w:numPr>
+          <w:ilvl w:val="0"/>
+          <w:numId w:val="1006"/>
+        </w:numPr>
       </w:pPr>
       <w:r>
         <w:rPr>
-          <w:rStyle w:val="VerbatimChar"/>
-          <w:rFonts w:ascii="SimSun" w:hAnsi="SimSun" w:eastAsia="SimSun" w:cs="SimSun"/>
-        </w:rPr>
-        <w:t xml:space="preserve">① </w:t>
-      </w:r>
-      <w:r>
-        <w:rPr>
-          <w:rStyle w:val="VerbatimChar"/>
-          <w:rFonts w:hint="eastAsia" w:ascii="SimSun" w:hAnsi="SimSun" w:eastAsia="SimSun" w:cs="SimSun"/>
+          <w:rFonts w:hint="eastAsia" w:ascii="Times New Roman" w:hAnsi="Times New Roman" w:eastAsia="FangSong" w:cs="Times New Roman"/>
         </w:rPr>
         <w:t>有没有自由基触发信号</w:t>
       </w:r>
       <w:r>
         <w:rPr>
-          <w:rStyle w:val="VerbatimChar"/>
-          <w:rFonts w:hint="eastAsia" w:ascii="SimSun" w:hAnsi="SimSun" w:eastAsia="SimSun" w:cs="SimSun"/>
+          <w:rFonts w:hint="eastAsia" w:ascii="Times New Roman" w:hAnsi="Times New Roman" w:eastAsia="Times New Roman" w:cs="Times New Roman"/>
         </w:rPr>
         <w:t>？(hv/ROOR/AIBN/NBS/SET)</w:t>
       </w:r>
-      <w:r>
-        <w:rPr>
-          <w:rFonts w:ascii="SimSun" w:hAnsi="SimSun" w:eastAsia="SimSun" w:cs="SimSun"/>
-        </w:rPr>
-        <w:br/>
-      </w:r>
-      <w:r>
-        <w:rPr>
-          <w:rStyle w:val="VerbatimChar"/>
-          <w:rFonts w:ascii="SimSun" w:hAnsi="SimSun" w:eastAsia="SimSun" w:cs="SimSun"/>
-        </w:rPr>
-        <w:t xml:space="preserve">    ↓ </w:t>
-      </w:r>
-      <w:r>
-        <w:rPr>
-          <w:rStyle w:val="VerbatimChar"/>
-          <w:rFonts w:hint="eastAsia" w:ascii="SimSun" w:hAnsi="SimSun" w:eastAsia="SimSun" w:cs="SimSun"/>
+    </w:p>
+    <w:p>
+      <w:pPr>
+        <w:pStyle w:val="Compact"/>
+        <w:numPr>
+          <w:ilvl w:val="0"/>
+          <w:numId w:val="1007"/>
+        </w:numPr>
+      </w:pPr>
+      <w:r>
+        <w:rPr>
+          <w:rFonts w:ascii="Times New Roman" w:hAnsi="Times New Roman" w:eastAsia="Times New Roman" w:cs="Times New Roman"/>
+        </w:rPr>
+        <w:t xml:space="preserve">↓ </w:t>
+      </w:r>
+      <w:r>
+        <w:rPr>
+          <w:rFonts w:hint="eastAsia" w:ascii="Times New Roman" w:hAnsi="Times New Roman" w:eastAsia="FangSong" w:cs="Times New Roman"/>
         </w:rPr>
         <w:t xml:space="preserve">有</w:t>
       </w:r>
       <w:r>
         <w:rPr>
-          <w:rStyle w:val="VerbatimChar"/>
-          <w:rFonts w:ascii="SimSun" w:hAnsi="SimSun" w:eastAsia="SimSun" w:cs="SimSun"/>
+          <w:rFonts w:ascii="Times New Roman" w:hAnsi="Times New Roman" w:eastAsia="Times New Roman" w:cs="Times New Roman"/>
         </w:rPr>
         <w:t xml:space="preserve"> → </w:t>
       </w:r>
       <w:r>
         <w:rPr>
-          <w:rStyle w:val="VerbatimChar"/>
-          <w:rFonts w:hint="eastAsia" w:ascii="SimSun" w:hAnsi="SimSun" w:eastAsia="SimSun" w:cs="SimSun"/>
+          <w:rFonts w:hint="eastAsia" w:ascii="Times New Roman" w:hAnsi="Times New Roman" w:eastAsia="FangSong" w:cs="Times New Roman"/>
         </w:rPr>
         <w:t xml:space="preserve">进入自由基赛道</w:t>
       </w:r>
-      <w:r>
-        <w:rPr>
-          <w:rFonts w:ascii="SimSun" w:hAnsi="SimSun" w:eastAsia="SimSun" w:cs="SimSun"/>
-        </w:rPr>
-        <w:br/>
-      </w:r>
-      <w:r>
-        <w:rPr>
-          <w:rStyle w:val="VerbatimChar"/>
-          <w:rFonts w:ascii="SimSun" w:hAnsi="SimSun" w:eastAsia="SimSun" w:cs="SimSun"/>
-        </w:rPr>
-        <w:t xml:space="preserve">    ↓ </w:t>
-      </w:r>
-      <w:r>
-        <w:rPr>
-          <w:rStyle w:val="VerbatimChar"/>
-          <w:rFonts w:hint="eastAsia" w:ascii="SimSun" w:hAnsi="SimSun" w:eastAsia="SimSun" w:cs="SimSun"/>
+    </w:p>
+    <w:p>
+      <w:pPr>
+        <w:pStyle w:val="Compact"/>
+        <w:numPr>
+          <w:ilvl w:val="0"/>
+          <w:numId w:val="1007"/>
+        </w:numPr>
+      </w:pPr>
+      <w:r>
+        <w:rPr>
+          <w:rFonts w:ascii="Times New Roman" w:hAnsi="Times New Roman" w:eastAsia="Times New Roman" w:cs="Times New Roman"/>
+        </w:rPr>
+        <w:t xml:space="preserve">↓ </w:t>
+      </w:r>
+      <w:r>
+        <w:rPr>
+          <w:rFonts w:hint="eastAsia" w:ascii="Times New Roman" w:hAnsi="Times New Roman" w:eastAsia="FangSong" w:cs="Times New Roman"/>
         </w:rPr>
         <w:t xml:space="preserve">没有</w:t>
       </w:r>
       <w:r>
         <w:rPr>
-          <w:rStyle w:val="VerbatimChar"/>
-          <w:rFonts w:ascii="SimSun" w:hAnsi="SimSun" w:eastAsia="SimSun" w:cs="SimSun"/>
+          <w:rFonts w:ascii="Times New Roman" w:hAnsi="Times New Roman" w:eastAsia="Times New Roman" w:cs="Times New Roman"/>
         </w:rPr>
         <w:t xml:space="preserve"> → </w:t>
       </w:r>
       <w:r>
         <w:rPr>
-          <w:rStyle w:val="VerbatimChar"/>
-          <w:rFonts w:hint="eastAsia" w:ascii="SimSun" w:hAnsi="SimSun" w:eastAsia="SimSun" w:cs="SimSun"/>
+          <w:rFonts w:hint="eastAsia" w:ascii="Times New Roman" w:hAnsi="Times New Roman" w:eastAsia="FangSong" w:cs="Times New Roman"/>
         </w:rPr>
         <w:t xml:space="preserve">先别急着判自由基</w:t>
       </w:r>
-      <w:r>
-        <w:rPr>
-          <w:rFonts w:ascii="SimSun" w:hAnsi="SimSun" w:eastAsia="SimSun" w:cs="SimSun"/>
-        </w:rPr>
-        <w:br/>
-      </w:r>
-      <w:r>
-        <w:rPr>
-          <w:rStyle w:val="VerbatimChar"/>
-          <w:rFonts w:ascii="SimSun" w:hAnsi="SimSun" w:eastAsia="SimSun" w:cs="SimSun"/>
-        </w:rPr>
-        <w:t xml:space="preserve">② </w:t>
-      </w:r>
-      <w:r>
-        <w:rPr>
-          <w:rStyle w:val="VerbatimChar"/>
-          <w:rFonts w:hint="eastAsia" w:ascii="SimSun" w:hAnsi="SimSun" w:eastAsia="SimSun" w:cs="SimSun"/>
+    </w:p>
+    <w:p>
+      <w:pPr>
+        <w:pStyle w:val="Compact"/>
+        <w:numPr>
+          <w:ilvl w:val="0"/>
+          <w:numId w:val="1008"/>
+        </w:numPr>
+      </w:pPr>
+      <w:r>
+        <w:rPr>
+          <w:rFonts w:hint="eastAsia" w:ascii="Times New Roman" w:hAnsi="Times New Roman" w:eastAsia="FangSong" w:cs="Times New Roman"/>
         </w:rPr>
         <w:t>链增长的关键步骤是什么</w:t>
       </w:r>
       <w:r>
         <w:rPr>
-          <w:rStyle w:val="VerbatimChar"/>
-          <w:rFonts w:hint="eastAsia" w:ascii="SimSun" w:hAnsi="SimSun" w:eastAsia="SimSun" w:cs="SimSun"/>
+          <w:rFonts w:hint="eastAsia" w:ascii="Times New Roman" w:hAnsi="Times New Roman" w:eastAsia="Times New Roman" w:cs="Times New Roman"/>
         </w:rPr>
         <w:t>？（</w:t>
       </w:r>
       <w:r>
         <w:rPr>
-          <w:rStyle w:val="VerbatimChar"/>
-          <w:rFonts w:hint="eastAsia" w:ascii="SimSun" w:hAnsi="SimSun" w:eastAsia="SimSun" w:cs="SimSun"/>
+          <w:rFonts w:hint="eastAsia" w:ascii="Times New Roman" w:hAnsi="Times New Roman" w:eastAsia="FangSong" w:cs="Times New Roman"/>
         </w:rPr>
         <w:t>抽氢</w:t>
       </w:r>
       <w:r>
         <w:rPr>
-          <w:rStyle w:val="VerbatimChar"/>
-          <w:rFonts w:hint="eastAsia" w:ascii="SimSun" w:hAnsi="SimSun" w:eastAsia="SimSun" w:cs="SimSun"/>
+          <w:rFonts w:hint="eastAsia" w:ascii="Times New Roman" w:hAnsi="Times New Roman" w:eastAsia="Times New Roman" w:cs="Times New Roman"/>
         </w:rPr>
         <w:t>?</w:t>
       </w:r>
       <w:r>
         <w:rPr>
-          <w:rStyle w:val="VerbatimChar"/>
-          <w:rFonts w:ascii="SimSun" w:hAnsi="SimSun" w:eastAsia="SimSun" w:cs="SimSun"/>
+          <w:rFonts w:ascii="Times New Roman" w:hAnsi="Times New Roman" w:eastAsia="Times New Roman" w:cs="Times New Roman"/>
         </w:rPr>
         <w:t xml:space="preserve"> </w:t>
       </w:r>
       <w:r>
         <w:rPr>
-          <w:rStyle w:val="VerbatimChar"/>
-          <w:rFonts w:hint="eastAsia" w:ascii="SimSun" w:hAnsi="SimSun" w:eastAsia="SimSun" w:cs="SimSun"/>
+          <w:rFonts w:hint="eastAsia" w:ascii="Times New Roman" w:hAnsi="Times New Roman" w:eastAsia="FangSong" w:cs="Times New Roman"/>
         </w:rPr>
         <w:t>加成</w:t>
       </w:r>
       <w:r>
         <w:rPr>
-          <w:rStyle w:val="VerbatimChar"/>
-          <w:rFonts w:hint="eastAsia" w:ascii="SimSun" w:hAnsi="SimSun" w:eastAsia="SimSun" w:cs="SimSun"/>
+          <w:rFonts w:hint="eastAsia" w:ascii="Times New Roman" w:hAnsi="Times New Roman" w:eastAsia="Times New Roman" w:cs="Times New Roman"/>
         </w:rPr>
         <w:t>?</w:t>
       </w:r>
       <w:r>
         <w:rPr>
-          <w:rStyle w:val="VerbatimChar"/>
-          <w:rFonts w:ascii="SimSun" w:hAnsi="SimSun" w:eastAsia="SimSun" w:cs="SimSun"/>
+          <w:rFonts w:ascii="Times New Roman" w:hAnsi="Times New Roman" w:eastAsia="Times New Roman" w:cs="Times New Roman"/>
         </w:rPr>
         <w:t xml:space="preserve"> </w:t>
       </w:r>
       <w:r>
         <w:rPr>
-          <w:rStyle w:val="VerbatimChar"/>
-          <w:rFonts w:hint="eastAsia" w:ascii="SimSun" w:hAnsi="SimSun" w:eastAsia="SimSun" w:cs="SimSun"/>
+          <w:rFonts w:hint="eastAsia" w:ascii="Times New Roman" w:hAnsi="Times New Roman" w:eastAsia="FangSong" w:cs="Times New Roman"/>
         </w:rPr>
         <w:t>环化</w:t>
       </w:r>
       <w:r>
         <w:rPr>
-          <w:rStyle w:val="VerbatimChar"/>
-          <w:rFonts w:hint="eastAsia" w:ascii="SimSun" w:hAnsi="SimSun" w:eastAsia="SimSun" w:cs="SimSun"/>
+          <w:rFonts w:hint="eastAsia" w:ascii="Times New Roman" w:hAnsi="Times New Roman" w:eastAsia="Times New Roman" w:cs="Times New Roman"/>
         </w:rPr>
         <w:t>?）</w:t>
       </w:r>
-      <w:r>
-        <w:rPr>
-          <w:rFonts w:ascii="SimSun" w:hAnsi="SimSun" w:eastAsia="SimSun" w:cs="SimSun"/>
-        </w:rPr>
-        <w:br/>
-      </w:r>
-      <w:r>
-        <w:rPr>
-          <w:rStyle w:val="VerbatimChar"/>
-          <w:rFonts w:ascii="SimSun" w:hAnsi="SimSun" w:eastAsia="SimSun" w:cs="SimSun"/>
-        </w:rPr>
-        <w:t xml:space="preserve">    ↓</w:t>
-      </w:r>
-      <w:r>
-        <w:rPr>
-          <w:rFonts w:ascii="SimSun" w:hAnsi="SimSun" w:eastAsia="SimSun" w:cs="SimSun"/>
-        </w:rPr>
-        <w:br/>
-      </w:r>
-      <w:r>
-        <w:rPr>
-          <w:rStyle w:val="VerbatimChar"/>
-          <w:rFonts w:ascii="SimSun" w:hAnsi="SimSun" w:eastAsia="SimSun" w:cs="SimSun"/>
-        </w:rPr>
-        <w:t xml:space="preserve">③ </w:t>
-      </w:r>
-      <w:r>
-        <w:rPr>
-          <w:rStyle w:val="VerbatimChar"/>
-          <w:rFonts w:hint="eastAsia" w:ascii="SimSun" w:hAnsi="SimSun" w:eastAsia="SimSun" w:cs="SimSun"/>
+    </w:p>
+    <w:p>
+      <w:pPr>
+        <w:pStyle w:val="Compact"/>
+        <w:numPr>
+          <w:ilvl w:val="0"/>
+          <w:numId w:val="1009"/>
+        </w:numPr>
+      </w:pPr>
+      <w:r>
+        <w:rPr>
+          <w:rFonts w:ascii="Times New Roman" w:hAnsi="Times New Roman" w:eastAsia="Times New Roman" w:cs="Times New Roman"/>
+        </w:rPr>
+        <w:t xml:space="preserve">↓</w:t>
+      </w:r>
+    </w:p>
+    <w:p>
+      <w:pPr>
+        <w:pStyle w:val="Compact"/>
+        <w:numPr>
+          <w:ilvl w:val="0"/>
+          <w:numId w:val="1010"/>
+        </w:numPr>
+      </w:pPr>
+      <w:r>
+        <w:rPr>
+          <w:rFonts w:hint="eastAsia" w:ascii="Times New Roman" w:hAnsi="Times New Roman" w:eastAsia="FangSong" w:cs="Times New Roman"/>
         </w:rPr>
         <w:t>哪个自由基</w:t>
       </w:r>
       <w:r>
         <w:rPr>
-          <w:rStyle w:val="VerbatimChar"/>
-          <w:rFonts w:hint="eastAsia" w:ascii="SimSun" w:hAnsi="SimSun" w:eastAsia="SimSun" w:cs="SimSun"/>
+          <w:rFonts w:hint="eastAsia" w:ascii="Times New Roman" w:hAnsi="Times New Roman" w:eastAsia="Times New Roman" w:cs="Times New Roman"/>
         </w:rPr>
         <w:t>/</w:t>
       </w:r>
       <w:r>
         <w:rPr>
-          <w:rStyle w:val="VerbatimChar"/>
-          <w:rFonts w:hint="eastAsia" w:ascii="SimSun" w:hAnsi="SimSun" w:eastAsia="SimSun" w:cs="SimSun"/>
+          <w:rFonts w:hint="eastAsia" w:ascii="Times New Roman" w:hAnsi="Times New Roman" w:eastAsia="FangSong" w:cs="Times New Roman"/>
         </w:rPr>
         <w:t>过渡态更稳定</w:t>
       </w:r>
       <w:r>
         <w:rPr>
-          <w:rStyle w:val="VerbatimChar"/>
-          <w:rFonts w:hint="eastAsia" w:ascii="SimSun" w:hAnsi="SimSun" w:eastAsia="SimSun" w:cs="SimSun"/>
+          <w:rFonts w:hint="eastAsia" w:ascii="Times New Roman" w:hAnsi="Times New Roman" w:eastAsia="Times New Roman" w:cs="Times New Roman"/>
         </w:rPr>
         <w:t>？（</w:t>
       </w:r>
       <w:r>
         <w:rPr>
-          <w:rStyle w:val="VerbatimChar"/>
-          <w:rFonts w:hint="eastAsia" w:ascii="SimSun" w:hAnsi="SimSun" w:eastAsia="SimSun" w:cs="SimSun"/>
+          <w:rFonts w:hint="eastAsia" w:ascii="Times New Roman" w:hAnsi="Times New Roman" w:eastAsia="FangSong" w:cs="Times New Roman"/>
         </w:rPr>
         <w:t>离域</w:t>
       </w:r>
       <w:r>
         <w:rPr>
-          <w:rStyle w:val="VerbatimChar"/>
-          <w:rFonts w:hint="eastAsia" w:ascii="SimSun" w:hAnsi="SimSun" w:eastAsia="SimSun" w:cs="SimSun"/>
+          <w:rFonts w:hint="eastAsia" w:ascii="Times New Roman" w:hAnsi="Times New Roman" w:eastAsia="Times New Roman" w:cs="Times New Roman"/>
         </w:rPr>
         <w:t>?</w:t>
       </w:r>
       <w:r>
         <w:rPr>
-          <w:rStyle w:val="VerbatimChar"/>
-          <w:rFonts w:ascii="SimSun" w:hAnsi="SimSun" w:eastAsia="SimSun" w:cs="SimSun"/>
+          <w:rFonts w:ascii="Times New Roman" w:hAnsi="Times New Roman" w:eastAsia="Times New Roman" w:cs="Times New Roman"/>
         </w:rPr>
         <w:t xml:space="preserve"> </w:t>
       </w:r>
       <w:r>
         <w:rPr>
-          <w:rStyle w:val="VerbatimChar"/>
-          <w:rFonts w:hint="eastAsia" w:ascii="SimSun" w:hAnsi="SimSun" w:eastAsia="SimSun" w:cs="SimSun"/>
+          <w:rFonts w:hint="eastAsia" w:ascii="Times New Roman" w:hAnsi="Times New Roman" w:eastAsia="FangSong" w:cs="Times New Roman"/>
         </w:rPr>
         <w:t>超共轭</w:t>
       </w:r>
       <w:r>
         <w:rPr>
-          <w:rStyle w:val="VerbatimChar"/>
-          <w:rFonts w:hint="eastAsia" w:ascii="SimSun" w:hAnsi="SimSun" w:eastAsia="SimSun" w:cs="SimSun"/>
+          <w:rFonts w:hint="eastAsia" w:ascii="Times New Roman" w:hAnsi="Times New Roman" w:eastAsia="Times New Roman" w:cs="Times New Roman"/>
         </w:rPr>
         <w:t>?</w:t>
       </w:r>
       <w:r>
         <w:rPr>
-          <w:rStyle w:val="VerbatimChar"/>
-          <w:rFonts w:ascii="SimSun" w:hAnsi="SimSun" w:eastAsia="SimSun" w:cs="SimSun"/>
+          <w:rFonts w:ascii="Times New Roman" w:hAnsi="Times New Roman" w:eastAsia="Times New Roman" w:cs="Times New Roman"/>
         </w:rPr>
         <w:t xml:space="preserve"> </w:t>
       </w:r>
       <w:r>
         <w:rPr>
-          <w:rStyle w:val="VerbatimChar"/>
-          <w:rFonts w:hint="eastAsia" w:ascii="SimSun" w:hAnsi="SimSun" w:eastAsia="SimSun" w:cs="SimSun"/>
+          <w:rFonts w:hint="eastAsia" w:ascii="Times New Roman" w:hAnsi="Times New Roman" w:eastAsia="FangSong" w:cs="Times New Roman"/>
         </w:rPr>
         <w:t>几何优势</w:t>
       </w:r>
       <w:r>
         <w:rPr>
-          <w:rStyle w:val="VerbatimChar"/>
-          <w:rFonts w:hint="eastAsia" w:ascii="SimSun" w:hAnsi="SimSun" w:eastAsia="SimSun" w:cs="SimSun"/>
+          <w:rFonts w:hint="eastAsia" w:ascii="Times New Roman" w:hAnsi="Times New Roman" w:eastAsia="Times New Roman" w:cs="Times New Roman"/>
         </w:rPr>
         <w:t>?）</w:t>
       </w:r>
-      <w:r>
-        <w:rPr>
-          <w:rFonts w:ascii="SimSun" w:hAnsi="SimSun" w:eastAsia="SimSun" w:cs="SimSun"/>
-        </w:rPr>
-        <w:br/>
-      </w:r>
-      <w:r>
-        <w:rPr>
-          <w:rStyle w:val="VerbatimChar"/>
-          <w:rFonts w:ascii="SimSun" w:hAnsi="SimSun" w:eastAsia="SimSun" w:cs="SimSun"/>
-        </w:rPr>
-        <w:t xml:space="preserve">    ↓</w:t>
-      </w:r>
-      <w:r>
-        <w:rPr>
-          <w:rFonts w:ascii="SimSun" w:hAnsi="SimSun" w:eastAsia="SimSun" w:cs="SimSun"/>
-        </w:rPr>
-        <w:br/>
-      </w:r>
-      <w:r>
-        <w:rPr>
-          <w:rStyle w:val="VerbatimChar"/>
-          <w:rFonts w:ascii="SimSun" w:hAnsi="SimSun" w:eastAsia="SimSun" w:cs="SimSun"/>
-        </w:rPr>
-        <w:t xml:space="preserve">④ </w:t>
-      </w:r>
-      <w:r>
-        <w:rPr>
-          <w:rStyle w:val="VerbatimChar"/>
-          <w:rFonts w:hint="eastAsia" w:ascii="SimSun" w:hAnsi="SimSun" w:eastAsia="SimSun" w:cs="SimSun"/>
+    </w:p>
+    <w:p>
+      <w:pPr>
+        <w:pStyle w:val="Compact"/>
+        <w:numPr>
+          <w:ilvl w:val="0"/>
+          <w:numId w:val="1011"/>
+        </w:numPr>
+      </w:pPr>
+      <w:r>
+        <w:rPr>
+          <w:rFonts w:ascii="Times New Roman" w:hAnsi="Times New Roman" w:eastAsia="Times New Roman" w:cs="Times New Roman"/>
+        </w:rPr>
+        <w:t xml:space="preserve">↓</w:t>
+      </w:r>
+    </w:p>
+    <w:p>
+      <w:pPr>
+        <w:pStyle w:val="Compact"/>
+        <w:numPr>
+          <w:ilvl w:val="0"/>
+          <w:numId w:val="1012"/>
+        </w:numPr>
+      </w:pPr>
+      <w:r>
+        <w:rPr>
+          <w:rFonts w:hint="eastAsia" w:ascii="Times New Roman" w:hAnsi="Times New Roman" w:eastAsia="FangSong" w:cs="Times New Roman"/>
         </w:rPr>
         <w:t>题目要你回答什么</w:t>
       </w:r>
       <w:r>
         <w:rPr>
-          <w:rStyle w:val="VerbatimChar"/>
-          <w:rFonts w:hint="eastAsia" w:ascii="SimSun" w:hAnsi="SimSun" w:eastAsia="SimSun" w:cs="SimSun"/>
+          <w:rFonts w:hint="eastAsia" w:ascii="Times New Roman" w:hAnsi="Times New Roman" w:eastAsia="Times New Roman" w:cs="Times New Roman"/>
         </w:rPr>
         <w:t>？（</w:t>
       </w:r>
       <w:r>
         <w:rPr>
-          <w:rStyle w:val="VerbatimChar"/>
-          <w:rFonts w:hint="eastAsia" w:ascii="SimSun" w:hAnsi="SimSun" w:eastAsia="SimSun" w:cs="SimSun"/>
+          <w:rFonts w:hint="eastAsia" w:ascii="Times New Roman" w:hAnsi="Times New Roman" w:eastAsia="FangSong" w:cs="Times New Roman"/>
         </w:rPr>
         <w:t>主产物</w:t>
       </w:r>
       <w:r>
         <w:rPr>
-          <w:rStyle w:val="VerbatimChar"/>
-          <w:rFonts w:hint="eastAsia" w:ascii="SimSun" w:hAnsi="SimSun" w:eastAsia="SimSun" w:cs="SimSun"/>
+          <w:rFonts w:hint="eastAsia" w:ascii="Times New Roman" w:hAnsi="Times New Roman" w:eastAsia="Times New Roman" w:cs="Times New Roman"/>
         </w:rPr>
         <w:t>?</w:t>
       </w:r>
       <w:r>
         <w:rPr>
-          <w:rStyle w:val="VerbatimChar"/>
-          <w:rFonts w:ascii="SimSun" w:hAnsi="SimSun" w:eastAsia="SimSun" w:cs="SimSun"/>
+          <w:rFonts w:ascii="Times New Roman" w:hAnsi="Times New Roman" w:eastAsia="Times New Roman" w:cs="Times New Roman"/>
         </w:rPr>
         <w:t xml:space="preserve"> </w:t>
       </w:r>
       <w:r>
         <w:rPr>
-          <w:rStyle w:val="VerbatimChar"/>
-          <w:rFonts w:hint="eastAsia" w:ascii="SimSun" w:hAnsi="SimSun" w:eastAsia="SimSun" w:cs="SimSun"/>
+          <w:rFonts w:hint="eastAsia" w:ascii="Times New Roman" w:hAnsi="Times New Roman" w:eastAsia="FangSong" w:cs="Times New Roman"/>
         </w:rPr>
         <w:t>位点</w:t>
       </w:r>
       <w:r>
         <w:rPr>
-          <w:rStyle w:val="VerbatimChar"/>
-          <w:rFonts w:hint="eastAsia" w:ascii="SimSun" w:hAnsi="SimSun" w:eastAsia="SimSun" w:cs="SimSun"/>
+          <w:rFonts w:hint="eastAsia" w:ascii="Times New Roman" w:hAnsi="Times New Roman" w:eastAsia="Times New Roman" w:cs="Times New Roman"/>
         </w:rPr>
         <w:t>?</w:t>
       </w:r>
       <w:r>
         <w:rPr>
-          <w:rStyle w:val="VerbatimChar"/>
-          <w:rFonts w:ascii="SimSun" w:hAnsi="SimSun" w:eastAsia="SimSun" w:cs="SimSun"/>
+          <w:rFonts w:ascii="Times New Roman" w:hAnsi="Times New Roman" w:eastAsia="Times New Roman" w:cs="Times New Roman"/>
         </w:rPr>
         <w:t xml:space="preserve"> </w:t>
       </w:r>
       <w:r>
         <w:rPr>
-          <w:rStyle w:val="VerbatimChar"/>
-          <w:rFonts w:hint="eastAsia" w:ascii="SimSun" w:hAnsi="SimSun" w:eastAsia="SimSun" w:cs="SimSun"/>
+          <w:rFonts w:hint="eastAsia" w:ascii="Times New Roman" w:hAnsi="Times New Roman" w:eastAsia="FangSong" w:cs="Times New Roman"/>
         </w:rPr>
         <w:t>区域</w:t>
       </w:r>
       <w:r>
         <w:rPr>
-          <w:rStyle w:val="VerbatimChar"/>
-          <w:rFonts w:hint="eastAsia" w:ascii="SimSun" w:hAnsi="SimSun" w:eastAsia="SimSun" w:cs="SimSun"/>
+          <w:rFonts w:hint="eastAsia" w:ascii="Times New Roman" w:hAnsi="Times New Roman" w:eastAsia="Times New Roman" w:cs="Times New Roman"/>
         </w:rPr>
         <w:t>?</w:t>
       </w:r>
       <w:r>
         <w:rPr>
-          <w:rStyle w:val="VerbatimChar"/>
-          <w:rFonts w:ascii="SimSun" w:hAnsi="SimSun" w:eastAsia="SimSun" w:cs="SimSun"/>
+          <w:rFonts w:ascii="Times New Roman" w:hAnsi="Times New Roman" w:eastAsia="Times New Roman" w:cs="Times New Roman"/>
         </w:rPr>
         <w:t xml:space="preserve"> </w:t>
       </w:r>
       <w:r>
         <w:rPr>
-          <w:rStyle w:val="VerbatimChar"/>
-          <w:rFonts w:hint="eastAsia" w:ascii="SimSun" w:hAnsi="SimSun" w:eastAsia="SimSun" w:cs="SimSun"/>
+          <w:rFonts w:hint="eastAsia" w:ascii="Times New Roman" w:hAnsi="Times New Roman" w:eastAsia="FangSong" w:cs="Times New Roman"/>
         </w:rPr>
         <w:t>还是完整机理</w:t>
       </w:r>
       <w:r>
         <w:rPr>
-          <w:rStyle w:val="VerbatimChar"/>
-          <w:rFonts w:hint="eastAsia" w:ascii="SimSun" w:hAnsi="SimSun" w:eastAsia="SimSun" w:cs="SimSun"/>
+          <w:rFonts w:hint="eastAsia" w:ascii="Times New Roman" w:hAnsi="Times New Roman" w:eastAsia="Times New Roman" w:cs="Times New Roman"/>
         </w:rPr>
         <w:t>?）</w:t>
       </w:r>
@@ -26586,7 +26536,7 @@
         <w:pStyle w:val="Compact"/>
         <w:numPr>
           <w:ilvl w:val="0"/>
-          <w:numId w:val="1006"/>
+          <w:numId w:val="1013"/>
         </w:numPr>
       </w:pPr>
       <w:r>
@@ -26619,7 +26569,7 @@
         <w:pStyle w:val="Compact"/>
         <w:numPr>
           <w:ilvl w:val="0"/>
-          <w:numId w:val="1006"/>
+          <w:numId w:val="1013"/>
         </w:numPr>
       </w:pPr>
       <w:r>
@@ -26664,7 +26614,7 @@
         <w:pStyle w:val="Compact"/>
         <w:numPr>
           <w:ilvl w:val="1"/>
-          <w:numId w:val="1007"/>
+          <w:numId w:val="1014"/>
         </w:numPr>
       </w:pPr>
       <w:r>
@@ -26727,7 +26677,7 @@
         <w:pStyle w:val="Compact"/>
         <w:numPr>
           <w:ilvl w:val="1"/>
-          <w:numId w:val="1007"/>
+          <w:numId w:val="1014"/>
         </w:numPr>
       </w:pPr>
       <w:r>
@@ -26754,7 +26704,7 @@
         <w:pStyle w:val="Compact"/>
         <w:numPr>
           <w:ilvl w:val="0"/>
-          <w:numId w:val="1006"/>
+          <w:numId w:val="1013"/>
         </w:numPr>
       </w:pPr>
       <w:r>
@@ -26787,7 +26737,7 @@
         <w:pStyle w:val="Compact"/>
         <w:numPr>
           <w:ilvl w:val="1"/>
-          <w:numId w:val="1008"/>
+          <w:numId w:val="1015"/>
         </w:numPr>
       </w:pPr>
       <w:r>
@@ -26814,7 +26764,7 @@
         <w:pStyle w:val="Compact"/>
         <w:numPr>
           <w:ilvl w:val="2"/>
-          <w:numId w:val="1009"/>
+          <w:numId w:val="1016"/>
         </w:numPr>
       </w:pPr>
       <w:r>
@@ -26872,7 +26822,7 @@
         <w:pStyle w:val="Compact"/>
         <w:numPr>
           <w:ilvl w:val="2"/>
-          <w:numId w:val="1009"/>
+          <w:numId w:val="1016"/>
         </w:numPr>
       </w:pPr>
       <w:r>
@@ -26924,7 +26874,7 @@
         <w:pStyle w:val="Compact"/>
         <w:numPr>
           <w:ilvl w:val="1"/>
-          <w:numId w:val="1008"/>
+          <w:numId w:val="1015"/>
         </w:numPr>
       </w:pPr>
       <w:r>
@@ -28950,7 +28900,7 @@
       <w:pPr>
         <w:numPr>
           <w:ilvl w:val="0"/>
-          <w:numId w:val="1010"/>
+          <w:numId w:val="1017"/>
         </w:numPr>
       </w:pPr>
       <w:r>
@@ -29076,7 +29026,7 @@
       <w:pPr>
         <w:numPr>
           <w:ilvl w:val="0"/>
-          <w:numId w:val="1010"/>
+          <w:numId w:val="1017"/>
         </w:numPr>
       </w:pPr>
       <w:r>
@@ -29133,7 +29083,7 @@
       <w:pPr>
         <w:numPr>
           <w:ilvl w:val="0"/>
-          <w:numId w:val="1010"/>
+          <w:numId w:val="1017"/>
         </w:numPr>
       </w:pPr>
       <w:r>
@@ -29201,7 +29151,7 @@
       <w:pPr>
         <w:numPr>
           <w:ilvl w:val="0"/>
-          <w:numId w:val="1010"/>
+          <w:numId w:val="1017"/>
         </w:numPr>
       </w:pPr>
       <w:r>
@@ -29277,7 +29227,7 @@
       <w:pPr>
         <w:numPr>
           <w:ilvl w:val="0"/>
-          <w:numId w:val="1011"/>
+          <w:numId w:val="1018"/>
         </w:numPr>
       </w:pPr>
       <w:r>
@@ -29399,7 +29349,7 @@
       <w:pPr>
         <w:numPr>
           <w:ilvl w:val="0"/>
-          <w:numId w:val="1011"/>
+          <w:numId w:val="1018"/>
         </w:numPr>
       </w:pPr>
       <w:r>
@@ -29541,7 +29491,7 @@
       <w:pPr>
         <w:numPr>
           <w:ilvl w:val="0"/>
-          <w:numId w:val="1011"/>
+          <w:numId w:val="1018"/>
         </w:numPr>
       </w:pPr>
       <w:r>
@@ -29709,7 +29659,7 @@
       <w:pPr>
         <w:numPr>
           <w:ilvl w:val="0"/>
-          <w:numId w:val="1011"/>
+          <w:numId w:val="1018"/>
         </w:numPr>
       </w:pPr>
       <w:r>
@@ -29852,7 +29802,7 @@
       <w:pPr>
         <w:numPr>
           <w:ilvl w:val="0"/>
-          <w:numId w:val="1012"/>
+          <w:numId w:val="1019"/>
         </w:numPr>
       </w:pPr>
       <w:r>
@@ -30010,7 +29960,7 @@
       <w:pPr>
         <w:numPr>
           <w:ilvl w:val="0"/>
-          <w:numId w:val="1012"/>
+          <w:numId w:val="1019"/>
         </w:numPr>
       </w:pPr>
       <w:r>
@@ -30060,7 +30010,7 @@
       <w:pPr>
         <w:numPr>
           <w:ilvl w:val="0"/>
-          <w:numId w:val="1012"/>
+          <w:numId w:val="1019"/>
         </w:numPr>
       </w:pPr>
       <w:r>
@@ -30176,7 +30126,7 @@
       <w:pPr>
         <w:numPr>
           <w:ilvl w:val="0"/>
-          <w:numId w:val="1012"/>
+          <w:numId w:val="1019"/>
         </w:numPr>
       </w:pPr>
       <w:r>
@@ -30226,7 +30176,7 @@
       <w:pPr>
         <w:numPr>
           <w:ilvl w:val="0"/>
-          <w:numId w:val="1012"/>
+          <w:numId w:val="1019"/>
         </w:numPr>
       </w:pPr>
       <w:r>
@@ -30554,7 +30504,7 @@
       <w:pPr>
         <w:numPr>
           <w:ilvl w:val="0"/>
-          <w:numId w:val="1012"/>
+          <w:numId w:val="1019"/>
         </w:numPr>
       </w:pPr>
       <w:r>
@@ -30912,7 +30862,7 @@
       <w:pPr>
         <w:numPr>
           <w:ilvl w:val="0"/>
-          <w:numId w:val="1012"/>
+          <w:numId w:val="1019"/>
         </w:numPr>
       </w:pPr>
       <w:r>
@@ -31064,7 +31014,7 @@
       <w:pPr>
         <w:numPr>
           <w:ilvl w:val="0"/>
-          <w:numId w:val="1012"/>
+          <w:numId w:val="1019"/>
         </w:numPr>
       </w:pPr>
       <w:r>
@@ -31789,6 +31739,261 @@
       </w:pPr>
     </w:lvl>
   </w:abstractNum>
+  <w:abstractNum w:abstractNumId="99412">
+    <w:nsid w:val="00A99412"/>
+    <w:multiLevelType w:val="multilevel"/>
+    <w:lvl w:ilvl="0">
+      <w:start w:val="2"/>
+      <w:numFmt w:val="decimal"/>
+      <w:lvlText w:val="%1."/>
+      <w:lvlJc w:val="left"/>
+      <w:pPr>
+        <w:ind w:left="720" w:hanging="360"/>
+      </w:pPr>
+    </w:lvl>
+    <w:lvl w:ilvl="1">
+      <w:start w:val="2"/>
+      <w:numFmt w:val="decimal"/>
+      <w:lvlText w:val="%2."/>
+      <w:lvlJc w:val="left"/>
+      <w:pPr>
+        <w:ind w:left="1440" w:hanging="360"/>
+      </w:pPr>
+    </w:lvl>
+    <w:lvl w:ilvl="2">
+      <w:start w:val="2"/>
+      <w:numFmt w:val="decimal"/>
+      <w:lvlText w:val="%3."/>
+      <w:lvlJc w:val="left"/>
+      <w:pPr>
+        <w:ind w:left="2160" w:hanging="360"/>
+      </w:pPr>
+    </w:lvl>
+    <w:lvl w:ilvl="3">
+      <w:start w:val="2"/>
+      <w:numFmt w:val="decimal"/>
+      <w:lvlText w:val="%4."/>
+      <w:lvlJc w:val="left"/>
+      <w:pPr>
+        <w:ind w:left="2880" w:hanging="360"/>
+      </w:pPr>
+    </w:lvl>
+    <w:lvl w:ilvl="4">
+      <w:start w:val="2"/>
+      <w:numFmt w:val="decimal"/>
+      <w:lvlText w:val="%5."/>
+      <w:lvlJc w:val="left"/>
+      <w:pPr>
+        <w:ind w:left="3600" w:hanging="360"/>
+      </w:pPr>
+    </w:lvl>
+    <w:lvl w:ilvl="5">
+      <w:start w:val="2"/>
+      <w:numFmt w:val="decimal"/>
+      <w:lvlText w:val="%6."/>
+      <w:lvlJc w:val="left"/>
+      <w:pPr>
+        <w:ind w:left="4320" w:hanging="360"/>
+      </w:pPr>
+    </w:lvl>
+    <w:lvl w:ilvl="6">
+      <w:start w:val="2"/>
+      <w:numFmt w:val="decimal"/>
+      <w:lvlText w:val="%7."/>
+      <w:lvlJc w:val="left"/>
+      <w:pPr>
+        <w:ind w:left="5040" w:hanging="360"/>
+      </w:pPr>
+    </w:lvl>
+    <w:lvl w:ilvl="7">
+      <w:start w:val="2"/>
+      <w:numFmt w:val="decimal"/>
+      <w:lvlText w:val="%8."/>
+      <w:lvlJc w:val="left"/>
+      <w:pPr>
+        <w:ind w:left="5760" w:hanging="360"/>
+      </w:pPr>
+    </w:lvl>
+    <w:lvl w:ilvl="8">
+      <w:start w:val="2"/>
+      <w:numFmt w:val="decimal"/>
+      <w:lvlText w:val="%9."/>
+      <w:lvlJc w:val="left"/>
+      <w:pPr>
+        <w:ind w:left="6480" w:hanging="360"/>
+      </w:pPr>
+    </w:lvl>
+  </w:abstractNum>
+  <w:abstractNum w:abstractNumId="99413">
+    <w:nsid w:val="00A99413"/>
+    <w:multiLevelType w:val="multilevel"/>
+    <w:lvl w:ilvl="0">
+      <w:start w:val="3"/>
+      <w:numFmt w:val="decimal"/>
+      <w:lvlText w:val="%1."/>
+      <w:lvlJc w:val="left"/>
+      <w:pPr>
+        <w:ind w:left="720" w:hanging="360"/>
+      </w:pPr>
+    </w:lvl>
+    <w:lvl w:ilvl="1">
+      <w:start w:val="3"/>
+      <w:numFmt w:val="decimal"/>
+      <w:lvlText w:val="%2."/>
+      <w:lvlJc w:val="left"/>
+      <w:pPr>
+        <w:ind w:left="1440" w:hanging="360"/>
+      </w:pPr>
+    </w:lvl>
+    <w:lvl w:ilvl="2">
+      <w:start w:val="3"/>
+      <w:numFmt w:val="decimal"/>
+      <w:lvlText w:val="%3."/>
+      <w:lvlJc w:val="left"/>
+      <w:pPr>
+        <w:ind w:left="2160" w:hanging="360"/>
+      </w:pPr>
+    </w:lvl>
+    <w:lvl w:ilvl="3">
+      <w:start w:val="3"/>
+      <w:numFmt w:val="decimal"/>
+      <w:lvlText w:val="%4."/>
+      <w:lvlJc w:val="left"/>
+      <w:pPr>
+        <w:ind w:left="2880" w:hanging="360"/>
+      </w:pPr>
+    </w:lvl>
+    <w:lvl w:ilvl="4">
+      <w:start w:val="3"/>
+      <w:numFmt w:val="decimal"/>
+      <w:lvlText w:val="%5."/>
+      <w:lvlJc w:val="left"/>
+      <w:pPr>
+        <w:ind w:left="3600" w:hanging="360"/>
+      </w:pPr>
+    </w:lvl>
+    <w:lvl w:ilvl="5">
+      <w:start w:val="3"/>
+      <w:numFmt w:val="decimal"/>
+      <w:lvlText w:val="%6."/>
+      <w:lvlJc w:val="left"/>
+      <w:pPr>
+        <w:ind w:left="4320" w:hanging="360"/>
+      </w:pPr>
+    </w:lvl>
+    <w:lvl w:ilvl="6">
+      <w:start w:val="3"/>
+      <w:numFmt w:val="decimal"/>
+      <w:lvlText w:val="%7."/>
+      <w:lvlJc w:val="left"/>
+      <w:pPr>
+        <w:ind w:left="5040" w:hanging="360"/>
+      </w:pPr>
+    </w:lvl>
+    <w:lvl w:ilvl="7">
+      <w:start w:val="3"/>
+      <w:numFmt w:val="decimal"/>
+      <w:lvlText w:val="%8."/>
+      <w:lvlJc w:val="left"/>
+      <w:pPr>
+        <w:ind w:left="5760" w:hanging="360"/>
+      </w:pPr>
+    </w:lvl>
+    <w:lvl w:ilvl="8">
+      <w:start w:val="3"/>
+      <w:numFmt w:val="decimal"/>
+      <w:lvlText w:val="%9."/>
+      <w:lvlJc w:val="left"/>
+      <w:pPr>
+        <w:ind w:left="6480" w:hanging="360"/>
+      </w:pPr>
+    </w:lvl>
+  </w:abstractNum>
+  <w:abstractNum w:abstractNumId="99414">
+    <w:nsid w:val="00A99414"/>
+    <w:multiLevelType w:val="multilevel"/>
+    <w:lvl w:ilvl="0">
+      <w:start w:val="4"/>
+      <w:numFmt w:val="decimal"/>
+      <w:lvlText w:val="%1."/>
+      <w:lvlJc w:val="left"/>
+      <w:pPr>
+        <w:ind w:left="720" w:hanging="360"/>
+      </w:pPr>
+    </w:lvl>
+    <w:lvl w:ilvl="1">
+      <w:start w:val="4"/>
+      <w:numFmt w:val="decimal"/>
+      <w:lvlText w:val="%2."/>
+      <w:lvlJc w:val="left"/>
+      <w:pPr>
+        <w:ind w:left="1440" w:hanging="360"/>
+      </w:pPr>
+    </w:lvl>
+    <w:lvl w:ilvl="2">
+      <w:start w:val="4"/>
+      <w:numFmt w:val="decimal"/>
+      <w:lvlText w:val="%3."/>
+      <w:lvlJc w:val="left"/>
+      <w:pPr>
+        <w:ind w:left="2160" w:hanging="360"/>
+      </w:pPr>
+    </w:lvl>
+    <w:lvl w:ilvl="3">
+      <w:start w:val="4"/>
+      <w:numFmt w:val="decimal"/>
+      <w:lvlText w:val="%4."/>
+      <w:lvlJc w:val="left"/>
+      <w:pPr>
+        <w:ind w:left="2880" w:hanging="360"/>
+      </w:pPr>
+    </w:lvl>
+    <w:lvl w:ilvl="4">
+      <w:start w:val="4"/>
+      <w:numFmt w:val="decimal"/>
+      <w:lvlText w:val="%5."/>
+      <w:lvlJc w:val="left"/>
+      <w:pPr>
+        <w:ind w:left="3600" w:hanging="360"/>
+      </w:pPr>
+    </w:lvl>
+    <w:lvl w:ilvl="5">
+      <w:start w:val="4"/>
+      <w:numFmt w:val="decimal"/>
+      <w:lvlText w:val="%6."/>
+      <w:lvlJc w:val="left"/>
+      <w:pPr>
+        <w:ind w:left="4320" w:hanging="360"/>
+      </w:pPr>
+    </w:lvl>
+    <w:lvl w:ilvl="6">
+      <w:start w:val="4"/>
+      <w:numFmt w:val="decimal"/>
+      <w:lvlText w:val="%7."/>
+      <w:lvlJc w:val="left"/>
+      <w:pPr>
+        <w:ind w:left="5040" w:hanging="360"/>
+      </w:pPr>
+    </w:lvl>
+    <w:lvl w:ilvl="7">
+      <w:start w:val="4"/>
+      <w:numFmt w:val="decimal"/>
+      <w:lvlText w:val="%8."/>
+      <w:lvlJc w:val="left"/>
+      <w:pPr>
+        <w:ind w:left="5760" w:hanging="360"/>
+      </w:pPr>
+    </w:lvl>
+    <w:lvl w:ilvl="8">
+      <w:start w:val="4"/>
+      <w:numFmt w:val="decimal"/>
+      <w:lvlText w:val="%9."/>
+      <w:lvlJc w:val="left"/>
+      <w:pPr>
+        <w:ind w:left="6480" w:hanging="360"/>
+      </w:pPr>
+    </w:lvl>
+  </w:abstractNum>
   <w:abstractNum w:abstractNumId="99415">
     <w:nsid w:val="00A99415"/>
     <w:multiLevelType w:val="multilevel"/>
@@ -31947,18 +32152,6 @@
     <w:abstractNumId w:val="991"/>
   </w:num>
   <w:num w:numId="1006">
-    <w:abstractNumId w:val="991"/>
-  </w:num>
-  <w:num w:numId="1007">
-    <w:abstractNumId w:val="991"/>
-  </w:num>
-  <w:num w:numId="1008">
-    <w:abstractNumId w:val="991"/>
-  </w:num>
-  <w:num w:numId="1009">
-    <w:abstractNumId w:val="991"/>
-  </w:num>
-  <w:num w:numId="1010">
     <w:abstractNumId w:val="99411"/>
     <w:lvlOverride w:ilvl="0">
       <w:startOverride w:val="1"/>
@@ -31988,7 +32181,148 @@
       <w:startOverride w:val="1"/>
     </w:lvlOverride>
   </w:num>
+  <w:num w:numId="1007">
+    <w:abstractNumId w:val="991"/>
+  </w:num>
+  <w:num w:numId="1008">
+    <w:abstractNumId w:val="99412"/>
+    <w:lvlOverride w:ilvl="0">
+      <w:startOverride w:val="2"/>
+    </w:lvlOverride>
+    <w:lvlOverride w:ilvl="1">
+      <w:startOverride w:val="2"/>
+    </w:lvlOverride>
+    <w:lvlOverride w:ilvl="2">
+      <w:startOverride w:val="2"/>
+    </w:lvlOverride>
+    <w:lvlOverride w:ilvl="3">
+      <w:startOverride w:val="2"/>
+    </w:lvlOverride>
+    <w:lvlOverride w:ilvl="4">
+      <w:startOverride w:val="2"/>
+    </w:lvlOverride>
+    <w:lvlOverride w:ilvl="5">
+      <w:startOverride w:val="2"/>
+    </w:lvlOverride>
+    <w:lvlOverride w:ilvl="6">
+      <w:startOverride w:val="2"/>
+    </w:lvlOverride>
+    <w:lvlOverride w:ilvl="7">
+      <w:startOverride w:val="2"/>
+    </w:lvlOverride>
+    <w:lvlOverride w:ilvl="8">
+      <w:startOverride w:val="2"/>
+    </w:lvlOverride>
+  </w:num>
+  <w:num w:numId="1009">
+    <w:abstractNumId w:val="991"/>
+  </w:num>
+  <w:num w:numId="1010">
+    <w:abstractNumId w:val="99413"/>
+    <w:lvlOverride w:ilvl="0">
+      <w:startOverride w:val="3"/>
+    </w:lvlOverride>
+    <w:lvlOverride w:ilvl="1">
+      <w:startOverride w:val="3"/>
+    </w:lvlOverride>
+    <w:lvlOverride w:ilvl="2">
+      <w:startOverride w:val="3"/>
+    </w:lvlOverride>
+    <w:lvlOverride w:ilvl="3">
+      <w:startOverride w:val="3"/>
+    </w:lvlOverride>
+    <w:lvlOverride w:ilvl="4">
+      <w:startOverride w:val="3"/>
+    </w:lvlOverride>
+    <w:lvlOverride w:ilvl="5">
+      <w:startOverride w:val="3"/>
+    </w:lvlOverride>
+    <w:lvlOverride w:ilvl="6">
+      <w:startOverride w:val="3"/>
+    </w:lvlOverride>
+    <w:lvlOverride w:ilvl="7">
+      <w:startOverride w:val="3"/>
+    </w:lvlOverride>
+    <w:lvlOverride w:ilvl="8">
+      <w:startOverride w:val="3"/>
+    </w:lvlOverride>
+  </w:num>
   <w:num w:numId="1011">
+    <w:abstractNumId w:val="991"/>
+  </w:num>
+  <w:num w:numId="1012">
+    <w:abstractNumId w:val="99414"/>
+    <w:lvlOverride w:ilvl="0">
+      <w:startOverride w:val="4"/>
+    </w:lvlOverride>
+    <w:lvlOverride w:ilvl="1">
+      <w:startOverride w:val="4"/>
+    </w:lvlOverride>
+    <w:lvlOverride w:ilvl="2">
+      <w:startOverride w:val="4"/>
+    </w:lvlOverride>
+    <w:lvlOverride w:ilvl="3">
+      <w:startOverride w:val="4"/>
+    </w:lvlOverride>
+    <w:lvlOverride w:ilvl="4">
+      <w:startOverride w:val="4"/>
+    </w:lvlOverride>
+    <w:lvlOverride w:ilvl="5">
+      <w:startOverride w:val="4"/>
+    </w:lvlOverride>
+    <w:lvlOverride w:ilvl="6">
+      <w:startOverride w:val="4"/>
+    </w:lvlOverride>
+    <w:lvlOverride w:ilvl="7">
+      <w:startOverride w:val="4"/>
+    </w:lvlOverride>
+    <w:lvlOverride w:ilvl="8">
+      <w:startOverride w:val="4"/>
+    </w:lvlOverride>
+  </w:num>
+  <w:num w:numId="1013">
+    <w:abstractNumId w:val="991"/>
+  </w:num>
+  <w:num w:numId="1014">
+    <w:abstractNumId w:val="991"/>
+  </w:num>
+  <w:num w:numId="1015">
+    <w:abstractNumId w:val="991"/>
+  </w:num>
+  <w:num w:numId="1016">
+    <w:abstractNumId w:val="991"/>
+  </w:num>
+  <w:num w:numId="1017">
+    <w:abstractNumId w:val="99411"/>
+    <w:lvlOverride w:ilvl="0">
+      <w:startOverride w:val="1"/>
+    </w:lvlOverride>
+    <w:lvlOverride w:ilvl="1">
+      <w:startOverride w:val="1"/>
+    </w:lvlOverride>
+    <w:lvlOverride w:ilvl="2">
+      <w:startOverride w:val="1"/>
+    </w:lvlOverride>
+    <w:lvlOverride w:ilvl="3">
+      <w:startOverride w:val="1"/>
+    </w:lvlOverride>
+    <w:lvlOverride w:ilvl="4">
+      <w:startOverride w:val="1"/>
+    </w:lvlOverride>
+    <w:lvlOverride w:ilvl="5">
+      <w:startOverride w:val="1"/>
+    </w:lvlOverride>
+    <w:lvlOverride w:ilvl="6">
+      <w:startOverride w:val="1"/>
+    </w:lvlOverride>
+    <w:lvlOverride w:ilvl="7">
+      <w:startOverride w:val="1"/>
+    </w:lvlOverride>
+    <w:lvlOverride w:ilvl="8">
+      <w:startOverride w:val="1"/>
+    </w:lvlOverride>
+  </w:num>
+  <w:num w:numId="1018">
     <w:abstractNumId w:val="99415"/>
     <w:lvlOverride w:ilvl="0">
       <w:startOverride w:val="5"/>
@@ -32018,7 +32352,7 @@
       <w:startOverride w:val="5"/>
     </w:lvlOverride>
   </w:num>
-  <w:num w:numId="1012">
+  <w:num w:numId="1019">
     <w:abstractNumId w:val="99411"/>
     <w:lvlOverride w:ilvl="0">
       <w:startOverride w:val="1"/>

--- a/06-学生侧材料/讲义/有机化学/自由基反应.docx
+++ b/06-学生侧材料/讲义/有机化学/自由基反应.docx
@@ -1868,6 +1868,7 @@
     <w:p>
       <w:pPr>
         <w:pStyle w:val="FirstParagraph"/>
+        <w:spacing w:after="80"/>
       </w:pPr>
       <w:r>
         <w:rPr>
@@ -1884,238 +1885,405 @@
         <w:t xml:space="preserve">：</w:t>
       </w:r>
     </w:p>
+    <w:tbl>
+      <w:tblPr>
+        <w:tblStyle w:val="Table"/>
+        <w:tblW w:type="auto" w:w="0"/>
+        <w:tblLook w:firstRow="1" w:lastRow="0" w:firstColumn="0" w:lastColumn="0" w:noHBand="0" w:noVBand="0" w:val="0020"/>
+      </w:tblPr>
+      <w:tblGrid>
+        <w:gridCol w:w="2640"/>
+        <w:gridCol w:w="2640"/>
+        <w:gridCol w:w="2640"/>
+      </w:tblGrid>
+      <w:tr>
+        <w:trPr>
+          <w:tblHeader w:val="on"/>
+        </w:trPr>
+        <w:tc>
+          <w:tcPr/>
+          <w:p>
+            <w:pPr>
+              <w:pStyle w:val="Compact"/>
+              <w:jc w:val="center"/>
+            </w:pPr>
+            <w:r>
+              <w:rPr>
+                <w:rFonts w:hint="eastAsia" w:ascii="Times New Roman" w:hAnsi="Times New Roman" w:eastAsia="SimHei" w:cs="Times New Roman"/>
+                <w:b/>
+              </w:rPr>
+              <w:t xml:space="preserve">稳定性</w:t>
+            </w:r>
+          </w:p>
+        </w:tc>
+        <w:tc>
+          <w:tcPr/>
+          <w:p>
+            <w:pPr>
+              <w:pStyle w:val="Compact"/>
+              <w:jc w:val="center"/>
+            </w:pPr>
+            <w:r>
+              <w:rPr>
+                <w:rFonts w:hint="eastAsia" w:ascii="Times New Roman" w:hAnsi="Times New Roman" w:eastAsia="SimHei" w:cs="Times New Roman"/>
+                <w:b/>
+              </w:rPr>
+              <w:t xml:space="preserve">自由基类型</w:t>
+            </w:r>
+          </w:p>
+        </w:tc>
+        <w:tc>
+          <w:tcPr/>
+          <w:p>
+            <w:pPr>
+              <w:pStyle w:val="Compact"/>
+              <w:jc w:val="center"/>
+            </w:pPr>
+            <w:r>
+              <w:rPr>
+                <w:rFonts w:hint="eastAsia" w:ascii="Times New Roman" w:hAnsi="Times New Roman" w:eastAsia="SimHei" w:cs="Times New Roman"/>
+                <w:b/>
+              </w:rPr>
+              <w:t xml:space="preserve">稳定化来源</w:t>
+            </w:r>
+          </w:p>
+        </w:tc>
+      </w:tr>
+      <w:tr>
+        <w:tc>
+          <w:tcPr/>
+          <w:p>
+            <w:pPr>
+              <w:pStyle w:val="Compact"/>
+              <w:jc w:val="center"/>
+            </w:pPr>
+            <w:r>
+              <w:rPr>
+                <w:rFonts w:ascii="Times New Roman" w:hAnsi="Times New Roman" w:eastAsia="Times New Roman" w:cs="Times New Roman"/>
+              </w:rPr>
+              <w:t xml:space="preserve">1</w:t>
+            </w:r>
+          </w:p>
+        </w:tc>
+        <w:tc>
+          <w:tcPr/>
+          <w:p>
+            <w:pPr>
+              <w:pStyle w:val="Compact"/>
+              <w:jc w:val="center"/>
+            </w:pPr>
+            <w:r>
+              <w:rPr>
+                <w:rFonts w:hint="eastAsia" w:ascii="Times New Roman" w:hAnsi="Times New Roman" w:eastAsia="FangSong" w:cs="Times New Roman"/>
+              </w:rPr>
+              <w:t xml:space="preserve">苄基</w:t>
+            </w:r>
+            <w:r>
+              <w:rPr>
+                <w:rFonts w:ascii="Times New Roman" w:hAnsi="Times New Roman" w:eastAsia="Times New Roman" w:cs="Times New Roman"/>
+              </w:rPr>
+              <w:t xml:space="preserve"> / </w:t>
+            </w:r>
+            <w:r>
+              <w:rPr>
+                <w:rFonts w:hint="eastAsia" w:ascii="Times New Roman" w:hAnsi="Times New Roman" w:eastAsia="FangSong" w:cs="Times New Roman"/>
+              </w:rPr>
+              <w:t xml:space="preserve">烯丙基</w:t>
+            </w:r>
+          </w:p>
+        </w:tc>
+        <w:tc>
+          <w:tcPr/>
+          <w:p>
+            <w:pPr>
+              <w:pStyle w:val="Compact"/>
+              <w:jc w:val="center"/>
+            </w:pPr>
+            <w:r>
+              <w:rPr>
+                <w:rFonts w:hint="eastAsia" w:ascii="Times New Roman" w:hAnsi="Times New Roman" w:eastAsia="FangSong" w:cs="Times New Roman"/>
+              </w:rPr>
+              <w:t xml:space="preserve">离域</w:t>
+            </w:r>
+          </w:p>
+        </w:tc>
+      </w:tr>
+      <w:tr>
+        <w:tc>
+          <w:tcPr/>
+          <w:p>
+            <w:pPr>
+              <w:pStyle w:val="Compact"/>
+              <w:jc w:val="center"/>
+            </w:pPr>
+            <w:r>
+              <w:rPr>
+                <w:rFonts w:ascii="Times New Roman" w:hAnsi="Times New Roman" w:eastAsia="Times New Roman" w:cs="Times New Roman"/>
+              </w:rPr>
+              <w:t xml:space="preserve">2</w:t>
+            </w:r>
+          </w:p>
+        </w:tc>
+        <w:tc>
+          <w:tcPr/>
+          <w:p>
+            <w:pPr>
+              <w:pStyle w:val="Compact"/>
+              <w:jc w:val="center"/>
+            </w:pPr>
+            <w:r>
+              <w:rPr>
+                <w:rFonts w:hint="eastAsia" w:ascii="Times New Roman" w:hAnsi="Times New Roman" w:eastAsia="FangSong" w:cs="Times New Roman"/>
+              </w:rPr>
+              <w:t xml:space="preserve">叔</w:t>
+            </w:r>
+            <w:r>
+              <w:rPr>
+                <w:rFonts w:ascii="Times New Roman" w:hAnsi="Times New Roman" w:eastAsia="Times New Roman" w:cs="Times New Roman"/>
+              </w:rPr>
+              <w:t xml:space="preserve"> (3°)</w:t>
+            </w:r>
+          </w:p>
+        </w:tc>
+        <w:tc>
+          <w:tcPr/>
+          <w:p>
+            <w:pPr>
+              <w:pStyle w:val="Compact"/>
+              <w:jc w:val="center"/>
+            </w:pPr>
+            <w:r>
+              <w:rPr>
+                <w:rFonts w:hint="eastAsia" w:ascii="Times New Roman" w:hAnsi="Times New Roman" w:eastAsia="FangSong" w:cs="Times New Roman"/>
+              </w:rPr>
+              <w:t xml:space="preserve">超共轭</w:t>
+            </w:r>
+          </w:p>
+        </w:tc>
+      </w:tr>
+      <w:tr>
+        <w:tc>
+          <w:tcPr/>
+          <w:p>
+            <w:pPr>
+              <w:pStyle w:val="Compact"/>
+              <w:jc w:val="center"/>
+            </w:pPr>
+            <w:r>
+              <w:rPr>
+                <w:rFonts w:ascii="Times New Roman" w:hAnsi="Times New Roman" w:eastAsia="Times New Roman" w:cs="Times New Roman"/>
+              </w:rPr>
+              <w:t xml:space="preserve">3</w:t>
+            </w:r>
+          </w:p>
+        </w:tc>
+        <w:tc>
+          <w:tcPr/>
+          <w:p>
+            <w:pPr>
+              <w:pStyle w:val="Compact"/>
+              <w:jc w:val="center"/>
+            </w:pPr>
+            <w:r>
+              <w:rPr>
+                <w:rFonts w:hint="eastAsia" w:ascii="Times New Roman" w:hAnsi="Times New Roman" w:eastAsia="FangSong" w:cs="Times New Roman"/>
+              </w:rPr>
+              <w:t xml:space="preserve">仲</w:t>
+            </w:r>
+            <w:r>
+              <w:rPr>
+                <w:rFonts w:ascii="Times New Roman" w:hAnsi="Times New Roman" w:eastAsia="Times New Roman" w:cs="Times New Roman"/>
+              </w:rPr>
+              <w:t xml:space="preserve"> (2°)</w:t>
+            </w:r>
+          </w:p>
+        </w:tc>
+        <w:tc>
+          <w:tcPr/>
+          <w:p>
+            <w:pPr>
+              <w:pStyle w:val="Compact"/>
+              <w:jc w:val="center"/>
+            </w:pPr>
+            <w:r>
+              <w:rPr>
+                <w:rFonts w:hint="eastAsia" w:ascii="Times New Roman" w:hAnsi="Times New Roman" w:eastAsia="FangSong" w:cs="Times New Roman"/>
+              </w:rPr>
+              <w:t xml:space="preserve">超共轭</w:t>
+            </w:r>
+          </w:p>
+        </w:tc>
+      </w:tr>
+      <w:tr>
+        <w:tc>
+          <w:tcPr/>
+          <w:p>
+            <w:pPr>
+              <w:pStyle w:val="Compact"/>
+              <w:jc w:val="center"/>
+            </w:pPr>
+            <w:r>
+              <w:rPr>
+                <w:rFonts w:ascii="Times New Roman" w:hAnsi="Times New Roman" w:eastAsia="Times New Roman" w:cs="Times New Roman"/>
+              </w:rPr>
+              <w:t xml:space="preserve">4</w:t>
+            </w:r>
+          </w:p>
+        </w:tc>
+        <w:tc>
+          <w:tcPr/>
+          <w:p>
+            <w:pPr>
+              <w:pStyle w:val="Compact"/>
+              <w:jc w:val="center"/>
+            </w:pPr>
+            <w:r>
+              <w:rPr>
+                <w:rFonts w:hint="eastAsia" w:ascii="Times New Roman" w:hAnsi="Times New Roman" w:eastAsia="FangSong" w:cs="Times New Roman"/>
+              </w:rPr>
+              <w:t xml:space="preserve">伯</w:t>
+            </w:r>
+            <w:r>
+              <w:rPr>
+                <w:rFonts w:ascii="Times New Roman" w:hAnsi="Times New Roman" w:eastAsia="Times New Roman" w:cs="Times New Roman"/>
+              </w:rPr>
+              <w:t xml:space="preserve"> (1°)</w:t>
+            </w:r>
+          </w:p>
+        </w:tc>
+        <w:tc>
+          <w:tcPr/>
+          <w:p>
+            <w:pPr>
+              <w:pStyle w:val="Compact"/>
+              <w:jc w:val="center"/>
+            </w:pPr>
+            <w:r>
+              <w:rPr>
+                <w:rFonts w:hint="eastAsia" w:ascii="Times New Roman" w:hAnsi="Times New Roman" w:eastAsia="FangSong" w:cs="Times New Roman"/>
+              </w:rPr>
+              <w:t xml:space="preserve">超共轭</w:t>
+            </w:r>
+          </w:p>
+        </w:tc>
+      </w:tr>
+      <w:tr>
+        <w:tc>
+          <w:tcPr/>
+          <w:p>
+            <w:pPr>
+              <w:pStyle w:val="Compact"/>
+              <w:jc w:val="center"/>
+            </w:pPr>
+            <w:r>
+              <w:rPr>
+                <w:rFonts w:ascii="Times New Roman" w:hAnsi="Times New Roman" w:eastAsia="Times New Roman" w:cs="Times New Roman"/>
+              </w:rPr>
+              <w:t xml:space="preserve">5</w:t>
+            </w:r>
+          </w:p>
+        </w:tc>
+        <w:tc>
+          <w:tcPr/>
+          <w:p>
+            <w:pPr>
+              <w:pStyle w:val="Compact"/>
+              <w:jc w:val="center"/>
+            </w:pPr>
+            <w:r>
+              <w:rPr>
+                <w:rFonts w:hint="eastAsia" w:ascii="Times New Roman" w:hAnsi="Times New Roman" w:eastAsia="FangSong" w:cs="Times New Roman"/>
+              </w:rPr>
+              <w:t xml:space="preserve">甲基</w:t>
+            </w:r>
+          </w:p>
+        </w:tc>
+        <w:tc>
+          <w:tcPr/>
+          <w:p>
+            <w:pPr>
+              <w:pStyle w:val="Compact"/>
+              <w:jc w:val="center"/>
+            </w:pPr>
+            <w:r>
+              <w:rPr>
+                <w:rFonts w:hint="eastAsia" w:ascii="Times New Roman" w:hAnsi="Times New Roman" w:eastAsia="FangSong" w:cs="Times New Roman"/>
+              </w:rPr>
+              <w:t xml:space="preserve">无</w:t>
+            </w:r>
+          </w:p>
+        </w:tc>
+      </w:tr>
+      <w:tr>
+        <w:tc>
+          <w:tcPr/>
+          <w:p>
+            <w:pPr>
+              <w:pStyle w:val="Compact"/>
+              <w:jc w:val="center"/>
+            </w:pPr>
+            <w:r>
+              <w:rPr>
+                <w:rFonts w:ascii="Times New Roman" w:hAnsi="Times New Roman" w:eastAsia="Times New Roman" w:cs="Times New Roman"/>
+              </w:rPr>
+              <w:t xml:space="preserve">6</w:t>
+            </w:r>
+          </w:p>
+        </w:tc>
+        <w:tc>
+          <w:tcPr/>
+          <w:p>
+            <w:pPr>
+              <w:pStyle w:val="Compact"/>
+              <w:jc w:val="center"/>
+            </w:pPr>
+            <w:r>
+              <w:rPr>
+                <w:rFonts w:hint="eastAsia" w:ascii="Times New Roman" w:hAnsi="Times New Roman" w:eastAsia="FangSong" w:cs="Times New Roman"/>
+              </w:rPr>
+              <w:t xml:space="preserve">乙烯基</w:t>
+            </w:r>
+            <w:r>
+              <w:rPr>
+                <w:rFonts w:ascii="Times New Roman" w:hAnsi="Times New Roman" w:eastAsia="Times New Roman" w:cs="Times New Roman"/>
+              </w:rPr>
+              <w:t xml:space="preserve"> / </w:t>
+            </w:r>
+            <w:r>
+              <w:rPr>
+                <w:rFonts w:hint="eastAsia" w:ascii="Times New Roman" w:hAnsi="Times New Roman" w:eastAsia="FangSong" w:cs="Times New Roman"/>
+              </w:rPr>
+              <w:t xml:space="preserve">苯基</w:t>
+            </w:r>
+          </w:p>
+        </w:tc>
+        <w:tc>
+          <w:tcPr/>
+          <w:p>
+            <w:pPr>
+              <w:pStyle w:val="Compact"/>
+              <w:jc w:val="center"/>
+            </w:pPr>
+            <w:r>
+              <w:rPr>
+                <w:rFonts w:ascii="Times New Roman" w:hAnsi="Times New Roman" w:eastAsia="Times New Roman" w:cs="Times New Roman"/>
+              </w:rPr>
+              <w:t xml:space="preserve">SOMO </w:t>
+            </w:r>
+            <w:r>
+              <w:rPr>
+                <w:rFonts w:hint="eastAsia" w:ascii="Times New Roman" w:hAnsi="Times New Roman" w:eastAsia="FangSong" w:cs="Times New Roman"/>
+              </w:rPr>
+              <w:t xml:space="preserve">能量高</w:t>
+            </w:r>
+          </w:p>
+        </w:tc>
+      </w:tr>
+    </w:tbl>
     <w:p>
       <w:pPr>
-        <w:pStyle w:val="SourceCode"/>
-      </w:pPr>
-      <w:r>
-        <w:rPr>
-          <w:rStyle w:val="VerbatimChar"/>
-          <w:rFonts w:hint="eastAsia" w:ascii="SimSun" w:hAnsi="SimSun" w:eastAsia="SimSun" w:cs="SimSun"/>
-        </w:rPr>
-        <w:t>苄基</w:t>
-      </w:r>
-      <w:r>
-        <w:rPr>
-          <w:rStyle w:val="VerbatimChar"/>
-          <w:rFonts w:hint="eastAsia" w:ascii="SimSun" w:hAnsi="SimSun" w:eastAsia="SimSun" w:cs="SimSun"/>
-        </w:rPr>
-        <w:t>/</w:t>
-      </w:r>
-      <w:r>
-        <w:rPr>
-          <w:rStyle w:val="VerbatimChar"/>
-          <w:rFonts w:hint="eastAsia" w:ascii="SimSun" w:hAnsi="SimSun" w:eastAsia="SimSun" w:cs="SimSun"/>
-        </w:rPr>
-        <w:t>烯丙基</w:t>
-      </w:r>
-      <w:r>
-        <w:rPr>
-          <w:rStyle w:val="VerbatimChar"/>
-          <w:rFonts w:ascii="SimSun" w:hAnsi="SimSun" w:eastAsia="SimSun" w:cs="SimSun"/>
-        </w:rPr>
-        <w:t xml:space="preserve"> &gt; </w:t>
-      </w:r>
-      <w:r>
-        <w:rPr>
-          <w:rStyle w:val="VerbatimChar"/>
-          <w:rFonts w:hint="eastAsia" w:ascii="SimSun" w:hAnsi="SimSun" w:eastAsia="SimSun" w:cs="SimSun"/>
-        </w:rPr>
-        <w:t>叔</w:t>
-      </w:r>
-      <w:r>
-        <w:rPr>
-          <w:rStyle w:val="VerbatimChar"/>
-          <w:rFonts w:hint="eastAsia" w:ascii="SimSun" w:hAnsi="SimSun" w:eastAsia="SimSun" w:cs="SimSun"/>
-        </w:rPr>
-        <w:t>(3°)</w:t>
-      </w:r>
-      <w:r>
-        <w:rPr>
-          <w:rStyle w:val="VerbatimChar"/>
-          <w:rFonts w:ascii="SimSun" w:hAnsi="SimSun" w:eastAsia="SimSun" w:cs="SimSun"/>
-        </w:rPr>
-        <w:t xml:space="preserve"> &gt; </w:t>
-      </w:r>
-      <w:r>
-        <w:rPr>
-          <w:rStyle w:val="VerbatimChar"/>
-          <w:rFonts w:hint="eastAsia" w:ascii="SimSun" w:hAnsi="SimSun" w:eastAsia="SimSun" w:cs="SimSun"/>
-        </w:rPr>
-        <w:t>仲</w:t>
-      </w:r>
-      <w:r>
-        <w:rPr>
-          <w:rStyle w:val="VerbatimChar"/>
-          <w:rFonts w:hint="eastAsia" w:ascii="SimSun" w:hAnsi="SimSun" w:eastAsia="SimSun" w:cs="SimSun"/>
-        </w:rPr>
-        <w:t>(2°)</w:t>
-      </w:r>
-      <w:r>
-        <w:rPr>
-          <w:rStyle w:val="VerbatimChar"/>
-          <w:rFonts w:ascii="SimSun" w:hAnsi="SimSun" w:eastAsia="SimSun" w:cs="SimSun"/>
-        </w:rPr>
-        <w:t xml:space="preserve"> &gt; </w:t>
-      </w:r>
-      <w:r>
-        <w:rPr>
-          <w:rStyle w:val="VerbatimChar"/>
-          <w:rFonts w:hint="eastAsia" w:ascii="SimSun" w:hAnsi="SimSun" w:eastAsia="SimSun" w:cs="SimSun"/>
-        </w:rPr>
-        <w:t>伯</w:t>
-      </w:r>
-      <w:r>
-        <w:rPr>
-          <w:rStyle w:val="VerbatimChar"/>
-          <w:rFonts w:hint="eastAsia" w:ascii="SimSun" w:hAnsi="SimSun" w:eastAsia="SimSun" w:cs="SimSun"/>
-        </w:rPr>
-        <w:t>(1°)</w:t>
-      </w:r>
-      <w:r>
-        <w:rPr>
-          <w:rStyle w:val="VerbatimChar"/>
-          <w:rFonts w:ascii="SimSun" w:hAnsi="SimSun" w:eastAsia="SimSun" w:cs="SimSun"/>
-        </w:rPr>
-        <w:t xml:space="preserve"> &gt; </w:t>
-      </w:r>
-      <w:r>
-        <w:rPr>
-          <w:rStyle w:val="VerbatimChar"/>
-          <w:rFonts w:hint="eastAsia" w:ascii="SimSun" w:hAnsi="SimSun" w:eastAsia="SimSun" w:cs="SimSun"/>
-        </w:rPr>
-        <w:t xml:space="preserve">甲基</w:t>
-      </w:r>
-      <w:r>
-        <w:rPr>
-          <w:rStyle w:val="VerbatimChar"/>
-          <w:rFonts w:ascii="SimSun" w:hAnsi="SimSun" w:eastAsia="SimSun" w:cs="SimSun"/>
-        </w:rPr>
-        <w:t xml:space="preserve"> &gt; </w:t>
-      </w:r>
-      <w:r>
-        <w:rPr>
-          <w:rStyle w:val="VerbatimChar"/>
-          <w:rFonts w:hint="eastAsia" w:ascii="SimSun" w:hAnsi="SimSun" w:eastAsia="SimSun" w:cs="SimSun"/>
-        </w:rPr>
-        <w:t>乙烯基</w:t>
-      </w:r>
-      <w:r>
-        <w:rPr>
-          <w:rStyle w:val="VerbatimChar"/>
-          <w:rFonts w:hint="eastAsia" w:ascii="SimSun" w:hAnsi="SimSun" w:eastAsia="SimSun" w:cs="SimSun"/>
-        </w:rPr>
-        <w:t>/</w:t>
-      </w:r>
-      <w:r>
-        <w:rPr>
-          <w:rStyle w:val="VerbatimChar"/>
-          <w:rFonts w:hint="eastAsia" w:ascii="SimSun" w:hAnsi="SimSun" w:eastAsia="SimSun" w:cs="SimSun"/>
-        </w:rPr>
-        <w:t>苯基</w:t>
-      </w:r>
-      <w:r>
-        <w:rPr>
-          <w:rFonts w:ascii="SimSun" w:hAnsi="SimSun" w:eastAsia="SimSun" w:cs="SimSun"/>
-        </w:rPr>
-        <w:br/>
-      </w:r>
-      <w:r>
-        <w:rPr>
-          <w:rStyle w:val="VerbatimChar"/>
-          <w:rFonts w:ascii="SimSun" w:hAnsi="SimSun" w:eastAsia="SimSun" w:cs="SimSun"/>
-        </w:rPr>
-        <w:t xml:space="preserve">    </w:t>
-      </w:r>
-      <w:r>
-        <w:rPr>
-          <w:rStyle w:val="VerbatimChar"/>
-          <w:rFonts w:hint="eastAsia" w:ascii="SimSun" w:hAnsi="SimSun" w:eastAsia="SimSun" w:cs="SimSun"/>
-        </w:rPr>
-        <w:t xml:space="preserve">离域</w:t>
-      </w:r>
-      <w:r>
-        <w:rPr>
-          <w:rStyle w:val="VerbatimChar"/>
-          <w:rFonts w:ascii="SimSun" w:hAnsi="SimSun" w:eastAsia="SimSun" w:cs="SimSun"/>
-        </w:rPr>
-        <w:t xml:space="preserve">        </w:t>
-      </w:r>
-      <w:r>
-        <w:rPr>
-          <w:rStyle w:val="VerbatimChar"/>
-          <w:rFonts w:hint="eastAsia" w:ascii="SimSun" w:hAnsi="SimSun" w:eastAsia="SimSun" w:cs="SimSun"/>
-        </w:rPr>
-        <w:t xml:space="preserve">超共轭</w:t>
-      </w:r>
-      <w:r>
-        <w:rPr>
-          <w:rStyle w:val="VerbatimChar"/>
-          <w:rFonts w:ascii="SimSun" w:hAnsi="SimSun" w:eastAsia="SimSun" w:cs="SimSun"/>
-        </w:rPr>
-        <w:t xml:space="preserve">     </w:t>
-      </w:r>
-      <w:r>
-        <w:rPr>
-          <w:rStyle w:val="VerbatimChar"/>
-          <w:rFonts w:hint="eastAsia" w:ascii="SimSun" w:hAnsi="SimSun" w:eastAsia="SimSun" w:cs="SimSun"/>
-        </w:rPr>
-        <w:t xml:space="preserve">超共轭</w:t>
-      </w:r>
-      <w:r>
-        <w:rPr>
-          <w:rStyle w:val="VerbatimChar"/>
-          <w:rFonts w:ascii="SimSun" w:hAnsi="SimSun" w:eastAsia="SimSun" w:cs="SimSun"/>
-        </w:rPr>
-        <w:t xml:space="preserve">     </w:t>
-      </w:r>
-      <w:r>
-        <w:rPr>
-          <w:rStyle w:val="VerbatimChar"/>
-          <w:rFonts w:hint="eastAsia" w:ascii="SimSun" w:hAnsi="SimSun" w:eastAsia="SimSun" w:cs="SimSun"/>
-        </w:rPr>
-        <w:t xml:space="preserve">超共轭</w:t>
-      </w:r>
-      <w:r>
-        <w:rPr>
-          <w:rStyle w:val="VerbatimChar"/>
-          <w:rFonts w:ascii="SimSun" w:hAnsi="SimSun" w:eastAsia="SimSun" w:cs="SimSun"/>
-        </w:rPr>
-        <w:t xml:space="preserve">       </w:t>
-      </w:r>
-      <w:r>
-        <w:rPr>
-          <w:rStyle w:val="VerbatimChar"/>
-          <w:rFonts w:hint="eastAsia" w:ascii="SimSun" w:hAnsi="SimSun" w:eastAsia="SimSun" w:cs="SimSun"/>
-        </w:rPr>
-        <w:t xml:space="preserve">无</w:t>
-      </w:r>
-      <w:r>
-        <w:rPr>
-          <w:rStyle w:val="VerbatimChar"/>
-          <w:rFonts w:ascii="SimSun" w:hAnsi="SimSun" w:eastAsia="SimSun" w:cs="SimSun"/>
-        </w:rPr>
-        <w:t xml:space="preserve">       </w:t>
-      </w:r>
-      <w:r>
-        <w:rPr>
-          <w:rStyle w:val="VerbatimChar"/>
-          <w:rFonts w:hint="eastAsia" w:ascii="SimSun" w:hAnsi="SimSun" w:eastAsia="SimSun" w:cs="SimSun"/>
-        </w:rPr>
-        <w:t>SOMO</w:t>
-      </w:r>
-      <w:r>
-        <w:rPr>
-          <w:rStyle w:val="VerbatimChar"/>
-          <w:rFonts w:hint="eastAsia" w:ascii="SimSun" w:hAnsi="SimSun" w:eastAsia="SimSun" w:cs="SimSun"/>
-        </w:rPr>
-        <w:t>能量高</w:t>
-      </w:r>
-    </w:p>
-    <w:p>
-      <w:pPr>
-        <w:pStyle w:val="FirstParagraph"/>
-        <w:spacing w:after="80"/>
+        <w:pStyle w:val="BodyText"/>
+        <w:spacing w:before="120" w:after="80"/>
       </w:pPr>
       <w:r>
         <w:rPr>
@@ -20325,77 +20493,71 @@
         </w:rPr>
         <w:t>）：</w:t>
       </w:r>
+      <w:r>
+        <w:rPr>
+          <w:rFonts w:ascii="Times New Roman" w:hAnsi="Times New Roman" w:eastAsia="Times New Roman" w:cs="Times New Roman"/>
+        </w:rPr>
+        <w:t xml:space="preserve"> </w:t>
+      </w:r>
+      <w:r>
+        <w:rPr>
+          <w:rFonts w:ascii="Times New Roman" w:hAnsi="Times New Roman" w:eastAsia="Times New Roman" w:cs="Times New Roman"/>
+        </w:rPr>
+        <w:t>- Br· + Br· → Br</w:t>
+      </w:r>
+      <w:r>
+        <w:rPr>
+          <w:rFonts w:ascii="Times New Roman" w:hAnsi="Times New Roman" w:eastAsia="Times New Roman" w:cs="Times New Roman"/>
+          <w:vertAlign w:val="subscript"/>
+        </w:rPr>
+        <w:t>2</w:t>
+      </w:r>
+      <w:r>
+        <w:rPr>
+          <w:rFonts w:ascii="Times New Roman" w:hAnsi="Times New Roman" w:eastAsia="Times New Roman" w:cs="Times New Roman"/>
+        </w:rPr>
+        <w:t xml:space="preserve"> </w:t>
+      </w:r>
+      <w:r>
+        <w:rPr>
+          <w:rFonts w:ascii="Times New Roman" w:hAnsi="Times New Roman" w:eastAsia="Times New Roman" w:cs="Times New Roman"/>
+        </w:rPr>
+        <w:t xml:space="preserve">- R· + Br· → R-Br</w:t>
+      </w:r>
+      <w:r>
+        <w:rPr>
+          <w:rFonts w:ascii="Times New Roman" w:hAnsi="Times New Roman" w:eastAsia="Times New Roman" w:cs="Times New Roman"/>
+        </w:rPr>
+        <w:t xml:space="preserve"> </w:t>
+      </w:r>
+      <w:r>
+        <w:rPr>
+          <w:rFonts w:ascii="Times New Roman" w:hAnsi="Times New Roman" w:eastAsia="Times New Roman" w:cs="Times New Roman"/>
+        </w:rPr>
+        <w:t xml:space="preserve">- R· + R· → </w:t>
+      </w:r>
+      <w:r>
+        <w:rPr>
+          <w:rFonts w:hint="eastAsia" w:ascii="Times New Roman" w:hAnsi="Times New Roman" w:eastAsia="Times New Roman" w:cs="Times New Roman"/>
+        </w:rPr>
+        <w:t>R-R（</w:t>
+      </w:r>
+      <w:r>
+        <w:rPr>
+          <w:rFonts w:hint="eastAsia" w:ascii="Times New Roman" w:hAnsi="Times New Roman" w:eastAsia="FangSong" w:cs="Times New Roman"/>
+        </w:rPr>
+        <w:t>偶联副产物</w:t>
+      </w:r>
+      <w:r>
+        <w:rPr>
+          <w:rFonts w:hint="eastAsia" w:ascii="Times New Roman" w:hAnsi="Times New Roman" w:eastAsia="Times New Roman" w:cs="Times New Roman"/>
+        </w:rPr>
+        <w:t>）</w:t>
+      </w:r>
     </w:p>
     <w:p>
       <w:pPr>
-        <w:pStyle w:val="SourceCode"/>
-      </w:pPr>
-      <w:r>
-        <w:rPr>
-          <w:rStyle w:val="VerbatimChar"/>
-          <w:rFonts w:ascii="SimSun" w:hAnsi="SimSun" w:eastAsia="SimSun" w:cs="SimSun"/>
-        </w:rPr>
-        <w:t>Br· + Br·   → Br</w:t>
-      </w:r>
-      <w:r>
-        <w:rPr>
-          <w:rStyle w:val="VerbatimChar"/>
-          <w:rFonts w:ascii="SimSun" w:hAnsi="SimSun" w:eastAsia="SimSun" w:cs="SimSun"/>
-          <w:vertAlign w:val="subscript"/>
-        </w:rPr>
-        <w:t>2</w:t>
-      </w:r>
-      <w:r>
-        <w:rPr>
-          <w:rFonts w:ascii="SimSun" w:hAnsi="SimSun" w:eastAsia="SimSun" w:cs="SimSun"/>
-        </w:rPr>
-        <w:br/>
-      </w:r>
-      <w:r>
-        <w:rPr>
-          <w:rStyle w:val="VerbatimChar"/>
-          <w:rFonts w:ascii="SimSun" w:hAnsi="SimSun" w:eastAsia="SimSun" w:cs="SimSun"/>
-        </w:rPr>
-        <w:t xml:space="preserve">R· + Br·    → R-Br</w:t>
-      </w:r>
-      <w:r>
-        <w:rPr>
-          <w:rFonts w:ascii="SimSun" w:hAnsi="SimSun" w:eastAsia="SimSun" w:cs="SimSun"/>
-        </w:rPr>
-        <w:br/>
-      </w:r>
-      <w:r>
-        <w:rPr>
-          <w:rStyle w:val="VerbatimChar"/>
-          <w:rFonts w:ascii="SimSun" w:hAnsi="SimSun" w:eastAsia="SimSun" w:cs="SimSun"/>
-        </w:rPr>
-        <w:t xml:space="preserve">R· + R·     → R-R  </w:t>
-      </w:r>
-      <w:r>
-        <w:rPr>
-          <w:rStyle w:val="VerbatimChar"/>
-          <w:rFonts w:hint="eastAsia" w:ascii="SimSun" w:hAnsi="SimSun" w:eastAsia="SimSun" w:cs="SimSun"/>
-        </w:rPr>
-        <w:t>(</w:t>
-      </w:r>
-      <w:r>
-        <w:rPr>
-          <w:rStyle w:val="VerbatimChar"/>
-          <w:rFonts w:hint="eastAsia" w:ascii="SimSun" w:hAnsi="SimSun" w:eastAsia="SimSun" w:cs="SimSun"/>
-        </w:rPr>
-        <w:t>偶联副产物</w:t>
-      </w:r>
-      <w:r>
-        <w:rPr>
-          <w:rStyle w:val="VerbatimChar"/>
-          <w:rFonts w:hint="eastAsia" w:ascii="SimSun" w:hAnsi="SimSun" w:eastAsia="SimSun" w:cs="SimSun"/>
-        </w:rPr>
-        <w:t>)</w:t>
-      </w:r>
-    </w:p>
-    <w:p>
-      <w:pPr>
-        <w:pStyle w:val="FirstParagraph"/>
+        <w:pStyle w:val="BodyText"/>
       </w:pPr>
       <w:r>
         <w:rPr>
@@ -21316,148 +21478,118 @@
         </w:rPr>
         <w:t xml:space="preserve">：</w:t>
       </w:r>
+      <w:r>
+        <w:rPr>
+          <w:rFonts w:ascii="Times New Roman" w:hAnsi="Times New Roman" w:eastAsia="Times New Roman" w:cs="Times New Roman"/>
+        </w:rPr>
+        <w:t xml:space="preserve"> </w:t>
+      </w:r>
+      <w:r>
+        <w:rPr>
+          <w:rFonts w:ascii="Times New Roman" w:hAnsi="Times New Roman" w:eastAsia="Times New Roman" w:cs="Times New Roman"/>
+        </w:rPr>
+        <w:t xml:space="preserve">Br· + </w:t>
+      </w:r>
+      <w:r>
+        <w:rPr>
+          <w:rFonts w:hint="eastAsia" w:ascii="Times New Roman" w:hAnsi="Times New Roman" w:eastAsia="FangSong" w:cs="Times New Roman"/>
+        </w:rPr>
+        <w:t xml:space="preserve">环己烯</w:t>
+      </w:r>
+      <w:r>
+        <w:rPr>
+          <w:rFonts w:ascii="Times New Roman" w:hAnsi="Times New Roman" w:eastAsia="Times New Roman" w:cs="Times New Roman"/>
+        </w:rPr>
+        <w:t xml:space="preserve"> → HBr + </w:t>
+      </w:r>
+      <w:r>
+        <w:rPr>
+          <w:rFonts w:hint="eastAsia" w:ascii="Times New Roman" w:hAnsi="Times New Roman" w:eastAsia="FangSong" w:cs="Times New Roman"/>
+        </w:rPr>
+        <w:t xml:space="preserve">烯丙基自由基</w:t>
+      </w:r>
     </w:p>
     <w:p>
       <w:pPr>
-        <w:pStyle w:val="SourceCode"/>
+        <w:pStyle w:val="BlockText"/>
       </w:pPr>
       <w:r>
         <w:rPr>
-          <w:rStyle w:val="VerbatimChar"/>
-          <w:rFonts w:ascii="SimSun" w:hAnsi="SimSun" w:eastAsia="SimSun" w:cs="SimSun"/>
-        </w:rPr>
-        <w:t xml:space="preserve">Br· + </w:t>
-      </w:r>
-      <w:r>
-        <w:rPr>
-          <w:rStyle w:val="VerbatimChar"/>
-          <w:rFonts w:hint="eastAsia" w:ascii="SimSun" w:hAnsi="SimSun" w:eastAsia="SimSun" w:cs="SimSun"/>
-        </w:rPr>
-        <w:t xml:space="preserve">环己烯</w:t>
-      </w:r>
-      <w:r>
-        <w:rPr>
-          <w:rStyle w:val="VerbatimChar"/>
-          <w:rFonts w:ascii="SimSun" w:hAnsi="SimSun" w:eastAsia="SimSun" w:cs="SimSun"/>
-        </w:rPr>
-        <w:t xml:space="preserve"> → HBr + </w:t>
-      </w:r>
-      <w:r>
-        <w:rPr>
-          <w:rStyle w:val="VerbatimChar"/>
-          <w:rFonts w:hint="eastAsia" w:ascii="SimSun" w:hAnsi="SimSun" w:eastAsia="SimSun" w:cs="SimSun"/>
-        </w:rPr>
-        <w:t xml:space="preserve">烯丙基自由基</w:t>
-      </w:r>
-      <w:r>
-        <w:rPr>
-          <w:rFonts w:ascii="SimSun" w:hAnsi="SimSun" w:eastAsia="SimSun" w:cs="SimSun"/>
-        </w:rPr>
-        <w:br/>
-      </w:r>
-      <w:r>
-        <w:rPr>
-          <w:rStyle w:val="VerbatimChar"/>
-          <w:rFonts w:ascii="SimSun" w:hAnsi="SimSun" w:eastAsia="SimSun" w:cs="SimSun"/>
-        </w:rPr>
-        <w:t xml:space="preserve">   (Br· </w:t>
-      </w:r>
-      <w:r>
-        <w:rPr>
-          <w:rStyle w:val="VerbatimChar"/>
-          <w:rFonts w:hint="eastAsia" w:ascii="SimSun" w:hAnsi="SimSun" w:eastAsia="SimSun" w:cs="SimSun"/>
+          <w:rFonts w:ascii="Times New Roman" w:hAnsi="Times New Roman" w:eastAsia="Times New Roman" w:cs="Times New Roman"/>
+        </w:rPr>
+        <w:t xml:space="preserve">Br· </w:t>
+      </w:r>
+      <w:r>
+        <w:rPr>
+          <w:rFonts w:hint="eastAsia" w:ascii="Times New Roman" w:hAnsi="Times New Roman" w:eastAsia="FangSong" w:cs="Times New Roman"/>
         </w:rPr>
         <w:t xml:space="preserve">夺取烯丙位</w:t>
       </w:r>
       <w:r>
         <w:rPr>
-          <w:rStyle w:val="VerbatimChar"/>
-          <w:rFonts w:ascii="SimSun" w:hAnsi="SimSun" w:eastAsia="SimSun" w:cs="SimSun"/>
+          <w:rFonts w:ascii="Times New Roman" w:hAnsi="Times New Roman" w:eastAsia="Times New Roman" w:cs="Times New Roman"/>
         </w:rPr>
         <w:t xml:space="preserve"> H </w:t>
       </w:r>
       <w:r>
         <w:rPr>
-          <w:rStyle w:val="VerbatimChar"/>
-          <w:rFonts w:hint="eastAsia" w:ascii="SimSun" w:hAnsi="SimSun" w:eastAsia="SimSun" w:cs="SimSun"/>
+          <w:rFonts w:hint="eastAsia" w:ascii="Times New Roman" w:hAnsi="Times New Roman" w:eastAsia="FangSong" w:cs="Times New Roman"/>
         </w:rPr>
         <w:t xml:space="preserve">后产生的自由基有</w:t>
       </w:r>
       <w:r>
         <w:rPr>
-          <w:rStyle w:val="VerbatimChar"/>
-          <w:rFonts w:ascii="SimSun" w:hAnsi="SimSun" w:eastAsia="SimSun" w:cs="SimSun"/>
+          <w:rFonts w:ascii="Times New Roman" w:hAnsi="Times New Roman" w:eastAsia="Times New Roman" w:cs="Times New Roman"/>
         </w:rPr>
         <w:t xml:space="preserve"> 3 </w:t>
       </w:r>
       <w:r>
         <w:rPr>
-          <w:rStyle w:val="VerbatimChar"/>
-          <w:rFonts w:hint="eastAsia" w:ascii="SimSun" w:hAnsi="SimSun" w:eastAsia="SimSun" w:cs="SimSun"/>
+          <w:rFonts w:hint="eastAsia" w:ascii="Times New Roman" w:hAnsi="Times New Roman" w:eastAsia="FangSong" w:cs="Times New Roman"/>
         </w:rPr>
         <w:t>个等价共振式</w:t>
       </w:r>
       <w:r>
         <w:rPr>
-          <w:rStyle w:val="VerbatimChar"/>
-          <w:rFonts w:hint="eastAsia" w:ascii="SimSun" w:hAnsi="SimSun" w:eastAsia="SimSun" w:cs="SimSun"/>
+          <w:rFonts w:hint="eastAsia" w:ascii="Times New Roman" w:hAnsi="Times New Roman" w:eastAsia="Times New Roman" w:cs="Times New Roman"/>
         </w:rPr>
         <w:t>，</w:t>
       </w:r>
       <w:r>
         <w:rPr>
-          <w:rFonts w:ascii="SimSun" w:hAnsi="SimSun" w:eastAsia="SimSun" w:cs="SimSun"/>
-        </w:rPr>
-        <w:br/>
-      </w:r>
-      <w:r>
-        <w:rPr>
-          <w:rStyle w:val="VerbatimChar"/>
-          <w:rFonts w:ascii="SimSun" w:hAnsi="SimSun" w:eastAsia="SimSun" w:cs="SimSun"/>
-        </w:rPr>
-        <w:t xml:space="preserve">    </w:t>
-      </w:r>
-      <w:r>
-        <w:rPr>
-          <w:rStyle w:val="VerbatimChar"/>
-          <w:rFonts w:hint="eastAsia" w:ascii="SimSun" w:hAnsi="SimSun" w:eastAsia="SimSun" w:cs="SimSun"/>
-        </w:rPr>
-        <w:t xml:space="preserve">单电子分布在</w:t>
-      </w:r>
-      <w:r>
-        <w:rPr>
-          <w:rStyle w:val="VerbatimChar"/>
-          <w:rFonts w:ascii="SimSun" w:hAnsi="SimSun" w:eastAsia="SimSun" w:cs="SimSun"/>
+          <w:rFonts w:hint="eastAsia" w:ascii="Times New Roman" w:hAnsi="Times New Roman" w:eastAsia="FangSong" w:cs="Times New Roman"/>
+        </w:rPr>
+        <w:t>单电子分布在</w:t>
+      </w:r>
+      <w:r>
+        <w:rPr>
+          <w:rFonts w:ascii="Times New Roman" w:hAnsi="Times New Roman" w:eastAsia="Times New Roman" w:cs="Times New Roman"/>
         </w:rPr>
         <w:t xml:space="preserve"> 3 </w:t>
       </w:r>
       <w:r>
         <w:rPr>
-          <w:rStyle w:val="VerbatimChar"/>
-          <w:rFonts w:hint="eastAsia" w:ascii="SimSun" w:hAnsi="SimSun" w:eastAsia="SimSun" w:cs="SimSun"/>
+          <w:rFonts w:hint="eastAsia" w:ascii="Times New Roman" w:hAnsi="Times New Roman" w:eastAsia="FangSong" w:cs="Times New Roman"/>
         </w:rPr>
         <w:t>个碳上</w:t>
       </w:r>
       <w:r>
         <w:rPr>
-          <w:rStyle w:val="VerbatimChar"/>
-          <w:rFonts w:hint="eastAsia" w:ascii="SimSun" w:hAnsi="SimSun" w:eastAsia="SimSun" w:cs="SimSun"/>
+          <w:rFonts w:hint="eastAsia" w:ascii="Times New Roman" w:hAnsi="Times New Roman" w:eastAsia="Times New Roman" w:cs="Times New Roman"/>
         </w:rPr>
         <w:t>，</w:t>
       </w:r>
       <w:r>
         <w:rPr>
-          <w:rStyle w:val="VerbatimChar"/>
-          <w:rFonts w:hint="eastAsia" w:ascii="SimSun" w:hAnsi="SimSun" w:eastAsia="SimSun" w:cs="SimSun"/>
+          <w:rFonts w:hint="eastAsia" w:ascii="Times New Roman" w:hAnsi="Times New Roman" w:eastAsia="FangSong" w:cs="Times New Roman"/>
         </w:rPr>
         <w:t>极稳定</w:t>
       </w:r>
       <w:r>
         <w:rPr>
-          <w:rStyle w:val="VerbatimChar"/>
-          <w:rFonts w:hint="eastAsia" w:ascii="SimSun" w:hAnsi="SimSun" w:eastAsia="SimSun" w:cs="SimSun"/>
-        </w:rPr>
-        <w:t>)</w:t>
+          <w:rFonts w:hint="eastAsia" w:ascii="Times New Roman" w:hAnsi="Times New Roman" w:eastAsia="Times New Roman" w:cs="Times New Roman"/>
+        </w:rPr>
+        <w:t>。</w:t>
       </w:r>
     </w:p>
     <w:p>

--- a/06-学生侧材料/讲义/有机化学/自由基反应.docx
+++ b/06-学生侧材料/讲义/有机化学/自由基反应.docx
@@ -2,7 +2,7 @@
 <file path=word/document.xml><?xml version="1.0" encoding="utf-8"?>
 <w:document xmlns:w="http://schemas.openxmlformats.org/wordprocessingml/2006/main" xmlns:m="http://schemas.openxmlformats.org/officeDocument/2006/math" xmlns:r="http://schemas.openxmlformats.org/officeDocument/2006/relationships" xmlns:o="urn:schemas-microsoft-com:office:office" xmlns:v="urn:schemas-microsoft-com:vml" xmlns:w10="urn:schemas-microsoft-com:office:word" xmlns:a="http://schemas.openxmlformats.org/drawingml/2006/main" xmlns:pic="http://schemas.openxmlformats.org/drawingml/2006/picture" xmlns:wp="http://schemas.openxmlformats.org/drawingml/2006/wordprocessingDrawing">
   <w:body>
-    <w:bookmarkStart w:id="62" w:name="自由基反应"/>
+    <w:bookmarkStart w:id="65" w:name="自由基反应"/>
     <w:p>
       <w:pPr>
         <w:pStyle w:val="Heading1"/>
@@ -14097,341 +14097,419 @@
     </w:p>
     <w:p>
       <w:pPr>
-        <w:pStyle w:val="SourceCode"/>
+        <w:pStyle w:val="BodyText"/>
       </w:pPr>
       <w:r>
         <w:rPr>
-          <w:rStyle w:val="VerbatimChar"/>
-          <w:rFonts w:ascii="SimSun" w:hAnsi="SimSun" w:eastAsia="SimSun" w:cs="SimSun"/>
-        </w:rPr>
-        <w:t xml:space="preserve">Br· +   </w:t>
-      </w:r>
-      <w:r>
-        <w:rPr>
-          <w:rStyle w:val="VerbatimChar"/>
-          <w:rFonts w:hint="eastAsia" w:ascii="SimSun" w:hAnsi="SimSun" w:eastAsia="SimSun" w:cs="SimSun"/>
+          <w:rFonts w:ascii="Times New Roman" w:hAnsi="Times New Roman" w:eastAsia="Times New Roman" w:cs="Times New Roman"/>
+        </w:rPr>
+        <w:t xml:space="preserve">Br· + </w:t>
+      </w:r>
+      <w:r>
+        <w:rPr>
+          <w:rFonts w:hint="eastAsia" w:ascii="Times New Roman" w:hAnsi="Times New Roman" w:eastAsia="FangSong" w:cs="Times New Roman"/>
         </w:rPr>
         <w:t xml:space="preserve">环己烯</w:t>
       </w:r>
       <w:r>
         <w:rPr>
-          <w:rStyle w:val="VerbatimChar"/>
-          <w:rFonts w:ascii="SimSun" w:hAnsi="SimSun" w:eastAsia="SimSun" w:cs="SimSun"/>
-        </w:rPr>
-        <w:t xml:space="preserve">    → HBr + </w:t>
-      </w:r>
-      <w:r>
-        <w:rPr>
-          <w:rStyle w:val="VerbatimChar"/>
-          <w:rFonts w:hint="eastAsia" w:ascii="SimSun" w:hAnsi="SimSun" w:eastAsia="SimSun" w:cs="SimSun"/>
+          <w:rFonts w:ascii="Times New Roman" w:hAnsi="Times New Roman" w:eastAsia="Times New Roman" w:cs="Times New Roman"/>
+        </w:rPr>
+        <w:t xml:space="preserve"> → HBr + </w:t>
+      </w:r>
+      <w:r>
+        <w:rPr>
+          <w:rFonts w:hint="eastAsia" w:ascii="Times New Roman" w:hAnsi="Times New Roman" w:eastAsia="FangSong" w:cs="Times New Roman"/>
         </w:rPr>
         <w:t>烯丙基自由基</w:t>
       </w:r>
       <w:r>
         <w:rPr>
-          <w:rStyle w:val="VerbatimChar"/>
-          <w:rFonts w:hint="eastAsia" w:ascii="SimSun" w:hAnsi="SimSun" w:eastAsia="SimSun" w:cs="SimSun"/>
+          <w:rFonts w:hint="eastAsia" w:ascii="Times New Roman" w:hAnsi="Times New Roman" w:eastAsia="Times New Roman" w:cs="Times New Roman"/>
         </w:rPr>
         <w:t>（</w:t>
       </w:r>
       <w:r>
         <w:rPr>
-          <w:rStyle w:val="VerbatimChar"/>
-          <w:rFonts w:hint="eastAsia" w:ascii="SimSun" w:hAnsi="SimSun" w:eastAsia="SimSun" w:cs="SimSun"/>
+          <w:rFonts w:hint="eastAsia" w:ascii="Times New Roman" w:hAnsi="Times New Roman" w:eastAsia="FangSong" w:cs="Times New Roman"/>
         </w:rPr>
         <w:t>共振稳定</w:t>
       </w:r>
       <w:r>
         <w:rPr>
-          <w:rStyle w:val="VerbatimChar"/>
-          <w:rFonts w:hint="eastAsia" w:ascii="SimSun" w:hAnsi="SimSun" w:eastAsia="SimSun" w:cs="SimSun"/>
+          <w:rFonts w:hint="eastAsia" w:ascii="Times New Roman" w:hAnsi="Times New Roman" w:eastAsia="Times New Roman" w:cs="Times New Roman"/>
         </w:rPr>
         <w:t>，3</w:t>
       </w:r>
       <w:r>
         <w:rPr>
-          <w:rStyle w:val="VerbatimChar"/>
-          <w:rFonts w:ascii="SimSun" w:hAnsi="SimSun" w:eastAsia="SimSun" w:cs="SimSun"/>
+          <w:rFonts w:ascii="Times New Roman" w:hAnsi="Times New Roman" w:eastAsia="Times New Roman" w:cs="Times New Roman"/>
         </w:rPr>
         <w:t xml:space="preserve"> </w:t>
       </w:r>
       <w:r>
         <w:rPr>
-          <w:rStyle w:val="VerbatimChar"/>
-          <w:rFonts w:hint="eastAsia" w:ascii="SimSun" w:hAnsi="SimSun" w:eastAsia="SimSun" w:cs="SimSun"/>
+          <w:rFonts w:hint="eastAsia" w:ascii="Times New Roman" w:hAnsi="Times New Roman" w:eastAsia="FangSong" w:cs="Times New Roman"/>
         </w:rPr>
         <w:t>个等价共振式</w:t>
       </w:r>
       <w:r>
         <w:rPr>
-          <w:rStyle w:val="VerbatimChar"/>
-          <w:rFonts w:hint="eastAsia" w:ascii="SimSun" w:hAnsi="SimSun" w:eastAsia="SimSun" w:cs="SimSun"/>
+          <w:rFonts w:hint="eastAsia" w:ascii="Times New Roman" w:hAnsi="Times New Roman" w:eastAsia="Times New Roman" w:cs="Times New Roman"/>
         </w:rPr>
         <w:t>）</w:t>
       </w:r>
-      <w:r>
-        <w:rPr>
-          <w:rFonts w:ascii="SimSun" w:hAnsi="SimSun" w:eastAsia="SimSun" w:cs="SimSun"/>
-        </w:rPr>
-        <w:br/>
-      </w:r>
-      <w:r>
-        <w:rPr>
-          <w:rStyle w:val="VerbatimChar"/>
-          <w:rFonts w:ascii="SimSun" w:hAnsi="SimSun" w:eastAsia="SimSun" w:cs="SimSun"/>
-        </w:rPr>
-        <w:t xml:space="preserve">                                   ↓</w:t>
-      </w:r>
-      <w:r>
-        <w:rPr>
-          <w:rFonts w:ascii="SimSun" w:hAnsi="SimSun" w:eastAsia="SimSun" w:cs="SimSun"/>
-        </w:rPr>
-        <w:br/>
-      </w:r>
-      <w:r>
-        <w:rPr>
-          <w:rStyle w:val="VerbatimChar"/>
-          <w:rFonts w:ascii="SimSun" w:hAnsi="SimSun" w:eastAsia="SimSun" w:cs="SimSun"/>
-        </w:rPr>
-        <w:t xml:space="preserve">                              Br</w:t>
-      </w:r>
-      <w:r>
-        <w:rPr>
-          <w:rFonts w:ascii="SimSun" w:hAnsi="SimSun" w:eastAsia="SimSun" w:cs="SimSun"/>
-        </w:rPr>
-        <w:br/>
-      </w:r>
-      <w:r>
-        <w:rPr>
-          <w:rStyle w:val="VerbatimChar"/>
-          <w:rFonts w:ascii="SimSun" w:hAnsi="SimSun" w:eastAsia="SimSun" w:cs="SimSun"/>
-        </w:rPr>
-        <w:t xml:space="preserve">                              |</w:t>
-      </w:r>
-      <w:r>
-        <w:rPr>
-          <w:rFonts w:ascii="SimSun" w:hAnsi="SimSun" w:eastAsia="SimSun" w:cs="SimSun"/>
-        </w:rPr>
-        <w:br/>
-      </w:r>
-      <w:r>
-        <w:rPr>
-          <w:rStyle w:val="VerbatimChar"/>
-          <w:rFonts w:ascii="SimSun" w:hAnsi="SimSun" w:eastAsia="SimSun" w:cs="SimSun"/>
-        </w:rPr>
-        <w:t xml:space="preserve">                              ║</w:t>
-      </w:r>
-      <w:r>
-        <w:rPr>
-          <w:rFonts w:ascii="SimSun" w:hAnsi="SimSun" w:eastAsia="SimSun" w:cs="SimSun"/>
-        </w:rPr>
-        <w:br/>
-      </w:r>
-      <w:r>
-        <w:rPr>
-          <w:rStyle w:val="VerbatimChar"/>
-          <w:rFonts w:ascii="SimSun" w:hAnsi="SimSun" w:eastAsia="SimSun" w:cs="SimSun"/>
-        </w:rPr>
-        <w:t xml:space="preserve">                             ║</w:t>
-      </w:r>
-      <w:r>
-        <w:rPr>
-          <w:rFonts w:ascii="SimSun" w:hAnsi="SimSun" w:eastAsia="SimSun" w:cs="SimSun"/>
-        </w:rPr>
-        <w:br/>
-      </w:r>
-      <w:r>
-        <w:rPr>
-          <w:rStyle w:val="VerbatimChar"/>
-          <w:rFonts w:ascii="SimSun" w:hAnsi="SimSun" w:eastAsia="SimSun" w:cs="SimSun"/>
-        </w:rPr>
-        <w:t xml:space="preserve">                              |</w:t>
-      </w:r>
-      <w:r>
-        <w:rPr>
-          <w:rFonts w:ascii="SimSun" w:hAnsi="SimSun" w:eastAsia="SimSun" w:cs="SimSun"/>
-        </w:rPr>
-        <w:br/>
-      </w:r>
-      <w:r>
-        <w:rPr>
-          <w:rStyle w:val="VerbatimChar"/>
-          <w:rFonts w:ascii="SimSun" w:hAnsi="SimSun" w:eastAsia="SimSun" w:cs="SimSun"/>
-        </w:rPr>
-        <w:t xml:space="preserve">                             </w:t>
-      </w:r>
-      <w:r>
-        <w:rPr>
-          <w:rStyle w:val="VerbatimChar"/>
-          <w:rFonts w:hint="eastAsia" w:ascii="SimSun" w:hAnsi="SimSun" w:eastAsia="SimSun" w:cs="SimSun"/>
-        </w:rPr>
-        <w:t>(</w:t>
-      </w:r>
-      <w:r>
-        <w:rPr>
-          <w:rStyle w:val="VerbatimChar"/>
-          <w:rFonts w:hint="eastAsia" w:ascii="SimSun" w:hAnsi="SimSun" w:eastAsia="SimSun" w:cs="SimSun"/>
-        </w:rPr>
-        <w:t>三个共振式</w:t>
-      </w:r>
-      <w:r>
-        <w:rPr>
-          <w:rStyle w:val="VerbatimChar"/>
-          <w:rFonts w:hint="eastAsia" w:ascii="SimSun" w:hAnsi="SimSun" w:eastAsia="SimSun" w:cs="SimSun"/>
+    </w:p>
+    <w:p>
+      <w:pPr>
+        <w:pStyle w:val="BodyText"/>
+      </w:pPr>
+      <w:r>
+        <w:rPr>
+          <w:rFonts w:hint="eastAsia" w:ascii="Times New Roman" w:hAnsi="Times New Roman" w:eastAsia="FangSong" w:cs="Times New Roman"/>
+        </w:rPr>
+        <w:t xml:space="preserve">烯丙基自由基</w:t>
+      </w:r>
+      <w:r>
+        <w:rPr>
+          <w:rFonts w:ascii="Times New Roman" w:hAnsi="Times New Roman" w:eastAsia="Times New Roman" w:cs="Times New Roman"/>
+        </w:rPr>
+        <w:t xml:space="preserve"> + NBS → </w:t>
+      </w:r>
+      <w:r>
+        <w:rPr>
+          <w:rFonts w:hint="eastAsia" w:ascii="Times New Roman" w:hAnsi="Times New Roman" w:eastAsia="Times New Roman" w:cs="Times New Roman"/>
+        </w:rPr>
+        <w:t>3-</w:t>
+      </w:r>
+      <w:r>
+        <w:rPr>
+          <w:rFonts w:hint="eastAsia" w:ascii="Times New Roman" w:hAnsi="Times New Roman" w:eastAsia="FangSong" w:cs="Times New Roman"/>
+        </w:rPr>
+        <w:t>溴环己烯</w:t>
+      </w:r>
+      <w:r>
+        <w:rPr>
+          <w:rFonts w:ascii="Times New Roman" w:hAnsi="Times New Roman" w:eastAsia="Times New Roman" w:cs="Times New Roman"/>
+        </w:rPr>
+        <w:t xml:space="preserve"> + </w:t>
+      </w:r>
+      <w:r>
+        <w:rPr>
+          <w:rFonts w:hint="eastAsia" w:ascii="Times New Roman" w:hAnsi="Times New Roman" w:eastAsia="FangSong" w:cs="Times New Roman"/>
+        </w:rPr>
+        <w:t xml:space="preserve">琥珀酰亚胺自由基</w:t>
+      </w:r>
+    </w:p>
+    <w:p>
+      <w:pPr>
+        <w:pStyle w:val="BodyText"/>
+      </w:pPr>
+      <w:r>
+        <w:rPr>
+          <w:rFonts w:hint="eastAsia" w:ascii="Times New Roman" w:hAnsi="Times New Roman" w:eastAsia="Times New Roman" w:cs="Times New Roman"/>
+        </w:rPr>
+        <w:t>（</w:t>
+      </w:r>
+      <w:r>
+        <w:rPr>
+          <w:rFonts w:hint="eastAsia" w:ascii="Times New Roman" w:hAnsi="Times New Roman" w:eastAsia="FangSong" w:cs="Times New Roman"/>
+        </w:rPr>
+        <w:t>琥珀酰亚胺自由基与</w:t>
+      </w:r>
+      <w:r>
+        <w:rPr>
+          <w:rFonts w:ascii="Times New Roman" w:hAnsi="Times New Roman" w:eastAsia="Times New Roman" w:cs="Times New Roman"/>
+        </w:rPr>
+        <w:t xml:space="preserve"> HBr </w:t>
+      </w:r>
+      <w:r>
+        <w:rPr>
+          <w:rFonts w:hint="eastAsia" w:ascii="Times New Roman" w:hAnsi="Times New Roman" w:eastAsia="FangSong" w:cs="Times New Roman"/>
+        </w:rPr>
+        <w:t xml:space="preserve">反应再生</w:t>
+      </w:r>
+      <w:r>
+        <w:rPr>
+          <w:rFonts w:ascii="Times New Roman" w:hAnsi="Times New Roman" w:eastAsia="Times New Roman" w:cs="Times New Roman"/>
+        </w:rPr>
+        <w:t xml:space="preserve"> </w:t>
+      </w:r>
+      <w:r>
+        <w:rPr>
+          <w:rFonts w:hint="eastAsia" w:ascii="Times New Roman" w:hAnsi="Times New Roman" w:eastAsia="Times New Roman" w:cs="Times New Roman"/>
+        </w:rPr>
+        <w:t>Br</w:t>
+      </w:r>
+      <w:r>
+        <w:rPr>
+          <w:rFonts w:hint="eastAsia" w:ascii="Times New Roman" w:hAnsi="Times New Roman" w:eastAsia="Times New Roman" w:cs="Times New Roman"/>
+          <w:vertAlign w:val="subscript"/>
+        </w:rPr>
+        <w:t>2</w:t>
+      </w:r>
+      <w:r>
+        <w:rPr>
+          <w:rFonts w:hint="eastAsia" w:ascii="Times New Roman" w:hAnsi="Times New Roman" w:eastAsia="Times New Roman" w:cs="Times New Roman"/>
         </w:rPr>
         <w:t>，</w:t>
       </w:r>
       <w:r>
         <w:rPr>
-          <w:rStyle w:val="VerbatimChar"/>
-          <w:rFonts w:hint="eastAsia" w:ascii="SimSun" w:hAnsi="SimSun" w:eastAsia="SimSun" w:cs="SimSun"/>
+          <w:rFonts w:hint="eastAsia" w:ascii="Times New Roman" w:hAnsi="Times New Roman" w:eastAsia="FangSong" w:cs="Times New Roman"/>
+        </w:rPr>
+        <w:t>循环</w:t>
+      </w:r>
+      <w:r>
+        <w:rPr>
+          <w:rFonts w:hint="eastAsia" w:ascii="Times New Roman" w:hAnsi="Times New Roman" w:eastAsia="Times New Roman" w:cs="Times New Roman"/>
+        </w:rPr>
+        <w:t>）</w:t>
+      </w:r>
+    </w:p>
+    <w:p>
+      <w:pPr>
+        <w:pStyle w:val="MistakeBlock"/>
+      </w:pPr>
+      <w:r>
+        <w:rPr>
+          <w:rFonts w:hint="eastAsia" w:ascii="Times New Roman" w:hAnsi="Times New Roman" w:eastAsia="FangSong" w:cs="Times New Roman"/>
+        </w:rPr>
+        <w:t xml:space="preserve">存疑待核</w:t>
+      </w:r>
+      <w:r>
+        <w:rPr>
+          <w:rFonts w:ascii="Times New Roman" w:hAnsi="Times New Roman" w:eastAsia="Times New Roman" w:cs="Times New Roman"/>
+        </w:rPr>
+        <w:t xml:space="preserve"> </w:t>
+      </w:r>
+      <w:r>
+        <w:rPr>
+          <w:rFonts w:hint="eastAsia" w:ascii="Times New Roman" w:hAnsi="Times New Roman" w:eastAsia="FangSong" w:cs="Times New Roman"/>
+        </w:rPr>
+        <w:t>上文</w:t>
+      </w:r>
+      <w:r>
+        <w:rPr>
+          <w:rFonts w:hint="eastAsia" w:ascii="Times New Roman" w:hAnsi="Times New Roman" w:eastAsia="Times New Roman" w:cs="Times New Roman"/>
+        </w:rPr>
+        <w:t>“3</w:t>
+      </w:r>
+      <w:r>
+        <w:rPr>
+          <w:rFonts w:ascii="Times New Roman" w:hAnsi="Times New Roman" w:eastAsia="Times New Roman" w:cs="Times New Roman"/>
+        </w:rPr>
+        <w:t xml:space="preserve"> </w:t>
+      </w:r>
+      <w:r>
+        <w:rPr>
+          <w:rFonts w:hint="eastAsia" w:ascii="Times New Roman" w:hAnsi="Times New Roman" w:eastAsia="FangSong" w:cs="Times New Roman"/>
+        </w:rPr>
+        <w:t>个等价共振式</w:t>
+      </w:r>
+      <w:r>
+        <w:rPr>
+          <w:rFonts w:hint="eastAsia" w:ascii="Times New Roman" w:hAnsi="Times New Roman" w:eastAsia="Times New Roman" w:cs="Times New Roman"/>
+        </w:rPr>
+        <w:t>”“</w:t>
+      </w:r>
+      <w:r>
+        <w:rPr>
+          <w:rFonts w:hint="eastAsia" w:ascii="Times New Roman" w:hAnsi="Times New Roman" w:eastAsia="FangSong" w:cs="Times New Roman"/>
         </w:rPr>
         <w:t>单电子分布在</w:t>
       </w:r>
       <w:r>
         <w:rPr>
-          <w:rStyle w:val="VerbatimChar"/>
-          <w:rFonts w:ascii="SimSun" w:hAnsi="SimSun" w:eastAsia="SimSun" w:cs="SimSun"/>
-        </w:rPr>
-        <w:t xml:space="preserve"> C1/C3/C5)</w:t>
-      </w:r>
-      <w:r>
-        <w:rPr>
-          <w:rFonts w:ascii="SimSun" w:hAnsi="SimSun" w:eastAsia="SimSun" w:cs="SimSun"/>
-        </w:rPr>
-        <w:br/>
-      </w:r>
-      <w:r>
-        <w:rPr>
-          <w:rStyle w:val="VerbatimChar"/>
-          <w:rFonts w:ascii="SimSun" w:hAnsi="SimSun" w:eastAsia="SimSun" w:cs="SimSun"/>
-        </w:rPr>
-        <w:t xml:space="preserve">                              </w:t>
-      </w:r>
-      <w:r>
-        <w:rPr>
-          <w:rFonts w:ascii="SimSun" w:hAnsi="SimSun" w:eastAsia="SimSun" w:cs="SimSun"/>
-        </w:rPr>
-        <w:br/>
-      </w:r>
-      <w:r>
-        <w:rPr>
-          <w:rStyle w:val="VerbatimChar"/>
-          <w:rFonts w:hint="eastAsia" w:ascii="SimSun" w:hAnsi="SimSun" w:eastAsia="SimSun" w:cs="SimSun"/>
-        </w:rPr>
-        <w:t xml:space="preserve">烯丙基自由基</w:t>
-      </w:r>
-      <w:r>
-        <w:rPr>
-          <w:rStyle w:val="VerbatimChar"/>
-          <w:rFonts w:ascii="SimSun" w:hAnsi="SimSun" w:eastAsia="SimSun" w:cs="SimSun"/>
-        </w:rPr>
-        <w:t xml:space="preserve"> + NBS → </w:t>
-      </w:r>
-      <w:r>
-        <w:rPr>
-          <w:rStyle w:val="VerbatimChar"/>
-          <w:rFonts w:hint="eastAsia" w:ascii="SimSun" w:hAnsi="SimSun" w:eastAsia="SimSun" w:cs="SimSun"/>
-        </w:rPr>
-        <w:t>3-</w:t>
-      </w:r>
-      <w:r>
-        <w:rPr>
-          <w:rStyle w:val="VerbatimChar"/>
-          <w:rFonts w:hint="eastAsia" w:ascii="SimSun" w:hAnsi="SimSun" w:eastAsia="SimSun" w:cs="SimSun"/>
-        </w:rPr>
-        <w:t>溴环己烯</w:t>
-      </w:r>
-      <w:r>
-        <w:rPr>
-          <w:rStyle w:val="VerbatimChar"/>
-          <w:rFonts w:ascii="SimSun" w:hAnsi="SimSun" w:eastAsia="SimSun" w:cs="SimSun"/>
-        </w:rPr>
-        <w:t xml:space="preserve"> + </w:t>
-      </w:r>
-      <w:r>
-        <w:rPr>
-          <w:rStyle w:val="VerbatimChar"/>
-          <w:rFonts w:hint="eastAsia" w:ascii="SimSun" w:hAnsi="SimSun" w:eastAsia="SimSun" w:cs="SimSun"/>
-        </w:rPr>
-        <w:t xml:space="preserve">琥珀酰亚胺自由基</w:t>
-      </w:r>
-      <w:r>
-        <w:rPr>
-          <w:rFonts w:ascii="SimSun" w:hAnsi="SimSun" w:eastAsia="SimSun" w:cs="SimSun"/>
-        </w:rPr>
-        <w:br/>
-      </w:r>
-      <w:r>
-        <w:rPr>
-          <w:rStyle w:val="VerbatimChar"/>
-          <w:rFonts w:hint="eastAsia" w:ascii="SimSun" w:hAnsi="SimSun" w:eastAsia="SimSun" w:cs="SimSun"/>
+          <w:rFonts w:ascii="Times New Roman" w:hAnsi="Times New Roman" w:eastAsia="Times New Roman" w:cs="Times New Roman"/>
+        </w:rPr>
+        <w:t xml:space="preserve"> </w:t>
+      </w:r>
+      <w:r>
+        <w:rPr>
+          <w:rFonts w:hint="eastAsia" w:ascii="Times New Roman" w:hAnsi="Times New Roman" w:eastAsia="Times New Roman" w:cs="Times New Roman"/>
+        </w:rPr>
+        <w:t>C1/C3/C5”</w:t>
+      </w:r>
+      <w:r>
+        <w:rPr>
+          <w:rFonts w:hint="eastAsia" w:ascii="Times New Roman" w:hAnsi="Times New Roman" w:eastAsia="FangSong" w:cs="Times New Roman"/>
+        </w:rPr>
+        <w:t>与本文件</w:t>
+      </w:r>
+      <w:r>
+        <w:rPr>
+          <w:rFonts w:ascii="Times New Roman" w:hAnsi="Times New Roman" w:eastAsia="Times New Roman" w:cs="Times New Roman"/>
+        </w:rPr>
+        <w:t xml:space="preserve"> </w:t>
+      </w:r>
+      <w:r>
+        <w:rPr>
+          <w:rFonts w:hint="eastAsia" w:ascii="Times New Roman" w:hAnsi="Times New Roman" w:eastAsia="Times New Roman" w:cs="Times New Roman"/>
+        </w:rPr>
+        <w:t>§5.5「</w:t>
+      </w:r>
+      <w:r>
+        <w:rPr>
+          <w:rFonts w:hint="eastAsia" w:ascii="Times New Roman" w:hAnsi="Times New Roman" w:eastAsia="FangSong" w:cs="Times New Roman"/>
+        </w:rPr>
+        <w:t>烯丙基</w:t>
+      </w:r>
+      <w:r>
+        <w:rPr>
+          <w:rFonts w:ascii="Times New Roman" w:hAnsi="Times New Roman" w:eastAsia="Times New Roman" w:cs="Times New Roman"/>
+        </w:rPr>
+        <w:t xml:space="preserve"> 2 </w:t>
+      </w:r>
+      <w:r>
+        <w:rPr>
+          <w:rFonts w:hint="eastAsia" w:ascii="Times New Roman" w:hAnsi="Times New Roman" w:eastAsia="FangSong" w:cs="Times New Roman"/>
+        </w:rPr>
+        <w:t>个等价极限式</w:t>
+      </w:r>
+      <w:r>
+        <w:rPr>
+          <w:rFonts w:hint="eastAsia" w:ascii="Times New Roman" w:hAnsi="Times New Roman" w:eastAsia="Times New Roman" w:cs="Times New Roman"/>
+        </w:rPr>
+        <w:t>」</w:t>
+      </w:r>
+      <w:r>
+        <w:rPr>
+          <w:rFonts w:hint="eastAsia" w:ascii="Times New Roman" w:hAnsi="Times New Roman" w:eastAsia="FangSong" w:cs="Times New Roman"/>
+        </w:rPr>
+        <w:t>口径矛盾</w:t>
+      </w:r>
+      <w:r>
+        <w:rPr>
+          <w:rFonts w:hint="eastAsia" w:ascii="Times New Roman" w:hAnsi="Times New Roman" w:eastAsia="Times New Roman" w:cs="Times New Roman"/>
+        </w:rPr>
+        <w:t>：</w:t>
+      </w:r>
+      <w:r>
+        <w:rPr>
+          <w:rFonts w:ascii="Times New Roman" w:hAnsi="Times New Roman" w:eastAsia="Times New Roman" w:cs="Times New Roman"/>
+        </w:rPr>
+        <w:t xml:space="preserve"> </w:t>
+      </w:r>
+      <w:r>
+        <w:rPr>
+          <w:rFonts w:hint="eastAsia" w:ascii="Times New Roman" w:hAnsi="Times New Roman" w:eastAsia="FangSong" w:cs="Times New Roman"/>
+        </w:rPr>
+        <w:t>环己烯只有一个双键</w:t>
+      </w:r>
+      <w:r>
+        <w:rPr>
+          <w:rFonts w:hint="eastAsia" w:ascii="Times New Roman" w:hAnsi="Times New Roman" w:eastAsia="Times New Roman" w:cs="Times New Roman"/>
+        </w:rPr>
+        <w:t>，</w:t>
+      </w:r>
+      <w:r>
+        <w:rPr>
+          <w:rFonts w:hint="eastAsia" w:ascii="Times New Roman" w:hAnsi="Times New Roman" w:eastAsia="FangSong" w:cs="Times New Roman"/>
+        </w:rPr>
+        <w:t>烯丙基自由基应只有</w:t>
+      </w:r>
+      <w:r>
+        <w:rPr>
+          <w:rFonts w:ascii="Times New Roman" w:hAnsi="Times New Roman" w:eastAsia="Times New Roman" w:cs="Times New Roman"/>
+        </w:rPr>
+        <w:t xml:space="preserve"> 2 </w:t>
+      </w:r>
+      <w:r>
+        <w:rPr>
+          <w:rFonts w:hint="eastAsia" w:ascii="Times New Roman" w:hAnsi="Times New Roman" w:eastAsia="FangSong" w:cs="Times New Roman"/>
+        </w:rPr>
+        <w:t>个共振式</w:t>
+      </w:r>
+      <w:r>
+        <w:rPr>
+          <w:rFonts w:hint="eastAsia" w:ascii="Times New Roman" w:hAnsi="Times New Roman" w:eastAsia="Times New Roman" w:cs="Times New Roman"/>
         </w:rPr>
         <w:t>（</w:t>
       </w:r>
       <w:r>
         <w:rPr>
-          <w:rStyle w:val="VerbatimChar"/>
-          <w:rFonts w:hint="eastAsia" w:ascii="SimSun" w:hAnsi="SimSun" w:eastAsia="SimSun" w:cs="SimSun"/>
-        </w:rPr>
-        <w:t>琥珀酰亚胺自由基与</w:t>
-      </w:r>
-      <w:r>
-        <w:rPr>
-          <w:rStyle w:val="VerbatimChar"/>
-          <w:rFonts w:ascii="SimSun" w:hAnsi="SimSun" w:eastAsia="SimSun" w:cs="SimSun"/>
-        </w:rPr>
-        <w:t xml:space="preserve"> HBr </w:t>
-      </w:r>
-      <w:r>
-        <w:rPr>
-          <w:rStyle w:val="VerbatimChar"/>
-          <w:rFonts w:hint="eastAsia" w:ascii="SimSun" w:hAnsi="SimSun" w:eastAsia="SimSun" w:cs="SimSun"/>
-        </w:rPr>
-        <w:t xml:space="preserve">反应再生</w:t>
-      </w:r>
-      <w:r>
-        <w:rPr>
-          <w:rStyle w:val="VerbatimChar"/>
-          <w:rFonts w:ascii="SimSun" w:hAnsi="SimSun" w:eastAsia="SimSun" w:cs="SimSun"/>
+          <w:rFonts w:hint="eastAsia" w:ascii="Times New Roman" w:hAnsi="Times New Roman" w:eastAsia="FangSong" w:cs="Times New Roman"/>
+        </w:rPr>
+        <w:t>单电子在</w:t>
+      </w:r>
+      <w:r>
+        <w:rPr>
+          <w:rFonts w:ascii="Times New Roman" w:hAnsi="Times New Roman" w:eastAsia="Times New Roman" w:cs="Times New Roman"/>
         </w:rPr>
         <w:t xml:space="preserve"> </w:t>
       </w:r>
       <w:r>
         <w:rPr>
-          <w:rStyle w:val="VerbatimChar"/>
-          <w:rFonts w:hint="eastAsia" w:ascii="SimSun" w:hAnsi="SimSun" w:eastAsia="SimSun" w:cs="SimSun"/>
-        </w:rPr>
-        <w:t>Br</w:t>
-      </w:r>
-      <w:r>
-        <w:rPr>
-          <w:rStyle w:val="VerbatimChar"/>
-          <w:rFonts w:hint="eastAsia" w:ascii="SimSun" w:hAnsi="SimSun" w:eastAsia="SimSun" w:cs="SimSun"/>
-          <w:vertAlign w:val="subscript"/>
-        </w:rPr>
-        <w:t>2</w:t>
-      </w:r>
-      <w:r>
-        <w:rPr>
-          <w:rStyle w:val="VerbatimChar"/>
-          <w:rFonts w:hint="eastAsia" w:ascii="SimSun" w:hAnsi="SimSun" w:eastAsia="SimSun" w:cs="SimSun"/>
+          <w:rFonts w:hint="eastAsia" w:ascii="Times New Roman" w:hAnsi="Times New Roman" w:eastAsia="Times New Roman" w:cs="Times New Roman"/>
+        </w:rPr>
+        <w:t xml:space="preserve">C1、C3），C5</w:t>
+      </w:r>
+      <w:r>
+        <w:rPr>
+          <w:rFonts w:ascii="Times New Roman" w:hAnsi="Times New Roman" w:eastAsia="Times New Roman" w:cs="Times New Roman"/>
+        </w:rPr>
+        <w:t xml:space="preserve"> </w:t>
+      </w:r>
+      <w:r>
+        <w:rPr>
+          <w:rFonts w:hint="eastAsia" w:ascii="Times New Roman" w:hAnsi="Times New Roman" w:eastAsia="FangSong" w:cs="Times New Roman"/>
+        </w:rPr>
+        <w:t>并非烯丙位</w:t>
+      </w:r>
+      <w:r>
+        <w:rPr>
+          <w:rFonts w:hint="eastAsia" w:ascii="Times New Roman" w:hAnsi="Times New Roman" w:eastAsia="Times New Roman" w:cs="Times New Roman"/>
+        </w:rPr>
+        <w:t>。</w:t>
+      </w:r>
+      <w:r>
+        <w:rPr>
+          <w:rFonts w:ascii="Times New Roman" w:hAnsi="Times New Roman" w:eastAsia="Times New Roman" w:cs="Times New Roman"/>
+        </w:rPr>
+        <w:t xml:space="preserve"> </w:t>
+      </w:r>
+      <w:r>
+        <w:rPr>
+          <w:rFonts w:hint="eastAsia" w:ascii="Times New Roman" w:hAnsi="Times New Roman" w:eastAsia="FangSong" w:cs="Times New Roman"/>
+        </w:rPr>
+        <w:t>原文表述暂保留待定夺</w:t>
+      </w:r>
+      <w:r>
+        <w:rPr>
+          <w:rFonts w:hint="eastAsia" w:ascii="Times New Roman" w:hAnsi="Times New Roman" w:eastAsia="Times New Roman" w:cs="Times New Roman"/>
         </w:rPr>
         <w:t>，</w:t>
       </w:r>
       <w:r>
         <w:rPr>
-          <w:rStyle w:val="VerbatimChar"/>
-          <w:rFonts w:hint="eastAsia" w:ascii="SimSun" w:hAnsi="SimSun" w:eastAsia="SimSun" w:cs="SimSun"/>
-        </w:rPr>
-        <w:t>循环</w:t>
-      </w:r>
-      <w:r>
-        <w:rPr>
-          <w:rStyle w:val="VerbatimChar"/>
-          <w:rFonts w:hint="eastAsia" w:ascii="SimSun" w:hAnsi="SimSun" w:eastAsia="SimSun" w:cs="SimSun"/>
-        </w:rPr>
-        <w:t>）</w:t>
+          <w:rFonts w:hint="eastAsia" w:ascii="Times New Roman" w:hAnsi="Times New Roman" w:eastAsia="FangSong" w:cs="Times New Roman"/>
+        </w:rPr>
+        <w:t>作答勿沿用该处</w:t>
+      </w:r>
+      <w:r>
+        <w:rPr>
+          <w:rFonts w:hint="eastAsia" w:ascii="Times New Roman" w:hAnsi="Times New Roman" w:eastAsia="Times New Roman" w:cs="Times New Roman"/>
+        </w:rPr>
+        <w:t>“3</w:t>
+      </w:r>
+      <w:r>
+        <w:rPr>
+          <w:rFonts w:ascii="Times New Roman" w:hAnsi="Times New Roman" w:eastAsia="Times New Roman" w:cs="Times New Roman"/>
+        </w:rPr>
+        <w:t xml:space="preserve"> </w:t>
+      </w:r>
+      <w:r>
+        <w:rPr>
+          <w:rFonts w:hint="eastAsia" w:ascii="Times New Roman" w:hAnsi="Times New Roman" w:eastAsia="FangSong" w:cs="Times New Roman"/>
+        </w:rPr>
+        <w:t>个共振式</w:t>
+      </w:r>
+      <w:r>
+        <w:rPr>
+          <w:rFonts w:hint="eastAsia" w:ascii="Times New Roman" w:hAnsi="Times New Roman" w:eastAsia="Times New Roman" w:cs="Times New Roman"/>
+        </w:rPr>
+        <w:t>”。</w:t>
       </w:r>
     </w:p>
     <w:bookmarkEnd w:id="34"/>
@@ -17321,7 +17399,7 @@
       </w:r>
     </w:p>
     <w:bookmarkEnd w:id="39"/>
-    <w:bookmarkStart w:id="46" w:name="八典型例题"/>
+    <w:bookmarkStart w:id="49" w:name="八典型例题"/>
     <w:p>
       <w:pPr>
         <w:pStyle w:val="Heading2"/>
@@ -20651,7 +20729,7 @@
       </w:r>
     </w:p>
     <w:bookmarkEnd w:id="42"/>
-    <w:bookmarkStart w:id="43" w:name="例4-nbs-烯丙位溴代"/>
+    <w:bookmarkStart w:id="46" w:name="例4-nbs-烯丙位溴代"/>
     <w:p>
       <w:pPr>
         <w:pStyle w:val="Heading3"/>
@@ -20983,137 +21061,530 @@
     </w:p>
     <w:p>
       <w:pPr>
-        <w:pStyle w:val="SourceCode"/>
+        <w:pStyle w:val="BodyText"/>
+        <w:spacing w:before="160" w:after="80"/>
+        <w:jc w:val="center"/>
       </w:pPr>
       <w:r>
         <w:rPr>
-          <w:rStyle w:val="VerbatimChar"/>
-          <w:rFonts w:ascii="SimSun" w:hAnsi="SimSun" w:eastAsia="SimSun" w:cs="SimSun"/>
-        </w:rPr>
-        <w:t xml:space="preserve">    ╕          ╕</w:t>
-      </w:r>
-      <w:r>
-        <w:rPr>
-          <w:rFonts w:ascii="SimSun" w:hAnsi="SimSun" w:eastAsia="SimSun" w:cs="SimSun"/>
-        </w:rPr>
-        <w:br/>
-      </w:r>
-      <w:r>
-        <w:rPr>
-          <w:rStyle w:val="VerbatimChar"/>
-          <w:rFonts w:ascii="SimSun" w:hAnsi="SimSun" w:eastAsia="SimSun" w:cs="SimSun"/>
-        </w:rPr>
-        <w:t xml:space="preserve">   ║   + NBS/AIBN/CCl</w:t>
-      </w:r>
-      <w:r>
-        <w:rPr>
-          <w:rStyle w:val="VerbatimChar"/>
-          <w:rFonts w:ascii="SimSun" w:hAnsi="SimSun" w:eastAsia="SimSun" w:cs="SimSun"/>
+          <w:rFonts w:ascii="Times New Roman" w:hAnsi="Times New Roman" w:eastAsia="Times New Roman" w:cs="Times New Roman"/>
+        </w:rPr>
+        <w:drawing>
+          <wp:inline>
+            <wp:extent cx="3600000" cy="1607829"/>
+            <wp:effectExtent b="0" l="0" r="0" t="0"/>
+            <wp:docPr descr="" title="" id="44" name="Picture"/>
+            <a:graphic>
+              <a:graphicData uri="http://schemas.openxmlformats.org/drawingml/2006/picture">
+                <pic:pic>
+                  <pic:nvPicPr>
+                    <pic:cNvPr descr="76649ba4f852d34eb875af7d1d0cf7d73fea9102f88599f7516dcf1d73d6eafd.png" id="45" name="Picture"/>
+                    <pic:cNvPicPr>
+                      <a:picLocks noChangeArrowheads="1" noChangeAspect="1"/>
+                    </pic:cNvPicPr>
+                  </pic:nvPicPr>
+                  <pic:blipFill>
+                    <a:blip r:embed="rId43"/>
+                    <a:stretch>
+                      <a:fillRect/>
+                    </a:stretch>
+                  </pic:blipFill>
+                  <pic:spPr bwMode="auto">
+                    <a:xfrm>
+                      <a:off x="0" y="0"/>
+                      <a:ext cx="3600000" cy="1607829"/>
+                    </a:xfrm>
+                    <a:prstGeom prst="rect">
+                      <a:avLst/>
+                    </a:prstGeom>
+                    <a:noFill/>
+                    <a:ln w="9525">
+                      <a:noFill/>
+                      <a:headEnd/>
+                      <a:tailEnd/>
+                    </a:ln>
+                  </pic:spPr>
+                </pic:pic>
+              </a:graphicData>
+            </a:graphic>
+          </wp:inline>
+        </w:drawing>
+      </w:r>
+    </w:p>
+    <w:p>
+      <w:pPr>
+        <w:pStyle w:val="BodyText"/>
+      </w:pPr>
+      <w:r>
+        <w:rPr>
+          <w:rFonts w:hint="eastAsia" w:ascii="Times New Roman" w:hAnsi="Times New Roman" w:eastAsia="FangSong" w:cs="Times New Roman"/>
+          <w:b/>
+          <w:bCs/>
+        </w:rPr>
+        <w:t xml:space="preserve">为什么不是</w:t>
+      </w:r>
+      <w:r>
+        <w:rPr>
+          <w:rFonts w:ascii="Times New Roman" w:hAnsi="Times New Roman" w:eastAsia="Times New Roman" w:cs="Times New Roman"/>
+          <w:b/>
+          <w:bCs/>
+        </w:rPr>
+        <w:t xml:space="preserve"> Br</w:t>
+      </w:r>
+      <w:r>
+        <w:rPr>
+          <w:rFonts w:ascii="Times New Roman" w:hAnsi="Times New Roman" w:eastAsia="Times New Roman" w:cs="Times New Roman"/>
+          <w:b/>
+          <w:bCs/>
           <w:vertAlign w:val="subscript"/>
         </w:rPr>
-        <w:t>4</w:t>
-      </w:r>
-      <w:r>
-        <w:rPr>
-          <w:rStyle w:val="VerbatimChar"/>
-          <w:rFonts w:ascii="SimSun" w:hAnsi="SimSun" w:eastAsia="SimSun" w:cs="SimSun"/>
-        </w:rPr>
-        <w:t xml:space="preserve"> →Δ   ║    + </w:t>
-      </w:r>
-      <w:r>
-        <w:rPr>
-          <w:rStyle w:val="VerbatimChar"/>
-          <w:rFonts w:hint="eastAsia" w:ascii="SimSun" w:hAnsi="SimSun" w:eastAsia="SimSun" w:cs="SimSun"/>
+        <w:t>2</w:t>
+      </w:r>
+      <w:r>
+        <w:rPr>
+          <w:rFonts w:ascii="Times New Roman" w:hAnsi="Times New Roman" w:eastAsia="Times New Roman" w:cs="Times New Roman"/>
+          <w:b/>
+          <w:bCs/>
+        </w:rPr>
+        <w:t xml:space="preserve"> </w:t>
+      </w:r>
+      <w:r>
+        <w:rPr>
+          <w:rFonts w:hint="eastAsia" w:ascii="Times New Roman" w:hAnsi="Times New Roman" w:eastAsia="FangSong" w:cs="Times New Roman"/>
+          <w:b/>
+          <w:bCs/>
+        </w:rPr>
+        <w:t>加成产物</w:t>
+      </w:r>
+      <w:r>
+        <w:rPr>
+          <w:rFonts w:hint="eastAsia" w:ascii="Times New Roman" w:hAnsi="Times New Roman" w:eastAsia="Times New Roman" w:cs="Times New Roman"/>
+          <w:b/>
+          <w:bCs/>
+        </w:rPr>
+        <w:t>（1,2-</w:t>
+      </w:r>
+      <w:r>
+        <w:rPr>
+          <w:rFonts w:hint="eastAsia" w:ascii="Times New Roman" w:hAnsi="Times New Roman" w:eastAsia="FangSong" w:cs="Times New Roman"/>
+          <w:b/>
+          <w:bCs/>
+        </w:rPr>
+        <w:t>二溴环己烷</w:t>
+      </w:r>
+      <w:r>
+        <w:rPr>
+          <w:rFonts w:hint="eastAsia" w:ascii="Times New Roman" w:hAnsi="Times New Roman" w:eastAsia="Times New Roman" w:cs="Times New Roman"/>
+          <w:b/>
+          <w:bCs/>
+        </w:rPr>
+        <w:t>）？</w:t>
+      </w:r>
+    </w:p>
+    <w:p>
+      <w:pPr>
+        <w:pStyle w:val="BodyText"/>
+      </w:pPr>
+      <w:r>
+        <w:rPr>
+          <w:rFonts w:ascii="Times New Roman" w:hAnsi="Times New Roman" w:eastAsia="Times New Roman" w:cs="Times New Roman"/>
+        </w:rPr>
+        <w:t xml:space="preserve">NBS + HBr → </w:t>
+      </w:r>
+      <w:r>
+        <w:rPr>
+          <w:rFonts w:hint="eastAsia" w:ascii="Times New Roman" w:hAnsi="Times New Roman" w:eastAsia="FangSong" w:cs="Times New Roman"/>
         </w:rPr>
         <w:t xml:space="preserve">琥珀酰亚胺</w:t>
       </w:r>
       <w:r>
         <w:rPr>
-          <w:rFonts w:ascii="SimSun" w:hAnsi="SimSun" w:eastAsia="SimSun" w:cs="SimSun"/>
-        </w:rPr>
-        <w:br/>
-      </w:r>
-      <w:r>
-        <w:rPr>
-          <w:rStyle w:val="VerbatimChar"/>
-          <w:rFonts w:ascii="SimSun" w:hAnsi="SimSun" w:eastAsia="SimSun" w:cs="SimSun"/>
-        </w:rPr>
-        <w:t xml:space="preserve">    ║                       ║</w:t>
-      </w:r>
-      <w:r>
-        <w:rPr>
-          <w:rFonts w:ascii="SimSun" w:hAnsi="SimSun" w:eastAsia="SimSun" w:cs="SimSun"/>
-        </w:rPr>
-        <w:br/>
-      </w:r>
-      <w:r>
-        <w:rPr>
-          <w:rStyle w:val="VerbatimChar"/>
-          <w:rFonts w:ascii="SimSun" w:hAnsi="SimSun" w:eastAsia="SimSun" w:cs="SimSun"/>
-        </w:rPr>
-        <w:t xml:space="preserve">    ╙                       Br ╙</w:t>
-      </w:r>
-      <w:r>
-        <w:rPr>
-          <w:rFonts w:ascii="SimSun" w:hAnsi="SimSun" w:eastAsia="SimSun" w:cs="SimSun"/>
-        </w:rPr>
-        <w:br/>
-      </w:r>
-      <w:r>
-        <w:rPr>
-          <w:rStyle w:val="VerbatimChar"/>
-          <w:rFonts w:ascii="SimSun" w:hAnsi="SimSun" w:eastAsia="SimSun" w:cs="SimSun"/>
-        </w:rPr>
-        <w:t xml:space="preserve">  </w:t>
-      </w:r>
-      <w:r>
-        <w:rPr>
-          <w:rStyle w:val="VerbatimChar"/>
-          <w:rFonts w:hint="eastAsia" w:ascii="SimSun" w:hAnsi="SimSun" w:eastAsia="SimSun" w:cs="SimSun"/>
+          <w:rFonts w:ascii="Times New Roman" w:hAnsi="Times New Roman" w:eastAsia="Times New Roman" w:cs="Times New Roman"/>
+        </w:rPr>
+        <w:t xml:space="preserve"> + Br</w:t>
+      </w:r>
+      <w:r>
+        <w:rPr>
+          <w:rFonts w:ascii="Times New Roman" w:hAnsi="Times New Roman" w:eastAsia="Times New Roman" w:cs="Times New Roman"/>
+          <w:vertAlign w:val="subscript"/>
+        </w:rPr>
+        <w:t>2</w:t>
+      </w:r>
+      <w:r>
+        <w:rPr>
+          <w:rFonts w:ascii="Times New Roman" w:hAnsi="Times New Roman" w:eastAsia="Times New Roman" w:cs="Times New Roman"/>
+        </w:rPr>
+        <w:t xml:space="preserve"> </w:t>
+      </w:r>
+      <w:r>
+        <w:rPr>
+          <w:rFonts w:hint="eastAsia" w:ascii="Times New Roman" w:hAnsi="Times New Roman" w:eastAsia="Times New Roman" w:cs="Times New Roman"/>
         </w:rPr>
         <w:t>(</w:t>
       </w:r>
       <w:r>
         <w:rPr>
-          <w:rStyle w:val="VerbatimChar"/>
-          <w:rFonts w:hint="eastAsia" w:ascii="SimSun" w:hAnsi="SimSun" w:eastAsia="SimSun" w:cs="SimSun"/>
-        </w:rPr>
-        <w:t>环己烯</w:t>
-      </w:r>
-      <w:r>
-        <w:rPr>
-          <w:rStyle w:val="VerbatimChar"/>
-          <w:rFonts w:hint="eastAsia" w:ascii="SimSun" w:hAnsi="SimSun" w:eastAsia="SimSun" w:cs="SimSun"/>
-        </w:rPr>
-        <w:t>)</w:t>
-      </w:r>
-      <w:r>
-        <w:rPr>
-          <w:rStyle w:val="VerbatimChar"/>
-          <w:rFonts w:ascii="SimSun" w:hAnsi="SimSun" w:eastAsia="SimSun" w:cs="SimSun"/>
-        </w:rPr>
-        <w:t xml:space="preserve">               </w:t>
-      </w:r>
-      <w:r>
-        <w:rPr>
-          <w:rStyle w:val="VerbatimChar"/>
-          <w:rFonts w:hint="eastAsia" w:ascii="SimSun" w:hAnsi="SimSun" w:eastAsia="SimSun" w:cs="SimSun"/>
-        </w:rPr>
-        <w:t>(3-</w:t>
-      </w:r>
-      <w:r>
-        <w:rPr>
-          <w:rStyle w:val="VerbatimChar"/>
-          <w:rFonts w:hint="eastAsia" w:ascii="SimSun" w:hAnsi="SimSun" w:eastAsia="SimSun" w:cs="SimSun"/>
-        </w:rPr>
-        <w:t>溴环己烯</w:t>
-      </w:r>
-      <w:r>
-        <w:rPr>
-          <w:rStyle w:val="VerbatimChar"/>
-          <w:rFonts w:hint="eastAsia" w:ascii="SimSun" w:hAnsi="SimSun" w:eastAsia="SimSun" w:cs="SimSun"/>
-        </w:rPr>
-        <w:t>)</w:t>
+          <w:rFonts w:hint="eastAsia" w:ascii="Times New Roman" w:hAnsi="Times New Roman" w:eastAsia="FangSong" w:cs="Times New Roman"/>
+        </w:rPr>
+        <w:t>该反应不断消耗</w:t>
+      </w:r>
+      <w:r>
+        <w:rPr>
+          <w:rFonts w:ascii="Times New Roman" w:hAnsi="Times New Roman" w:eastAsia="Times New Roman" w:cs="Times New Roman"/>
+        </w:rPr>
+        <w:t xml:space="preserve"> HBr)</w:t>
+      </w:r>
+    </w:p>
+    <w:p>
+      <w:pPr>
+        <w:pStyle w:val="BodyText"/>
+      </w:pPr>
+      <w:r>
+        <w:rPr>
+          <w:rFonts w:ascii="Times New Roman" w:hAnsi="Times New Roman" w:eastAsia="Times New Roman" w:cs="Times New Roman"/>
+        </w:rPr>
+        <w:t xml:space="preserve">NBS </w:t>
+      </w:r>
+      <w:r>
+        <w:rPr>
+          <w:rFonts w:hint="eastAsia" w:ascii="Times New Roman" w:hAnsi="Times New Roman" w:eastAsia="FangSong" w:cs="Times New Roman"/>
+        </w:rPr>
+        <w:t xml:space="preserve">与链增长中产生的</w:t>
+      </w:r>
+      <w:r>
+        <w:rPr>
+          <w:rFonts w:ascii="Times New Roman" w:hAnsi="Times New Roman" w:eastAsia="Times New Roman" w:cs="Times New Roman"/>
+        </w:rPr>
+        <w:t xml:space="preserve"> HBr </w:t>
+      </w:r>
+      <w:r>
+        <w:rPr>
+          <w:rFonts w:hint="eastAsia" w:ascii="Times New Roman" w:hAnsi="Times New Roman" w:eastAsia="FangSong" w:cs="Times New Roman"/>
+        </w:rPr>
+        <w:t>反应</w:t>
+      </w:r>
+      <w:r>
+        <w:rPr>
+          <w:rFonts w:hint="eastAsia" w:ascii="Times New Roman" w:hAnsi="Times New Roman" w:eastAsia="Times New Roman" w:cs="Times New Roman"/>
+        </w:rPr>
+        <w:t>，</w:t>
+      </w:r>
+      <w:r>
+        <w:rPr>
+          <w:rFonts w:hint="eastAsia" w:ascii="Times New Roman" w:hAnsi="Times New Roman" w:eastAsia="FangSong" w:cs="Times New Roman"/>
+        </w:rPr>
+        <w:t>使体系中的</w:t>
+      </w:r>
+      <w:r>
+        <w:rPr>
+          <w:rFonts w:ascii="Times New Roman" w:hAnsi="Times New Roman" w:eastAsia="Times New Roman" w:cs="Times New Roman"/>
+        </w:rPr>
+        <w:t xml:space="preserve"> Br</w:t>
+      </w:r>
+      <w:r>
+        <w:rPr>
+          <w:rFonts w:ascii="Times New Roman" w:hAnsi="Times New Roman" w:eastAsia="Times New Roman" w:cs="Times New Roman"/>
+          <w:vertAlign w:val="subscript"/>
+        </w:rPr>
+        <w:t>2</w:t>
+      </w:r>
+      <w:r>
+        <w:rPr>
+          <w:rFonts w:ascii="Times New Roman" w:hAnsi="Times New Roman" w:eastAsia="Times New Roman" w:cs="Times New Roman"/>
+        </w:rPr>
+        <w:t xml:space="preserve"> </w:t>
+      </w:r>
+      <w:r>
+        <w:rPr>
+          <w:rFonts w:hint="eastAsia" w:ascii="Times New Roman" w:hAnsi="Times New Roman" w:eastAsia="FangSong" w:cs="Times New Roman"/>
+        </w:rPr>
+        <w:t xml:space="preserve">始终处于</w:t>
+      </w:r>
+      <w:r>
+        <w:rPr>
+          <w:rFonts w:hint="eastAsia" w:ascii="Times New Roman" w:hAnsi="Times New Roman" w:eastAsia="FangSong" w:cs="Times New Roman"/>
+          <w:b/>
+          <w:bCs/>
+        </w:rPr>
+        <w:t xml:space="preserve">极低浓度</w:t>
+      </w:r>
+      <w:r>
+        <w:rPr>
+          <w:rFonts w:hint="eastAsia" w:ascii="Times New Roman" w:hAnsi="Times New Roman" w:eastAsia="Times New Roman" w:cs="Times New Roman"/>
+        </w:rPr>
+        <w:t>。</w:t>
+      </w:r>
+      <w:r>
+        <w:rPr>
+          <w:rFonts w:hint="eastAsia" w:ascii="Times New Roman" w:hAnsi="Times New Roman" w:eastAsia="FangSong" w:cs="Times New Roman"/>
+        </w:rPr>
+        <w:t>高浓度</w:t>
+      </w:r>
+      <w:r>
+        <w:rPr>
+          <w:rFonts w:ascii="Times New Roman" w:hAnsi="Times New Roman" w:eastAsia="Times New Roman" w:cs="Times New Roman"/>
+        </w:rPr>
+        <w:t xml:space="preserve"> Br</w:t>
+      </w:r>
+      <w:r>
+        <w:rPr>
+          <w:rFonts w:ascii="Times New Roman" w:hAnsi="Times New Roman" w:eastAsia="Times New Roman" w:cs="Times New Roman"/>
+          <w:vertAlign w:val="subscript"/>
+        </w:rPr>
+        <w:t>2</w:t>
+      </w:r>
+      <w:r>
+        <w:rPr>
+          <w:rFonts w:ascii="Times New Roman" w:hAnsi="Times New Roman" w:eastAsia="Times New Roman" w:cs="Times New Roman"/>
+        </w:rPr>
+        <w:t xml:space="preserve"> </w:t>
+      </w:r>
+      <w:r>
+        <w:rPr>
+          <w:rFonts w:hint="eastAsia" w:ascii="Times New Roman" w:hAnsi="Times New Roman" w:eastAsia="FangSong" w:cs="Times New Roman"/>
+        </w:rPr>
+        <w:t>才会发生对双键的亲电加成</w:t>
+      </w:r>
+      <w:r>
+        <w:rPr>
+          <w:rFonts w:hint="eastAsia" w:ascii="Times New Roman" w:hAnsi="Times New Roman" w:eastAsia="Times New Roman" w:cs="Times New Roman"/>
+        </w:rPr>
+        <w:t>（</w:t>
+      </w:r>
+      <w:r>
+        <w:rPr>
+          <w:rFonts w:hint="eastAsia" w:ascii="Times New Roman" w:hAnsi="Times New Roman" w:eastAsia="FangSong" w:cs="Times New Roman"/>
+        </w:rPr>
+        <w:t>需要</w:t>
+      </w:r>
+      <w:r>
+        <w:rPr>
+          <w:rFonts w:ascii="Times New Roman" w:hAnsi="Times New Roman" w:eastAsia="Times New Roman" w:cs="Times New Roman"/>
+        </w:rPr>
+        <w:t xml:space="preserve"> Br</w:t>
+      </w:r>
+      <w:r>
+        <w:rPr>
+          <w:rFonts w:ascii="Times New Roman" w:hAnsi="Times New Roman" w:eastAsia="Times New Roman" w:cs="Times New Roman"/>
+          <w:vertAlign w:val="subscript"/>
+        </w:rPr>
+        <w:t>2</w:t>
+      </w:r>
+      <w:r>
+        <w:rPr>
+          <w:rFonts w:ascii="Times New Roman" w:hAnsi="Times New Roman" w:eastAsia="Times New Roman" w:cs="Times New Roman"/>
+        </w:rPr>
+        <w:t xml:space="preserve"> </w:t>
+      </w:r>
+      <w:r>
+        <w:rPr>
+          <w:rFonts w:hint="eastAsia" w:ascii="Times New Roman" w:hAnsi="Times New Roman" w:eastAsia="FangSong" w:cs="Times New Roman"/>
+        </w:rPr>
+        <w:t>直接进攻</w:t>
+      </w:r>
+      <w:r>
+        <w:rPr>
+          <w:rFonts w:hint="eastAsia" w:ascii="Times New Roman" w:hAnsi="Times New Roman" w:eastAsia="Times New Roman" w:cs="Times New Roman"/>
+        </w:rPr>
+        <w:t>π</w:t>
+      </w:r>
+      <w:r>
+        <w:rPr>
+          <w:rFonts w:hint="eastAsia" w:ascii="Times New Roman" w:hAnsi="Times New Roman" w:eastAsia="FangSong" w:cs="Times New Roman"/>
+        </w:rPr>
+        <w:t>键</w:t>
+      </w:r>
+      <w:r>
+        <w:rPr>
+          <w:rFonts w:hint="eastAsia" w:ascii="Times New Roman" w:hAnsi="Times New Roman" w:eastAsia="Times New Roman" w:cs="Times New Roman"/>
+        </w:rPr>
+        <w:t>）；</w:t>
+      </w:r>
+      <w:r>
+        <w:rPr>
+          <w:rFonts w:hint="eastAsia" w:ascii="Times New Roman" w:hAnsi="Times New Roman" w:eastAsia="FangSong" w:cs="Times New Roman"/>
+        </w:rPr>
+        <w:t>低浓度下</w:t>
+      </w:r>
+      <w:r>
+        <w:rPr>
+          <w:rFonts w:ascii="Times New Roman" w:hAnsi="Times New Roman" w:eastAsia="Times New Roman" w:cs="Times New Roman"/>
+        </w:rPr>
+        <w:t xml:space="preserve"> Br· </w:t>
+      </w:r>
+      <w:r>
+        <w:rPr>
+          <w:rFonts w:hint="eastAsia" w:ascii="Times New Roman" w:hAnsi="Times New Roman" w:eastAsia="FangSong" w:cs="Times New Roman"/>
+        </w:rPr>
+        <w:t>的抽氢路径</w:t>
+      </w:r>
+      <w:r>
+        <w:rPr>
+          <w:rFonts w:hint="eastAsia" w:ascii="Times New Roman" w:hAnsi="Times New Roman" w:eastAsia="Times New Roman" w:cs="Times New Roman"/>
+        </w:rPr>
+        <w:t>（</w:t>
+      </w:r>
+      <w:r>
+        <w:rPr>
+          <w:rFonts w:hint="eastAsia" w:ascii="Times New Roman" w:hAnsi="Times New Roman" w:eastAsia="FangSong" w:cs="Times New Roman"/>
+        </w:rPr>
+        <w:t>夺取烯丙位</w:t>
+      </w:r>
+      <w:r>
+        <w:rPr>
+          <w:rFonts w:ascii="Times New Roman" w:hAnsi="Times New Roman" w:eastAsia="Times New Roman" w:cs="Times New Roman"/>
+        </w:rPr>
+        <w:t xml:space="preserve"> </w:t>
+      </w:r>
+      <w:r>
+        <w:rPr>
+          <w:rFonts w:hint="eastAsia" w:ascii="Times New Roman" w:hAnsi="Times New Roman" w:eastAsia="Times New Roman" w:cs="Times New Roman"/>
+        </w:rPr>
+        <w:t>H）</w:t>
+      </w:r>
+      <w:r>
+        <w:rPr>
+          <w:rFonts w:hint="eastAsia" w:ascii="Times New Roman" w:hAnsi="Times New Roman" w:eastAsia="FangSong" w:cs="Times New Roman"/>
+        </w:rPr>
+        <w:t>才是主反应</w:t>
+      </w:r>
+      <w:r>
+        <w:rPr>
+          <w:rFonts w:hint="eastAsia" w:ascii="Times New Roman" w:hAnsi="Times New Roman" w:eastAsia="Times New Roman" w:cs="Times New Roman"/>
+        </w:rPr>
+        <w:t>。</w:t>
+      </w:r>
+    </w:p>
+    <w:p>
+      <w:pPr>
+        <w:pStyle w:val="BodyText"/>
+      </w:pPr>
+      <w:r>
+        <w:rPr>
+          <w:rFonts w:hint="eastAsia" w:ascii="Times New Roman" w:hAnsi="Times New Roman" w:eastAsia="FangSong" w:cs="Times New Roman"/>
+          <w:b/>
+          <w:bCs/>
+        </w:rPr>
+        <w:t xml:space="preserve">链增长关键步</w:t>
+      </w:r>
+      <w:r>
+        <w:rPr>
+          <w:rFonts w:hint="eastAsia" w:ascii="Times New Roman" w:hAnsi="Times New Roman" w:eastAsia="Times New Roman" w:cs="Times New Roman"/>
+        </w:rPr>
+        <w:t xml:space="preserve">：</w:t>
+      </w:r>
+      <w:r>
+        <w:rPr>
+          <w:rFonts w:ascii="Times New Roman" w:hAnsi="Times New Roman" w:eastAsia="Times New Roman" w:cs="Times New Roman"/>
+        </w:rPr>
+        <w:t xml:space="preserve"> </w:t>
+      </w:r>
+      <w:r>
+        <w:rPr>
+          <w:rFonts w:ascii="Times New Roman" w:hAnsi="Times New Roman" w:eastAsia="Times New Roman" w:cs="Times New Roman"/>
+        </w:rPr>
+        <w:t xml:space="preserve">Br· + </w:t>
+      </w:r>
+      <w:r>
+        <w:rPr>
+          <w:rFonts w:hint="eastAsia" w:ascii="Times New Roman" w:hAnsi="Times New Roman" w:eastAsia="FangSong" w:cs="Times New Roman"/>
+        </w:rPr>
+        <w:t xml:space="preserve">环己烯</w:t>
+      </w:r>
+      <w:r>
+        <w:rPr>
+          <w:rFonts w:ascii="Times New Roman" w:hAnsi="Times New Roman" w:eastAsia="Times New Roman" w:cs="Times New Roman"/>
+        </w:rPr>
+        <w:t xml:space="preserve"> → HBr + </w:t>
+      </w:r>
+      <w:r>
+        <w:rPr>
+          <w:rFonts w:hint="eastAsia" w:ascii="Times New Roman" w:hAnsi="Times New Roman" w:eastAsia="FangSong" w:cs="Times New Roman"/>
+        </w:rPr>
+        <w:t xml:space="preserve">烯丙基自由基</w:t>
+      </w:r>
+    </w:p>
+    <w:p>
+      <w:pPr>
+        <w:pStyle w:val="BlockText"/>
+      </w:pPr>
+      <w:r>
+        <w:rPr>
+          <w:rFonts w:ascii="Times New Roman" w:hAnsi="Times New Roman" w:eastAsia="Times New Roman" w:cs="Times New Roman"/>
+        </w:rPr>
+        <w:t xml:space="preserve">Br· </w:t>
+      </w:r>
+      <w:r>
+        <w:rPr>
+          <w:rFonts w:hint="eastAsia" w:ascii="Times New Roman" w:hAnsi="Times New Roman" w:eastAsia="FangSong" w:cs="Times New Roman"/>
+        </w:rPr>
+        <w:t xml:space="preserve">夺取烯丙位</w:t>
+      </w:r>
+      <w:r>
+        <w:rPr>
+          <w:rFonts w:ascii="Times New Roman" w:hAnsi="Times New Roman" w:eastAsia="Times New Roman" w:cs="Times New Roman"/>
+        </w:rPr>
+        <w:t xml:space="preserve"> H </w:t>
+      </w:r>
+      <w:r>
+        <w:rPr>
+          <w:rFonts w:hint="eastAsia" w:ascii="Times New Roman" w:hAnsi="Times New Roman" w:eastAsia="FangSong" w:cs="Times New Roman"/>
+        </w:rPr>
+        <w:t xml:space="preserve">后产生的自由基有</w:t>
+      </w:r>
+      <w:r>
+        <w:rPr>
+          <w:rFonts w:ascii="Times New Roman" w:hAnsi="Times New Roman" w:eastAsia="Times New Roman" w:cs="Times New Roman"/>
+        </w:rPr>
+        <w:t xml:space="preserve"> 3 </w:t>
+      </w:r>
+      <w:r>
+        <w:rPr>
+          <w:rFonts w:hint="eastAsia" w:ascii="Times New Roman" w:hAnsi="Times New Roman" w:eastAsia="FangSong" w:cs="Times New Roman"/>
+        </w:rPr>
+        <w:t>个等价共振式</w:t>
+      </w:r>
+      <w:r>
+        <w:rPr>
+          <w:rFonts w:hint="eastAsia" w:ascii="Times New Roman" w:hAnsi="Times New Roman" w:eastAsia="Times New Roman" w:cs="Times New Roman"/>
+        </w:rPr>
+        <w:t>，</w:t>
+      </w:r>
+      <w:r>
+        <w:rPr>
+          <w:rFonts w:hint="eastAsia" w:ascii="Times New Roman" w:hAnsi="Times New Roman" w:eastAsia="FangSong" w:cs="Times New Roman"/>
+        </w:rPr>
+        <w:t>单电子分布在</w:t>
+      </w:r>
+      <w:r>
+        <w:rPr>
+          <w:rFonts w:ascii="Times New Roman" w:hAnsi="Times New Roman" w:eastAsia="Times New Roman" w:cs="Times New Roman"/>
+        </w:rPr>
+        <w:t xml:space="preserve"> 3 </w:t>
+      </w:r>
+      <w:r>
+        <w:rPr>
+          <w:rFonts w:hint="eastAsia" w:ascii="Times New Roman" w:hAnsi="Times New Roman" w:eastAsia="FangSong" w:cs="Times New Roman"/>
+        </w:rPr>
+        <w:t>个碳上</w:t>
+      </w:r>
+      <w:r>
+        <w:rPr>
+          <w:rFonts w:hint="eastAsia" w:ascii="Times New Roman" w:hAnsi="Times New Roman" w:eastAsia="Times New Roman" w:cs="Times New Roman"/>
+        </w:rPr>
+        <w:t>，</w:t>
+      </w:r>
+      <w:r>
+        <w:rPr>
+          <w:rFonts w:hint="eastAsia" w:ascii="Times New Roman" w:hAnsi="Times New Roman" w:eastAsia="FangSong" w:cs="Times New Roman"/>
+        </w:rPr>
+        <w:t>极稳定</w:t>
+      </w:r>
+      <w:r>
+        <w:rPr>
+          <w:rFonts w:hint="eastAsia" w:ascii="Times New Roman" w:hAnsi="Times New Roman" w:eastAsia="Times New Roman" w:cs="Times New Roman"/>
+        </w:rPr>
+        <w:t>。</w:t>
       </w:r>
     </w:p>
     <w:p>
@@ -21126,21 +21597,47 @@
           <w:b/>
           <w:bCs/>
         </w:rPr>
-        <w:t xml:space="preserve">为什么不是</w:t>
-      </w:r>
-      <w:r>
-        <w:rPr>
-          <w:rFonts w:ascii="Times New Roman" w:hAnsi="Times New Roman" w:eastAsia="Times New Roman" w:cs="Times New Roman"/>
-          <w:b/>
-          <w:bCs/>
-        </w:rPr>
-        <w:t xml:space="preserve"> Br</w:t>
-      </w:r>
-      <w:r>
-        <w:rPr>
-          <w:rFonts w:ascii="Times New Roman" w:hAnsi="Times New Roman" w:eastAsia="Times New Roman" w:cs="Times New Roman"/>
-          <w:b/>
-          <w:bCs/>
+        <w:t xml:space="preserve">答案</w:t>
+      </w:r>
+      <w:r>
+        <w:rPr>
+          <w:rFonts w:hint="eastAsia" w:ascii="Times New Roman" w:hAnsi="Times New Roman" w:eastAsia="Times New Roman" w:cs="Times New Roman"/>
+        </w:rPr>
+        <w:t>：3-</w:t>
+      </w:r>
+      <w:r>
+        <w:rPr>
+          <w:rFonts w:hint="eastAsia" w:ascii="Times New Roman" w:hAnsi="Times New Roman" w:eastAsia="FangSong" w:cs="Times New Roman"/>
+        </w:rPr>
+        <w:t>溴环己烯</w:t>
+      </w:r>
+      <w:r>
+        <w:rPr>
+          <w:rFonts w:hint="eastAsia" w:ascii="Times New Roman" w:hAnsi="Times New Roman" w:eastAsia="Times New Roman" w:cs="Times New Roman"/>
+        </w:rPr>
+        <w:t>。NBS</w:t>
+      </w:r>
+      <w:r>
+        <w:rPr>
+          <w:rFonts w:ascii="Times New Roman" w:hAnsi="Times New Roman" w:eastAsia="Times New Roman" w:cs="Times New Roman"/>
+        </w:rPr>
+        <w:t xml:space="preserve"> </w:t>
+      </w:r>
+      <w:r>
+        <w:rPr>
+          <w:rFonts w:hint="eastAsia" w:ascii="Times New Roman" w:hAnsi="Times New Roman" w:eastAsia="FangSong" w:cs="Times New Roman"/>
+        </w:rPr>
+        <w:t xml:space="preserve">体系中极低</w:t>
+      </w:r>
+      <w:r>
+        <w:rPr>
+          <w:rFonts w:ascii="Times New Roman" w:hAnsi="Times New Roman" w:eastAsia="Times New Roman" w:cs="Times New Roman"/>
+        </w:rPr>
+        <w:t xml:space="preserve"> [Br</w:t>
+      </w:r>
+      <w:r>
+        <w:rPr>
+          <w:rFonts w:ascii="Times New Roman" w:hAnsi="Times New Roman" w:eastAsia="Times New Roman" w:cs="Times New Roman"/>
           <w:vertAlign w:val="subscript"/>
         </w:rPr>
         <w:t>2</w:t>
@@ -21148,42 +21645,38 @@
       <w:r>
         <w:rPr>
           <w:rFonts w:ascii="Times New Roman" w:hAnsi="Times New Roman" w:eastAsia="Times New Roman" w:cs="Times New Roman"/>
-          <w:b/>
-          <w:bCs/>
+        </w:rPr>
+        <w:t xml:space="preserve">] </w:t>
+      </w:r>
+      <w:r>
+        <w:rPr>
+          <w:rFonts w:hint="eastAsia" w:ascii="Times New Roman" w:hAnsi="Times New Roman" w:eastAsia="FangSong" w:cs="Times New Roman"/>
+        </w:rPr>
+        <w:t>使亲电加成路径被抑制</w:t>
+      </w:r>
+      <w:r>
+        <w:rPr>
+          <w:rFonts w:hint="eastAsia" w:ascii="Times New Roman" w:hAnsi="Times New Roman" w:eastAsia="Times New Roman" w:cs="Times New Roman"/>
+        </w:rPr>
+        <w:t>，Br·</w:t>
+      </w:r>
+      <w:r>
+        <w:rPr>
+          <w:rFonts w:ascii="Times New Roman" w:hAnsi="Times New Roman" w:eastAsia="Times New Roman" w:cs="Times New Roman"/>
         </w:rPr>
         <w:t xml:space="preserve"> </w:t>
       </w:r>
       <w:r>
         <w:rPr>
           <w:rFonts w:hint="eastAsia" w:ascii="Times New Roman" w:hAnsi="Times New Roman" w:eastAsia="FangSong" w:cs="Times New Roman"/>
-          <w:b/>
-          <w:bCs/>
-        </w:rPr>
-        <w:t>加成产物</w:t>
-      </w:r>
-      <w:r>
-        <w:rPr>
-          <w:rFonts w:hint="eastAsia" w:ascii="Times New Roman" w:hAnsi="Times New Roman" w:eastAsia="Times New Roman" w:cs="Times New Roman"/>
-          <w:b/>
-          <w:bCs/>
-        </w:rPr>
-        <w:t>（1,2-</w:t>
-      </w:r>
-      <w:r>
-        <w:rPr>
-          <w:rFonts w:hint="eastAsia" w:ascii="Times New Roman" w:hAnsi="Times New Roman" w:eastAsia="FangSong" w:cs="Times New Roman"/>
-          <w:b/>
-          <w:bCs/>
-        </w:rPr>
-        <w:t>二溴环己烷</w:t>
-      </w:r>
-      <w:r>
-        <w:rPr>
-          <w:rFonts w:hint="eastAsia" w:ascii="Times New Roman" w:hAnsi="Times New Roman" w:eastAsia="Times New Roman" w:cs="Times New Roman"/>
-          <w:b/>
-          <w:bCs/>
-        </w:rPr>
-        <w:t>）？</w:t>
+        </w:rPr>
+        <w:t>取代路径占优</w:t>
+      </w:r>
+      <w:r>
+        <w:rPr>
+          <w:rFonts w:hint="eastAsia" w:ascii="Times New Roman" w:hAnsi="Times New Roman" w:eastAsia="Times New Roman" w:cs="Times New Roman"/>
+        </w:rPr>
+        <w:t>。</w:t>
       </w:r>
     </w:p>
     <w:p>
@@ -21192,504 +21685,6 @@
       </w:pPr>
       <w:r>
         <w:rPr>
-          <w:rFonts w:ascii="Times New Roman" w:hAnsi="Times New Roman" w:eastAsia="Times New Roman" w:cs="Times New Roman"/>
-        </w:rPr>
-        <w:t xml:space="preserve">NBS + HBr → </w:t>
-      </w:r>
-      <w:r>
-        <w:rPr>
-          <w:rFonts w:hint="eastAsia" w:ascii="Times New Roman" w:hAnsi="Times New Roman" w:eastAsia="FangSong" w:cs="Times New Roman"/>
-        </w:rPr>
-        <w:t xml:space="preserve">琥珀酰亚胺</w:t>
-      </w:r>
-      <w:r>
-        <w:rPr>
-          <w:rFonts w:ascii="Times New Roman" w:hAnsi="Times New Roman" w:eastAsia="Times New Roman" w:cs="Times New Roman"/>
-        </w:rPr>
-        <w:t xml:space="preserve"> + Br</w:t>
-      </w:r>
-      <w:r>
-        <w:rPr>
-          <w:rFonts w:ascii="Times New Roman" w:hAnsi="Times New Roman" w:eastAsia="Times New Roman" w:cs="Times New Roman"/>
-          <w:vertAlign w:val="subscript"/>
-        </w:rPr>
-        <w:t>2</w:t>
-      </w:r>
-      <w:r>
-        <w:rPr>
-          <w:rFonts w:ascii="Times New Roman" w:hAnsi="Times New Roman" w:eastAsia="Times New Roman" w:cs="Times New Roman"/>
-        </w:rPr>
-        <w:t xml:space="preserve"> </w:t>
-      </w:r>
-      <w:r>
-        <w:rPr>
-          <w:rFonts w:hint="eastAsia" w:ascii="Times New Roman" w:hAnsi="Times New Roman" w:eastAsia="Times New Roman" w:cs="Times New Roman"/>
-        </w:rPr>
-        <w:t>(</w:t>
-      </w:r>
-      <w:r>
-        <w:rPr>
-          <w:rFonts w:hint="eastAsia" w:ascii="Times New Roman" w:hAnsi="Times New Roman" w:eastAsia="FangSong" w:cs="Times New Roman"/>
-        </w:rPr>
-        <w:t>该反应不断消耗</w:t>
-      </w:r>
-      <w:r>
-        <w:rPr>
-          <w:rFonts w:ascii="Times New Roman" w:hAnsi="Times New Roman" w:eastAsia="Times New Roman" w:cs="Times New Roman"/>
-        </w:rPr>
-        <w:t xml:space="preserve"> HBr)</w:t>
-      </w:r>
-    </w:p>
-    <w:p>
-      <w:pPr>
-        <w:pStyle w:val="BodyText"/>
-      </w:pPr>
-      <w:r>
-        <w:rPr>
-          <w:rFonts w:ascii="Times New Roman" w:hAnsi="Times New Roman" w:eastAsia="Times New Roman" w:cs="Times New Roman"/>
-        </w:rPr>
-        <w:t xml:space="preserve">NBS </w:t>
-      </w:r>
-      <w:r>
-        <w:rPr>
-          <w:rFonts w:hint="eastAsia" w:ascii="Times New Roman" w:hAnsi="Times New Roman" w:eastAsia="FangSong" w:cs="Times New Roman"/>
-        </w:rPr>
-        <w:t xml:space="preserve">与链增长中产生的</w:t>
-      </w:r>
-      <w:r>
-        <w:rPr>
-          <w:rFonts w:ascii="Times New Roman" w:hAnsi="Times New Roman" w:eastAsia="Times New Roman" w:cs="Times New Roman"/>
-        </w:rPr>
-        <w:t xml:space="preserve"> HBr </w:t>
-      </w:r>
-      <w:r>
-        <w:rPr>
-          <w:rFonts w:hint="eastAsia" w:ascii="Times New Roman" w:hAnsi="Times New Roman" w:eastAsia="FangSong" w:cs="Times New Roman"/>
-        </w:rPr>
-        <w:t>反应</w:t>
-      </w:r>
-      <w:r>
-        <w:rPr>
-          <w:rFonts w:hint="eastAsia" w:ascii="Times New Roman" w:hAnsi="Times New Roman" w:eastAsia="Times New Roman" w:cs="Times New Roman"/>
-        </w:rPr>
-        <w:t>，</w:t>
-      </w:r>
-      <w:r>
-        <w:rPr>
-          <w:rFonts w:hint="eastAsia" w:ascii="Times New Roman" w:hAnsi="Times New Roman" w:eastAsia="FangSong" w:cs="Times New Roman"/>
-        </w:rPr>
-        <w:t>使体系中的</w:t>
-      </w:r>
-      <w:r>
-        <w:rPr>
-          <w:rFonts w:ascii="Times New Roman" w:hAnsi="Times New Roman" w:eastAsia="Times New Roman" w:cs="Times New Roman"/>
-        </w:rPr>
-        <w:t xml:space="preserve"> Br</w:t>
-      </w:r>
-      <w:r>
-        <w:rPr>
-          <w:rFonts w:ascii="Times New Roman" w:hAnsi="Times New Roman" w:eastAsia="Times New Roman" w:cs="Times New Roman"/>
-          <w:vertAlign w:val="subscript"/>
-        </w:rPr>
-        <w:t>2</w:t>
-      </w:r>
-      <w:r>
-        <w:rPr>
-          <w:rFonts w:ascii="Times New Roman" w:hAnsi="Times New Roman" w:eastAsia="Times New Roman" w:cs="Times New Roman"/>
-        </w:rPr>
-        <w:t xml:space="preserve"> </w:t>
-      </w:r>
-      <w:r>
-        <w:rPr>
-          <w:rFonts w:hint="eastAsia" w:ascii="Times New Roman" w:hAnsi="Times New Roman" w:eastAsia="FangSong" w:cs="Times New Roman"/>
-        </w:rPr>
-        <w:t xml:space="preserve">始终处于</w:t>
-      </w:r>
-      <w:r>
-        <w:rPr>
-          <w:rFonts w:hint="eastAsia" w:ascii="Times New Roman" w:hAnsi="Times New Roman" w:eastAsia="FangSong" w:cs="Times New Roman"/>
-          <w:b/>
-          <w:bCs/>
-        </w:rPr>
-        <w:t xml:space="preserve">极低浓度</w:t>
-      </w:r>
-      <w:r>
-        <w:rPr>
-          <w:rFonts w:hint="eastAsia" w:ascii="Times New Roman" w:hAnsi="Times New Roman" w:eastAsia="Times New Roman" w:cs="Times New Roman"/>
-        </w:rPr>
-        <w:t>。</w:t>
-      </w:r>
-      <w:r>
-        <w:rPr>
-          <w:rFonts w:hint="eastAsia" w:ascii="Times New Roman" w:hAnsi="Times New Roman" w:eastAsia="FangSong" w:cs="Times New Roman"/>
-        </w:rPr>
-        <w:t>高浓度</w:t>
-      </w:r>
-      <w:r>
-        <w:rPr>
-          <w:rFonts w:ascii="Times New Roman" w:hAnsi="Times New Roman" w:eastAsia="Times New Roman" w:cs="Times New Roman"/>
-        </w:rPr>
-        <w:t xml:space="preserve"> Br</w:t>
-      </w:r>
-      <w:r>
-        <w:rPr>
-          <w:rFonts w:ascii="Times New Roman" w:hAnsi="Times New Roman" w:eastAsia="Times New Roman" w:cs="Times New Roman"/>
-          <w:vertAlign w:val="subscript"/>
-        </w:rPr>
-        <w:t>2</w:t>
-      </w:r>
-      <w:r>
-        <w:rPr>
-          <w:rFonts w:ascii="Times New Roman" w:hAnsi="Times New Roman" w:eastAsia="Times New Roman" w:cs="Times New Roman"/>
-        </w:rPr>
-        <w:t xml:space="preserve"> </w:t>
-      </w:r>
-      <w:r>
-        <w:rPr>
-          <w:rFonts w:hint="eastAsia" w:ascii="Times New Roman" w:hAnsi="Times New Roman" w:eastAsia="FangSong" w:cs="Times New Roman"/>
-        </w:rPr>
-        <w:t>才会发生对双键的亲电加成</w:t>
-      </w:r>
-      <w:r>
-        <w:rPr>
-          <w:rFonts w:hint="eastAsia" w:ascii="Times New Roman" w:hAnsi="Times New Roman" w:eastAsia="Times New Roman" w:cs="Times New Roman"/>
-        </w:rPr>
-        <w:t>（</w:t>
-      </w:r>
-      <w:r>
-        <w:rPr>
-          <w:rFonts w:hint="eastAsia" w:ascii="Times New Roman" w:hAnsi="Times New Roman" w:eastAsia="FangSong" w:cs="Times New Roman"/>
-        </w:rPr>
-        <w:t>需要</w:t>
-      </w:r>
-      <w:r>
-        <w:rPr>
-          <w:rFonts w:ascii="Times New Roman" w:hAnsi="Times New Roman" w:eastAsia="Times New Roman" w:cs="Times New Roman"/>
-        </w:rPr>
-        <w:t xml:space="preserve"> Br</w:t>
-      </w:r>
-      <w:r>
-        <w:rPr>
-          <w:rFonts w:ascii="Times New Roman" w:hAnsi="Times New Roman" w:eastAsia="Times New Roman" w:cs="Times New Roman"/>
-          <w:vertAlign w:val="subscript"/>
-        </w:rPr>
-        <w:t>2</w:t>
-      </w:r>
-      <w:r>
-        <w:rPr>
-          <w:rFonts w:ascii="Times New Roman" w:hAnsi="Times New Roman" w:eastAsia="Times New Roman" w:cs="Times New Roman"/>
-        </w:rPr>
-        <w:t xml:space="preserve"> </w:t>
-      </w:r>
-      <w:r>
-        <w:rPr>
-          <w:rFonts w:hint="eastAsia" w:ascii="Times New Roman" w:hAnsi="Times New Roman" w:eastAsia="FangSong" w:cs="Times New Roman"/>
-        </w:rPr>
-        <w:t>直接进攻</w:t>
-      </w:r>
-      <w:r>
-        <w:rPr>
-          <w:rFonts w:hint="eastAsia" w:ascii="Times New Roman" w:hAnsi="Times New Roman" w:eastAsia="Times New Roman" w:cs="Times New Roman"/>
-        </w:rPr>
-        <w:t>π</w:t>
-      </w:r>
-      <w:r>
-        <w:rPr>
-          <w:rFonts w:hint="eastAsia" w:ascii="Times New Roman" w:hAnsi="Times New Roman" w:eastAsia="FangSong" w:cs="Times New Roman"/>
-        </w:rPr>
-        <w:t>键</w:t>
-      </w:r>
-      <w:r>
-        <w:rPr>
-          <w:rFonts w:hint="eastAsia" w:ascii="Times New Roman" w:hAnsi="Times New Roman" w:eastAsia="Times New Roman" w:cs="Times New Roman"/>
-        </w:rPr>
-        <w:t>）；</w:t>
-      </w:r>
-      <w:r>
-        <w:rPr>
-          <w:rFonts w:hint="eastAsia" w:ascii="Times New Roman" w:hAnsi="Times New Roman" w:eastAsia="FangSong" w:cs="Times New Roman"/>
-        </w:rPr>
-        <w:t>低浓度下</w:t>
-      </w:r>
-      <w:r>
-        <w:rPr>
-          <w:rFonts w:ascii="Times New Roman" w:hAnsi="Times New Roman" w:eastAsia="Times New Roman" w:cs="Times New Roman"/>
-        </w:rPr>
-        <w:t xml:space="preserve"> Br· </w:t>
-      </w:r>
-      <w:r>
-        <w:rPr>
-          <w:rFonts w:hint="eastAsia" w:ascii="Times New Roman" w:hAnsi="Times New Roman" w:eastAsia="FangSong" w:cs="Times New Roman"/>
-        </w:rPr>
-        <w:t>的抽氢路径</w:t>
-      </w:r>
-      <w:r>
-        <w:rPr>
-          <w:rFonts w:hint="eastAsia" w:ascii="Times New Roman" w:hAnsi="Times New Roman" w:eastAsia="Times New Roman" w:cs="Times New Roman"/>
-        </w:rPr>
-        <w:t>（</w:t>
-      </w:r>
-      <w:r>
-        <w:rPr>
-          <w:rFonts w:hint="eastAsia" w:ascii="Times New Roman" w:hAnsi="Times New Roman" w:eastAsia="FangSong" w:cs="Times New Roman"/>
-        </w:rPr>
-        <w:t>夺取烯丙位</w:t>
-      </w:r>
-      <w:r>
-        <w:rPr>
-          <w:rFonts w:ascii="Times New Roman" w:hAnsi="Times New Roman" w:eastAsia="Times New Roman" w:cs="Times New Roman"/>
-        </w:rPr>
-        <w:t xml:space="preserve"> </w:t>
-      </w:r>
-      <w:r>
-        <w:rPr>
-          <w:rFonts w:hint="eastAsia" w:ascii="Times New Roman" w:hAnsi="Times New Roman" w:eastAsia="Times New Roman" w:cs="Times New Roman"/>
-        </w:rPr>
-        <w:t>H）</w:t>
-      </w:r>
-      <w:r>
-        <w:rPr>
-          <w:rFonts w:hint="eastAsia" w:ascii="Times New Roman" w:hAnsi="Times New Roman" w:eastAsia="FangSong" w:cs="Times New Roman"/>
-        </w:rPr>
-        <w:t>才是主反应</w:t>
-      </w:r>
-      <w:r>
-        <w:rPr>
-          <w:rFonts w:hint="eastAsia" w:ascii="Times New Roman" w:hAnsi="Times New Roman" w:eastAsia="Times New Roman" w:cs="Times New Roman"/>
-        </w:rPr>
-        <w:t>。</w:t>
-      </w:r>
-    </w:p>
-    <w:p>
-      <w:pPr>
-        <w:pStyle w:val="BodyText"/>
-      </w:pPr>
-      <w:r>
-        <w:rPr>
-          <w:rFonts w:hint="eastAsia" w:ascii="Times New Roman" w:hAnsi="Times New Roman" w:eastAsia="FangSong" w:cs="Times New Roman"/>
-          <w:b/>
-          <w:bCs/>
-        </w:rPr>
-        <w:t xml:space="preserve">链增长关键步</w:t>
-      </w:r>
-      <w:r>
-        <w:rPr>
-          <w:rFonts w:hint="eastAsia" w:ascii="Times New Roman" w:hAnsi="Times New Roman" w:eastAsia="Times New Roman" w:cs="Times New Roman"/>
-        </w:rPr>
-        <w:t xml:space="preserve">：</w:t>
-      </w:r>
-      <w:r>
-        <w:rPr>
-          <w:rFonts w:ascii="Times New Roman" w:hAnsi="Times New Roman" w:eastAsia="Times New Roman" w:cs="Times New Roman"/>
-        </w:rPr>
-        <w:t xml:space="preserve"> </w:t>
-      </w:r>
-      <w:r>
-        <w:rPr>
-          <w:rFonts w:ascii="Times New Roman" w:hAnsi="Times New Roman" w:eastAsia="Times New Roman" w:cs="Times New Roman"/>
-        </w:rPr>
-        <w:t xml:space="preserve">Br· + </w:t>
-      </w:r>
-      <w:r>
-        <w:rPr>
-          <w:rFonts w:hint="eastAsia" w:ascii="Times New Roman" w:hAnsi="Times New Roman" w:eastAsia="FangSong" w:cs="Times New Roman"/>
-        </w:rPr>
-        <w:t xml:space="preserve">环己烯</w:t>
-      </w:r>
-      <w:r>
-        <w:rPr>
-          <w:rFonts w:ascii="Times New Roman" w:hAnsi="Times New Roman" w:eastAsia="Times New Roman" w:cs="Times New Roman"/>
-        </w:rPr>
-        <w:t xml:space="preserve"> → HBr + </w:t>
-      </w:r>
-      <w:r>
-        <w:rPr>
-          <w:rFonts w:hint="eastAsia" w:ascii="Times New Roman" w:hAnsi="Times New Roman" w:eastAsia="FangSong" w:cs="Times New Roman"/>
-        </w:rPr>
-        <w:t xml:space="preserve">烯丙基自由基</w:t>
-      </w:r>
-    </w:p>
-    <w:p>
-      <w:pPr>
-        <w:pStyle w:val="BlockText"/>
-      </w:pPr>
-      <w:r>
-        <w:rPr>
-          <w:rFonts w:ascii="Times New Roman" w:hAnsi="Times New Roman" w:eastAsia="Times New Roman" w:cs="Times New Roman"/>
-        </w:rPr>
-        <w:t xml:space="preserve">Br· </w:t>
-      </w:r>
-      <w:r>
-        <w:rPr>
-          <w:rFonts w:hint="eastAsia" w:ascii="Times New Roman" w:hAnsi="Times New Roman" w:eastAsia="FangSong" w:cs="Times New Roman"/>
-        </w:rPr>
-        <w:t xml:space="preserve">夺取烯丙位</w:t>
-      </w:r>
-      <w:r>
-        <w:rPr>
-          <w:rFonts w:ascii="Times New Roman" w:hAnsi="Times New Roman" w:eastAsia="Times New Roman" w:cs="Times New Roman"/>
-        </w:rPr>
-        <w:t xml:space="preserve"> H </w:t>
-      </w:r>
-      <w:r>
-        <w:rPr>
-          <w:rFonts w:hint="eastAsia" w:ascii="Times New Roman" w:hAnsi="Times New Roman" w:eastAsia="FangSong" w:cs="Times New Roman"/>
-        </w:rPr>
-        <w:t xml:space="preserve">后产生的自由基有</w:t>
-      </w:r>
-      <w:r>
-        <w:rPr>
-          <w:rFonts w:ascii="Times New Roman" w:hAnsi="Times New Roman" w:eastAsia="Times New Roman" w:cs="Times New Roman"/>
-        </w:rPr>
-        <w:t xml:space="preserve"> 3 </w:t>
-      </w:r>
-      <w:r>
-        <w:rPr>
-          <w:rFonts w:hint="eastAsia" w:ascii="Times New Roman" w:hAnsi="Times New Roman" w:eastAsia="FangSong" w:cs="Times New Roman"/>
-        </w:rPr>
-        <w:t>个等价共振式</w:t>
-      </w:r>
-      <w:r>
-        <w:rPr>
-          <w:rFonts w:hint="eastAsia" w:ascii="Times New Roman" w:hAnsi="Times New Roman" w:eastAsia="Times New Roman" w:cs="Times New Roman"/>
-        </w:rPr>
-        <w:t>，</w:t>
-      </w:r>
-      <w:r>
-        <w:rPr>
-          <w:rFonts w:hint="eastAsia" w:ascii="Times New Roman" w:hAnsi="Times New Roman" w:eastAsia="FangSong" w:cs="Times New Roman"/>
-        </w:rPr>
-        <w:t>单电子分布在</w:t>
-      </w:r>
-      <w:r>
-        <w:rPr>
-          <w:rFonts w:ascii="Times New Roman" w:hAnsi="Times New Roman" w:eastAsia="Times New Roman" w:cs="Times New Roman"/>
-        </w:rPr>
-        <w:t xml:space="preserve"> 3 </w:t>
-      </w:r>
-      <w:r>
-        <w:rPr>
-          <w:rFonts w:hint="eastAsia" w:ascii="Times New Roman" w:hAnsi="Times New Roman" w:eastAsia="FangSong" w:cs="Times New Roman"/>
-        </w:rPr>
-        <w:t>个碳上</w:t>
-      </w:r>
-      <w:r>
-        <w:rPr>
-          <w:rFonts w:hint="eastAsia" w:ascii="Times New Roman" w:hAnsi="Times New Roman" w:eastAsia="Times New Roman" w:cs="Times New Roman"/>
-        </w:rPr>
-        <w:t>，</w:t>
-      </w:r>
-      <w:r>
-        <w:rPr>
-          <w:rFonts w:hint="eastAsia" w:ascii="Times New Roman" w:hAnsi="Times New Roman" w:eastAsia="FangSong" w:cs="Times New Roman"/>
-        </w:rPr>
-        <w:t>极稳定</w:t>
-      </w:r>
-      <w:r>
-        <w:rPr>
-          <w:rFonts w:hint="eastAsia" w:ascii="Times New Roman" w:hAnsi="Times New Roman" w:eastAsia="Times New Roman" w:cs="Times New Roman"/>
-        </w:rPr>
-        <w:t>。</w:t>
-      </w:r>
-    </w:p>
-    <w:p>
-      <w:pPr>
-        <w:pStyle w:val="FirstParagraph"/>
-      </w:pPr>
-      <w:r>
-        <w:rPr>
-          <w:rFonts w:hint="eastAsia" w:ascii="Times New Roman" w:hAnsi="Times New Roman" w:eastAsia="FangSong" w:cs="Times New Roman"/>
-          <w:b/>
-          <w:bCs/>
-        </w:rPr>
-        <w:t xml:space="preserve">答案</w:t>
-      </w:r>
-      <w:r>
-        <w:rPr>
-          <w:rFonts w:hint="eastAsia" w:ascii="Times New Roman" w:hAnsi="Times New Roman" w:eastAsia="Times New Roman" w:cs="Times New Roman"/>
-        </w:rPr>
-        <w:t>：3-</w:t>
-      </w:r>
-      <w:r>
-        <w:rPr>
-          <w:rFonts w:hint="eastAsia" w:ascii="Times New Roman" w:hAnsi="Times New Roman" w:eastAsia="FangSong" w:cs="Times New Roman"/>
-        </w:rPr>
-        <w:t>溴环己烯</w:t>
-      </w:r>
-      <w:r>
-        <w:rPr>
-          <w:rFonts w:hint="eastAsia" w:ascii="Times New Roman" w:hAnsi="Times New Roman" w:eastAsia="Times New Roman" w:cs="Times New Roman"/>
-        </w:rPr>
-        <w:t>。NBS</w:t>
-      </w:r>
-      <w:r>
-        <w:rPr>
-          <w:rFonts w:ascii="Times New Roman" w:hAnsi="Times New Roman" w:eastAsia="Times New Roman" w:cs="Times New Roman"/>
-        </w:rPr>
-        <w:t xml:space="preserve"> </w:t>
-      </w:r>
-      <w:r>
-        <w:rPr>
-          <w:rFonts w:hint="eastAsia" w:ascii="Times New Roman" w:hAnsi="Times New Roman" w:eastAsia="FangSong" w:cs="Times New Roman"/>
-        </w:rPr>
-        <w:t xml:space="preserve">体系中极低</w:t>
-      </w:r>
-      <w:r>
-        <w:rPr>
-          <w:rFonts w:ascii="Times New Roman" w:hAnsi="Times New Roman" w:eastAsia="Times New Roman" w:cs="Times New Roman"/>
-        </w:rPr>
-        <w:t xml:space="preserve"> [Br</w:t>
-      </w:r>
-      <w:r>
-        <w:rPr>
-          <w:rFonts w:ascii="Times New Roman" w:hAnsi="Times New Roman" w:eastAsia="Times New Roman" w:cs="Times New Roman"/>
-          <w:vertAlign w:val="subscript"/>
-        </w:rPr>
-        <w:t>2</w:t>
-      </w:r>
-      <w:r>
-        <w:rPr>
-          <w:rFonts w:ascii="Times New Roman" w:hAnsi="Times New Roman" w:eastAsia="Times New Roman" w:cs="Times New Roman"/>
-        </w:rPr>
-        <w:t xml:space="preserve">] </w:t>
-      </w:r>
-      <w:r>
-        <w:rPr>
-          <w:rFonts w:hint="eastAsia" w:ascii="Times New Roman" w:hAnsi="Times New Roman" w:eastAsia="FangSong" w:cs="Times New Roman"/>
-        </w:rPr>
-        <w:t>使亲电加成路径被抑制</w:t>
-      </w:r>
-      <w:r>
-        <w:rPr>
-          <w:rFonts w:hint="eastAsia" w:ascii="Times New Roman" w:hAnsi="Times New Roman" w:eastAsia="Times New Roman" w:cs="Times New Roman"/>
-        </w:rPr>
-        <w:t>，Br·</w:t>
-      </w:r>
-      <w:r>
-        <w:rPr>
-          <w:rFonts w:ascii="Times New Roman" w:hAnsi="Times New Roman" w:eastAsia="Times New Roman" w:cs="Times New Roman"/>
-        </w:rPr>
-        <w:t xml:space="preserve"> </w:t>
-      </w:r>
-      <w:r>
-        <w:rPr>
-          <w:rFonts w:hint="eastAsia" w:ascii="Times New Roman" w:hAnsi="Times New Roman" w:eastAsia="FangSong" w:cs="Times New Roman"/>
-        </w:rPr>
-        <w:t>取代路径占优</w:t>
-      </w:r>
-      <w:r>
-        <w:rPr>
-          <w:rFonts w:hint="eastAsia" w:ascii="Times New Roman" w:hAnsi="Times New Roman" w:eastAsia="Times New Roman" w:cs="Times New Roman"/>
-        </w:rPr>
-        <w:t>。</w:t>
-      </w:r>
-    </w:p>
-    <w:p>
-      <w:pPr>
-        <w:pStyle w:val="BodyText"/>
-      </w:pPr>
-      <w:r>
-        <w:rPr>
           <w:rFonts w:hint="eastAsia" w:ascii="Times New Roman" w:hAnsi="Times New Roman" w:eastAsia="FangSong" w:cs="Times New Roman"/>
           <w:b/>
           <w:bCs/>
@@ -21855,8 +21850,8 @@
         </w:pict>
       </w:r>
     </w:p>
-    <w:bookmarkEnd w:id="43"/>
-    <w:bookmarkStart w:id="44" w:name="例5-自由基环化选择性"/>
+    <w:bookmarkEnd w:id="46"/>
+    <w:bookmarkStart w:id="47" w:name="例5-自由基环化选择性"/>
     <w:p>
       <w:pPr>
         <w:pStyle w:val="Heading3"/>
@@ -23493,8 +23488,8 @@
         </w:pict>
       </w:r>
     </w:p>
-    <w:bookmarkEnd w:id="44"/>
-    <w:bookmarkStart w:id="45" w:name="例6-自由基稳定性综合排序"/>
+    <w:bookmarkEnd w:id="47"/>
+    <w:bookmarkStart w:id="48" w:name="例6-自由基稳定性综合排序"/>
     <w:p>
       <w:pPr>
         <w:pStyle w:val="Heading3"/>
@@ -24862,9 +24857,9 @@
         </w:pict>
       </w:r>
     </w:p>
-    <w:bookmarkEnd w:id="45"/>
-    <w:bookmarkEnd w:id="46"/>
-    <w:bookmarkStart w:id="47" w:name="九常见误区"/>
+    <w:bookmarkEnd w:id="48"/>
+    <w:bookmarkEnd w:id="49"/>
+    <w:bookmarkStart w:id="50" w:name="九常见误区"/>
     <w:p>
       <w:pPr>
         <w:pStyle w:val="Heading2"/>
@@ -26215,8 +26210,8 @@
         </w:pict>
       </w:r>
     </w:p>
-    <w:bookmarkEnd w:id="47"/>
-    <w:bookmarkStart w:id="51" w:name="十方法总结"/>
+    <w:bookmarkEnd w:id="50"/>
+    <w:bookmarkStart w:id="54" w:name="十方法总结"/>
     <w:p>
       <w:pPr>
         <w:pStyle w:val="Heading2"/>
@@ -26241,7 +26236,7 @@
         <w:t>方法总结</w:t>
       </w:r>
     </w:p>
-    <w:bookmarkStart w:id="48" w:name="自由基反应四问法"/>
+    <w:bookmarkStart w:id="51" w:name="自由基反应四问法"/>
     <w:p>
       <w:pPr>
         <w:pStyle w:val="Heading3"/>
@@ -26643,8 +26638,8 @@
         <w:t>?）</w:t>
       </w:r>
     </w:p>
-    <w:bookmarkEnd w:id="48"/>
-    <w:bookmarkStart w:id="49" w:name="卤代选择性决策树"/>
+    <w:bookmarkEnd w:id="51"/>
+    <w:bookmarkStart w:id="52" w:name="卤代选择性决策树"/>
     <w:p>
       <w:pPr>
         <w:pStyle w:val="Heading3"/>
@@ -27040,8 +27035,8 @@
         <w:t>伯比例计算</w:t>
       </w:r>
     </w:p>
-    <w:bookmarkEnd w:id="49"/>
-    <w:bookmarkStart w:id="50" w:name="自由基反应口诀"/>
+    <w:bookmarkEnd w:id="52"/>
+    <w:bookmarkStart w:id="53" w:name="自由基反应口诀"/>
     <w:p>
       <w:pPr>
         <w:pStyle w:val="Heading3"/>
@@ -27345,9 +27340,9 @@
         </w:pict>
       </w:r>
     </w:p>
-    <w:bookmarkEnd w:id="50"/>
-    <w:bookmarkEnd w:id="51"/>
-    <w:bookmarkStart w:id="57" w:name="十一核心速查卡"/>
+    <w:bookmarkEnd w:id="53"/>
+    <w:bookmarkEnd w:id="54"/>
+    <w:bookmarkStart w:id="60" w:name="十一核心速查卡"/>
     <w:p>
       <w:pPr>
         <w:pStyle w:val="Heading2"/>
@@ -27372,7 +27367,7 @@
         <w:t>核心速查卡</w:t>
       </w:r>
     </w:p>
-    <w:bookmarkStart w:id="52" w:name="引发剂速查"/>
+    <w:bookmarkStart w:id="55" w:name="引发剂速查"/>
     <w:p>
       <w:pPr>
         <w:pStyle w:val="Heading3"/>
@@ -27812,8 +27807,8 @@
         </w:tc>
       </w:tr>
     </w:tbl>
-    <w:bookmarkEnd w:id="52"/>
-    <w:bookmarkStart w:id="53" w:name="选择性速查"/>
+    <w:bookmarkEnd w:id="55"/>
+    <w:bookmarkStart w:id="56" w:name="选择性速查"/>
     <w:p>
       <w:pPr>
         <w:pStyle w:val="Heading3"/>
@@ -28127,8 +28122,8 @@
         </w:tc>
       </w:tr>
     </w:tbl>
-    <w:bookmarkEnd w:id="53"/>
-    <w:bookmarkStart w:id="54" w:name="自由基稳定性顺序速查"/>
+    <w:bookmarkEnd w:id="56"/>
+    <w:bookmarkStart w:id="57" w:name="自由基稳定性顺序速查"/>
     <w:p>
       <w:pPr>
         <w:pStyle w:val="Heading3"/>
@@ -28333,8 +28328,8 @@
         <w:t>)</w:t>
       </w:r>
     </w:p>
-    <w:bookmarkEnd w:id="54"/>
-    <w:bookmarkStart w:id="55" w:name="过氧化物效应速查"/>
+    <w:bookmarkEnd w:id="57"/>
+    <w:bookmarkStart w:id="58" w:name="过氧化物效应速查"/>
     <w:p>
       <w:pPr>
         <w:pStyle w:val="Heading3"/>
@@ -28619,8 +28614,8 @@
         </w:tc>
       </w:tr>
     </w:tbl>
-    <w:bookmarkEnd w:id="55"/>
-    <w:bookmarkStart w:id="56" w:name="自由基环化-baldwin-规则速查"/>
+    <w:bookmarkEnd w:id="58"/>
+    <w:bookmarkStart w:id="59" w:name="自由基环化-baldwin-规则速查"/>
     <w:p>
       <w:pPr>
         <w:pStyle w:val="Heading3"/>
@@ -28976,9 +28971,9 @@
         </w:pict>
       </w:r>
     </w:p>
-    <w:bookmarkEnd w:id="56"/>
-    <w:bookmarkEnd w:id="57"/>
-    <w:bookmarkStart w:id="60" w:name="十二练习题"/>
+    <w:bookmarkEnd w:id="59"/>
+    <w:bookmarkEnd w:id="60"/>
+    <w:bookmarkStart w:id="63" w:name="十二练习题"/>
     <w:p>
       <w:pPr>
         <w:pStyle w:val="Heading2"/>
@@ -29003,7 +28998,7 @@
         <w:t>练习题</w:t>
       </w:r>
     </w:p>
-    <w:bookmarkStart w:id="58" w:name="基础巩固"/>
+    <w:bookmarkStart w:id="61" w:name="基础巩固"/>
     <w:p>
       <w:pPr>
         <w:pStyle w:val="Heading3"/>
@@ -29329,8 +29324,8 @@
         <w:t>。</w:t>
       </w:r>
     </w:p>
-    <w:bookmarkEnd w:id="58"/>
-    <w:bookmarkStart w:id="59" w:name="提高训练"/>
+    <w:bookmarkEnd w:id="61"/>
+    <w:bookmarkStart w:id="62" w:name="提高训练"/>
     <w:p>
       <w:pPr>
         <w:pStyle w:val="Heading3"/>
@@ -29915,9 +29910,9 @@
         </w:pict>
       </w:r>
     </w:p>
-    <w:bookmarkEnd w:id="59"/>
-    <w:bookmarkEnd w:id="60"/>
-    <w:bookmarkStart w:id="61" w:name="参考答案"/>
+    <w:bookmarkEnd w:id="62"/>
+    <w:bookmarkEnd w:id="63"/>
+    <w:bookmarkStart w:id="64" w:name="参考答案"/>
     <w:p>
       <w:pPr>
         <w:pStyle w:val="Heading2"/>
@@ -31363,8 +31358,8 @@
         <w:t>）。</w:t>
       </w:r>
     </w:p>
-    <w:bookmarkEnd w:id="61"/>
-    <w:bookmarkEnd w:id="62"/>
+    <w:bookmarkEnd w:id="64"/>
+    <w:bookmarkEnd w:id="65"/>
     <w:sectPr>
       <w:footerReference w:type="default" r:id="rId9"/>
       <w:footnotePr>

--- a/06-学生侧材料/讲义/有机化学/自由基反应.docx
+++ b/06-学生侧材料/讲义/有机化学/自由基反应.docx
@@ -12923,71 +12923,196 @@
     </w:p>
     <w:p>
       <w:pPr>
-        <w:pStyle w:val="SourceCode"/>
+        <w:pStyle w:val="BodyText"/>
       </w:pPr>
       <w:r>
         <w:rPr>
-          <w:rStyle w:val="VerbatimChar"/>
-          <w:rFonts w:ascii="SimSun" w:hAnsi="SimSun" w:eastAsia="SimSun" w:cs="SimSun"/>
-        </w:rPr>
-        <w:t xml:space="preserve">       O</w:t>
-      </w:r>
-      <w:r>
-        <w:rPr>
-          <w:rFonts w:ascii="SimSun" w:hAnsi="SimSun" w:eastAsia="SimSun" w:cs="SimSun"/>
-        </w:rPr>
-        <w:br/>
-      </w:r>
-      <w:r>
-        <w:rPr>
-          <w:rStyle w:val="VerbatimChar"/>
-          <w:rFonts w:ascii="SimSun" w:hAnsi="SimSun" w:eastAsia="SimSun" w:cs="SimSun"/>
-        </w:rPr>
-        <w:t xml:space="preserve">       ||</w:t>
-      </w:r>
-      <w:r>
-        <w:rPr>
-          <w:rFonts w:ascii="SimSun" w:hAnsi="SimSun" w:eastAsia="SimSun" w:cs="SimSun"/>
-        </w:rPr>
-        <w:br/>
-      </w:r>
-      <w:r>
-        <w:rPr>
-          <w:rStyle w:val="VerbatimChar"/>
-          <w:rFonts w:ascii="SimSun" w:hAnsi="SimSun" w:eastAsia="SimSun" w:cs="SimSun"/>
-        </w:rPr>
-        <w:t xml:space="preserve">    N—Br</w:t>
-      </w:r>
-      <w:r>
-        <w:rPr>
-          <w:rFonts w:ascii="SimSun" w:hAnsi="SimSun" w:eastAsia="SimSun" w:cs="SimSun"/>
-        </w:rPr>
-        <w:br/>
-      </w:r>
-      <w:r>
-        <w:rPr>
-          <w:rStyle w:val="VerbatimChar"/>
-          <w:rFonts w:ascii="SimSun" w:hAnsi="SimSun" w:eastAsia="SimSun" w:cs="SimSun"/>
-        </w:rPr>
-        <w:t xml:space="preserve">       ||</w:t>
-      </w:r>
-      <w:r>
-        <w:rPr>
-          <w:rFonts w:ascii="SimSun" w:hAnsi="SimSun" w:eastAsia="SimSun" w:cs="SimSun"/>
-        </w:rPr>
-        <w:br/>
-      </w:r>
-      <w:r>
-        <w:rPr>
-          <w:rStyle w:val="VerbatimChar"/>
-          <w:rFonts w:ascii="SimSun" w:hAnsi="SimSun" w:eastAsia="SimSun" w:cs="SimSun"/>
-        </w:rPr>
-        <w:t xml:space="preserve">       O</w:t>
+          <w:rFonts w:ascii="Times New Roman" w:hAnsi="Times New Roman" w:eastAsia="Times New Roman" w:cs="Times New Roman"/>
+        </w:rPr>
+        <w:t xml:space="preserve">NBS </w:t>
+      </w:r>
+      <w:r>
+        <w:rPr>
+          <w:rFonts w:hint="eastAsia" w:ascii="Times New Roman" w:hAnsi="Times New Roman" w:eastAsia="FangSong" w:cs="Times New Roman"/>
+        </w:rPr>
+        <w:t>的骨架为丁二酰亚胺</w:t>
+      </w:r>
+      <w:r>
+        <w:rPr>
+          <w:rFonts w:hint="eastAsia" w:ascii="Times New Roman" w:hAnsi="Times New Roman" w:eastAsia="Times New Roman" w:cs="Times New Roman"/>
+        </w:rPr>
+        <w:t>（</w:t>
+      </w:r>
+      <w:r>
+        <w:rPr>
+          <w:rFonts w:hint="eastAsia" w:ascii="Times New Roman" w:hAnsi="Times New Roman" w:eastAsia="FangSong" w:cs="Times New Roman"/>
+        </w:rPr>
+        <w:t>五元环酰亚胺</w:t>
+      </w:r>
+      <w:r>
+        <w:rPr>
+          <w:rFonts w:hint="eastAsia" w:ascii="Times New Roman" w:hAnsi="Times New Roman" w:eastAsia="Times New Roman" w:cs="Times New Roman"/>
+        </w:rPr>
+        <w:t>），N</w:t>
+      </w:r>
+      <w:r>
+        <w:rPr>
+          <w:rFonts w:ascii="Times New Roman" w:hAnsi="Times New Roman" w:eastAsia="Times New Roman" w:cs="Times New Roman"/>
+        </w:rPr>
+        <w:t xml:space="preserve"> </w:t>
+      </w:r>
+      <w:r>
+        <w:rPr>
+          <w:rFonts w:hint="eastAsia" w:ascii="Times New Roman" w:hAnsi="Times New Roman" w:eastAsia="FangSong" w:cs="Times New Roman"/>
+        </w:rPr>
+        <w:t xml:space="preserve">上连一个</w:t>
+      </w:r>
+      <w:r>
+        <w:rPr>
+          <w:rFonts w:ascii="Times New Roman" w:hAnsi="Times New Roman" w:eastAsia="Times New Roman" w:cs="Times New Roman"/>
+        </w:rPr>
+        <w:t xml:space="preserve"> </w:t>
+      </w:r>
+      <w:r>
+        <w:rPr>
+          <w:rFonts w:hint="eastAsia" w:ascii="Times New Roman" w:hAnsi="Times New Roman" w:eastAsia="Times New Roman" w:cs="Times New Roman"/>
+        </w:rPr>
+        <w:t>Br：</w:t>
+      </w:r>
+      <w:r>
+        <w:rPr>
+          <w:rFonts w:hint="eastAsia" w:ascii="Times New Roman" w:hAnsi="Times New Roman" w:eastAsia="FangSong" w:cs="Times New Roman"/>
+        </w:rPr>
+        <w:t>环内为</w:t>
+      </w:r>
+      <w:r>
+        <w:rPr>
+          <w:rFonts w:ascii="Times New Roman" w:hAnsi="Times New Roman" w:eastAsia="Times New Roman" w:cs="Times New Roman"/>
+        </w:rPr>
+        <w:t xml:space="preserve"> </w:t>
+      </w:r>
+      <m:oMath>
+        <m:oMathPr>
+          <m:ctrlPr>
+            <w:rPr>
+              <w:sz w:val="28"/>
+              <w:szCs w:val="28"/>
+            </w:rPr>
+          </m:ctrlPr>
+        </m:oMathPr>
+        <m:r>
+          <m:rPr>
+            <m:sty m:val="p"/>
+          </m:rPr>
+          <m:t>−</m:t>
+        </m:r>
+        <m:r>
+          <m:rPr>
+            <m:sty m:val="p"/>
+          </m:rPr>
+          <m:t>C</m:t>
+        </m:r>
+        <m:sSub>
+          <m:e>
+            <m:r>
+              <m:rPr>
+                <m:sty m:val="p"/>
+              </m:rPr>
+              <m:t>H</m:t>
+            </m:r>
+          </m:e>
+          <m:sub>
+            <m:r>
+              <m:rPr>
+                <m:sty m:val="p"/>
+              </m:rPr>
+              <m:t>2</m:t>
+            </m:r>
+          </m:sub>
+        </m:sSub>
+        <m:r>
+          <m:rPr>
+            <m:sty m:val="p"/>
+          </m:rPr>
+          <m:t>−</m:t>
+        </m:r>
+        <m:r>
+          <m:rPr>
+            <m:sty m:val="p"/>
+          </m:rPr>
+          <m:t>C</m:t>
+        </m:r>
+        <m:sSub>
+          <m:e>
+            <m:r>
+              <m:rPr>
+                <m:sty m:val="p"/>
+              </m:rPr>
+              <m:t>H</m:t>
+            </m:r>
+          </m:e>
+          <m:sub>
+            <m:r>
+              <m:rPr>
+                <m:sty m:val="p"/>
+              </m:rPr>
+              <m:t>2</m:t>
+            </m:r>
+          </m:sub>
+        </m:sSub>
+        <m:r>
+          <m:rPr>
+            <m:sty m:val="p"/>
+          </m:rPr>
+          <m:t>−</m:t>
+        </m:r>
+      </m:oMath>
+      <w:r>
+        <w:rPr>
+          <w:rFonts w:ascii="Times New Roman" w:hAnsi="Times New Roman" w:eastAsia="Times New Roman" w:cs="Times New Roman"/>
+        </w:rPr>
+        <w:t xml:space="preserve"> </w:t>
+      </w:r>
+      <w:r>
+        <w:rPr>
+          <w:rFonts w:hint="eastAsia" w:ascii="Times New Roman" w:hAnsi="Times New Roman" w:eastAsia="FangSong" w:cs="Times New Roman"/>
+        </w:rPr>
+        <w:t>链接两个羰基碳</w:t>
+      </w:r>
+      <w:r>
+        <w:rPr>
+          <w:rFonts w:hint="eastAsia" w:ascii="Times New Roman" w:hAnsi="Times New Roman" w:eastAsia="Times New Roman" w:cs="Times New Roman"/>
+        </w:rPr>
+        <w:t>，</w:t>
+      </w:r>
+      <w:r>
+        <w:rPr>
+          <w:rFonts w:hint="eastAsia" w:ascii="Times New Roman" w:hAnsi="Times New Roman" w:eastAsia="FangSong" w:cs="Times New Roman"/>
+        </w:rPr>
+        <w:t>环外为</w:t>
+      </w:r>
+      <w:r>
+        <w:rPr>
+          <w:rFonts w:ascii="Times New Roman" w:hAnsi="Times New Roman" w:eastAsia="Times New Roman" w:cs="Times New Roman"/>
+        </w:rPr>
+        <w:t xml:space="preserve"> N–Br </w:t>
+      </w:r>
+      <w:r>
+        <w:rPr>
+          <w:rFonts w:hint="eastAsia" w:ascii="Times New Roman" w:hAnsi="Times New Roman" w:eastAsia="FangSong" w:cs="Times New Roman"/>
+        </w:rPr>
+        <w:t>键</w:t>
+      </w:r>
+      <w:r>
+        <w:rPr>
+          <w:rFonts w:hint="eastAsia" w:ascii="Times New Roman" w:hAnsi="Times New Roman" w:eastAsia="Times New Roman" w:cs="Times New Roman"/>
+        </w:rPr>
+        <w:t>。</w:t>
       </w:r>
     </w:p>
     <w:p>
       <w:pPr>
-        <w:pStyle w:val="FirstParagraph"/>
+        <w:pStyle w:val="BodyText"/>
       </w:pPr>
       <w:r>
         <w:rPr>
@@ -20117,416 +20242,413 @@
         </w:rPr>
         <w:t xml:space="preserve">：</w:t>
       </w:r>
+      <w:r>
+        <w:rPr>
+          <w:rFonts w:ascii="Times New Roman" w:hAnsi="Times New Roman" w:eastAsia="Times New Roman" w:cs="Times New Roman"/>
+        </w:rPr>
+        <w:t xml:space="preserve"> </w:t>
+      </w:r>
+      <w:r>
+        <w:rPr>
+          <w:rFonts w:hint="eastAsia" w:ascii="Times New Roman" w:hAnsi="Times New Roman" w:eastAsia="FangSong" w:cs="Times New Roman"/>
+        </w:rPr>
+        <w:t>链增长分两步</w:t>
+      </w:r>
+      <w:r>
+        <w:rPr>
+          <w:rFonts w:hint="eastAsia" w:ascii="Times New Roman" w:hAnsi="Times New Roman" w:eastAsia="Times New Roman" w:cs="Times New Roman"/>
+        </w:rPr>
+        <w:t>：</w:t>
+      </w:r>
     </w:p>
     <w:p>
       <w:pPr>
-        <w:pStyle w:val="SourceCode"/>
+        <w:pStyle w:val="Compact"/>
+        <w:numPr>
+          <w:ilvl w:val="0"/>
+          <w:numId w:val="1006"/>
+        </w:numPr>
       </w:pPr>
       <w:r>
         <w:rPr>
-          <w:rStyle w:val="VerbatimChar"/>
-          <w:rFonts w:ascii="SimSun" w:hAnsi="SimSun" w:eastAsia="SimSun" w:cs="SimSun"/>
-        </w:rPr>
-        <w:t xml:space="preserve">                                CH</w:t>
-      </w:r>
-      <w:r>
-        <w:rPr>
-          <w:rStyle w:val="VerbatimChar"/>
-          <w:rFonts w:ascii="SimSun" w:hAnsi="SimSun" w:eastAsia="SimSun" w:cs="SimSun"/>
+          <w:rFonts w:ascii="Times New Roman" w:hAnsi="Times New Roman" w:eastAsia="Times New Roman" w:cs="Times New Roman"/>
+          <w:b/>
+          <w:bCs/>
+        </w:rPr>
+        <w:t xml:space="preserve">Br· </w:t>
+      </w:r>
+      <w:r>
+        <w:rPr>
+          <w:rFonts w:hint="eastAsia" w:ascii="Times New Roman" w:hAnsi="Times New Roman" w:eastAsia="FangSong" w:cs="Times New Roman"/>
+          <w:b/>
+          <w:bCs/>
+        </w:rPr>
+        <w:t xml:space="preserve">加成</w:t>
+      </w:r>
+      <w:r>
+        <w:rPr>
+          <w:rFonts w:hint="eastAsia" w:ascii="Times New Roman" w:hAnsi="Times New Roman" w:eastAsia="Times New Roman" w:cs="Times New Roman"/>
+        </w:rPr>
+        <w:t xml:space="preserve">：Br·</w:t>
+      </w:r>
+      <w:r>
+        <w:rPr>
+          <w:rFonts w:ascii="Times New Roman" w:hAnsi="Times New Roman" w:eastAsia="Times New Roman" w:cs="Times New Roman"/>
+        </w:rPr>
+        <w:t xml:space="preserve"> </w:t>
+      </w:r>
+      <w:r>
+        <w:rPr>
+          <w:rFonts w:hint="eastAsia" w:ascii="Times New Roman" w:hAnsi="Times New Roman" w:eastAsia="FangSong" w:cs="Times New Roman"/>
+        </w:rPr>
+        <w:t xml:space="preserve">加到异丁烯</w:t>
+      </w:r>
+      <w:r>
+        <w:rPr>
+          <w:rFonts w:ascii="Times New Roman" w:hAnsi="Times New Roman" w:eastAsia="Times New Roman" w:cs="Times New Roman"/>
+        </w:rPr>
+        <w:t xml:space="preserve"> </w:t>
+      </w:r>
+      <w:r>
+        <w:rPr>
+          <w:rFonts w:hint="eastAsia" w:ascii="Times New Roman" w:hAnsi="Times New Roman" w:eastAsia="Times New Roman" w:cs="Times New Roman"/>
+        </w:rPr>
+        <w:t>（CH</w:t>
+      </w:r>
+      <w:r>
+        <w:rPr>
+          <w:rFonts w:hint="eastAsia" w:ascii="Times New Roman" w:hAnsi="Times New Roman" w:eastAsia="Times New Roman" w:cs="Times New Roman"/>
           <w:vertAlign w:val="subscript"/>
         </w:rPr>
         <w:t>3</w:t>
       </w:r>
       <w:r>
         <w:rPr>
-          <w:rFonts w:ascii="SimSun" w:hAnsi="SimSun" w:eastAsia="SimSun" w:cs="SimSun"/>
-        </w:rPr>
-        <w:br/>
-      </w:r>
-      <w:r>
-        <w:rPr>
-          <w:rStyle w:val="VerbatimChar"/>
-          <w:rFonts w:ascii="SimSun" w:hAnsi="SimSun" w:eastAsia="SimSun" w:cs="SimSun"/>
-        </w:rPr>
-        <w:t xml:space="preserve">                                |</w:t>
-      </w:r>
-      <w:r>
-        <w:rPr>
-          <w:rFonts w:ascii="SimSun" w:hAnsi="SimSun" w:eastAsia="SimSun" w:cs="SimSun"/>
-        </w:rPr>
-        <w:br/>
-      </w:r>
-      <w:r>
-        <w:rPr>
-          <w:rStyle w:val="VerbatimChar"/>
-          <w:rFonts w:ascii="SimSun" w:hAnsi="SimSun" w:eastAsia="SimSun" w:cs="SimSun"/>
-        </w:rPr>
-        <w:t>Br· + (CH</w:t>
-      </w:r>
-      <w:r>
-        <w:rPr>
-          <w:rStyle w:val="VerbatimChar"/>
-          <w:rFonts w:ascii="SimSun" w:hAnsi="SimSun" w:eastAsia="SimSun" w:cs="SimSun"/>
+          <w:rFonts w:hint="eastAsia" w:ascii="Times New Roman" w:hAnsi="Times New Roman" w:eastAsia="Times New Roman" w:cs="Times New Roman"/>
+        </w:rPr>
+        <w:t>）</w:t>
+      </w:r>
+      <w:r>
+        <w:rPr>
+          <w:rFonts w:hint="eastAsia" w:ascii="Times New Roman" w:hAnsi="Times New Roman" w:eastAsia="Times New Roman" w:cs="Times New Roman"/>
           <w:vertAlign w:val="subscript"/>
         </w:rPr>
+        <w:t>2</w:t>
+      </w:r>
+      <w:r>
+        <w:rPr>
+          <w:rFonts w:hint="eastAsia" w:ascii="Times New Roman" w:hAnsi="Times New Roman" w:eastAsia="Times New Roman" w:cs="Times New Roman"/>
+        </w:rPr>
+        <w:t>C=CH</w:t>
+      </w:r>
+      <w:r>
+        <w:rPr>
+          <w:rFonts w:hint="eastAsia" w:ascii="Times New Roman" w:hAnsi="Times New Roman" w:eastAsia="Times New Roman" w:cs="Times New Roman"/>
+          <w:vertAlign w:val="subscript"/>
+        </w:rPr>
+        <w:t>2</w:t>
+      </w:r>
+      <w:r>
+        <w:rPr>
+          <w:rFonts w:ascii="Times New Roman" w:hAnsi="Times New Roman" w:eastAsia="Times New Roman" w:cs="Times New Roman"/>
+        </w:rPr>
+        <w:t xml:space="preserve"> </w:t>
+      </w:r>
+      <w:r>
+        <w:rPr>
+          <w:rFonts w:hint="eastAsia" w:ascii="Times New Roman" w:hAnsi="Times New Roman" w:eastAsia="FangSong" w:cs="Times New Roman"/>
+        </w:rPr>
+        <w:t xml:space="preserve">的末端</w:t>
+      </w:r>
+      <w:r>
+        <w:rPr>
+          <w:rFonts w:ascii="Times New Roman" w:hAnsi="Times New Roman" w:eastAsia="Times New Roman" w:cs="Times New Roman"/>
+        </w:rPr>
+        <w:t xml:space="preserve"> CH</w:t>
+      </w:r>
+      <w:r>
+        <w:rPr>
+          <w:rFonts w:ascii="Times New Roman" w:hAnsi="Times New Roman" w:eastAsia="Times New Roman" w:cs="Times New Roman"/>
+          <w:vertAlign w:val="subscript"/>
+        </w:rPr>
+        <w:t>2</w:t>
+      </w:r>
+      <w:r>
+        <w:rPr>
+          <w:rFonts w:ascii="Times New Roman" w:hAnsi="Times New Roman" w:eastAsia="Times New Roman" w:cs="Times New Roman"/>
+        </w:rPr>
+        <w:t xml:space="preserve"> </w:t>
+      </w:r>
+      <w:r>
+        <w:rPr>
+          <w:rFonts w:hint="eastAsia" w:ascii="Times New Roman" w:hAnsi="Times New Roman" w:eastAsia="FangSong" w:cs="Times New Roman"/>
+        </w:rPr>
+        <w:t>上</w:t>
+      </w:r>
+      <w:r>
+        <w:rPr>
+          <w:rFonts w:hint="eastAsia" w:ascii="Times New Roman" w:hAnsi="Times New Roman" w:eastAsia="Times New Roman" w:cs="Times New Roman"/>
+        </w:rPr>
+        <w:t>，</w:t>
+      </w:r>
+      <w:r>
+        <w:rPr>
+          <w:rFonts w:hint="eastAsia" w:ascii="Times New Roman" w:hAnsi="Times New Roman" w:eastAsia="FangSong" w:cs="Times New Roman"/>
+        </w:rPr>
+        <w:t>生成</w:t>
+      </w:r>
+      <w:r>
+        <w:rPr>
+          <w:rFonts w:ascii="Times New Roman" w:hAnsi="Times New Roman" w:eastAsia="Times New Roman" w:cs="Times New Roman"/>
+        </w:rPr>
+        <w:t xml:space="preserve"> 3° </w:t>
+      </w:r>
+      <w:r>
+        <w:rPr>
+          <w:rFonts w:hint="eastAsia" w:ascii="Times New Roman" w:hAnsi="Times New Roman" w:eastAsia="FangSong" w:cs="Times New Roman"/>
+        </w:rPr>
+        <w:t xml:space="preserve">自由基</w:t>
+      </w:r>
+      <w:r>
+        <w:rPr>
+          <w:rFonts w:ascii="Times New Roman" w:hAnsi="Times New Roman" w:eastAsia="Times New Roman" w:cs="Times New Roman"/>
+        </w:rPr>
+        <w:t xml:space="preserve"> </w:t>
+      </w:r>
+      <w:r>
+        <w:rPr>
+          <w:rFonts w:hint="eastAsia" w:ascii="Times New Roman" w:hAnsi="Times New Roman" w:eastAsia="Times New Roman" w:cs="Times New Roman"/>
+        </w:rPr>
+        <w:t>（CH</w:t>
+      </w:r>
+      <w:r>
+        <w:rPr>
+          <w:rFonts w:hint="eastAsia" w:ascii="Times New Roman" w:hAnsi="Times New Roman" w:eastAsia="Times New Roman" w:cs="Times New Roman"/>
+          <w:vertAlign w:val="subscript"/>
+        </w:rPr>
         <w:t>3</w:t>
       </w:r>
       <w:r>
         <w:rPr>
-          <w:rStyle w:val="VerbatimChar"/>
-          <w:rFonts w:ascii="SimSun" w:hAnsi="SimSun" w:eastAsia="SimSun" w:cs="SimSun"/>
-        </w:rPr>
-        <w:t>)</w:t>
-      </w:r>
-      <w:r>
-        <w:rPr>
-          <w:rStyle w:val="VerbatimChar"/>
-          <w:rFonts w:ascii="SimSun" w:hAnsi="SimSun" w:eastAsia="SimSun" w:cs="SimSun"/>
+          <w:rFonts w:hint="eastAsia" w:ascii="Times New Roman" w:hAnsi="Times New Roman" w:eastAsia="Times New Roman" w:cs="Times New Roman"/>
+        </w:rPr>
+        <w:t>）</w:t>
+      </w:r>
+      <w:r>
+        <w:rPr>
+          <w:rFonts w:hint="eastAsia" w:ascii="Times New Roman" w:hAnsi="Times New Roman" w:eastAsia="Times New Roman" w:cs="Times New Roman"/>
           <w:vertAlign w:val="subscript"/>
         </w:rPr>
         <w:t>2</w:t>
       </w:r>
       <w:r>
         <w:rPr>
-          <w:rStyle w:val="VerbatimChar"/>
-          <w:rFonts w:ascii="SimSun" w:hAnsi="SimSun" w:eastAsia="SimSun" w:cs="SimSun"/>
-        </w:rPr>
-        <w:t>C=CH</w:t>
-      </w:r>
-      <w:r>
-        <w:rPr>
-          <w:rStyle w:val="VerbatimChar"/>
-          <w:rFonts w:ascii="SimSun" w:hAnsi="SimSun" w:eastAsia="SimSun" w:cs="SimSun"/>
+          <w:rFonts w:hint="eastAsia" w:ascii="Times New Roman" w:hAnsi="Times New Roman" w:eastAsia="Times New Roman" w:cs="Times New Roman"/>
+        </w:rPr>
+        <w:t>Ċ–CH</w:t>
+      </w:r>
+      <w:r>
+        <w:rPr>
+          <w:rFonts w:hint="eastAsia" w:ascii="Times New Roman" w:hAnsi="Times New Roman" w:eastAsia="Times New Roman" w:cs="Times New Roman"/>
           <w:vertAlign w:val="subscript"/>
         </w:rPr>
         <w:t>2</w:t>
       </w:r>
       <w:r>
         <w:rPr>
-          <w:rStyle w:val="VerbatimChar"/>
-          <w:rFonts w:ascii="SimSun" w:hAnsi="SimSun" w:eastAsia="SimSun" w:cs="SimSun"/>
-        </w:rPr>
-        <w:t xml:space="preserve"> → (CH</w:t>
-      </w:r>
-      <w:r>
-        <w:rPr>
-          <w:rStyle w:val="VerbatimChar"/>
-          <w:rFonts w:ascii="SimSun" w:hAnsi="SimSun" w:eastAsia="SimSun" w:cs="SimSun"/>
+          <w:rFonts w:hint="eastAsia" w:ascii="Times New Roman" w:hAnsi="Times New Roman" w:eastAsia="Times New Roman" w:cs="Times New Roman"/>
+        </w:rPr>
+        <w:t>Br（3°</w:t>
+      </w:r>
+      <w:r>
+        <w:rPr>
+          <w:rFonts w:ascii="Times New Roman" w:hAnsi="Times New Roman" w:eastAsia="Times New Roman" w:cs="Times New Roman"/>
+        </w:rPr>
+        <w:t xml:space="preserve"> </w:t>
+      </w:r>
+      <w:r>
+        <w:rPr>
+          <w:rFonts w:hint="eastAsia" w:ascii="Times New Roman" w:hAnsi="Times New Roman" w:eastAsia="FangSong" w:cs="Times New Roman"/>
+        </w:rPr>
+        <w:t>自由基更稳定</w:t>
+      </w:r>
+      <w:r>
+        <w:rPr>
+          <w:rFonts w:hint="eastAsia" w:ascii="Times New Roman" w:hAnsi="Times New Roman" w:eastAsia="Times New Roman" w:cs="Times New Roman"/>
+        </w:rPr>
+        <w:t>，</w:t>
+      </w:r>
+      <w:r>
+        <w:rPr>
+          <w:rFonts w:hint="eastAsia" w:ascii="Times New Roman" w:hAnsi="Times New Roman" w:eastAsia="FangSong" w:cs="Times New Roman"/>
+        </w:rPr>
+        <w:t>故</w:t>
+      </w:r>
+      <w:r>
+        <w:rPr>
+          <w:rFonts w:ascii="Times New Roman" w:hAnsi="Times New Roman" w:eastAsia="Times New Roman" w:cs="Times New Roman"/>
+        </w:rPr>
+        <w:t xml:space="preserve"> Br </w:t>
+      </w:r>
+      <w:r>
+        <w:rPr>
+          <w:rFonts w:hint="eastAsia" w:ascii="Times New Roman" w:hAnsi="Times New Roman" w:eastAsia="FangSong" w:cs="Times New Roman"/>
+        </w:rPr>
+        <w:t>优先加到取代基少的一端</w:t>
+      </w:r>
+      <w:r>
+        <w:rPr>
+          <w:rFonts w:hint="eastAsia" w:ascii="Times New Roman" w:hAnsi="Times New Roman" w:eastAsia="Times New Roman" w:cs="Times New Roman"/>
+        </w:rPr>
+        <w:t>）。</w:t>
+      </w:r>
+    </w:p>
+    <w:p>
+      <w:pPr>
+        <w:pStyle w:val="Compact"/>
+        <w:numPr>
+          <w:ilvl w:val="0"/>
+          <w:numId w:val="1006"/>
+        </w:numPr>
+      </w:pPr>
+      <w:r>
+        <w:rPr>
+          <w:rFonts w:ascii="Times New Roman" w:hAnsi="Times New Roman" w:eastAsia="Times New Roman" w:cs="Times New Roman"/>
+          <w:b/>
+          <w:bCs/>
+        </w:rPr>
+        <w:t xml:space="preserve">H </w:t>
+      </w:r>
+      <w:r>
+        <w:rPr>
+          <w:rFonts w:hint="eastAsia" w:ascii="Times New Roman" w:hAnsi="Times New Roman" w:eastAsia="FangSong" w:cs="Times New Roman"/>
+          <w:b/>
+          <w:bCs/>
+        </w:rPr>
+        <w:t xml:space="preserve">攫取</w:t>
+      </w:r>
+      <w:r>
+        <w:rPr>
+          <w:rFonts w:hint="eastAsia" w:ascii="Times New Roman" w:hAnsi="Times New Roman" w:eastAsia="Times New Roman" w:cs="Times New Roman"/>
+        </w:rPr>
+        <w:t>：</w:t>
+      </w:r>
+      <w:r>
+        <w:rPr>
+          <w:rFonts w:hint="eastAsia" w:ascii="Times New Roman" w:hAnsi="Times New Roman" w:eastAsia="FangSong" w:cs="Times New Roman"/>
+        </w:rPr>
+        <w:t>该自由基从</w:t>
+      </w:r>
+      <w:r>
+        <w:rPr>
+          <w:rFonts w:ascii="Times New Roman" w:hAnsi="Times New Roman" w:eastAsia="Times New Roman" w:cs="Times New Roman"/>
+        </w:rPr>
+        <w:t xml:space="preserve"> HBr </w:t>
+      </w:r>
+      <w:r>
+        <w:rPr>
+          <w:rFonts w:hint="eastAsia" w:ascii="Times New Roman" w:hAnsi="Times New Roman" w:eastAsia="FangSong" w:cs="Times New Roman"/>
+        </w:rPr>
+        <w:t xml:space="preserve">中攫取</w:t>
+      </w:r>
+      <w:r>
+        <w:rPr>
+          <w:rFonts w:ascii="Times New Roman" w:hAnsi="Times New Roman" w:eastAsia="Times New Roman" w:cs="Times New Roman"/>
+        </w:rPr>
+        <w:t xml:space="preserve"> </w:t>
+      </w:r>
+      <w:r>
+        <w:rPr>
+          <w:rFonts w:hint="eastAsia" w:ascii="Times New Roman" w:hAnsi="Times New Roman" w:eastAsia="Times New Roman" w:cs="Times New Roman"/>
+        </w:rPr>
+        <w:t>H，</w:t>
+      </w:r>
+      <w:r>
+        <w:rPr>
+          <w:rFonts w:hint="eastAsia" w:ascii="Times New Roman" w:hAnsi="Times New Roman" w:eastAsia="FangSong" w:cs="Times New Roman"/>
+        </w:rPr>
+        <w:t>生成</w:t>
+      </w:r>
+      <w:r>
+        <w:rPr>
+          <w:rFonts w:ascii="Times New Roman" w:hAnsi="Times New Roman" w:eastAsia="Times New Roman" w:cs="Times New Roman"/>
+        </w:rPr>
+        <w:t xml:space="preserve"> </w:t>
+      </w:r>
+      <w:r>
+        <w:rPr>
+          <w:rFonts w:hint="eastAsia" w:ascii="Times New Roman" w:hAnsi="Times New Roman" w:eastAsia="Times New Roman" w:cs="Times New Roman"/>
+        </w:rPr>
+        <w:t>（CH</w:t>
+      </w:r>
+      <w:r>
+        <w:rPr>
+          <w:rFonts w:hint="eastAsia" w:ascii="Times New Roman" w:hAnsi="Times New Roman" w:eastAsia="Times New Roman" w:cs="Times New Roman"/>
           <w:vertAlign w:val="subscript"/>
         </w:rPr>
         <w:t>3</w:t>
       </w:r>
       <w:r>
         <w:rPr>
-          <w:rStyle w:val="VerbatimChar"/>
-          <w:rFonts w:ascii="SimSun" w:hAnsi="SimSun" w:eastAsia="SimSun" w:cs="SimSun"/>
-        </w:rPr>
-        <w:t>)</w:t>
-      </w:r>
-      <w:r>
-        <w:rPr>
-          <w:rStyle w:val="VerbatimChar"/>
-          <w:rFonts w:ascii="SimSun" w:hAnsi="SimSun" w:eastAsia="SimSun" w:cs="SimSun"/>
+          <w:rFonts w:hint="eastAsia" w:ascii="Times New Roman" w:hAnsi="Times New Roman" w:eastAsia="Times New Roman" w:cs="Times New Roman"/>
+        </w:rPr>
+        <w:t>）</w:t>
+      </w:r>
+      <w:r>
+        <w:rPr>
+          <w:rFonts w:hint="eastAsia" w:ascii="Times New Roman" w:hAnsi="Times New Roman" w:eastAsia="Times New Roman" w:cs="Times New Roman"/>
           <w:vertAlign w:val="subscript"/>
         </w:rPr>
         <w:t>2</w:t>
       </w:r>
       <w:r>
         <w:rPr>
-          <w:rStyle w:val="VerbatimChar"/>
-          <w:rFonts w:ascii="SimSun" w:hAnsi="SimSun" w:eastAsia="SimSun" w:cs="SimSun"/>
-        </w:rPr>
-        <w:t>C-ĊH</w:t>
-      </w:r>
-      <w:r>
-        <w:rPr>
-          <w:rStyle w:val="VerbatimChar"/>
-          <w:rFonts w:ascii="SimSun" w:hAnsi="SimSun" w:eastAsia="SimSun" w:cs="SimSun"/>
+          <w:rFonts w:hint="eastAsia" w:ascii="Times New Roman" w:hAnsi="Times New Roman" w:eastAsia="Times New Roman" w:cs="Times New Roman"/>
+        </w:rPr>
+        <w:t>CH–CH</w:t>
+      </w:r>
+      <w:r>
+        <w:rPr>
+          <w:rFonts w:hint="eastAsia" w:ascii="Times New Roman" w:hAnsi="Times New Roman" w:eastAsia="Times New Roman" w:cs="Times New Roman"/>
           <w:vertAlign w:val="subscript"/>
         </w:rPr>
         <w:t>2</w:t>
       </w:r>
       <w:r>
         <w:rPr>
-          <w:rStyle w:val="VerbatimChar"/>
-          <w:rFonts w:ascii="SimSun" w:hAnsi="SimSun" w:eastAsia="SimSun" w:cs="SimSun"/>
-        </w:rPr>
-        <w:t>Br → (CH</w:t>
-      </w:r>
-      <w:r>
-        <w:rPr>
-          <w:rStyle w:val="VerbatimChar"/>
-          <w:rFonts w:ascii="SimSun" w:hAnsi="SimSun" w:eastAsia="SimSun" w:cs="SimSun"/>
-          <w:vertAlign w:val="subscript"/>
-        </w:rPr>
-        <w:t>3</w:t>
-      </w:r>
-      <w:r>
-        <w:rPr>
-          <w:rStyle w:val="VerbatimChar"/>
-          <w:rFonts w:ascii="SimSun" w:hAnsi="SimSun" w:eastAsia="SimSun" w:cs="SimSun"/>
-        </w:rPr>
-        <w:t>)</w:t>
-      </w:r>
-      <w:r>
-        <w:rPr>
-          <w:rStyle w:val="VerbatimChar"/>
-          <w:rFonts w:ascii="SimSun" w:hAnsi="SimSun" w:eastAsia="SimSun" w:cs="SimSun"/>
-          <w:vertAlign w:val="subscript"/>
-        </w:rPr>
-        <w:t>2</w:t>
-      </w:r>
-      <w:r>
-        <w:rPr>
-          <w:rStyle w:val="VerbatimChar"/>
-          <w:rFonts w:ascii="SimSun" w:hAnsi="SimSun" w:eastAsia="SimSun" w:cs="SimSun"/>
-        </w:rPr>
-        <w:t>Ċ-CH</w:t>
-      </w:r>
-      <w:r>
-        <w:rPr>
-          <w:rStyle w:val="VerbatimChar"/>
-          <w:rFonts w:ascii="SimSun" w:hAnsi="SimSun" w:eastAsia="SimSun" w:cs="SimSun"/>
-          <w:vertAlign w:val="subscript"/>
-        </w:rPr>
-        <w:t>2</w:t>
-      </w:r>
-      <w:r>
-        <w:rPr>
-          <w:rStyle w:val="VerbatimChar"/>
-          <w:rFonts w:ascii="SimSun" w:hAnsi="SimSun" w:eastAsia="SimSun" w:cs="SimSun"/>
-        </w:rPr>
-        <w:t>Br</w:t>
-      </w:r>
-      <w:r>
-        <w:rPr>
-          <w:rFonts w:ascii="SimSun" w:hAnsi="SimSun" w:eastAsia="SimSun" w:cs="SimSun"/>
-        </w:rPr>
-        <w:br/>
-      </w:r>
-      <w:r>
-        <w:rPr>
-          <w:rStyle w:val="VerbatimChar"/>
-          <w:rFonts w:ascii="SimSun" w:hAnsi="SimSun" w:eastAsia="SimSun" w:cs="SimSun"/>
-        </w:rPr>
-        <w:t xml:space="preserve">                   (Br· </w:t>
-      </w:r>
-      <w:r>
-        <w:rPr>
-          <w:rStyle w:val="VerbatimChar"/>
-          <w:rFonts w:hint="eastAsia" w:ascii="SimSun" w:hAnsi="SimSun" w:eastAsia="SimSun" w:cs="SimSun"/>
-        </w:rPr>
-        <w:t xml:space="preserve">加到</w:t>
-      </w:r>
-      <w:r>
-        <w:rPr>
-          <w:rStyle w:val="VerbatimChar"/>
-          <w:rFonts w:ascii="SimSun" w:hAnsi="SimSun" w:eastAsia="SimSun" w:cs="SimSun"/>
-        </w:rPr>
-        <w:t xml:space="preserve"> CH</w:t>
-      </w:r>
-      <w:r>
-        <w:rPr>
-          <w:rStyle w:val="VerbatimChar"/>
-          <w:rFonts w:ascii="SimSun" w:hAnsi="SimSun" w:eastAsia="SimSun" w:cs="SimSun"/>
-          <w:vertAlign w:val="subscript"/>
-        </w:rPr>
-        <w:t>2</w:t>
-      </w:r>
-      <w:r>
-        <w:rPr>
-          <w:rStyle w:val="VerbatimChar"/>
-          <w:rFonts w:ascii="SimSun" w:hAnsi="SimSun" w:eastAsia="SimSun" w:cs="SimSun"/>
+          <w:rFonts w:hint="eastAsia" w:ascii="Times New Roman" w:hAnsi="Times New Roman" w:eastAsia="Times New Roman" w:cs="Times New Roman"/>
+        </w:rPr>
+        <w:t>Br，</w:t>
+      </w:r>
+      <w:r>
+        <w:rPr>
+          <w:rFonts w:hint="eastAsia" w:ascii="Times New Roman" w:hAnsi="Times New Roman" w:eastAsia="FangSong" w:cs="Times New Roman"/>
+        </w:rPr>
+        <w:t>同时再生</w:t>
+      </w:r>
+      <w:r>
+        <w:rPr>
+          <w:rFonts w:ascii="Times New Roman" w:hAnsi="Times New Roman" w:eastAsia="Times New Roman" w:cs="Times New Roman"/>
         </w:rPr>
         <w:t xml:space="preserve"> </w:t>
       </w:r>
       <w:r>
         <w:rPr>
-          <w:rStyle w:val="VerbatimChar"/>
-          <w:rFonts w:hint="eastAsia" w:ascii="SimSun" w:hAnsi="SimSun" w:eastAsia="SimSun" w:cs="SimSun"/>
-        </w:rPr>
-        <w:t>上</w:t>
-      </w:r>
-      <w:r>
-        <w:rPr>
-          <w:rStyle w:val="VerbatimChar"/>
-          <w:rFonts w:hint="eastAsia" w:ascii="SimSun" w:hAnsi="SimSun" w:eastAsia="SimSun" w:cs="SimSun"/>
-        </w:rPr>
-        <w:t>，</w:t>
-      </w:r>
-      <w:r>
-        <w:rPr>
-          <w:rStyle w:val="VerbatimChar"/>
-          <w:rFonts w:hint="eastAsia" w:ascii="SimSun" w:hAnsi="SimSun" w:eastAsia="SimSun" w:cs="SimSun"/>
-        </w:rPr>
-        <w:t>生成</w:t>
-      </w:r>
-      <w:r>
-        <w:rPr>
-          <w:rStyle w:val="VerbatimChar"/>
-          <w:rFonts w:ascii="SimSun" w:hAnsi="SimSun" w:eastAsia="SimSun" w:cs="SimSun"/>
-        </w:rPr>
-        <w:t xml:space="preserve"> 3° </w:t>
-      </w:r>
-      <w:r>
-        <w:rPr>
-          <w:rStyle w:val="VerbatimChar"/>
-          <w:rFonts w:hint="eastAsia" w:ascii="SimSun" w:hAnsi="SimSun" w:eastAsia="SimSun" w:cs="SimSun"/>
-        </w:rPr>
-        <w:t>自由基</w:t>
-      </w:r>
-      <w:r>
-        <w:rPr>
-          <w:rStyle w:val="VerbatimChar"/>
-          <w:rFonts w:hint="eastAsia" w:ascii="SimSun" w:hAnsi="SimSun" w:eastAsia="SimSun" w:cs="SimSun"/>
-        </w:rPr>
-        <w:t>——</w:t>
-      </w:r>
-      <w:r>
-        <w:rPr>
-          <w:rStyle w:val="VerbatimChar"/>
-          <w:rFonts w:hint="eastAsia" w:ascii="SimSun" w:hAnsi="SimSun" w:eastAsia="SimSun" w:cs="SimSun"/>
-        </w:rPr>
-        <w:t>更稳定</w:t>
-      </w:r>
-      <w:r>
-        <w:rPr>
-          <w:rStyle w:val="VerbatimChar"/>
-          <w:rFonts w:hint="eastAsia" w:ascii="SimSun" w:hAnsi="SimSun" w:eastAsia="SimSun" w:cs="SimSun"/>
-        </w:rPr>
-        <w:t>！)</w:t>
-      </w:r>
-      <w:r>
-        <w:rPr>
-          <w:rFonts w:ascii="SimSun" w:hAnsi="SimSun" w:eastAsia="SimSun" w:cs="SimSun"/>
-        </w:rPr>
-        <w:br/>
-      </w:r>
-      <w:r>
-        <w:rPr>
-          <w:rStyle w:val="VerbatimChar"/>
-          <w:rFonts w:ascii="SimSun" w:hAnsi="SimSun" w:eastAsia="SimSun" w:cs="SimSun"/>
-        </w:rPr>
-        <w:t xml:space="preserve">                                ↓</w:t>
-      </w:r>
-      <w:r>
-        <w:rPr>
-          <w:rFonts w:ascii="SimSun" w:hAnsi="SimSun" w:eastAsia="SimSun" w:cs="SimSun"/>
-        </w:rPr>
-        <w:br/>
-      </w:r>
-      <w:r>
-        <w:rPr>
-          <w:rStyle w:val="VerbatimChar"/>
-          <w:rFonts w:ascii="SimSun" w:hAnsi="SimSun" w:eastAsia="SimSun" w:cs="SimSun"/>
-        </w:rPr>
-        <w:t xml:space="preserve">                                HBr</w:t>
-      </w:r>
-      <w:r>
-        <w:rPr>
-          <w:rFonts w:ascii="SimSun" w:hAnsi="SimSun" w:eastAsia="SimSun" w:cs="SimSun"/>
-        </w:rPr>
-        <w:br/>
-      </w:r>
-      <w:r>
-        <w:rPr>
-          <w:rStyle w:val="VerbatimChar"/>
-          <w:rFonts w:ascii="SimSun" w:hAnsi="SimSun" w:eastAsia="SimSun" w:cs="SimSun"/>
-        </w:rPr>
-        <w:t xml:space="preserve">                                ↓</w:t>
-      </w:r>
-      <w:r>
-        <w:rPr>
-          <w:rFonts w:ascii="SimSun" w:hAnsi="SimSun" w:eastAsia="SimSun" w:cs="SimSun"/>
-        </w:rPr>
-        <w:br/>
-      </w:r>
-      <w:r>
-        <w:rPr>
-          <w:rStyle w:val="VerbatimChar"/>
-          <w:rFonts w:ascii="SimSun" w:hAnsi="SimSun" w:eastAsia="SimSun" w:cs="SimSun"/>
-        </w:rPr>
-        <w:t xml:space="preserve">                     (CH</w:t>
-      </w:r>
-      <w:r>
-        <w:rPr>
-          <w:rStyle w:val="VerbatimChar"/>
-          <w:rFonts w:ascii="SimSun" w:hAnsi="SimSun" w:eastAsia="SimSun" w:cs="SimSun"/>
-          <w:vertAlign w:val="subscript"/>
-        </w:rPr>
-        <w:t>3</w:t>
-      </w:r>
-      <w:r>
-        <w:rPr>
-          <w:rStyle w:val="VerbatimChar"/>
-          <w:rFonts w:ascii="SimSun" w:hAnsi="SimSun" w:eastAsia="SimSun" w:cs="SimSun"/>
-        </w:rPr>
-        <w:t>)</w:t>
-      </w:r>
-      <w:r>
-        <w:rPr>
-          <w:rStyle w:val="VerbatimChar"/>
-          <w:rFonts w:ascii="SimSun" w:hAnsi="SimSun" w:eastAsia="SimSun" w:cs="SimSun"/>
-          <w:vertAlign w:val="subscript"/>
-        </w:rPr>
-        <w:t>2</w:t>
-      </w:r>
-      <w:r>
-        <w:rPr>
-          <w:rStyle w:val="VerbatimChar"/>
-          <w:rFonts w:ascii="SimSun" w:hAnsi="SimSun" w:eastAsia="SimSun" w:cs="SimSun"/>
-        </w:rPr>
-        <w:t>CH-CH</w:t>
-      </w:r>
-      <w:r>
-        <w:rPr>
-          <w:rStyle w:val="VerbatimChar"/>
-          <w:rFonts w:ascii="SimSun" w:hAnsi="SimSun" w:eastAsia="SimSun" w:cs="SimSun"/>
-          <w:vertAlign w:val="subscript"/>
-        </w:rPr>
-        <w:t>2</w:t>
-      </w:r>
-      <w:r>
-        <w:rPr>
-          <w:rStyle w:val="VerbatimChar"/>
-          <w:rFonts w:ascii="SimSun" w:hAnsi="SimSun" w:eastAsia="SimSun" w:cs="SimSun"/>
-        </w:rPr>
-        <w:t xml:space="preserve">Br + Br·   </w:t>
-      </w:r>
-      <w:r>
-        <w:rPr>
-          <w:rStyle w:val="VerbatimChar"/>
-          <w:rFonts w:hint="eastAsia" w:ascii="SimSun" w:hAnsi="SimSun" w:eastAsia="SimSun" w:cs="SimSun"/>
-        </w:rPr>
-        <w:t>(</w:t>
-      </w:r>
-      <w:r>
-        <w:rPr>
-          <w:rStyle w:val="VerbatimChar"/>
-          <w:rFonts w:hint="eastAsia" w:ascii="SimSun" w:hAnsi="SimSun" w:eastAsia="SimSun" w:cs="SimSun"/>
-        </w:rPr>
-        <w:t>产物</w:t>
-      </w:r>
-      <w:r>
-        <w:rPr>
-          <w:rStyle w:val="VerbatimChar"/>
-          <w:rFonts w:ascii="SimSun" w:hAnsi="SimSun" w:eastAsia="SimSun" w:cs="SimSun"/>
-        </w:rPr>
-        <w:t xml:space="preserve"> + </w:t>
-      </w:r>
-      <w:r>
-        <w:rPr>
-          <w:rStyle w:val="VerbatimChar"/>
-          <w:rFonts w:hint="eastAsia" w:ascii="SimSun" w:hAnsi="SimSun" w:eastAsia="SimSun" w:cs="SimSun"/>
-        </w:rPr>
-        <w:t xml:space="preserve">再生</w:t>
-      </w:r>
-      <w:r>
-        <w:rPr>
-          <w:rStyle w:val="VerbatimChar"/>
-          <w:rFonts w:ascii="SimSun" w:hAnsi="SimSun" w:eastAsia="SimSun" w:cs="SimSun"/>
-        </w:rPr>
-        <w:t xml:space="preserve"> Br·)</w:t>
+          <w:rFonts w:hint="eastAsia" w:ascii="Times New Roman" w:hAnsi="Times New Roman" w:eastAsia="Times New Roman" w:cs="Times New Roman"/>
+        </w:rPr>
+        <w:t>Br·（</w:t>
+      </w:r>
+      <w:r>
+        <w:rPr>
+          <w:rFonts w:hint="eastAsia" w:ascii="Times New Roman" w:hAnsi="Times New Roman" w:eastAsia="FangSong" w:cs="Times New Roman"/>
+        </w:rPr>
+        <w:t>维持链式反应</w:t>
+      </w:r>
+      <w:r>
+        <w:rPr>
+          <w:rFonts w:hint="eastAsia" w:ascii="Times New Roman" w:hAnsi="Times New Roman" w:eastAsia="Times New Roman" w:cs="Times New Roman"/>
+        </w:rPr>
+        <w:t>）。</w:t>
       </w:r>
     </w:p>
     <w:p>
@@ -22306,249 +22428,160 @@
         </w:rPr>
         <w:t>）</w:t>
       </w:r>
-    </w:p>
-    <w:p>
-      <w:pPr>
-        <w:pStyle w:val="SourceCode"/>
-      </w:pPr>
-      <w:r>
-        <w:rPr>
-          <w:rStyle w:val="VerbatimChar"/>
-          <w:rFonts w:ascii="SimSun" w:hAnsi="SimSun" w:eastAsia="SimSun" w:cs="SimSun"/>
-        </w:rPr>
-        <w:t xml:space="preserve">     ·CH</w:t>
-      </w:r>
-      <w:r>
-        <w:rPr>
-          <w:rStyle w:val="VerbatimChar"/>
-          <w:rFonts w:ascii="SimSun" w:hAnsi="SimSun" w:eastAsia="SimSun" w:cs="SimSun"/>
+      <w:r>
+        <w:rPr>
+          <w:rFonts w:ascii="Times New Roman" w:hAnsi="Times New Roman" w:eastAsia="Times New Roman" w:cs="Times New Roman"/>
+        </w:rPr>
+        <w:t xml:space="preserve"> </w:t>
+      </w:r>
+      <w:r>
+        <w:rPr>
+          <w:rFonts w:hint="eastAsia" w:ascii="Times New Roman" w:hAnsi="Times New Roman" w:eastAsia="FangSong" w:cs="Times New Roman"/>
+          <w:b/>
+          <w:bCs/>
+        </w:rPr>
+        <w:t xml:space="preserve">路径</w:t>
+      </w:r>
+      <w:r>
+        <w:rPr>
+          <w:rFonts w:ascii="Times New Roman" w:hAnsi="Times New Roman" w:eastAsia="Times New Roman" w:cs="Times New Roman"/>
+          <w:b/>
+          <w:bCs/>
+        </w:rPr>
+        <w:t xml:space="preserve"> </w:t>
+      </w:r>
+      <w:r>
+        <w:rPr>
+          <w:rFonts w:hint="eastAsia" w:ascii="Times New Roman" w:hAnsi="Times New Roman" w:eastAsia="Times New Roman" w:cs="Times New Roman"/>
+          <w:b/>
+          <w:bCs/>
+        </w:rPr>
+        <w:t xml:space="preserve">A：5-exo-trig</w:t>
+      </w:r>
+      <w:r>
+        <w:rPr>
+          <w:rFonts w:hint="eastAsia" w:ascii="Times New Roman" w:hAnsi="Times New Roman" w:eastAsia="Times New Roman" w:cs="Times New Roman"/>
+        </w:rPr>
+        <w:t>——</w:t>
+      </w:r>
+      <w:r>
+        <w:rPr>
+          <w:rFonts w:hint="eastAsia" w:ascii="Times New Roman" w:hAnsi="Times New Roman" w:eastAsia="FangSong" w:cs="Times New Roman"/>
+        </w:rPr>
+        <w:t>末端自由基进攻</w:t>
+      </w:r>
+      <w:r>
+        <w:rPr>
+          <w:rFonts w:ascii="Times New Roman" w:hAnsi="Times New Roman" w:eastAsia="Times New Roman" w:cs="Times New Roman"/>
+        </w:rPr>
+        <w:t xml:space="preserve"> C</w:t>
+      </w:r>
+      <w:r>
+        <w:rPr>
+          <w:rFonts w:ascii="Times New Roman" w:hAnsi="Times New Roman" w:eastAsia="Times New Roman" w:cs="Times New Roman"/>
           <w:vertAlign w:val="subscript"/>
         </w:rPr>
-        <w:t>2</w:t>
-      </w:r>
-      <w:r>
-        <w:rPr>
-          <w:rStyle w:val="VerbatimChar"/>
-          <w:rFonts w:ascii="SimSun" w:hAnsi="SimSun" w:eastAsia="SimSun" w:cs="SimSun"/>
-        </w:rPr>
-        <w:t xml:space="preserve">    H</w:t>
-      </w:r>
-      <w:r>
-        <w:rPr>
-          <w:rStyle w:val="VerbatimChar"/>
-          <w:rFonts w:ascii="SimSun" w:hAnsi="SimSun" w:eastAsia="SimSun" w:cs="SimSun"/>
+        <w:t>5</w:t>
+      </w:r>
+      <w:r>
+        <w:rPr>
+          <w:rFonts w:ascii="Times New Roman" w:hAnsi="Times New Roman" w:eastAsia="Times New Roman" w:cs="Times New Roman"/>
+        </w:rPr>
+        <w:t>=C</w:t>
+      </w:r>
+      <w:r>
+        <w:rPr>
+          <w:rFonts w:ascii="Times New Roman" w:hAnsi="Times New Roman" w:eastAsia="Times New Roman" w:cs="Times New Roman"/>
           <w:vertAlign w:val="subscript"/>
         </w:rPr>
-        <w:t>2</w:t>
-      </w:r>
-      <w:r>
-        <w:rPr>
-          <w:rStyle w:val="VerbatimChar"/>
-          <w:rFonts w:ascii="SimSun" w:hAnsi="SimSun" w:eastAsia="SimSun" w:cs="SimSun"/>
-        </w:rPr>
-        <w:t>C=CH</w:t>
-      </w:r>
-      <w:r>
-        <w:rPr>
-          <w:rStyle w:val="VerbatimChar"/>
-          <w:rFonts w:ascii="SimSun" w:hAnsi="SimSun" w:eastAsia="SimSun" w:cs="SimSun"/>
-          <w:vertAlign w:val="subscript"/>
-        </w:rPr>
-        <w:t>2</w:t>
-      </w:r>
-      <w:r>
-        <w:rPr>
-          <w:rStyle w:val="VerbatimChar"/>
-          <w:rFonts w:ascii="SimSun" w:hAnsi="SimSun" w:eastAsia="SimSun" w:cs="SimSun"/>
-        </w:rPr>
-        <w:t xml:space="preserve">           H</w:t>
-      </w:r>
-      <w:r>
-        <w:rPr>
-          <w:rStyle w:val="VerbatimChar"/>
-          <w:rFonts w:ascii="SimSun" w:hAnsi="SimSun" w:eastAsia="SimSun" w:cs="SimSun"/>
-          <w:vertAlign w:val="subscript"/>
-        </w:rPr>
-        <w:t>2</w:t>
-      </w:r>
-      <w:r>
-        <w:rPr>
-          <w:rStyle w:val="VerbatimChar"/>
-          <w:rFonts w:ascii="SimSun" w:hAnsi="SimSun" w:eastAsia="SimSun" w:cs="SimSun"/>
-        </w:rPr>
-        <w:t>C——CH</w:t>
-      </w:r>
-      <w:r>
-        <w:rPr>
-          <w:rStyle w:val="VerbatimChar"/>
-          <w:rFonts w:ascii="SimSun" w:hAnsi="SimSun" w:eastAsia="SimSun" w:cs="SimSun"/>
-          <w:vertAlign w:val="subscript"/>
-        </w:rPr>
-        <w:t>2</w:t>
-      </w:r>
-      <w:r>
-        <w:rPr>
-          <w:rFonts w:ascii="SimSun" w:hAnsi="SimSun" w:eastAsia="SimSun" w:cs="SimSun"/>
-        </w:rPr>
-        <w:br/>
-      </w:r>
-      <w:r>
-        <w:rPr>
-          <w:rStyle w:val="VerbatimChar"/>
-          <w:rFonts w:ascii="SimSun" w:hAnsi="SimSun" w:eastAsia="SimSun" w:cs="SimSun"/>
-        </w:rPr>
-        <w:t xml:space="preserve">      |       |       →         |     |</w:t>
-      </w:r>
-      <w:r>
-        <w:rPr>
-          <w:rFonts w:ascii="SimSun" w:hAnsi="SimSun" w:eastAsia="SimSun" w:cs="SimSun"/>
-        </w:rPr>
-        <w:br/>
-      </w:r>
-      <w:r>
-        <w:rPr>
-          <w:rStyle w:val="VerbatimChar"/>
-          <w:rFonts w:ascii="SimSun" w:hAnsi="SimSun" w:eastAsia="SimSun" w:cs="SimSun"/>
-        </w:rPr>
-        <w:t xml:space="preserve">    H</w:t>
-      </w:r>
-      <w:r>
-        <w:rPr>
-          <w:rStyle w:val="VerbatimChar"/>
-          <w:rFonts w:ascii="SimSun" w:hAnsi="SimSun" w:eastAsia="SimSun" w:cs="SimSun"/>
-          <w:vertAlign w:val="subscript"/>
-        </w:rPr>
-        <w:t>2</w:t>
-      </w:r>
-      <w:r>
-        <w:rPr>
-          <w:rStyle w:val="VerbatimChar"/>
-          <w:rFonts w:ascii="SimSun" w:hAnsi="SimSun" w:eastAsia="SimSun" w:cs="SimSun"/>
-        </w:rPr>
-        <w:t>C——CH</w:t>
-      </w:r>
-      <w:r>
-        <w:rPr>
-          <w:rStyle w:val="VerbatimChar"/>
-          <w:rFonts w:ascii="SimSun" w:hAnsi="SimSun" w:eastAsia="SimSun" w:cs="SimSun"/>
-          <w:vertAlign w:val="subscript"/>
-        </w:rPr>
-        <w:t>2</w:t>
-      </w:r>
-      <w:r>
-        <w:rPr>
-          <w:rStyle w:val="VerbatimChar"/>
-          <w:rFonts w:ascii="SimSun" w:hAnsi="SimSun" w:eastAsia="SimSun" w:cs="SimSun"/>
-        </w:rPr>
-        <w:t xml:space="preserve">  CH</w:t>
-      </w:r>
-      <w:r>
-        <w:rPr>
-          <w:rStyle w:val="VerbatimChar"/>
-          <w:rFonts w:ascii="SimSun" w:hAnsi="SimSun" w:eastAsia="SimSun" w:cs="SimSun"/>
-          <w:vertAlign w:val="subscript"/>
-        </w:rPr>
-        <w:t>2</w:t>
-      </w:r>
-      <w:r>
-        <w:rPr>
-          <w:rStyle w:val="VerbatimChar"/>
-          <w:rFonts w:ascii="SimSun" w:hAnsi="SimSun" w:eastAsia="SimSun" w:cs="SimSun"/>
-        </w:rPr>
-        <w:t xml:space="preserve">             H</w:t>
-      </w:r>
-      <w:r>
-        <w:rPr>
-          <w:rStyle w:val="VerbatimChar"/>
-          <w:rFonts w:ascii="SimSun" w:hAnsi="SimSun" w:eastAsia="SimSun" w:cs="SimSun"/>
-          <w:vertAlign w:val="subscript"/>
-        </w:rPr>
-        <w:t>2</w:t>
-      </w:r>
-      <w:r>
-        <w:rPr>
-          <w:rStyle w:val="VerbatimChar"/>
-          <w:rFonts w:ascii="SimSun" w:hAnsi="SimSun" w:eastAsia="SimSun" w:cs="SimSun"/>
-        </w:rPr>
-        <w:t>C——CH</w:t>
-      </w:r>
-      <w:r>
-        <w:rPr>
-          <w:rStyle w:val="VerbatimChar"/>
-          <w:rFonts w:ascii="SimSun" w:hAnsi="SimSun" w:eastAsia="SimSun" w:cs="SimSun"/>
-          <w:vertAlign w:val="subscript"/>
-        </w:rPr>
-        <w:t>2</w:t>
-      </w:r>
-      <w:r>
-        <w:rPr>
-          <w:rFonts w:ascii="SimSun" w:hAnsi="SimSun" w:eastAsia="SimSun" w:cs="SimSun"/>
-        </w:rPr>
-        <w:br/>
-      </w:r>
-      <w:r>
-        <w:rPr>
-          <w:rStyle w:val="VerbatimChar"/>
-          <w:rFonts w:ascii="SimSun" w:hAnsi="SimSun" w:eastAsia="SimSun" w:cs="SimSun"/>
-        </w:rPr>
-        <w:t xml:space="preserve">          \  /                   \   /  \</w:t>
-      </w:r>
-      <w:r>
-        <w:rPr>
-          <w:rFonts w:ascii="SimSun" w:hAnsi="SimSun" w:eastAsia="SimSun" w:cs="SimSun"/>
-        </w:rPr>
-        <w:br/>
-      </w:r>
-      <w:r>
-        <w:rPr>
-          <w:rStyle w:val="VerbatimChar"/>
-          <w:rFonts w:ascii="SimSun" w:hAnsi="SimSun" w:eastAsia="SimSun" w:cs="SimSun"/>
-        </w:rPr>
-        <w:t xml:space="preserve">           CH</w:t>
-      </w:r>
-      <w:r>
-        <w:rPr>
-          <w:rStyle w:val="VerbatimChar"/>
-          <w:rFonts w:ascii="SimSun" w:hAnsi="SimSun" w:eastAsia="SimSun" w:cs="SimSun"/>
-          <w:vertAlign w:val="subscript"/>
-        </w:rPr>
-        <w:t>2</w:t>
-      </w:r>
-      <w:r>
-        <w:rPr>
-          <w:rStyle w:val="VerbatimChar"/>
-          <w:rFonts w:ascii="SimSun" w:hAnsi="SimSun" w:eastAsia="SimSun" w:cs="SimSun"/>
-        </w:rPr>
-        <w:t xml:space="preserve">                   CH</w:t>
-      </w:r>
-      <w:r>
-        <w:rPr>
-          <w:rStyle w:val="VerbatimChar"/>
-          <w:rFonts w:ascii="SimSun" w:hAnsi="SimSun" w:eastAsia="SimSun" w:cs="SimSun"/>
-          <w:vertAlign w:val="subscript"/>
-        </w:rPr>
-        <w:t>2</w:t>
-      </w:r>
-      <w:r>
-        <w:rPr>
-          <w:rStyle w:val="VerbatimChar"/>
-          <w:rFonts w:ascii="SimSun" w:hAnsi="SimSun" w:eastAsia="SimSun" w:cs="SimSun"/>
-        </w:rPr>
-        <w:t xml:space="preserve">  CH</w:t>
-      </w:r>
-      <w:r>
-        <w:rPr>
-          <w:rStyle w:val="VerbatimChar"/>
-          <w:rFonts w:ascii="SimSun" w:hAnsi="SimSun" w:eastAsia="SimSun" w:cs="SimSun"/>
-          <w:vertAlign w:val="subscript"/>
-        </w:rPr>
-        <w:t>2</w:t>
-      </w:r>
-    </w:p>
-    <w:p>
-      <w:pPr>
-        <w:pStyle w:val="FirstParagraph"/>
-      </w:pPr>
+        <w:t>6</w:t>
+      </w:r>
+      <w:r>
+        <w:rPr>
+          <w:rFonts w:ascii="Times New Roman" w:hAnsi="Times New Roman" w:eastAsia="Times New Roman" w:cs="Times New Roman"/>
+        </w:rPr>
+        <w:t xml:space="preserve"> </w:t>
+      </w:r>
+      <w:r>
+        <w:rPr>
+          <w:rFonts w:hint="eastAsia" w:ascii="Times New Roman" w:hAnsi="Times New Roman" w:eastAsia="FangSong" w:cs="Times New Roman"/>
+        </w:rPr>
+        <w:t xml:space="preserve">的</w:t>
+      </w:r>
+      <w:r>
+        <w:rPr>
+          <w:rFonts w:hint="eastAsia" w:ascii="Times New Roman" w:hAnsi="Times New Roman" w:eastAsia="FangSong" w:cs="Times New Roman"/>
+          <w:b/>
+          <w:bCs/>
+        </w:rPr>
+        <w:t xml:space="preserve">末端</w:t>
+      </w:r>
+      <w:r>
+        <w:rPr>
+          <w:rFonts w:hint="eastAsia" w:ascii="Times New Roman" w:hAnsi="Times New Roman" w:eastAsia="FangSong" w:cs="Times New Roman"/>
+        </w:rPr>
+        <w:t>碳</w:t>
+      </w:r>
+      <w:r>
+        <w:rPr>
+          <w:rFonts w:hint="eastAsia" w:ascii="Times New Roman" w:hAnsi="Times New Roman" w:eastAsia="Times New Roman" w:cs="Times New Roman"/>
+        </w:rPr>
+        <w:t>，</w:t>
+      </w:r>
+      <w:r>
+        <w:rPr>
+          <w:rFonts w:hint="eastAsia" w:ascii="Times New Roman" w:hAnsi="Times New Roman" w:eastAsia="FangSong" w:cs="Times New Roman"/>
+        </w:rPr>
+        <w:t>形成新的</w:t>
+      </w:r>
+      <w:r>
+        <w:rPr>
+          <w:rFonts w:ascii="Times New Roman" w:hAnsi="Times New Roman" w:eastAsia="Times New Roman" w:cs="Times New Roman"/>
+        </w:rPr>
+        <w:t xml:space="preserve"> C–C </w:t>
+      </w:r>
+      <w:r>
+        <w:rPr>
+          <w:rFonts w:hint="eastAsia" w:ascii="Times New Roman" w:hAnsi="Times New Roman" w:eastAsia="FangSong" w:cs="Times New Roman"/>
+        </w:rPr>
+        <w:t>键并关成五元环</w:t>
+      </w:r>
+      <w:r>
+        <w:rPr>
+          <w:rFonts w:hint="eastAsia" w:ascii="Times New Roman" w:hAnsi="Times New Roman" w:eastAsia="Times New Roman" w:cs="Times New Roman"/>
+        </w:rPr>
+        <w:t>，</w:t>
+      </w:r>
+      <w:r>
+        <w:rPr>
+          <w:rFonts w:hint="eastAsia" w:ascii="Times New Roman" w:hAnsi="Times New Roman" w:eastAsia="FangSong" w:cs="Times New Roman"/>
+        </w:rPr>
+        <w:t>同时生成一个伯碳自由基</w:t>
+      </w:r>
+      <w:r>
+        <w:rPr>
+          <w:rFonts w:hint="eastAsia" w:ascii="Times New Roman" w:hAnsi="Times New Roman" w:eastAsia="Times New Roman" w:cs="Times New Roman"/>
+        </w:rPr>
+        <w:t>（</w:t>
+      </w:r>
+      <w:r>
+        <w:rPr>
+          <w:rFonts w:hint="eastAsia" w:ascii="Times New Roman" w:hAnsi="Times New Roman" w:eastAsia="FangSong" w:cs="Times New Roman"/>
+        </w:rPr>
+        <w:t>环戊烷甲基衍生物</w:t>
+      </w:r>
+      <w:r>
+        <w:rPr>
+          <w:rFonts w:hint="eastAsia" w:ascii="Times New Roman" w:hAnsi="Times New Roman" w:eastAsia="Times New Roman" w:cs="Times New Roman"/>
+        </w:rPr>
+        <w:t>）。</w:t>
+      </w:r>
+      <w:r>
+        <w:rPr>
+          <w:rFonts w:ascii="Times New Roman" w:hAnsi="Times New Roman" w:eastAsia="Times New Roman" w:cs="Times New Roman"/>
+        </w:rPr>
+        <w:t xml:space="preserve"> </w:t>
+      </w:r>
       <w:r>
         <w:rPr>
           <w:rFonts w:hint="eastAsia" w:ascii="Times New Roman" w:hAnsi="Times New Roman" w:eastAsia="FangSong" w:cs="Times New Roman"/>
@@ -26289,86 +26322,20 @@
         <w:pStyle w:val="Compact"/>
         <w:numPr>
           <w:ilvl w:val="0"/>
-          <w:numId w:val="1006"/>
-        </w:numPr>
-      </w:pPr>
-      <w:r>
-        <w:rPr>
-          <w:rFonts w:hint="eastAsia" w:ascii="Times New Roman" w:hAnsi="Times New Roman" w:eastAsia="FangSong" w:cs="Times New Roman"/>
-        </w:rPr>
-        <w:t>有没有自由基触发信号</w:t>
-      </w:r>
-      <w:r>
-        <w:rPr>
-          <w:rFonts w:hint="eastAsia" w:ascii="Times New Roman" w:hAnsi="Times New Roman" w:eastAsia="Times New Roman" w:cs="Times New Roman"/>
-        </w:rPr>
-        <w:t>？(hv/ROOR/AIBN/NBS/SET)</w:t>
-      </w:r>
-    </w:p>
-    <w:p>
-      <w:pPr>
-        <w:pStyle w:val="Compact"/>
-        <w:numPr>
-          <w:ilvl w:val="0"/>
           <w:numId w:val="1007"/>
         </w:numPr>
       </w:pPr>
       <w:r>
         <w:rPr>
-          <w:rFonts w:ascii="Times New Roman" w:hAnsi="Times New Roman" w:eastAsia="Times New Roman" w:cs="Times New Roman"/>
-        </w:rPr>
-        <w:t xml:space="preserve">↓ </w:t>
-      </w:r>
-      <w:r>
-        <w:rPr>
-          <w:rFonts w:hint="eastAsia" w:ascii="Times New Roman" w:hAnsi="Times New Roman" w:eastAsia="FangSong" w:cs="Times New Roman"/>
-        </w:rPr>
-        <w:t xml:space="preserve">有</w:t>
-      </w:r>
-      <w:r>
-        <w:rPr>
-          <w:rFonts w:ascii="Times New Roman" w:hAnsi="Times New Roman" w:eastAsia="Times New Roman" w:cs="Times New Roman"/>
-        </w:rPr>
-        <w:t xml:space="preserve"> → </w:t>
-      </w:r>
-      <w:r>
-        <w:rPr>
-          <w:rFonts w:hint="eastAsia" w:ascii="Times New Roman" w:hAnsi="Times New Roman" w:eastAsia="FangSong" w:cs="Times New Roman"/>
-        </w:rPr>
-        <w:t xml:space="preserve">进入自由基赛道</w:t>
-      </w:r>
-    </w:p>
-    <w:p>
-      <w:pPr>
-        <w:pStyle w:val="Compact"/>
-        <w:numPr>
-          <w:ilvl w:val="0"/>
-          <w:numId w:val="1007"/>
-        </w:numPr>
-      </w:pPr>
-      <w:r>
-        <w:rPr>
-          <w:rFonts w:ascii="Times New Roman" w:hAnsi="Times New Roman" w:eastAsia="Times New Roman" w:cs="Times New Roman"/>
-        </w:rPr>
-        <w:t xml:space="preserve">↓ </w:t>
-      </w:r>
-      <w:r>
-        <w:rPr>
-          <w:rFonts w:hint="eastAsia" w:ascii="Times New Roman" w:hAnsi="Times New Roman" w:eastAsia="FangSong" w:cs="Times New Roman"/>
-        </w:rPr>
-        <w:t xml:space="preserve">没有</w:t>
-      </w:r>
-      <w:r>
-        <w:rPr>
-          <w:rFonts w:ascii="Times New Roman" w:hAnsi="Times New Roman" w:eastAsia="Times New Roman" w:cs="Times New Roman"/>
-        </w:rPr>
-        <w:t xml:space="preserve"> → </w:t>
-      </w:r>
-      <w:r>
-        <w:rPr>
-          <w:rFonts w:hint="eastAsia" w:ascii="Times New Roman" w:hAnsi="Times New Roman" w:eastAsia="FangSong" w:cs="Times New Roman"/>
-        </w:rPr>
-        <w:t xml:space="preserve">先别急着判自由基</w:t>
+          <w:rFonts w:hint="eastAsia" w:ascii="Times New Roman" w:hAnsi="Times New Roman" w:eastAsia="FangSong" w:cs="Times New Roman"/>
+        </w:rPr>
+        <w:t>有没有自由基触发信号</w:t>
+      </w:r>
+      <w:r>
+        <w:rPr>
+          <w:rFonts w:hint="eastAsia" w:ascii="Times New Roman" w:hAnsi="Times New Roman" w:eastAsia="Times New Roman" w:cs="Times New Roman"/>
+        </w:rPr>
+        <w:t>？(hv/ROOR/AIBN/NBS/SET)</w:t>
       </w:r>
     </w:p>
     <w:p>
@@ -26381,63 +26348,60 @@
       </w:pPr>
       <w:r>
         <w:rPr>
-          <w:rFonts w:hint="eastAsia" w:ascii="Times New Roman" w:hAnsi="Times New Roman" w:eastAsia="FangSong" w:cs="Times New Roman"/>
-        </w:rPr>
-        <w:t>链增长的关键步骤是什么</w:t>
-      </w:r>
-      <w:r>
-        <w:rPr>
-          <w:rFonts w:hint="eastAsia" w:ascii="Times New Roman" w:hAnsi="Times New Roman" w:eastAsia="Times New Roman" w:cs="Times New Roman"/>
-        </w:rPr>
-        <w:t>？（</w:t>
-      </w:r>
-      <w:r>
-        <w:rPr>
-          <w:rFonts w:hint="eastAsia" w:ascii="Times New Roman" w:hAnsi="Times New Roman" w:eastAsia="FangSong" w:cs="Times New Roman"/>
-        </w:rPr>
-        <w:t>抽氢</w:t>
-      </w:r>
-      <w:r>
-        <w:rPr>
-          <w:rFonts w:hint="eastAsia" w:ascii="Times New Roman" w:hAnsi="Times New Roman" w:eastAsia="Times New Roman" w:cs="Times New Roman"/>
-        </w:rPr>
-        <w:t>?</w:t>
-      </w:r>
-      <w:r>
-        <w:rPr>
-          <w:rFonts w:ascii="Times New Roman" w:hAnsi="Times New Roman" w:eastAsia="Times New Roman" w:cs="Times New Roman"/>
-        </w:rPr>
-        <w:t xml:space="preserve"> </w:t>
-      </w:r>
-      <w:r>
-        <w:rPr>
-          <w:rFonts w:hint="eastAsia" w:ascii="Times New Roman" w:hAnsi="Times New Roman" w:eastAsia="FangSong" w:cs="Times New Roman"/>
-        </w:rPr>
-        <w:t>加成</w:t>
-      </w:r>
-      <w:r>
-        <w:rPr>
-          <w:rFonts w:hint="eastAsia" w:ascii="Times New Roman" w:hAnsi="Times New Roman" w:eastAsia="Times New Roman" w:cs="Times New Roman"/>
-        </w:rPr>
-        <w:t>?</w:t>
-      </w:r>
-      <w:r>
-        <w:rPr>
-          <w:rFonts w:ascii="Times New Roman" w:hAnsi="Times New Roman" w:eastAsia="Times New Roman" w:cs="Times New Roman"/>
-        </w:rPr>
-        <w:t xml:space="preserve"> </w:t>
-      </w:r>
-      <w:r>
-        <w:rPr>
-          <w:rFonts w:hint="eastAsia" w:ascii="Times New Roman" w:hAnsi="Times New Roman" w:eastAsia="FangSong" w:cs="Times New Roman"/>
-        </w:rPr>
-        <w:t>环化</w:t>
-      </w:r>
-      <w:r>
-        <w:rPr>
-          <w:rFonts w:hint="eastAsia" w:ascii="Times New Roman" w:hAnsi="Times New Roman" w:eastAsia="Times New Roman" w:cs="Times New Roman"/>
-        </w:rPr>
-        <w:t>?）</w:t>
+          <w:rFonts w:ascii="Times New Roman" w:hAnsi="Times New Roman" w:eastAsia="Times New Roman" w:cs="Times New Roman"/>
+        </w:rPr>
+        <w:t xml:space="preserve">↓ </w:t>
+      </w:r>
+      <w:r>
+        <w:rPr>
+          <w:rFonts w:hint="eastAsia" w:ascii="Times New Roman" w:hAnsi="Times New Roman" w:eastAsia="FangSong" w:cs="Times New Roman"/>
+        </w:rPr>
+        <w:t xml:space="preserve">有</w:t>
+      </w:r>
+      <w:r>
+        <w:rPr>
+          <w:rFonts w:ascii="Times New Roman" w:hAnsi="Times New Roman" w:eastAsia="Times New Roman" w:cs="Times New Roman"/>
+        </w:rPr>
+        <w:t xml:space="preserve"> → </w:t>
+      </w:r>
+      <w:r>
+        <w:rPr>
+          <w:rFonts w:hint="eastAsia" w:ascii="Times New Roman" w:hAnsi="Times New Roman" w:eastAsia="FangSong" w:cs="Times New Roman"/>
+        </w:rPr>
+        <w:t xml:space="preserve">进入自由基赛道</w:t>
+      </w:r>
+    </w:p>
+    <w:p>
+      <w:pPr>
+        <w:pStyle w:val="Compact"/>
+        <w:numPr>
+          <w:ilvl w:val="0"/>
+          <w:numId w:val="1008"/>
+        </w:numPr>
+      </w:pPr>
+      <w:r>
+        <w:rPr>
+          <w:rFonts w:ascii="Times New Roman" w:hAnsi="Times New Roman" w:eastAsia="Times New Roman" w:cs="Times New Roman"/>
+        </w:rPr>
+        <w:t xml:space="preserve">↓ </w:t>
+      </w:r>
+      <w:r>
+        <w:rPr>
+          <w:rFonts w:hint="eastAsia" w:ascii="Times New Roman" w:hAnsi="Times New Roman" w:eastAsia="FangSong" w:cs="Times New Roman"/>
+        </w:rPr>
+        <w:t xml:space="preserve">没有</w:t>
+      </w:r>
+      <w:r>
+        <w:rPr>
+          <w:rFonts w:ascii="Times New Roman" w:hAnsi="Times New Roman" w:eastAsia="Times New Roman" w:cs="Times New Roman"/>
+        </w:rPr>
+        <w:t xml:space="preserve"> → </w:t>
+      </w:r>
+      <w:r>
+        <w:rPr>
+          <w:rFonts w:hint="eastAsia" w:ascii="Times New Roman" w:hAnsi="Times New Roman" w:eastAsia="FangSong" w:cs="Times New Roman"/>
+        </w:rPr>
+        <w:t xml:space="preserve">先别急着判自由基</w:t>
       </w:r>
     </w:p>
     <w:p>
@@ -26450,9 +26414,63 @@
       </w:pPr>
       <w:r>
         <w:rPr>
-          <w:rFonts w:ascii="Times New Roman" w:hAnsi="Times New Roman" w:eastAsia="Times New Roman" w:cs="Times New Roman"/>
-        </w:rPr>
-        <w:t xml:space="preserve">↓</w:t>
+          <w:rFonts w:hint="eastAsia" w:ascii="Times New Roman" w:hAnsi="Times New Roman" w:eastAsia="FangSong" w:cs="Times New Roman"/>
+        </w:rPr>
+        <w:t>链增长的关键步骤是什么</w:t>
+      </w:r>
+      <w:r>
+        <w:rPr>
+          <w:rFonts w:hint="eastAsia" w:ascii="Times New Roman" w:hAnsi="Times New Roman" w:eastAsia="Times New Roman" w:cs="Times New Roman"/>
+        </w:rPr>
+        <w:t>？（</w:t>
+      </w:r>
+      <w:r>
+        <w:rPr>
+          <w:rFonts w:hint="eastAsia" w:ascii="Times New Roman" w:hAnsi="Times New Roman" w:eastAsia="FangSong" w:cs="Times New Roman"/>
+        </w:rPr>
+        <w:t>抽氢</w:t>
+      </w:r>
+      <w:r>
+        <w:rPr>
+          <w:rFonts w:hint="eastAsia" w:ascii="Times New Roman" w:hAnsi="Times New Roman" w:eastAsia="Times New Roman" w:cs="Times New Roman"/>
+        </w:rPr>
+        <w:t>?</w:t>
+      </w:r>
+      <w:r>
+        <w:rPr>
+          <w:rFonts w:ascii="Times New Roman" w:hAnsi="Times New Roman" w:eastAsia="Times New Roman" w:cs="Times New Roman"/>
+        </w:rPr>
+        <w:t xml:space="preserve"> </w:t>
+      </w:r>
+      <w:r>
+        <w:rPr>
+          <w:rFonts w:hint="eastAsia" w:ascii="Times New Roman" w:hAnsi="Times New Roman" w:eastAsia="FangSong" w:cs="Times New Roman"/>
+        </w:rPr>
+        <w:t>加成</w:t>
+      </w:r>
+      <w:r>
+        <w:rPr>
+          <w:rFonts w:hint="eastAsia" w:ascii="Times New Roman" w:hAnsi="Times New Roman" w:eastAsia="Times New Roman" w:cs="Times New Roman"/>
+        </w:rPr>
+        <w:t>?</w:t>
+      </w:r>
+      <w:r>
+        <w:rPr>
+          <w:rFonts w:ascii="Times New Roman" w:hAnsi="Times New Roman" w:eastAsia="Times New Roman" w:cs="Times New Roman"/>
+        </w:rPr>
+        <w:t xml:space="preserve"> </w:t>
+      </w:r>
+      <w:r>
+        <w:rPr>
+          <w:rFonts w:hint="eastAsia" w:ascii="Times New Roman" w:hAnsi="Times New Roman" w:eastAsia="FangSong" w:cs="Times New Roman"/>
+        </w:rPr>
+        <w:t>环化</w:t>
+      </w:r>
+      <w:r>
+        <w:rPr>
+          <w:rFonts w:hint="eastAsia" w:ascii="Times New Roman" w:hAnsi="Times New Roman" w:eastAsia="Times New Roman" w:cs="Times New Roman"/>
+        </w:rPr>
+        <w:t>?）</w:t>
       </w:r>
     </w:p>
     <w:p>
@@ -26465,75 +26483,9 @@
       </w:pPr>
       <w:r>
         <w:rPr>
-          <w:rFonts w:hint="eastAsia" w:ascii="Times New Roman" w:hAnsi="Times New Roman" w:eastAsia="FangSong" w:cs="Times New Roman"/>
-        </w:rPr>
-        <w:t>哪个自由基</w:t>
-      </w:r>
-      <w:r>
-        <w:rPr>
-          <w:rFonts w:hint="eastAsia" w:ascii="Times New Roman" w:hAnsi="Times New Roman" w:eastAsia="Times New Roman" w:cs="Times New Roman"/>
-        </w:rPr>
-        <w:t>/</w:t>
-      </w:r>
-      <w:r>
-        <w:rPr>
-          <w:rFonts w:hint="eastAsia" w:ascii="Times New Roman" w:hAnsi="Times New Roman" w:eastAsia="FangSong" w:cs="Times New Roman"/>
-        </w:rPr>
-        <w:t>过渡态更稳定</w:t>
-      </w:r>
-      <w:r>
-        <w:rPr>
-          <w:rFonts w:hint="eastAsia" w:ascii="Times New Roman" w:hAnsi="Times New Roman" w:eastAsia="Times New Roman" w:cs="Times New Roman"/>
-        </w:rPr>
-        <w:t>？（</w:t>
-      </w:r>
-      <w:r>
-        <w:rPr>
-          <w:rFonts w:hint="eastAsia" w:ascii="Times New Roman" w:hAnsi="Times New Roman" w:eastAsia="FangSong" w:cs="Times New Roman"/>
-        </w:rPr>
-        <w:t>离域</w:t>
-      </w:r>
-      <w:r>
-        <w:rPr>
-          <w:rFonts w:hint="eastAsia" w:ascii="Times New Roman" w:hAnsi="Times New Roman" w:eastAsia="Times New Roman" w:cs="Times New Roman"/>
-        </w:rPr>
-        <w:t>?</w:t>
-      </w:r>
-      <w:r>
-        <w:rPr>
-          <w:rFonts w:ascii="Times New Roman" w:hAnsi="Times New Roman" w:eastAsia="Times New Roman" w:cs="Times New Roman"/>
-        </w:rPr>
-        <w:t xml:space="preserve"> </w:t>
-      </w:r>
-      <w:r>
-        <w:rPr>
-          <w:rFonts w:hint="eastAsia" w:ascii="Times New Roman" w:hAnsi="Times New Roman" w:eastAsia="FangSong" w:cs="Times New Roman"/>
-        </w:rPr>
-        <w:t>超共轭</w:t>
-      </w:r>
-      <w:r>
-        <w:rPr>
-          <w:rFonts w:hint="eastAsia" w:ascii="Times New Roman" w:hAnsi="Times New Roman" w:eastAsia="Times New Roman" w:cs="Times New Roman"/>
-        </w:rPr>
-        <w:t>?</w:t>
-      </w:r>
-      <w:r>
-        <w:rPr>
-          <w:rFonts w:ascii="Times New Roman" w:hAnsi="Times New Roman" w:eastAsia="Times New Roman" w:cs="Times New Roman"/>
-        </w:rPr>
-        <w:t xml:space="preserve"> </w:t>
-      </w:r>
-      <w:r>
-        <w:rPr>
-          <w:rFonts w:hint="eastAsia" w:ascii="Times New Roman" w:hAnsi="Times New Roman" w:eastAsia="FangSong" w:cs="Times New Roman"/>
-        </w:rPr>
-        <w:t>几何优势</w:t>
-      </w:r>
-      <w:r>
-        <w:rPr>
-          <w:rFonts w:hint="eastAsia" w:ascii="Times New Roman" w:hAnsi="Times New Roman" w:eastAsia="Times New Roman" w:cs="Times New Roman"/>
-        </w:rPr>
-        <w:t>?）</w:t>
+          <w:rFonts w:ascii="Times New Roman" w:hAnsi="Times New Roman" w:eastAsia="Times New Roman" w:cs="Times New Roman"/>
+        </w:rPr>
+        <w:t xml:space="preserve">↓</w:t>
       </w:r>
     </w:p>
     <w:p>
@@ -26546,9 +26498,75 @@
       </w:pPr>
       <w:r>
         <w:rPr>
-          <w:rFonts w:ascii="Times New Roman" w:hAnsi="Times New Roman" w:eastAsia="Times New Roman" w:cs="Times New Roman"/>
-        </w:rPr>
-        <w:t xml:space="preserve">↓</w:t>
+          <w:rFonts w:hint="eastAsia" w:ascii="Times New Roman" w:hAnsi="Times New Roman" w:eastAsia="FangSong" w:cs="Times New Roman"/>
+        </w:rPr>
+        <w:t>哪个自由基</w:t>
+      </w:r>
+      <w:r>
+        <w:rPr>
+          <w:rFonts w:hint="eastAsia" w:ascii="Times New Roman" w:hAnsi="Times New Roman" w:eastAsia="Times New Roman" w:cs="Times New Roman"/>
+        </w:rPr>
+        <w:t>/</w:t>
+      </w:r>
+      <w:r>
+        <w:rPr>
+          <w:rFonts w:hint="eastAsia" w:ascii="Times New Roman" w:hAnsi="Times New Roman" w:eastAsia="FangSong" w:cs="Times New Roman"/>
+        </w:rPr>
+        <w:t>过渡态更稳定</w:t>
+      </w:r>
+      <w:r>
+        <w:rPr>
+          <w:rFonts w:hint="eastAsia" w:ascii="Times New Roman" w:hAnsi="Times New Roman" w:eastAsia="Times New Roman" w:cs="Times New Roman"/>
+        </w:rPr>
+        <w:t>？（</w:t>
+      </w:r>
+      <w:r>
+        <w:rPr>
+          <w:rFonts w:hint="eastAsia" w:ascii="Times New Roman" w:hAnsi="Times New Roman" w:eastAsia="FangSong" w:cs="Times New Roman"/>
+        </w:rPr>
+        <w:t>离域</w:t>
+      </w:r>
+      <w:r>
+        <w:rPr>
+          <w:rFonts w:hint="eastAsia" w:ascii="Times New Roman" w:hAnsi="Times New Roman" w:eastAsia="Times New Roman" w:cs="Times New Roman"/>
+        </w:rPr>
+        <w:t>?</w:t>
+      </w:r>
+      <w:r>
+        <w:rPr>
+          <w:rFonts w:ascii="Times New Roman" w:hAnsi="Times New Roman" w:eastAsia="Times New Roman" w:cs="Times New Roman"/>
+        </w:rPr>
+        <w:t xml:space="preserve"> </w:t>
+      </w:r>
+      <w:r>
+        <w:rPr>
+          <w:rFonts w:hint="eastAsia" w:ascii="Times New Roman" w:hAnsi="Times New Roman" w:eastAsia="FangSong" w:cs="Times New Roman"/>
+        </w:rPr>
+        <w:t>超共轭</w:t>
+      </w:r>
+      <w:r>
+        <w:rPr>
+          <w:rFonts w:hint="eastAsia" w:ascii="Times New Roman" w:hAnsi="Times New Roman" w:eastAsia="Times New Roman" w:cs="Times New Roman"/>
+        </w:rPr>
+        <w:t>?</w:t>
+      </w:r>
+      <w:r>
+        <w:rPr>
+          <w:rFonts w:ascii="Times New Roman" w:hAnsi="Times New Roman" w:eastAsia="Times New Roman" w:cs="Times New Roman"/>
+        </w:rPr>
+        <w:t xml:space="preserve"> </w:t>
+      </w:r>
+      <w:r>
+        <w:rPr>
+          <w:rFonts w:hint="eastAsia" w:ascii="Times New Roman" w:hAnsi="Times New Roman" w:eastAsia="FangSong" w:cs="Times New Roman"/>
+        </w:rPr>
+        <w:t>几何优势</w:t>
+      </w:r>
+      <w:r>
+        <w:rPr>
+          <w:rFonts w:hint="eastAsia" w:ascii="Times New Roman" w:hAnsi="Times New Roman" w:eastAsia="Times New Roman" w:cs="Times New Roman"/>
+        </w:rPr>
+        <w:t>?）</w:t>
       </w:r>
     </w:p>
     <w:p>
@@ -26561,101 +26579,9 @@
       </w:pPr>
       <w:r>
         <w:rPr>
-          <w:rFonts w:hint="eastAsia" w:ascii="Times New Roman" w:hAnsi="Times New Roman" w:eastAsia="FangSong" w:cs="Times New Roman"/>
-        </w:rPr>
-        <w:t>题目要你回答什么</w:t>
-      </w:r>
-      <w:r>
-        <w:rPr>
-          <w:rFonts w:hint="eastAsia" w:ascii="Times New Roman" w:hAnsi="Times New Roman" w:eastAsia="Times New Roman" w:cs="Times New Roman"/>
-        </w:rPr>
-        <w:t>？（</w:t>
-      </w:r>
-      <w:r>
-        <w:rPr>
-          <w:rFonts w:hint="eastAsia" w:ascii="Times New Roman" w:hAnsi="Times New Roman" w:eastAsia="FangSong" w:cs="Times New Roman"/>
-        </w:rPr>
-        <w:t>主产物</w:t>
-      </w:r>
-      <w:r>
-        <w:rPr>
-          <w:rFonts w:hint="eastAsia" w:ascii="Times New Roman" w:hAnsi="Times New Roman" w:eastAsia="Times New Roman" w:cs="Times New Roman"/>
-        </w:rPr>
-        <w:t>?</w:t>
-      </w:r>
-      <w:r>
-        <w:rPr>
-          <w:rFonts w:ascii="Times New Roman" w:hAnsi="Times New Roman" w:eastAsia="Times New Roman" w:cs="Times New Roman"/>
-        </w:rPr>
-        <w:t xml:space="preserve"> </w:t>
-      </w:r>
-      <w:r>
-        <w:rPr>
-          <w:rFonts w:hint="eastAsia" w:ascii="Times New Roman" w:hAnsi="Times New Roman" w:eastAsia="FangSong" w:cs="Times New Roman"/>
-        </w:rPr>
-        <w:t>位点</w:t>
-      </w:r>
-      <w:r>
-        <w:rPr>
-          <w:rFonts w:hint="eastAsia" w:ascii="Times New Roman" w:hAnsi="Times New Roman" w:eastAsia="Times New Roman" w:cs="Times New Roman"/>
-        </w:rPr>
-        <w:t>?</w:t>
-      </w:r>
-      <w:r>
-        <w:rPr>
-          <w:rFonts w:ascii="Times New Roman" w:hAnsi="Times New Roman" w:eastAsia="Times New Roman" w:cs="Times New Roman"/>
-        </w:rPr>
-        <w:t xml:space="preserve"> </w:t>
-      </w:r>
-      <w:r>
-        <w:rPr>
-          <w:rFonts w:hint="eastAsia" w:ascii="Times New Roman" w:hAnsi="Times New Roman" w:eastAsia="FangSong" w:cs="Times New Roman"/>
-        </w:rPr>
-        <w:t>区域</w:t>
-      </w:r>
-      <w:r>
-        <w:rPr>
-          <w:rFonts w:hint="eastAsia" w:ascii="Times New Roman" w:hAnsi="Times New Roman" w:eastAsia="Times New Roman" w:cs="Times New Roman"/>
-        </w:rPr>
-        <w:t>?</w:t>
-      </w:r>
-      <w:r>
-        <w:rPr>
-          <w:rFonts w:ascii="Times New Roman" w:hAnsi="Times New Roman" w:eastAsia="Times New Roman" w:cs="Times New Roman"/>
-        </w:rPr>
-        <w:t xml:space="preserve"> </w:t>
-      </w:r>
-      <w:r>
-        <w:rPr>
-          <w:rFonts w:hint="eastAsia" w:ascii="Times New Roman" w:hAnsi="Times New Roman" w:eastAsia="FangSong" w:cs="Times New Roman"/>
-        </w:rPr>
-        <w:t>还是完整机理</w:t>
-      </w:r>
-      <w:r>
-        <w:rPr>
-          <w:rFonts w:hint="eastAsia" w:ascii="Times New Roman" w:hAnsi="Times New Roman" w:eastAsia="Times New Roman" w:cs="Times New Roman"/>
-        </w:rPr>
-        <w:t>?）</w:t>
-      </w:r>
-    </w:p>
-    <w:bookmarkEnd w:id="51"/>
-    <w:bookmarkStart w:id="52" w:name="卤代选择性决策树"/>
-    <w:p>
-      <w:pPr>
-        <w:pStyle w:val="Heading3"/>
-        <w:spacing w:before="280" w:after="120"/>
-      </w:pPr>
-      <w:r>
-        <w:rPr>
-          <w:rFonts w:ascii="Times New Roman" w:hAnsi="Times New Roman" w:eastAsia="Times New Roman" w:cs="Times New Roman"/>
-        </w:rPr>
-        <w:t xml:space="preserve">10.2 </w:t>
-      </w:r>
-      <w:r>
-        <w:rPr>
-          <w:rFonts w:hint="eastAsia" w:ascii="Times New Roman" w:hAnsi="Times New Roman" w:eastAsia="SimHei" w:cs="Times New Roman"/>
-        </w:rPr>
-        <w:t xml:space="preserve">卤代选择性决策树</w:t>
+          <w:rFonts w:ascii="Times New Roman" w:hAnsi="Times New Roman" w:eastAsia="Times New Roman" w:cs="Times New Roman"/>
+        </w:rPr>
+        <w:t xml:space="preserve">↓</w:t>
       </w:r>
     </w:p>
     <w:p>
@@ -26670,25 +26596,99 @@
         <w:rPr>
           <w:rFonts w:hint="eastAsia" w:ascii="Times New Roman" w:hAnsi="Times New Roman" w:eastAsia="FangSong" w:cs="Times New Roman"/>
         </w:rPr>
-        <w:t>判断卤代产物时</w:t>
-      </w:r>
-      <w:r>
-        <w:rPr>
-          <w:rFonts w:hint="eastAsia" w:ascii="Times New Roman" w:hAnsi="Times New Roman" w:eastAsia="Times New Roman" w:cs="Times New Roman"/>
-        </w:rPr>
-        <w:t>，</w:t>
-      </w:r>
-      <w:r>
-        <w:rPr>
-          <w:rFonts w:hint="eastAsia" w:ascii="Times New Roman" w:hAnsi="Times New Roman" w:eastAsia="FangSong" w:cs="Times New Roman"/>
-        </w:rPr>
-        <w:t>按以下顺序</w:t>
-      </w:r>
-      <w:r>
-        <w:rPr>
-          <w:rFonts w:hint="eastAsia" w:ascii="Times New Roman" w:hAnsi="Times New Roman" w:eastAsia="Times New Roman" w:cs="Times New Roman"/>
-        </w:rPr>
-        <w:t>：</w:t>
+        <w:t>题目要你回答什么</w:t>
+      </w:r>
+      <w:r>
+        <w:rPr>
+          <w:rFonts w:hint="eastAsia" w:ascii="Times New Roman" w:hAnsi="Times New Roman" w:eastAsia="Times New Roman" w:cs="Times New Roman"/>
+        </w:rPr>
+        <w:t>？（</w:t>
+      </w:r>
+      <w:r>
+        <w:rPr>
+          <w:rFonts w:hint="eastAsia" w:ascii="Times New Roman" w:hAnsi="Times New Roman" w:eastAsia="FangSong" w:cs="Times New Roman"/>
+        </w:rPr>
+        <w:t>主产物</w:t>
+      </w:r>
+      <w:r>
+        <w:rPr>
+          <w:rFonts w:hint="eastAsia" w:ascii="Times New Roman" w:hAnsi="Times New Roman" w:eastAsia="Times New Roman" w:cs="Times New Roman"/>
+        </w:rPr>
+        <w:t>?</w:t>
+      </w:r>
+      <w:r>
+        <w:rPr>
+          <w:rFonts w:ascii="Times New Roman" w:hAnsi="Times New Roman" w:eastAsia="Times New Roman" w:cs="Times New Roman"/>
+        </w:rPr>
+        <w:t xml:space="preserve"> </w:t>
+      </w:r>
+      <w:r>
+        <w:rPr>
+          <w:rFonts w:hint="eastAsia" w:ascii="Times New Roman" w:hAnsi="Times New Roman" w:eastAsia="FangSong" w:cs="Times New Roman"/>
+        </w:rPr>
+        <w:t>位点</w:t>
+      </w:r>
+      <w:r>
+        <w:rPr>
+          <w:rFonts w:hint="eastAsia" w:ascii="Times New Roman" w:hAnsi="Times New Roman" w:eastAsia="Times New Roman" w:cs="Times New Roman"/>
+        </w:rPr>
+        <w:t>?</w:t>
+      </w:r>
+      <w:r>
+        <w:rPr>
+          <w:rFonts w:ascii="Times New Roman" w:hAnsi="Times New Roman" w:eastAsia="Times New Roman" w:cs="Times New Roman"/>
+        </w:rPr>
+        <w:t xml:space="preserve"> </w:t>
+      </w:r>
+      <w:r>
+        <w:rPr>
+          <w:rFonts w:hint="eastAsia" w:ascii="Times New Roman" w:hAnsi="Times New Roman" w:eastAsia="FangSong" w:cs="Times New Roman"/>
+        </w:rPr>
+        <w:t>区域</w:t>
+      </w:r>
+      <w:r>
+        <w:rPr>
+          <w:rFonts w:hint="eastAsia" w:ascii="Times New Roman" w:hAnsi="Times New Roman" w:eastAsia="Times New Roman" w:cs="Times New Roman"/>
+        </w:rPr>
+        <w:t>?</w:t>
+      </w:r>
+      <w:r>
+        <w:rPr>
+          <w:rFonts w:ascii="Times New Roman" w:hAnsi="Times New Roman" w:eastAsia="Times New Roman" w:cs="Times New Roman"/>
+        </w:rPr>
+        <w:t xml:space="preserve"> </w:t>
+      </w:r>
+      <w:r>
+        <w:rPr>
+          <w:rFonts w:hint="eastAsia" w:ascii="Times New Roman" w:hAnsi="Times New Roman" w:eastAsia="FangSong" w:cs="Times New Roman"/>
+        </w:rPr>
+        <w:t>还是完整机理</w:t>
+      </w:r>
+      <w:r>
+        <w:rPr>
+          <w:rFonts w:hint="eastAsia" w:ascii="Times New Roman" w:hAnsi="Times New Roman" w:eastAsia="Times New Roman" w:cs="Times New Roman"/>
+        </w:rPr>
+        <w:t>?）</w:t>
+      </w:r>
+    </w:p>
+    <w:bookmarkEnd w:id="51"/>
+    <w:bookmarkStart w:id="52" w:name="卤代选择性决策树"/>
+    <w:p>
+      <w:pPr>
+        <w:pStyle w:val="Heading3"/>
+        <w:spacing w:before="280" w:after="120"/>
+      </w:pPr>
+      <w:r>
+        <w:rPr>
+          <w:rFonts w:ascii="Times New Roman" w:hAnsi="Times New Roman" w:eastAsia="Times New Roman" w:cs="Times New Roman"/>
+        </w:rPr>
+        <w:t xml:space="preserve">10.2 </w:t>
+      </w:r>
+      <w:r>
+        <w:rPr>
+          <w:rFonts w:hint="eastAsia" w:ascii="Times New Roman" w:hAnsi="Times New Roman" w:eastAsia="SimHei" w:cs="Times New Roman"/>
+        </w:rPr>
+        <w:t xml:space="preserve">卤代选择性决策树</w:t>
       </w:r>
     </w:p>
     <w:p>
@@ -26696,51 +26696,6 @@
         <w:pStyle w:val="Compact"/>
         <w:numPr>
           <w:ilvl w:val="0"/>
-          <w:numId w:val="1013"/>
-        </w:numPr>
-      </w:pPr>
-      <w:r>
-        <w:rPr>
-          <w:rFonts w:ascii="Times New Roman" w:hAnsi="Times New Roman" w:eastAsia="Times New Roman" w:cs="Times New Roman"/>
-        </w:rPr>
-        <w:t xml:space="preserve">① </w:t>
-      </w:r>
-      <w:r>
-        <w:rPr>
-          <w:rFonts w:hint="eastAsia" w:ascii="Times New Roman" w:hAnsi="Times New Roman" w:eastAsia="FangSong" w:cs="Times New Roman"/>
-        </w:rPr>
-        <w:t>底物中是否有烯丙位</w:t>
-      </w:r>
-      <w:r>
-        <w:rPr>
-          <w:rFonts w:hint="eastAsia" w:ascii="Times New Roman" w:hAnsi="Times New Roman" w:eastAsia="Times New Roman" w:cs="Times New Roman"/>
-        </w:rPr>
-        <w:t>/</w:t>
-      </w:r>
-      <w:r>
-        <w:rPr>
-          <w:rFonts w:hint="eastAsia" w:ascii="Times New Roman" w:hAnsi="Times New Roman" w:eastAsia="FangSong" w:cs="Times New Roman"/>
-        </w:rPr>
-        <w:t>苄位</w:t>
-      </w:r>
-      <w:r>
-        <w:rPr>
-          <w:rFonts w:ascii="Times New Roman" w:hAnsi="Times New Roman" w:eastAsia="Times New Roman" w:cs="Times New Roman"/>
-        </w:rPr>
-        <w:t xml:space="preserve"> </w:t>
-      </w:r>
-      <w:r>
-        <w:rPr>
-          <w:rFonts w:hint="eastAsia" w:ascii="Times New Roman" w:hAnsi="Times New Roman" w:eastAsia="Times New Roman" w:cs="Times New Roman"/>
-        </w:rPr>
-        <w:t xml:space="preserve">H？</w:t>
-      </w:r>
-    </w:p>
-    <w:p>
-      <w:pPr>
-        <w:pStyle w:val="Compact"/>
-        <w:numPr>
-          <w:ilvl w:val="1"/>
           <w:numId w:val="1014"/>
         </w:numPr>
       </w:pPr>
@@ -26748,82 +26703,25 @@
         <w:rPr>
           <w:rFonts w:hint="eastAsia" w:ascii="Times New Roman" w:hAnsi="Times New Roman" w:eastAsia="FangSong" w:cs="Times New Roman"/>
         </w:rPr>
-        <w:t xml:space="preserve">有</w:t>
-      </w:r>
-      <w:r>
-        <w:rPr>
-          <w:rFonts w:ascii="Times New Roman" w:hAnsi="Times New Roman" w:eastAsia="Times New Roman" w:cs="Times New Roman"/>
-        </w:rPr>
-        <w:t xml:space="preserve"> → </w:t>
-      </w:r>
-      <w:r>
-        <w:rPr>
-          <w:rFonts w:hint="eastAsia" w:ascii="Times New Roman" w:hAnsi="Times New Roman" w:eastAsia="FangSong" w:cs="Times New Roman"/>
-        </w:rPr>
-        <w:t>优先考虑烯丙位</w:t>
-      </w:r>
-      <w:r>
-        <w:rPr>
-          <w:rFonts w:hint="eastAsia" w:ascii="Times New Roman" w:hAnsi="Times New Roman" w:eastAsia="Times New Roman" w:cs="Times New Roman"/>
-        </w:rPr>
-        <w:t>/</w:t>
-      </w:r>
-      <w:r>
-        <w:rPr>
-          <w:rFonts w:hint="eastAsia" w:ascii="Times New Roman" w:hAnsi="Times New Roman" w:eastAsia="FangSong" w:cs="Times New Roman"/>
-        </w:rPr>
-        <w:t>苄位取代</w:t>
-      </w:r>
-      <w:r>
-        <w:rPr>
-          <w:rFonts w:hint="eastAsia" w:ascii="Times New Roman" w:hAnsi="Times New Roman" w:eastAsia="Times New Roman" w:cs="Times New Roman"/>
-        </w:rPr>
-        <w:t>（BDE</w:t>
-      </w:r>
-      <w:r>
-        <w:rPr>
-          <w:rFonts w:ascii="Times New Roman" w:hAnsi="Times New Roman" w:eastAsia="Times New Roman" w:cs="Times New Roman"/>
-        </w:rPr>
-        <w:t xml:space="preserve"> </w:t>
-      </w:r>
-      <w:r>
-        <w:rPr>
-          <w:rFonts w:hint="eastAsia" w:ascii="Times New Roman" w:hAnsi="Times New Roman" w:eastAsia="FangSong" w:cs="Times New Roman"/>
-        </w:rPr>
-        <w:t>最低</w:t>
-      </w:r>
-      <w:r>
-        <w:rPr>
-          <w:rFonts w:hint="eastAsia" w:ascii="Times New Roman" w:hAnsi="Times New Roman" w:eastAsia="Times New Roman" w:cs="Times New Roman"/>
-        </w:rPr>
-        <w:t>）</w:t>
-      </w:r>
-    </w:p>
-    <w:p>
-      <w:pPr>
-        <w:pStyle w:val="Compact"/>
-        <w:numPr>
-          <w:ilvl w:val="1"/>
-          <w:numId w:val="1014"/>
-        </w:numPr>
-      </w:pPr>
-      <w:r>
-        <w:rPr>
-          <w:rFonts w:hint="eastAsia" w:ascii="Times New Roman" w:hAnsi="Times New Roman" w:eastAsia="FangSong" w:cs="Times New Roman"/>
-        </w:rPr>
-        <w:t xml:space="preserve">无</w:t>
-      </w:r>
-      <w:r>
-        <w:rPr>
-          <w:rFonts w:ascii="Times New Roman" w:hAnsi="Times New Roman" w:eastAsia="Times New Roman" w:cs="Times New Roman"/>
-        </w:rPr>
-        <w:t xml:space="preserve"> → </w:t>
-      </w:r>
-      <w:r>
-        <w:rPr>
-          <w:rFonts w:hint="eastAsia" w:ascii="Times New Roman" w:hAnsi="Times New Roman" w:eastAsia="FangSong" w:cs="Times New Roman"/>
-        </w:rPr>
-        <w:t xml:space="preserve">进入下一步</w:t>
+        <w:t>判断卤代产物时</w:t>
+      </w:r>
+      <w:r>
+        <w:rPr>
+          <w:rFonts w:hint="eastAsia" w:ascii="Times New Roman" w:hAnsi="Times New Roman" w:eastAsia="Times New Roman" w:cs="Times New Roman"/>
+        </w:rPr>
+        <w:t>，</w:t>
+      </w:r>
+      <w:r>
+        <w:rPr>
+          <w:rFonts w:hint="eastAsia" w:ascii="Times New Roman" w:hAnsi="Times New Roman" w:eastAsia="FangSong" w:cs="Times New Roman"/>
+        </w:rPr>
+        <w:t>按以下顺序</w:t>
+      </w:r>
+      <w:r>
+        <w:rPr>
+          <w:rFonts w:hint="eastAsia" w:ascii="Times New Roman" w:hAnsi="Times New Roman" w:eastAsia="Times New Roman" w:cs="Times New Roman"/>
+        </w:rPr>
+        <w:t>：</w:t>
       </w:r>
     </w:p>
     <w:p>
@@ -26831,20 +26729,32 @@
         <w:pStyle w:val="Compact"/>
         <w:numPr>
           <w:ilvl w:val="0"/>
-          <w:numId w:val="1013"/>
+          <w:numId w:val="1014"/>
         </w:numPr>
       </w:pPr>
       <w:r>
         <w:rPr>
           <w:rFonts w:ascii="Times New Roman" w:hAnsi="Times New Roman" w:eastAsia="Times New Roman" w:cs="Times New Roman"/>
         </w:rPr>
-        <w:t xml:space="preserve">② </w:t>
-      </w:r>
-      <w:r>
-        <w:rPr>
-          <w:rFonts w:hint="eastAsia" w:ascii="Times New Roman" w:hAnsi="Times New Roman" w:eastAsia="FangSong" w:cs="Times New Roman"/>
-        </w:rPr>
-        <w:t xml:space="preserve">是否存在三级</w:t>
+        <w:t xml:space="preserve">① </w:t>
+      </w:r>
+      <w:r>
+        <w:rPr>
+          <w:rFonts w:hint="eastAsia" w:ascii="Times New Roman" w:hAnsi="Times New Roman" w:eastAsia="FangSong" w:cs="Times New Roman"/>
+        </w:rPr>
+        <w:t>底物中是否有烯丙位</w:t>
+      </w:r>
+      <w:r>
+        <w:rPr>
+          <w:rFonts w:hint="eastAsia" w:ascii="Times New Roman" w:hAnsi="Times New Roman" w:eastAsia="Times New Roman" w:cs="Times New Roman"/>
+        </w:rPr>
+        <w:t>/</w:t>
+      </w:r>
+      <w:r>
+        <w:rPr>
+          <w:rFonts w:hint="eastAsia" w:ascii="Times New Roman" w:hAnsi="Times New Roman" w:eastAsia="FangSong" w:cs="Times New Roman"/>
+        </w:rPr>
+        <w:t>苄位</w:t>
       </w:r>
       <w:r>
         <w:rPr>
@@ -26871,7 +26781,7 @@
         <w:rPr>
           <w:rFonts w:hint="eastAsia" w:ascii="Times New Roman" w:hAnsi="Times New Roman" w:eastAsia="FangSong" w:cs="Times New Roman"/>
         </w:rPr>
-        <w:t xml:space="preserve">是</w:t>
+        <w:t xml:space="preserve">有</w:t>
       </w:r>
       <w:r>
         <w:rPr>
@@ -26883,117 +26793,43 @@
         <w:rPr>
           <w:rFonts w:hint="eastAsia" w:ascii="Times New Roman" w:hAnsi="Times New Roman" w:eastAsia="FangSong" w:cs="Times New Roman"/>
         </w:rPr>
-        <w:t xml:space="preserve">判断卤素种类</w:t>
-      </w:r>
-    </w:p>
-    <w:p>
-      <w:pPr>
-        <w:pStyle w:val="Compact"/>
-        <w:numPr>
-          <w:ilvl w:val="2"/>
-          <w:numId w:val="1016"/>
-        </w:numPr>
-      </w:pPr>
-      <w:r>
-        <w:rPr>
-          <w:rFonts w:ascii="Times New Roman" w:hAnsi="Times New Roman" w:eastAsia="Times New Roman" w:cs="Times New Roman"/>
-        </w:rPr>
-        <w:t>Br</w:t>
-      </w:r>
-      <w:r>
-        <w:rPr>
-          <w:rFonts w:ascii="Times New Roman" w:hAnsi="Times New Roman" w:eastAsia="Times New Roman" w:cs="Times New Roman"/>
-          <w:vertAlign w:val="subscript"/>
-        </w:rPr>
-        <w:t>2</w:t>
-      </w:r>
-      <w:r>
-        <w:rPr>
-          <w:rFonts w:ascii="Times New Roman" w:hAnsi="Times New Roman" w:eastAsia="Times New Roman" w:cs="Times New Roman"/>
-        </w:rPr>
-        <w:t xml:space="preserve"> → </w:t>
-      </w:r>
-      <w:r>
-        <w:rPr>
-          <w:rFonts w:hint="eastAsia" w:ascii="Times New Roman" w:hAnsi="Times New Roman" w:eastAsia="FangSong" w:cs="Times New Roman"/>
-        </w:rPr>
-        <w:t>几乎专一在三级位</w:t>
-      </w:r>
-      <w:r>
-        <w:rPr>
-          <w:rFonts w:hint="eastAsia" w:ascii="Times New Roman" w:hAnsi="Times New Roman" w:eastAsia="Times New Roman" w:cs="Times New Roman"/>
-        </w:rPr>
-        <w:t>（</w:t>
-      </w:r>
-      <w:r>
-        <w:rPr>
-          <w:rFonts w:hint="eastAsia" w:ascii="Times New Roman" w:hAnsi="Times New Roman" w:eastAsia="FangSong" w:cs="Times New Roman"/>
-        </w:rPr>
-        <w:t>选择性</w:t>
-      </w:r>
-      <w:r>
-        <w:rPr>
-          <w:rFonts w:ascii="Times New Roman" w:hAnsi="Times New Roman" w:eastAsia="Times New Roman" w:cs="Times New Roman"/>
-        </w:rPr>
-        <w:t xml:space="preserve"> &gt; </w:t>
-      </w:r>
-      <w:r>
-        <w:rPr>
-          <w:rFonts w:hint="eastAsia" w:ascii="Times New Roman" w:hAnsi="Times New Roman" w:eastAsia="Times New Roman" w:cs="Times New Roman"/>
-        </w:rPr>
-        <w:t xml:space="preserve">1600:1）</w:t>
-      </w:r>
-    </w:p>
-    <w:p>
-      <w:pPr>
-        <w:pStyle w:val="Compact"/>
-        <w:numPr>
-          <w:ilvl w:val="2"/>
-          <w:numId w:val="1016"/>
-        </w:numPr>
-      </w:pPr>
-      <w:r>
-        <w:rPr>
-          <w:rFonts w:ascii="Times New Roman" w:hAnsi="Times New Roman" w:eastAsia="Times New Roman" w:cs="Times New Roman"/>
-        </w:rPr>
-        <w:t>Cl</w:t>
-      </w:r>
-      <w:r>
-        <w:rPr>
-          <w:rFonts w:ascii="Times New Roman" w:hAnsi="Times New Roman" w:eastAsia="Times New Roman" w:cs="Times New Roman"/>
-          <w:vertAlign w:val="subscript"/>
-        </w:rPr>
-        <w:t>2</w:t>
-      </w:r>
-      <w:r>
-        <w:rPr>
-          <w:rFonts w:ascii="Times New Roman" w:hAnsi="Times New Roman" w:eastAsia="Times New Roman" w:cs="Times New Roman"/>
-        </w:rPr>
-        <w:t xml:space="preserve"> → </w:t>
-      </w:r>
-      <w:r>
-        <w:rPr>
-          <w:rFonts w:hint="eastAsia" w:ascii="Times New Roman" w:hAnsi="Times New Roman" w:eastAsia="FangSong" w:cs="Times New Roman"/>
-        </w:rPr>
-        <w:t>按比例计算</w:t>
-      </w:r>
-      <w:r>
-        <w:rPr>
-          <w:rFonts w:hint="eastAsia" w:ascii="Times New Roman" w:hAnsi="Times New Roman" w:eastAsia="Times New Roman" w:cs="Times New Roman"/>
-        </w:rPr>
-        <w:t>（3°:2°:1°</w:t>
-      </w:r>
-      <w:r>
-        <w:rPr>
-          <w:rFonts w:ascii="Times New Roman" w:hAnsi="Times New Roman" w:eastAsia="Times New Roman" w:cs="Times New Roman"/>
-        </w:rPr>
-        <w:t xml:space="preserve"> ≈ </w:t>
-      </w:r>
-      <w:r>
-        <w:rPr>
-          <w:rFonts w:hint="eastAsia" w:ascii="Times New Roman" w:hAnsi="Times New Roman" w:eastAsia="Times New Roman" w:cs="Times New Roman"/>
-        </w:rPr>
-        <w:t xml:space="preserve">5:4:1）</w:t>
+        <w:t>优先考虑烯丙位</w:t>
+      </w:r>
+      <w:r>
+        <w:rPr>
+          <w:rFonts w:hint="eastAsia" w:ascii="Times New Roman" w:hAnsi="Times New Roman" w:eastAsia="Times New Roman" w:cs="Times New Roman"/>
+        </w:rPr>
+        <w:t>/</w:t>
+      </w:r>
+      <w:r>
+        <w:rPr>
+          <w:rFonts w:hint="eastAsia" w:ascii="Times New Roman" w:hAnsi="Times New Roman" w:eastAsia="FangSong" w:cs="Times New Roman"/>
+        </w:rPr>
+        <w:t>苄位取代</w:t>
+      </w:r>
+      <w:r>
+        <w:rPr>
+          <w:rFonts w:hint="eastAsia" w:ascii="Times New Roman" w:hAnsi="Times New Roman" w:eastAsia="Times New Roman" w:cs="Times New Roman"/>
+        </w:rPr>
+        <w:t>（BDE</w:t>
+      </w:r>
+      <w:r>
+        <w:rPr>
+          <w:rFonts w:ascii="Times New Roman" w:hAnsi="Times New Roman" w:eastAsia="Times New Roman" w:cs="Times New Roman"/>
+        </w:rPr>
+        <w:t xml:space="preserve"> </w:t>
+      </w:r>
+      <w:r>
+        <w:rPr>
+          <w:rFonts w:hint="eastAsia" w:ascii="Times New Roman" w:hAnsi="Times New Roman" w:eastAsia="FangSong" w:cs="Times New Roman"/>
+        </w:rPr>
+        <w:t>最低</w:t>
+      </w:r>
+      <w:r>
+        <w:rPr>
+          <w:rFonts w:hint="eastAsia" w:ascii="Times New Roman" w:hAnsi="Times New Roman" w:eastAsia="Times New Roman" w:cs="Times New Roman"/>
+        </w:rPr>
+        <w:t>）</w:t>
       </w:r>
     </w:p>
     <w:p>
@@ -27002,6 +26838,203 @@
         <w:numPr>
           <w:ilvl w:val="1"/>
           <w:numId w:val="1015"/>
+        </w:numPr>
+      </w:pPr>
+      <w:r>
+        <w:rPr>
+          <w:rFonts w:hint="eastAsia" w:ascii="Times New Roman" w:hAnsi="Times New Roman" w:eastAsia="FangSong" w:cs="Times New Roman"/>
+        </w:rPr>
+        <w:t xml:space="preserve">无</w:t>
+      </w:r>
+      <w:r>
+        <w:rPr>
+          <w:rFonts w:ascii="Times New Roman" w:hAnsi="Times New Roman" w:eastAsia="Times New Roman" w:cs="Times New Roman"/>
+        </w:rPr>
+        <w:t xml:space="preserve"> → </w:t>
+      </w:r>
+      <w:r>
+        <w:rPr>
+          <w:rFonts w:hint="eastAsia" w:ascii="Times New Roman" w:hAnsi="Times New Roman" w:eastAsia="FangSong" w:cs="Times New Roman"/>
+        </w:rPr>
+        <w:t xml:space="preserve">进入下一步</w:t>
+      </w:r>
+    </w:p>
+    <w:p>
+      <w:pPr>
+        <w:pStyle w:val="Compact"/>
+        <w:numPr>
+          <w:ilvl w:val="0"/>
+          <w:numId w:val="1014"/>
+        </w:numPr>
+      </w:pPr>
+      <w:r>
+        <w:rPr>
+          <w:rFonts w:ascii="Times New Roman" w:hAnsi="Times New Roman" w:eastAsia="Times New Roman" w:cs="Times New Roman"/>
+        </w:rPr>
+        <w:t xml:space="preserve">② </w:t>
+      </w:r>
+      <w:r>
+        <w:rPr>
+          <w:rFonts w:hint="eastAsia" w:ascii="Times New Roman" w:hAnsi="Times New Roman" w:eastAsia="FangSong" w:cs="Times New Roman"/>
+        </w:rPr>
+        <w:t xml:space="preserve">是否存在三级</w:t>
+      </w:r>
+      <w:r>
+        <w:rPr>
+          <w:rFonts w:ascii="Times New Roman" w:hAnsi="Times New Roman" w:eastAsia="Times New Roman" w:cs="Times New Roman"/>
+        </w:rPr>
+        <w:t xml:space="preserve"> </w:t>
+      </w:r>
+      <w:r>
+        <w:rPr>
+          <w:rFonts w:hint="eastAsia" w:ascii="Times New Roman" w:hAnsi="Times New Roman" w:eastAsia="Times New Roman" w:cs="Times New Roman"/>
+        </w:rPr>
+        <w:t xml:space="preserve">H？</w:t>
+      </w:r>
+    </w:p>
+    <w:p>
+      <w:pPr>
+        <w:pStyle w:val="Compact"/>
+        <w:numPr>
+          <w:ilvl w:val="1"/>
+          <w:numId w:val="1016"/>
+        </w:numPr>
+      </w:pPr>
+      <w:r>
+        <w:rPr>
+          <w:rFonts w:hint="eastAsia" w:ascii="Times New Roman" w:hAnsi="Times New Roman" w:eastAsia="FangSong" w:cs="Times New Roman"/>
+        </w:rPr>
+        <w:t xml:space="preserve">是</w:t>
+      </w:r>
+      <w:r>
+        <w:rPr>
+          <w:rFonts w:ascii="Times New Roman" w:hAnsi="Times New Roman" w:eastAsia="Times New Roman" w:cs="Times New Roman"/>
+        </w:rPr>
+        <w:t xml:space="preserve"> → </w:t>
+      </w:r>
+      <w:r>
+        <w:rPr>
+          <w:rFonts w:hint="eastAsia" w:ascii="Times New Roman" w:hAnsi="Times New Roman" w:eastAsia="FangSong" w:cs="Times New Roman"/>
+        </w:rPr>
+        <w:t xml:space="preserve">判断卤素种类</w:t>
+      </w:r>
+    </w:p>
+    <w:p>
+      <w:pPr>
+        <w:pStyle w:val="Compact"/>
+        <w:numPr>
+          <w:ilvl w:val="2"/>
+          <w:numId w:val="1017"/>
+        </w:numPr>
+      </w:pPr>
+      <w:r>
+        <w:rPr>
+          <w:rFonts w:ascii="Times New Roman" w:hAnsi="Times New Roman" w:eastAsia="Times New Roman" w:cs="Times New Roman"/>
+        </w:rPr>
+        <w:t>Br</w:t>
+      </w:r>
+      <w:r>
+        <w:rPr>
+          <w:rFonts w:ascii="Times New Roman" w:hAnsi="Times New Roman" w:eastAsia="Times New Roman" w:cs="Times New Roman"/>
+          <w:vertAlign w:val="subscript"/>
+        </w:rPr>
+        <w:t>2</w:t>
+      </w:r>
+      <w:r>
+        <w:rPr>
+          <w:rFonts w:ascii="Times New Roman" w:hAnsi="Times New Roman" w:eastAsia="Times New Roman" w:cs="Times New Roman"/>
+        </w:rPr>
+        <w:t xml:space="preserve"> → </w:t>
+      </w:r>
+      <w:r>
+        <w:rPr>
+          <w:rFonts w:hint="eastAsia" w:ascii="Times New Roman" w:hAnsi="Times New Roman" w:eastAsia="FangSong" w:cs="Times New Roman"/>
+        </w:rPr>
+        <w:t>几乎专一在三级位</w:t>
+      </w:r>
+      <w:r>
+        <w:rPr>
+          <w:rFonts w:hint="eastAsia" w:ascii="Times New Roman" w:hAnsi="Times New Roman" w:eastAsia="Times New Roman" w:cs="Times New Roman"/>
+        </w:rPr>
+        <w:t>（</w:t>
+      </w:r>
+      <w:r>
+        <w:rPr>
+          <w:rFonts w:hint="eastAsia" w:ascii="Times New Roman" w:hAnsi="Times New Roman" w:eastAsia="FangSong" w:cs="Times New Roman"/>
+        </w:rPr>
+        <w:t>选择性</w:t>
+      </w:r>
+      <w:r>
+        <w:rPr>
+          <w:rFonts w:ascii="Times New Roman" w:hAnsi="Times New Roman" w:eastAsia="Times New Roman" w:cs="Times New Roman"/>
+        </w:rPr>
+        <w:t xml:space="preserve"> &gt; </w:t>
+      </w:r>
+      <w:r>
+        <w:rPr>
+          <w:rFonts w:hint="eastAsia" w:ascii="Times New Roman" w:hAnsi="Times New Roman" w:eastAsia="Times New Roman" w:cs="Times New Roman"/>
+        </w:rPr>
+        <w:t xml:space="preserve">1600:1）</w:t>
+      </w:r>
+    </w:p>
+    <w:p>
+      <w:pPr>
+        <w:pStyle w:val="Compact"/>
+        <w:numPr>
+          <w:ilvl w:val="2"/>
+          <w:numId w:val="1017"/>
+        </w:numPr>
+      </w:pPr>
+      <w:r>
+        <w:rPr>
+          <w:rFonts w:ascii="Times New Roman" w:hAnsi="Times New Roman" w:eastAsia="Times New Roman" w:cs="Times New Roman"/>
+        </w:rPr>
+        <w:t>Cl</w:t>
+      </w:r>
+      <w:r>
+        <w:rPr>
+          <w:rFonts w:ascii="Times New Roman" w:hAnsi="Times New Roman" w:eastAsia="Times New Roman" w:cs="Times New Roman"/>
+          <w:vertAlign w:val="subscript"/>
+        </w:rPr>
+        <w:t>2</w:t>
+      </w:r>
+      <w:r>
+        <w:rPr>
+          <w:rFonts w:ascii="Times New Roman" w:hAnsi="Times New Roman" w:eastAsia="Times New Roman" w:cs="Times New Roman"/>
+        </w:rPr>
+        <w:t xml:space="preserve"> → </w:t>
+      </w:r>
+      <w:r>
+        <w:rPr>
+          <w:rFonts w:hint="eastAsia" w:ascii="Times New Roman" w:hAnsi="Times New Roman" w:eastAsia="FangSong" w:cs="Times New Roman"/>
+        </w:rPr>
+        <w:t>按比例计算</w:t>
+      </w:r>
+      <w:r>
+        <w:rPr>
+          <w:rFonts w:hint="eastAsia" w:ascii="Times New Roman" w:hAnsi="Times New Roman" w:eastAsia="Times New Roman" w:cs="Times New Roman"/>
+        </w:rPr>
+        <w:t>（3°:2°:1°</w:t>
+      </w:r>
+      <w:r>
+        <w:rPr>
+          <w:rFonts w:ascii="Times New Roman" w:hAnsi="Times New Roman" w:eastAsia="Times New Roman" w:cs="Times New Roman"/>
+        </w:rPr>
+        <w:t xml:space="preserve"> ≈ </w:t>
+      </w:r>
+      <w:r>
+        <w:rPr>
+          <w:rFonts w:hint="eastAsia" w:ascii="Times New Roman" w:hAnsi="Times New Roman" w:eastAsia="Times New Roman" w:cs="Times New Roman"/>
+        </w:rPr>
+        <w:t xml:space="preserve">5:4:1）</w:t>
+      </w:r>
+    </w:p>
+    <w:p>
+      <w:pPr>
+        <w:pStyle w:val="Compact"/>
+        <w:numPr>
+          <w:ilvl w:val="1"/>
+          <w:numId w:val="1016"/>
         </w:numPr>
       </w:pPr>
       <w:r>
@@ -28144,188 +28177,267 @@
     </w:p>
     <w:p>
       <w:pPr>
-        <w:pStyle w:val="SourceCode"/>
+        <w:pStyle w:val="FirstParagraph"/>
       </w:pPr>
       <w:r>
         <w:rPr>
-          <w:rStyle w:val="VerbatimChar"/>
-          <w:rFonts w:hint="eastAsia" w:ascii="SimSun" w:hAnsi="SimSun" w:eastAsia="SimSun" w:cs="SimSun"/>
+          <w:rFonts w:hint="eastAsia" w:ascii="Times New Roman" w:hAnsi="Times New Roman" w:eastAsia="FangSong" w:cs="Times New Roman"/>
+          <w:b/>
+          <w:bCs/>
         </w:rPr>
         <w:t>苄基</w:t>
       </w:r>
       <w:r>
         <w:rPr>
-          <w:rStyle w:val="VerbatimChar"/>
-          <w:rFonts w:hint="eastAsia" w:ascii="SimSun" w:hAnsi="SimSun" w:eastAsia="SimSun" w:cs="SimSun"/>
+          <w:rFonts w:hint="eastAsia" w:ascii="Times New Roman" w:hAnsi="Times New Roman" w:eastAsia="Times New Roman" w:cs="Times New Roman"/>
+          <w:b/>
+          <w:bCs/>
         </w:rPr>
         <w:t>/</w:t>
       </w:r>
       <w:r>
         <w:rPr>
-          <w:rStyle w:val="VerbatimChar"/>
-          <w:rFonts w:hint="eastAsia" w:ascii="SimSun" w:hAnsi="SimSun" w:eastAsia="SimSun" w:cs="SimSun"/>
+          <w:rFonts w:hint="eastAsia" w:ascii="Times New Roman" w:hAnsi="Times New Roman" w:eastAsia="FangSong" w:cs="Times New Roman"/>
+          <w:b/>
+          <w:bCs/>
         </w:rPr>
         <w:t>烯丙基</w:t>
       </w:r>
       <w:r>
         <w:rPr>
-          <w:rStyle w:val="VerbatimChar"/>
-          <w:rFonts w:hint="eastAsia" w:ascii="SimSun" w:hAnsi="SimSun" w:eastAsia="SimSun" w:cs="SimSun"/>
+          <w:rFonts w:hint="eastAsia" w:ascii="Times New Roman" w:hAnsi="Times New Roman" w:eastAsia="Times New Roman" w:cs="Times New Roman"/>
+          <w:b/>
+          <w:bCs/>
         </w:rPr>
         <w:t>（</w:t>
       </w:r>
       <w:r>
         <w:rPr>
-          <w:rStyle w:val="VerbatimChar"/>
-          <w:rFonts w:hint="eastAsia" w:ascii="SimSun" w:hAnsi="SimSun" w:eastAsia="SimSun" w:cs="SimSun"/>
+          <w:rFonts w:hint="eastAsia" w:ascii="Times New Roman" w:hAnsi="Times New Roman" w:eastAsia="FangSong" w:cs="Times New Roman"/>
+          <w:b/>
+          <w:bCs/>
         </w:rPr>
         <w:t>离域</w:t>
       </w:r>
       <w:r>
         <w:rPr>
-          <w:rStyle w:val="VerbatimChar"/>
-          <w:rFonts w:hint="eastAsia" w:ascii="SimSun" w:hAnsi="SimSun" w:eastAsia="SimSun" w:cs="SimSun"/>
-        </w:rPr>
-        <w:t>）</w:t>
-      </w:r>
-      <w:r>
-        <w:rPr>
-          <w:rStyle w:val="VerbatimChar"/>
-          <w:rFonts w:ascii="SimSun" w:hAnsi="SimSun" w:eastAsia="SimSun" w:cs="SimSun"/>
+          <w:rFonts w:hint="eastAsia" w:ascii="Times New Roman" w:hAnsi="Times New Roman" w:eastAsia="Times New Roman" w:cs="Times New Roman"/>
+          <w:b/>
+          <w:bCs/>
+        </w:rPr>
+        <w:t>）&gt;</w:t>
+      </w:r>
+      <w:r>
+        <w:rPr>
+          <w:rFonts w:ascii="Times New Roman" w:hAnsi="Times New Roman" w:eastAsia="Times New Roman" w:cs="Times New Roman"/>
+          <w:b/>
+          <w:bCs/>
+        </w:rPr>
+        <w:t xml:space="preserve"> </w:t>
+      </w:r>
+      <w:r>
+        <w:rPr>
+          <w:rFonts w:hint="eastAsia" w:ascii="Times New Roman" w:hAnsi="Times New Roman" w:eastAsia="FangSong" w:cs="Times New Roman"/>
+          <w:b/>
+          <w:bCs/>
+        </w:rPr>
+        <w:t>叔</w:t>
+      </w:r>
+      <w:r>
+        <w:rPr>
+          <w:rFonts w:hint="eastAsia" w:ascii="Times New Roman" w:hAnsi="Times New Roman" w:eastAsia="Times New Roman" w:cs="Times New Roman"/>
+          <w:b/>
+          <w:bCs/>
+        </w:rPr>
+        <w:t>（</w:t>
+      </w:r>
+      <w:r>
+        <w:rPr>
+          <w:rFonts w:hint="eastAsia" w:ascii="Times New Roman" w:hAnsi="Times New Roman" w:eastAsia="FangSong" w:cs="Times New Roman"/>
+          <w:b/>
+          <w:bCs/>
+        </w:rPr>
+        <w:t>超共轭</w:t>
+      </w:r>
+      <w:r>
+        <w:rPr>
+          <w:rFonts w:hint="eastAsia" w:ascii="Times New Roman" w:hAnsi="Times New Roman" w:eastAsia="Times New Roman" w:cs="Times New Roman"/>
+          <w:b/>
+          <w:bCs/>
+        </w:rPr>
+        <w:t>）&gt;</w:t>
+      </w:r>
+      <w:r>
+        <w:rPr>
+          <w:rFonts w:ascii="Times New Roman" w:hAnsi="Times New Roman" w:eastAsia="Times New Roman" w:cs="Times New Roman"/>
+          <w:b/>
+          <w:bCs/>
+        </w:rPr>
+        <w:t xml:space="preserve"> </w:t>
+      </w:r>
+      <w:r>
+        <w:rPr>
+          <w:rFonts w:hint="eastAsia" w:ascii="Times New Roman" w:hAnsi="Times New Roman" w:eastAsia="FangSong" w:cs="Times New Roman"/>
+          <w:b/>
+          <w:bCs/>
+        </w:rPr>
+        <w:t xml:space="preserve">仲</w:t>
+      </w:r>
+      <w:r>
+        <w:rPr>
+          <w:rFonts w:ascii="Times New Roman" w:hAnsi="Times New Roman" w:eastAsia="Times New Roman" w:cs="Times New Roman"/>
+          <w:b/>
+          <w:bCs/>
         </w:rPr>
         <w:t xml:space="preserve"> &gt; </w:t>
       </w:r>
       <w:r>
         <w:rPr>
-          <w:rStyle w:val="VerbatimChar"/>
-          <w:rFonts w:hint="eastAsia" w:ascii="SimSun" w:hAnsi="SimSun" w:eastAsia="SimSun" w:cs="SimSun"/>
-        </w:rPr>
-        <w:t>叔</w:t>
-      </w:r>
-      <w:r>
-        <w:rPr>
-          <w:rStyle w:val="VerbatimChar"/>
-          <w:rFonts w:hint="eastAsia" w:ascii="SimSun" w:hAnsi="SimSun" w:eastAsia="SimSun" w:cs="SimSun"/>
+          <w:rFonts w:hint="eastAsia" w:ascii="Times New Roman" w:hAnsi="Times New Roman" w:eastAsia="FangSong" w:cs="Times New Roman"/>
+          <w:b/>
+          <w:bCs/>
+        </w:rPr>
+        <w:t xml:space="preserve">伯</w:t>
+      </w:r>
+      <w:r>
+        <w:rPr>
+          <w:rFonts w:ascii="Times New Roman" w:hAnsi="Times New Roman" w:eastAsia="Times New Roman" w:cs="Times New Roman"/>
+          <w:b/>
+          <w:bCs/>
+        </w:rPr>
+        <w:t xml:space="preserve"> &gt; </w:t>
+      </w:r>
+      <w:r>
+        <w:rPr>
+          <w:rFonts w:hint="eastAsia" w:ascii="Times New Roman" w:hAnsi="Times New Roman" w:eastAsia="FangSong" w:cs="Times New Roman"/>
+          <w:b/>
+          <w:bCs/>
+        </w:rPr>
+        <w:t xml:space="preserve">甲基</w:t>
+      </w:r>
+      <w:r>
+        <w:rPr>
+          <w:rFonts w:ascii="Times New Roman" w:hAnsi="Times New Roman" w:eastAsia="Times New Roman" w:cs="Times New Roman"/>
+          <w:b/>
+          <w:bCs/>
+        </w:rPr>
+        <w:t xml:space="preserve"> &gt; </w:t>
+      </w:r>
+      <w:r>
+        <w:rPr>
+          <w:rFonts w:hint="eastAsia" w:ascii="Times New Roman" w:hAnsi="Times New Roman" w:eastAsia="FangSong" w:cs="Times New Roman"/>
+          <w:b/>
+          <w:bCs/>
+        </w:rPr>
+        <w:t>乙烯基</w:t>
+      </w:r>
+      <w:r>
+        <w:rPr>
+          <w:rFonts w:hint="eastAsia" w:ascii="Times New Roman" w:hAnsi="Times New Roman" w:eastAsia="Times New Roman" w:cs="Times New Roman"/>
+          <w:b/>
+          <w:bCs/>
+        </w:rPr>
+        <w:t>/</w:t>
+      </w:r>
+      <w:r>
+        <w:rPr>
+          <w:rFonts w:hint="eastAsia" w:ascii="Times New Roman" w:hAnsi="Times New Roman" w:eastAsia="FangSong" w:cs="Times New Roman"/>
+          <w:b/>
+          <w:bCs/>
+        </w:rPr>
+        <w:t>苯基</w:t>
+      </w:r>
+      <w:r>
+        <w:rPr>
+          <w:rFonts w:hint="eastAsia" w:ascii="Times New Roman" w:hAnsi="Times New Roman" w:eastAsia="Times New Roman" w:cs="Times New Roman"/>
+        </w:rPr>
+        <w:t>。</w:t>
+      </w:r>
+      <w:r>
+        <w:rPr>
+          <w:rFonts w:hint="eastAsia" w:ascii="Times New Roman" w:hAnsi="Times New Roman" w:eastAsia="FangSong" w:cs="Times New Roman"/>
+        </w:rPr>
+        <w:t>与碳正离子的最大区别</w:t>
+      </w:r>
+      <w:r>
+        <w:rPr>
+          <w:rFonts w:hint="eastAsia" w:ascii="Times New Roman" w:hAnsi="Times New Roman" w:eastAsia="Times New Roman" w:cs="Times New Roman"/>
+        </w:rPr>
+        <w:t>：</w:t>
+      </w:r>
+      <w:r>
+        <w:rPr>
+          <w:rFonts w:hint="eastAsia" w:ascii="Times New Roman" w:hAnsi="Times New Roman" w:eastAsia="FangSong" w:cs="Times New Roman"/>
+        </w:rPr>
+        <w:t>乙烯基</w:t>
+      </w:r>
+      <w:r>
+        <w:rPr>
+          <w:rFonts w:hint="eastAsia" w:ascii="Times New Roman" w:hAnsi="Times New Roman" w:eastAsia="Times New Roman" w:cs="Times New Roman"/>
+        </w:rPr>
+        <w:t>/</w:t>
+      </w:r>
+      <w:r>
+        <w:rPr>
+          <w:rFonts w:hint="eastAsia" w:ascii="Times New Roman" w:hAnsi="Times New Roman" w:eastAsia="FangSong" w:cs="Times New Roman"/>
+        </w:rPr>
+        <w:t>苯基自由基极不稳定</w:t>
+      </w:r>
+      <w:r>
+        <w:rPr>
+          <w:rFonts w:hint="eastAsia" w:ascii="Times New Roman" w:hAnsi="Times New Roman" w:eastAsia="Times New Roman" w:cs="Times New Roman"/>
         </w:rPr>
         <w:t>（</w:t>
       </w:r>
       <w:r>
         <w:rPr>
-          <w:rStyle w:val="VerbatimChar"/>
-          <w:rFonts w:hint="eastAsia" w:ascii="SimSun" w:hAnsi="SimSun" w:eastAsia="SimSun" w:cs="SimSun"/>
-        </w:rPr>
-        <w:t>超共轭</w:t>
-      </w:r>
-      <w:r>
-        <w:rPr>
-          <w:rStyle w:val="VerbatimChar"/>
-          <w:rFonts w:hint="eastAsia" w:ascii="SimSun" w:hAnsi="SimSun" w:eastAsia="SimSun" w:cs="SimSun"/>
-        </w:rPr>
-        <w:t>）</w:t>
-      </w:r>
-      <w:r>
-        <w:rPr>
-          <w:rStyle w:val="VerbatimChar"/>
-          <w:rFonts w:ascii="SimSun" w:hAnsi="SimSun" w:eastAsia="SimSun" w:cs="SimSun"/>
-        </w:rPr>
-        <w:t xml:space="preserve"> &gt; </w:t>
-      </w:r>
-      <w:r>
-        <w:rPr>
-          <w:rStyle w:val="VerbatimChar"/>
-          <w:rFonts w:hint="eastAsia" w:ascii="SimSun" w:hAnsi="SimSun" w:eastAsia="SimSun" w:cs="SimSun"/>
-        </w:rPr>
-        <w:t xml:space="preserve">仲</w:t>
-      </w:r>
-      <w:r>
-        <w:rPr>
-          <w:rStyle w:val="VerbatimChar"/>
-          <w:rFonts w:ascii="SimSun" w:hAnsi="SimSun" w:eastAsia="SimSun" w:cs="SimSun"/>
-        </w:rPr>
-        <w:t xml:space="preserve"> &gt; </w:t>
-      </w:r>
-      <w:r>
-        <w:rPr>
-          <w:rStyle w:val="VerbatimChar"/>
-          <w:rFonts w:hint="eastAsia" w:ascii="SimSun" w:hAnsi="SimSun" w:eastAsia="SimSun" w:cs="SimSun"/>
-        </w:rPr>
-        <w:t xml:space="preserve">伯</w:t>
-      </w:r>
-      <w:r>
-        <w:rPr>
-          <w:rStyle w:val="VerbatimChar"/>
-          <w:rFonts w:ascii="SimSun" w:hAnsi="SimSun" w:eastAsia="SimSun" w:cs="SimSun"/>
-        </w:rPr>
-        <w:t xml:space="preserve"> &gt; </w:t>
-      </w:r>
-      <w:r>
-        <w:rPr>
-          <w:rStyle w:val="VerbatimChar"/>
-          <w:rFonts w:hint="eastAsia" w:ascii="SimSun" w:hAnsi="SimSun" w:eastAsia="SimSun" w:cs="SimSun"/>
-        </w:rPr>
-        <w:t xml:space="preserve">甲基</w:t>
-      </w:r>
-      <w:r>
-        <w:rPr>
-          <w:rStyle w:val="VerbatimChar"/>
-          <w:rFonts w:ascii="SimSun" w:hAnsi="SimSun" w:eastAsia="SimSun" w:cs="SimSun"/>
-        </w:rPr>
-        <w:t xml:space="preserve"> &gt; </w:t>
-      </w:r>
-      <w:r>
-        <w:rPr>
-          <w:rStyle w:val="VerbatimChar"/>
-          <w:rFonts w:hint="eastAsia" w:ascii="SimSun" w:hAnsi="SimSun" w:eastAsia="SimSun" w:cs="SimSun"/>
-        </w:rPr>
-        <w:t>乙烯基</w:t>
-      </w:r>
-      <w:r>
-        <w:rPr>
-          <w:rStyle w:val="VerbatimChar"/>
-          <w:rFonts w:hint="eastAsia" w:ascii="SimSun" w:hAnsi="SimSun" w:eastAsia="SimSun" w:cs="SimSun"/>
+          <w:rFonts w:hint="eastAsia" w:ascii="Times New Roman" w:hAnsi="Times New Roman" w:eastAsia="FangSong" w:cs="Times New Roman"/>
+        </w:rPr>
+        <w:t>排在最后</w:t>
+      </w:r>
+      <w:r>
+        <w:rPr>
+          <w:rFonts w:hint="eastAsia" w:ascii="Times New Roman" w:hAnsi="Times New Roman" w:eastAsia="Times New Roman" w:cs="Times New Roman"/>
+        </w:rPr>
+        <w:t>），</w:t>
+      </w:r>
+      <w:r>
+        <w:rPr>
+          <w:rFonts w:hint="eastAsia" w:ascii="Times New Roman" w:hAnsi="Times New Roman" w:eastAsia="FangSong" w:cs="Times New Roman"/>
+        </w:rPr>
+        <w:t>而乙烯基</w:t>
+      </w:r>
+      <w:r>
+        <w:rPr>
+          <w:rFonts w:hint="eastAsia" w:ascii="Times New Roman" w:hAnsi="Times New Roman" w:eastAsia="Times New Roman" w:cs="Times New Roman"/>
         </w:rPr>
         <w:t>/</w:t>
       </w:r>
       <w:r>
         <w:rPr>
-          <w:rStyle w:val="VerbatimChar"/>
-          <w:rFonts w:hint="eastAsia" w:ascii="SimSun" w:hAnsi="SimSun" w:eastAsia="SimSun" w:cs="SimSun"/>
+          <w:rFonts w:hint="eastAsia" w:ascii="Times New Roman" w:hAnsi="Times New Roman" w:eastAsia="FangSong" w:cs="Times New Roman"/>
         </w:rPr>
         <w:t>苯基</w:t>
       </w:r>
       <w:r>
         <w:rPr>
-          <w:rFonts w:ascii="SimSun" w:hAnsi="SimSun" w:eastAsia="SimSun" w:cs="SimSun"/>
-        </w:rPr>
-        <w:br/>
-      </w:r>
-      <w:r>
-        <w:rPr>
-          <w:rStyle w:val="VerbatimChar"/>
-          <w:rFonts w:ascii="SimSun" w:hAnsi="SimSun" w:eastAsia="SimSun" w:cs="SimSun"/>
-        </w:rPr>
-        <w:t xml:space="preserve">                              </w:t>
-      </w:r>
-      <w:r>
-        <w:rPr>
-          <w:rStyle w:val="VerbatimChar"/>
-          <w:rFonts w:hint="eastAsia" w:ascii="SimSun" w:hAnsi="SimSun" w:eastAsia="SimSun" w:cs="SimSun"/>
-        </w:rPr>
-        <w:t>(</w:t>
-      </w:r>
-      <w:r>
-        <w:rPr>
-          <w:rStyle w:val="VerbatimChar"/>
-          <w:rFonts w:hint="eastAsia" w:ascii="SimSun" w:hAnsi="SimSun" w:eastAsia="SimSun" w:cs="SimSun"/>
-        </w:rPr>
-        <w:t>与碳正离子最大区别</w:t>
-      </w:r>
-      <w:r>
-        <w:rPr>
-          <w:rStyle w:val="VerbatimChar"/>
-          <w:rFonts w:hint="eastAsia" w:ascii="SimSun" w:hAnsi="SimSun" w:eastAsia="SimSun" w:cs="SimSun"/>
-        </w:rPr>
-        <w:t>)</w:t>
+          <w:rFonts w:hint="eastAsia" w:ascii="Times New Roman" w:hAnsi="Times New Roman" w:eastAsia="FangSong" w:cs="Times New Roman"/>
+          <w:b/>
+          <w:bCs/>
+        </w:rPr>
+        <w:t xml:space="preserve">正离子</w:t>
+      </w:r>
+      <w:r>
+        <w:rPr>
+          <w:rFonts w:hint="eastAsia" w:ascii="Times New Roman" w:hAnsi="Times New Roman" w:eastAsia="FangSong" w:cs="Times New Roman"/>
+        </w:rPr>
+        <w:t>更是几乎不能生成</w:t>
+      </w:r>
+      <w:r>
+        <w:rPr>
+          <w:rFonts w:hint="eastAsia" w:ascii="Times New Roman" w:hAnsi="Times New Roman" w:eastAsia="Times New Roman" w:cs="Times New Roman"/>
+        </w:rPr>
+        <w:t>。</w:t>
       </w:r>
     </w:p>
     <w:bookmarkEnd w:id="57"/>
@@ -29027,7 +29139,7 @@
       <w:pPr>
         <w:numPr>
           <w:ilvl w:val="0"/>
-          <w:numId w:val="1017"/>
+          <w:numId w:val="1018"/>
         </w:numPr>
       </w:pPr>
       <w:r>
@@ -29153,7 +29265,7 @@
       <w:pPr>
         <w:numPr>
           <w:ilvl w:val="0"/>
-          <w:numId w:val="1017"/>
+          <w:numId w:val="1018"/>
         </w:numPr>
       </w:pPr>
       <w:r>
@@ -29210,7 +29322,7 @@
       <w:pPr>
         <w:numPr>
           <w:ilvl w:val="0"/>
-          <w:numId w:val="1017"/>
+          <w:numId w:val="1018"/>
         </w:numPr>
       </w:pPr>
       <w:r>
@@ -29278,7 +29390,7 @@
       <w:pPr>
         <w:numPr>
           <w:ilvl w:val="0"/>
-          <w:numId w:val="1017"/>
+          <w:numId w:val="1018"/>
         </w:numPr>
       </w:pPr>
       <w:r>
@@ -29354,7 +29466,7 @@
       <w:pPr>
         <w:numPr>
           <w:ilvl w:val="0"/>
-          <w:numId w:val="1018"/>
+          <w:numId w:val="1019"/>
         </w:numPr>
       </w:pPr>
       <w:r>
@@ -29476,7 +29588,7 @@
       <w:pPr>
         <w:numPr>
           <w:ilvl w:val="0"/>
-          <w:numId w:val="1018"/>
+          <w:numId w:val="1019"/>
         </w:numPr>
       </w:pPr>
       <w:r>
@@ -29618,7 +29730,7 @@
       <w:pPr>
         <w:numPr>
           <w:ilvl w:val="0"/>
-          <w:numId w:val="1018"/>
+          <w:numId w:val="1019"/>
         </w:numPr>
       </w:pPr>
       <w:r>
@@ -29786,7 +29898,7 @@
       <w:pPr>
         <w:numPr>
           <w:ilvl w:val="0"/>
-          <w:numId w:val="1018"/>
+          <w:numId w:val="1019"/>
         </w:numPr>
       </w:pPr>
       <w:r>
@@ -29929,7 +30041,7 @@
       <w:pPr>
         <w:numPr>
           <w:ilvl w:val="0"/>
-          <w:numId w:val="1019"/>
+          <w:numId w:val="1020"/>
         </w:numPr>
       </w:pPr>
       <w:r>
@@ -30087,7 +30199,7 @@
       <w:pPr>
         <w:numPr>
           <w:ilvl w:val="0"/>
-          <w:numId w:val="1019"/>
+          <w:numId w:val="1020"/>
         </w:numPr>
       </w:pPr>
       <w:r>
@@ -30137,7 +30249,7 @@
       <w:pPr>
         <w:numPr>
           <w:ilvl w:val="0"/>
-          <w:numId w:val="1019"/>
+          <w:numId w:val="1020"/>
         </w:numPr>
       </w:pPr>
       <w:r>
@@ -30253,7 +30365,7 @@
       <w:pPr>
         <w:numPr>
           <w:ilvl w:val="0"/>
-          <w:numId w:val="1019"/>
+          <w:numId w:val="1020"/>
         </w:numPr>
       </w:pPr>
       <w:r>
@@ -30303,7 +30415,7 @@
       <w:pPr>
         <w:numPr>
           <w:ilvl w:val="0"/>
-          <w:numId w:val="1019"/>
+          <w:numId w:val="1020"/>
         </w:numPr>
       </w:pPr>
       <w:r>
@@ -30631,7 +30743,7 @@
       <w:pPr>
         <w:numPr>
           <w:ilvl w:val="0"/>
-          <w:numId w:val="1019"/>
+          <w:numId w:val="1020"/>
         </w:numPr>
       </w:pPr>
       <w:r>
@@ -30989,7 +31101,7 @@
       <w:pPr>
         <w:numPr>
           <w:ilvl w:val="0"/>
-          <w:numId w:val="1019"/>
+          <w:numId w:val="1020"/>
         </w:numPr>
       </w:pPr>
       <w:r>
@@ -31141,7 +31253,7 @@
       <w:pPr>
         <w:numPr>
           <w:ilvl w:val="0"/>
-          <w:numId w:val="1019"/>
+          <w:numId w:val="1020"/>
         </w:numPr>
       </w:pPr>
       <w:r>
@@ -32309,9 +32421,39 @@
     </w:lvlOverride>
   </w:num>
   <w:num w:numId="1007">
+    <w:abstractNumId w:val="99411"/>
+    <w:lvlOverride w:ilvl="0">
+      <w:startOverride w:val="1"/>
+    </w:lvlOverride>
+    <w:lvlOverride w:ilvl="1">
+      <w:startOverride w:val="1"/>
+    </w:lvlOverride>
+    <w:lvlOverride w:ilvl="2">
+      <w:startOverride w:val="1"/>
+    </w:lvlOverride>
+    <w:lvlOverride w:ilvl="3">
+      <w:startOverride w:val="1"/>
+    </w:lvlOverride>
+    <w:lvlOverride w:ilvl="4">
+      <w:startOverride w:val="1"/>
+    </w:lvlOverride>
+    <w:lvlOverride w:ilvl="5">
+      <w:startOverride w:val="1"/>
+    </w:lvlOverride>
+    <w:lvlOverride w:ilvl="6">
+      <w:startOverride w:val="1"/>
+    </w:lvlOverride>
+    <w:lvlOverride w:ilvl="7">
+      <w:startOverride w:val="1"/>
+    </w:lvlOverride>
+    <w:lvlOverride w:ilvl="8">
+      <w:startOverride w:val="1"/>
+    </w:lvlOverride>
+  </w:num>
+  <w:num w:numId="1008">
     <w:abstractNumId w:val="991"/>
   </w:num>
-  <w:num w:numId="1008">
+  <w:num w:numId="1009">
     <w:abstractNumId w:val="99412"/>
     <w:lvlOverride w:ilvl="0">
       <w:startOverride w:val="2"/>
@@ -32341,10 +32483,10 @@
       <w:startOverride w:val="2"/>
     </w:lvlOverride>
   </w:num>
-  <w:num w:numId="1009">
+  <w:num w:numId="1010">
     <w:abstractNumId w:val="991"/>
   </w:num>
-  <w:num w:numId="1010">
+  <w:num w:numId="1011">
     <w:abstractNumId w:val="99413"/>
     <w:lvlOverride w:ilvl="0">
       <w:startOverride w:val="3"/>
@@ -32374,10 +32516,10 @@
       <w:startOverride w:val="3"/>
     </w:lvlOverride>
   </w:num>
-  <w:num w:numId="1011">
+  <w:num w:numId="1012">
     <w:abstractNumId w:val="991"/>
   </w:num>
-  <w:num w:numId="1012">
+  <w:num w:numId="1013">
     <w:abstractNumId w:val="99414"/>
     <w:lvlOverride w:ilvl="0">
       <w:startOverride w:val="4"/>
@@ -32407,9 +32549,6 @@
       <w:startOverride w:val="4"/>
     </w:lvlOverride>
   </w:num>
-  <w:num w:numId="1013">
-    <w:abstractNumId w:val="991"/>
-  </w:num>
   <w:num w:numId="1014">
     <w:abstractNumId w:val="991"/>
   </w:num>
@@ -32420,6 +32559,9 @@
     <w:abstractNumId w:val="991"/>
   </w:num>
   <w:num w:numId="1017">
+    <w:abstractNumId w:val="991"/>
+  </w:num>
+  <w:num w:numId="1018">
     <w:abstractNumId w:val="99411"/>
     <w:lvlOverride w:ilvl="0">
       <w:startOverride w:val="1"/>
@@ -32449,7 +32591,7 @@
       <w:startOverride w:val="1"/>
     </w:lvlOverride>
   </w:num>
-  <w:num w:numId="1018">
+  <w:num w:numId="1019">
     <w:abstractNumId w:val="99415"/>
     <w:lvlOverride w:ilvl="0">
       <w:startOverride w:val="5"/>
@@ -32479,7 +32621,7 @@
       <w:startOverride w:val="5"/>
     </w:lvlOverride>
   </w:num>
-  <w:num w:numId="1019">
+  <w:num w:numId="1020">
     <w:abstractNumId w:val="99411"/>
     <w:lvlOverride w:ilvl="0">
       <w:startOverride w:val="1"/>

--- a/06-学生侧材料/讲义/有机化学/自由基反应.docx
+++ b/06-学生侧材料/讲义/有机化学/自由基反应.docx
@@ -2,7 +2,7 @@
 <file path=word/document.xml><?xml version="1.0" encoding="utf-8"?>
 <w:document xmlns:w="http://schemas.openxmlformats.org/wordprocessingml/2006/main" xmlns:m="http://schemas.openxmlformats.org/officeDocument/2006/math" xmlns:r="http://schemas.openxmlformats.org/officeDocument/2006/relationships" xmlns:o="urn:schemas-microsoft-com:office:office" xmlns:v="urn:schemas-microsoft-com:vml" xmlns:w10="urn:schemas-microsoft-com:office:word" xmlns:a="http://schemas.openxmlformats.org/drawingml/2006/main" xmlns:pic="http://schemas.openxmlformats.org/drawingml/2006/picture" xmlns:wp="http://schemas.openxmlformats.org/drawingml/2006/wordprocessingDrawing">
   <w:body>
-    <w:bookmarkStart w:id="65" w:name="自由基反应"/>
+    <w:bookmarkStart w:id="68" w:name="自由基反应"/>
     <w:p>
       <w:pPr>
         <w:pStyle w:val="Heading1"/>
@@ -12794,7 +12794,7 @@
     </w:p>
     <w:bookmarkEnd w:id="30"/>
     <w:bookmarkEnd w:id="31"/>
-    <w:bookmarkStart w:id="37" w:name="五nbs-与烯丙位苄位溴代"/>
+    <w:bookmarkStart w:id="40" w:name="五nbs-与烯丙位苄位溴代"/>
     <w:p>
       <w:pPr>
         <w:pStyle w:val="Heading2"/>
@@ -12837,7 +12837,7 @@
         <w:t>苄位溴代</w:t>
       </w:r>
     </w:p>
-    <w:bookmarkStart w:id="32" w:name="nbs-是什么"/>
+    <w:bookmarkStart w:id="35" w:name="nbs-是什么"/>
     <w:p>
       <w:pPr>
         <w:pStyle w:val="Heading3"/>
@@ -12924,190 +12924,277 @@
     <w:p>
       <w:pPr>
         <w:pStyle w:val="BodyText"/>
+        <w:spacing w:before="160" w:after="80"/>
+        <w:jc w:val="center"/>
       </w:pPr>
       <w:r>
         <w:rPr>
-          <w:rFonts w:ascii="Times New Roman" w:hAnsi="Times New Roman" w:eastAsia="Times New Roman" w:cs="Times New Roman"/>
-        </w:rPr>
-        <w:t xml:space="preserve">NBS </w:t>
-      </w:r>
-      <w:r>
-        <w:rPr>
-          <w:rFonts w:hint="eastAsia" w:ascii="Times New Roman" w:hAnsi="Times New Roman" w:eastAsia="FangSong" w:cs="Times New Roman"/>
-        </w:rPr>
-        <w:t>的骨架为丁二酰亚胺</w:t>
-      </w:r>
-      <w:r>
-        <w:rPr>
-          <w:rFonts w:hint="eastAsia" w:ascii="Times New Roman" w:hAnsi="Times New Roman" w:eastAsia="Times New Roman" w:cs="Times New Roman"/>
+          <w:rFonts w:ascii="Times New Roman" w:hAnsi="Times New Roman" w:eastAsia="FangSong" w:cs="Times New Roman"/>
+          <w:b w:val="0"/>
+          <w:i w:val="0"/>
+          <w:sz w:val="21"/>
+        </w:rPr>
+        <w:drawing>
+          <wp:inline>
+            <wp:extent cx="2389386" cy="2430741"/>
+            <wp:effectExtent b="0" l="0" r="0" t="0"/>
+            <wp:docPr descr="NBS（N-溴代丁二酰亚胺）结构式" title="" id="33" name="Picture"/>
+            <a:graphic>
+              <a:graphicData uri="http://schemas.openxmlformats.org/drawingml/2006/picture">
+                <pic:pic>
+                  <pic:nvPicPr>
+                    <pic:cNvPr descr="1aeac8139a9d45af451a8768ead400c2aedbd638842cdf7800a5d3381c6e5870.png" id="34" name="Picture"/>
+                    <pic:cNvPicPr>
+                      <a:picLocks noChangeArrowheads="1" noChangeAspect="1"/>
+                    </pic:cNvPicPr>
+                  </pic:nvPicPr>
+                  <pic:blipFill>
+                    <a:blip r:embed="rId32"/>
+                    <a:stretch>
+                      <a:fillRect/>
+                    </a:stretch>
+                  </pic:blipFill>
+                  <pic:spPr bwMode="auto">
+                    <a:xfrm>
+                      <a:off x="0" y="0"/>
+                      <a:ext cx="2389386" cy="2430741"/>
+                    </a:xfrm>
+                    <a:prstGeom prst="rect">
+                      <a:avLst/>
+                    </a:prstGeom>
+                    <a:noFill/>
+                    <a:ln w="9525">
+                      <a:noFill/>
+                      <a:headEnd/>
+                      <a:tailEnd/>
+                    </a:ln>
+                  </pic:spPr>
+                </pic:pic>
+              </a:graphicData>
+            </a:graphic>
+          </wp:inline>
+        </w:drawing>
+      </w:r>
+      <w:r>
+        <w:rPr>
+          <w:rFonts w:ascii="Times New Roman" w:hAnsi="Times New Roman" w:eastAsia="FangSong" w:cs="Times New Roman"/>
+          <w:b w:val="0"/>
+          <w:i w:val="0"/>
+          <w:sz w:val="21"/>
+        </w:rPr>
+        <w:t xml:space="preserve"> </w:t>
+      </w:r>
+      <w:r>
+        <w:rPr>
+          <w:rFonts w:hint="eastAsia" w:ascii="Times New Roman" w:hAnsi="Times New Roman" w:eastAsia="FangSong" w:cs="Times New Roman"/>
+          <w:b w:val="0"/>
+          <w:i w:val="0"/>
+          <w:iCs/>
+          <w:sz w:val="21"/>
+        </w:rPr>
+        <w:t xml:space="preserve">图</w:t>
+      </w:r>
+      <w:r>
+        <w:rPr>
+          <w:rFonts w:ascii="Times New Roman" w:hAnsi="Times New Roman" w:eastAsia="FangSong" w:cs="Times New Roman"/>
+          <w:b w:val="0"/>
+          <w:i w:val="0"/>
+          <w:iCs/>
+          <w:sz w:val="21"/>
+        </w:rPr>
+        <w:t xml:space="preserve"> NBS </w:t>
+      </w:r>
+      <w:r>
+        <w:rPr>
+          <w:rFonts w:hint="eastAsia" w:ascii="Times New Roman" w:hAnsi="Times New Roman" w:eastAsia="FangSong" w:cs="Times New Roman"/>
+          <w:b w:val="0"/>
+          <w:i w:val="0"/>
+          <w:iCs/>
+          <w:sz w:val="21"/>
+        </w:rPr>
+        <w:t xml:space="preserve">结构式</w:t>
+      </w:r>
+      <w:r>
+        <w:rPr>
+          <w:rFonts w:hint="eastAsia" w:ascii="Times New Roman" w:hAnsi="Times New Roman" w:eastAsia="FangSong" w:cs="Times New Roman"/>
+          <w:b w:val="0"/>
+          <w:i w:val="0"/>
+          <w:sz w:val="21"/>
+        </w:rPr>
+        <w:t>：</w:t>
+      </w:r>
+      <w:r>
+        <w:rPr>
+          <w:rFonts w:hint="eastAsia" w:ascii="Times New Roman" w:hAnsi="Times New Roman" w:eastAsia="FangSong" w:cs="Times New Roman"/>
+          <w:b w:val="0"/>
+          <w:i w:val="0"/>
+          <w:sz w:val="21"/>
+        </w:rPr>
+        <w:t>骨架为丁二酰亚胺</w:t>
+      </w:r>
+      <w:r>
+        <w:rPr>
+          <w:rFonts w:hint="eastAsia" w:ascii="Times New Roman" w:hAnsi="Times New Roman" w:eastAsia="FangSong" w:cs="Times New Roman"/>
+          <w:b w:val="0"/>
+          <w:i w:val="0"/>
+          <w:sz w:val="21"/>
         </w:rPr>
         <w:t>（</w:t>
       </w:r>
       <w:r>
         <w:rPr>
           <w:rFonts w:hint="eastAsia" w:ascii="Times New Roman" w:hAnsi="Times New Roman" w:eastAsia="FangSong" w:cs="Times New Roman"/>
+          <w:b w:val="0"/>
+          <w:i w:val="0"/>
+          <w:sz w:val="21"/>
         </w:rPr>
         <w:t>五元环酰亚胺</w:t>
       </w:r>
       <w:r>
         <w:rPr>
-          <w:rFonts w:hint="eastAsia" w:ascii="Times New Roman" w:hAnsi="Times New Roman" w:eastAsia="Times New Roman" w:cs="Times New Roman"/>
-        </w:rPr>
-        <w:t>），N</w:t>
-      </w:r>
-      <w:r>
-        <w:rPr>
-          <w:rFonts w:ascii="Times New Roman" w:hAnsi="Times New Roman" w:eastAsia="Times New Roman" w:cs="Times New Roman"/>
+          <w:rFonts w:hint="eastAsia" w:ascii="Times New Roman" w:hAnsi="Times New Roman" w:eastAsia="FangSong" w:cs="Times New Roman"/>
+          <w:b w:val="0"/>
+          <w:i w:val="0"/>
+          <w:sz w:val="21"/>
+        </w:rPr>
+        <w:t>），</w:t>
+      </w:r>
+      <w:r>
+        <w:rPr>
+          <w:rFonts w:hint="eastAsia" w:ascii="Times New Roman" w:hAnsi="Times New Roman" w:eastAsia="FangSong" w:cs="Times New Roman"/>
+          <w:b w:val="0"/>
+          <w:i w:val="0"/>
+          <w:sz w:val="21"/>
+        </w:rPr>
+        <w:t>环内为</w:t>
+      </w:r>
+      <w:r>
+        <w:rPr>
+          <w:rFonts w:ascii="Times New Roman" w:hAnsi="Times New Roman" w:eastAsia="FangSong" w:cs="Times New Roman"/>
+          <w:b w:val="0"/>
+          <w:i w:val="0"/>
+          <w:sz w:val="21"/>
+        </w:rPr>
+        <w:t xml:space="preserve"> –CH</w:t>
+      </w:r>
+      <w:r>
+        <w:rPr>
+          <w:rFonts w:ascii="Times New Roman" w:hAnsi="Times New Roman" w:eastAsia="FangSong" w:cs="Times New Roman"/>
+          <w:b w:val="0"/>
+          <w:i w:val="0"/>
+          <w:sz w:val="21"/>
+          <w:vertAlign w:val="subscript"/>
+        </w:rPr>
+        <w:t>2</w:t>
+      </w:r>
+      <w:r>
+        <w:rPr>
+          <w:rFonts w:ascii="Times New Roman" w:hAnsi="Times New Roman" w:eastAsia="FangSong" w:cs="Times New Roman"/>
+          <w:b w:val="0"/>
+          <w:i w:val="0"/>
+          <w:sz w:val="21"/>
+        </w:rPr>
+        <w:t>–CH</w:t>
+      </w:r>
+      <w:r>
+        <w:rPr>
+          <w:rFonts w:ascii="Times New Roman" w:hAnsi="Times New Roman" w:eastAsia="FangSong" w:cs="Times New Roman"/>
+          <w:b w:val="0"/>
+          <w:i w:val="0"/>
+          <w:sz w:val="21"/>
+          <w:vertAlign w:val="subscript"/>
+        </w:rPr>
+        <w:t>2</w:t>
+      </w:r>
+      <w:r>
+        <w:rPr>
+          <w:rFonts w:ascii="Times New Roman" w:hAnsi="Times New Roman" w:eastAsia="FangSong" w:cs="Times New Roman"/>
+          <w:b w:val="0"/>
+          <w:i w:val="0"/>
+          <w:sz w:val="21"/>
+        </w:rPr>
+        <w:t xml:space="preserve">– </w:t>
+      </w:r>
+      <w:r>
+        <w:rPr>
+          <w:rFonts w:hint="eastAsia" w:ascii="Times New Roman" w:hAnsi="Times New Roman" w:eastAsia="FangSong" w:cs="Times New Roman"/>
+          <w:b w:val="0"/>
+          <w:i w:val="0"/>
+          <w:sz w:val="21"/>
+        </w:rPr>
+        <w:t>连接两个羰基碳</w:t>
+      </w:r>
+      <w:r>
+        <w:rPr>
+          <w:rFonts w:hint="eastAsia" w:ascii="Times New Roman" w:hAnsi="Times New Roman" w:eastAsia="FangSong" w:cs="Times New Roman"/>
+          <w:b w:val="0"/>
+          <w:i w:val="0"/>
+          <w:sz w:val="21"/>
+        </w:rPr>
+        <w:t>，N</w:t>
+      </w:r>
+      <w:r>
+        <w:rPr>
+          <w:rFonts w:ascii="Times New Roman" w:hAnsi="Times New Roman" w:eastAsia="FangSong" w:cs="Times New Roman"/>
+          <w:b w:val="0"/>
+          <w:i w:val="0"/>
+          <w:sz w:val="21"/>
         </w:rPr>
         <w:t xml:space="preserve"> </w:t>
       </w:r>
       <w:r>
         <w:rPr>
           <w:rFonts w:hint="eastAsia" w:ascii="Times New Roman" w:hAnsi="Times New Roman" w:eastAsia="FangSong" w:cs="Times New Roman"/>
+          <w:b w:val="0"/>
+          <w:i w:val="0"/>
+          <w:sz w:val="21"/>
         </w:rPr>
         <w:t xml:space="preserve">上连一个</w:t>
       </w:r>
       <w:r>
         <w:rPr>
-          <w:rFonts w:ascii="Times New Roman" w:hAnsi="Times New Roman" w:eastAsia="Times New Roman" w:cs="Times New Roman"/>
+          <w:rFonts w:ascii="Times New Roman" w:hAnsi="Times New Roman" w:eastAsia="FangSong" w:cs="Times New Roman"/>
+          <w:b w:val="0"/>
+          <w:i w:val="0"/>
+          <w:sz w:val="21"/>
         </w:rPr>
         <w:t xml:space="preserve"> </w:t>
       </w:r>
       <w:r>
         <w:rPr>
-          <w:rFonts w:hint="eastAsia" w:ascii="Times New Roman" w:hAnsi="Times New Roman" w:eastAsia="Times New Roman" w:cs="Times New Roman"/>
-        </w:rPr>
-        <w:t>Br：</w:t>
-      </w:r>
-      <w:r>
-        <w:rPr>
-          <w:rFonts w:hint="eastAsia" w:ascii="Times New Roman" w:hAnsi="Times New Roman" w:eastAsia="FangSong" w:cs="Times New Roman"/>
-        </w:rPr>
-        <w:t>环内为</w:t>
-      </w:r>
-      <w:r>
-        <w:rPr>
-          <w:rFonts w:ascii="Times New Roman" w:hAnsi="Times New Roman" w:eastAsia="Times New Roman" w:cs="Times New Roman"/>
+          <w:rFonts w:hint="eastAsia" w:ascii="Times New Roman" w:hAnsi="Times New Roman" w:eastAsia="FangSong" w:cs="Times New Roman"/>
+          <w:b w:val="0"/>
+          <w:i w:val="0"/>
+          <w:sz w:val="21"/>
+        </w:rPr>
+        <w:t xml:space="preserve">Br（N–Br</w:t>
+      </w:r>
+      <w:r>
+        <w:rPr>
+          <w:rFonts w:ascii="Times New Roman" w:hAnsi="Times New Roman" w:eastAsia="FangSong" w:cs="Times New Roman"/>
+          <w:b w:val="0"/>
+          <w:i w:val="0"/>
+          <w:sz w:val="21"/>
         </w:rPr>
         <w:t xml:space="preserve"> </w:t>
       </w:r>
-      <m:oMath>
-        <m:oMathPr>
-          <m:ctrlPr>
-            <w:rPr>
-              <w:sz w:val="28"/>
-              <w:szCs w:val="28"/>
-            </w:rPr>
-          </m:ctrlPr>
-        </m:oMathPr>
-        <m:r>
-          <m:rPr>
-            <m:sty m:val="p"/>
-          </m:rPr>
-          <m:t>−</m:t>
-        </m:r>
-        <m:r>
-          <m:rPr>
-            <m:sty m:val="p"/>
-          </m:rPr>
-          <m:t>C</m:t>
-        </m:r>
-        <m:sSub>
-          <m:e>
-            <m:r>
-              <m:rPr>
-                <m:sty m:val="p"/>
-              </m:rPr>
-              <m:t>H</m:t>
-            </m:r>
-          </m:e>
-          <m:sub>
-            <m:r>
-              <m:rPr>
-                <m:sty m:val="p"/>
-              </m:rPr>
-              <m:t>2</m:t>
-            </m:r>
-          </m:sub>
-        </m:sSub>
-        <m:r>
-          <m:rPr>
-            <m:sty m:val="p"/>
-          </m:rPr>
-          <m:t>−</m:t>
-        </m:r>
-        <m:r>
-          <m:rPr>
-            <m:sty m:val="p"/>
-          </m:rPr>
-          <m:t>C</m:t>
-        </m:r>
-        <m:sSub>
-          <m:e>
-            <m:r>
-              <m:rPr>
-                <m:sty m:val="p"/>
-              </m:rPr>
-              <m:t>H</m:t>
-            </m:r>
-          </m:e>
-          <m:sub>
-            <m:r>
-              <m:rPr>
-                <m:sty m:val="p"/>
-              </m:rPr>
-              <m:t>2</m:t>
-            </m:r>
-          </m:sub>
-        </m:sSub>
-        <m:r>
-          <m:rPr>
-            <m:sty m:val="p"/>
-          </m:rPr>
-          <m:t>−</m:t>
-        </m:r>
-      </m:oMath>
-      <w:r>
-        <w:rPr>
-          <w:rFonts w:ascii="Times New Roman" w:hAnsi="Times New Roman" w:eastAsia="Times New Roman" w:cs="Times New Roman"/>
-        </w:rPr>
-        <w:t xml:space="preserve"> </w:t>
-      </w:r>
-      <w:r>
-        <w:rPr>
-          <w:rFonts w:hint="eastAsia" w:ascii="Times New Roman" w:hAnsi="Times New Roman" w:eastAsia="FangSong" w:cs="Times New Roman"/>
-        </w:rPr>
-        <w:t>链接两个羰基碳</w:t>
-      </w:r>
-      <w:r>
-        <w:rPr>
-          <w:rFonts w:hint="eastAsia" w:ascii="Times New Roman" w:hAnsi="Times New Roman" w:eastAsia="Times New Roman" w:cs="Times New Roman"/>
-        </w:rPr>
-        <w:t>，</w:t>
-      </w:r>
-      <w:r>
-        <w:rPr>
-          <w:rFonts w:hint="eastAsia" w:ascii="Times New Roman" w:hAnsi="Times New Roman" w:eastAsia="FangSong" w:cs="Times New Roman"/>
-        </w:rPr>
-        <w:t>环外为</w:t>
-      </w:r>
-      <w:r>
-        <w:rPr>
-          <w:rFonts w:ascii="Times New Roman" w:hAnsi="Times New Roman" w:eastAsia="Times New Roman" w:cs="Times New Roman"/>
-        </w:rPr>
-        <w:t xml:space="preserve"> N–Br </w:t>
-      </w:r>
-      <w:r>
-        <w:rPr>
-          <w:rFonts w:hint="eastAsia" w:ascii="Times New Roman" w:hAnsi="Times New Roman" w:eastAsia="FangSong" w:cs="Times New Roman"/>
+      <w:r>
+        <w:rPr>
+          <w:rFonts w:hint="eastAsia" w:ascii="Times New Roman" w:hAnsi="Times New Roman" w:eastAsia="FangSong" w:cs="Times New Roman"/>
+          <w:b w:val="0"/>
+          <w:i w:val="0"/>
+          <w:sz w:val="21"/>
         </w:rPr>
         <w:t>键</w:t>
       </w:r>
       <w:r>
         <w:rPr>
-          <w:rFonts w:hint="eastAsia" w:ascii="Times New Roman" w:hAnsi="Times New Roman" w:eastAsia="Times New Roman" w:cs="Times New Roman"/>
-        </w:rPr>
-        <w:t>。</w:t>
+          <w:rFonts w:hint="eastAsia" w:ascii="Times New Roman" w:hAnsi="Times New Roman" w:eastAsia="FangSong" w:cs="Times New Roman"/>
+          <w:b w:val="0"/>
+          <w:i w:val="0"/>
+          <w:sz w:val="21"/>
+        </w:rPr>
+        <w:t>）。</w:t>
       </w:r>
     </w:p>
     <w:p>
@@ -13169,8 +13256,8 @@
         <w:t>。</w:t>
       </w:r>
     </w:p>
-    <w:bookmarkEnd w:id="32"/>
-    <w:bookmarkStart w:id="33" w:name="nbs-的独特角色低浓度-br₂-维持器"/>
+    <w:bookmarkEnd w:id="35"/>
+    <w:bookmarkStart w:id="36" w:name="nbs-的独特角色低浓度-br₂-维持器"/>
     <w:p>
       <w:pPr>
         <w:pStyle w:val="Heading3"/>
@@ -13923,8 +14010,8 @@
         <w:t xml:space="preserve">。</w:t>
       </w:r>
     </w:p>
-    <w:bookmarkEnd w:id="33"/>
-    <w:bookmarkStart w:id="34" w:name="nbs-烯丙位溴代的完整机理"/>
+    <w:bookmarkEnd w:id="36"/>
+    <w:bookmarkStart w:id="37" w:name="nbs-烯丙位溴代的完整机理"/>
     <w:p>
       <w:pPr>
         <w:pStyle w:val="Heading3"/>
@@ -14637,8 +14724,8 @@
         <w:t>”。</w:t>
       </w:r>
     </w:p>
-    <w:bookmarkEnd w:id="34"/>
-    <w:bookmarkStart w:id="35" w:name="nbs-的条件与产物"/>
+    <w:bookmarkEnd w:id="37"/>
+    <w:bookmarkStart w:id="38" w:name="nbs-的条件与产物"/>
     <w:p>
       <w:pPr>
         <w:pStyle w:val="Heading3"/>
@@ -15210,8 +15297,8 @@
         <w:t>。</w:t>
       </w:r>
     </w:p>
-    <w:bookmarkEnd w:id="35"/>
-    <w:bookmarkStart w:id="36" w:name="位点选择性苄基烯丙基离域-叔-仲-伯"/>
+    <w:bookmarkEnd w:id="38"/>
+    <w:bookmarkStart w:id="39" w:name="位点选择性苄基烯丙基离域-叔-仲-伯"/>
     <w:p>
       <w:pPr>
         <w:pStyle w:val="Heading3"/>
@@ -16146,9 +16233,9 @@
         </w:pict>
       </w:r>
     </w:p>
-    <w:bookmarkEnd w:id="36"/>
-    <w:bookmarkEnd w:id="37"/>
-    <w:bookmarkStart w:id="38" w:name="六自由基聚合要点"/>
+    <w:bookmarkEnd w:id="39"/>
+    <w:bookmarkEnd w:id="40"/>
+    <w:bookmarkStart w:id="41" w:name="六自由基聚合要点"/>
     <w:p>
       <w:pPr>
         <w:pStyle w:val="Heading2"/>
@@ -16380,8 +16467,8 @@
         </w:pict>
       </w:r>
     </w:p>
-    <w:bookmarkEnd w:id="38"/>
-    <w:bookmarkStart w:id="39" w:name="七自由基稳定化的电子效应总结"/>
+    <w:bookmarkEnd w:id="41"/>
+    <w:bookmarkStart w:id="42" w:name="七自由基稳定化的电子效应总结"/>
     <w:p>
       <w:pPr>
         <w:pStyle w:val="Heading2"/>
@@ -17523,8 +17610,8 @@
         </w:pict>
       </w:r>
     </w:p>
-    <w:bookmarkEnd w:id="39"/>
-    <w:bookmarkStart w:id="49" w:name="八典型例题"/>
+    <w:bookmarkEnd w:id="42"/>
+    <w:bookmarkStart w:id="52" w:name="八典型例题"/>
     <w:p>
       <w:pPr>
         <w:pStyle w:val="Heading2"/>
@@ -17549,7 +17636,7 @@
         <w:t>典型例题</w:t>
       </w:r>
     </w:p>
-    <w:bookmarkStart w:id="40" w:name="例1-异丁烷溴代的选择性"/>
+    <w:bookmarkStart w:id="43" w:name="例1-异丁烷溴代的选择性"/>
     <w:p>
       <w:pPr>
         <w:pStyle w:val="Heading3"/>
@@ -18526,8 +18613,8 @@
         </w:pict>
       </w:r>
     </w:p>
-    <w:bookmarkEnd w:id="40"/>
-    <w:bookmarkStart w:id="41" w:name="例2-丙烯的-hbr-加成对比"/>
+    <w:bookmarkEnd w:id="43"/>
+    <w:bookmarkStart w:id="44" w:name="例2-丙烯的-hbr-加成对比"/>
     <w:p>
       <w:pPr>
         <w:pStyle w:val="Heading3"/>
@@ -19835,8 +19922,8 @@
         </w:pict>
       </w:r>
     </w:p>
-    <w:bookmarkEnd w:id="41"/>
-    <w:bookmarkStart w:id="42" w:name="例3-完整链式反应机理书写"/>
+    <w:bookmarkEnd w:id="44"/>
+    <w:bookmarkStart w:id="45" w:name="例3-完整链式反应机理书写"/>
     <w:p>
       <w:pPr>
         <w:pStyle w:val="Heading3"/>
@@ -20850,8 +20937,8 @@
         </w:pict>
       </w:r>
     </w:p>
-    <w:bookmarkEnd w:id="42"/>
-    <w:bookmarkStart w:id="46" w:name="例4-nbs-烯丙位溴代"/>
+    <w:bookmarkEnd w:id="45"/>
+    <w:bookmarkStart w:id="49" w:name="例4-nbs-烯丙位溴代"/>
     <w:p>
       <w:pPr>
         <w:pStyle w:val="Heading3"/>
@@ -21195,18 +21282,18 @@
           <wp:inline>
             <wp:extent cx="3600000" cy="1607829"/>
             <wp:effectExtent b="0" l="0" r="0" t="0"/>
-            <wp:docPr descr="" title="" id="44" name="Picture"/>
+            <wp:docPr descr="" title="" id="47" name="Picture"/>
             <a:graphic>
               <a:graphicData uri="http://schemas.openxmlformats.org/drawingml/2006/picture">
                 <pic:pic>
                   <pic:nvPicPr>
-                    <pic:cNvPr descr="76649ba4f852d34eb875af7d1d0cf7d73fea9102f88599f7516dcf1d73d6eafd.png" id="45" name="Picture"/>
+                    <pic:cNvPr descr="76649ba4f852d34eb875af7d1d0cf7d73fea9102f88599f7516dcf1d73d6eafd.png" id="48" name="Picture"/>
                     <pic:cNvPicPr>
                       <a:picLocks noChangeArrowheads="1" noChangeAspect="1"/>
                     </pic:cNvPicPr>
                   </pic:nvPicPr>
                   <pic:blipFill>
-                    <a:blip r:embed="rId43"/>
+                    <a:blip r:embed="rId46"/>
                     <a:stretch>
                       <a:fillRect/>
                     </a:stretch>
@@ -21972,8 +22059,8 @@
         </w:pict>
       </w:r>
     </w:p>
-    <w:bookmarkEnd w:id="46"/>
-    <w:bookmarkStart w:id="47" w:name="例5-自由基环化选择性"/>
+    <w:bookmarkEnd w:id="49"/>
+    <w:bookmarkStart w:id="50" w:name="例5-自由基环化选择性"/>
     <w:p>
       <w:pPr>
         <w:pStyle w:val="Heading3"/>
@@ -23521,8 +23608,8 @@
         </w:pict>
       </w:r>
     </w:p>
-    <w:bookmarkEnd w:id="47"/>
-    <w:bookmarkStart w:id="48" w:name="例6-自由基稳定性综合排序"/>
+    <w:bookmarkEnd w:id="50"/>
+    <w:bookmarkStart w:id="51" w:name="例6-自由基稳定性综合排序"/>
     <w:p>
       <w:pPr>
         <w:pStyle w:val="Heading3"/>
@@ -24890,9 +24977,9 @@
         </w:pict>
       </w:r>
     </w:p>
-    <w:bookmarkEnd w:id="48"/>
-    <w:bookmarkEnd w:id="49"/>
-    <w:bookmarkStart w:id="50" w:name="九常见误区"/>
+    <w:bookmarkEnd w:id="51"/>
+    <w:bookmarkEnd w:id="52"/>
+    <w:bookmarkStart w:id="53" w:name="九常见误区"/>
     <w:p>
       <w:pPr>
         <w:pStyle w:val="Heading2"/>
@@ -26243,8 +26330,8 @@
         </w:pict>
       </w:r>
     </w:p>
-    <w:bookmarkEnd w:id="50"/>
-    <w:bookmarkStart w:id="54" w:name="十方法总结"/>
+    <w:bookmarkEnd w:id="53"/>
+    <w:bookmarkStart w:id="57" w:name="十方法总结"/>
     <w:p>
       <w:pPr>
         <w:pStyle w:val="Heading2"/>
@@ -26269,7 +26356,7 @@
         <w:t>方法总结</w:t>
       </w:r>
     </w:p>
-    <w:bookmarkStart w:id="51" w:name="自由基反应四问法"/>
+    <w:bookmarkStart w:id="54" w:name="自由基反应四问法"/>
     <w:p>
       <w:pPr>
         <w:pStyle w:val="Heading3"/>
@@ -26671,8 +26758,8 @@
         <w:t>?）</w:t>
       </w:r>
     </w:p>
-    <w:bookmarkEnd w:id="51"/>
-    <w:bookmarkStart w:id="52" w:name="卤代选择性决策树"/>
+    <w:bookmarkEnd w:id="54"/>
+    <w:bookmarkStart w:id="55" w:name="卤代选择性决策树"/>
     <w:p>
       <w:pPr>
         <w:pStyle w:val="Heading3"/>
@@ -27068,8 +27155,8 @@
         <w:t>伯比例计算</w:t>
       </w:r>
     </w:p>
-    <w:bookmarkEnd w:id="52"/>
-    <w:bookmarkStart w:id="53" w:name="自由基反应口诀"/>
+    <w:bookmarkEnd w:id="55"/>
+    <w:bookmarkStart w:id="56" w:name="自由基反应口诀"/>
     <w:p>
       <w:pPr>
         <w:pStyle w:val="Heading3"/>
@@ -27373,9 +27460,9 @@
         </w:pict>
       </w:r>
     </w:p>
-    <w:bookmarkEnd w:id="53"/>
-    <w:bookmarkEnd w:id="54"/>
-    <w:bookmarkStart w:id="60" w:name="十一核心速查卡"/>
+    <w:bookmarkEnd w:id="56"/>
+    <w:bookmarkEnd w:id="57"/>
+    <w:bookmarkStart w:id="63" w:name="十一核心速查卡"/>
     <w:p>
       <w:pPr>
         <w:pStyle w:val="Heading2"/>
@@ -27400,7 +27487,7 @@
         <w:t>核心速查卡</w:t>
       </w:r>
     </w:p>
-    <w:bookmarkStart w:id="55" w:name="引发剂速查"/>
+    <w:bookmarkStart w:id="58" w:name="引发剂速查"/>
     <w:p>
       <w:pPr>
         <w:pStyle w:val="Heading3"/>
@@ -27840,8 +27927,8 @@
         </w:tc>
       </w:tr>
     </w:tbl>
-    <w:bookmarkEnd w:id="55"/>
-    <w:bookmarkStart w:id="56" w:name="选择性速查"/>
+    <w:bookmarkEnd w:id="58"/>
+    <w:bookmarkStart w:id="59" w:name="选择性速查"/>
     <w:p>
       <w:pPr>
         <w:pStyle w:val="Heading3"/>
@@ -28155,8 +28242,8 @@
         </w:tc>
       </w:tr>
     </w:tbl>
-    <w:bookmarkEnd w:id="56"/>
-    <w:bookmarkStart w:id="57" w:name="自由基稳定性顺序速查"/>
+    <w:bookmarkEnd w:id="59"/>
+    <w:bookmarkStart w:id="60" w:name="自由基稳定性顺序速查"/>
     <w:p>
       <w:pPr>
         <w:pStyle w:val="Heading3"/>
@@ -28440,8 +28527,8 @@
         <w:t>。</w:t>
       </w:r>
     </w:p>
-    <w:bookmarkEnd w:id="57"/>
-    <w:bookmarkStart w:id="58" w:name="过氧化物效应速查"/>
+    <w:bookmarkEnd w:id="60"/>
+    <w:bookmarkStart w:id="61" w:name="过氧化物效应速查"/>
     <w:p>
       <w:pPr>
         <w:pStyle w:val="Heading3"/>
@@ -28726,8 +28813,8 @@
         </w:tc>
       </w:tr>
     </w:tbl>
-    <w:bookmarkEnd w:id="58"/>
-    <w:bookmarkStart w:id="59" w:name="自由基环化-baldwin-规则速查"/>
+    <w:bookmarkEnd w:id="61"/>
+    <w:bookmarkStart w:id="62" w:name="自由基环化-baldwin-规则速查"/>
     <w:p>
       <w:pPr>
         <w:pStyle w:val="Heading3"/>
@@ -29083,9 +29170,9 @@
         </w:pict>
       </w:r>
     </w:p>
-    <w:bookmarkEnd w:id="59"/>
-    <w:bookmarkEnd w:id="60"/>
-    <w:bookmarkStart w:id="63" w:name="十二练习题"/>
+    <w:bookmarkEnd w:id="62"/>
+    <w:bookmarkEnd w:id="63"/>
+    <w:bookmarkStart w:id="66" w:name="十二练习题"/>
     <w:p>
       <w:pPr>
         <w:pStyle w:val="Heading2"/>
@@ -29110,7 +29197,7 @@
         <w:t>练习题</w:t>
       </w:r>
     </w:p>
-    <w:bookmarkStart w:id="61" w:name="基础巩固"/>
+    <w:bookmarkStart w:id="64" w:name="基础巩固"/>
     <w:p>
       <w:pPr>
         <w:pStyle w:val="Heading3"/>
@@ -29436,8 +29523,8 @@
         <w:t>。</w:t>
       </w:r>
     </w:p>
-    <w:bookmarkEnd w:id="61"/>
-    <w:bookmarkStart w:id="62" w:name="提高训练"/>
+    <w:bookmarkEnd w:id="64"/>
+    <w:bookmarkStart w:id="65" w:name="提高训练"/>
     <w:p>
       <w:pPr>
         <w:pStyle w:val="Heading3"/>
@@ -30022,9 +30109,9 @@
         </w:pict>
       </w:r>
     </w:p>
-    <w:bookmarkEnd w:id="62"/>
-    <w:bookmarkEnd w:id="63"/>
-    <w:bookmarkStart w:id="64" w:name="参考答案"/>
+    <w:bookmarkEnd w:id="65"/>
+    <w:bookmarkEnd w:id="66"/>
+    <w:bookmarkStart w:id="67" w:name="参考答案"/>
     <w:p>
       <w:pPr>
         <w:pStyle w:val="Heading2"/>
@@ -31470,8 +31557,8 @@
         <w:t>）。</w:t>
       </w:r>
     </w:p>
-    <w:bookmarkEnd w:id="64"/>
-    <w:bookmarkEnd w:id="65"/>
+    <w:bookmarkEnd w:id="67"/>
+    <w:bookmarkEnd w:id="68"/>
     <w:sectPr>
       <w:footerReference w:type="default" r:id="rId9"/>
       <w:footnotePr>
